--- a/ML_FINAL.docx
+++ b/ML_FINAL.docx
@@ -61,8 +61,16 @@
         <w:rPr>
           <w:rtl/>
         </w:rPr>
-        <w:t>את מאגר הנתונים לקחנו מתוך האתר kaggle</w:t>
-      </w:r>
+        <w:t xml:space="preserve">את מאגר הנתונים לקחנו מתוך האתר </w:t>
+      </w:r>
+      <w:proofErr w:type="spellStart"/>
+      <w:r>
+        <w:rPr>
+          <w:rtl/>
+        </w:rPr>
+        <w:t>kaggle</w:t>
+      </w:r>
+      <w:proofErr w:type="spellEnd"/>
       <w:r>
         <w:rPr>
           <w:rFonts w:hint="cs"/>
@@ -135,7 +143,15 @@
           <w:rFonts w:hint="cs"/>
           <w:rtl/>
         </w:rPr>
-        <w:t>מספר פעמי ה</w:t>
+        <w:t xml:space="preserve">מספר פעמי </w:t>
+      </w:r>
+      <w:proofErr w:type="spellStart"/>
+      <w:r>
+        <w:rPr>
+          <w:rFonts w:hint="cs"/>
+          <w:rtl/>
+        </w:rPr>
+        <w:t>ה</w:t>
       </w:r>
       <w:r>
         <w:rPr>
@@ -143,6 +159,7 @@
         </w:rPr>
         <w:t>גוסטינג</w:t>
       </w:r>
+      <w:proofErr w:type="spellEnd"/>
       <w:r>
         <w:rPr>
           <w:rFonts w:hint="cs"/>
@@ -179,9 +196,11 @@
         </w:rPr>
         <w:t>(</w:t>
       </w:r>
+      <w:proofErr w:type="spellStart"/>
       <w:r>
         <w:t>nrOfGhostingsAfterInitialMessage</w:t>
       </w:r>
+      <w:proofErr w:type="spellEnd"/>
       <w:r>
         <w:rPr>
           <w:rFonts w:hint="cs"/>
@@ -249,9 +268,11 @@
       <w:r>
         <w:t xml:space="preserve"> </w:t>
       </w:r>
+      <w:proofErr w:type="spellStart"/>
       <w:r>
         <w:t>sum_app_opens</w:t>
       </w:r>
+      <w:proofErr w:type="spellEnd"/>
       <w:r>
         <w:rPr>
           <w:rFonts w:hint="cs"/>
@@ -269,9 +290,11 @@
         </w:rPr>
         <w:t>׳</w:t>
       </w:r>
+      <w:proofErr w:type="spellStart"/>
       <w:r>
         <w:t>swipe_likes</w:t>
       </w:r>
+      <w:proofErr w:type="spellEnd"/>
       <w:r>
         <w:rPr>
           <w:rFonts w:hint="cs"/>
@@ -289,9 +312,11 @@
         </w:rPr>
         <w:t>, ׳</w:t>
       </w:r>
+      <w:proofErr w:type="spellStart"/>
       <w:r>
         <w:t>swipe_passes</w:t>
       </w:r>
+      <w:proofErr w:type="spellEnd"/>
       <w:r>
         <w:rPr>
           <w:rFonts w:hint="cs"/>
@@ -380,9 +405,11 @@
       <w:r>
         <w:t xml:space="preserve"> </w:t>
       </w:r>
+      <w:proofErr w:type="spellStart"/>
       <w:r>
         <w:t>medianConversationLength</w:t>
       </w:r>
+      <w:proofErr w:type="spellEnd"/>
       <w:r>
         <w:rPr>
           <w:rFonts w:hint="cs"/>
@@ -395,11 +422,29 @@
           <w:rFonts w:hint="cs"/>
           <w:rtl/>
         </w:rPr>
-        <w:t xml:space="preserve">  בנוסף על כך, יצרנו את משתנה בינארי אשר מעיד האם המשתמש הוא הטראוסקסואלי או לא, בשם </w:t>
-      </w:r>
+        <w:t xml:space="preserve">  בנוסף על כך, יצרנו את משתנה בינארי אשר מעיד האם המשתמש הוא </w:t>
+      </w:r>
+      <w:proofErr w:type="spellStart"/>
+      <w:r>
+        <w:rPr>
+          <w:rFonts w:hint="cs"/>
+          <w:rtl/>
+        </w:rPr>
+        <w:t>הטראוסקסואלי</w:t>
+      </w:r>
+      <w:proofErr w:type="spellEnd"/>
+      <w:r>
+        <w:rPr>
+          <w:rFonts w:hint="cs"/>
+          <w:rtl/>
+        </w:rPr>
+        <w:t xml:space="preserve"> או לא, בשם </w:t>
+      </w:r>
+      <w:proofErr w:type="spellStart"/>
       <w:r>
         <w:t>hetero_sx</w:t>
       </w:r>
+      <w:proofErr w:type="spellEnd"/>
       <w:r>
         <w:rPr>
           <w:rFonts w:hint="cs"/>
@@ -407,9 +452,11 @@
         </w:rPr>
         <w:t xml:space="preserve">, והסרנו את המשתנה </w:t>
       </w:r>
+      <w:proofErr w:type="spellStart"/>
       <w:r>
         <w:t>interestedIn</w:t>
       </w:r>
+      <w:proofErr w:type="spellEnd"/>
       <w:r>
         <w:rPr>
           <w:rFonts w:hint="cs"/>
@@ -543,7 +590,15 @@
         <w:t xml:space="preserve"> שהגדירו כי הגיל המקסימלי של משתמשים שהם רוצים שיציגו להם </w:t>
       </w:r>
       <w:r>
-        <w:t>'ageFilterMax'</w:t>
+        <w:t>'</w:t>
+      </w:r>
+      <w:proofErr w:type="spellStart"/>
+      <w:r>
+        <w:t>ageFilterMax</w:t>
+      </w:r>
+      <w:proofErr w:type="spellEnd"/>
+      <w:r>
+        <w:t>'</w:t>
       </w:r>
       <w:r>
         <w:rPr>
@@ -576,11 +631,16 @@
       <w:r>
         <w:t xml:space="preserve"> </w:t>
       </w:r>
+      <w:proofErr w:type="spellStart"/>
       <w:r>
         <w:t>nrOfGhostingsAfterInitialMessag</w:t>
       </w:r>
       <w:r>
-        <w:t xml:space="preserve">e </w:t>
+        <w:t>e</w:t>
+      </w:r>
+      <w:proofErr w:type="spellEnd"/>
+      <w:r>
+        <w:t xml:space="preserve"> </w:t>
       </w:r>
       <w:r>
         <w:rPr>
@@ -727,6 +787,26 @@
       <w:pPr>
         <w:bidi/>
         <w:spacing w:line="360" w:lineRule="auto"/>
+        <w:rPr>
+          <w:rStyle w:val="CommentTok"/>
+          <w:rFonts w:asciiTheme="minorHAnsi" w:hAnsiTheme="minorHAnsi"/>
+          <w:color w:val="auto"/>
+          <w:sz w:val="24"/>
+          <w:shd w:val="clear" w:color="auto" w:fill="auto"/>
+          <w:rtl/>
+        </w:rPr>
+      </w:pPr>
+    </w:p>
+    <w:p>
+      <w:pPr>
+        <w:spacing w:line="360" w:lineRule="auto"/>
+        <w:rPr>
+          <w:rStyle w:val="CommentTok"/>
+          <w:rFonts w:asciiTheme="minorHAnsi" w:hAnsiTheme="minorHAnsi"/>
+          <w:color w:val="auto"/>
+          <w:sz w:val="24"/>
+          <w:shd w:val="clear" w:color="auto" w:fill="auto"/>
+        </w:rPr>
       </w:pPr>
     </w:p>
     <w:p>
@@ -739,145 +819,30 @@
         <w:rPr>
           <w:rStyle w:val="CommentTok"/>
         </w:rPr>
-        <w:t>#lets try the Z score outliers detections - above 3 Standard deviation</w:t>
-      </w:r>
-      <w:r>
-        <w:br/>
-      </w:r>
-      <w:r>
-        <w:br/>
-      </w:r>
-      <w:r>
-        <w:rPr>
-          <w:rStyle w:val="NormalTok"/>
-        </w:rPr>
-        <w:t>z_score_no_ghst</w:t>
-      </w:r>
-      <w:r>
-        <w:rPr>
-          <w:rStyle w:val="OtherTok"/>
-        </w:rPr>
-        <w:t>&lt;-</w:t>
-      </w:r>
-      <w:r>
-        <w:rPr>
-          <w:rStyle w:val="NormalTok"/>
-        </w:rPr>
-        <w:t xml:space="preserve"> </w:t>
-      </w:r>
-      <w:r>
-        <w:rPr>
-          <w:rStyle w:val="FunctionTok"/>
-        </w:rPr>
-        <w:t>scale</w:t>
-      </w:r>
-      <w:r>
-        <w:rPr>
-          <w:rStyle w:val="NormalTok"/>
-        </w:rPr>
-        <w:t>(Tinder_filtered</w:t>
-      </w:r>
-      <w:r>
-        <w:rPr>
-          <w:rStyle w:val="SpecialCharTok"/>
-        </w:rPr>
-        <w:t>$</w:t>
-      </w:r>
-      <w:r>
-        <w:rPr>
-          <w:rStyle w:val="NormalTok"/>
-        </w:rPr>
-        <w:t>nrOfGhostingsAfterInitialMessage)</w:t>
-      </w:r>
-      <w:r>
-        <w:br/>
-      </w:r>
-      <w:r>
-        <w:br/>
-      </w:r>
-      <w:r>
-        <w:rPr>
-          <w:rStyle w:val="NormalTok"/>
-        </w:rPr>
-        <w:t xml:space="preserve">outliers </w:t>
-      </w:r>
-      <w:r>
-        <w:rPr>
-          <w:rStyle w:val="OtherTok"/>
-        </w:rPr>
-        <w:t>&lt;-</w:t>
-      </w:r>
-      <w:r>
-        <w:rPr>
-          <w:rStyle w:val="NormalTok"/>
-        </w:rPr>
-        <w:t xml:space="preserve"> Tinder_filtered</w:t>
-      </w:r>
-      <w:r>
-        <w:rPr>
-          <w:rStyle w:val="SpecialCharTok"/>
-        </w:rPr>
-        <w:t>$</w:t>
-      </w:r>
-      <w:r>
-        <w:rPr>
-          <w:rStyle w:val="NormalTok"/>
-        </w:rPr>
-        <w:t>nrOfGhostingsAfterInitialMessage[</w:t>
-      </w:r>
-      <w:r>
-        <w:rPr>
-          <w:rStyle w:val="FunctionTok"/>
-        </w:rPr>
-        <w:t>abs</w:t>
-      </w:r>
-      <w:r>
-        <w:rPr>
-          <w:rStyle w:val="NormalTok"/>
-        </w:rPr>
-        <w:t xml:space="preserve">(z_score_no_ghst) </w:t>
-      </w:r>
-      <w:r>
-        <w:rPr>
-          <w:rStyle w:val="SpecialCharTok"/>
-        </w:rPr>
-        <w:t>&gt;</w:t>
-      </w:r>
-      <w:r>
-        <w:rPr>
-          <w:rStyle w:val="NormalTok"/>
-        </w:rPr>
-        <w:t xml:space="preserve"> </w:t>
-      </w:r>
-      <w:r>
-        <w:rPr>
-          <w:rStyle w:val="DecValTok"/>
-        </w:rPr>
-        <w:t>3</w:t>
-      </w:r>
-      <w:r>
-        <w:rPr>
-          <w:rStyle w:val="NormalTok"/>
-        </w:rPr>
-        <w:t>]</w:t>
-      </w:r>
-      <w:r>
-        <w:br/>
-      </w:r>
-      <w:r>
-        <w:br/>
-      </w:r>
-      <w:r>
-        <w:rPr>
-          <w:rStyle w:val="FunctionTok"/>
-        </w:rPr>
-        <w:t>length</w:t>
-      </w:r>
-      <w:r>
-        <w:rPr>
-          <w:rStyle w:val="NormalTok"/>
-        </w:rPr>
-        <w:t>(outliers)</w:t>
+        <w:t xml:space="preserve"># Since my models of Interest are not an OLS/GKM </w:t>
+      </w:r>
+      <w:proofErr w:type="gramStart"/>
+      <w:r>
+        <w:rPr>
+          <w:rStyle w:val="CommentTok"/>
+        </w:rPr>
+        <w:t>ones, and</w:t>
+      </w:r>
+      <w:proofErr w:type="gramEnd"/>
+      <w:r>
+        <w:rPr>
+          <w:rStyle w:val="CommentTok"/>
+        </w:rPr>
+        <w:t xml:space="preserve"> given that I do want to interpret the results of such modeling, I would not conduct any dimension reduction method. </w:t>
+      </w:r>
+      <w:r>
+        <w:br/>
+      </w:r>
+      <w:r>
+        <w:rPr>
+          <w:rStyle w:val="CommentTok"/>
+        </w:rPr>
+        <w:t xml:space="preserve"># My models of choice would be Boosting and Random Forest. </w:t>
       </w:r>
     </w:p>
     <w:p>
@@ -888,11 +853,27 @@
       </w:pPr>
       <w:r>
         <w:rPr>
-          <w:rStyle w:val="VerbatimChar"/>
-          <w:rtl/>
-        </w:rPr>
-        <w:lastRenderedPageBreak/>
-        <w:t>[1] 23</w:t>
+          <w:rStyle w:val="CommentTok"/>
+        </w:rPr>
+        <w:t>#Adding 'engineer' feature! - the Cosine squish to engineer in jobTitle</w:t>
+      </w:r>
+      <w:r>
+        <w:br/>
+      </w:r>
+      <w:r>
+        <w:br/>
+      </w:r>
+      <w:r>
+        <w:rPr>
+          <w:rStyle w:val="FunctionTok"/>
+        </w:rPr>
+        <w:t>library</w:t>
+      </w:r>
+      <w:r>
+        <w:rPr>
+          <w:rStyle w:val="NormalTok"/>
+        </w:rPr>
+        <w:t>(text)</w:t>
       </w:r>
     </w:p>
     <w:p>
@@ -903,186 +884,34 @@
       </w:pPr>
       <w:r>
         <w:rPr>
-          <w:rStyle w:val="CommentTok"/>
-        </w:rPr>
-        <w:t xml:space="preserve"># only 23 instances are above/below 3 standard deviation from the average mean, I would regard those as outliers and therefore remove them </w:t>
-      </w:r>
-      <w:r>
-        <w:br/>
-      </w:r>
-      <w:r>
-        <w:br/>
-      </w:r>
-      <w:r>
-        <w:rPr>
-          <w:rStyle w:val="NormalTok"/>
-        </w:rPr>
-        <w:t xml:space="preserve">Tinder_filtered </w:t>
-      </w:r>
-      <w:r>
-        <w:rPr>
-          <w:rStyle w:val="OtherTok"/>
-        </w:rPr>
-        <w:t>&lt;-</w:t>
-      </w:r>
-      <w:r>
-        <w:rPr>
-          <w:rStyle w:val="NormalTok"/>
-        </w:rPr>
-        <w:t xml:space="preserve"> Tinder_filtered </w:t>
-      </w:r>
-      <w:r>
-        <w:rPr>
-          <w:rStyle w:val="SpecialCharTok"/>
-        </w:rPr>
-        <w:t>|&gt;</w:t>
-      </w:r>
-      <w:r>
-        <w:rPr>
-          <w:rStyle w:val="NormalTok"/>
-        </w:rPr>
-        <w:t xml:space="preserve"> </w:t>
-      </w:r>
-      <w:r>
-        <w:br/>
-      </w:r>
-      <w:r>
-        <w:rPr>
-          <w:rStyle w:val="NormalTok"/>
-        </w:rPr>
-        <w:t xml:space="preserve">  </w:t>
-      </w:r>
-      <w:r>
-        <w:rPr>
-          <w:rStyle w:val="FunctionTok"/>
-        </w:rPr>
-        <w:t>mutate</w:t>
-      </w:r>
-      <w:r>
-        <w:rPr>
-          <w:rStyle w:val="NormalTok"/>
-        </w:rPr>
-        <w:t>(</w:t>
-      </w:r>
-      <w:r>
-        <w:rPr>
-          <w:rStyle w:val="AttributeTok"/>
-        </w:rPr>
-        <w:t>z_ghost =</w:t>
-      </w:r>
-      <w:r>
-        <w:rPr>
-          <w:rStyle w:val="NormalTok"/>
-        </w:rPr>
-        <w:t xml:space="preserve"> z_score_no_ghst) </w:t>
-      </w:r>
-      <w:r>
-        <w:rPr>
-          <w:rStyle w:val="SpecialCharTok"/>
-        </w:rPr>
-        <w:t>|&gt;</w:t>
-      </w:r>
-      <w:r>
-        <w:br/>
-      </w:r>
-      <w:r>
-        <w:rPr>
-          <w:rStyle w:val="NormalTok"/>
-        </w:rPr>
-        <w:t xml:space="preserve">  </w:t>
-      </w:r>
-      <w:r>
-        <w:rPr>
-          <w:rStyle w:val="FunctionTok"/>
-        </w:rPr>
-        <w:t>filter</w:t>
-      </w:r>
-      <w:r>
-        <w:rPr>
-          <w:rStyle w:val="NormalTok"/>
-        </w:rPr>
-        <w:t>(</w:t>
-      </w:r>
-      <w:r>
-        <w:rPr>
-          <w:rStyle w:val="FunctionTok"/>
-        </w:rPr>
-        <w:t>abs</w:t>
-      </w:r>
-      <w:r>
-        <w:rPr>
-          <w:rStyle w:val="NormalTok"/>
-        </w:rPr>
-        <w:t xml:space="preserve">(z_ghost) </w:t>
-      </w:r>
-      <w:r>
-        <w:rPr>
-          <w:rStyle w:val="SpecialCharTok"/>
-        </w:rPr>
-        <w:t>&lt;=</w:t>
-      </w:r>
-      <w:r>
-        <w:rPr>
-          <w:rStyle w:val="NormalTok"/>
-        </w:rPr>
-        <w:t xml:space="preserve"> </w:t>
-      </w:r>
-      <w:r>
-        <w:rPr>
-          <w:rStyle w:val="DecValTok"/>
-        </w:rPr>
-        <w:t>3</w:t>
-      </w:r>
-      <w:r>
-        <w:rPr>
-          <w:rStyle w:val="NormalTok"/>
-        </w:rPr>
-        <w:t xml:space="preserve">) </w:t>
-      </w:r>
-      <w:r>
-        <w:rPr>
-          <w:rStyle w:val="SpecialCharTok"/>
-        </w:rPr>
-        <w:t>|&gt;</w:t>
-      </w:r>
-      <w:r>
-        <w:rPr>
-          <w:rStyle w:val="NormalTok"/>
-        </w:rPr>
-        <w:t xml:space="preserve"> </w:t>
-      </w:r>
-      <w:r>
-        <w:br/>
-      </w:r>
-      <w:r>
-        <w:rPr>
-          <w:rStyle w:val="NormalTok"/>
-        </w:rPr>
-        <w:t xml:space="preserve">  </w:t>
-      </w:r>
-      <w:r>
-        <w:rPr>
-          <w:rStyle w:val="FunctionTok"/>
-        </w:rPr>
-        <w:t>select</w:t>
-      </w:r>
-      <w:r>
-        <w:rPr>
-          <w:rStyle w:val="NormalTok"/>
-        </w:rPr>
-        <w:t>(</w:t>
-      </w:r>
-      <w:r>
-        <w:rPr>
-          <w:rStyle w:val="SpecialCharTok"/>
-        </w:rPr>
-        <w:t>-</w:t>
-      </w:r>
-      <w:r>
-        <w:rPr>
-          <w:rStyle w:val="NormalTok"/>
-        </w:rPr>
-        <w:t>z_ghost)</w:t>
+          <w:rStyle w:val="VerbatimChar"/>
+          <w:rtl/>
+        </w:rPr>
+        <w:lastRenderedPageBreak/>
+        <w:t>[0;34mThis is text (version 1.5).</w:t>
+      </w:r>
+      <w:r>
+        <w:br/>
+      </w:r>
+      <w:r>
+        <w:rPr>
+          <w:rStyle w:val="VerbatimChar"/>
+          <w:rtl/>
+        </w:rPr>
+        <w:t>[0m[0;32mNewer versions may have improved functions and updated defaults to reflect current understandings of the state-of-the-art.[0m[0;35m</w:t>
+      </w:r>
+      <w:r>
+        <w:br/>
+      </w:r>
+      <w:r>
+        <w:br/>
+      </w:r>
+      <w:r>
+        <w:rPr>
+          <w:rStyle w:val="VerbatimChar"/>
+          <w:rtl/>
+        </w:rPr>
+        <w:t>For more information about the package see www.r-text.org.[0m</w:t>
       </w:r>
     </w:p>
     <w:p>
@@ -1096,17 +925,7 @@
           <w:rStyle w:val="VerbatimChar"/>
           <w:rtl/>
         </w:rPr>
-        <w:t>Warning: Using one column matrices in `filter()` was deprecated in dplyr 1.1.0.</w:t>
-      </w:r>
-      <w:r>
-        <w:br/>
-      </w:r>
-      <w:r>
-        <w:rPr>
-          <w:rStyle w:val="VerbatimChar"/>
-          <w:rtl/>
-        </w:rPr>
-        <w:t>ℹ Please use one dimensional logical vectors instead.</w:t>
+        <w:t>[0;34mtextrpp python option is already set, text will use: condaenv = "textrpp_condaenv"[0m</w:t>
       </w:r>
     </w:p>
     <w:p>
@@ -1117,18 +936,30 @@
       </w:pPr>
       <w:r>
         <w:rPr>
-          <w:rStyle w:val="CommentTok"/>
-        </w:rPr>
-        <w:t xml:space="preserve"># Since my models of Interest are not an OLS/GKM ones, and given that I do want to interpret the results of such modeling, I would not conduct any dimension reduction method. </w:t>
-      </w:r>
-      <w:r>
-        <w:br/>
-      </w:r>
-      <w:r>
-        <w:rPr>
-          <w:rStyle w:val="CommentTok"/>
-        </w:rPr>
-        <w:t xml:space="preserve"># My models of choice would be Boosting and Random Forest. </w:t>
+          <w:rStyle w:val="VerbatimChar"/>
+          <w:rtl/>
+        </w:rPr>
+        <w:t>[0;32m</w:t>
+      </w:r>
+      <w:r>
+        <w:br/>
+      </w:r>
+      <w:r>
+        <w:rPr>
+          <w:rStyle w:val="VerbatimChar"/>
+          <w:rtl/>
+        </w:rPr>
+        <w:t>Successfully initialized text required python packages.</w:t>
+      </w:r>
+      <w:r>
+        <w:br/>
+      </w:r>
+      <w:r>
+        <w:rPr>
+          <w:rStyle w:val="VerbatimChar"/>
+          <w:rtl/>
+        </w:rPr>
+        <w:t>[0m</w:t>
       </w:r>
     </w:p>
     <w:p>
@@ -1139,27 +970,30 @@
       </w:pPr>
       <w:r>
         <w:rPr>
-          <w:rStyle w:val="CommentTok"/>
-        </w:rPr>
-        <w:t>#Adding 'engineer' feature! - the Cosine squish to engineer in jobTitle</w:t>
-      </w:r>
-      <w:r>
-        <w:br/>
-      </w:r>
-      <w:r>
-        <w:br/>
-      </w:r>
-      <w:r>
-        <w:rPr>
-          <w:rStyle w:val="FunctionTok"/>
-        </w:rPr>
-        <w:t>library</w:t>
-      </w:r>
-      <w:r>
-        <w:rPr>
-          <w:rStyle w:val="NormalTok"/>
-        </w:rPr>
-        <w:t>(text)</w:t>
+          <w:rStyle w:val="VerbatimChar"/>
+          <w:rtl/>
+        </w:rPr>
+        <w:t xml:space="preserve">[0;34mPython options: </w:t>
+      </w:r>
+      <w:r>
+        <w:br/>
+      </w:r>
+      <w:r>
+        <w:rPr>
+          <w:rStyle w:val="VerbatimChar"/>
+          <w:rtl/>
+        </w:rPr>
+        <w:t xml:space="preserve"> type = "textrpp_condaenv", </w:t>
+      </w:r>
+      <w:r>
+        <w:br/>
+      </w:r>
+      <w:r>
+        <w:rPr>
+          <w:rStyle w:val="VerbatimChar"/>
+          <w:rtl/>
+        </w:rPr>
+        <w:t xml:space="preserve"> name = "textrpp_condaenv".[0m</w:t>
       </w:r>
     </w:p>
     <w:p>
@@ -1170,33 +1004,15 @@
       </w:pPr>
       <w:r>
         <w:rPr>
-          <w:rStyle w:val="VerbatimChar"/>
-          <w:rtl/>
-        </w:rPr>
-        <w:t>[0;34mThis is text (version 1.5).</w:t>
-      </w:r>
-      <w:r>
-        <w:br/>
-      </w:r>
-      <w:r>
-        <w:rPr>
-          <w:rStyle w:val="VerbatimChar"/>
-          <w:rtl/>
-        </w:rPr>
-        <w:t>[0m[0;32mNewer versions may have improved functions and updated defaults to reflect current understandings of the state-of-the-art.[0m[0;35m</w:t>
-      </w:r>
-      <w:r>
-        <w:br/>
-      </w:r>
-      <w:r>
-        <w:br/>
-      </w:r>
-      <w:r>
-        <w:rPr>
-          <w:rStyle w:val="VerbatimChar"/>
-          <w:rtl/>
-        </w:rPr>
-        <w:t>For more information about the package see www.r-text.org.[0m</w:t>
+          <w:rStyle w:val="FunctionTok"/>
+        </w:rPr>
+        <w:t>library</w:t>
+      </w:r>
+      <w:r>
+        <w:rPr>
+          <w:rStyle w:val="NormalTok"/>
+        </w:rPr>
+        <w:t>(quanteda)</w:t>
       </w:r>
     </w:p>
     <w:p>
@@ -1210,7 +1026,27 @@
           <w:rStyle w:val="VerbatimChar"/>
           <w:rtl/>
         </w:rPr>
-        <w:t>[0;34mtextrpp python option is already set, text will use: condaenv = "textrpp_condaenv"[0m</w:t>
+        <w:t>Package version: 4.3.0</w:t>
+      </w:r>
+      <w:r>
+        <w:br/>
+      </w:r>
+      <w:r>
+        <w:rPr>
+          <w:rStyle w:val="VerbatimChar"/>
+          <w:rtl/>
+        </w:rPr>
+        <w:t>Unicode version: 14.0</w:t>
+      </w:r>
+      <w:r>
+        <w:br/>
+      </w:r>
+      <w:r>
+        <w:rPr>
+          <w:rStyle w:val="VerbatimChar"/>
+          <w:rtl/>
+        </w:rPr>
+        <w:t>ICU version: 71.1</w:t>
       </w:r>
     </w:p>
     <w:p>
@@ -1224,27 +1060,7 @@
           <w:rStyle w:val="VerbatimChar"/>
           <w:rtl/>
         </w:rPr>
-        <w:t>[0;32m</w:t>
-      </w:r>
-      <w:r>
-        <w:br/>
-      </w:r>
-      <w:r>
-        <w:rPr>
-          <w:rStyle w:val="VerbatimChar"/>
-          <w:rtl/>
-        </w:rPr>
-        <w:t>Successfully initialized text required python packages.</w:t>
-      </w:r>
-      <w:r>
-        <w:br/>
-      </w:r>
-      <w:r>
-        <w:rPr>
-          <w:rStyle w:val="VerbatimChar"/>
-          <w:rtl/>
-        </w:rPr>
-        <w:t>[0m</w:t>
+        <w:t>Parallel computing: disabled</w:t>
       </w:r>
     </w:p>
     <w:p>
@@ -1258,28 +1074,7 @@
           <w:rStyle w:val="VerbatimChar"/>
           <w:rtl/>
         </w:rPr>
-        <w:lastRenderedPageBreak/>
-        <w:t xml:space="preserve">[0;34mPython options: </w:t>
-      </w:r>
-      <w:r>
-        <w:br/>
-      </w:r>
-      <w:r>
-        <w:rPr>
-          <w:rStyle w:val="VerbatimChar"/>
-          <w:rtl/>
-        </w:rPr>
-        <w:t xml:space="preserve"> type = "textrpp_condaenv", </w:t>
-      </w:r>
-      <w:r>
-        <w:br/>
-      </w:r>
-      <w:r>
-        <w:rPr>
-          <w:rStyle w:val="VerbatimChar"/>
-          <w:rtl/>
-        </w:rPr>
-        <w:t xml:space="preserve"> name = "textrpp_condaenv".[0m</w:t>
+        <w:t>See https://quanteda.io for tutorials and examples.</w:t>
       </w:r>
     </w:p>
     <w:p>
@@ -1298,7 +1093,76 @@
         <w:rPr>
           <w:rStyle w:val="NormalTok"/>
         </w:rPr>
-        <w:t>(quanteda)</w:t>
+        <w:t>(embedplyr)</w:t>
+      </w:r>
+      <w:r>
+        <w:br/>
+      </w:r>
+      <w:r>
+        <w:rPr>
+          <w:rStyle w:val="CommentTok"/>
+        </w:rPr>
+        <w:t>#First things First, Is to make our corpus, done using the jobTitle column.</w:t>
+      </w:r>
+      <w:r>
+        <w:br/>
+      </w:r>
+      <w:r>
+        <w:br/>
+      </w:r>
+      <w:r>
+        <w:rPr>
+          <w:rStyle w:val="NormalTok"/>
+        </w:rPr>
+        <w:t xml:space="preserve"> </w:t>
+      </w:r>
+      <w:r>
+        <w:rPr>
+          <w:rStyle w:val="FunctionTok"/>
+        </w:rPr>
+        <w:t>sum</w:t>
+      </w:r>
+      <w:r>
+        <w:rPr>
+          <w:rStyle w:val="NormalTok"/>
+        </w:rPr>
+        <w:t>(Tinder_filtered</w:t>
+      </w:r>
+      <w:r>
+        <w:rPr>
+          <w:rStyle w:val="SpecialCharTok"/>
+        </w:rPr>
+        <w:t>$</w:t>
+      </w:r>
+      <w:r>
+        <w:rPr>
+          <w:rStyle w:val="NormalTok"/>
+        </w:rPr>
+        <w:t xml:space="preserve">jobTitle </w:t>
+      </w:r>
+      <w:r>
+        <w:rPr>
+          <w:rStyle w:val="SpecialCharTok"/>
+        </w:rPr>
+        <w:t>==</w:t>
+      </w:r>
+      <w:r>
+        <w:rPr>
+          <w:rStyle w:val="NormalTok"/>
+        </w:rPr>
+        <w:t xml:space="preserve"> </w:t>
+      </w:r>
+      <w:r>
+        <w:rPr>
+          <w:rStyle w:val="StringTok"/>
+        </w:rPr>
+        <w:t>"unknown"</w:t>
+      </w:r>
+      <w:r>
+        <w:rPr>
+          <w:rStyle w:val="NormalTok"/>
+        </w:rPr>
+        <w:t>)</w:t>
       </w:r>
     </w:p>
     <w:p>
@@ -1312,27 +1176,7 @@
           <w:rStyle w:val="VerbatimChar"/>
           <w:rtl/>
         </w:rPr>
-        <w:t>Package version: 4.3.0</w:t>
-      </w:r>
-      <w:r>
-        <w:br/>
-      </w:r>
-      <w:r>
-        <w:rPr>
-          <w:rStyle w:val="VerbatimChar"/>
-          <w:rtl/>
-        </w:rPr>
-        <w:t>Unicode version: 14.0</w:t>
-      </w:r>
-      <w:r>
-        <w:br/>
-      </w:r>
-      <w:r>
-        <w:rPr>
-          <w:rStyle w:val="VerbatimChar"/>
-          <w:rtl/>
-        </w:rPr>
-        <w:t>ICU version: 71.1</w:t>
+        <w:t>[1] 576</w:t>
       </w:r>
     </w:p>
     <w:p>
@@ -1343,10 +1187,99 @@
       </w:pPr>
       <w:r>
         <w:rPr>
-          <w:rStyle w:val="VerbatimChar"/>
-          <w:rtl/>
-        </w:rPr>
-        <w:t>Parallel computing: disabled</w:t>
+          <w:rStyle w:val="CommentTok"/>
+        </w:rPr>
+        <w:t xml:space="preserve">#[1] 576 </w:t>
+      </w:r>
+      <w:r>
+        <w:br/>
+      </w:r>
+      <w:r>
+        <w:rPr>
+          <w:rStyle w:val="NormalTok"/>
+        </w:rPr>
+        <w:t xml:space="preserve"> </w:t>
+      </w:r>
+      <w:r>
+        <w:br/>
+      </w:r>
+      <w:r>
+        <w:rPr>
+          <w:rStyle w:val="NormalTok"/>
+        </w:rPr>
+        <w:t xml:space="preserve"> </w:t>
+      </w:r>
+      <w:r>
+        <w:rPr>
+          <w:rStyle w:val="FunctionTok"/>
+        </w:rPr>
+        <w:t>nrow</w:t>
+      </w:r>
+      <w:r>
+        <w:rPr>
+          <w:rStyle w:val="NormalTok"/>
+        </w:rPr>
+        <w:t xml:space="preserve">(Tinder_filtered) </w:t>
+      </w:r>
+      <w:r>
+        <w:rPr>
+          <w:rStyle w:val="SpecialCharTok"/>
+        </w:rPr>
+        <w:t>-</w:t>
+      </w:r>
+      <w:r>
+        <w:rPr>
+          <w:rStyle w:val="NormalTok"/>
+        </w:rPr>
+        <w:t xml:space="preserve">  </w:t>
+      </w:r>
+      <w:r>
+        <w:rPr>
+          <w:rStyle w:val="FunctionTok"/>
+        </w:rPr>
+        <w:t>sum</w:t>
+      </w:r>
+      <w:r>
+        <w:rPr>
+          <w:rStyle w:val="NormalTok"/>
+        </w:rPr>
+        <w:t>(Tinder_filtered</w:t>
+      </w:r>
+      <w:r>
+        <w:rPr>
+          <w:rStyle w:val="SpecialCharTok"/>
+        </w:rPr>
+        <w:t>$</w:t>
+      </w:r>
+      <w:r>
+        <w:rPr>
+          <w:rStyle w:val="NormalTok"/>
+        </w:rPr>
+        <w:t xml:space="preserve">jobTitle </w:t>
+      </w:r>
+      <w:r>
+        <w:rPr>
+          <w:rStyle w:val="SpecialCharTok"/>
+        </w:rPr>
+        <w:t>==</w:t>
+      </w:r>
+      <w:r>
+        <w:rPr>
+          <w:rStyle w:val="NormalTok"/>
+        </w:rPr>
+        <w:t xml:space="preserve"> </w:t>
+      </w:r>
+      <w:r>
+        <w:rPr>
+          <w:rStyle w:val="StringTok"/>
+        </w:rPr>
+        <w:t>"unknown"</w:t>
+      </w:r>
+      <w:r>
+        <w:rPr>
+          <w:rStyle w:val="NormalTok"/>
+        </w:rPr>
+        <w:t>)</w:t>
       </w:r>
     </w:p>
     <w:p>
@@ -1360,7 +1293,8 @@
           <w:rStyle w:val="VerbatimChar"/>
           <w:rtl/>
         </w:rPr>
-        <w:t>See https://quanteda.io for tutorials and examples.</w:t>
+        <w:lastRenderedPageBreak/>
+        <w:t>[1] 335</w:t>
       </w:r>
     </w:p>
     <w:p>
@@ -1371,66 +1305,381 @@
       </w:pPr>
       <w:r>
         <w:rPr>
+          <w:rStyle w:val="CommentTok"/>
+        </w:rPr>
+        <w:t>#[1] 335</w:t>
+      </w:r>
+      <w:r>
+        <w:br/>
+      </w:r>
+      <w:r>
+        <w:rPr>
+          <w:rStyle w:val="NormalTok"/>
+        </w:rPr>
+        <w:t xml:space="preserve"> </w:t>
+      </w:r>
+      <w:r>
+        <w:br/>
+      </w:r>
+      <w:r>
+        <w:rPr>
+          <w:rStyle w:val="NormalTok"/>
+        </w:rPr>
+        <w:t xml:space="preserve"> </w:t>
+      </w:r>
+      <w:r>
+        <w:rPr>
+          <w:rStyle w:val="CommentTok"/>
+        </w:rPr>
+        <w:t xml:space="preserve">#That leaves us with only 335 informative users that hat a job Title </w:t>
+      </w:r>
+      <w:r>
+        <w:br/>
+      </w:r>
+      <w:r>
+        <w:rPr>
+          <w:rStyle w:val="NormalTok"/>
+        </w:rPr>
+        <w:t xml:space="preserve"> </w:t>
+      </w:r>
+      <w:r>
+        <w:br/>
+      </w:r>
+      <w:r>
+        <w:br/>
+      </w:r>
+      <w:r>
+        <w:rPr>
+          <w:rStyle w:val="NormalTok"/>
+        </w:rPr>
+        <w:t xml:space="preserve"> </w:t>
+      </w:r>
+      <w:r>
+        <w:br/>
+      </w:r>
+      <w:r>
+        <w:rPr>
+          <w:rStyle w:val="NormalTok"/>
+        </w:rPr>
+        <w:t xml:space="preserve"> </w:t>
+      </w:r>
+      <w:r>
+        <w:br/>
+      </w:r>
+      <w:r>
+        <w:rPr>
+          <w:rStyle w:val="NormalTok"/>
+        </w:rPr>
+        <w:t xml:space="preserve"> </w:t>
+      </w:r>
+      <w:r>
+        <w:rPr>
+          <w:rStyle w:val="CommentTok"/>
+        </w:rPr>
+        <w:t xml:space="preserve">#------- Pre-processing---------- </w:t>
+      </w:r>
+      <w:r>
+        <w:br/>
+      </w:r>
+      <w:r>
+        <w:rPr>
+          <w:rStyle w:val="NormalTok"/>
+        </w:rPr>
+        <w:t xml:space="preserve"> </w:t>
+      </w:r>
+      <w:r>
+        <w:br/>
+      </w:r>
+      <w:r>
+        <w:rPr>
+          <w:rStyle w:val="NormalTok"/>
+        </w:rPr>
+        <w:t xml:space="preserve">Tinder_filtered_for_txt </w:t>
+      </w:r>
+      <w:r>
+        <w:rPr>
+          <w:rStyle w:val="OtherTok"/>
+        </w:rPr>
+        <w:t>&lt;-</w:t>
+      </w:r>
+      <w:r>
+        <w:rPr>
+          <w:rStyle w:val="NormalTok"/>
+        </w:rPr>
+        <w:t xml:space="preserve"> Tinder_filtered </w:t>
+      </w:r>
+      <w:r>
+        <w:rPr>
+          <w:rStyle w:val="SpecialCharTok"/>
+        </w:rPr>
+        <w:t>|&gt;</w:t>
+      </w:r>
+      <w:r>
+        <w:rPr>
+          <w:rStyle w:val="NormalTok"/>
+        </w:rPr>
+        <w:t xml:space="preserve"> </w:t>
+      </w:r>
+      <w:r>
+        <w:br/>
+      </w:r>
+      <w:r>
+        <w:rPr>
+          <w:rStyle w:val="NormalTok"/>
+        </w:rPr>
+        <w:t xml:space="preserve">   </w:t>
+      </w:r>
+      <w:r>
+        <w:rPr>
+          <w:rStyle w:val="CommentTok"/>
+        </w:rPr>
+        <w:t># Filtering out the 'unknown' users</w:t>
+      </w:r>
+      <w:r>
+        <w:br/>
+      </w:r>
+      <w:r>
+        <w:br/>
+      </w:r>
+      <w:r>
+        <w:rPr>
+          <w:rStyle w:val="NormalTok"/>
+        </w:rPr>
+        <w:t xml:space="preserve">  </w:t>
+      </w:r>
+      <w:r>
+        <w:rPr>
           <w:rStyle w:val="FunctionTok"/>
         </w:rPr>
-        <w:t>library</w:t>
-      </w:r>
-      <w:r>
-        <w:rPr>
-          <w:rStyle w:val="NormalTok"/>
-        </w:rPr>
-        <w:t>(embedplyr)</w:t>
-      </w:r>
-      <w:r>
-        <w:br/>
-      </w:r>
-      <w:r>
-        <w:rPr>
-          <w:rStyle w:val="CommentTok"/>
-        </w:rPr>
-        <w:t>#First things First, Is to make our corpus, done using the jobTitle column.</w:t>
-      </w:r>
-      <w:r>
-        <w:br/>
-      </w:r>
-      <w:r>
-        <w:br/>
-      </w:r>
-      <w:r>
-        <w:rPr>
-          <w:rStyle w:val="NormalTok"/>
-        </w:rPr>
-        <w:t xml:space="preserve"> </w:t>
+        <w:t>filter</w:t>
+      </w:r>
+      <w:r>
+        <w:rPr>
+          <w:rStyle w:val="NormalTok"/>
+        </w:rPr>
+        <w:t xml:space="preserve">(jobTitle </w:t>
+      </w:r>
+      <w:r>
+        <w:rPr>
+          <w:rStyle w:val="SpecialCharTok"/>
+        </w:rPr>
+        <w:t>!=</w:t>
+      </w:r>
+      <w:r>
+        <w:rPr>
+          <w:rStyle w:val="NormalTok"/>
+        </w:rPr>
+        <w:t xml:space="preserve"> </w:t>
+      </w:r>
+      <w:r>
+        <w:rPr>
+          <w:rStyle w:val="StringTok"/>
+        </w:rPr>
+        <w:t>"unknown"</w:t>
+      </w:r>
+      <w:r>
+        <w:rPr>
+          <w:rStyle w:val="NormalTok"/>
+        </w:rPr>
+        <w:t xml:space="preserve">)  </w:t>
+      </w:r>
+      <w:r>
+        <w:rPr>
+          <w:rStyle w:val="SpecialCharTok"/>
+        </w:rPr>
+        <w:t>|&gt;</w:t>
+      </w:r>
+      <w:r>
+        <w:rPr>
+          <w:rStyle w:val="NormalTok"/>
+        </w:rPr>
+        <w:t xml:space="preserve"> </w:t>
+      </w:r>
+      <w:r>
+        <w:br/>
+      </w:r>
+      <w:r>
+        <w:rPr>
+          <w:rStyle w:val="NormalTok"/>
+        </w:rPr>
+        <w:t xml:space="preserve">   </w:t>
+      </w:r>
+      <w:r>
+        <w:rPr>
+          <w:rStyle w:val="CommentTok"/>
+        </w:rPr>
+        <w:t xml:space="preserve"># Assuming that users with 'False' jobTitle are those that manually chose 'false' indicating that they are unemployed </w:t>
+      </w:r>
+      <w:r>
+        <w:br/>
+      </w:r>
+      <w:r>
+        <w:rPr>
+          <w:rStyle w:val="NormalTok"/>
+        </w:rPr>
+        <w:t xml:space="preserve">   </w:t>
       </w:r>
       <w:r>
         <w:rPr>
           <w:rStyle w:val="FunctionTok"/>
         </w:rPr>
-        <w:t>sum</w:t>
-      </w:r>
-      <w:r>
-        <w:rPr>
-          <w:rStyle w:val="NormalTok"/>
-        </w:rPr>
-        <w:t>(Tinder_filtered</w:t>
+        <w:t>mutate</w:t>
+      </w:r>
+      <w:r>
+        <w:rPr>
+          <w:rStyle w:val="NormalTok"/>
+        </w:rPr>
+        <w:t>(</w:t>
+      </w:r>
+      <w:r>
+        <w:rPr>
+          <w:rStyle w:val="AttributeTok"/>
+        </w:rPr>
+        <w:t>jobTitle =</w:t>
+      </w:r>
+      <w:r>
+        <w:rPr>
+          <w:rStyle w:val="NormalTok"/>
+        </w:rPr>
+        <w:t xml:space="preserve"> </w:t>
+      </w:r>
+      <w:r>
+        <w:rPr>
+          <w:rStyle w:val="FunctionTok"/>
+        </w:rPr>
+        <w:t>ifelse</w:t>
+      </w:r>
+      <w:r>
+        <w:rPr>
+          <w:rStyle w:val="NormalTok"/>
+        </w:rPr>
+        <w:t xml:space="preserve">(jobTitle </w:t>
       </w:r>
       <w:r>
         <w:rPr>
           <w:rStyle w:val="SpecialCharTok"/>
         </w:rPr>
-        <w:t>$</w:t>
-      </w:r>
-      <w:r>
-        <w:rPr>
-          <w:rStyle w:val="NormalTok"/>
-        </w:rPr>
-        <w:t xml:space="preserve">jobTitle </w:t>
+        <w:t>==</w:t>
+      </w:r>
+      <w:r>
+        <w:rPr>
+          <w:rStyle w:val="NormalTok"/>
+        </w:rPr>
+        <w:t xml:space="preserve"> </w:t>
+      </w:r>
+      <w:r>
+        <w:rPr>
+          <w:rStyle w:val="StringTok"/>
+        </w:rPr>
+        <w:t>"False"</w:t>
+      </w:r>
+      <w:r>
+        <w:rPr>
+          <w:rStyle w:val="NormalTok"/>
+        </w:rPr>
+        <w:t>,</w:t>
+      </w:r>
+      <w:r>
+        <w:br/>
+      </w:r>
+      <w:r>
+        <w:rPr>
+          <w:rStyle w:val="NormalTok"/>
+        </w:rPr>
+        <w:t xml:space="preserve">                 </w:t>
+      </w:r>
+      <w:r>
+        <w:rPr>
+          <w:rStyle w:val="StringTok"/>
+        </w:rPr>
+        <w:t>"unemployed"</w:t>
+      </w:r>
+      <w:r>
+        <w:rPr>
+          <w:rStyle w:val="NormalTok"/>
+        </w:rPr>
+        <w:t>,</w:t>
+      </w:r>
+      <w:r>
+        <w:br/>
+      </w:r>
+      <w:r>
+        <w:rPr>
+          <w:rStyle w:val="NormalTok"/>
+        </w:rPr>
+        <w:t xml:space="preserve">                 jobTitle))</w:t>
+      </w:r>
+      <w:r>
+        <w:br/>
+      </w:r>
+      <w:r>
+        <w:rPr>
+          <w:rStyle w:val="NormalTok"/>
+        </w:rPr>
+        <w:t xml:space="preserve"> </w:t>
+      </w:r>
+      <w:r>
+        <w:br/>
+      </w:r>
+      <w:r>
+        <w:rPr>
+          <w:rStyle w:val="CommentTok"/>
+        </w:rPr>
+        <w:t># Creating the corpus</w:t>
+      </w:r>
+      <w:r>
+        <w:br/>
+      </w:r>
+      <w:r>
+        <w:rPr>
+          <w:rStyle w:val="NormalTok"/>
+        </w:rPr>
+        <w:t xml:space="preserve">Tinder_job_corpus </w:t>
+      </w:r>
+      <w:r>
+        <w:rPr>
+          <w:rStyle w:val="OtherTok"/>
+        </w:rPr>
+        <w:t>&lt;-</w:t>
+      </w:r>
+      <w:r>
+        <w:rPr>
+          <w:rStyle w:val="NormalTok"/>
+        </w:rPr>
+        <w:t xml:space="preserve"> Tinder_filtered_for_txt </w:t>
       </w:r>
       <w:r>
         <w:rPr>
           <w:rStyle w:val="SpecialCharTok"/>
         </w:rPr>
-        <w:t>==</w:t>
+        <w:t>|&gt;</w:t>
+      </w:r>
+      <w:r>
+        <w:br/>
+      </w:r>
+      <w:r>
+        <w:rPr>
+          <w:rStyle w:val="NormalTok"/>
+        </w:rPr>
+        <w:t xml:space="preserve">  </w:t>
+      </w:r>
+      <w:r>
+        <w:rPr>
+          <w:rStyle w:val="FunctionTok"/>
+        </w:rPr>
+        <w:t>corpus</w:t>
+      </w:r>
+      <w:r>
+        <w:rPr>
+          <w:rStyle w:val="NormalTok"/>
+        </w:rPr>
+        <w:t>(</w:t>
+      </w:r>
+      <w:r>
+        <w:rPr>
+          <w:rStyle w:val="AttributeTok"/>
+        </w:rPr>
+        <w:t>docid_field =</w:t>
       </w:r>
       <w:r>
         <w:rPr>
@@ -1442,7 +1691,491 @@
         <w:rPr>
           <w:rStyle w:val="StringTok"/>
         </w:rPr>
-        <w:t>"unknown"</w:t>
+        <w:t>"X_id"</w:t>
+      </w:r>
+      <w:r>
+        <w:rPr>
+          <w:rStyle w:val="NormalTok"/>
+        </w:rPr>
+        <w:t>,</w:t>
+      </w:r>
+      <w:r>
+        <w:br/>
+      </w:r>
+      <w:r>
+        <w:rPr>
+          <w:rStyle w:val="NormalTok"/>
+        </w:rPr>
+        <w:t xml:space="preserve">         </w:t>
+      </w:r>
+      <w:r>
+        <w:rPr>
+          <w:rStyle w:val="AttributeTok"/>
+        </w:rPr>
+        <w:t>text_field=</w:t>
+      </w:r>
+      <w:r>
+        <w:rPr>
+          <w:rStyle w:val="StringTok"/>
+        </w:rPr>
+        <w:t>"jobTitle"</w:t>
+      </w:r>
+      <w:r>
+        <w:rPr>
+          <w:rStyle w:val="NormalTok"/>
+        </w:rPr>
+        <w:t>)</w:t>
+      </w:r>
+      <w:r>
+        <w:br/>
+      </w:r>
+      <w:r>
+        <w:br/>
+      </w:r>
+      <w:r>
+        <w:rPr>
+          <w:rStyle w:val="NormalTok"/>
+        </w:rPr>
+        <w:t xml:space="preserve"> </w:t>
+      </w:r>
+      <w:r>
+        <w:br/>
+      </w:r>
+      <w:r>
+        <w:rPr>
+          <w:rStyle w:val="CommentTok"/>
+        </w:rPr>
+        <w:t># Convert to Tokens</w:t>
+      </w:r>
+      <w:r>
+        <w:br/>
+      </w:r>
+      <w:r>
+        <w:br/>
+      </w:r>
+      <w:r>
+        <w:rPr>
+          <w:rStyle w:val="CommentTok"/>
+        </w:rPr>
+        <w:t xml:space="preserve"># * The tokens are lower-cased! </w:t>
+      </w:r>
+      <w:r>
+        <w:br/>
+      </w:r>
+      <w:r>
+        <w:br/>
+      </w:r>
+      <w:r>
+        <w:rPr>
+          <w:rStyle w:val="NormalTok"/>
+        </w:rPr>
+        <w:t xml:space="preserve">Tinder_job_tokens </w:t>
+      </w:r>
+      <w:r>
+        <w:rPr>
+          <w:rStyle w:val="OtherTok"/>
+        </w:rPr>
+        <w:t>&lt;-</w:t>
+      </w:r>
+      <w:r>
+        <w:rPr>
+          <w:rStyle w:val="NormalTok"/>
+        </w:rPr>
+        <w:t xml:space="preserve"> </w:t>
+      </w:r>
+      <w:r>
+        <w:rPr>
+          <w:rStyle w:val="FunctionTok"/>
+        </w:rPr>
+        <w:t>tokens</w:t>
+      </w:r>
+      <w:r>
+        <w:rPr>
+          <w:rStyle w:val="NormalTok"/>
+        </w:rPr>
+        <w:t>(Tinder_job_corpus,</w:t>
+      </w:r>
+      <w:r>
+        <w:br/>
+      </w:r>
+      <w:r>
+        <w:rPr>
+          <w:rStyle w:val="NormalTok"/>
+        </w:rPr>
+        <w:lastRenderedPageBreak/>
+        <w:t xml:space="preserve">                         </w:t>
+      </w:r>
+      <w:r>
+        <w:rPr>
+          <w:rStyle w:val="AttributeTok"/>
+        </w:rPr>
+        <w:t>remove_punct =</w:t>
+      </w:r>
+      <w:r>
+        <w:rPr>
+          <w:rStyle w:val="NormalTok"/>
+        </w:rPr>
+        <w:t xml:space="preserve"> </w:t>
+      </w:r>
+      <w:r>
+        <w:rPr>
+          <w:rStyle w:val="ConstantTok"/>
+        </w:rPr>
+        <w:t>TRUE</w:t>
+      </w:r>
+      <w:r>
+        <w:rPr>
+          <w:rStyle w:val="NormalTok"/>
+        </w:rPr>
+        <w:t>,</w:t>
+      </w:r>
+      <w:r>
+        <w:br/>
+      </w:r>
+      <w:r>
+        <w:rPr>
+          <w:rStyle w:val="NormalTok"/>
+        </w:rPr>
+        <w:t xml:space="preserve">                         </w:t>
+      </w:r>
+      <w:r>
+        <w:rPr>
+          <w:rStyle w:val="AttributeTok"/>
+        </w:rPr>
+        <w:t>remove_symbols =</w:t>
+      </w:r>
+      <w:r>
+        <w:rPr>
+          <w:rStyle w:val="NormalTok"/>
+        </w:rPr>
+        <w:t xml:space="preserve"> T) </w:t>
+      </w:r>
+      <w:r>
+        <w:rPr>
+          <w:rStyle w:val="SpecialCharTok"/>
+        </w:rPr>
+        <w:t>|&gt;</w:t>
+      </w:r>
+      <w:r>
+        <w:rPr>
+          <w:rStyle w:val="NormalTok"/>
+        </w:rPr>
+        <w:t xml:space="preserve"> </w:t>
+      </w:r>
+      <w:r>
+        <w:br/>
+      </w:r>
+      <w:r>
+        <w:rPr>
+          <w:rStyle w:val="NormalTok"/>
+        </w:rPr>
+        <w:t xml:space="preserve">  </w:t>
+      </w:r>
+      <w:r>
+        <w:rPr>
+          <w:rStyle w:val="FunctionTok"/>
+        </w:rPr>
+        <w:t>tokens_tolower</w:t>
+      </w:r>
+      <w:r>
+        <w:rPr>
+          <w:rStyle w:val="NormalTok"/>
+        </w:rPr>
+        <w:t>()</w:t>
+      </w:r>
+      <w:r>
+        <w:br/>
+      </w:r>
+      <w:r>
+        <w:br/>
+      </w:r>
+      <w:r>
+        <w:rPr>
+          <w:rStyle w:val="CommentTok"/>
+        </w:rPr>
+        <w:t xml:space="preserve"># ------------ Should we Stem or Lemmas? </w:t>
+      </w:r>
+      <w:r>
+        <w:br/>
+      </w:r>
+      <w:r>
+        <w:br/>
+      </w:r>
+      <w:r>
+        <w:rPr>
+          <w:rStyle w:val="CommentTok"/>
+        </w:rPr>
+        <w:t># Since we're working with job titles—short phrases rather than full sentences with contextual information—we're less likely to encounter grammatical word variations (like verbs ending in "ing" or "ed").</w:t>
+      </w:r>
+      <w:r>
+        <w:br/>
+      </w:r>
+      <w:r>
+        <w:rPr>
+          <w:rStyle w:val="CommentTok"/>
+        </w:rPr>
+        <w:t># Therefore, I don’t see a strong reason to apply stemming or lemmatization in this case.</w:t>
+      </w:r>
+      <w:r>
+        <w:br/>
+      </w:r>
+      <w:r>
+        <w:br/>
+      </w:r>
+      <w:r>
+        <w:br/>
+      </w:r>
+      <w:r>
+        <w:rPr>
+          <w:rStyle w:val="CommentTok"/>
+        </w:rPr>
+        <w:t xml:space="preserve"># --- Preperation to Word-Embedding </w:t>
+      </w:r>
+      <w:r>
+        <w:br/>
+      </w:r>
+      <w:r>
+        <w:br/>
+      </w:r>
+      <w:r>
+        <w:rPr>
+          <w:rStyle w:val="NormalTok"/>
+        </w:rPr>
+        <w:t xml:space="preserve">Tinder_job_tokens_dfm </w:t>
+      </w:r>
+      <w:r>
+        <w:rPr>
+          <w:rStyle w:val="OtherTok"/>
+        </w:rPr>
+        <w:t>&lt;-</w:t>
+      </w:r>
+      <w:r>
+        <w:rPr>
+          <w:rStyle w:val="NormalTok"/>
+        </w:rPr>
+        <w:t xml:space="preserve"> </w:t>
+      </w:r>
+      <w:r>
+        <w:rPr>
+          <w:rStyle w:val="FunctionTok"/>
+        </w:rPr>
+        <w:t>dfm</w:t>
+      </w:r>
+      <w:r>
+        <w:rPr>
+          <w:rStyle w:val="NormalTok"/>
+        </w:rPr>
+        <w:t>(Tinder_job_tokens)</w:t>
+      </w:r>
+      <w:r>
+        <w:br/>
+      </w:r>
+      <w:r>
+        <w:br/>
+      </w:r>
+      <w:r>
+        <w:rPr>
+          <w:rStyle w:val="CommentTok"/>
+        </w:rPr>
+        <w:t>#Getting the features from jobTitle. aka unique word.</w:t>
+      </w:r>
+      <w:r>
+        <w:br/>
+      </w:r>
+      <w:r>
+        <w:rPr>
+          <w:rStyle w:val="NormalTok"/>
+        </w:rPr>
+        <w:t xml:space="preserve">Tinder_jobtitle_features </w:t>
+      </w:r>
+      <w:r>
+        <w:rPr>
+          <w:rStyle w:val="OtherTok"/>
+        </w:rPr>
+        <w:t>&lt;-</w:t>
+      </w:r>
+      <w:r>
+        <w:rPr>
+          <w:rStyle w:val="NormalTok"/>
+        </w:rPr>
+        <w:t xml:space="preserve"> </w:t>
+      </w:r>
+      <w:r>
+        <w:rPr>
+          <w:rStyle w:val="FunctionTok"/>
+        </w:rPr>
+        <w:t>featnames</w:t>
+      </w:r>
+      <w:r>
+        <w:rPr>
+          <w:rStyle w:val="NormalTok"/>
+        </w:rPr>
+        <w:t>(Tinder_job_tokens_dfm)</w:t>
+      </w:r>
+      <w:r>
+        <w:br/>
+      </w:r>
+      <w:r>
+        <w:br/>
+      </w:r>
+      <w:r>
+        <w:rPr>
+          <w:rStyle w:val="CommentTok"/>
+        </w:rPr>
+        <w:t># ----- Word Embedding\</w:t>
+      </w:r>
+      <w:r>
+        <w:br/>
+      </w:r>
+      <w:r>
+        <w:br/>
+      </w:r>
+      <w:r>
+        <w:br/>
+      </w:r>
+      <w:r>
+        <w:rPr>
+          <w:rStyle w:val="CommentTok"/>
+        </w:rPr>
+        <w:t xml:space="preserve">#Since that our corpus is not Rich textually speaking we would use a rather small-traiend-model: glove.6B.50d - trained on Wikipedia 2014 + Giga word 5 </w:t>
+      </w:r>
+      <w:r>
+        <w:br/>
+      </w:r>
+      <w:r>
+        <w:br/>
+      </w:r>
+      <w:r>
+        <w:rPr>
+          <w:rStyle w:val="NormalTok"/>
+        </w:rPr>
+        <w:t xml:space="preserve">Tinder_jobTitle_WEmodel </w:t>
+      </w:r>
+      <w:r>
+        <w:rPr>
+          <w:rStyle w:val="OtherTok"/>
+        </w:rPr>
+        <w:t>&lt;-</w:t>
+      </w:r>
+      <w:r>
+        <w:rPr>
+          <w:rStyle w:val="NormalTok"/>
+        </w:rPr>
+        <w:t xml:space="preserve"> </w:t>
+      </w:r>
+      <w:r>
+        <w:rPr>
+          <w:rStyle w:val="FunctionTok"/>
+        </w:rPr>
+        <w:t>load_embeddings</w:t>
+      </w:r>
+      <w:r>
+        <w:rPr>
+          <w:rStyle w:val="NormalTok"/>
+        </w:rPr>
+        <w:t>(</w:t>
+      </w:r>
+      <w:r>
+        <w:br/>
+      </w:r>
+      <w:r>
+        <w:rPr>
+          <w:rStyle w:val="NormalTok"/>
+        </w:rPr>
+        <w:t xml:space="preserve">  </w:t>
+      </w:r>
+      <w:r>
+        <w:rPr>
+          <w:rStyle w:val="StringTok"/>
+        </w:rPr>
+        <w:t>"glove.6B.50d"</w:t>
+      </w:r>
+      <w:r>
+        <w:rPr>
+          <w:rStyle w:val="NormalTok"/>
+        </w:rPr>
+        <w:t>,</w:t>
+      </w:r>
+      <w:r>
+        <w:br/>
+      </w:r>
+      <w:r>
+        <w:rPr>
+          <w:rStyle w:val="NormalTok"/>
+        </w:rPr>
+        <w:t xml:space="preserve">  </w:t>
+      </w:r>
+      <w:r>
+        <w:rPr>
+          <w:rStyle w:val="AttributeTok"/>
+        </w:rPr>
+        <w:t>words =</w:t>
+      </w:r>
+      <w:r>
+        <w:rPr>
+          <w:rStyle w:val="NormalTok"/>
+        </w:rPr>
+        <w:t xml:space="preserve"> Tinder_jobtitle_features,</w:t>
+      </w:r>
+      <w:r>
+        <w:br/>
+      </w:r>
+      <w:r>
+        <w:rPr>
+          <w:rStyle w:val="NormalTok"/>
+        </w:rPr>
+        <w:t xml:space="preserve">  </w:t>
+      </w:r>
+      <w:r>
+        <w:rPr>
+          <w:rStyle w:val="AttributeTok"/>
+        </w:rPr>
+        <w:t>format =</w:t>
+      </w:r>
+      <w:r>
+        <w:rPr>
+          <w:rStyle w:val="NormalTok"/>
+        </w:rPr>
+        <w:t xml:space="preserve"> </w:t>
+      </w:r>
+      <w:r>
+        <w:rPr>
+          <w:rStyle w:val="StringTok"/>
+        </w:rPr>
+        <w:t>"rds"</w:t>
+      </w:r>
+      <w:r>
+        <w:rPr>
+          <w:rStyle w:val="NormalTok"/>
+        </w:rPr>
+        <w:t>,</w:t>
+      </w:r>
+      <w:r>
+        <w:br/>
+      </w:r>
+      <w:r>
+        <w:rPr>
+          <w:rStyle w:val="NormalTok"/>
+        </w:rPr>
+        <w:t xml:space="preserve">  </w:t>
+      </w:r>
+      <w:r>
+        <w:rPr>
+          <w:rStyle w:val="AttributeTok"/>
+        </w:rPr>
+        <w:t>dir=</w:t>
+      </w:r>
+      <w:r>
+        <w:rPr>
+          <w:rStyle w:val="NormalTok"/>
+        </w:rPr>
+        <w:t xml:space="preserve"> </w:t>
+      </w:r>
+      <w:r>
+        <w:rPr>
+          <w:rStyle w:val="StringTok"/>
+        </w:rPr>
+        <w:t>"./rds"</w:t>
       </w:r>
       <w:r>
         <w:rPr>
@@ -1462,7 +2195,8 @@
           <w:rStyle w:val="VerbatimChar"/>
           <w:rtl/>
         </w:rPr>
-        <w:t>[1] 576</w:t>
+        <w:lastRenderedPageBreak/>
+        <w:t>Reading model from file...</w:t>
       </w:r>
     </w:p>
     <w:p>
@@ -1473,99 +2207,20 @@
       </w:pPr>
       <w:r>
         <w:rPr>
-          <w:rStyle w:val="CommentTok"/>
-        </w:rPr>
-        <w:t xml:space="preserve">#[1] 576 </w:t>
-      </w:r>
-      <w:r>
-        <w:br/>
-      </w:r>
-      <w:r>
-        <w:rPr>
-          <w:rStyle w:val="NormalTok"/>
-        </w:rPr>
-        <w:t xml:space="preserve"> </w:t>
-      </w:r>
-      <w:r>
-        <w:br/>
-      </w:r>
-      <w:r>
-        <w:rPr>
-          <w:rStyle w:val="NormalTok"/>
-        </w:rPr>
-        <w:t xml:space="preserve"> </w:t>
-      </w:r>
-      <w:r>
-        <w:rPr>
-          <w:rStyle w:val="FunctionTok"/>
-        </w:rPr>
-        <w:t>nrow</w:t>
-      </w:r>
-      <w:r>
-        <w:rPr>
-          <w:rStyle w:val="NormalTok"/>
-        </w:rPr>
-        <w:t xml:space="preserve">(Tinder_filtered) </w:t>
-      </w:r>
-      <w:r>
-        <w:rPr>
-          <w:rStyle w:val="SpecialCharTok"/>
-        </w:rPr>
-        <w:t>-</w:t>
-      </w:r>
-      <w:r>
-        <w:rPr>
-          <w:rStyle w:val="NormalTok"/>
-        </w:rPr>
-        <w:t xml:space="preserve">  </w:t>
-      </w:r>
-      <w:r>
-        <w:rPr>
-          <w:rStyle w:val="FunctionTok"/>
-        </w:rPr>
-        <w:t>sum</w:t>
-      </w:r>
-      <w:r>
-        <w:rPr>
-          <w:rStyle w:val="NormalTok"/>
-        </w:rPr>
-        <w:t>(Tinder_filtered</w:t>
-      </w:r>
-      <w:r>
-        <w:rPr>
-          <w:rStyle w:val="SpecialCharTok"/>
-        </w:rPr>
-        <w:t>$</w:t>
-      </w:r>
-      <w:r>
-        <w:rPr>
-          <w:rStyle w:val="NormalTok"/>
-        </w:rPr>
-        <w:t xml:space="preserve">jobTitle </w:t>
-      </w:r>
-      <w:r>
-        <w:rPr>
-          <w:rStyle w:val="SpecialCharTok"/>
-        </w:rPr>
-        <w:t>==</w:t>
-      </w:r>
-      <w:r>
-        <w:rPr>
-          <w:rStyle w:val="NormalTok"/>
-        </w:rPr>
-        <w:t xml:space="preserve"> </w:t>
-      </w:r>
-      <w:r>
-        <w:rPr>
-          <w:rStyle w:val="StringTok"/>
-        </w:rPr>
-        <w:t>"unknown"</w:t>
-      </w:r>
-      <w:r>
-        <w:rPr>
-          <w:rStyle w:val="NormalTok"/>
-        </w:rPr>
-        <w:t>)</w:t>
+          <w:rStyle w:val="VerbatimChar"/>
+          <w:rtl/>
+        </w:rPr>
+        <w:t>Warning in predict.embeddings(out, words): 27 items in `newdata` are not</w:t>
+      </w:r>
+      <w:r>
+        <w:br/>
+      </w:r>
+      <w:r>
+        <w:rPr>
+          <w:rStyle w:val="VerbatimChar"/>
+          <w:rtl/>
+        </w:rPr>
+        <w:t>present in the embeddings object.</w:t>
       </w:r>
     </w:p>
     <w:p>
@@ -1576,10 +2231,69 @@
       </w:pPr>
       <w:r>
         <w:rPr>
-          <w:rStyle w:val="VerbatimChar"/>
-          <w:rtl/>
-        </w:rPr>
-        <w:t>[1] 335</w:t>
+          <w:rStyle w:val="CommentTok"/>
+        </w:rPr>
+        <w:t xml:space="preserve"># ./rds/glove.6B.50d.rds were created </w:t>
+      </w:r>
+      <w:r>
+        <w:br/>
+      </w:r>
+      <w:r>
+        <w:br/>
+      </w:r>
+      <w:r>
+        <w:rPr>
+          <w:rStyle w:val="CommentTok"/>
+        </w:rPr>
+        <w:t>#Using this model, we would embedd our corpus (Tinder job titles):</w:t>
+      </w:r>
+      <w:r>
+        <w:br/>
+      </w:r>
+      <w:r>
+        <w:rPr>
+          <w:rStyle w:val="NormalTok"/>
+        </w:rPr>
+        <w:t xml:space="preserve">Tinder_embbd_GloVe </w:t>
+      </w:r>
+      <w:r>
+        <w:rPr>
+          <w:rStyle w:val="OtherTok"/>
+        </w:rPr>
+        <w:t>&lt;-</w:t>
+      </w:r>
+      <w:r>
+        <w:rPr>
+          <w:rStyle w:val="NormalTok"/>
+        </w:rPr>
+        <w:t xml:space="preserve"> Tinder_job_tokens_dfm </w:t>
+      </w:r>
+      <w:r>
+        <w:rPr>
+          <w:rStyle w:val="SpecialCharTok"/>
+        </w:rPr>
+        <w:t>|&gt;</w:t>
+      </w:r>
+      <w:r>
+        <w:rPr>
+          <w:rStyle w:val="NormalTok"/>
+        </w:rPr>
+        <w:t xml:space="preserve"> </w:t>
+      </w:r>
+      <w:r>
+        <w:br/>
+      </w:r>
+      <w:r>
+        <w:rPr>
+          <w:rStyle w:val="FunctionTok"/>
+        </w:rPr>
+        <w:t>textstat_embedding</w:t>
+      </w:r>
+      <w:r>
+        <w:rPr>
+          <w:rStyle w:val="NormalTok"/>
+        </w:rPr>
+        <w:t>(Tinder_jobTitle_WEmodel)</w:t>
       </w:r>
     </w:p>
     <w:p>
@@ -1590,884 +2304,20 @@
       </w:pPr>
       <w:r>
         <w:rPr>
-          <w:rStyle w:val="CommentTok"/>
-        </w:rPr>
-        <w:t>#[1] 335</w:t>
-      </w:r>
-      <w:r>
-        <w:br/>
-      </w:r>
-      <w:r>
-        <w:rPr>
-          <w:rStyle w:val="NormalTok"/>
-        </w:rPr>
-        <w:t xml:space="preserve"> </w:t>
-      </w:r>
-      <w:r>
-        <w:br/>
-      </w:r>
-      <w:r>
-        <w:rPr>
-          <w:rStyle w:val="NormalTok"/>
-        </w:rPr>
-        <w:t xml:space="preserve"> </w:t>
-      </w:r>
-      <w:r>
-        <w:rPr>
-          <w:rStyle w:val="CommentTok"/>
-        </w:rPr>
-        <w:t xml:space="preserve">#That leaves us with only 335 informative users that hat a job Title </w:t>
-      </w:r>
-      <w:r>
-        <w:br/>
-      </w:r>
-      <w:r>
-        <w:rPr>
-          <w:rStyle w:val="NormalTok"/>
-        </w:rPr>
-        <w:t xml:space="preserve"> </w:t>
-      </w:r>
-      <w:r>
-        <w:br/>
-      </w:r>
-      <w:r>
-        <w:br/>
-      </w:r>
-      <w:r>
-        <w:rPr>
-          <w:rStyle w:val="NormalTok"/>
-        </w:rPr>
-        <w:t xml:space="preserve"> </w:t>
-      </w:r>
-      <w:r>
-        <w:br/>
-      </w:r>
-      <w:r>
-        <w:rPr>
-          <w:rStyle w:val="NormalTok"/>
-        </w:rPr>
-        <w:t xml:space="preserve"> </w:t>
-      </w:r>
-      <w:r>
-        <w:br/>
-      </w:r>
-      <w:r>
-        <w:rPr>
-          <w:rStyle w:val="NormalTok"/>
-        </w:rPr>
-        <w:t xml:space="preserve"> </w:t>
-      </w:r>
-      <w:r>
-        <w:rPr>
-          <w:rStyle w:val="CommentTok"/>
-        </w:rPr>
-        <w:t xml:space="preserve">#------- Pre-processing---------- </w:t>
-      </w:r>
-      <w:r>
-        <w:br/>
-      </w:r>
-      <w:r>
-        <w:rPr>
-          <w:rStyle w:val="NormalTok"/>
-        </w:rPr>
-        <w:t xml:space="preserve"> </w:t>
-      </w:r>
-      <w:r>
-        <w:br/>
-      </w:r>
-      <w:r>
-        <w:rPr>
-          <w:rStyle w:val="NormalTok"/>
-        </w:rPr>
-        <w:lastRenderedPageBreak/>
-        <w:t xml:space="preserve">Tinder_filtered_for_txt </w:t>
-      </w:r>
-      <w:r>
-        <w:rPr>
-          <w:rStyle w:val="OtherTok"/>
-        </w:rPr>
-        <w:t>&lt;-</w:t>
-      </w:r>
-      <w:r>
-        <w:rPr>
-          <w:rStyle w:val="NormalTok"/>
-        </w:rPr>
-        <w:t xml:space="preserve"> Tinder_filtered </w:t>
-      </w:r>
-      <w:r>
-        <w:rPr>
-          <w:rStyle w:val="SpecialCharTok"/>
-        </w:rPr>
-        <w:t>|&gt;</w:t>
-      </w:r>
-      <w:r>
-        <w:rPr>
-          <w:rStyle w:val="NormalTok"/>
-        </w:rPr>
-        <w:t xml:space="preserve"> </w:t>
-      </w:r>
-      <w:r>
-        <w:br/>
-      </w:r>
-      <w:r>
-        <w:rPr>
-          <w:rStyle w:val="NormalTok"/>
-        </w:rPr>
-        <w:t xml:space="preserve">   </w:t>
-      </w:r>
-      <w:r>
-        <w:rPr>
-          <w:rStyle w:val="CommentTok"/>
-        </w:rPr>
-        <w:t># Filtering out the 'unknown' users</w:t>
-      </w:r>
-      <w:r>
-        <w:br/>
-      </w:r>
-      <w:r>
-        <w:br/>
-      </w:r>
-      <w:r>
-        <w:rPr>
-          <w:rStyle w:val="NormalTok"/>
-        </w:rPr>
-        <w:t xml:space="preserve">  </w:t>
-      </w:r>
-      <w:r>
-        <w:rPr>
-          <w:rStyle w:val="FunctionTok"/>
-        </w:rPr>
-        <w:t>filter</w:t>
-      </w:r>
-      <w:r>
-        <w:rPr>
-          <w:rStyle w:val="NormalTok"/>
-        </w:rPr>
-        <w:t xml:space="preserve">(jobTitle </w:t>
-      </w:r>
-      <w:r>
-        <w:rPr>
-          <w:rStyle w:val="SpecialCharTok"/>
-        </w:rPr>
-        <w:t>!=</w:t>
-      </w:r>
-      <w:r>
-        <w:rPr>
-          <w:rStyle w:val="NormalTok"/>
-        </w:rPr>
-        <w:t xml:space="preserve"> </w:t>
-      </w:r>
-      <w:r>
-        <w:rPr>
-          <w:rStyle w:val="StringTok"/>
-        </w:rPr>
-        <w:t>"unknown"</w:t>
-      </w:r>
-      <w:r>
-        <w:rPr>
-          <w:rStyle w:val="NormalTok"/>
-        </w:rPr>
-        <w:t xml:space="preserve">)  </w:t>
-      </w:r>
-      <w:r>
-        <w:rPr>
-          <w:rStyle w:val="SpecialCharTok"/>
-        </w:rPr>
-        <w:t>|&gt;</w:t>
-      </w:r>
-      <w:r>
-        <w:rPr>
-          <w:rStyle w:val="NormalTok"/>
-        </w:rPr>
-        <w:t xml:space="preserve"> </w:t>
-      </w:r>
-      <w:r>
-        <w:br/>
-      </w:r>
-      <w:r>
-        <w:rPr>
-          <w:rStyle w:val="NormalTok"/>
-        </w:rPr>
-        <w:t xml:space="preserve">   </w:t>
-      </w:r>
-      <w:r>
-        <w:rPr>
-          <w:rStyle w:val="CommentTok"/>
-        </w:rPr>
-        <w:t xml:space="preserve"># Assuming that users with 'False' jobTitle are those that manually chose 'false' indicating that they are unemployed </w:t>
-      </w:r>
-      <w:r>
-        <w:br/>
-      </w:r>
-      <w:r>
-        <w:rPr>
-          <w:rStyle w:val="NormalTok"/>
-        </w:rPr>
-        <w:t xml:space="preserve">   </w:t>
-      </w:r>
-      <w:r>
-        <w:rPr>
-          <w:rStyle w:val="FunctionTok"/>
-        </w:rPr>
-        <w:t>mutate</w:t>
-      </w:r>
-      <w:r>
-        <w:rPr>
-          <w:rStyle w:val="NormalTok"/>
-        </w:rPr>
-        <w:t>(</w:t>
-      </w:r>
-      <w:r>
-        <w:rPr>
-          <w:rStyle w:val="AttributeTok"/>
-        </w:rPr>
-        <w:t>jobTitle =</w:t>
-      </w:r>
-      <w:r>
-        <w:rPr>
-          <w:rStyle w:val="NormalTok"/>
-        </w:rPr>
-        <w:t xml:space="preserve"> </w:t>
-      </w:r>
-      <w:r>
-        <w:rPr>
-          <w:rStyle w:val="FunctionTok"/>
-        </w:rPr>
-        <w:t>ifelse</w:t>
-      </w:r>
-      <w:r>
-        <w:rPr>
-          <w:rStyle w:val="NormalTok"/>
-        </w:rPr>
-        <w:t xml:space="preserve">(jobTitle </w:t>
-      </w:r>
-      <w:r>
-        <w:rPr>
-          <w:rStyle w:val="SpecialCharTok"/>
-        </w:rPr>
-        <w:t>==</w:t>
-      </w:r>
-      <w:r>
-        <w:rPr>
-          <w:rStyle w:val="NormalTok"/>
-        </w:rPr>
-        <w:t xml:space="preserve"> </w:t>
-      </w:r>
-      <w:r>
-        <w:rPr>
-          <w:rStyle w:val="StringTok"/>
-        </w:rPr>
-        <w:t>"False"</w:t>
-      </w:r>
-      <w:r>
-        <w:rPr>
-          <w:rStyle w:val="NormalTok"/>
-        </w:rPr>
-        <w:t>,</w:t>
-      </w:r>
-      <w:r>
-        <w:br/>
-      </w:r>
-      <w:r>
-        <w:rPr>
-          <w:rStyle w:val="NormalTok"/>
-        </w:rPr>
-        <w:t xml:space="preserve">                 </w:t>
-      </w:r>
-      <w:r>
-        <w:rPr>
-          <w:rStyle w:val="StringTok"/>
-        </w:rPr>
-        <w:t>"unemployed"</w:t>
-      </w:r>
-      <w:r>
-        <w:rPr>
-          <w:rStyle w:val="NormalTok"/>
-        </w:rPr>
-        <w:t>,</w:t>
-      </w:r>
-      <w:r>
-        <w:br/>
-      </w:r>
-      <w:r>
-        <w:rPr>
-          <w:rStyle w:val="NormalTok"/>
-        </w:rPr>
-        <w:t xml:space="preserve">                 jobTitle))</w:t>
-      </w:r>
-      <w:r>
-        <w:br/>
-      </w:r>
-      <w:r>
-        <w:rPr>
-          <w:rStyle w:val="NormalTok"/>
-        </w:rPr>
-        <w:t xml:space="preserve"> </w:t>
-      </w:r>
-      <w:r>
-        <w:br/>
-      </w:r>
-      <w:r>
-        <w:rPr>
-          <w:rStyle w:val="CommentTok"/>
-        </w:rPr>
-        <w:t># Creating the corpus</w:t>
-      </w:r>
-      <w:r>
-        <w:br/>
-      </w:r>
-      <w:r>
-        <w:rPr>
-          <w:rStyle w:val="NormalTok"/>
-        </w:rPr>
-        <w:t xml:space="preserve">Tinder_job_corpus </w:t>
-      </w:r>
-      <w:r>
-        <w:rPr>
-          <w:rStyle w:val="OtherTok"/>
-        </w:rPr>
-        <w:t>&lt;-</w:t>
-      </w:r>
-      <w:r>
-        <w:rPr>
-          <w:rStyle w:val="NormalTok"/>
-        </w:rPr>
-        <w:t xml:space="preserve"> Tinder_filtered_for_txt </w:t>
-      </w:r>
-      <w:r>
-        <w:rPr>
-          <w:rStyle w:val="SpecialCharTok"/>
-        </w:rPr>
-        <w:t>|&gt;</w:t>
-      </w:r>
-      <w:r>
-        <w:br/>
-      </w:r>
-      <w:r>
-        <w:rPr>
-          <w:rStyle w:val="NormalTok"/>
-        </w:rPr>
-        <w:t xml:space="preserve">  </w:t>
-      </w:r>
-      <w:r>
-        <w:rPr>
-          <w:rStyle w:val="FunctionTok"/>
-        </w:rPr>
-        <w:t>corpus</w:t>
-      </w:r>
-      <w:r>
-        <w:rPr>
-          <w:rStyle w:val="NormalTok"/>
-        </w:rPr>
-        <w:t>(</w:t>
-      </w:r>
-      <w:r>
-        <w:rPr>
-          <w:rStyle w:val="AttributeTok"/>
-        </w:rPr>
-        <w:t>docid_field =</w:t>
-      </w:r>
-      <w:r>
-        <w:rPr>
-          <w:rStyle w:val="NormalTok"/>
-        </w:rPr>
-        <w:t xml:space="preserve"> </w:t>
-      </w:r>
-      <w:r>
-        <w:rPr>
-          <w:rStyle w:val="StringTok"/>
-        </w:rPr>
-        <w:t>"X_id"</w:t>
-      </w:r>
-      <w:r>
-        <w:rPr>
-          <w:rStyle w:val="NormalTok"/>
-        </w:rPr>
-        <w:t>,</w:t>
-      </w:r>
-      <w:r>
-        <w:br/>
-      </w:r>
-      <w:r>
-        <w:rPr>
-          <w:rStyle w:val="NormalTok"/>
-        </w:rPr>
-        <w:t xml:space="preserve">         </w:t>
-      </w:r>
-      <w:r>
-        <w:rPr>
-          <w:rStyle w:val="AttributeTok"/>
-        </w:rPr>
-        <w:t>text_field=</w:t>
-      </w:r>
-      <w:r>
-        <w:rPr>
-          <w:rStyle w:val="StringTok"/>
-        </w:rPr>
-        <w:t>"jobTitle"</w:t>
-      </w:r>
-      <w:r>
-        <w:rPr>
-          <w:rStyle w:val="NormalTok"/>
-        </w:rPr>
-        <w:t>)</w:t>
-      </w:r>
-      <w:r>
-        <w:br/>
-      </w:r>
-      <w:r>
-        <w:br/>
-      </w:r>
-      <w:r>
-        <w:rPr>
-          <w:rStyle w:val="NormalTok"/>
-        </w:rPr>
-        <w:t xml:space="preserve"> </w:t>
-      </w:r>
-      <w:r>
-        <w:br/>
-      </w:r>
-      <w:r>
-        <w:rPr>
-          <w:rStyle w:val="CommentTok"/>
-        </w:rPr>
-        <w:t># Convert to Tokens</w:t>
-      </w:r>
-      <w:r>
-        <w:br/>
-      </w:r>
-      <w:r>
-        <w:br/>
-      </w:r>
-      <w:r>
-        <w:rPr>
-          <w:rStyle w:val="CommentTok"/>
-        </w:rPr>
-        <w:t xml:space="preserve"># * The tokens are lower-cased! </w:t>
-      </w:r>
-      <w:r>
-        <w:br/>
-      </w:r>
-      <w:r>
-        <w:br/>
-      </w:r>
-      <w:r>
-        <w:rPr>
-          <w:rStyle w:val="NormalTok"/>
-        </w:rPr>
-        <w:t xml:space="preserve">Tinder_job_tokens </w:t>
-      </w:r>
-      <w:r>
-        <w:rPr>
-          <w:rStyle w:val="OtherTok"/>
-        </w:rPr>
-        <w:t>&lt;-</w:t>
-      </w:r>
-      <w:r>
-        <w:rPr>
-          <w:rStyle w:val="NormalTok"/>
-        </w:rPr>
-        <w:t xml:space="preserve"> </w:t>
-      </w:r>
-      <w:r>
-        <w:rPr>
-          <w:rStyle w:val="FunctionTok"/>
-        </w:rPr>
-        <w:t>tokens</w:t>
-      </w:r>
-      <w:r>
-        <w:rPr>
-          <w:rStyle w:val="NormalTok"/>
-        </w:rPr>
-        <w:t>(Tinder_job_corpus,</w:t>
-      </w:r>
-      <w:r>
-        <w:br/>
-      </w:r>
-      <w:r>
-        <w:rPr>
-          <w:rStyle w:val="NormalTok"/>
-        </w:rPr>
-        <w:t xml:space="preserve">                         </w:t>
-      </w:r>
-      <w:r>
-        <w:rPr>
-          <w:rStyle w:val="AttributeTok"/>
-        </w:rPr>
-        <w:t>remove_punct =</w:t>
-      </w:r>
-      <w:r>
-        <w:rPr>
-          <w:rStyle w:val="NormalTok"/>
-        </w:rPr>
-        <w:t xml:space="preserve"> </w:t>
-      </w:r>
-      <w:r>
-        <w:rPr>
-          <w:rStyle w:val="ConstantTok"/>
-        </w:rPr>
-        <w:t>TRUE</w:t>
-      </w:r>
-      <w:r>
-        <w:rPr>
-          <w:rStyle w:val="NormalTok"/>
-        </w:rPr>
-        <w:t>,</w:t>
-      </w:r>
-      <w:r>
-        <w:br/>
-      </w:r>
-      <w:r>
-        <w:rPr>
-          <w:rStyle w:val="NormalTok"/>
-        </w:rPr>
-        <w:t xml:space="preserve">                         </w:t>
-      </w:r>
-      <w:r>
-        <w:rPr>
-          <w:rStyle w:val="AttributeTok"/>
-        </w:rPr>
-        <w:t>remove_symbols =</w:t>
-      </w:r>
-      <w:r>
-        <w:rPr>
-          <w:rStyle w:val="NormalTok"/>
-        </w:rPr>
-        <w:t xml:space="preserve"> T) </w:t>
-      </w:r>
-      <w:r>
-        <w:rPr>
-          <w:rStyle w:val="SpecialCharTok"/>
-        </w:rPr>
-        <w:t>|&gt;</w:t>
-      </w:r>
-      <w:r>
-        <w:rPr>
-          <w:rStyle w:val="NormalTok"/>
-        </w:rPr>
-        <w:t xml:space="preserve"> </w:t>
-      </w:r>
-      <w:r>
-        <w:br/>
-      </w:r>
-      <w:r>
-        <w:rPr>
-          <w:rStyle w:val="NormalTok"/>
-        </w:rPr>
-        <w:t xml:space="preserve">  </w:t>
-      </w:r>
-      <w:r>
-        <w:rPr>
-          <w:rStyle w:val="FunctionTok"/>
-        </w:rPr>
-        <w:t>tokens_tolower</w:t>
-      </w:r>
-      <w:r>
-        <w:rPr>
-          <w:rStyle w:val="NormalTok"/>
-        </w:rPr>
-        <w:t>()</w:t>
-      </w:r>
-      <w:r>
-        <w:br/>
-      </w:r>
-      <w:r>
-        <w:br/>
-      </w:r>
-      <w:r>
-        <w:rPr>
-          <w:rStyle w:val="CommentTok"/>
-        </w:rPr>
-        <w:t xml:space="preserve"># ------------ Should we Stem or Lemmas? </w:t>
-      </w:r>
-      <w:r>
-        <w:br/>
-      </w:r>
-      <w:r>
-        <w:br/>
-      </w:r>
-      <w:r>
-        <w:rPr>
-          <w:rStyle w:val="CommentTok"/>
-        </w:rPr>
-        <w:t># Since we're working with job titles—short phrases rather than full sentences with contextual information—we're less likely to encounter grammatical word variations (like verbs ending in "ing" or "ed").</w:t>
-      </w:r>
-      <w:r>
-        <w:br/>
-      </w:r>
-      <w:r>
-        <w:rPr>
-          <w:rStyle w:val="CommentTok"/>
-        </w:rPr>
-        <w:t># Therefore, I don’t see a strong reason to apply stemming or lemmatization in this case.</w:t>
-      </w:r>
-      <w:r>
-        <w:br/>
-      </w:r>
-      <w:r>
-        <w:lastRenderedPageBreak/>
-        <w:br/>
-      </w:r>
-      <w:r>
-        <w:br/>
-      </w:r>
-      <w:r>
-        <w:rPr>
-          <w:rStyle w:val="CommentTok"/>
-        </w:rPr>
-        <w:t xml:space="preserve"># --- Preperation to Word-Embedding </w:t>
-      </w:r>
-      <w:r>
-        <w:br/>
-      </w:r>
-      <w:r>
-        <w:br/>
-      </w:r>
-      <w:r>
-        <w:rPr>
-          <w:rStyle w:val="NormalTok"/>
-        </w:rPr>
-        <w:t xml:space="preserve">Tinder_job_tokens_dfm </w:t>
-      </w:r>
-      <w:r>
-        <w:rPr>
-          <w:rStyle w:val="OtherTok"/>
-        </w:rPr>
-        <w:t>&lt;-</w:t>
-      </w:r>
-      <w:r>
-        <w:rPr>
-          <w:rStyle w:val="NormalTok"/>
-        </w:rPr>
-        <w:t xml:space="preserve"> </w:t>
-      </w:r>
-      <w:r>
-        <w:rPr>
-          <w:rStyle w:val="FunctionTok"/>
-        </w:rPr>
-        <w:t>dfm</w:t>
-      </w:r>
-      <w:r>
-        <w:rPr>
-          <w:rStyle w:val="NormalTok"/>
-        </w:rPr>
-        <w:t>(Tinder_job_tokens)</w:t>
-      </w:r>
-      <w:r>
-        <w:br/>
-      </w:r>
-      <w:r>
-        <w:br/>
-      </w:r>
-      <w:r>
-        <w:rPr>
-          <w:rStyle w:val="CommentTok"/>
-        </w:rPr>
-        <w:t>#Getting the features from jobTitle. aka unique word.</w:t>
-      </w:r>
-      <w:r>
-        <w:br/>
-      </w:r>
-      <w:r>
-        <w:rPr>
-          <w:rStyle w:val="NormalTok"/>
-        </w:rPr>
-        <w:t xml:space="preserve">Tinder_jobtitle_features </w:t>
-      </w:r>
-      <w:r>
-        <w:rPr>
-          <w:rStyle w:val="OtherTok"/>
-        </w:rPr>
-        <w:t>&lt;-</w:t>
-      </w:r>
-      <w:r>
-        <w:rPr>
-          <w:rStyle w:val="NormalTok"/>
-        </w:rPr>
-        <w:t xml:space="preserve"> </w:t>
-      </w:r>
-      <w:r>
-        <w:rPr>
-          <w:rStyle w:val="FunctionTok"/>
-        </w:rPr>
-        <w:t>featnames</w:t>
-      </w:r>
-      <w:r>
-        <w:rPr>
-          <w:rStyle w:val="NormalTok"/>
-        </w:rPr>
-        <w:t>(Tinder_job_tokens_dfm)</w:t>
-      </w:r>
-      <w:r>
-        <w:br/>
-      </w:r>
-      <w:r>
-        <w:br/>
-      </w:r>
-      <w:r>
-        <w:rPr>
-          <w:rStyle w:val="CommentTok"/>
-        </w:rPr>
-        <w:t># ----- Word Embedding\</w:t>
-      </w:r>
-      <w:r>
-        <w:br/>
-      </w:r>
-      <w:r>
-        <w:br/>
-      </w:r>
-      <w:r>
-        <w:br/>
-      </w:r>
-      <w:r>
-        <w:rPr>
-          <w:rStyle w:val="CommentTok"/>
-        </w:rPr>
-        <w:t xml:space="preserve">#Since that our corpus is not Rich textually speaking we would use a rather small-traiend-model: glove.6B.50d - trained on Wikipedia 2014 + Giga word 5 </w:t>
-      </w:r>
-      <w:r>
-        <w:br/>
-      </w:r>
-      <w:r>
-        <w:br/>
-      </w:r>
-      <w:r>
-        <w:rPr>
-          <w:rStyle w:val="NormalTok"/>
-        </w:rPr>
-        <w:t xml:space="preserve">Tinder_jobTitle_WEmodel </w:t>
-      </w:r>
-      <w:r>
-        <w:rPr>
-          <w:rStyle w:val="OtherTok"/>
-        </w:rPr>
-        <w:t>&lt;-</w:t>
-      </w:r>
-      <w:r>
-        <w:rPr>
-          <w:rStyle w:val="NormalTok"/>
-        </w:rPr>
-        <w:t xml:space="preserve"> </w:t>
-      </w:r>
-      <w:r>
-        <w:rPr>
-          <w:rStyle w:val="FunctionTok"/>
-        </w:rPr>
-        <w:t>load_embeddings</w:t>
-      </w:r>
-      <w:r>
-        <w:rPr>
-          <w:rStyle w:val="NormalTok"/>
-        </w:rPr>
-        <w:t>(</w:t>
-      </w:r>
-      <w:r>
-        <w:br/>
-      </w:r>
-      <w:r>
-        <w:rPr>
-          <w:rStyle w:val="NormalTok"/>
-        </w:rPr>
-        <w:t xml:space="preserve">  </w:t>
-      </w:r>
-      <w:r>
-        <w:rPr>
-          <w:rStyle w:val="StringTok"/>
-        </w:rPr>
-        <w:t>"glove.6B.50d"</w:t>
-      </w:r>
-      <w:r>
-        <w:rPr>
-          <w:rStyle w:val="NormalTok"/>
-        </w:rPr>
-        <w:t>,</w:t>
-      </w:r>
-      <w:r>
-        <w:br/>
-      </w:r>
-      <w:r>
-        <w:rPr>
-          <w:rStyle w:val="NormalTok"/>
-        </w:rPr>
-        <w:t xml:space="preserve">  </w:t>
-      </w:r>
-      <w:r>
-        <w:rPr>
-          <w:rStyle w:val="AttributeTok"/>
-        </w:rPr>
-        <w:t>words =</w:t>
-      </w:r>
-      <w:r>
-        <w:rPr>
-          <w:rStyle w:val="NormalTok"/>
-        </w:rPr>
-        <w:t xml:space="preserve"> Tinder_jobtitle_features,</w:t>
-      </w:r>
-      <w:r>
-        <w:br/>
-      </w:r>
-      <w:r>
-        <w:rPr>
-          <w:rStyle w:val="NormalTok"/>
-        </w:rPr>
-        <w:t xml:space="preserve">  </w:t>
-      </w:r>
-      <w:r>
-        <w:rPr>
-          <w:rStyle w:val="AttributeTok"/>
-        </w:rPr>
-        <w:t>format =</w:t>
-      </w:r>
-      <w:r>
-        <w:rPr>
-          <w:rStyle w:val="NormalTok"/>
-        </w:rPr>
-        <w:t xml:space="preserve"> </w:t>
-      </w:r>
-      <w:r>
-        <w:rPr>
-          <w:rStyle w:val="StringTok"/>
-        </w:rPr>
-        <w:t>"rds"</w:t>
-      </w:r>
-      <w:r>
-        <w:rPr>
-          <w:rStyle w:val="NormalTok"/>
-        </w:rPr>
-        <w:t>,</w:t>
-      </w:r>
-      <w:r>
-        <w:br/>
-      </w:r>
-      <w:r>
-        <w:rPr>
-          <w:rStyle w:val="NormalTok"/>
-        </w:rPr>
-        <w:t xml:space="preserve">  </w:t>
-      </w:r>
-      <w:r>
-        <w:rPr>
-          <w:rStyle w:val="AttributeTok"/>
-        </w:rPr>
-        <w:t>dir=</w:t>
-      </w:r>
-      <w:r>
-        <w:rPr>
-          <w:rStyle w:val="NormalTok"/>
-        </w:rPr>
-        <w:t xml:space="preserve"> </w:t>
-      </w:r>
-      <w:r>
-        <w:rPr>
-          <w:rStyle w:val="StringTok"/>
-        </w:rPr>
-        <w:t>"./rds"</w:t>
-      </w:r>
-      <w:r>
-        <w:rPr>
-          <w:rStyle w:val="NormalTok"/>
-        </w:rPr>
-        <w:t>)</w:t>
+          <w:rStyle w:val="VerbatimChar"/>
+          <w:rtl/>
+        </w:rPr>
+        <w:t>Warning in predict.embeddings(model, feats, .keep_missing = TRUE): 27 items in</w:t>
+      </w:r>
+      <w:r>
+        <w:br/>
+      </w:r>
+      <w:r>
+        <w:rPr>
+          <w:rStyle w:val="VerbatimChar"/>
+          <w:rtl/>
+        </w:rPr>
+        <w:t>`newdata` are not present in the embeddings object.</w:t>
       </w:r>
     </w:p>
     <w:p>
@@ -2478,68 +2328,9 @@
       </w:pPr>
       <w:r>
         <w:rPr>
-          <w:rStyle w:val="VerbatimChar"/>
-          <w:rtl/>
-        </w:rPr>
-        <w:t>Reading model from file...</w:t>
-      </w:r>
-    </w:p>
-    <w:p>
-      <w:pPr>
-        <w:pStyle w:val="SourceCode"/>
-        <w:bidi/>
-        <w:spacing w:line="360" w:lineRule="auto"/>
-      </w:pPr>
-      <w:r>
-        <w:rPr>
-          <w:rStyle w:val="VerbatimChar"/>
-          <w:rtl/>
-        </w:rPr>
-        <w:t>Warning in predict.embeddings(out, words): 27 items in `newdata` are not</w:t>
-      </w:r>
-      <w:r>
-        <w:br/>
-      </w:r>
-      <w:r>
-        <w:rPr>
-          <w:rStyle w:val="VerbatimChar"/>
-          <w:rtl/>
-        </w:rPr>
-        <w:t>present in the embeddings object.</w:t>
-      </w:r>
-    </w:p>
-    <w:p>
-      <w:pPr>
-        <w:pStyle w:val="SourceCode"/>
-        <w:bidi/>
-        <w:spacing w:line="360" w:lineRule="auto"/>
-      </w:pPr>
-      <w:r>
-        <w:rPr>
-          <w:rStyle w:val="CommentTok"/>
-        </w:rPr>
-        <w:t xml:space="preserve"># ./rds/glove.6B.50d.rds were created </w:t>
-      </w:r>
-      <w:r>
-        <w:br/>
-      </w:r>
-      <w:r>
-        <w:br/>
-      </w:r>
-      <w:r>
-        <w:rPr>
-          <w:rStyle w:val="CommentTok"/>
-        </w:rPr>
-        <w:t>#Using this model, we would embedd our corpus (Tinder job titles):</w:t>
-      </w:r>
-      <w:r>
-        <w:br/>
-      </w:r>
-      <w:r>
-        <w:rPr>
-          <w:rStyle w:val="NormalTok"/>
-        </w:rPr>
-        <w:t xml:space="preserve">Tinder_embbd_GloVe </w:t>
+          <w:rStyle w:val="NormalTok"/>
+        </w:rPr>
+        <w:t xml:space="preserve">missing_words </w:t>
       </w:r>
       <w:r>
         <w:rPr>
@@ -2551,7 +2342,160 @@
         <w:rPr>
           <w:rStyle w:val="NormalTok"/>
         </w:rPr>
-        <w:t xml:space="preserve"> Tinder_job_tokens_dfm </w:t>
+        <w:t xml:space="preserve"> </w:t>
+      </w:r>
+      <w:r>
+        <w:rPr>
+          <w:rStyle w:val="FunctionTok"/>
+        </w:rPr>
+        <w:t>setdiff</w:t>
+      </w:r>
+      <w:r>
+        <w:rPr>
+          <w:rStyle w:val="NormalTok"/>
+        </w:rPr>
+        <w:t xml:space="preserve">(Tinder_jobtitle_features, </w:t>
+      </w:r>
+      <w:r>
+        <w:rPr>
+          <w:rStyle w:val="FunctionTok"/>
+        </w:rPr>
+        <w:t>rownames</w:t>
+      </w:r>
+      <w:r>
+        <w:rPr>
+          <w:rStyle w:val="NormalTok"/>
+        </w:rPr>
+        <w:t>(Tinder_jobTitle_WEmodel))</w:t>
+      </w:r>
+      <w:r>
+        <w:br/>
+      </w:r>
+      <w:r>
+        <w:br/>
+      </w:r>
+      <w:r>
+        <w:rPr>
+          <w:rStyle w:val="CommentTok"/>
+        </w:rPr>
+        <w:t># 28 instance were dismissed - jobTitle was a typo. For example: "programmerare", "salesperon", "rechtsreferendar".</w:t>
+      </w:r>
+      <w:r>
+        <w:br/>
+      </w:r>
+      <w:r>
+        <w:br/>
+      </w:r>
+      <w:r>
+        <w:br/>
+      </w:r>
+      <w:r>
+        <w:rPr>
+          <w:rStyle w:val="CommentTok"/>
+        </w:rPr>
+        <w:t># ----------Cosine Squished ------</w:t>
+      </w:r>
+      <w:r>
+        <w:br/>
+      </w:r>
+      <w:r>
+        <w:br/>
+      </w:r>
+      <w:r>
+        <w:rPr>
+          <w:rStyle w:val="CommentTok"/>
+        </w:rPr>
+        <w:t>#Getting the directorial position of the word "Engineer"</w:t>
+      </w:r>
+      <w:r>
+        <w:br/>
+      </w:r>
+      <w:r>
+        <w:rPr>
+          <w:rStyle w:val="NormalTok"/>
+        </w:rPr>
+        <w:t xml:space="preserve">engineer_embedding </w:t>
+      </w:r>
+      <w:r>
+        <w:rPr>
+          <w:rStyle w:val="OtherTok"/>
+        </w:rPr>
+        <w:t>&lt;-</w:t>
+      </w:r>
+      <w:r>
+        <w:rPr>
+          <w:rStyle w:val="NormalTok"/>
+        </w:rPr>
+        <w:t xml:space="preserve"> </w:t>
+      </w:r>
+      <w:r>
+        <w:rPr>
+          <w:rStyle w:val="FunctionTok"/>
+        </w:rPr>
+        <w:t>predict</w:t>
+      </w:r>
+      <w:r>
+        <w:rPr>
+          <w:rStyle w:val="NormalTok"/>
+        </w:rPr>
+        <w:t>(Tinder_jobTitle_WEmodel,</w:t>
+      </w:r>
+      <w:r>
+        <w:br/>
+      </w:r>
+      <w:r>
+        <w:rPr>
+          <w:rStyle w:val="NormalTok"/>
+        </w:rPr>
+        <w:t xml:space="preserve">                                </w:t>
+      </w:r>
+      <w:r>
+        <w:rPr>
+          <w:rStyle w:val="StringTok"/>
+        </w:rPr>
+        <w:t>"engineer"</w:t>
+      </w:r>
+      <w:r>
+        <w:rPr>
+          <w:rStyle w:val="NormalTok"/>
+        </w:rPr>
+        <w:t xml:space="preserve">) </w:t>
+      </w:r>
+      <w:r>
+        <w:br/>
+      </w:r>
+      <w:r>
+        <w:br/>
+      </w:r>
+      <w:r>
+        <w:br/>
+      </w:r>
+      <w:r>
+        <w:rPr>
+          <w:rStyle w:val="NormalTok"/>
+        </w:rPr>
+        <w:t xml:space="preserve">  </w:t>
+      </w:r>
+      <w:r>
+        <w:br/>
+      </w:r>
+      <w:r>
+        <w:rPr>
+          <w:rStyle w:val="NormalTok"/>
+        </w:rPr>
+        <w:t xml:space="preserve">Tinder_distantce_engineer_WEGloVe </w:t>
+      </w:r>
+      <w:r>
+        <w:rPr>
+          <w:rStyle w:val="OtherTok"/>
+        </w:rPr>
+        <w:t>&lt;-</w:t>
+      </w:r>
+      <w:r>
+        <w:rPr>
+          <w:rStyle w:val="NormalTok"/>
+        </w:rPr>
+        <w:t xml:space="preserve"> Tinder_embbd_GloVe </w:t>
       </w:r>
       <w:r>
         <w:rPr>
@@ -2570,53 +2514,148 @@
       </w:r>
       <w:r>
         <w:rPr>
+          <w:rStyle w:val="NormalTok"/>
+        </w:rPr>
+        <w:t xml:space="preserve">  </w:t>
+      </w:r>
+      <w:r>
+        <w:rPr>
           <w:rStyle w:val="FunctionTok"/>
         </w:rPr>
-        <w:t>textstat_embedding</w:t>
-      </w:r>
-      <w:r>
-        <w:rPr>
-          <w:rStyle w:val="NormalTok"/>
-        </w:rPr>
-        <w:t>(Tinder_jobTitle_WEmodel)</w:t>
-      </w:r>
-    </w:p>
-    <w:p>
-      <w:pPr>
-        <w:pStyle w:val="SourceCode"/>
-        <w:bidi/>
-        <w:spacing w:line="360" w:lineRule="auto"/>
-      </w:pPr>
-      <w:r>
-        <w:rPr>
-          <w:rStyle w:val="VerbatimChar"/>
-          <w:rtl/>
-        </w:rPr>
-        <w:t>Warning in predict.embeddings(model, feats, .keep_missing = TRUE): 27 items in</w:t>
-      </w:r>
-      <w:r>
-        <w:br/>
-      </w:r>
-      <w:r>
-        <w:rPr>
-          <w:rStyle w:val="VerbatimChar"/>
-          <w:rtl/>
-        </w:rPr>
-        <w:t>`newdata` are not present in the embeddings object.</w:t>
-      </w:r>
-    </w:p>
-    <w:p>
-      <w:pPr>
-        <w:pStyle w:val="SourceCode"/>
-        <w:bidi/>
-        <w:spacing w:line="360" w:lineRule="auto"/>
-      </w:pPr>
+        <w:t>get_sims</w:t>
+      </w:r>
+      <w:r>
+        <w:rPr>
+          <w:rStyle w:val="NormalTok"/>
+        </w:rPr>
+        <w:t>(</w:t>
+      </w:r>
+      <w:r>
+        <w:br/>
+      </w:r>
+      <w:r>
+        <w:rPr>
+          <w:rStyle w:val="NormalTok"/>
+        </w:rPr>
+        <w:t xml:space="preserve">    dim_1</w:t>
+      </w:r>
+      <w:r>
+        <w:rPr>
+          <w:rStyle w:val="SpecialCharTok"/>
+        </w:rPr>
+        <w:t>:</w:t>
+      </w:r>
+      <w:r>
+        <w:rPr>
+          <w:rStyle w:val="NormalTok"/>
+        </w:rPr>
+        <w:t xml:space="preserve">dim_50, </w:t>
+      </w:r>
+      <w:r>
+        <w:br/>
+      </w:r>
+      <w:r>
+        <w:rPr>
+          <w:rStyle w:val="NormalTok"/>
+        </w:rPr>
+        <w:t xml:space="preserve">    </w:t>
+      </w:r>
+      <w:r>
+        <w:rPr>
+          <w:rStyle w:val="FunctionTok"/>
+        </w:rPr>
+        <w:t>list</w:t>
+      </w:r>
+      <w:r>
+        <w:rPr>
+          <w:rStyle w:val="NormalTok"/>
+        </w:rPr>
+        <w:t>(</w:t>
+      </w:r>
+      <w:r>
+        <w:rPr>
+          <w:rStyle w:val="AttributeTok"/>
+        </w:rPr>
+        <w:t>engineer =</w:t>
+      </w:r>
+      <w:r>
+        <w:rPr>
+          <w:rStyle w:val="NormalTok"/>
+        </w:rPr>
+        <w:t xml:space="preserve"> engineer_embedding),</w:t>
+      </w:r>
+      <w:r>
+        <w:br/>
+      </w:r>
+      <w:r>
+        <w:rPr>
+          <w:rStyle w:val="NormalTok"/>
+        </w:rPr>
+        <w:t xml:space="preserve">    </w:t>
+      </w:r>
+      <w:r>
+        <w:rPr>
+          <w:rStyle w:val="AttributeTok"/>
+        </w:rPr>
+        <w:t>method =</w:t>
+      </w:r>
+      <w:r>
+        <w:rPr>
+          <w:rStyle w:val="NormalTok"/>
+        </w:rPr>
+        <w:t xml:space="preserve"> </w:t>
+      </w:r>
+      <w:r>
+        <w:rPr>
+          <w:rStyle w:val="StringTok"/>
+        </w:rPr>
+        <w:t>"cosine_squished"</w:t>
+      </w:r>
+      <w:r>
+        <w:br/>
+      </w:r>
       <w:r>
         <w:rPr>
           <w:rStyle w:val="NormalTok"/>
         </w:rPr>
         <w:lastRenderedPageBreak/>
-        <w:t xml:space="preserve">missing_words </w:t>
+        <w:t xml:space="preserve">    )</w:t>
+      </w:r>
+      <w:r>
+        <w:br/>
+      </w:r>
+      <w:r>
+        <w:rPr>
+          <w:rStyle w:val="NormalTok"/>
+        </w:rPr>
+        <w:t xml:space="preserve">  </w:t>
+      </w:r>
+      <w:r>
+        <w:br/>
+      </w:r>
+      <w:r>
+        <w:br/>
+      </w:r>
+      <w:r>
+        <w:br/>
+      </w:r>
+      <w:r>
+        <w:rPr>
+          <w:rStyle w:val="CommentTok"/>
+        </w:rPr>
+        <w:t xml:space="preserve">#Let's add this distnace to our dataset and conduct the modeling! </w:t>
+      </w:r>
+      <w:r>
+        <w:br/>
+      </w:r>
+      <w:r>
+        <w:br/>
+      </w:r>
+      <w:r>
+        <w:rPr>
+          <w:rStyle w:val="NormalTok"/>
+        </w:rPr>
+        <w:t xml:space="preserve">Tinder_filtered_for_txt_with_cosine </w:t>
       </w:r>
       <w:r>
         <w:rPr>
@@ -2628,492 +2667,168 @@
         <w:rPr>
           <w:rStyle w:val="NormalTok"/>
         </w:rPr>
-        <w:t xml:space="preserve"> </w:t>
+        <w:t xml:space="preserve"> Tinder_filtered_for_txt </w:t>
+      </w:r>
+      <w:r>
+        <w:rPr>
+          <w:rStyle w:val="SpecialCharTok"/>
+        </w:rPr>
+        <w:t>|&gt;</w:t>
+      </w:r>
+      <w:r>
+        <w:rPr>
+          <w:rStyle w:val="NormalTok"/>
+        </w:rPr>
+        <w:t xml:space="preserve"> </w:t>
+      </w:r>
+      <w:r>
+        <w:br/>
+      </w:r>
+      <w:r>
+        <w:rPr>
+          <w:rStyle w:val="NormalTok"/>
+        </w:rPr>
+        <w:t xml:space="preserve">  </w:t>
       </w:r>
       <w:r>
         <w:rPr>
           <w:rStyle w:val="FunctionTok"/>
         </w:rPr>
-        <w:t>setdiff</w:t>
-      </w:r>
-      <w:r>
-        <w:rPr>
-          <w:rStyle w:val="NormalTok"/>
-        </w:rPr>
-        <w:t xml:space="preserve">(Tinder_jobtitle_features, </w:t>
+        <w:t>merge</w:t>
+      </w:r>
+      <w:r>
+        <w:rPr>
+          <w:rStyle w:val="NormalTok"/>
+        </w:rPr>
+        <w:t>(Tinder_distantce_engineer_WEGloVe,</w:t>
+      </w:r>
+      <w:r>
+        <w:br/>
+      </w:r>
+      <w:r>
+        <w:rPr>
+          <w:rStyle w:val="NormalTok"/>
+        </w:rPr>
+        <w:t xml:space="preserve">        </w:t>
+      </w:r>
+      <w:r>
+        <w:rPr>
+          <w:rStyle w:val="AttributeTok"/>
+        </w:rPr>
+        <w:t>by.x =</w:t>
+      </w:r>
+      <w:r>
+        <w:rPr>
+          <w:rStyle w:val="StringTok"/>
+        </w:rPr>
+        <w:t>"X_id"</w:t>
+      </w:r>
+      <w:r>
+        <w:rPr>
+          <w:rStyle w:val="NormalTok"/>
+        </w:rPr>
+        <w:t>,</w:t>
+      </w:r>
+      <w:r>
+        <w:br/>
+      </w:r>
+      <w:r>
+        <w:rPr>
+          <w:rStyle w:val="NormalTok"/>
+        </w:rPr>
+        <w:t xml:space="preserve">        </w:t>
+      </w:r>
+      <w:r>
+        <w:rPr>
+          <w:rStyle w:val="AttributeTok"/>
+        </w:rPr>
+        <w:t>by.y =</w:t>
+      </w:r>
+      <w:r>
+        <w:rPr>
+          <w:rStyle w:val="NormalTok"/>
+        </w:rPr>
+        <w:t xml:space="preserve"> </w:t>
+      </w:r>
+      <w:r>
+        <w:rPr>
+          <w:rStyle w:val="StringTok"/>
+        </w:rPr>
+        <w:t>"doc_id"</w:t>
+      </w:r>
+      <w:r>
+        <w:rPr>
+          <w:rStyle w:val="NormalTok"/>
+        </w:rPr>
+        <w:t xml:space="preserve">) </w:t>
+      </w:r>
+      <w:r>
+        <w:rPr>
+          <w:rStyle w:val="SpecialCharTok"/>
+        </w:rPr>
+        <w:t>|&gt;</w:t>
+      </w:r>
+      <w:r>
+        <w:rPr>
+          <w:rStyle w:val="NormalTok"/>
+        </w:rPr>
+        <w:t xml:space="preserve"> </w:t>
+      </w:r>
+      <w:r>
+        <w:br/>
+      </w:r>
+      <w:r>
+        <w:rPr>
+          <w:rStyle w:val="NormalTok"/>
+        </w:rPr>
+        <w:t xml:space="preserve">  </w:t>
+      </w:r>
+      <w:r>
+        <w:br/>
+      </w:r>
+      <w:r>
+        <w:rPr>
+          <w:rStyle w:val="NormalTok"/>
+        </w:rPr>
+        <w:t xml:space="preserve">  </w:t>
+      </w:r>
+      <w:r>
+        <w:rPr>
+          <w:rStyle w:val="CommentTok"/>
+        </w:rPr>
+        <w:t xml:space="preserve">#Also, omitting the instances where jobTitle is typo - the only NA in 'engineer' </w:t>
+      </w:r>
+      <w:r>
+        <w:br/>
+      </w:r>
+      <w:r>
+        <w:rPr>
+          <w:rStyle w:val="NormalTok"/>
+        </w:rPr>
+        <w:t xml:space="preserve">  </w:t>
       </w:r>
       <w:r>
         <w:rPr>
           <w:rStyle w:val="FunctionTok"/>
         </w:rPr>
-        <w:t>rownames</w:t>
-      </w:r>
-      <w:r>
-        <w:rPr>
-          <w:rStyle w:val="NormalTok"/>
-        </w:rPr>
-        <w:t>(Tinder_jobTitle_WEmodel))</w:t>
-      </w:r>
-      <w:r>
-        <w:br/>
-      </w:r>
-      <w:r>
-        <w:br/>
-      </w:r>
-      <w:r>
-        <w:rPr>
-          <w:rStyle w:val="CommentTok"/>
-        </w:rPr>
-        <w:t># 28 instance were dismissed - jobTitle was a typo. For example: "programmerare", "salesperon", "rechtsreferendar".</w:t>
-      </w:r>
-      <w:r>
-        <w:br/>
-      </w:r>
-      <w:r>
-        <w:br/>
-      </w:r>
-      <w:r>
-        <w:br/>
-      </w:r>
-      <w:r>
-        <w:rPr>
-          <w:rStyle w:val="CommentTok"/>
-        </w:rPr>
-        <w:t># ----------Cosine Squished ------</w:t>
-      </w:r>
-      <w:r>
-        <w:br/>
-      </w:r>
-      <w:r>
-        <w:br/>
-      </w:r>
-      <w:r>
-        <w:rPr>
-          <w:rStyle w:val="CommentTok"/>
-        </w:rPr>
-        <w:t>#Getting the directorial position of the word "Engineer"</w:t>
-      </w:r>
-      <w:r>
-        <w:br/>
-      </w:r>
-      <w:r>
-        <w:rPr>
-          <w:rStyle w:val="NormalTok"/>
-        </w:rPr>
-        <w:t xml:space="preserve">engineer_embedding </w:t>
-      </w:r>
-      <w:r>
-        <w:rPr>
-          <w:rStyle w:val="OtherTok"/>
-        </w:rPr>
-        <w:t>&lt;-</w:t>
-      </w:r>
-      <w:r>
-        <w:rPr>
-          <w:rStyle w:val="NormalTok"/>
-        </w:rPr>
-        <w:t xml:space="preserve"> </w:t>
+        <w:t>filter</w:t>
+      </w:r>
+      <w:r>
+        <w:rPr>
+          <w:rStyle w:val="NormalTok"/>
+        </w:rPr>
+        <w:t>(</w:t>
+      </w:r>
+      <w:r>
+        <w:rPr>
+          <w:rStyle w:val="SpecialCharTok"/>
+        </w:rPr>
+        <w:t>!</w:t>
       </w:r>
       <w:r>
         <w:rPr>
           <w:rStyle w:val="FunctionTok"/>
         </w:rPr>
-        <w:t>predict</w:t>
-      </w:r>
-      <w:r>
-        <w:rPr>
-          <w:rStyle w:val="NormalTok"/>
-        </w:rPr>
-        <w:t>(Tinder_jobTitle_WEmodel,</w:t>
-      </w:r>
-      <w:r>
-        <w:br/>
-      </w:r>
-      <w:r>
-        <w:rPr>
-          <w:rStyle w:val="NormalTok"/>
-        </w:rPr>
-        <w:t xml:space="preserve">                                </w:t>
-      </w:r>
-      <w:r>
-        <w:rPr>
-          <w:rStyle w:val="StringTok"/>
-        </w:rPr>
-        <w:t>"engineer"</w:t>
-      </w:r>
-      <w:r>
-        <w:rPr>
-          <w:rStyle w:val="NormalTok"/>
-        </w:rPr>
-        <w:t xml:space="preserve">) </w:t>
-      </w:r>
-      <w:r>
-        <w:br/>
-      </w:r>
-      <w:r>
-        <w:br/>
-      </w:r>
-      <w:r>
-        <w:br/>
-      </w:r>
-      <w:r>
-        <w:rPr>
-          <w:rStyle w:val="NormalTok"/>
-        </w:rPr>
-        <w:t xml:space="preserve">  </w:t>
-      </w:r>
-      <w:r>
-        <w:br/>
-      </w:r>
-      <w:r>
-        <w:rPr>
-          <w:rStyle w:val="NormalTok"/>
-        </w:rPr>
-        <w:t xml:space="preserve">Tinder_distantce_engineer_WEGloVe </w:t>
-      </w:r>
-      <w:r>
-        <w:rPr>
-          <w:rStyle w:val="OtherTok"/>
-        </w:rPr>
-        <w:t>&lt;-</w:t>
-      </w:r>
-      <w:r>
-        <w:rPr>
-          <w:rStyle w:val="NormalTok"/>
-        </w:rPr>
-        <w:t xml:space="preserve"> Tinder_embbd_GloVe </w:t>
-      </w:r>
-      <w:r>
-        <w:rPr>
-          <w:rStyle w:val="SpecialCharTok"/>
-        </w:rPr>
-        <w:t>|&gt;</w:t>
-      </w:r>
-      <w:r>
-        <w:rPr>
-          <w:rStyle w:val="NormalTok"/>
-        </w:rPr>
-        <w:t xml:space="preserve"> </w:t>
-      </w:r>
-      <w:r>
-        <w:br/>
-      </w:r>
-      <w:r>
-        <w:rPr>
-          <w:rStyle w:val="NormalTok"/>
-        </w:rPr>
-        <w:t xml:space="preserve">  </w:t>
-      </w:r>
-      <w:r>
-        <w:rPr>
-          <w:rStyle w:val="FunctionTok"/>
-        </w:rPr>
-        <w:t>get_sims</w:t>
-      </w:r>
-      <w:r>
-        <w:rPr>
-          <w:rStyle w:val="NormalTok"/>
-        </w:rPr>
-        <w:t>(</w:t>
-      </w:r>
-      <w:r>
-        <w:br/>
-      </w:r>
-      <w:r>
-        <w:rPr>
-          <w:rStyle w:val="NormalTok"/>
-        </w:rPr>
-        <w:t xml:space="preserve">    dim_1</w:t>
-      </w:r>
-      <w:r>
-        <w:rPr>
-          <w:rStyle w:val="SpecialCharTok"/>
-        </w:rPr>
-        <w:t>:</w:t>
-      </w:r>
-      <w:r>
-        <w:rPr>
-          <w:rStyle w:val="NormalTok"/>
-        </w:rPr>
-        <w:t xml:space="preserve">dim_50, </w:t>
-      </w:r>
-      <w:r>
-        <w:br/>
-      </w:r>
-      <w:r>
-        <w:rPr>
-          <w:rStyle w:val="NormalTok"/>
-        </w:rPr>
-        <w:t xml:space="preserve">    </w:t>
-      </w:r>
-      <w:r>
-        <w:rPr>
-          <w:rStyle w:val="FunctionTok"/>
-        </w:rPr>
-        <w:t>list</w:t>
-      </w:r>
-      <w:r>
-        <w:rPr>
-          <w:rStyle w:val="NormalTok"/>
-        </w:rPr>
-        <w:t>(</w:t>
-      </w:r>
-      <w:r>
-        <w:rPr>
-          <w:rStyle w:val="AttributeTok"/>
-        </w:rPr>
-        <w:t>engineer =</w:t>
-      </w:r>
-      <w:r>
-        <w:rPr>
-          <w:rStyle w:val="NormalTok"/>
-        </w:rPr>
-        <w:t xml:space="preserve"> engineer_embedding),</w:t>
-      </w:r>
-      <w:r>
-        <w:br/>
-      </w:r>
-      <w:r>
-        <w:rPr>
-          <w:rStyle w:val="NormalTok"/>
-        </w:rPr>
-        <w:t xml:space="preserve">    </w:t>
-      </w:r>
-      <w:r>
-        <w:rPr>
-          <w:rStyle w:val="AttributeTok"/>
-        </w:rPr>
-        <w:t>method =</w:t>
-      </w:r>
-      <w:r>
-        <w:rPr>
-          <w:rStyle w:val="NormalTok"/>
-        </w:rPr>
-        <w:t xml:space="preserve"> </w:t>
-      </w:r>
-      <w:r>
-        <w:rPr>
-          <w:rStyle w:val="StringTok"/>
-        </w:rPr>
-        <w:t>"cosine_squished"</w:t>
-      </w:r>
-      <w:r>
-        <w:br/>
-      </w:r>
-      <w:r>
-        <w:rPr>
-          <w:rStyle w:val="NormalTok"/>
-        </w:rPr>
-        <w:t xml:space="preserve">    )</w:t>
-      </w:r>
-      <w:r>
-        <w:br/>
-      </w:r>
-      <w:r>
-        <w:rPr>
-          <w:rStyle w:val="NormalTok"/>
-        </w:rPr>
-        <w:t xml:space="preserve">  </w:t>
-      </w:r>
-      <w:r>
-        <w:br/>
-      </w:r>
-      <w:r>
-        <w:br/>
-      </w:r>
-      <w:r>
-        <w:br/>
-      </w:r>
-      <w:r>
-        <w:rPr>
-          <w:rStyle w:val="CommentTok"/>
-        </w:rPr>
-        <w:t xml:space="preserve">#Let's add this distnace to our dataset and conduct the modeling! </w:t>
-      </w:r>
-      <w:r>
-        <w:br/>
-      </w:r>
-      <w:r>
-        <w:br/>
-      </w:r>
-      <w:r>
-        <w:rPr>
-          <w:rStyle w:val="NormalTok"/>
-        </w:rPr>
-        <w:t xml:space="preserve">Tinder_filtered_for_txt_with_cosine </w:t>
-      </w:r>
-      <w:r>
-        <w:rPr>
-          <w:rStyle w:val="OtherTok"/>
-        </w:rPr>
-        <w:t>&lt;-</w:t>
-      </w:r>
-      <w:r>
-        <w:rPr>
-          <w:rStyle w:val="NormalTok"/>
-        </w:rPr>
-        <w:t xml:space="preserve"> Tinder_filtered_for_txt </w:t>
-      </w:r>
-      <w:r>
-        <w:rPr>
-          <w:rStyle w:val="SpecialCharTok"/>
-        </w:rPr>
-        <w:t>|&gt;</w:t>
-      </w:r>
-      <w:r>
-        <w:rPr>
-          <w:rStyle w:val="NormalTok"/>
-        </w:rPr>
-        <w:t xml:space="preserve"> </w:t>
-      </w:r>
-      <w:r>
-        <w:br/>
-      </w:r>
-      <w:r>
-        <w:rPr>
-          <w:rStyle w:val="NormalTok"/>
-        </w:rPr>
-        <w:t xml:space="preserve">  </w:t>
-      </w:r>
-      <w:r>
-        <w:rPr>
-          <w:rStyle w:val="FunctionTok"/>
-        </w:rPr>
-        <w:t>merge</w:t>
-      </w:r>
-      <w:r>
-        <w:rPr>
-          <w:rStyle w:val="NormalTok"/>
-        </w:rPr>
-        <w:t>(Tinder_distantce_engineer_WEGloVe,</w:t>
-      </w:r>
-      <w:r>
-        <w:br/>
-      </w:r>
-      <w:r>
-        <w:rPr>
-          <w:rStyle w:val="NormalTok"/>
-        </w:rPr>
-        <w:t xml:space="preserve">        </w:t>
-      </w:r>
-      <w:r>
-        <w:rPr>
-          <w:rStyle w:val="AttributeTok"/>
-        </w:rPr>
-        <w:t>by.x =</w:t>
-      </w:r>
-      <w:r>
-        <w:rPr>
-          <w:rStyle w:val="StringTok"/>
-        </w:rPr>
-        <w:t>"X_id"</w:t>
-      </w:r>
-      <w:r>
-        <w:rPr>
-          <w:rStyle w:val="NormalTok"/>
-        </w:rPr>
-        <w:t>,</w:t>
-      </w:r>
-      <w:r>
-        <w:br/>
-      </w:r>
-      <w:r>
-        <w:rPr>
-          <w:rStyle w:val="NormalTok"/>
-        </w:rPr>
-        <w:t xml:space="preserve">        </w:t>
-      </w:r>
-      <w:r>
-        <w:rPr>
-          <w:rStyle w:val="AttributeTok"/>
-        </w:rPr>
-        <w:t>by.y =</w:t>
-      </w:r>
-      <w:r>
-        <w:rPr>
-          <w:rStyle w:val="NormalTok"/>
-        </w:rPr>
-        <w:t xml:space="preserve"> </w:t>
-      </w:r>
-      <w:r>
-        <w:rPr>
-          <w:rStyle w:val="StringTok"/>
-        </w:rPr>
-        <w:t>"doc_id"</w:t>
-      </w:r>
-      <w:r>
-        <w:rPr>
-          <w:rStyle w:val="NormalTok"/>
-        </w:rPr>
-        <w:t xml:space="preserve">) </w:t>
-      </w:r>
-      <w:r>
-        <w:rPr>
-          <w:rStyle w:val="SpecialCharTok"/>
-        </w:rPr>
-        <w:t>|&gt;</w:t>
-      </w:r>
-      <w:r>
-        <w:rPr>
-          <w:rStyle w:val="NormalTok"/>
-        </w:rPr>
-        <w:t xml:space="preserve"> </w:t>
-      </w:r>
-      <w:r>
-        <w:br/>
-      </w:r>
-      <w:r>
-        <w:rPr>
-          <w:rStyle w:val="NormalTok"/>
-        </w:rPr>
-        <w:t xml:space="preserve">  </w:t>
-      </w:r>
-      <w:r>
-        <w:br/>
-      </w:r>
-      <w:r>
-        <w:rPr>
-          <w:rStyle w:val="NormalTok"/>
-        </w:rPr>
-        <w:t xml:space="preserve">  </w:t>
-      </w:r>
-      <w:r>
-        <w:rPr>
-          <w:rStyle w:val="CommentTok"/>
-        </w:rPr>
-        <w:t xml:space="preserve">#Also, omitting the instances where jobTitle is typo - the only NA in 'engineer' </w:t>
-      </w:r>
-      <w:r>
-        <w:br/>
-      </w:r>
-      <w:r>
-        <w:rPr>
-          <w:rStyle w:val="NormalTok"/>
-        </w:rPr>
-        <w:t xml:space="preserve">  </w:t>
-      </w:r>
-      <w:r>
-        <w:rPr>
-          <w:rStyle w:val="FunctionTok"/>
-        </w:rPr>
-        <w:t>filter</w:t>
-      </w:r>
-      <w:r>
-        <w:rPr>
-          <w:rStyle w:val="NormalTok"/>
-        </w:rPr>
-        <w:t>(</w:t>
-      </w:r>
-      <w:r>
-        <w:rPr>
-          <w:rStyle w:val="SpecialCharTok"/>
-        </w:rPr>
-        <w:t>!</w:t>
-      </w:r>
-      <w:r>
-        <w:rPr>
-          <w:rStyle w:val="FunctionTok"/>
-        </w:rPr>
         <w:t>is.na</w:t>
       </w:r>
       <w:r>
@@ -3126,7 +2841,6 @@
         <w:br/>
       </w:r>
       <w:r>
-        <w:lastRenderedPageBreak/>
         <w:br/>
       </w:r>
       <w:r>
@@ -3431,6 +3145,7 @@
         <w:rPr>
           <w:rStyle w:val="NormalTok"/>
         </w:rPr>
+        <w:lastRenderedPageBreak/>
         <w:t xml:space="preserve">  </w:t>
       </w:r>
       <w:r>
@@ -3680,50 +3395,398 @@
         <w:br/>
       </w:r>
       <w:r>
+        <w:br/>
+      </w:r>
+      <w:r>
+        <w:rPr>
+          <w:rStyle w:val="CommentTok"/>
+        </w:rPr>
+        <w:t># ---------------- Recipe-------------------</w:t>
+      </w:r>
+      <w:r>
+        <w:br/>
+      </w:r>
+      <w:r>
+        <w:br/>
+      </w:r>
+      <w:r>
+        <w:rPr>
+          <w:rStyle w:val="CommentTok"/>
+        </w:rPr>
+        <w:t># let's define the models R</w:t>
+      </w:r>
+      <w:r>
+        <w:br/>
+      </w:r>
+      <w:r>
+        <w:br/>
+      </w:r>
+      <w:r>
+        <w:rPr>
+          <w:rStyle w:val="CommentTok"/>
+        </w:rPr>
+        <w:t># Predicting number of ghosting after initial message:</w:t>
+      </w:r>
+      <w:r>
+        <w:br/>
+      </w:r>
+      <w:r>
+        <w:br/>
+      </w:r>
+      <w:r>
+        <w:rPr>
+          <w:rStyle w:val="NormalTok"/>
+        </w:rPr>
+        <w:t xml:space="preserve">rec </w:t>
+      </w:r>
+      <w:r>
+        <w:rPr>
+          <w:rStyle w:val="OtherTok"/>
+        </w:rPr>
+        <w:t>&lt;-</w:t>
+      </w:r>
+      <w:r>
+        <w:rPr>
+          <w:rStyle w:val="NormalTok"/>
+        </w:rPr>
+        <w:t xml:space="preserve"> </w:t>
+      </w:r>
+      <w:r>
+        <w:rPr>
+          <w:rStyle w:val="FunctionTok"/>
+        </w:rPr>
+        <w:t>recipe</w:t>
+      </w:r>
+      <w:r>
+        <w:rPr>
+          <w:rStyle w:val="NormalTok"/>
+        </w:rPr>
+        <w:t xml:space="preserve">(nrOfGhostingsAfterInitialMessage </w:t>
+      </w:r>
+      <w:r>
+        <w:rPr>
+          <w:rStyle w:val="SpecialCharTok"/>
+        </w:rPr>
+        <w:t>~</w:t>
+      </w:r>
+      <w:r>
+        <w:rPr>
+          <w:rStyle w:val="NormalTok"/>
+        </w:rPr>
+        <w:t xml:space="preserve"> .,</w:t>
+      </w:r>
+      <w:r>
+        <w:br/>
+      </w:r>
+      <w:r>
+        <w:rPr>
+          <w:rStyle w:val="NormalTok"/>
+        </w:rPr>
+        <w:t xml:space="preserve">              </w:t>
+      </w:r>
+      <w:r>
+        <w:rPr>
+          <w:rStyle w:val="AttributeTok"/>
+        </w:rPr>
+        <w:t>data =</w:t>
+      </w:r>
+      <w:r>
+        <w:rPr>
+          <w:rStyle w:val="NormalTok"/>
+        </w:rPr>
+        <w:t xml:space="preserve"> Tinder.train) </w:t>
+      </w:r>
+      <w:r>
+        <w:rPr>
+          <w:rStyle w:val="SpecialCharTok"/>
+        </w:rPr>
+        <w:t>|&gt;</w:t>
+      </w:r>
+      <w:r>
+        <w:rPr>
+          <w:rStyle w:val="NormalTok"/>
+        </w:rPr>
+        <w:t xml:space="preserve"> </w:t>
+      </w:r>
+      <w:r>
+        <w:br/>
+      </w:r>
+      <w:r>
+        <w:rPr>
+          <w:rStyle w:val="NormalTok"/>
+        </w:rPr>
+        <w:t xml:space="preserve">   </w:t>
+      </w:r>
+      <w:r>
+        <w:rPr>
+          <w:rStyle w:val="CommentTok"/>
+        </w:rPr>
+        <w:t>#for our purposes we would omit some demographics that are not of high interests for us,   since we would like to examine patterns across nationalities and times.</w:t>
+      </w:r>
+      <w:r>
+        <w:br/>
+      </w:r>
+      <w:r>
+        <w:rPr>
+          <w:rStyle w:val="NormalTok"/>
+        </w:rPr>
+        <w:t xml:space="preserve">  </w:t>
+      </w:r>
+      <w:r>
+        <w:br/>
+      </w:r>
+      <w:r>
+        <w:rPr>
+          <w:rStyle w:val="NormalTok"/>
+        </w:rPr>
+        <w:t xml:space="preserve">   </w:t>
+      </w:r>
+      <w:r>
+        <w:rPr>
+          <w:rStyle w:val="CommentTok"/>
+        </w:rPr>
+        <w:t xml:space="preserve">#after visually inspecting the data frame I can say the the 'education' is not valid. I  found quite a few professionals with no education (physician fro example) </w:t>
+      </w:r>
+      <w:r>
+        <w:br/>
+      </w:r>
+      <w:r>
+        <w:rPr>
+          <w:rStyle w:val="NormalTok"/>
+        </w:rPr>
+        <w:t xml:space="preserve">  </w:t>
+      </w:r>
+      <w:r>
+        <w:br/>
+      </w:r>
+      <w:r>
+        <w:rPr>
+          <w:rStyle w:val="NormalTok"/>
+        </w:rPr>
+        <w:t xml:space="preserve">  </w:t>
+      </w:r>
+      <w:r>
+        <w:rPr>
+          <w:rStyle w:val="CommentTok"/>
+        </w:rPr>
+        <w:t xml:space="preserve">#I will omit jobTitle because I it seems that the textual analysis tool </w:t>
+      </w:r>
+      <w:r>
+        <w:rPr>
+          <w:rStyle w:val="CommentTok"/>
+        </w:rPr>
         <w:lastRenderedPageBreak/>
-        <w:br/>
-      </w:r>
-      <w:r>
-        <w:rPr>
-          <w:rStyle w:val="CommentTok"/>
-        </w:rPr>
-        <w:t># ---------------- Recipe-------------------</w:t>
-      </w:r>
-      <w:r>
-        <w:br/>
-      </w:r>
-      <w:r>
-        <w:br/>
-      </w:r>
-      <w:r>
-        <w:rPr>
-          <w:rStyle w:val="CommentTok"/>
-        </w:rPr>
-        <w:t># let's define the models R</w:t>
-      </w:r>
-      <w:r>
-        <w:br/>
-      </w:r>
-      <w:r>
-        <w:br/>
-      </w:r>
-      <w:r>
-        <w:rPr>
-          <w:rStyle w:val="CommentTok"/>
-        </w:rPr>
-        <w:t># Predicting number of ghosting after initial message:</w:t>
-      </w:r>
-      <w:r>
-        <w:br/>
-      </w:r>
-      <w:r>
-        <w:br/>
-      </w:r>
-      <w:r>
-        <w:rPr>
-          <w:rStyle w:val="NormalTok"/>
-        </w:rPr>
-        <w:t xml:space="preserve">rec </w:t>
+        <w:t xml:space="preserve">would be more sufficient in capturing the complexities of this variable  </w:t>
+      </w:r>
+      <w:r>
+        <w:br/>
+      </w:r>
+      <w:r>
+        <w:rPr>
+          <w:rStyle w:val="NormalTok"/>
+        </w:rPr>
+        <w:t xml:space="preserve">  </w:t>
+      </w:r>
+      <w:r>
+        <w:rPr>
+          <w:rStyle w:val="FunctionTok"/>
+        </w:rPr>
+        <w:t>step_rm</w:t>
+      </w:r>
+      <w:r>
+        <w:rPr>
+          <w:rStyle w:val="NormalTok"/>
+        </w:rPr>
+        <w:t>(country,</w:t>
+      </w:r>
+      <w:r>
+        <w:br/>
+      </w:r>
+      <w:r>
+        <w:rPr>
+          <w:rStyle w:val="NormalTok"/>
+        </w:rPr>
+        <w:t xml:space="preserve">          cityName,</w:t>
+      </w:r>
+      <w:r>
+        <w:br/>
+      </w:r>
+      <w:r>
+        <w:rPr>
+          <w:rStyle w:val="NormalTok"/>
+        </w:rPr>
+        <w:t xml:space="preserve">          createDate,</w:t>
+      </w:r>
+      <w:r>
+        <w:br/>
+      </w:r>
+      <w:r>
+        <w:rPr>
+          <w:rStyle w:val="NormalTok"/>
+        </w:rPr>
+        <w:t xml:space="preserve">          education,</w:t>
+      </w:r>
+      <w:r>
+        <w:br/>
+      </w:r>
+      <w:r>
+        <w:rPr>
+          <w:rStyle w:val="NormalTok"/>
+        </w:rPr>
+        <w:t xml:space="preserve">          jobTitle,</w:t>
+      </w:r>
+      <w:r>
+        <w:br/>
+      </w:r>
+      <w:r>
+        <w:rPr>
+          <w:rStyle w:val="NormalTok"/>
+        </w:rPr>
+        <w:t xml:space="preserve">          X_id,</w:t>
+      </w:r>
+      <w:r>
+        <w:br/>
+      </w:r>
+      <w:r>
+        <w:rPr>
+          <w:rStyle w:val="NormalTok"/>
+        </w:rPr>
+        <w:t xml:space="preserve">          birthDate) </w:t>
+      </w:r>
+      <w:r>
+        <w:rPr>
+          <w:rStyle w:val="SpecialCharTok"/>
+        </w:rPr>
+        <w:t>|&gt;</w:t>
+      </w:r>
+      <w:r>
+        <w:rPr>
+          <w:rStyle w:val="NormalTok"/>
+        </w:rPr>
+        <w:t xml:space="preserve"> </w:t>
+      </w:r>
+      <w:r>
+        <w:br/>
+      </w:r>
+      <w:r>
+        <w:rPr>
+          <w:rStyle w:val="NormalTok"/>
+        </w:rPr>
+        <w:t xml:space="preserve">  </w:t>
+      </w:r>
+      <w:r>
+        <w:br/>
+      </w:r>
+      <w:r>
+        <w:rPr>
+          <w:rStyle w:val="NormalTok"/>
+        </w:rPr>
+        <w:t xml:space="preserve">  </w:t>
+      </w:r>
+      <w:r>
+        <w:br/>
+      </w:r>
+      <w:r>
+        <w:rPr>
+          <w:rStyle w:val="NormalTok"/>
+        </w:rPr>
+        <w:t xml:space="preserve">  </w:t>
+      </w:r>
+      <w:r>
+        <w:rPr>
+          <w:rStyle w:val="CommentTok"/>
+        </w:rPr>
+        <w:t xml:space="preserve">#dealing with factors </w:t>
+      </w:r>
+      <w:r>
+        <w:br/>
+      </w:r>
+      <w:r>
+        <w:rPr>
+          <w:rStyle w:val="NormalTok"/>
+        </w:rPr>
+        <w:t xml:space="preserve">  </w:t>
+      </w:r>
+      <w:r>
+        <w:rPr>
+          <w:rStyle w:val="FunctionTok"/>
+        </w:rPr>
+        <w:t>step_dummy</w:t>
+      </w:r>
+      <w:r>
+        <w:rPr>
+          <w:rStyle w:val="NormalTok"/>
+        </w:rPr>
+        <w:t>(spotify,</w:t>
+      </w:r>
+      <w:r>
+        <w:br/>
+      </w:r>
+      <w:r>
+        <w:rPr>
+          <w:rStyle w:val="NormalTok"/>
+        </w:rPr>
+        <w:t xml:space="preserve">             gender,</w:t>
+      </w:r>
+      <w:r>
+        <w:br/>
+      </w:r>
+      <w:r>
+        <w:rPr>
+          <w:rStyle w:val="NormalTok"/>
+        </w:rPr>
+        <w:t xml:space="preserve">             instagram,</w:t>
+      </w:r>
+      <w:r>
+        <w:br/>
+      </w:r>
+      <w:r>
+        <w:rPr>
+          <w:rStyle w:val="NormalTok"/>
+        </w:rPr>
+        <w:t xml:space="preserve">             hetero_sx) </w:t>
+      </w:r>
+      <w:r>
+        <w:br/>
+      </w:r>
+      <w:r>
+        <w:rPr>
+          <w:rStyle w:val="NormalTok"/>
+        </w:rPr>
+        <w:t xml:space="preserve">  </w:t>
+      </w:r>
+      <w:r>
+        <w:br/>
+      </w:r>
+      <w:r>
+        <w:rPr>
+          <w:rStyle w:val="NormalTok"/>
+        </w:rPr>
+        <w:t xml:space="preserve">  </w:t>
+      </w:r>
+      <w:r>
+        <w:br/>
+      </w:r>
+      <w:r>
+        <w:br/>
+      </w:r>
+      <w:r>
+        <w:rPr>
+          <w:rStyle w:val="CommentTok"/>
+        </w:rPr>
+        <w:t># -------------------------  Spec- Random Forest ------------------</w:t>
+      </w:r>
+      <w:r>
+        <w:br/>
+      </w:r>
+      <w:r>
+        <w:br/>
+      </w:r>
+      <w:r>
+        <w:rPr>
+          <w:rStyle w:val="NormalTok"/>
+        </w:rPr>
+        <w:t xml:space="preserve">rf_spec </w:t>
       </w:r>
       <w:r>
         <w:rPr>
@@ -3741,73 +3804,46 @@
         <w:rPr>
           <w:rStyle w:val="FunctionTok"/>
         </w:rPr>
-        <w:t>recipe</w:t>
-      </w:r>
-      <w:r>
-        <w:rPr>
-          <w:rStyle w:val="NormalTok"/>
-        </w:rPr>
-        <w:t xml:space="preserve">(nrOfGhostingsAfterInitialMessage </w:t>
-      </w:r>
-      <w:r>
-        <w:rPr>
-          <w:rStyle w:val="SpecialCharTok"/>
-        </w:rPr>
-        <w:t>~</w:t>
-      </w:r>
-      <w:r>
-        <w:rPr>
-          <w:rStyle w:val="NormalTok"/>
-        </w:rPr>
-        <w:t xml:space="preserve"> .,</w:t>
-      </w:r>
-      <w:r>
-        <w:br/>
-      </w:r>
-      <w:r>
-        <w:rPr>
-          <w:rStyle w:val="NormalTok"/>
-        </w:rPr>
-        <w:t xml:space="preserve">              </w:t>
+        <w:t>rand_forest</w:t>
+      </w:r>
+      <w:r>
+        <w:rPr>
+          <w:rStyle w:val="NormalTok"/>
+        </w:rPr>
+        <w:t>(</w:t>
+      </w:r>
+      <w:r>
+        <w:br/>
+      </w:r>
+      <w:r>
+        <w:rPr>
+          <w:rStyle w:val="NormalTok"/>
+        </w:rPr>
+        <w:t xml:space="preserve">  </w:t>
       </w:r>
       <w:r>
         <w:rPr>
           <w:rStyle w:val="AttributeTok"/>
         </w:rPr>
-        <w:t>data =</w:t>
-      </w:r>
-      <w:r>
-        <w:rPr>
-          <w:rStyle w:val="NormalTok"/>
-        </w:rPr>
-        <w:t xml:space="preserve"> Tinder.train) </w:t>
-      </w:r>
-      <w:r>
-        <w:rPr>
-          <w:rStyle w:val="SpecialCharTok"/>
-        </w:rPr>
-        <w:t>|&gt;</w:t>
-      </w:r>
-      <w:r>
-        <w:rPr>
-          <w:rStyle w:val="NormalTok"/>
-        </w:rPr>
-        <w:t xml:space="preserve"> </w:t>
-      </w:r>
-      <w:r>
-        <w:br/>
-      </w:r>
-      <w:r>
-        <w:rPr>
-          <w:rStyle w:val="NormalTok"/>
-        </w:rPr>
-        <w:t xml:space="preserve">   </w:t>
-      </w:r>
-      <w:r>
-        <w:rPr>
-          <w:rStyle w:val="CommentTok"/>
-        </w:rPr>
-        <w:t>#for our purposes we would omit some demographics that are not of high interests for us,   since we would like to examine patterns across nationalities and times.</w:t>
+        <w:t>mode =</w:t>
+      </w:r>
+      <w:r>
+        <w:rPr>
+          <w:rStyle w:val="NormalTok"/>
+        </w:rPr>
+        <w:t xml:space="preserve"> </w:t>
+      </w:r>
+      <w:r>
+        <w:rPr>
+          <w:rStyle w:val="StringTok"/>
+        </w:rPr>
+        <w:t>"regression"</w:t>
+      </w:r>
+      <w:r>
+        <w:rPr>
+          <w:rStyle w:val="NormalTok"/>
+        </w:rPr>
+        <w:t>,</w:t>
       </w:r>
       <w:r>
         <w:br/>
@@ -3819,19 +3855,28 @@
         <w:t xml:space="preserve">  </w:t>
       </w:r>
       <w:r>
-        <w:br/>
-      </w:r>
-      <w:r>
-        <w:rPr>
-          <w:rStyle w:val="NormalTok"/>
-        </w:rPr>
-        <w:t xml:space="preserve">   </w:t>
-      </w:r>
-      <w:r>
-        <w:rPr>
-          <w:rStyle w:val="CommentTok"/>
-        </w:rPr>
-        <w:t xml:space="preserve">#after visually inspecting the data frame I can say the the 'education' is not valid. I  found quite a few professionals with no education (physician fro example) </w:t>
+        <w:rPr>
+          <w:rStyle w:val="AttributeTok"/>
+        </w:rPr>
+        <w:t>engine =</w:t>
+      </w:r>
+      <w:r>
+        <w:rPr>
+          <w:rStyle w:val="NormalTok"/>
+        </w:rPr>
+        <w:t xml:space="preserve"> </w:t>
+      </w:r>
+      <w:r>
+        <w:rPr>
+          <w:rStyle w:val="StringTok"/>
+        </w:rPr>
+        <w:t>"randomForest"</w:t>
+      </w:r>
+      <w:r>
+        <w:rPr>
+          <w:rStyle w:val="NormalTok"/>
+        </w:rPr>
+        <w:t>,</w:t>
       </w:r>
       <w:r>
         <w:br/>
@@ -3855,7 +3900,7 @@
         <w:rPr>
           <w:rStyle w:val="CommentTok"/>
         </w:rPr>
-        <w:t xml:space="preserve">#I will omit jobTitle because I it seems that the textual analysis tool would be more sufficient in capturing the complexities of this variable  </w:t>
+        <w:t>#we will tune these hyper-parameters</w:t>
       </w:r>
       <w:r>
         <w:br/>
@@ -3867,82 +3912,37 @@
         <w:t xml:space="preserve">  </w:t>
       </w:r>
       <w:r>
+        <w:br/>
+      </w:r>
+      <w:r>
+        <w:rPr>
+          <w:rStyle w:val="NormalTok"/>
+        </w:rPr>
+        <w:t xml:space="preserve">  </w:t>
+      </w:r>
+      <w:r>
+        <w:rPr>
+          <w:rStyle w:val="AttributeTok"/>
+        </w:rPr>
+        <w:t>mtry =</w:t>
+      </w:r>
+      <w:r>
+        <w:rPr>
+          <w:rStyle w:val="NormalTok"/>
+        </w:rPr>
+        <w:t xml:space="preserve"> </w:t>
+      </w:r>
+      <w:r>
         <w:rPr>
           <w:rStyle w:val="FunctionTok"/>
         </w:rPr>
-        <w:t>step_rm</w:t>
-      </w:r>
-      <w:r>
-        <w:rPr>
-          <w:rStyle w:val="NormalTok"/>
-        </w:rPr>
-        <w:t>(country,</w:t>
-      </w:r>
-      <w:r>
-        <w:br/>
-      </w:r>
-      <w:r>
-        <w:rPr>
-          <w:rStyle w:val="NormalTok"/>
-        </w:rPr>
-        <w:t xml:space="preserve">          cityName,</w:t>
-      </w:r>
-      <w:r>
-        <w:br/>
-      </w:r>
-      <w:r>
-        <w:rPr>
-          <w:rStyle w:val="NormalTok"/>
-        </w:rPr>
-        <w:t xml:space="preserve">          createDate,</w:t>
-      </w:r>
-      <w:r>
-        <w:br/>
-      </w:r>
-      <w:r>
-        <w:rPr>
-          <w:rStyle w:val="NormalTok"/>
-        </w:rPr>
-        <w:t xml:space="preserve">          education,</w:t>
-      </w:r>
-      <w:r>
-        <w:br/>
-      </w:r>
-      <w:r>
-        <w:rPr>
-          <w:rStyle w:val="NormalTok"/>
-        </w:rPr>
-        <w:t xml:space="preserve">          jobTitle,</w:t>
-      </w:r>
-      <w:r>
-        <w:br/>
-      </w:r>
-      <w:r>
-        <w:rPr>
-          <w:rStyle w:val="NormalTok"/>
-        </w:rPr>
-        <w:t xml:space="preserve">          X_id,</w:t>
-      </w:r>
-      <w:r>
-        <w:br/>
-      </w:r>
-      <w:r>
-        <w:rPr>
-          <w:rStyle w:val="NormalTok"/>
-        </w:rPr>
-        <w:t xml:space="preserve">          birthDate) </w:t>
-      </w:r>
-      <w:r>
-        <w:rPr>
-          <w:rStyle w:val="SpecialCharTok"/>
-        </w:rPr>
-        <w:t>|&gt;</w:t>
-      </w:r>
-      <w:r>
-        <w:rPr>
-          <w:rStyle w:val="NormalTok"/>
-        </w:rPr>
-        <w:t xml:space="preserve"> </w:t>
+        <w:t>tune</w:t>
+      </w:r>
+      <w:r>
+        <w:rPr>
+          <w:rStyle w:val="NormalTok"/>
+        </w:rPr>
+        <w:t>(),</w:t>
       </w:r>
       <w:r>
         <w:br/>
@@ -3954,6 +3954,30 @@
         <w:t xml:space="preserve">  </w:t>
       </w:r>
       <w:r>
+        <w:rPr>
+          <w:rStyle w:val="AttributeTok"/>
+        </w:rPr>
+        <w:t>trees =</w:t>
+      </w:r>
+      <w:r>
+        <w:rPr>
+          <w:rStyle w:val="NormalTok"/>
+        </w:rPr>
+        <w:t xml:space="preserve"> </w:t>
+      </w:r>
+      <w:r>
+        <w:rPr>
+          <w:rStyle w:val="FunctionTok"/>
+        </w:rPr>
+        <w:t>tune</w:t>
+      </w:r>
+      <w:r>
+        <w:rPr>
+          <w:rStyle w:val="NormalTok"/>
+        </w:rPr>
+        <w:t>(),</w:t>
+      </w:r>
+      <w:r>
         <w:br/>
       </w:r>
       <w:r>
@@ -3963,7 +3987,113 @@
         <w:t xml:space="preserve">  </w:t>
       </w:r>
       <w:r>
-        <w:br/>
+        <w:rPr>
+          <w:rStyle w:val="AttributeTok"/>
+        </w:rPr>
+        <w:t>min_n =</w:t>
+      </w:r>
+      <w:r>
+        <w:rPr>
+          <w:rStyle w:val="NormalTok"/>
+        </w:rPr>
+        <w:t xml:space="preserve"> </w:t>
+      </w:r>
+      <w:r>
+        <w:rPr>
+          <w:rStyle w:val="DecValTok"/>
+        </w:rPr>
+        <w:t>5</w:t>
+      </w:r>
+      <w:r>
+        <w:br/>
+      </w:r>
+      <w:r>
+        <w:rPr>
+          <w:rStyle w:val="NormalTok"/>
+        </w:rPr>
+        <w:t>)</w:t>
+      </w:r>
+      <w:r>
+        <w:br/>
+      </w:r>
+      <w:r>
+        <w:br/>
+      </w:r>
+      <w:r>
+        <w:rPr>
+          <w:rStyle w:val="NormalTok"/>
+        </w:rPr>
+        <w:t xml:space="preserve">rf_wf </w:t>
+      </w:r>
+      <w:r>
+        <w:rPr>
+          <w:rStyle w:val="OtherTok"/>
+        </w:rPr>
+        <w:t>&lt;-</w:t>
+      </w:r>
+      <w:r>
+        <w:rPr>
+          <w:rStyle w:val="NormalTok"/>
+        </w:rPr>
+        <w:t xml:space="preserve"> </w:t>
+      </w:r>
+      <w:r>
+        <w:rPr>
+          <w:rStyle w:val="FunctionTok"/>
+        </w:rPr>
+        <w:t>workflow</w:t>
+      </w:r>
+      <w:r>
+        <w:rPr>
+          <w:rStyle w:val="NormalTok"/>
+        </w:rPr>
+        <w:t>(</w:t>
+      </w:r>
+      <w:r>
+        <w:rPr>
+          <w:rStyle w:val="AttributeTok"/>
+        </w:rPr>
+        <w:t>preprocessor =</w:t>
+      </w:r>
+      <w:r>
+        <w:rPr>
+          <w:rStyle w:val="NormalTok"/>
+        </w:rPr>
+        <w:t xml:space="preserve"> rec, </w:t>
+      </w:r>
+      <w:r>
+        <w:rPr>
+          <w:rStyle w:val="AttributeTok"/>
+        </w:rPr>
+        <w:t>spec =</w:t>
+      </w:r>
+      <w:r>
+        <w:rPr>
+          <w:rStyle w:val="NormalTok"/>
+        </w:rPr>
+        <w:t xml:space="preserve"> rf_spec)</w:t>
+      </w:r>
+      <w:r>
+        <w:br/>
+      </w:r>
+      <w:r>
+        <w:lastRenderedPageBreak/>
+        <w:br/>
+      </w:r>
+      <w:r>
+        <w:br/>
+      </w:r>
+      <w:r>
+        <w:rPr>
+          <w:rStyle w:val="NormalTok"/>
+        </w:rPr>
+        <w:t xml:space="preserve">rf_grid </w:t>
+      </w:r>
+      <w:r>
+        <w:rPr>
+          <w:rStyle w:val="OtherTok"/>
+        </w:rPr>
+        <w:t>&lt;-</w:t>
       </w:r>
       <w:r>
         <w:rPr>
@@ -3973,9 +4103,15 @@
       </w:r>
       <w:r>
         <w:rPr>
-          <w:rStyle w:val="CommentTok"/>
-        </w:rPr>
-        <w:t xml:space="preserve">#dealing with factors </w:t>
+          <w:rStyle w:val="FunctionTok"/>
+        </w:rPr>
+        <w:t>grid_regular</w:t>
+      </w:r>
+      <w:r>
+        <w:rPr>
+          <w:rStyle w:val="NormalTok"/>
+        </w:rPr>
+        <w:t>(</w:t>
       </w:r>
       <w:r>
         <w:br/>
@@ -3987,44 +4123,88 @@
         <w:t xml:space="preserve">  </w:t>
       </w:r>
       <w:r>
+        <w:br/>
+      </w:r>
+      <w:r>
+        <w:rPr>
+          <w:rStyle w:val="NormalTok"/>
+        </w:rPr>
+        <w:t xml:space="preserve">  </w:t>
+      </w:r>
+      <w:r>
+        <w:rPr>
+          <w:rStyle w:val="CommentTok"/>
+        </w:rPr>
+        <w:t xml:space="preserve">#Considering to computation time I would reduce the max number of predictors to 10 </w:t>
+      </w:r>
+      <w:r>
+        <w:br/>
+      </w:r>
+      <w:r>
+        <w:rPr>
+          <w:rStyle w:val="NormalTok"/>
+        </w:rPr>
+        <w:t xml:space="preserve">  </w:t>
+      </w:r>
+      <w:r>
         <w:rPr>
           <w:rStyle w:val="FunctionTok"/>
         </w:rPr>
-        <w:t>step_dummy</w:t>
-      </w:r>
-      <w:r>
-        <w:rPr>
-          <w:rStyle w:val="NormalTok"/>
-        </w:rPr>
-        <w:t>(spotify,</w:t>
-      </w:r>
-      <w:r>
-        <w:br/>
-      </w:r>
-      <w:r>
-        <w:rPr>
-          <w:rStyle w:val="NormalTok"/>
-        </w:rPr>
-        <w:t xml:space="preserve">             gender,</w:t>
-      </w:r>
-      <w:r>
-        <w:br/>
-      </w:r>
-      <w:r>
-        <w:rPr>
-          <w:rStyle w:val="NormalTok"/>
-        </w:rPr>
-        <w:t xml:space="preserve">             instagram,</w:t>
-      </w:r>
-      <w:r>
-        <w:br/>
-      </w:r>
-      <w:r>
-        <w:rPr>
-          <w:rStyle w:val="NormalTok"/>
-        </w:rPr>
-        <w:lastRenderedPageBreak/>
-        <w:t xml:space="preserve">             hetero_sx) </w:t>
+        <w:t>mtry</w:t>
+      </w:r>
+      <w:r>
+        <w:rPr>
+          <w:rStyle w:val="NormalTok"/>
+        </w:rPr>
+        <w:t>(</w:t>
+      </w:r>
+      <w:r>
+        <w:rPr>
+          <w:rStyle w:val="AttributeTok"/>
+        </w:rPr>
+        <w:t>range =</w:t>
+      </w:r>
+      <w:r>
+        <w:rPr>
+          <w:rStyle w:val="NormalTok"/>
+        </w:rPr>
+        <w:t xml:space="preserve"> </w:t>
+      </w:r>
+      <w:r>
+        <w:rPr>
+          <w:rStyle w:val="FunctionTok"/>
+        </w:rPr>
+        <w:t>c</w:t>
+      </w:r>
+      <w:r>
+        <w:rPr>
+          <w:rStyle w:val="NormalTok"/>
+        </w:rPr>
+        <w:t>(</w:t>
+      </w:r>
+      <w:r>
+        <w:rPr>
+          <w:rStyle w:val="DecValTok"/>
+        </w:rPr>
+        <w:t>1</w:t>
+      </w:r>
+      <w:r>
+        <w:rPr>
+          <w:rStyle w:val="NormalTok"/>
+        </w:rPr>
+        <w:t xml:space="preserve">, </w:t>
+      </w:r>
+      <w:r>
+        <w:rPr>
+          <w:rStyle w:val="DecValTok"/>
+        </w:rPr>
+        <w:t>10</w:t>
+      </w:r>
+      <w:r>
+        <w:rPr>
+          <w:rStyle w:val="NormalTok"/>
+        </w:rPr>
+        <w:t>)),</w:t>
       </w:r>
       <w:r>
         <w:br/>
@@ -4036,6 +4216,66 @@
         <w:t xml:space="preserve">  </w:t>
       </w:r>
       <w:r>
+        <w:rPr>
+          <w:rStyle w:val="FunctionTok"/>
+        </w:rPr>
+        <w:t>trees</w:t>
+      </w:r>
+      <w:r>
+        <w:rPr>
+          <w:rStyle w:val="NormalTok"/>
+        </w:rPr>
+        <w:t>(</w:t>
+      </w:r>
+      <w:r>
+        <w:rPr>
+          <w:rStyle w:val="AttributeTok"/>
+        </w:rPr>
+        <w:t>range =</w:t>
+      </w:r>
+      <w:r>
+        <w:rPr>
+          <w:rStyle w:val="NormalTok"/>
+        </w:rPr>
+        <w:t xml:space="preserve"> </w:t>
+      </w:r>
+      <w:r>
+        <w:rPr>
+          <w:rStyle w:val="FunctionTok"/>
+        </w:rPr>
+        <w:t>c</w:t>
+      </w:r>
+      <w:r>
+        <w:rPr>
+          <w:rStyle w:val="NormalTok"/>
+        </w:rPr>
+        <w:t>(</w:t>
+      </w:r>
+      <w:r>
+        <w:rPr>
+          <w:rStyle w:val="DecValTok"/>
+        </w:rPr>
+        <w:t>100</w:t>
+      </w:r>
+      <w:r>
+        <w:rPr>
+          <w:rStyle w:val="NormalTok"/>
+        </w:rPr>
+        <w:t xml:space="preserve">, </w:t>
+      </w:r>
+      <w:r>
+        <w:rPr>
+          <w:rStyle w:val="DecValTok"/>
+        </w:rPr>
+        <w:t>1000</w:t>
+      </w:r>
+      <w:r>
+        <w:rPr>
+          <w:rStyle w:val="NormalTok"/>
+        </w:rPr>
+        <w:t>)),</w:t>
+      </w:r>
+      <w:r>
         <w:br/>
       </w:r>
       <w:r>
@@ -4045,232 +4285,10 @@
         <w:t xml:space="preserve">  </w:t>
       </w:r>
       <w:r>
-        <w:br/>
-      </w:r>
-      <w:r>
-        <w:br/>
-      </w:r>
-      <w:r>
-        <w:rPr>
-          <w:rStyle w:val="CommentTok"/>
-        </w:rPr>
-        <w:t># -------------------------  Spec- Random Forest ------------------</w:t>
-      </w:r>
-      <w:r>
-        <w:br/>
-      </w:r>
-      <w:r>
-        <w:br/>
-      </w:r>
-      <w:r>
-        <w:rPr>
-          <w:rStyle w:val="NormalTok"/>
-        </w:rPr>
-        <w:t xml:space="preserve">rf_spec </w:t>
-      </w:r>
-      <w:r>
-        <w:rPr>
-          <w:rStyle w:val="OtherTok"/>
-        </w:rPr>
-        <w:t>&lt;-</w:t>
-      </w:r>
-      <w:r>
-        <w:rPr>
-          <w:rStyle w:val="NormalTok"/>
-        </w:rPr>
-        <w:t xml:space="preserve"> </w:t>
-      </w:r>
-      <w:r>
-        <w:rPr>
-          <w:rStyle w:val="FunctionTok"/>
-        </w:rPr>
-        <w:t>rand_forest</w:t>
-      </w:r>
-      <w:r>
-        <w:rPr>
-          <w:rStyle w:val="NormalTok"/>
-        </w:rPr>
-        <w:t>(</w:t>
-      </w:r>
-      <w:r>
-        <w:br/>
-      </w:r>
-      <w:r>
-        <w:rPr>
-          <w:rStyle w:val="NormalTok"/>
-        </w:rPr>
-        <w:t xml:space="preserve">  </w:t>
-      </w:r>
-      <w:r>
         <w:rPr>
           <w:rStyle w:val="AttributeTok"/>
         </w:rPr>
-        <w:t>mode =</w:t>
-      </w:r>
-      <w:r>
-        <w:rPr>
-          <w:rStyle w:val="NormalTok"/>
-        </w:rPr>
-        <w:t xml:space="preserve"> </w:t>
-      </w:r>
-      <w:r>
-        <w:rPr>
-          <w:rStyle w:val="StringTok"/>
-        </w:rPr>
-        <w:t>"regression"</w:t>
-      </w:r>
-      <w:r>
-        <w:rPr>
-          <w:rStyle w:val="NormalTok"/>
-        </w:rPr>
-        <w:t>,</w:t>
-      </w:r>
-      <w:r>
-        <w:br/>
-      </w:r>
-      <w:r>
-        <w:rPr>
-          <w:rStyle w:val="NormalTok"/>
-        </w:rPr>
-        <w:t xml:space="preserve">  </w:t>
-      </w:r>
-      <w:r>
-        <w:rPr>
-          <w:rStyle w:val="AttributeTok"/>
-        </w:rPr>
-        <w:t>engine =</w:t>
-      </w:r>
-      <w:r>
-        <w:rPr>
-          <w:rStyle w:val="NormalTok"/>
-        </w:rPr>
-        <w:t xml:space="preserve"> </w:t>
-      </w:r>
-      <w:r>
-        <w:rPr>
-          <w:rStyle w:val="StringTok"/>
-        </w:rPr>
-        <w:t>"randomForest"</w:t>
-      </w:r>
-      <w:r>
-        <w:rPr>
-          <w:rStyle w:val="NormalTok"/>
-        </w:rPr>
-        <w:t>,</w:t>
-      </w:r>
-      <w:r>
-        <w:br/>
-      </w:r>
-      <w:r>
-        <w:rPr>
-          <w:rStyle w:val="NormalTok"/>
-        </w:rPr>
-        <w:t xml:space="preserve">  </w:t>
-      </w:r>
-      <w:r>
-        <w:br/>
-      </w:r>
-      <w:r>
-        <w:rPr>
-          <w:rStyle w:val="NormalTok"/>
-        </w:rPr>
-        <w:t xml:space="preserve">  </w:t>
-      </w:r>
-      <w:r>
-        <w:rPr>
-          <w:rStyle w:val="CommentTok"/>
-        </w:rPr>
-        <w:t>#we will tune these hyper-parameters</w:t>
-      </w:r>
-      <w:r>
-        <w:br/>
-      </w:r>
-      <w:r>
-        <w:rPr>
-          <w:rStyle w:val="NormalTok"/>
-        </w:rPr>
-        <w:t xml:space="preserve">  </w:t>
-      </w:r>
-      <w:r>
-        <w:br/>
-      </w:r>
-      <w:r>
-        <w:rPr>
-          <w:rStyle w:val="NormalTok"/>
-        </w:rPr>
-        <w:t xml:space="preserve">  </w:t>
-      </w:r>
-      <w:r>
-        <w:rPr>
-          <w:rStyle w:val="AttributeTok"/>
-        </w:rPr>
-        <w:t>mtry =</w:t>
-      </w:r>
-      <w:r>
-        <w:rPr>
-          <w:rStyle w:val="NormalTok"/>
-        </w:rPr>
-        <w:t xml:space="preserve"> </w:t>
-      </w:r>
-      <w:r>
-        <w:rPr>
-          <w:rStyle w:val="FunctionTok"/>
-        </w:rPr>
-        <w:t>tune</w:t>
-      </w:r>
-      <w:r>
-        <w:rPr>
-          <w:rStyle w:val="NormalTok"/>
-        </w:rPr>
-        <w:t>(),</w:t>
-      </w:r>
-      <w:r>
-        <w:br/>
-      </w:r>
-      <w:r>
-        <w:rPr>
-          <w:rStyle w:val="NormalTok"/>
-        </w:rPr>
-        <w:t xml:space="preserve">  </w:t>
-      </w:r>
-      <w:r>
-        <w:rPr>
-          <w:rStyle w:val="AttributeTok"/>
-        </w:rPr>
-        <w:t>trees =</w:t>
-      </w:r>
-      <w:r>
-        <w:rPr>
-          <w:rStyle w:val="NormalTok"/>
-        </w:rPr>
-        <w:t xml:space="preserve"> </w:t>
-      </w:r>
-      <w:r>
-        <w:rPr>
-          <w:rStyle w:val="FunctionTok"/>
-        </w:rPr>
-        <w:t>tune</w:t>
-      </w:r>
-      <w:r>
-        <w:rPr>
-          <w:rStyle w:val="NormalTok"/>
-        </w:rPr>
-        <w:t>(),</w:t>
-      </w:r>
-      <w:r>
-        <w:br/>
-      </w:r>
-      <w:r>
-        <w:rPr>
-          <w:rStyle w:val="NormalTok"/>
-        </w:rPr>
-        <w:t xml:space="preserve">  </w:t>
-      </w:r>
-      <w:r>
-        <w:rPr>
-          <w:rStyle w:val="AttributeTok"/>
-        </w:rPr>
-        <w:t>min_n =</w:t>
+        <w:t>levels =</w:t>
       </w:r>
       <w:r>
         <w:rPr>
@@ -4300,303 +4318,6 @@
         <w:br/>
       </w:r>
       <w:r>
-        <w:rPr>
-          <w:rStyle w:val="NormalTok"/>
-        </w:rPr>
-        <w:t xml:space="preserve">rf_wf </w:t>
-      </w:r>
-      <w:r>
-        <w:rPr>
-          <w:rStyle w:val="OtherTok"/>
-        </w:rPr>
-        <w:t>&lt;-</w:t>
-      </w:r>
-      <w:r>
-        <w:rPr>
-          <w:rStyle w:val="NormalTok"/>
-        </w:rPr>
-        <w:t xml:space="preserve"> </w:t>
-      </w:r>
-      <w:r>
-        <w:rPr>
-          <w:rStyle w:val="FunctionTok"/>
-        </w:rPr>
-        <w:t>workflow</w:t>
-      </w:r>
-      <w:r>
-        <w:rPr>
-          <w:rStyle w:val="NormalTok"/>
-        </w:rPr>
-        <w:t>(</w:t>
-      </w:r>
-      <w:r>
-        <w:rPr>
-          <w:rStyle w:val="AttributeTok"/>
-        </w:rPr>
-        <w:t>preprocessor =</w:t>
-      </w:r>
-      <w:r>
-        <w:rPr>
-          <w:rStyle w:val="NormalTok"/>
-        </w:rPr>
-        <w:t xml:space="preserve"> rec, </w:t>
-      </w:r>
-      <w:r>
-        <w:rPr>
-          <w:rStyle w:val="AttributeTok"/>
-        </w:rPr>
-        <w:t>spec =</w:t>
-      </w:r>
-      <w:r>
-        <w:rPr>
-          <w:rStyle w:val="NormalTok"/>
-        </w:rPr>
-        <w:t xml:space="preserve"> rf_spec)</w:t>
-      </w:r>
-      <w:r>
-        <w:br/>
-      </w:r>
-      <w:r>
-        <w:br/>
-      </w:r>
-      <w:r>
-        <w:br/>
-      </w:r>
-      <w:r>
-        <w:rPr>
-          <w:rStyle w:val="NormalTok"/>
-        </w:rPr>
-        <w:t xml:space="preserve">rf_grid </w:t>
-      </w:r>
-      <w:r>
-        <w:rPr>
-          <w:rStyle w:val="OtherTok"/>
-        </w:rPr>
-        <w:t>&lt;-</w:t>
-      </w:r>
-      <w:r>
-        <w:rPr>
-          <w:rStyle w:val="NormalTok"/>
-        </w:rPr>
-        <w:t xml:space="preserve">  </w:t>
-      </w:r>
-      <w:r>
-        <w:rPr>
-          <w:rStyle w:val="FunctionTok"/>
-        </w:rPr>
-        <w:t>grid_regular</w:t>
-      </w:r>
-      <w:r>
-        <w:rPr>
-          <w:rStyle w:val="NormalTok"/>
-        </w:rPr>
-        <w:t>(</w:t>
-      </w:r>
-      <w:r>
-        <w:br/>
-      </w:r>
-      <w:r>
-        <w:rPr>
-          <w:rStyle w:val="NormalTok"/>
-        </w:rPr>
-        <w:t xml:space="preserve">  </w:t>
-      </w:r>
-      <w:r>
-        <w:br/>
-      </w:r>
-      <w:r>
-        <w:rPr>
-          <w:rStyle w:val="NormalTok"/>
-        </w:rPr>
-        <w:t xml:space="preserve">  </w:t>
-      </w:r>
-      <w:r>
-        <w:rPr>
-          <w:rStyle w:val="CommentTok"/>
-        </w:rPr>
-        <w:t xml:space="preserve">#Considering to computation time I would reduce the max number of predictors to 10 </w:t>
-      </w:r>
-      <w:r>
-        <w:br/>
-      </w:r>
-      <w:r>
-        <w:rPr>
-          <w:rStyle w:val="NormalTok"/>
-        </w:rPr>
-        <w:t xml:space="preserve">  </w:t>
-      </w:r>
-      <w:r>
-        <w:rPr>
-          <w:rStyle w:val="FunctionTok"/>
-        </w:rPr>
-        <w:t>mtry</w:t>
-      </w:r>
-      <w:r>
-        <w:rPr>
-          <w:rStyle w:val="NormalTok"/>
-        </w:rPr>
-        <w:t>(</w:t>
-      </w:r>
-      <w:r>
-        <w:rPr>
-          <w:rStyle w:val="AttributeTok"/>
-        </w:rPr>
-        <w:t>range =</w:t>
-      </w:r>
-      <w:r>
-        <w:rPr>
-          <w:rStyle w:val="NormalTok"/>
-        </w:rPr>
-        <w:t xml:space="preserve"> </w:t>
-      </w:r>
-      <w:r>
-        <w:rPr>
-          <w:rStyle w:val="FunctionTok"/>
-        </w:rPr>
-        <w:t>c</w:t>
-      </w:r>
-      <w:r>
-        <w:rPr>
-          <w:rStyle w:val="NormalTok"/>
-        </w:rPr>
-        <w:t>(</w:t>
-      </w:r>
-      <w:r>
-        <w:rPr>
-          <w:rStyle w:val="DecValTok"/>
-        </w:rPr>
-        <w:t>1</w:t>
-      </w:r>
-      <w:r>
-        <w:rPr>
-          <w:rStyle w:val="NormalTok"/>
-        </w:rPr>
-        <w:t xml:space="preserve">, </w:t>
-      </w:r>
-      <w:r>
-        <w:rPr>
-          <w:rStyle w:val="DecValTok"/>
-        </w:rPr>
-        <w:t>10</w:t>
-      </w:r>
-      <w:r>
-        <w:rPr>
-          <w:rStyle w:val="NormalTok"/>
-        </w:rPr>
-        <w:t>)),</w:t>
-      </w:r>
-      <w:r>
-        <w:br/>
-      </w:r>
-      <w:r>
-        <w:rPr>
-          <w:rStyle w:val="NormalTok"/>
-        </w:rPr>
-        <w:t xml:space="preserve">  </w:t>
-      </w:r>
-      <w:r>
-        <w:rPr>
-          <w:rStyle w:val="FunctionTok"/>
-        </w:rPr>
-        <w:t>trees</w:t>
-      </w:r>
-      <w:r>
-        <w:rPr>
-          <w:rStyle w:val="NormalTok"/>
-        </w:rPr>
-        <w:t>(</w:t>
-      </w:r>
-      <w:r>
-        <w:rPr>
-          <w:rStyle w:val="AttributeTok"/>
-        </w:rPr>
-        <w:t>range =</w:t>
-      </w:r>
-      <w:r>
-        <w:rPr>
-          <w:rStyle w:val="NormalTok"/>
-        </w:rPr>
-        <w:t xml:space="preserve"> </w:t>
-      </w:r>
-      <w:r>
-        <w:rPr>
-          <w:rStyle w:val="FunctionTok"/>
-        </w:rPr>
-        <w:t>c</w:t>
-      </w:r>
-      <w:r>
-        <w:rPr>
-          <w:rStyle w:val="NormalTok"/>
-        </w:rPr>
-        <w:t>(</w:t>
-      </w:r>
-      <w:r>
-        <w:rPr>
-          <w:rStyle w:val="DecValTok"/>
-        </w:rPr>
-        <w:t>100</w:t>
-      </w:r>
-      <w:r>
-        <w:rPr>
-          <w:rStyle w:val="NormalTok"/>
-        </w:rPr>
-        <w:t xml:space="preserve">, </w:t>
-      </w:r>
-      <w:r>
-        <w:rPr>
-          <w:rStyle w:val="DecValTok"/>
-        </w:rPr>
-        <w:t>1000</w:t>
-      </w:r>
-      <w:r>
-        <w:rPr>
-          <w:rStyle w:val="NormalTok"/>
-        </w:rPr>
-        <w:t>)),</w:t>
-      </w:r>
-      <w:r>
-        <w:br/>
-      </w:r>
-      <w:r>
-        <w:rPr>
-          <w:rStyle w:val="NormalTok"/>
-        </w:rPr>
-        <w:t xml:space="preserve">  </w:t>
-      </w:r>
-      <w:r>
-        <w:rPr>
-          <w:rStyle w:val="AttributeTok"/>
-        </w:rPr>
-        <w:t>levels =</w:t>
-      </w:r>
-      <w:r>
-        <w:rPr>
-          <w:rStyle w:val="NormalTok"/>
-        </w:rPr>
-        <w:t xml:space="preserve"> </w:t>
-      </w:r>
-      <w:r>
-        <w:rPr>
-          <w:rStyle w:val="DecValTok"/>
-        </w:rPr>
-        <w:t>5</w:t>
-      </w:r>
-      <w:r>
-        <w:br/>
-      </w:r>
-      <w:r>
-        <w:rPr>
-          <w:rStyle w:val="NormalTok"/>
-        </w:rPr>
-        <w:t>)</w:t>
-      </w:r>
-      <w:r>
-        <w:br/>
-      </w:r>
-      <w:r>
-        <w:br/>
-      </w:r>
-      <w:r>
         <w:br/>
       </w:r>
       <w:r>
@@ -4633,7 +4354,6 @@
         <w:rPr>
           <w:rStyle w:val="NormalTok"/>
         </w:rPr>
-        <w:lastRenderedPageBreak/>
         <w:t xml:space="preserve"> </w:t>
       </w:r>
       <w:r>
@@ -4760,6 +4480,7 @@
         <w:rPr>
           <w:noProof/>
         </w:rPr>
+        <w:lastRenderedPageBreak/>
         <w:drawing>
           <wp:inline distT="0" distB="0" distL="0" distR="0" wp14:anchorId="77FE24C7" wp14:editId="6BD5D27D">
             <wp:extent cx="5334000" cy="4267200"/>
@@ -4831,32 +4552,128 @@
         <w:br/>
       </w:r>
       <w:r>
+        <w:br/>
+      </w:r>
+      <w:r>
+        <w:rPr>
+          <w:rStyle w:val="CommentTok"/>
+        </w:rPr>
+        <w:t>#rsq = 3 -&gt; there's no doubt that 3 is the best option across nearly all trees number.</w:t>
+      </w:r>
+      <w:r>
+        <w:br/>
+      </w:r>
+      <w:r>
+        <w:br/>
+      </w:r>
+      <w:r>
+        <w:br/>
+      </w:r>
+      <w:r>
+        <w:br/>
+      </w:r>
+      <w:r>
+        <w:rPr>
+          <w:rStyle w:val="NormalTok"/>
+        </w:rPr>
+        <w:t>best_of_trees</w:t>
+      </w:r>
+      <w:r>
+        <w:rPr>
+          <w:rStyle w:val="OtherTok"/>
+        </w:rPr>
+        <w:t>&lt;-</w:t>
+      </w:r>
+      <w:r>
+        <w:rPr>
+          <w:rStyle w:val="NormalTok"/>
+        </w:rPr>
+        <w:t xml:space="preserve"> </w:t>
+      </w:r>
+      <w:r>
+        <w:rPr>
+          <w:rStyle w:val="FunctionTok"/>
+        </w:rPr>
+        <w:t>select_by_one_std_err</w:t>
+      </w:r>
+      <w:r>
+        <w:rPr>
+          <w:rStyle w:val="NormalTok"/>
+        </w:rPr>
+        <w:t>(rf_tuner,</w:t>
+      </w:r>
+      <w:r>
+        <w:br/>
+      </w:r>
+      <w:r>
+        <w:rPr>
+          <w:rStyle w:val="NormalTok"/>
+        </w:rPr>
+        <w:t xml:space="preserve">                                      trees,</w:t>
+      </w:r>
+      <w:r>
+        <w:br/>
+      </w:r>
+      <w:r>
+        <w:rPr>
+          <w:rStyle w:val="NormalTok"/>
+        </w:rPr>
+        <w:t xml:space="preserve">                                      </w:t>
+      </w:r>
+      <w:r>
+        <w:rPr>
+          <w:rStyle w:val="AttributeTok"/>
+        </w:rPr>
+        <w:t>metric =</w:t>
+      </w:r>
+      <w:r>
+        <w:rPr>
+          <w:rStyle w:val="NormalTok"/>
+        </w:rPr>
+        <w:t xml:space="preserve"> </w:t>
+      </w:r>
+      <w:r>
+        <w:rPr>
+          <w:rStyle w:val="StringTok"/>
+        </w:rPr>
+        <w:t>"rsq"</w:t>
+      </w:r>
+      <w:r>
+        <w:rPr>
+          <w:rStyle w:val="NormalTok"/>
+        </w:rPr>
+        <w:t>)</w:t>
+      </w:r>
+      <w:r>
+        <w:br/>
+      </w:r>
+      <w:r>
+        <w:rPr>
+          <w:rStyle w:val="CommentTok"/>
+        </w:rPr>
         <w:lastRenderedPageBreak/>
-        <w:br/>
-      </w:r>
-      <w:r>
-        <w:rPr>
-          <w:rStyle w:val="CommentTok"/>
-        </w:rPr>
-        <w:t>#rsq = 3 -&gt; there's no doubt that 3 is the best option across nearly all trees number.</w:t>
-      </w:r>
-      <w:r>
-        <w:br/>
-      </w:r>
-      <w:r>
-        <w:br/>
-      </w:r>
-      <w:r>
-        <w:br/>
-      </w:r>
-      <w:r>
-        <w:br/>
-      </w:r>
-      <w:r>
-        <w:rPr>
-          <w:rStyle w:val="NormalTok"/>
-        </w:rPr>
-        <w:t>best_of_trees</w:t>
+        <w:t># tree= 100</w:t>
+      </w:r>
+      <w:r>
+        <w:br/>
+      </w:r>
+      <w:r>
+        <w:rPr>
+          <w:rStyle w:val="CommentTok"/>
+        </w:rPr>
+        <w:t>#mtry= 3</w:t>
+      </w:r>
+      <w:r>
+        <w:br/>
+      </w:r>
+      <w:r>
+        <w:br/>
+      </w:r>
+      <w:r>
+        <w:rPr>
+          <w:rStyle w:val="NormalTok"/>
+        </w:rPr>
+        <w:t>best_of_predictors</w:t>
       </w:r>
       <w:r>
         <w:rPr>
@@ -4889,16 +4706,16 @@
         <w:rPr>
           <w:rStyle w:val="NormalTok"/>
         </w:rPr>
-        <w:t xml:space="preserve">                                      trees,</w:t>
-      </w:r>
-      <w:r>
-        <w:br/>
-      </w:r>
-      <w:r>
-        <w:rPr>
-          <w:rStyle w:val="NormalTok"/>
-        </w:rPr>
-        <w:t xml:space="preserve">                                      </w:t>
+        <w:t xml:space="preserve">                                           mtry,</w:t>
+      </w:r>
+      <w:r>
+        <w:br/>
+      </w:r>
+      <w:r>
+        <w:rPr>
+          <w:rStyle w:val="NormalTok"/>
+        </w:rPr>
+        <w:t xml:space="preserve">                                           </w:t>
       </w:r>
       <w:r>
         <w:rPr>
@@ -4931,28 +4748,76 @@
         <w:rPr>
           <w:rStyle w:val="CommentTok"/>
         </w:rPr>
-        <w:t># tree= 100</w:t>
-      </w:r>
-      <w:r>
-        <w:br/>
-      </w:r>
-      <w:r>
-        <w:rPr>
-          <w:rStyle w:val="CommentTok"/>
-        </w:rPr>
-        <w:t>#mtry= 3</w:t>
-      </w:r>
-      <w:r>
-        <w:br/>
-      </w:r>
-      <w:r>
-        <w:br/>
-      </w:r>
-      <w:r>
-        <w:rPr>
-          <w:rStyle w:val="NormalTok"/>
-        </w:rPr>
-        <w:t>best_of_predictors</w:t>
+        <w:t>#tree = 100</w:t>
+      </w:r>
+      <w:r>
+        <w:br/>
+      </w:r>
+      <w:r>
+        <w:rPr>
+          <w:rStyle w:val="CommentTok"/>
+        </w:rPr>
+        <w:t>#mtry = 3</w:t>
+      </w:r>
+      <w:r>
+        <w:br/>
+      </w:r>
+      <w:r>
+        <w:br/>
+      </w:r>
+      <w:r>
+        <w:br/>
+      </w:r>
+      <w:r>
+        <w:rPr>
+          <w:rStyle w:val="CommentTok"/>
+        </w:rPr>
+        <w:t># Note to Self- Always check the Y-axis scale before interpreting visual differences. What appears to be a large gap between options might actually be insignificant/</w:t>
+      </w:r>
+      <w:r>
+        <w:br/>
+      </w:r>
+      <w:r>
+        <w:br/>
+      </w:r>
+      <w:r>
+        <w:br/>
+      </w:r>
+      <w:r>
+        <w:rPr>
+          <w:rStyle w:val="CommentTok"/>
+        </w:rPr>
+        <w:t># Therefore, the selected hyperparameters are:</w:t>
+      </w:r>
+      <w:r>
+        <w:br/>
+      </w:r>
+      <w:r>
+        <w:rPr>
+          <w:rStyle w:val="CommentTok"/>
+        </w:rPr>
+        <w:t>#tree = 100</w:t>
+      </w:r>
+      <w:r>
+        <w:br/>
+      </w:r>
+      <w:r>
+        <w:rPr>
+          <w:rStyle w:val="CommentTok"/>
+        </w:rPr>
+        <w:t>#mtry = 3</w:t>
+      </w:r>
+      <w:r>
+        <w:br/>
+      </w:r>
+      <w:r>
+        <w:br/>
+      </w:r>
+      <w:r>
+        <w:rPr>
+          <w:rStyle w:val="NormalTok"/>
+        </w:rPr>
+        <w:t xml:space="preserve">hp_rnd_best </w:t>
       </w:r>
       <w:r>
         <w:rPr>
@@ -4970,49 +4835,76 @@
         <w:rPr>
           <w:rStyle w:val="FunctionTok"/>
         </w:rPr>
-        <w:t>select_by_one_std_err</w:t>
-      </w:r>
-      <w:r>
-        <w:rPr>
-          <w:rStyle w:val="NormalTok"/>
-        </w:rPr>
-        <w:t>(rf_tuner,</w:t>
-      </w:r>
-      <w:r>
-        <w:br/>
-      </w:r>
-      <w:r>
-        <w:rPr>
-          <w:rStyle w:val="NormalTok"/>
-        </w:rPr>
-        <w:t xml:space="preserve">                                           mtry,</w:t>
-      </w:r>
-      <w:r>
-        <w:br/>
-      </w:r>
-      <w:r>
-        <w:rPr>
-          <w:rStyle w:val="NormalTok"/>
-        </w:rPr>
-        <w:t xml:space="preserve">                                           </w:t>
+        <w:t>tibble</w:t>
+      </w:r>
+      <w:r>
+        <w:rPr>
+          <w:rStyle w:val="NormalTok"/>
+        </w:rPr>
+        <w:t>(</w:t>
+      </w:r>
+      <w:r>
+        <w:br/>
+      </w:r>
+      <w:r>
+        <w:rPr>
+          <w:rStyle w:val="NormalTok"/>
+        </w:rPr>
+        <w:t xml:space="preserve">  </w:t>
       </w:r>
       <w:r>
         <w:rPr>
           <w:rStyle w:val="AttributeTok"/>
         </w:rPr>
-        <w:t>metric =</w:t>
-      </w:r>
-      <w:r>
-        <w:rPr>
-          <w:rStyle w:val="NormalTok"/>
-        </w:rPr>
-        <w:t xml:space="preserve"> </w:t>
-      </w:r>
-      <w:r>
-        <w:rPr>
-          <w:rStyle w:val="StringTok"/>
-        </w:rPr>
-        <w:t>"rsq"</w:t>
+        <w:t>trees =</w:t>
+      </w:r>
+      <w:r>
+        <w:rPr>
+          <w:rStyle w:val="NormalTok"/>
+        </w:rPr>
+        <w:t xml:space="preserve"> </w:t>
+      </w:r>
+      <w:r>
+        <w:rPr>
+          <w:rStyle w:val="DecValTok"/>
+        </w:rPr>
+        <w:t>100</w:t>
+      </w:r>
+      <w:r>
+        <w:rPr>
+          <w:rStyle w:val="NormalTok"/>
+        </w:rPr>
+        <w:t>,</w:t>
+      </w:r>
+      <w:r>
+        <w:br/>
+      </w:r>
+      <w:r>
+        <w:rPr>
+          <w:rStyle w:val="NormalTok"/>
+        </w:rPr>
+        <w:t xml:space="preserve">  </w:t>
+      </w:r>
+      <w:r>
+        <w:rPr>
+          <w:rStyle w:val="AttributeTok"/>
+        </w:rPr>
+        <w:t>mtry =</w:t>
+      </w:r>
+      <w:r>
+        <w:rPr>
+          <w:rStyle w:val="NormalTok"/>
+        </w:rPr>
+        <w:t xml:space="preserve"> </w:t>
+      </w:r>
+      <w:r>
+        <w:rPr>
+          <w:rStyle w:val="DecValTok"/>
+        </w:rPr>
+        <w:t>3</w:t>
+      </w:r>
+      <w:r>
+        <w:br/>
       </w:r>
       <w:r>
         <w:rPr>
@@ -5024,178 +4916,6 @@
         <w:br/>
       </w:r>
       <w:r>
-        <w:rPr>
-          <w:rStyle w:val="CommentTok"/>
-        </w:rPr>
-        <w:t>#tree = 100</w:t>
-      </w:r>
-      <w:r>
-        <w:br/>
-      </w:r>
-      <w:r>
-        <w:rPr>
-          <w:rStyle w:val="CommentTok"/>
-        </w:rPr>
-        <w:t>#mtry = 3</w:t>
-      </w:r>
-      <w:r>
-        <w:br/>
-      </w:r>
-      <w:r>
-        <w:br/>
-      </w:r>
-      <w:r>
-        <w:br/>
-      </w:r>
-      <w:r>
-        <w:rPr>
-          <w:rStyle w:val="CommentTok"/>
-        </w:rPr>
-        <w:t># Note to Self- Always check the Y-axis scale before interpreting visual differences. What appears to be a large gap between options might actually be insignificant/</w:t>
-      </w:r>
-      <w:r>
-        <w:br/>
-      </w:r>
-      <w:r>
-        <w:br/>
-      </w:r>
-      <w:r>
-        <w:br/>
-      </w:r>
-      <w:r>
-        <w:rPr>
-          <w:rStyle w:val="CommentTok"/>
-        </w:rPr>
-        <w:t># Therefore, the selected hyperparameters are:</w:t>
-      </w:r>
-      <w:r>
-        <w:br/>
-      </w:r>
-      <w:r>
-        <w:rPr>
-          <w:rStyle w:val="CommentTok"/>
-        </w:rPr>
-        <w:t>#tree = 100</w:t>
-      </w:r>
-      <w:r>
-        <w:br/>
-      </w:r>
-      <w:r>
-        <w:rPr>
-          <w:rStyle w:val="CommentTok"/>
-        </w:rPr>
-        <w:t>#mtry = 3</w:t>
-      </w:r>
-      <w:r>
-        <w:br/>
-      </w:r>
-      <w:r>
-        <w:br/>
-      </w:r>
-      <w:r>
-        <w:rPr>
-          <w:rStyle w:val="NormalTok"/>
-        </w:rPr>
-        <w:t xml:space="preserve">hp_rnd_best </w:t>
-      </w:r>
-      <w:r>
-        <w:rPr>
-          <w:rStyle w:val="OtherTok"/>
-        </w:rPr>
-        <w:t>&lt;-</w:t>
-      </w:r>
-      <w:r>
-        <w:rPr>
-          <w:rStyle w:val="NormalTok"/>
-        </w:rPr>
-        <w:t xml:space="preserve"> </w:t>
-      </w:r>
-      <w:r>
-        <w:rPr>
-          <w:rStyle w:val="FunctionTok"/>
-        </w:rPr>
-        <w:t>tibble</w:t>
-      </w:r>
-      <w:r>
-        <w:rPr>
-          <w:rStyle w:val="NormalTok"/>
-        </w:rPr>
-        <w:t>(</w:t>
-      </w:r>
-      <w:r>
-        <w:br/>
-      </w:r>
-      <w:r>
-        <w:rPr>
-          <w:rStyle w:val="NormalTok"/>
-        </w:rPr>
-        <w:t xml:space="preserve">  </w:t>
-      </w:r>
-      <w:r>
-        <w:rPr>
-          <w:rStyle w:val="AttributeTok"/>
-        </w:rPr>
-        <w:t>trees =</w:t>
-      </w:r>
-      <w:r>
-        <w:rPr>
-          <w:rStyle w:val="NormalTok"/>
-        </w:rPr>
-        <w:t xml:space="preserve"> </w:t>
-      </w:r>
-      <w:r>
-        <w:rPr>
-          <w:rStyle w:val="DecValTok"/>
-        </w:rPr>
-        <w:t>100</w:t>
-      </w:r>
-      <w:r>
-        <w:rPr>
-          <w:rStyle w:val="NormalTok"/>
-        </w:rPr>
-        <w:t>,</w:t>
-      </w:r>
-      <w:r>
-        <w:br/>
-      </w:r>
-      <w:r>
-        <w:rPr>
-          <w:rStyle w:val="NormalTok"/>
-        </w:rPr>
-        <w:t xml:space="preserve">  </w:t>
-      </w:r>
-      <w:r>
-        <w:rPr>
-          <w:rStyle w:val="AttributeTok"/>
-        </w:rPr>
-        <w:t>mtry =</w:t>
-      </w:r>
-      <w:r>
-        <w:rPr>
-          <w:rStyle w:val="NormalTok"/>
-        </w:rPr>
-        <w:t xml:space="preserve"> </w:t>
-      </w:r>
-      <w:r>
-        <w:rPr>
-          <w:rStyle w:val="DecValTok"/>
-        </w:rPr>
-        <w:t>3</w:t>
-      </w:r>
-      <w:r>
-        <w:br/>
-      </w:r>
-      <w:r>
-        <w:rPr>
-          <w:rStyle w:val="NormalTok"/>
-        </w:rPr>
-        <w:t>)</w:t>
-      </w:r>
-      <w:r>
-        <w:br/>
-      </w:r>
-      <w:r>
-        <w:lastRenderedPageBreak/>
         <w:br/>
       </w:r>
       <w:r>
@@ -5339,6 +5059,7 @@
           <w:rStyle w:val="VerbatimChar"/>
           <w:rtl/>
         </w:rPr>
+        <w:lastRenderedPageBreak/>
         <w:t>══ Workflow [trained] ══════════════════════════════════════════════════════════</w:t>
       </w:r>
       <w:r>
@@ -5451,7 +5172,6 @@
           <w:rStyle w:val="VerbatimChar"/>
           <w:rtl/>
         </w:rPr>
-        <w:lastRenderedPageBreak/>
         <w:t xml:space="preserve">               Type of random forest: regression</w:t>
       </w:r>
       <w:r>
@@ -5550,6 +5270,7 @@
         <w:rPr>
           <w:rStyle w:val="DocumentationTok"/>
         </w:rPr>
+        <w:lastRenderedPageBreak/>
         <w:t>## ------Fit the Test Bootstrap --------</w:t>
       </w:r>
       <w:r>
@@ -5922,253 +5643,253 @@
         <w:rPr>
           <w:rStyle w:val="NormalTok"/>
         </w:rPr>
+        <w:t xml:space="preserve">  </w:t>
+      </w:r>
+      <w:r>
+        <w:rPr>
+          <w:rStyle w:val="DocumentationTok"/>
+        </w:rPr>
+        <w:t>## Gradient</w:t>
+      </w:r>
+      <w:r>
+        <w:br/>
+      </w:r>
+      <w:r>
+        <w:rPr>
+          <w:rStyle w:val="NormalTok"/>
+        </w:rPr>
+        <w:t xml:space="preserve">  </w:t>
+      </w:r>
+      <w:r>
+        <w:rPr>
+          <w:rStyle w:val="AttributeTok"/>
+        </w:rPr>
+        <w:t>learn_rate =</w:t>
+      </w:r>
+      <w:r>
+        <w:rPr>
+          <w:rStyle w:val="NormalTok"/>
+        </w:rPr>
+        <w:t xml:space="preserve"> </w:t>
+      </w:r>
+      <w:r>
+        <w:rPr>
+          <w:rStyle w:val="FloatTok"/>
+        </w:rPr>
+        <w:t>0.1</w:t>
+      </w:r>
+      <w:r>
+        <w:rPr>
+          <w:rStyle w:val="NormalTok"/>
+        </w:rPr>
+        <w:t xml:space="preserve">, </w:t>
+      </w:r>
+      <w:r>
+        <w:rPr>
+          <w:rStyle w:val="CommentTok"/>
+        </w:rPr>
+        <w:t># [0, 1] learning rate</w:t>
+      </w:r>
+      <w:r>
+        <w:br/>
+      </w:r>
+      <w:r>
+        <w:rPr>
+          <w:rStyle w:val="NormalTok"/>
+        </w:rPr>
+        <w:t xml:space="preserve">  </w:t>
+      </w:r>
+      <w:r>
+        <w:rPr>
+          <w:rStyle w:val="AttributeTok"/>
+        </w:rPr>
+        <w:t>trees =</w:t>
+      </w:r>
+      <w:r>
+        <w:rPr>
+          <w:rStyle w:val="NormalTok"/>
+        </w:rPr>
+        <w:t xml:space="preserve"> </w:t>
+      </w:r>
+      <w:r>
+        <w:rPr>
+          <w:rStyle w:val="FunctionTok"/>
+        </w:rPr>
+        <w:t>tune</w:t>
+      </w:r>
+      <w:r>
+        <w:rPr>
+          <w:rStyle w:val="NormalTok"/>
+        </w:rPr>
+        <w:t>(),</w:t>
+      </w:r>
+      <w:r>
+        <w:br/>
+      </w:r>
+      <w:r>
+        <w:rPr>
+          <w:rStyle w:val="NormalTok"/>
+        </w:rPr>
+        <w:t xml:space="preserve">  </w:t>
+      </w:r>
+      <w:r>
+        <w:br/>
+      </w:r>
+      <w:r>
+        <w:rPr>
+          <w:rStyle w:val="NormalTok"/>
+        </w:rPr>
+        <w:t xml:space="preserve">  </w:t>
+      </w:r>
+      <w:r>
+        <w:rPr>
+          <w:rStyle w:val="DocumentationTok"/>
+        </w:rPr>
+        <w:t>## Randomness</w:t>
+      </w:r>
+      <w:r>
+        <w:br/>
+      </w:r>
+      <w:r>
+        <w:rPr>
+          <w:rStyle w:val="NormalTok"/>
+        </w:rPr>
+        <w:t xml:space="preserve">  </w:t>
+      </w:r>
+      <w:r>
+        <w:rPr>
+          <w:rStyle w:val="AttributeTok"/>
+        </w:rPr>
+        <w:t>mtry =</w:t>
+      </w:r>
+      <w:r>
+        <w:rPr>
+          <w:rStyle w:val="NormalTok"/>
+        </w:rPr>
+        <w:t xml:space="preserve"> </w:t>
+      </w:r>
+      <w:r>
+        <w:rPr>
+          <w:rStyle w:val="DecValTok"/>
+        </w:rPr>
+        <w:t>3</w:t>
+      </w:r>
+      <w:r>
+        <w:rPr>
+          <w:rStyle w:val="NormalTok"/>
+        </w:rPr>
+        <w:t xml:space="preserve">,  </w:t>
+      </w:r>
+      <w:r>
+        <w:rPr>
+          <w:rStyle w:val="CommentTok"/>
+        </w:rPr>
+        <w:t># to help me comparing with Random Forest model and since it is close to the theoretical recommendation when it come to regression sqrt(p)</w:t>
+      </w:r>
+      <w:r>
+        <w:br/>
+      </w:r>
+      <w:r>
+        <w:rPr>
+          <w:rStyle w:val="NormalTok"/>
+        </w:rPr>
+        <w:t xml:space="preserve">  </w:t>
+      </w:r>
+      <w:r>
+        <w:rPr>
+          <w:rStyle w:val="AttributeTok"/>
+        </w:rPr>
+        <w:t>sample_size =</w:t>
+      </w:r>
+      <w:r>
+        <w:rPr>
+          <w:rStyle w:val="NormalTok"/>
+        </w:rPr>
+        <w:t xml:space="preserve"> </w:t>
+      </w:r>
+      <w:r>
+        <w:rPr>
+          <w:rStyle w:val="FunctionTok"/>
+        </w:rPr>
+        <w:t>tune</w:t>
+      </w:r>
+      <w:r>
+        <w:rPr>
+          <w:rStyle w:val="NormalTok"/>
+        </w:rPr>
+        <w:t xml:space="preserve">() </w:t>
+      </w:r>
+      <w:r>
+        <w:rPr>
+          <w:rStyle w:val="CommentTok"/>
+        </w:rPr>
+        <w:t># [0, 1] proportion of random data to use in each tree</w:t>
+      </w:r>
+      <w:r>
+        <w:br/>
+      </w:r>
+      <w:r>
+        <w:rPr>
+          <w:rStyle w:val="NormalTok"/>
+        </w:rPr>
+        <w:t>)</w:t>
+      </w:r>
+      <w:r>
+        <w:br/>
+      </w:r>
+      <w:r>
+        <w:br/>
+      </w:r>
+      <w:r>
+        <w:rPr>
+          <w:rStyle w:val="NormalTok"/>
+        </w:rPr>
+        <w:t xml:space="preserve">booster_wf </w:t>
+      </w:r>
+      <w:r>
+        <w:rPr>
+          <w:rStyle w:val="OtherTok"/>
+        </w:rPr>
+        <w:t>&lt;-</w:t>
+      </w:r>
+      <w:r>
+        <w:rPr>
+          <w:rStyle w:val="NormalTok"/>
+        </w:rPr>
+        <w:t xml:space="preserve"> </w:t>
+      </w:r>
+      <w:r>
+        <w:rPr>
+          <w:rStyle w:val="FunctionTok"/>
+        </w:rPr>
+        <w:t>workflow</w:t>
+      </w:r>
+      <w:r>
+        <w:rPr>
+          <w:rStyle w:val="NormalTok"/>
+        </w:rPr>
+        <w:t>(</w:t>
+      </w:r>
+      <w:r>
+        <w:rPr>
+          <w:rStyle w:val="AttributeTok"/>
+        </w:rPr>
+        <w:t>preprocessor =</w:t>
+      </w:r>
+      <w:r>
+        <w:rPr>
+          <w:rStyle w:val="NormalTok"/>
+        </w:rPr>
+        <w:t xml:space="preserve"> rec,</w:t>
+      </w:r>
+      <w:r>
+        <w:br/>
+      </w:r>
+      <w:r>
+        <w:rPr>
+          <w:rStyle w:val="NormalTok"/>
+        </w:rPr>
         <w:lastRenderedPageBreak/>
-        <w:t xml:space="preserve">  </w:t>
-      </w:r>
-      <w:r>
-        <w:rPr>
-          <w:rStyle w:val="DocumentationTok"/>
-        </w:rPr>
-        <w:t>## Gradient</w:t>
-      </w:r>
-      <w:r>
-        <w:br/>
-      </w:r>
-      <w:r>
-        <w:rPr>
-          <w:rStyle w:val="NormalTok"/>
-        </w:rPr>
-        <w:t xml:space="preserve">  </w:t>
-      </w:r>
-      <w:r>
-        <w:rPr>
-          <w:rStyle w:val="AttributeTok"/>
-        </w:rPr>
-        <w:t>learn_rate =</w:t>
-      </w:r>
-      <w:r>
-        <w:rPr>
-          <w:rStyle w:val="NormalTok"/>
-        </w:rPr>
-        <w:t xml:space="preserve"> </w:t>
-      </w:r>
-      <w:r>
-        <w:rPr>
-          <w:rStyle w:val="FloatTok"/>
-        </w:rPr>
-        <w:t>0.1</w:t>
-      </w:r>
-      <w:r>
-        <w:rPr>
-          <w:rStyle w:val="NormalTok"/>
-        </w:rPr>
-        <w:t xml:space="preserve">, </w:t>
-      </w:r>
-      <w:r>
-        <w:rPr>
-          <w:rStyle w:val="CommentTok"/>
-        </w:rPr>
-        <w:t># [0, 1] learning rate</w:t>
-      </w:r>
-      <w:r>
-        <w:br/>
-      </w:r>
-      <w:r>
-        <w:rPr>
-          <w:rStyle w:val="NormalTok"/>
-        </w:rPr>
-        <w:t xml:space="preserve">  </w:t>
-      </w:r>
-      <w:r>
-        <w:rPr>
-          <w:rStyle w:val="AttributeTok"/>
-        </w:rPr>
-        <w:t>trees =</w:t>
-      </w:r>
-      <w:r>
-        <w:rPr>
-          <w:rStyle w:val="NormalTok"/>
-        </w:rPr>
-        <w:t xml:space="preserve"> </w:t>
-      </w:r>
-      <w:r>
-        <w:rPr>
-          <w:rStyle w:val="FunctionTok"/>
-        </w:rPr>
-        <w:t>tune</w:t>
-      </w:r>
-      <w:r>
-        <w:rPr>
-          <w:rStyle w:val="NormalTok"/>
-        </w:rPr>
-        <w:t>(),</w:t>
-      </w:r>
-      <w:r>
-        <w:br/>
-      </w:r>
-      <w:r>
-        <w:rPr>
-          <w:rStyle w:val="NormalTok"/>
-        </w:rPr>
-        <w:t xml:space="preserve">  </w:t>
-      </w:r>
-      <w:r>
-        <w:br/>
-      </w:r>
-      <w:r>
-        <w:rPr>
-          <w:rStyle w:val="NormalTok"/>
-        </w:rPr>
-        <w:t xml:space="preserve">  </w:t>
-      </w:r>
-      <w:r>
-        <w:rPr>
-          <w:rStyle w:val="DocumentationTok"/>
-        </w:rPr>
-        <w:t>## Randomness</w:t>
-      </w:r>
-      <w:r>
-        <w:br/>
-      </w:r>
-      <w:r>
-        <w:rPr>
-          <w:rStyle w:val="NormalTok"/>
-        </w:rPr>
-        <w:t xml:space="preserve">  </w:t>
-      </w:r>
-      <w:r>
-        <w:rPr>
-          <w:rStyle w:val="AttributeTok"/>
-        </w:rPr>
-        <w:t>mtry =</w:t>
-      </w:r>
-      <w:r>
-        <w:rPr>
-          <w:rStyle w:val="NormalTok"/>
-        </w:rPr>
-        <w:t xml:space="preserve"> </w:t>
-      </w:r>
-      <w:r>
-        <w:rPr>
-          <w:rStyle w:val="DecValTok"/>
-        </w:rPr>
-        <w:t>3</w:t>
-      </w:r>
-      <w:r>
-        <w:rPr>
-          <w:rStyle w:val="NormalTok"/>
-        </w:rPr>
-        <w:t xml:space="preserve">,  </w:t>
-      </w:r>
-      <w:r>
-        <w:rPr>
-          <w:rStyle w:val="CommentTok"/>
-        </w:rPr>
-        <w:t># to help me comparing with Random Forest model and since it is close to the theoretical recommendation when it come to regression sqrt(p)</w:t>
-      </w:r>
-      <w:r>
-        <w:br/>
-      </w:r>
-      <w:r>
-        <w:rPr>
-          <w:rStyle w:val="NormalTok"/>
-        </w:rPr>
-        <w:t xml:space="preserve">  </w:t>
-      </w:r>
-      <w:r>
-        <w:rPr>
-          <w:rStyle w:val="AttributeTok"/>
-        </w:rPr>
-        <w:t>sample_size =</w:t>
-      </w:r>
-      <w:r>
-        <w:rPr>
-          <w:rStyle w:val="NormalTok"/>
-        </w:rPr>
-        <w:t xml:space="preserve"> </w:t>
-      </w:r>
-      <w:r>
-        <w:rPr>
-          <w:rStyle w:val="FunctionTok"/>
-        </w:rPr>
-        <w:t>tune</w:t>
-      </w:r>
-      <w:r>
-        <w:rPr>
-          <w:rStyle w:val="NormalTok"/>
-        </w:rPr>
-        <w:t xml:space="preserve">() </w:t>
-      </w:r>
-      <w:r>
-        <w:rPr>
-          <w:rStyle w:val="CommentTok"/>
-        </w:rPr>
-        <w:t># [0, 1] proportion of random data to use in each tree</w:t>
-      </w:r>
-      <w:r>
-        <w:br/>
-      </w:r>
-      <w:r>
-        <w:rPr>
-          <w:rStyle w:val="NormalTok"/>
-        </w:rPr>
-        <w:t>)</w:t>
-      </w:r>
-      <w:r>
-        <w:br/>
-      </w:r>
-      <w:r>
-        <w:br/>
-      </w:r>
-      <w:r>
-        <w:rPr>
-          <w:rStyle w:val="NormalTok"/>
-        </w:rPr>
-        <w:t xml:space="preserve">booster_wf </w:t>
-      </w:r>
-      <w:r>
-        <w:rPr>
-          <w:rStyle w:val="OtherTok"/>
-        </w:rPr>
-        <w:t>&lt;-</w:t>
-      </w:r>
-      <w:r>
-        <w:rPr>
-          <w:rStyle w:val="NormalTok"/>
-        </w:rPr>
-        <w:t xml:space="preserve"> </w:t>
-      </w:r>
-      <w:r>
-        <w:rPr>
-          <w:rStyle w:val="FunctionTok"/>
-        </w:rPr>
-        <w:t>workflow</w:t>
-      </w:r>
-      <w:r>
-        <w:rPr>
-          <w:rStyle w:val="NormalTok"/>
-        </w:rPr>
-        <w:t>(</w:t>
-      </w:r>
-      <w:r>
-        <w:rPr>
-          <w:rStyle w:val="AttributeTok"/>
-        </w:rPr>
-        <w:t>preprocessor =</w:t>
-      </w:r>
-      <w:r>
-        <w:rPr>
-          <w:rStyle w:val="NormalTok"/>
-        </w:rPr>
-        <w:t xml:space="preserve"> rec,</w:t>
-      </w:r>
-      <w:r>
-        <w:br/>
-      </w:r>
-      <w:r>
-        <w:rPr>
-          <w:rStyle w:val="NormalTok"/>
-        </w:rPr>
         <w:t xml:space="preserve">                       </w:t>
       </w:r>
       <w:r>

--- a/ML_FINAL.docx
+++ b/ML_FINAL.docx
@@ -782,6 +782,17 @@
         </w:rPr>
         <w:t xml:space="preserve"> 23 משתמשים לא עמדו בתנאי זה. </w:t>
       </w:r>
+      <w:r>
+        <w:rPr>
+          <w:rStyle w:val="CommentTok"/>
+          <w:rFonts w:asciiTheme="minorHAnsi" w:hAnsiTheme="minorHAnsi" w:hint="cs"/>
+          <w:color w:val="auto"/>
+          <w:sz w:val="24"/>
+          <w:shd w:val="clear" w:color="auto" w:fill="auto"/>
+          <w:rtl/>
+        </w:rPr>
+        <w:t xml:space="preserve"> </w:t>
+      </w:r>
     </w:p>
     <w:p>
       <w:pPr>
@@ -796,2062 +807,975 @@
           <w:rtl/>
         </w:rPr>
       </w:pPr>
-    </w:p>
-    <w:p>
-      <w:pPr>
-        <w:spacing w:line="360" w:lineRule="auto"/>
+      <w:r>
+        <w:rPr>
+          <w:rStyle w:val="CommentTok"/>
+          <w:rFonts w:asciiTheme="minorHAnsi" w:hAnsiTheme="minorHAnsi" w:hint="cs"/>
+          <w:color w:val="auto"/>
+          <w:sz w:val="24"/>
+          <w:shd w:val="clear" w:color="auto" w:fill="auto"/>
+          <w:rtl/>
+        </w:rPr>
+        <w:t>ב</w:t>
+      </w:r>
+      <w:r>
+        <w:rPr>
+          <w:rStyle w:val="CommentTok"/>
+          <w:rFonts w:asciiTheme="minorHAnsi" w:hAnsiTheme="minorHAnsi" w:hint="cs"/>
+          <w:color w:val="auto"/>
+          <w:sz w:val="24"/>
+          <w:shd w:val="clear" w:color="auto" w:fill="auto"/>
+          <w:rtl/>
+        </w:rPr>
+        <w:t>ח</w:t>
+      </w:r>
+      <w:r>
+        <w:rPr>
+          <w:rStyle w:val="CommentTok"/>
+          <w:rFonts w:asciiTheme="minorHAnsi" w:hAnsiTheme="minorHAnsi" w:hint="cs"/>
+          <w:color w:val="auto"/>
+          <w:sz w:val="24"/>
+          <w:shd w:val="clear" w:color="auto" w:fill="auto"/>
+          <w:rtl/>
+        </w:rPr>
+        <w:t>ל</w:t>
+      </w:r>
+      <w:r>
+        <w:rPr>
+          <w:rStyle w:val="CommentTok"/>
+          <w:rFonts w:asciiTheme="minorHAnsi" w:hAnsiTheme="minorHAnsi" w:hint="cs"/>
+          <w:color w:val="auto"/>
+          <w:sz w:val="24"/>
+          <w:shd w:val="clear" w:color="auto" w:fill="auto"/>
+          <w:rtl/>
+        </w:rPr>
+        <w:t>ק</w:t>
+      </w:r>
+      <w:r>
+        <w:rPr>
+          <w:rStyle w:val="CommentTok"/>
+          <w:rFonts w:asciiTheme="minorHAnsi" w:hAnsiTheme="minorHAnsi" w:hint="cs"/>
+          <w:color w:val="auto"/>
+          <w:sz w:val="24"/>
+          <w:shd w:val="clear" w:color="auto" w:fill="auto"/>
+          <w:rtl/>
+        </w:rPr>
+        <w:t xml:space="preserve"> האחרון של שלב זה, ניסינו ליצור אופן בו ניתן לרתום את המידע שאינו כמותי אודות המשתמשים על מנת לתרום לניבוי </w:t>
+      </w:r>
+      <w:r>
         <w:rPr>
           <w:rStyle w:val="CommentTok"/>
           <w:rFonts w:asciiTheme="minorHAnsi" w:hAnsiTheme="minorHAnsi"/>
           <w:color w:val="auto"/>
           <w:sz w:val="24"/>
           <w:shd w:val="clear" w:color="auto" w:fill="auto"/>
+          <w:rtl/>
+        </w:rPr>
+        <w:t>–</w:t>
+      </w:r>
+      <w:r>
+        <w:rPr>
+          <w:rStyle w:val="CommentTok"/>
+          <w:rFonts w:asciiTheme="minorHAnsi" w:hAnsiTheme="minorHAnsi" w:hint="cs"/>
+          <w:color w:val="auto"/>
+          <w:sz w:val="24"/>
+          <w:shd w:val="clear" w:color="auto" w:fill="auto"/>
+          <w:rtl/>
+        </w:rPr>
+        <w:t xml:space="preserve"> ספציפית את המקצועו</w:t>
+      </w:r>
+      <w:r>
+        <w:rPr>
+          <w:rStyle w:val="CommentTok"/>
+          <w:rFonts w:asciiTheme="minorHAnsi" w:hAnsiTheme="minorHAnsi"/>
+          <w:color w:val="auto"/>
+          <w:sz w:val="24"/>
+          <w:shd w:val="clear" w:color="auto" w:fill="auto"/>
+        </w:rPr>
+        <w:t>;</w:t>
+      </w:r>
+      <w:r>
+        <w:rPr>
+          <w:rStyle w:val="CommentTok"/>
+          <w:rFonts w:asciiTheme="minorHAnsi" w:hAnsiTheme="minorHAnsi" w:hint="cs"/>
+          <w:color w:val="auto"/>
+          <w:sz w:val="24"/>
+          <w:shd w:val="clear" w:color="auto" w:fill="auto"/>
+          <w:rtl/>
+        </w:rPr>
+        <w:t xml:space="preserve"> או האופן שבו הוא בוחר להציג את מקצועו. </w:t>
+      </w:r>
+      <w:r>
+        <w:rPr>
+          <w:rStyle w:val="CommentTok"/>
+          <w:rFonts w:asciiTheme="minorHAnsi" w:hAnsiTheme="minorHAnsi" w:hint="cs"/>
+          <w:color w:val="auto"/>
+          <w:sz w:val="24"/>
+          <w:shd w:val="clear" w:color="auto" w:fill="auto"/>
+          <w:rtl/>
+        </w:rPr>
+        <w:t>על מנת לכמת זאת, בחרנו ל</w:t>
+      </w:r>
+      <w:r>
+        <w:rPr>
+          <w:rStyle w:val="CommentTok"/>
+          <w:rFonts w:asciiTheme="minorHAnsi" w:hAnsiTheme="minorHAnsi" w:hint="cs"/>
+          <w:color w:val="auto"/>
+          <w:sz w:val="24"/>
+          <w:shd w:val="clear" w:color="auto" w:fill="auto"/>
+          <w:rtl/>
+        </w:rPr>
+        <w:t>א</w:t>
+      </w:r>
+      <w:r>
+        <w:rPr>
+          <w:rStyle w:val="CommentTok"/>
+          <w:rFonts w:asciiTheme="minorHAnsi" w:hAnsiTheme="minorHAnsi" w:hint="cs"/>
+          <w:color w:val="auto"/>
+          <w:sz w:val="24"/>
+          <w:shd w:val="clear" w:color="auto" w:fill="auto"/>
+          <w:rtl/>
+        </w:rPr>
+        <w:t xml:space="preserve">מוד את המרחק </w:t>
+      </w:r>
+      <w:r>
+        <w:rPr>
+          <w:rStyle w:val="CommentTok"/>
+          <w:rFonts w:asciiTheme="minorHAnsi" w:hAnsiTheme="minorHAnsi" w:hint="cs"/>
+          <w:color w:val="auto"/>
+          <w:sz w:val="24"/>
+          <w:shd w:val="clear" w:color="auto" w:fill="auto"/>
+          <w:rtl/>
+        </w:rPr>
+        <w:t>הווקטור על ידי</w:t>
+      </w:r>
+      <w:r>
+        <w:rPr>
+          <w:rStyle w:val="CommentTok"/>
+          <w:rFonts w:asciiTheme="minorHAnsi" w:hAnsiTheme="minorHAnsi" w:hint="cs"/>
+          <w:color w:val="auto"/>
+          <w:sz w:val="24"/>
+          <w:shd w:val="clear" w:color="auto" w:fill="auto"/>
+          <w:rtl/>
+        </w:rPr>
+        <w:t xml:space="preserve"> </w:t>
+      </w:r>
+      <w:r>
+        <w:rPr>
+          <w:rStyle w:val="CommentTok"/>
+          <w:rFonts w:asciiTheme="minorHAnsi" w:hAnsiTheme="minorHAnsi"/>
+          <w:color w:val="auto"/>
+          <w:sz w:val="24"/>
+          <w:shd w:val="clear" w:color="auto" w:fill="auto"/>
+        </w:rPr>
+        <w:t xml:space="preserve">cosine </w:t>
+      </w:r>
+      <w:r>
+        <w:rPr>
+          <w:rStyle w:val="CommentTok"/>
+          <w:rFonts w:asciiTheme="minorHAnsi" w:hAnsiTheme="minorHAnsi"/>
+          <w:color w:val="auto"/>
+          <w:sz w:val="24"/>
+          <w:shd w:val="clear" w:color="auto" w:fill="auto"/>
+        </w:rPr>
+        <w:t>similarity</w:t>
+      </w:r>
+      <w:r>
+        <w:rPr>
+          <w:rStyle w:val="CommentTok"/>
+          <w:rFonts w:asciiTheme="minorHAnsi" w:hAnsiTheme="minorHAnsi"/>
+          <w:color w:val="auto"/>
+          <w:sz w:val="24"/>
+          <w:shd w:val="clear" w:color="auto" w:fill="auto"/>
+        </w:rPr>
+        <w:t xml:space="preserve"> </w:t>
+      </w:r>
+      <w:r>
+        <w:rPr>
+          <w:rStyle w:val="CommentTok"/>
+          <w:rFonts w:asciiTheme="minorHAnsi" w:hAnsiTheme="minorHAnsi"/>
+          <w:color w:val="auto"/>
+          <w:sz w:val="24"/>
+          <w:shd w:val="clear" w:color="auto" w:fill="auto"/>
+        </w:rPr>
+        <w:t xml:space="preserve"> </w:t>
+      </w:r>
+      <w:r>
+        <w:rPr>
+          <w:rStyle w:val="CommentTok"/>
+          <w:rFonts w:asciiTheme="minorHAnsi" w:hAnsiTheme="minorHAnsi" w:hint="cs"/>
+          <w:color w:val="auto"/>
+          <w:sz w:val="24"/>
+          <w:shd w:val="clear" w:color="auto" w:fill="auto"/>
+          <w:rtl/>
+        </w:rPr>
+        <w:t xml:space="preserve"> בין ה-</w:t>
+      </w:r>
+      <w:proofErr w:type="spellStart"/>
+      <w:r>
+        <w:rPr>
+          <w:rStyle w:val="CommentTok"/>
+          <w:rFonts w:asciiTheme="minorHAnsi" w:hAnsiTheme="minorHAnsi"/>
+          <w:color w:val="auto"/>
+          <w:sz w:val="24"/>
+          <w:shd w:val="clear" w:color="auto" w:fill="auto"/>
+        </w:rPr>
+        <w:t>jobTitle</w:t>
+      </w:r>
+      <w:proofErr w:type="spellEnd"/>
+      <w:r>
+        <w:rPr>
+          <w:rStyle w:val="CommentTok"/>
+          <w:rFonts w:asciiTheme="minorHAnsi" w:hAnsiTheme="minorHAnsi" w:hint="cs"/>
+          <w:color w:val="auto"/>
+          <w:sz w:val="24"/>
+          <w:shd w:val="clear" w:color="auto" w:fill="auto"/>
+          <w:rtl/>
+        </w:rPr>
+        <w:t xml:space="preserve"> של המשתמש מהמילה</w:t>
+      </w:r>
+      <w:r>
+        <w:rPr>
+          <w:rStyle w:val="CommentTok"/>
+          <w:rFonts w:asciiTheme="minorHAnsi" w:hAnsiTheme="minorHAnsi" w:hint="cs"/>
+          <w:color w:val="auto"/>
+          <w:sz w:val="24"/>
+          <w:shd w:val="clear" w:color="auto" w:fill="auto"/>
+          <w:rtl/>
+        </w:rPr>
+        <w:t xml:space="preserve">  </w:t>
+      </w:r>
+      <w:r>
+        <w:rPr>
+          <w:rStyle w:val="NormalTok"/>
+        </w:rPr>
+        <w:t>‘engineer’</w:t>
+      </w:r>
+      <w:r>
+        <w:rPr>
+          <w:rStyle w:val="CommentTok"/>
+          <w:rFonts w:asciiTheme="minorHAnsi" w:hAnsiTheme="minorHAnsi"/>
+          <w:color w:val="auto"/>
+          <w:sz w:val="24"/>
+          <w:shd w:val="clear" w:color="auto" w:fill="auto"/>
+        </w:rPr>
+        <w:t xml:space="preserve"> </w:t>
+      </w:r>
+      <w:r>
+        <w:rPr>
+          <w:rStyle w:val="CommentTok"/>
+          <w:rFonts w:asciiTheme="minorHAnsi" w:hAnsiTheme="minorHAnsi" w:hint="cs"/>
+          <w:color w:val="auto"/>
+          <w:sz w:val="24"/>
+          <w:shd w:val="clear" w:color="auto" w:fill="auto"/>
+          <w:rtl/>
+        </w:rPr>
+        <w:t xml:space="preserve">. ההחלטה לבחור במילה אחת ולא במילון התקבלה לאור כך שהטקסט אותו אנו מנתחים הוא דל במידע, מכיל מילים בודדות, ומאוד פשוט לפרשנות והבנה. </w:t>
+      </w:r>
+      <w:r>
+        <w:rPr>
+          <w:rStyle w:val="CommentTok"/>
+          <w:rFonts w:asciiTheme="minorHAnsi" w:hAnsiTheme="minorHAnsi" w:hint="cs"/>
+          <w:color w:val="auto"/>
+          <w:sz w:val="24"/>
+          <w:shd w:val="clear" w:color="auto" w:fill="auto"/>
+          <w:rtl/>
+        </w:rPr>
+        <w:t>ראוי לציון כי ההחלטה זו הקטינה לנו משמעותית את גודל סט הנתונים שלנו (ל-576 משתמשים שדה זה היה ריק) והותירה אותנו עם 335 בלבד</w:t>
+      </w:r>
+      <w:r>
+        <w:rPr>
+          <w:rStyle w:val="CommentTok"/>
+          <w:rFonts w:asciiTheme="minorHAnsi" w:hAnsiTheme="minorHAnsi" w:hint="cs"/>
+          <w:color w:val="auto"/>
+          <w:sz w:val="24"/>
+          <w:highlight w:val="yellow"/>
+          <w:shd w:val="clear" w:color="auto" w:fill="auto"/>
+          <w:rtl/>
+        </w:rPr>
+        <w:t xml:space="preserve">. נדון בהיבט זה בסוף העבודה לאחר </w:t>
+      </w:r>
+      <w:proofErr w:type="spellStart"/>
+      <w:r>
+        <w:rPr>
+          <w:rStyle w:val="CommentTok"/>
+          <w:rFonts w:asciiTheme="minorHAnsi" w:hAnsiTheme="minorHAnsi" w:hint="cs"/>
+          <w:color w:val="auto"/>
+          <w:sz w:val="24"/>
+          <w:highlight w:val="yellow"/>
+          <w:shd w:val="clear" w:color="auto" w:fill="auto"/>
+          <w:rtl/>
+        </w:rPr>
+        <w:t>ש</w:t>
+      </w:r>
+      <w:r>
+        <w:rPr>
+          <w:rStyle w:val="CommentTok"/>
+          <w:rFonts w:asciiTheme="minorHAnsi" w:hAnsiTheme="minorHAnsi" w:hint="cs"/>
+          <w:color w:val="auto"/>
+          <w:sz w:val="24"/>
+          <w:highlight w:val="yellow"/>
+          <w:shd w:val="clear" w:color="auto" w:fill="auto"/>
+          <w:rtl/>
+        </w:rPr>
+        <w:t>נ</w:t>
+      </w:r>
+      <w:r>
+        <w:rPr>
+          <w:rStyle w:val="CommentTok"/>
+          <w:rFonts w:asciiTheme="minorHAnsi" w:hAnsiTheme="minorHAnsi" w:hint="cs"/>
+          <w:color w:val="auto"/>
+          <w:sz w:val="24"/>
+          <w:highlight w:val="yellow"/>
+          <w:shd w:val="clear" w:color="auto" w:fill="auto"/>
+          <w:rtl/>
+        </w:rPr>
+        <w:t>אמוד</w:t>
+      </w:r>
+      <w:proofErr w:type="spellEnd"/>
+      <w:r>
+        <w:rPr>
+          <w:rStyle w:val="CommentTok"/>
+          <w:rFonts w:asciiTheme="minorHAnsi" w:hAnsiTheme="minorHAnsi" w:hint="cs"/>
+          <w:color w:val="auto"/>
+          <w:sz w:val="24"/>
+          <w:highlight w:val="yellow"/>
+          <w:shd w:val="clear" w:color="auto" w:fill="auto"/>
+          <w:rtl/>
+        </w:rPr>
+        <w:t xml:space="preserve"> את מידת התרומה של משתנה זה לניבוי.</w:t>
+      </w:r>
+      <w:r>
+        <w:rPr>
+          <w:rStyle w:val="CommentTok"/>
+          <w:rFonts w:asciiTheme="minorHAnsi" w:hAnsiTheme="minorHAnsi" w:hint="cs"/>
+          <w:color w:val="auto"/>
+          <w:sz w:val="24"/>
+          <w:shd w:val="clear" w:color="auto" w:fill="auto"/>
+          <w:rtl/>
+        </w:rPr>
+        <w:t xml:space="preserve"> </w:t>
+      </w:r>
+      <w:r>
+        <w:rPr>
+          <w:rStyle w:val="CommentTok"/>
+          <w:rFonts w:asciiTheme="minorHAnsi" w:hAnsiTheme="minorHAnsi" w:hint="cs"/>
+          <w:color w:val="auto"/>
+          <w:sz w:val="24"/>
+          <w:shd w:val="clear" w:color="auto" w:fill="auto"/>
+          <w:rtl/>
+        </w:rPr>
+        <w:t xml:space="preserve"> </w:t>
+      </w:r>
+    </w:p>
+    <w:p>
+      <w:pPr>
+        <w:bidi/>
+        <w:spacing w:line="360" w:lineRule="auto"/>
+        <w:rPr>
+          <w:rStyle w:val="CommentTok"/>
+          <w:rFonts w:asciiTheme="minorHAnsi" w:hAnsiTheme="minorHAnsi"/>
+          <w:color w:val="auto"/>
+          <w:sz w:val="24"/>
+          <w:shd w:val="clear" w:color="auto" w:fill="auto"/>
+          <w:rtl/>
+        </w:rPr>
+      </w:pPr>
+      <w:r>
+        <w:rPr>
+          <w:rStyle w:val="CommentTok"/>
+          <w:rFonts w:asciiTheme="minorHAnsi" w:hAnsiTheme="minorHAnsi" w:hint="cs"/>
+          <w:color w:val="auto"/>
+          <w:sz w:val="24"/>
+          <w:shd w:val="clear" w:color="auto" w:fill="auto"/>
+          <w:rtl/>
+        </w:rPr>
+        <w:t xml:space="preserve">תחת ההנחה כי משתמשים שערכם במשתנה </w:t>
+      </w:r>
+      <w:proofErr w:type="spellStart"/>
+      <w:r>
+        <w:rPr>
+          <w:rStyle w:val="CommentTok"/>
+          <w:rFonts w:asciiTheme="minorHAnsi" w:hAnsiTheme="minorHAnsi"/>
+          <w:color w:val="auto"/>
+          <w:sz w:val="24"/>
+          <w:shd w:val="clear" w:color="auto" w:fill="auto"/>
+        </w:rPr>
+        <w:t>jobTitle</w:t>
+      </w:r>
+      <w:proofErr w:type="spellEnd"/>
+      <w:r>
+        <w:rPr>
+          <w:rStyle w:val="CommentTok"/>
+          <w:rFonts w:asciiTheme="minorHAnsi" w:hAnsiTheme="minorHAnsi" w:hint="cs"/>
+          <w:color w:val="auto"/>
+          <w:sz w:val="24"/>
+          <w:shd w:val="clear" w:color="auto" w:fill="auto"/>
+          <w:rtl/>
+        </w:rPr>
+        <w:t xml:space="preserve"> שווה ל-</w:t>
+      </w:r>
+      <w:r>
+        <w:rPr>
+          <w:rStyle w:val="CommentTok"/>
+          <w:rFonts w:asciiTheme="minorHAnsi" w:hAnsiTheme="minorHAnsi"/>
+          <w:color w:val="auto"/>
+          <w:sz w:val="24"/>
+          <w:shd w:val="clear" w:color="auto" w:fill="auto"/>
+        </w:rPr>
+        <w:t>False</w:t>
+      </w:r>
+      <w:r>
+        <w:rPr>
+          <w:rStyle w:val="CommentTok"/>
+          <w:rFonts w:asciiTheme="minorHAnsi" w:hAnsiTheme="minorHAnsi" w:hint="cs"/>
+          <w:color w:val="auto"/>
+          <w:sz w:val="24"/>
+          <w:shd w:val="clear" w:color="auto" w:fill="auto"/>
+          <w:rtl/>
+        </w:rPr>
+        <w:t xml:space="preserve"> הכוונה למובטלים, שינינו את ערכם במילה </w:t>
+      </w:r>
+      <w:r>
+        <w:rPr>
+          <w:rStyle w:val="CommentTok"/>
+          <w:rFonts w:asciiTheme="minorHAnsi" w:hAnsiTheme="minorHAnsi"/>
+          <w:color w:val="auto"/>
+          <w:sz w:val="24"/>
+          <w:shd w:val="clear" w:color="auto" w:fill="auto"/>
+        </w:rPr>
+        <w:t>‘unemployed’</w:t>
+      </w:r>
+      <w:r>
+        <w:rPr>
+          <w:rStyle w:val="CommentTok"/>
+          <w:rFonts w:asciiTheme="minorHAnsi" w:hAnsiTheme="minorHAnsi" w:hint="cs"/>
+          <w:color w:val="auto"/>
+          <w:sz w:val="24"/>
+          <w:shd w:val="clear" w:color="auto" w:fill="auto"/>
+          <w:rtl/>
+        </w:rPr>
+        <w:t xml:space="preserve"> על מנת ״לתפוס״ את המשמעות הסמנטית של ערך זה. </w:t>
+      </w:r>
+      <w:r>
+        <w:rPr>
+          <w:rStyle w:val="CommentTok"/>
+          <w:rFonts w:asciiTheme="minorHAnsi" w:hAnsiTheme="minorHAnsi" w:hint="cs"/>
+          <w:color w:val="auto"/>
+          <w:sz w:val="24"/>
+          <w:shd w:val="clear" w:color="auto" w:fill="auto"/>
+          <w:rtl/>
+        </w:rPr>
+        <w:t xml:space="preserve"> יצרנו את הקורפוס של נתונינו ללא כל </w:t>
+      </w:r>
+      <w:r>
+        <w:rPr>
+          <w:rStyle w:val="CommentTok"/>
+          <w:rFonts w:asciiTheme="minorHAnsi" w:hAnsiTheme="minorHAnsi" w:hint="cs"/>
+          <w:color w:val="auto"/>
+          <w:sz w:val="24"/>
+          <w:shd w:val="clear" w:color="auto" w:fill="auto"/>
+          <w:rtl/>
+        </w:rPr>
+        <w:lastRenderedPageBreak/>
+        <w:t>מניפולציה (</w:t>
+      </w:r>
+      <w:r>
+        <w:rPr>
+          <w:rStyle w:val="CommentTok"/>
+          <w:rFonts w:asciiTheme="minorHAnsi" w:hAnsiTheme="minorHAnsi"/>
+          <w:color w:val="auto"/>
+          <w:sz w:val="24"/>
+          <w:shd w:val="clear" w:color="auto" w:fill="auto"/>
+        </w:rPr>
+        <w:t>Stem</w:t>
+      </w:r>
+      <w:r>
+        <w:rPr>
+          <w:rStyle w:val="CommentTok"/>
+          <w:rFonts w:asciiTheme="minorHAnsi" w:hAnsiTheme="minorHAnsi" w:hint="cs"/>
+          <w:color w:val="auto"/>
+          <w:sz w:val="24"/>
+          <w:shd w:val="clear" w:color="auto" w:fill="auto"/>
+          <w:rtl/>
+        </w:rPr>
+        <w:t xml:space="preserve"> או </w:t>
+      </w:r>
+      <w:r>
+        <w:rPr>
+          <w:rStyle w:val="CommentTok"/>
+          <w:rFonts w:asciiTheme="minorHAnsi" w:hAnsiTheme="minorHAnsi"/>
+          <w:color w:val="auto"/>
+          <w:sz w:val="24"/>
+          <w:shd w:val="clear" w:color="auto" w:fill="auto"/>
+        </w:rPr>
+        <w:t>Lemmatization</w:t>
+      </w:r>
+      <w:r>
+        <w:rPr>
+          <w:rStyle w:val="CommentTok"/>
+          <w:rFonts w:asciiTheme="minorHAnsi" w:hAnsiTheme="minorHAnsi" w:hint="cs"/>
+          <w:color w:val="auto"/>
+          <w:sz w:val="24"/>
+          <w:shd w:val="clear" w:color="auto" w:fill="auto"/>
+          <w:rtl/>
+        </w:rPr>
+        <w:t>) משום שכאמור הטקסט הוא פשוט ואי</w:t>
+      </w:r>
+      <w:r>
+        <w:rPr>
+          <w:rStyle w:val="CommentTok"/>
+          <w:rFonts w:asciiTheme="minorHAnsi" w:hAnsiTheme="minorHAnsi" w:hint="cs"/>
+          <w:color w:val="auto"/>
+          <w:sz w:val="24"/>
+          <w:shd w:val="clear" w:color="auto" w:fill="auto"/>
+          <w:rtl/>
+        </w:rPr>
+        <w:t>נו מצוי בתוך משפט (דבר אשר יוצר שינוי דקדוקי במבנה המילה)</w:t>
+      </w:r>
+      <w:r>
+        <w:rPr>
+          <w:rStyle w:val="CommentTok"/>
+          <w:rFonts w:asciiTheme="minorHAnsi" w:hAnsiTheme="minorHAnsi" w:hint="cs"/>
+          <w:color w:val="auto"/>
+          <w:sz w:val="24"/>
+          <w:shd w:val="clear" w:color="auto" w:fill="auto"/>
+          <w:rtl/>
+        </w:rPr>
+        <w:t xml:space="preserve">. המודל שבחרנו הוא מסוג </w:t>
+      </w:r>
+      <w:proofErr w:type="spellStart"/>
+      <w:r>
+        <w:rPr>
+          <w:rStyle w:val="NormalTok"/>
+        </w:rPr>
+        <w:t>GloVe</w:t>
+      </w:r>
+      <w:proofErr w:type="spellEnd"/>
+      <w:r>
+        <w:rPr>
+          <w:rStyle w:val="CommentTok"/>
+          <w:rFonts w:asciiTheme="minorHAnsi" w:hAnsiTheme="minorHAnsi" w:hint="cs"/>
+          <w:color w:val="auto"/>
+          <w:sz w:val="24"/>
+          <w:shd w:val="clear" w:color="auto" w:fill="auto"/>
+          <w:rtl/>
+        </w:rPr>
+        <w:t xml:space="preserve"> </w:t>
+      </w:r>
+      <w:r>
+        <w:rPr>
+          <w:rStyle w:val="CommentTok"/>
+          <w:rFonts w:asciiTheme="minorHAnsi" w:hAnsiTheme="minorHAnsi" w:hint="cs"/>
+          <w:color w:val="auto"/>
+          <w:sz w:val="24"/>
+          <w:shd w:val="clear" w:color="auto" w:fill="auto"/>
+          <w:rtl/>
+        </w:rPr>
+        <w:t xml:space="preserve">ומאחר שהטקסט שלנו אינו עשיר בתוכן בחרנו במודל </w:t>
+      </w:r>
+      <w:r>
+        <w:rPr>
+          <w:rStyle w:val="StringTok"/>
+        </w:rPr>
+        <w:t>glove.6B.50d</w:t>
+      </w:r>
+      <w:r>
+        <w:rPr>
+          <w:rStyle w:val="StringTok"/>
+          <w:rFonts w:hint="cs"/>
+          <w:rtl/>
+        </w:rPr>
+        <w:t xml:space="preserve"> </w:t>
+      </w:r>
+      <w:r>
+        <w:rPr>
+          <w:rStyle w:val="CommentTok"/>
+          <w:rFonts w:asciiTheme="minorHAnsi" w:hAnsiTheme="minorHAnsi" w:hint="cs"/>
+          <w:color w:val="auto"/>
+          <w:sz w:val="24"/>
+          <w:shd w:val="clear" w:color="auto" w:fill="auto"/>
+          <w:rtl/>
+        </w:rPr>
+        <w:t xml:space="preserve">שהינו פשוט יחסית להרצה. </w:t>
+      </w:r>
+      <w:r>
+        <w:rPr>
+          <w:rStyle w:val="CommentTok"/>
+          <w:rFonts w:asciiTheme="minorHAnsi" w:hAnsiTheme="minorHAnsi" w:hint="cs"/>
+          <w:color w:val="auto"/>
+          <w:sz w:val="24"/>
+          <w:shd w:val="clear" w:color="auto" w:fill="auto"/>
+          <w:rtl/>
+        </w:rPr>
+        <w:t>לאחר שלב ה-</w:t>
+      </w:r>
+      <w:r>
+        <w:rPr>
+          <w:rStyle w:val="CommentTok"/>
+          <w:rFonts w:asciiTheme="minorHAnsi" w:hAnsiTheme="minorHAnsi"/>
+          <w:color w:val="auto"/>
+          <w:sz w:val="24"/>
+          <w:shd w:val="clear" w:color="auto" w:fill="auto"/>
+        </w:rPr>
+        <w:t xml:space="preserve">text embedding </w:t>
+      </w:r>
+      <w:r>
+        <w:rPr>
+          <w:rStyle w:val="CommentTok"/>
+          <w:rFonts w:asciiTheme="minorHAnsi" w:hAnsiTheme="minorHAnsi" w:hint="cs"/>
+          <w:color w:val="auto"/>
+          <w:sz w:val="24"/>
+          <w:shd w:val="clear" w:color="auto" w:fill="auto"/>
+          <w:rtl/>
+        </w:rPr>
+        <w:t xml:space="preserve"> של הקורפוס שלנו</w:t>
+      </w:r>
+      <w:r>
+        <w:rPr>
+          <w:rStyle w:val="CommentTok"/>
+          <w:rFonts w:asciiTheme="minorHAnsi" w:hAnsiTheme="minorHAnsi" w:hint="cs"/>
+          <w:color w:val="auto"/>
+          <w:sz w:val="24"/>
+          <w:shd w:val="clear" w:color="auto" w:fill="auto"/>
+          <w:rtl/>
+        </w:rPr>
+        <w:t>,</w:t>
+      </w:r>
+      <w:r>
+        <w:rPr>
+          <w:rStyle w:val="CommentTok"/>
+          <w:rFonts w:asciiTheme="minorHAnsi" w:hAnsiTheme="minorHAnsi" w:hint="cs"/>
+          <w:color w:val="auto"/>
+          <w:sz w:val="24"/>
+          <w:shd w:val="clear" w:color="auto" w:fill="auto"/>
+          <w:rtl/>
+        </w:rPr>
+        <w:t xml:space="preserve"> ירדו לנו 26 משתמשים אשר מקצועם אינו נמצאו בסט האימון שעליו נבנה מודל ה-</w:t>
+      </w:r>
+      <w:r>
+        <w:rPr>
+          <w:rStyle w:val="NormalTok"/>
+        </w:rPr>
+        <w:t xml:space="preserve"> </w:t>
+      </w:r>
+      <w:proofErr w:type="spellStart"/>
+      <w:r>
+        <w:rPr>
+          <w:rStyle w:val="NormalTok"/>
+        </w:rPr>
+        <w:t>GloVe</w:t>
+      </w:r>
+      <w:proofErr w:type="spellEnd"/>
+      <w:r>
+        <w:rPr>
+          <w:rStyle w:val="CommentTok"/>
+          <w:rFonts w:asciiTheme="minorHAnsi" w:hAnsiTheme="minorHAnsi" w:hint="cs"/>
+          <w:color w:val="auto"/>
+          <w:sz w:val="24"/>
+          <w:shd w:val="clear" w:color="auto" w:fill="auto"/>
+          <w:rtl/>
+        </w:rPr>
+        <w:t>. בדיקה ידנית הראתה כי הסיבה שמקצוען לא נמצא היא בגלל שגיאת כתיב או  שלא נכתבו באנגלית (</w:t>
+      </w:r>
+      <w:r>
+        <w:rPr>
+          <w:rStyle w:val="CommentTok"/>
+        </w:rPr>
+        <w:t>"</w:t>
+      </w:r>
+      <w:proofErr w:type="spellStart"/>
+      <w:r>
+        <w:rPr>
+          <w:rStyle w:val="CommentTok"/>
+        </w:rPr>
+        <w:t>programmerare</w:t>
+      </w:r>
+      <w:proofErr w:type="spellEnd"/>
+      <w:r>
+        <w:rPr>
+          <w:rStyle w:val="CommentTok"/>
+        </w:rPr>
+        <w:t>", "</w:t>
+      </w:r>
+      <w:proofErr w:type="spellStart"/>
+      <w:r>
+        <w:rPr>
+          <w:rStyle w:val="CommentTok"/>
+        </w:rPr>
+        <w:t>salesperon</w:t>
+      </w:r>
+      <w:proofErr w:type="spellEnd"/>
+      <w:r>
+        <w:rPr>
+          <w:rStyle w:val="CommentTok"/>
+        </w:rPr>
+        <w:t>" "</w:t>
+      </w:r>
+      <w:proofErr w:type="spellStart"/>
+      <w:r>
+        <w:rPr>
+          <w:rStyle w:val="CommentTok"/>
+        </w:rPr>
+        <w:t>rechtsreferendar</w:t>
+      </w:r>
+      <w:proofErr w:type="spellEnd"/>
+      <w:r>
+        <w:rPr>
+          <w:rStyle w:val="CommentTok"/>
+        </w:rPr>
+        <w:t>".</w:t>
+      </w:r>
+      <w:r>
+        <w:rPr>
+          <w:rStyle w:val="CommentTok"/>
+          <w:rFonts w:hint="cs"/>
+          <w:rtl/>
+        </w:rPr>
+        <w:t>)</w:t>
+      </w:r>
+      <w:r>
+        <w:rPr>
+          <w:rStyle w:val="CommentTok"/>
+          <w:rFonts w:asciiTheme="minorHAnsi" w:hAnsiTheme="minorHAnsi" w:hint="cs"/>
+          <w:color w:val="auto"/>
+          <w:sz w:val="24"/>
+          <w:shd w:val="clear" w:color="auto" w:fill="auto"/>
+          <w:rtl/>
+        </w:rPr>
+        <w:t>. בחרנו לזנוח משתמשים אלו ולא לנסות לתקן את ערכם.</w:t>
+      </w:r>
+      <w:r>
+        <w:rPr>
+          <w:rStyle w:val="CommentTok"/>
+          <w:rFonts w:asciiTheme="minorHAnsi" w:hAnsiTheme="minorHAnsi" w:hint="cs"/>
+          <w:color w:val="auto"/>
+          <w:sz w:val="24"/>
+          <w:shd w:val="clear" w:color="auto" w:fill="auto"/>
+          <w:rtl/>
+        </w:rPr>
+        <w:t xml:space="preserve"> </w:t>
+      </w:r>
+    </w:p>
+    <w:p>
+      <w:pPr>
+        <w:bidi/>
+        <w:spacing w:line="360" w:lineRule="auto"/>
+        <w:rPr>
+          <w:rStyle w:val="CommentTok"/>
+          <w:rFonts w:asciiTheme="minorHAnsi" w:hAnsiTheme="minorHAnsi"/>
+          <w:color w:val="auto"/>
+          <w:sz w:val="24"/>
+          <w:shd w:val="clear" w:color="auto" w:fill="auto"/>
+          <w:rtl/>
+        </w:rPr>
+      </w:pPr>
+      <w:r>
+        <w:rPr>
+          <w:rStyle w:val="CommentTok"/>
+          <w:rFonts w:asciiTheme="minorHAnsi" w:hAnsiTheme="minorHAnsi" w:hint="cs"/>
+          <w:color w:val="auto"/>
+          <w:sz w:val="24"/>
+          <w:shd w:val="clear" w:color="auto" w:fill="auto"/>
+          <w:rtl/>
+        </w:rPr>
+        <w:t>לאחר מכן ניבנו את ה</w:t>
+      </w:r>
+      <w:r>
+        <w:rPr>
+          <w:rStyle w:val="CommentTok"/>
+          <w:rFonts w:asciiTheme="minorHAnsi" w:hAnsiTheme="minorHAnsi" w:hint="cs"/>
+          <w:color w:val="auto"/>
+          <w:sz w:val="24"/>
+          <w:shd w:val="clear" w:color="auto" w:fill="auto"/>
+          <w:rtl/>
+        </w:rPr>
+        <w:t>מרחק של מקצועו</w:t>
+      </w:r>
+      <w:r>
+        <w:rPr>
+          <w:rStyle w:val="CommentTok"/>
+          <w:rFonts w:asciiTheme="minorHAnsi" w:hAnsiTheme="minorHAnsi" w:hint="cs"/>
+          <w:color w:val="auto"/>
+          <w:sz w:val="24"/>
+          <w:shd w:val="clear" w:color="auto" w:fill="auto"/>
+          <w:rtl/>
+        </w:rPr>
+        <w:t xml:space="preserve"> </w:t>
+      </w:r>
+      <w:r>
+        <w:rPr>
+          <w:rStyle w:val="CommentTok"/>
+          <w:rFonts w:asciiTheme="minorHAnsi" w:hAnsiTheme="minorHAnsi" w:hint="cs"/>
+          <w:color w:val="auto"/>
+          <w:sz w:val="24"/>
+          <w:shd w:val="clear" w:color="auto" w:fill="auto"/>
+          <w:rtl/>
+        </w:rPr>
+        <w:t>של כל משתמש</w:t>
+      </w:r>
+      <w:r>
+        <w:rPr>
+          <w:rStyle w:val="CommentTok"/>
+          <w:rFonts w:asciiTheme="minorHAnsi" w:hAnsiTheme="minorHAnsi" w:hint="cs"/>
+          <w:color w:val="auto"/>
+          <w:sz w:val="24"/>
+          <w:shd w:val="clear" w:color="auto" w:fill="auto"/>
+          <w:rtl/>
+        </w:rPr>
+        <w:t xml:space="preserve"> בעזרת  </w:t>
+      </w:r>
+      <w:r>
+        <w:rPr>
+          <w:rStyle w:val="CommentTok"/>
+          <w:rFonts w:asciiTheme="minorHAnsi" w:hAnsiTheme="minorHAnsi"/>
+          <w:color w:val="auto"/>
+          <w:sz w:val="24"/>
+          <w:shd w:val="clear" w:color="auto" w:fill="auto"/>
+        </w:rPr>
+        <w:t>cosine similarity</w:t>
+      </w:r>
+      <w:r>
+        <w:rPr>
+          <w:rStyle w:val="CommentTok"/>
+          <w:rFonts w:asciiTheme="minorHAnsi" w:hAnsiTheme="minorHAnsi" w:hint="cs"/>
+          <w:color w:val="auto"/>
+          <w:sz w:val="24"/>
+          <w:shd w:val="clear" w:color="auto" w:fill="auto"/>
+          <w:rtl/>
+        </w:rPr>
+        <w:t xml:space="preserve"> </w:t>
+      </w:r>
+      <w:r>
+        <w:rPr>
+          <w:rStyle w:val="CommentTok"/>
+          <w:rFonts w:asciiTheme="minorHAnsi" w:hAnsiTheme="minorHAnsi" w:hint="cs"/>
+          <w:color w:val="auto"/>
+          <w:sz w:val="24"/>
+          <w:shd w:val="clear" w:color="auto" w:fill="auto"/>
+          <w:rtl/>
+        </w:rPr>
+        <w:t xml:space="preserve">ביחס למילה </w:t>
+      </w:r>
+      <w:r>
+        <w:rPr>
+          <w:rStyle w:val="CommentTok"/>
+          <w:rFonts w:asciiTheme="minorHAnsi" w:hAnsiTheme="minorHAnsi" w:hint="cs"/>
+          <w:color w:val="auto"/>
+          <w:sz w:val="24"/>
+          <w:shd w:val="clear" w:color="auto" w:fill="auto"/>
+          <w:rtl/>
+        </w:rPr>
+        <w:t xml:space="preserve">  </w:t>
+      </w:r>
+      <w:r>
+        <w:rPr>
+          <w:rStyle w:val="NormalTok"/>
+        </w:rPr>
+        <w:t>‘engineer’</w:t>
+      </w:r>
+      <w:r>
+        <w:rPr>
+          <w:rStyle w:val="CommentTok"/>
+          <w:rFonts w:asciiTheme="minorHAnsi" w:hAnsiTheme="minorHAnsi" w:hint="cs"/>
+          <w:color w:val="auto"/>
+          <w:sz w:val="24"/>
+          <w:shd w:val="clear" w:color="auto" w:fill="auto"/>
+          <w:rtl/>
+        </w:rPr>
+        <w:t>, והוספנו את הערך שהתקבל לסט הנתונים.</w:t>
+      </w:r>
+    </w:p>
+    <w:p>
+      <w:pPr>
+        <w:bidi/>
+        <w:spacing w:line="360" w:lineRule="auto"/>
+        <w:rPr>
+          <w:rStyle w:val="CommentTok"/>
+          <w:rFonts w:asciiTheme="minorHAnsi" w:hAnsiTheme="minorHAnsi"/>
+          <w:color w:val="auto"/>
+          <w:sz w:val="24"/>
+          <w:shd w:val="clear" w:color="auto" w:fill="auto"/>
+          <w:rtl/>
+        </w:rPr>
+      </w:pPr>
+      <w:r>
+        <w:rPr>
+          <w:rStyle w:val="CommentTok"/>
+          <w:rFonts w:asciiTheme="minorHAnsi" w:hAnsiTheme="minorHAnsi" w:hint="cs"/>
+          <w:color w:val="auto"/>
+          <w:sz w:val="24"/>
+          <w:shd w:val="clear" w:color="auto" w:fill="auto"/>
+          <w:rtl/>
+        </w:rPr>
+        <w:t>לסיכום, שלב ה-</w:t>
+      </w:r>
+      <w:r>
+        <w:rPr>
+          <w:rStyle w:val="CommentTok"/>
+          <w:rFonts w:asciiTheme="minorHAnsi" w:hAnsiTheme="minorHAnsi"/>
+          <w:color w:val="auto"/>
+          <w:sz w:val="24"/>
+          <w:shd w:val="clear" w:color="auto" w:fill="auto"/>
+        </w:rPr>
+        <w:t>preprocessing</w:t>
+      </w:r>
+      <w:r>
+        <w:rPr>
+          <w:rStyle w:val="CommentTok"/>
+          <w:rFonts w:asciiTheme="minorHAnsi" w:hAnsiTheme="minorHAnsi" w:hint="cs"/>
+          <w:color w:val="auto"/>
+          <w:sz w:val="24"/>
+          <w:shd w:val="clear" w:color="auto" w:fill="auto"/>
+          <w:rtl/>
+        </w:rPr>
+        <w:t xml:space="preserve"> הותיר אותנו עם 321 משתמשים לשלב המידול.</w:t>
+      </w:r>
+    </w:p>
+    <w:p>
+      <w:pPr>
+        <w:bidi/>
+        <w:spacing w:line="360" w:lineRule="auto"/>
+        <w:rPr>
+          <w:rStyle w:val="CommentTok"/>
+          <w:rFonts w:asciiTheme="minorHAnsi" w:hAnsiTheme="minorHAnsi"/>
+          <w:color w:val="auto"/>
+          <w:sz w:val="24"/>
+          <w:shd w:val="clear" w:color="auto" w:fill="auto"/>
+          <w:rtl/>
         </w:rPr>
       </w:pPr>
     </w:p>
     <w:p>
       <w:pPr>
-        <w:pStyle w:val="SourceCode"/>
         <w:bidi/>
         <w:spacing w:line="360" w:lineRule="auto"/>
+        <w:rPr>
+          <w:rStyle w:val="CommentTok"/>
+          <w:rFonts w:asciiTheme="minorHAnsi" w:hAnsiTheme="minorHAnsi"/>
+          <w:color w:val="auto"/>
+          <w:sz w:val="24"/>
+          <w:shd w:val="clear" w:color="auto" w:fill="auto"/>
+          <w:rtl/>
+        </w:rPr>
       </w:pPr>
-      <w:r>
-        <w:rPr>
-          <w:rStyle w:val="CommentTok"/>
-        </w:rPr>
-        <w:t xml:space="preserve"># Since my models of Interest are not an OLS/GKM </w:t>
-      </w:r>
-      <w:proofErr w:type="gramStart"/>
-      <w:r>
-        <w:rPr>
-          <w:rStyle w:val="CommentTok"/>
-        </w:rPr>
-        <w:t>ones, and</w:t>
-      </w:r>
-      <w:proofErr w:type="gramEnd"/>
-      <w:r>
-        <w:rPr>
-          <w:rStyle w:val="CommentTok"/>
-        </w:rPr>
-        <w:t xml:space="preserve"> given that I do want to interpret the results of such modeling, I would not conduct any dimension reduction method. </w:t>
-      </w:r>
-      <w:r>
-        <w:br/>
-      </w:r>
-      <w:r>
-        <w:rPr>
-          <w:rStyle w:val="CommentTok"/>
-        </w:rPr>
-        <w:t xml:space="preserve"># My models of choice would be Boosting and Random Forest. </w:t>
-      </w:r>
     </w:p>
     <w:p>
       <w:pPr>
-        <w:pStyle w:val="SourceCode"/>
         <w:bidi/>
         <w:spacing w:line="360" w:lineRule="auto"/>
+        <w:rPr>
+          <w:rStyle w:val="CommentTok"/>
+          <w:rFonts w:asciiTheme="minorHAnsi" w:hAnsiTheme="minorHAnsi" w:hint="cs"/>
+          <w:b/>
+          <w:bCs/>
+          <w:color w:val="auto"/>
+          <w:sz w:val="24"/>
+          <w:u w:val="single"/>
+          <w:shd w:val="clear" w:color="auto" w:fill="auto"/>
+          <w:rtl/>
+        </w:rPr>
       </w:pPr>
-      <w:r>
-        <w:rPr>
-          <w:rStyle w:val="CommentTok"/>
-        </w:rPr>
-        <w:t>#Adding 'engineer' feature! - the Cosine squish to engineer in jobTitle</w:t>
-      </w:r>
-      <w:r>
-        <w:br/>
-      </w:r>
-      <w:r>
-        <w:br/>
-      </w:r>
-      <w:r>
-        <w:rPr>
-          <w:rStyle w:val="FunctionTok"/>
-        </w:rPr>
-        <w:t>library</w:t>
-      </w:r>
-      <w:r>
-        <w:rPr>
-          <w:rStyle w:val="NormalTok"/>
-        </w:rPr>
-        <w:t>(text)</w:t>
-      </w:r>
-    </w:p>
-    <w:p>
-      <w:pPr>
-        <w:pStyle w:val="SourceCode"/>
-        <w:bidi/>
-        <w:spacing w:line="360" w:lineRule="auto"/>
-      </w:pPr>
-      <w:r>
-        <w:rPr>
-          <w:rStyle w:val="VerbatimChar"/>
-          <w:rtl/>
-        </w:rPr>
-        <w:lastRenderedPageBreak/>
-        <w:t>[0;34mThis is text (version 1.5).</w:t>
-      </w:r>
-      <w:r>
-        <w:br/>
-      </w:r>
-      <w:r>
-        <w:rPr>
-          <w:rStyle w:val="VerbatimChar"/>
-          <w:rtl/>
-        </w:rPr>
-        <w:t>[0m[0;32mNewer versions may have improved functions and updated defaults to reflect current understandings of the state-of-the-art.[0m[0;35m</w:t>
-      </w:r>
-      <w:r>
-        <w:br/>
-      </w:r>
-      <w:r>
-        <w:br/>
-      </w:r>
-      <w:r>
-        <w:rPr>
-          <w:rStyle w:val="VerbatimChar"/>
-          <w:rtl/>
-        </w:rPr>
-        <w:t>For more information about the package see www.r-text.org.[0m</w:t>
-      </w:r>
-    </w:p>
-    <w:p>
-      <w:pPr>
-        <w:pStyle w:val="SourceCode"/>
-        <w:bidi/>
-        <w:spacing w:line="360" w:lineRule="auto"/>
-      </w:pPr>
-      <w:r>
-        <w:rPr>
-          <w:rStyle w:val="VerbatimChar"/>
-          <w:rtl/>
-        </w:rPr>
-        <w:t>[0;34mtextrpp python option is already set, text will use: condaenv = "textrpp_condaenv"[0m</w:t>
-      </w:r>
-    </w:p>
-    <w:p>
-      <w:pPr>
-        <w:pStyle w:val="SourceCode"/>
-        <w:bidi/>
-        <w:spacing w:line="360" w:lineRule="auto"/>
-      </w:pPr>
-      <w:r>
-        <w:rPr>
-          <w:rStyle w:val="VerbatimChar"/>
-          <w:rtl/>
-        </w:rPr>
-        <w:t>[0;32m</w:t>
-      </w:r>
-      <w:r>
-        <w:br/>
-      </w:r>
-      <w:r>
-        <w:rPr>
-          <w:rStyle w:val="VerbatimChar"/>
-          <w:rtl/>
-        </w:rPr>
-        <w:t>Successfully initialized text required python packages.</w:t>
-      </w:r>
-      <w:r>
-        <w:br/>
-      </w:r>
-      <w:r>
-        <w:rPr>
-          <w:rStyle w:val="VerbatimChar"/>
-          <w:rtl/>
-        </w:rPr>
-        <w:t>[0m</w:t>
-      </w:r>
-    </w:p>
-    <w:p>
-      <w:pPr>
-        <w:pStyle w:val="SourceCode"/>
-        <w:bidi/>
-        <w:spacing w:line="360" w:lineRule="auto"/>
-      </w:pPr>
-      <w:r>
-        <w:rPr>
-          <w:rStyle w:val="VerbatimChar"/>
-          <w:rtl/>
-        </w:rPr>
-        <w:t xml:space="preserve">[0;34mPython options: </w:t>
-      </w:r>
-      <w:r>
-        <w:br/>
-      </w:r>
-      <w:r>
-        <w:rPr>
-          <w:rStyle w:val="VerbatimChar"/>
-          <w:rtl/>
-        </w:rPr>
-        <w:t xml:space="preserve"> type = "textrpp_condaenv", </w:t>
-      </w:r>
-      <w:r>
-        <w:br/>
-      </w:r>
-      <w:r>
-        <w:rPr>
-          <w:rStyle w:val="VerbatimChar"/>
-          <w:rtl/>
-        </w:rPr>
-        <w:t xml:space="preserve"> name = "textrpp_condaenv".[0m</w:t>
-      </w:r>
-    </w:p>
-    <w:p>
-      <w:pPr>
-        <w:pStyle w:val="SourceCode"/>
-        <w:bidi/>
-        <w:spacing w:line="360" w:lineRule="auto"/>
-      </w:pPr>
-      <w:r>
-        <w:rPr>
-          <w:rStyle w:val="FunctionTok"/>
-        </w:rPr>
-        <w:t>library</w:t>
-      </w:r>
-      <w:r>
-        <w:rPr>
-          <w:rStyle w:val="NormalTok"/>
-        </w:rPr>
-        <w:t>(quanteda)</w:t>
-      </w:r>
-    </w:p>
-    <w:p>
-      <w:pPr>
-        <w:pStyle w:val="SourceCode"/>
-        <w:bidi/>
-        <w:spacing w:line="360" w:lineRule="auto"/>
-      </w:pPr>
-      <w:r>
-        <w:rPr>
-          <w:rStyle w:val="VerbatimChar"/>
-          <w:rtl/>
-        </w:rPr>
-        <w:t>Package version: 4.3.0</w:t>
-      </w:r>
-      <w:r>
-        <w:br/>
-      </w:r>
-      <w:r>
-        <w:rPr>
-          <w:rStyle w:val="VerbatimChar"/>
-          <w:rtl/>
-        </w:rPr>
-        <w:t>Unicode version: 14.0</w:t>
-      </w:r>
-      <w:r>
-        <w:br/>
-      </w:r>
-      <w:r>
-        <w:rPr>
-          <w:rStyle w:val="VerbatimChar"/>
-          <w:rtl/>
-        </w:rPr>
-        <w:t>ICU version: 71.1</w:t>
-      </w:r>
-    </w:p>
-    <w:p>
-      <w:pPr>
-        <w:pStyle w:val="SourceCode"/>
-        <w:bidi/>
-        <w:spacing w:line="360" w:lineRule="auto"/>
-      </w:pPr>
-      <w:r>
-        <w:rPr>
-          <w:rStyle w:val="VerbatimChar"/>
-          <w:rtl/>
-        </w:rPr>
-        <w:t>Parallel computing: disabled</w:t>
-      </w:r>
-    </w:p>
-    <w:p>
-      <w:pPr>
-        <w:pStyle w:val="SourceCode"/>
-        <w:bidi/>
-        <w:spacing w:line="360" w:lineRule="auto"/>
-      </w:pPr>
-      <w:r>
-        <w:rPr>
-          <w:rStyle w:val="VerbatimChar"/>
-          <w:rtl/>
-        </w:rPr>
-        <w:t>See https://quanteda.io for tutorials and examples.</w:t>
-      </w:r>
-    </w:p>
-    <w:p>
-      <w:pPr>
-        <w:pStyle w:val="SourceCode"/>
-        <w:bidi/>
-        <w:spacing w:line="360" w:lineRule="auto"/>
-      </w:pPr>
-      <w:r>
-        <w:rPr>
-          <w:rStyle w:val="FunctionTok"/>
-        </w:rPr>
-        <w:t>library</w:t>
-      </w:r>
-      <w:r>
-        <w:rPr>
-          <w:rStyle w:val="NormalTok"/>
-        </w:rPr>
-        <w:t>(embedplyr)</w:t>
-      </w:r>
-      <w:r>
-        <w:br/>
-      </w:r>
-      <w:r>
-        <w:rPr>
-          <w:rStyle w:val="CommentTok"/>
-        </w:rPr>
-        <w:t>#First things First, Is to make our corpus, done using the jobTitle column.</w:t>
-      </w:r>
-      <w:r>
-        <w:br/>
-      </w:r>
-      <w:r>
-        <w:br/>
-      </w:r>
-      <w:r>
-        <w:rPr>
-          <w:rStyle w:val="NormalTok"/>
-        </w:rPr>
-        <w:t xml:space="preserve"> </w:t>
-      </w:r>
-      <w:r>
-        <w:rPr>
-          <w:rStyle w:val="FunctionTok"/>
-        </w:rPr>
-        <w:t>sum</w:t>
-      </w:r>
-      <w:r>
-        <w:rPr>
-          <w:rStyle w:val="NormalTok"/>
-        </w:rPr>
-        <w:t>(Tinder_filtered</w:t>
-      </w:r>
-      <w:r>
-        <w:rPr>
-          <w:rStyle w:val="SpecialCharTok"/>
-        </w:rPr>
-        <w:t>$</w:t>
-      </w:r>
-      <w:r>
-        <w:rPr>
-          <w:rStyle w:val="NormalTok"/>
-        </w:rPr>
-        <w:t xml:space="preserve">jobTitle </w:t>
-      </w:r>
-      <w:r>
-        <w:rPr>
-          <w:rStyle w:val="SpecialCharTok"/>
-        </w:rPr>
-        <w:t>==</w:t>
-      </w:r>
-      <w:r>
-        <w:rPr>
-          <w:rStyle w:val="NormalTok"/>
-        </w:rPr>
-        <w:t xml:space="preserve"> </w:t>
-      </w:r>
-      <w:r>
-        <w:rPr>
-          <w:rStyle w:val="StringTok"/>
-        </w:rPr>
-        <w:t>"unknown"</w:t>
-      </w:r>
-      <w:r>
-        <w:rPr>
-          <w:rStyle w:val="NormalTok"/>
-        </w:rPr>
-        <w:t>)</w:t>
-      </w:r>
-    </w:p>
-    <w:p>
-      <w:pPr>
-        <w:pStyle w:val="SourceCode"/>
-        <w:bidi/>
-        <w:spacing w:line="360" w:lineRule="auto"/>
-      </w:pPr>
-      <w:r>
-        <w:rPr>
-          <w:rStyle w:val="VerbatimChar"/>
-          <w:rtl/>
-        </w:rPr>
-        <w:t>[1] 576</w:t>
-      </w:r>
-    </w:p>
-    <w:p>
-      <w:pPr>
-        <w:pStyle w:val="SourceCode"/>
-        <w:bidi/>
-        <w:spacing w:line="360" w:lineRule="auto"/>
-      </w:pPr>
-      <w:r>
-        <w:rPr>
-          <w:rStyle w:val="CommentTok"/>
-        </w:rPr>
-        <w:t xml:space="preserve">#[1] 576 </w:t>
-      </w:r>
-      <w:r>
-        <w:br/>
-      </w:r>
-      <w:r>
-        <w:rPr>
-          <w:rStyle w:val="NormalTok"/>
-        </w:rPr>
-        <w:t xml:space="preserve"> </w:t>
-      </w:r>
-      <w:r>
-        <w:br/>
-      </w:r>
-      <w:r>
-        <w:rPr>
-          <w:rStyle w:val="NormalTok"/>
-        </w:rPr>
-        <w:t xml:space="preserve"> </w:t>
-      </w:r>
-      <w:r>
-        <w:rPr>
-          <w:rStyle w:val="FunctionTok"/>
-        </w:rPr>
-        <w:t>nrow</w:t>
-      </w:r>
-      <w:r>
-        <w:rPr>
-          <w:rStyle w:val="NormalTok"/>
-        </w:rPr>
-        <w:t xml:space="preserve">(Tinder_filtered) </w:t>
-      </w:r>
-      <w:r>
-        <w:rPr>
-          <w:rStyle w:val="SpecialCharTok"/>
-        </w:rPr>
-        <w:t>-</w:t>
-      </w:r>
-      <w:r>
-        <w:rPr>
-          <w:rStyle w:val="NormalTok"/>
-        </w:rPr>
-        <w:t xml:space="preserve">  </w:t>
-      </w:r>
-      <w:r>
-        <w:rPr>
-          <w:rStyle w:val="FunctionTok"/>
-        </w:rPr>
-        <w:t>sum</w:t>
-      </w:r>
-      <w:r>
-        <w:rPr>
-          <w:rStyle w:val="NormalTok"/>
-        </w:rPr>
-        <w:t>(Tinder_filtered</w:t>
-      </w:r>
-      <w:r>
-        <w:rPr>
-          <w:rStyle w:val="SpecialCharTok"/>
-        </w:rPr>
-        <w:t>$</w:t>
-      </w:r>
-      <w:r>
-        <w:rPr>
-          <w:rStyle w:val="NormalTok"/>
-        </w:rPr>
-        <w:t xml:space="preserve">jobTitle </w:t>
-      </w:r>
-      <w:r>
-        <w:rPr>
-          <w:rStyle w:val="SpecialCharTok"/>
-        </w:rPr>
-        <w:t>==</w:t>
-      </w:r>
-      <w:r>
-        <w:rPr>
-          <w:rStyle w:val="NormalTok"/>
-        </w:rPr>
-        <w:t xml:space="preserve"> </w:t>
-      </w:r>
-      <w:r>
-        <w:rPr>
-          <w:rStyle w:val="StringTok"/>
-        </w:rPr>
-        <w:t>"unknown"</w:t>
-      </w:r>
-      <w:r>
-        <w:rPr>
-          <w:rStyle w:val="NormalTok"/>
-        </w:rPr>
-        <w:t>)</w:t>
-      </w:r>
-    </w:p>
-    <w:p>
-      <w:pPr>
-        <w:pStyle w:val="SourceCode"/>
-        <w:bidi/>
-        <w:spacing w:line="360" w:lineRule="auto"/>
-      </w:pPr>
-      <w:r>
-        <w:rPr>
-          <w:rStyle w:val="VerbatimChar"/>
-          <w:rtl/>
-        </w:rPr>
-        <w:lastRenderedPageBreak/>
-        <w:t>[1] 335</w:t>
-      </w:r>
-    </w:p>
-    <w:p>
-      <w:pPr>
-        <w:pStyle w:val="SourceCode"/>
-        <w:bidi/>
-        <w:spacing w:line="360" w:lineRule="auto"/>
-      </w:pPr>
-      <w:r>
-        <w:rPr>
-          <w:rStyle w:val="CommentTok"/>
-        </w:rPr>
-        <w:t>#[1] 335</w:t>
-      </w:r>
-      <w:r>
-        <w:br/>
-      </w:r>
-      <w:r>
-        <w:rPr>
-          <w:rStyle w:val="NormalTok"/>
-        </w:rPr>
-        <w:t xml:space="preserve"> </w:t>
-      </w:r>
-      <w:r>
-        <w:br/>
-      </w:r>
-      <w:r>
-        <w:rPr>
-          <w:rStyle w:val="NormalTok"/>
-        </w:rPr>
-        <w:t xml:space="preserve"> </w:t>
-      </w:r>
-      <w:r>
-        <w:rPr>
-          <w:rStyle w:val="CommentTok"/>
-        </w:rPr>
-        <w:t xml:space="preserve">#That leaves us with only 335 informative users that hat a job Title </w:t>
-      </w:r>
-      <w:r>
-        <w:br/>
-      </w:r>
-      <w:r>
-        <w:rPr>
-          <w:rStyle w:val="NormalTok"/>
-        </w:rPr>
-        <w:t xml:space="preserve"> </w:t>
-      </w:r>
-      <w:r>
-        <w:br/>
-      </w:r>
-      <w:r>
-        <w:br/>
-      </w:r>
-      <w:r>
-        <w:rPr>
-          <w:rStyle w:val="NormalTok"/>
-        </w:rPr>
-        <w:t xml:space="preserve"> </w:t>
-      </w:r>
-      <w:r>
-        <w:br/>
-      </w:r>
-      <w:r>
-        <w:rPr>
-          <w:rStyle w:val="NormalTok"/>
-        </w:rPr>
-        <w:t xml:space="preserve"> </w:t>
-      </w:r>
-      <w:r>
-        <w:br/>
-      </w:r>
-      <w:r>
-        <w:rPr>
-          <w:rStyle w:val="NormalTok"/>
-        </w:rPr>
-        <w:t xml:space="preserve"> </w:t>
-      </w:r>
-      <w:r>
-        <w:rPr>
-          <w:rStyle w:val="CommentTok"/>
-        </w:rPr>
-        <w:t xml:space="preserve">#------- Pre-processing---------- </w:t>
-      </w:r>
-      <w:r>
-        <w:br/>
-      </w:r>
-      <w:r>
-        <w:rPr>
-          <w:rStyle w:val="NormalTok"/>
-        </w:rPr>
-        <w:t xml:space="preserve"> </w:t>
-      </w:r>
-      <w:r>
-        <w:br/>
-      </w:r>
-      <w:r>
-        <w:rPr>
-          <w:rStyle w:val="NormalTok"/>
-        </w:rPr>
-        <w:t xml:space="preserve">Tinder_filtered_for_txt </w:t>
-      </w:r>
-      <w:r>
-        <w:rPr>
-          <w:rStyle w:val="OtherTok"/>
-        </w:rPr>
-        <w:t>&lt;-</w:t>
-      </w:r>
-      <w:r>
-        <w:rPr>
-          <w:rStyle w:val="NormalTok"/>
-        </w:rPr>
-        <w:t xml:space="preserve"> Tinder_filtered </w:t>
-      </w:r>
-      <w:r>
-        <w:rPr>
-          <w:rStyle w:val="SpecialCharTok"/>
-        </w:rPr>
-        <w:t>|&gt;</w:t>
-      </w:r>
-      <w:r>
-        <w:rPr>
-          <w:rStyle w:val="NormalTok"/>
-        </w:rPr>
-        <w:t xml:space="preserve"> </w:t>
-      </w:r>
-      <w:r>
-        <w:br/>
-      </w:r>
-      <w:r>
-        <w:rPr>
-          <w:rStyle w:val="NormalTok"/>
-        </w:rPr>
-        <w:t xml:space="preserve">   </w:t>
-      </w:r>
-      <w:r>
-        <w:rPr>
-          <w:rStyle w:val="CommentTok"/>
-        </w:rPr>
-        <w:t># Filtering out the 'unknown' users</w:t>
-      </w:r>
-      <w:r>
-        <w:br/>
-      </w:r>
-      <w:r>
-        <w:br/>
-      </w:r>
-      <w:r>
-        <w:rPr>
-          <w:rStyle w:val="NormalTok"/>
-        </w:rPr>
-        <w:t xml:space="preserve">  </w:t>
-      </w:r>
-      <w:r>
-        <w:rPr>
-          <w:rStyle w:val="FunctionTok"/>
-        </w:rPr>
-        <w:t>filter</w:t>
-      </w:r>
-      <w:r>
-        <w:rPr>
-          <w:rStyle w:val="NormalTok"/>
-        </w:rPr>
-        <w:t xml:space="preserve">(jobTitle </w:t>
-      </w:r>
-      <w:r>
-        <w:rPr>
-          <w:rStyle w:val="SpecialCharTok"/>
-        </w:rPr>
-        <w:t>!=</w:t>
-      </w:r>
-      <w:r>
-        <w:rPr>
-          <w:rStyle w:val="NormalTok"/>
-        </w:rPr>
-        <w:t xml:space="preserve"> </w:t>
-      </w:r>
-      <w:r>
-        <w:rPr>
-          <w:rStyle w:val="StringTok"/>
-        </w:rPr>
-        <w:t>"unknown"</w:t>
-      </w:r>
-      <w:r>
-        <w:rPr>
-          <w:rStyle w:val="NormalTok"/>
-        </w:rPr>
-        <w:t xml:space="preserve">)  </w:t>
-      </w:r>
-      <w:r>
-        <w:rPr>
-          <w:rStyle w:val="SpecialCharTok"/>
-        </w:rPr>
-        <w:t>|&gt;</w:t>
-      </w:r>
-      <w:r>
-        <w:rPr>
-          <w:rStyle w:val="NormalTok"/>
-        </w:rPr>
-        <w:t xml:space="preserve"> </w:t>
-      </w:r>
-      <w:r>
-        <w:br/>
-      </w:r>
-      <w:r>
-        <w:rPr>
-          <w:rStyle w:val="NormalTok"/>
-        </w:rPr>
-        <w:t xml:space="preserve">   </w:t>
-      </w:r>
-      <w:r>
-        <w:rPr>
-          <w:rStyle w:val="CommentTok"/>
-        </w:rPr>
-        <w:t xml:space="preserve"># Assuming that users with 'False' jobTitle are those that manually chose 'false' indicating that they are unemployed </w:t>
-      </w:r>
-      <w:r>
-        <w:br/>
-      </w:r>
-      <w:r>
-        <w:rPr>
-          <w:rStyle w:val="NormalTok"/>
-        </w:rPr>
-        <w:t xml:space="preserve">   </w:t>
-      </w:r>
-      <w:r>
-        <w:rPr>
-          <w:rStyle w:val="FunctionTok"/>
-        </w:rPr>
-        <w:t>mutate</w:t>
-      </w:r>
-      <w:r>
-        <w:rPr>
-          <w:rStyle w:val="NormalTok"/>
-        </w:rPr>
-        <w:t>(</w:t>
-      </w:r>
-      <w:r>
-        <w:rPr>
-          <w:rStyle w:val="AttributeTok"/>
-        </w:rPr>
-        <w:t>jobTitle =</w:t>
-      </w:r>
-      <w:r>
-        <w:rPr>
-          <w:rStyle w:val="NormalTok"/>
-        </w:rPr>
-        <w:t xml:space="preserve"> </w:t>
-      </w:r>
-      <w:r>
-        <w:rPr>
-          <w:rStyle w:val="FunctionTok"/>
-        </w:rPr>
-        <w:t>ifelse</w:t>
-      </w:r>
-      <w:r>
-        <w:rPr>
-          <w:rStyle w:val="NormalTok"/>
-        </w:rPr>
-        <w:t xml:space="preserve">(jobTitle </w:t>
-      </w:r>
-      <w:r>
-        <w:rPr>
-          <w:rStyle w:val="SpecialCharTok"/>
-        </w:rPr>
-        <w:t>==</w:t>
-      </w:r>
-      <w:r>
-        <w:rPr>
-          <w:rStyle w:val="NormalTok"/>
-        </w:rPr>
-        <w:t xml:space="preserve"> </w:t>
-      </w:r>
-      <w:r>
-        <w:rPr>
-          <w:rStyle w:val="StringTok"/>
-        </w:rPr>
-        <w:t>"False"</w:t>
-      </w:r>
-      <w:r>
-        <w:rPr>
-          <w:rStyle w:val="NormalTok"/>
-        </w:rPr>
-        <w:t>,</w:t>
-      </w:r>
-      <w:r>
-        <w:br/>
-      </w:r>
-      <w:r>
-        <w:rPr>
-          <w:rStyle w:val="NormalTok"/>
-        </w:rPr>
-        <w:t xml:space="preserve">                 </w:t>
-      </w:r>
-      <w:r>
-        <w:rPr>
-          <w:rStyle w:val="StringTok"/>
-        </w:rPr>
-        <w:t>"unemployed"</w:t>
-      </w:r>
-      <w:r>
-        <w:rPr>
-          <w:rStyle w:val="NormalTok"/>
-        </w:rPr>
-        <w:t>,</w:t>
-      </w:r>
-      <w:r>
-        <w:br/>
-      </w:r>
-      <w:r>
-        <w:rPr>
-          <w:rStyle w:val="NormalTok"/>
-        </w:rPr>
-        <w:t xml:space="preserve">                 jobTitle))</w:t>
-      </w:r>
-      <w:r>
-        <w:br/>
-      </w:r>
-      <w:r>
-        <w:rPr>
-          <w:rStyle w:val="NormalTok"/>
-        </w:rPr>
-        <w:t xml:space="preserve"> </w:t>
-      </w:r>
-      <w:r>
-        <w:br/>
-      </w:r>
-      <w:r>
-        <w:rPr>
-          <w:rStyle w:val="CommentTok"/>
-        </w:rPr>
-        <w:t># Creating the corpus</w:t>
-      </w:r>
-      <w:r>
-        <w:br/>
-      </w:r>
-      <w:r>
-        <w:rPr>
-          <w:rStyle w:val="NormalTok"/>
-        </w:rPr>
-        <w:t xml:space="preserve">Tinder_job_corpus </w:t>
-      </w:r>
-      <w:r>
-        <w:rPr>
-          <w:rStyle w:val="OtherTok"/>
-        </w:rPr>
-        <w:t>&lt;-</w:t>
-      </w:r>
-      <w:r>
-        <w:rPr>
-          <w:rStyle w:val="NormalTok"/>
-        </w:rPr>
-        <w:t xml:space="preserve"> Tinder_filtered_for_txt </w:t>
-      </w:r>
-      <w:r>
-        <w:rPr>
-          <w:rStyle w:val="SpecialCharTok"/>
-        </w:rPr>
-        <w:t>|&gt;</w:t>
-      </w:r>
-      <w:r>
-        <w:br/>
-      </w:r>
-      <w:r>
-        <w:rPr>
-          <w:rStyle w:val="NormalTok"/>
-        </w:rPr>
-        <w:t xml:space="preserve">  </w:t>
-      </w:r>
-      <w:r>
-        <w:rPr>
-          <w:rStyle w:val="FunctionTok"/>
-        </w:rPr>
-        <w:t>corpus</w:t>
-      </w:r>
-      <w:r>
-        <w:rPr>
-          <w:rStyle w:val="NormalTok"/>
-        </w:rPr>
-        <w:t>(</w:t>
-      </w:r>
-      <w:r>
-        <w:rPr>
-          <w:rStyle w:val="AttributeTok"/>
-        </w:rPr>
-        <w:t>docid_field =</w:t>
-      </w:r>
-      <w:r>
-        <w:rPr>
-          <w:rStyle w:val="NormalTok"/>
-        </w:rPr>
-        <w:t xml:space="preserve"> </w:t>
-      </w:r>
-      <w:r>
-        <w:rPr>
-          <w:rStyle w:val="StringTok"/>
-        </w:rPr>
-        <w:t>"X_id"</w:t>
-      </w:r>
-      <w:r>
-        <w:rPr>
-          <w:rStyle w:val="NormalTok"/>
-        </w:rPr>
-        <w:t>,</w:t>
-      </w:r>
-      <w:r>
-        <w:br/>
-      </w:r>
-      <w:r>
-        <w:rPr>
-          <w:rStyle w:val="NormalTok"/>
-        </w:rPr>
-        <w:t xml:space="preserve">         </w:t>
-      </w:r>
-      <w:r>
-        <w:rPr>
-          <w:rStyle w:val="AttributeTok"/>
-        </w:rPr>
-        <w:t>text_field=</w:t>
-      </w:r>
-      <w:r>
-        <w:rPr>
-          <w:rStyle w:val="StringTok"/>
-        </w:rPr>
-        <w:t>"jobTitle"</w:t>
-      </w:r>
-      <w:r>
-        <w:rPr>
-          <w:rStyle w:val="NormalTok"/>
-        </w:rPr>
-        <w:t>)</w:t>
-      </w:r>
-      <w:r>
-        <w:br/>
-      </w:r>
-      <w:r>
-        <w:br/>
-      </w:r>
-      <w:r>
-        <w:rPr>
-          <w:rStyle w:val="NormalTok"/>
-        </w:rPr>
-        <w:t xml:space="preserve"> </w:t>
-      </w:r>
-      <w:r>
-        <w:br/>
-      </w:r>
-      <w:r>
-        <w:rPr>
-          <w:rStyle w:val="CommentTok"/>
-        </w:rPr>
-        <w:t># Convert to Tokens</w:t>
-      </w:r>
-      <w:r>
-        <w:br/>
-      </w:r>
-      <w:r>
-        <w:br/>
-      </w:r>
-      <w:r>
-        <w:rPr>
-          <w:rStyle w:val="CommentTok"/>
-        </w:rPr>
-        <w:t xml:space="preserve"># * The tokens are lower-cased! </w:t>
-      </w:r>
-      <w:r>
-        <w:br/>
-      </w:r>
-      <w:r>
-        <w:br/>
-      </w:r>
-      <w:r>
-        <w:rPr>
-          <w:rStyle w:val="NormalTok"/>
-        </w:rPr>
-        <w:t xml:space="preserve">Tinder_job_tokens </w:t>
-      </w:r>
-      <w:r>
-        <w:rPr>
-          <w:rStyle w:val="OtherTok"/>
-        </w:rPr>
-        <w:t>&lt;-</w:t>
-      </w:r>
-      <w:r>
-        <w:rPr>
-          <w:rStyle w:val="NormalTok"/>
-        </w:rPr>
-        <w:t xml:space="preserve"> </w:t>
-      </w:r>
-      <w:r>
-        <w:rPr>
-          <w:rStyle w:val="FunctionTok"/>
-        </w:rPr>
-        <w:t>tokens</w:t>
-      </w:r>
-      <w:r>
-        <w:rPr>
-          <w:rStyle w:val="NormalTok"/>
-        </w:rPr>
-        <w:t>(Tinder_job_corpus,</w:t>
-      </w:r>
-      <w:r>
-        <w:br/>
-      </w:r>
-      <w:r>
-        <w:rPr>
-          <w:rStyle w:val="NormalTok"/>
-        </w:rPr>
-        <w:lastRenderedPageBreak/>
-        <w:t xml:space="preserve">                         </w:t>
-      </w:r>
-      <w:r>
-        <w:rPr>
-          <w:rStyle w:val="AttributeTok"/>
-        </w:rPr>
-        <w:t>remove_punct =</w:t>
-      </w:r>
-      <w:r>
-        <w:rPr>
-          <w:rStyle w:val="NormalTok"/>
-        </w:rPr>
-        <w:t xml:space="preserve"> </w:t>
-      </w:r>
-      <w:r>
-        <w:rPr>
-          <w:rStyle w:val="ConstantTok"/>
-        </w:rPr>
-        <w:t>TRUE</w:t>
-      </w:r>
-      <w:r>
-        <w:rPr>
-          <w:rStyle w:val="NormalTok"/>
-        </w:rPr>
-        <w:t>,</w:t>
-      </w:r>
-      <w:r>
-        <w:br/>
-      </w:r>
-      <w:r>
-        <w:rPr>
-          <w:rStyle w:val="NormalTok"/>
-        </w:rPr>
-        <w:t xml:space="preserve">                         </w:t>
-      </w:r>
-      <w:r>
-        <w:rPr>
-          <w:rStyle w:val="AttributeTok"/>
-        </w:rPr>
-        <w:t>remove_symbols =</w:t>
-      </w:r>
-      <w:r>
-        <w:rPr>
-          <w:rStyle w:val="NormalTok"/>
-        </w:rPr>
-        <w:t xml:space="preserve"> T) </w:t>
-      </w:r>
-      <w:r>
-        <w:rPr>
-          <w:rStyle w:val="SpecialCharTok"/>
-        </w:rPr>
-        <w:t>|&gt;</w:t>
-      </w:r>
-      <w:r>
-        <w:rPr>
-          <w:rStyle w:val="NormalTok"/>
-        </w:rPr>
-        <w:t xml:space="preserve"> </w:t>
-      </w:r>
-      <w:r>
-        <w:br/>
-      </w:r>
-      <w:r>
-        <w:rPr>
-          <w:rStyle w:val="NormalTok"/>
-        </w:rPr>
-        <w:t xml:space="preserve">  </w:t>
-      </w:r>
-      <w:r>
-        <w:rPr>
-          <w:rStyle w:val="FunctionTok"/>
-        </w:rPr>
-        <w:t>tokens_tolower</w:t>
-      </w:r>
-      <w:r>
-        <w:rPr>
-          <w:rStyle w:val="NormalTok"/>
-        </w:rPr>
-        <w:t>()</w:t>
-      </w:r>
-      <w:r>
-        <w:br/>
-      </w:r>
-      <w:r>
-        <w:br/>
-      </w:r>
-      <w:r>
-        <w:rPr>
-          <w:rStyle w:val="CommentTok"/>
-        </w:rPr>
-        <w:t xml:space="preserve"># ------------ Should we Stem or Lemmas? </w:t>
-      </w:r>
-      <w:r>
-        <w:br/>
-      </w:r>
-      <w:r>
-        <w:br/>
-      </w:r>
-      <w:r>
-        <w:rPr>
-          <w:rStyle w:val="CommentTok"/>
-        </w:rPr>
-        <w:t># Since we're working with job titles—short phrases rather than full sentences with contextual information—we're less likely to encounter grammatical word variations (like verbs ending in "ing" or "ed").</w:t>
-      </w:r>
-      <w:r>
-        <w:br/>
-      </w:r>
-      <w:r>
-        <w:rPr>
-          <w:rStyle w:val="CommentTok"/>
-        </w:rPr>
-        <w:t># Therefore, I don’t see a strong reason to apply stemming or lemmatization in this case.</w:t>
-      </w:r>
-      <w:r>
-        <w:br/>
-      </w:r>
-      <w:r>
-        <w:br/>
-      </w:r>
-      <w:r>
-        <w:br/>
-      </w:r>
-      <w:r>
-        <w:rPr>
-          <w:rStyle w:val="CommentTok"/>
-        </w:rPr>
-        <w:t xml:space="preserve"># --- Preperation to Word-Embedding </w:t>
-      </w:r>
-      <w:r>
-        <w:br/>
-      </w:r>
-      <w:r>
-        <w:br/>
-      </w:r>
-      <w:r>
-        <w:rPr>
-          <w:rStyle w:val="NormalTok"/>
-        </w:rPr>
-        <w:t xml:space="preserve">Tinder_job_tokens_dfm </w:t>
-      </w:r>
-      <w:r>
-        <w:rPr>
-          <w:rStyle w:val="OtherTok"/>
-        </w:rPr>
-        <w:t>&lt;-</w:t>
-      </w:r>
-      <w:r>
-        <w:rPr>
-          <w:rStyle w:val="NormalTok"/>
-        </w:rPr>
-        <w:t xml:space="preserve"> </w:t>
-      </w:r>
-      <w:r>
-        <w:rPr>
-          <w:rStyle w:val="FunctionTok"/>
-        </w:rPr>
-        <w:t>dfm</w:t>
-      </w:r>
-      <w:r>
-        <w:rPr>
-          <w:rStyle w:val="NormalTok"/>
-        </w:rPr>
-        <w:t>(Tinder_job_tokens)</w:t>
-      </w:r>
-      <w:r>
-        <w:br/>
-      </w:r>
-      <w:r>
-        <w:br/>
-      </w:r>
-      <w:r>
-        <w:rPr>
-          <w:rStyle w:val="CommentTok"/>
-        </w:rPr>
-        <w:t>#Getting the features from jobTitle. aka unique word.</w:t>
-      </w:r>
-      <w:r>
-        <w:br/>
-      </w:r>
-      <w:r>
-        <w:rPr>
-          <w:rStyle w:val="NormalTok"/>
-        </w:rPr>
-        <w:t xml:space="preserve">Tinder_jobtitle_features </w:t>
-      </w:r>
-      <w:r>
-        <w:rPr>
-          <w:rStyle w:val="OtherTok"/>
-        </w:rPr>
-        <w:t>&lt;-</w:t>
-      </w:r>
-      <w:r>
-        <w:rPr>
-          <w:rStyle w:val="NormalTok"/>
-        </w:rPr>
-        <w:t xml:space="preserve"> </w:t>
-      </w:r>
-      <w:r>
-        <w:rPr>
-          <w:rStyle w:val="FunctionTok"/>
-        </w:rPr>
-        <w:t>featnames</w:t>
-      </w:r>
-      <w:r>
-        <w:rPr>
-          <w:rStyle w:val="NormalTok"/>
-        </w:rPr>
-        <w:t>(Tinder_job_tokens_dfm)</w:t>
-      </w:r>
-      <w:r>
-        <w:br/>
-      </w:r>
-      <w:r>
-        <w:br/>
-      </w:r>
-      <w:r>
-        <w:rPr>
-          <w:rStyle w:val="CommentTok"/>
-        </w:rPr>
-        <w:t># ----- Word Embedding\</w:t>
-      </w:r>
-      <w:r>
-        <w:br/>
-      </w:r>
-      <w:r>
-        <w:br/>
-      </w:r>
-      <w:r>
-        <w:br/>
-      </w:r>
-      <w:r>
-        <w:rPr>
-          <w:rStyle w:val="CommentTok"/>
-        </w:rPr>
-        <w:t xml:space="preserve">#Since that our corpus is not Rich textually speaking we would use a rather small-traiend-model: glove.6B.50d - trained on Wikipedia 2014 + Giga word 5 </w:t>
-      </w:r>
-      <w:r>
-        <w:br/>
-      </w:r>
-      <w:r>
-        <w:br/>
-      </w:r>
-      <w:r>
-        <w:rPr>
-          <w:rStyle w:val="NormalTok"/>
-        </w:rPr>
-        <w:t xml:space="preserve">Tinder_jobTitle_WEmodel </w:t>
-      </w:r>
-      <w:r>
-        <w:rPr>
-          <w:rStyle w:val="OtherTok"/>
-        </w:rPr>
-        <w:t>&lt;-</w:t>
-      </w:r>
-      <w:r>
-        <w:rPr>
-          <w:rStyle w:val="NormalTok"/>
-        </w:rPr>
-        <w:t xml:space="preserve"> </w:t>
-      </w:r>
-      <w:r>
-        <w:rPr>
-          <w:rStyle w:val="FunctionTok"/>
-        </w:rPr>
-        <w:t>load_embeddings</w:t>
-      </w:r>
-      <w:r>
-        <w:rPr>
-          <w:rStyle w:val="NormalTok"/>
-        </w:rPr>
-        <w:t>(</w:t>
-      </w:r>
-      <w:r>
-        <w:br/>
-      </w:r>
-      <w:r>
-        <w:rPr>
-          <w:rStyle w:val="NormalTok"/>
-        </w:rPr>
-        <w:t xml:space="preserve">  </w:t>
-      </w:r>
-      <w:r>
-        <w:rPr>
-          <w:rStyle w:val="StringTok"/>
-        </w:rPr>
-        <w:t>"glove.6B.50d"</w:t>
-      </w:r>
-      <w:r>
-        <w:rPr>
-          <w:rStyle w:val="NormalTok"/>
-        </w:rPr>
-        <w:t>,</w:t>
-      </w:r>
-      <w:r>
-        <w:br/>
-      </w:r>
-      <w:r>
-        <w:rPr>
-          <w:rStyle w:val="NormalTok"/>
-        </w:rPr>
-        <w:t xml:space="preserve">  </w:t>
-      </w:r>
-      <w:r>
-        <w:rPr>
-          <w:rStyle w:val="AttributeTok"/>
-        </w:rPr>
-        <w:t>words =</w:t>
-      </w:r>
-      <w:r>
-        <w:rPr>
-          <w:rStyle w:val="NormalTok"/>
-        </w:rPr>
-        <w:t xml:space="preserve"> Tinder_jobtitle_features,</w:t>
-      </w:r>
-      <w:r>
-        <w:br/>
-      </w:r>
-      <w:r>
-        <w:rPr>
-          <w:rStyle w:val="NormalTok"/>
-        </w:rPr>
-        <w:t xml:space="preserve">  </w:t>
-      </w:r>
-      <w:r>
-        <w:rPr>
-          <w:rStyle w:val="AttributeTok"/>
-        </w:rPr>
-        <w:t>format =</w:t>
-      </w:r>
-      <w:r>
-        <w:rPr>
-          <w:rStyle w:val="NormalTok"/>
-        </w:rPr>
-        <w:t xml:space="preserve"> </w:t>
-      </w:r>
-      <w:r>
-        <w:rPr>
-          <w:rStyle w:val="StringTok"/>
-        </w:rPr>
-        <w:t>"rds"</w:t>
-      </w:r>
-      <w:r>
-        <w:rPr>
-          <w:rStyle w:val="NormalTok"/>
-        </w:rPr>
-        <w:t>,</w:t>
-      </w:r>
-      <w:r>
-        <w:br/>
-      </w:r>
-      <w:r>
-        <w:rPr>
-          <w:rStyle w:val="NormalTok"/>
-        </w:rPr>
-        <w:t xml:space="preserve">  </w:t>
-      </w:r>
-      <w:r>
-        <w:rPr>
-          <w:rStyle w:val="AttributeTok"/>
-        </w:rPr>
-        <w:t>dir=</w:t>
-      </w:r>
-      <w:r>
-        <w:rPr>
-          <w:rStyle w:val="NormalTok"/>
-        </w:rPr>
-        <w:t xml:space="preserve"> </w:t>
-      </w:r>
-      <w:r>
-        <w:rPr>
-          <w:rStyle w:val="StringTok"/>
-        </w:rPr>
-        <w:t>"./rds"</w:t>
-      </w:r>
-      <w:r>
-        <w:rPr>
-          <w:rStyle w:val="NormalTok"/>
-        </w:rPr>
-        <w:t>)</w:t>
-      </w:r>
-    </w:p>
-    <w:p>
-      <w:pPr>
-        <w:pStyle w:val="SourceCode"/>
-        <w:bidi/>
-        <w:spacing w:line="360" w:lineRule="auto"/>
-      </w:pPr>
-      <w:r>
-        <w:rPr>
-          <w:rStyle w:val="VerbatimChar"/>
-          <w:rtl/>
-        </w:rPr>
-        <w:lastRenderedPageBreak/>
-        <w:t>Reading model from file...</w:t>
-      </w:r>
-    </w:p>
-    <w:p>
-      <w:pPr>
-        <w:pStyle w:val="SourceCode"/>
-        <w:bidi/>
-        <w:spacing w:line="360" w:lineRule="auto"/>
-      </w:pPr>
-      <w:r>
-        <w:rPr>
-          <w:rStyle w:val="VerbatimChar"/>
-          <w:rtl/>
-        </w:rPr>
-        <w:t>Warning in predict.embeddings(out, words): 27 items in `newdata` are not</w:t>
-      </w:r>
-      <w:r>
-        <w:br/>
-      </w:r>
-      <w:r>
-        <w:rPr>
-          <w:rStyle w:val="VerbatimChar"/>
-          <w:rtl/>
-        </w:rPr>
-        <w:t>present in the embeddings object.</w:t>
-      </w:r>
-    </w:p>
-    <w:p>
-      <w:pPr>
-        <w:pStyle w:val="SourceCode"/>
-        <w:bidi/>
-        <w:spacing w:line="360" w:lineRule="auto"/>
-      </w:pPr>
-      <w:r>
-        <w:rPr>
-          <w:rStyle w:val="CommentTok"/>
-        </w:rPr>
-        <w:t xml:space="preserve"># ./rds/glove.6B.50d.rds were created </w:t>
-      </w:r>
-      <w:r>
-        <w:br/>
-      </w:r>
-      <w:r>
-        <w:br/>
-      </w:r>
-      <w:r>
-        <w:rPr>
-          <w:rStyle w:val="CommentTok"/>
-        </w:rPr>
-        <w:t>#Using this model, we would embedd our corpus (Tinder job titles):</w:t>
-      </w:r>
-      <w:r>
-        <w:br/>
-      </w:r>
-      <w:r>
-        <w:rPr>
-          <w:rStyle w:val="NormalTok"/>
-        </w:rPr>
-        <w:t xml:space="preserve">Tinder_embbd_GloVe </w:t>
-      </w:r>
-      <w:r>
-        <w:rPr>
-          <w:rStyle w:val="OtherTok"/>
-        </w:rPr>
-        <w:t>&lt;-</w:t>
-      </w:r>
-      <w:r>
-        <w:rPr>
-          <w:rStyle w:val="NormalTok"/>
-        </w:rPr>
-        <w:t xml:space="preserve"> Tinder_job_tokens_dfm </w:t>
-      </w:r>
-      <w:r>
-        <w:rPr>
-          <w:rStyle w:val="SpecialCharTok"/>
-        </w:rPr>
-        <w:t>|&gt;</w:t>
-      </w:r>
-      <w:r>
-        <w:rPr>
-          <w:rStyle w:val="NormalTok"/>
-        </w:rPr>
-        <w:t xml:space="preserve"> </w:t>
-      </w:r>
-      <w:r>
-        <w:br/>
-      </w:r>
-      <w:r>
-        <w:rPr>
-          <w:rStyle w:val="FunctionTok"/>
-        </w:rPr>
-        <w:t>textstat_embedding</w:t>
-      </w:r>
-      <w:r>
-        <w:rPr>
-          <w:rStyle w:val="NormalTok"/>
-        </w:rPr>
-        <w:t>(Tinder_jobTitle_WEmodel)</w:t>
-      </w:r>
-    </w:p>
-    <w:p>
-      <w:pPr>
-        <w:pStyle w:val="SourceCode"/>
-        <w:bidi/>
-        <w:spacing w:line="360" w:lineRule="auto"/>
-      </w:pPr>
-      <w:r>
-        <w:rPr>
-          <w:rStyle w:val="VerbatimChar"/>
-          <w:rtl/>
-        </w:rPr>
-        <w:t>Warning in predict.embeddings(model, feats, .keep_missing = TRUE): 27 items in</w:t>
-      </w:r>
-      <w:r>
-        <w:br/>
-      </w:r>
-      <w:r>
-        <w:rPr>
-          <w:rStyle w:val="VerbatimChar"/>
-          <w:rtl/>
-        </w:rPr>
-        <w:t>`newdata` are not present in the embeddings object.</w:t>
-      </w:r>
-    </w:p>
-    <w:p>
-      <w:pPr>
-        <w:pStyle w:val="SourceCode"/>
-        <w:bidi/>
-        <w:spacing w:line="360" w:lineRule="auto"/>
-      </w:pPr>
-      <w:r>
-        <w:rPr>
-          <w:rStyle w:val="NormalTok"/>
-        </w:rPr>
-        <w:t xml:space="preserve">missing_words </w:t>
-      </w:r>
-      <w:r>
-        <w:rPr>
-          <w:rStyle w:val="OtherTok"/>
-        </w:rPr>
-        <w:t>&lt;-</w:t>
-      </w:r>
-      <w:r>
-        <w:rPr>
-          <w:rStyle w:val="NormalTok"/>
-        </w:rPr>
-        <w:t xml:space="preserve"> </w:t>
-      </w:r>
-      <w:r>
-        <w:rPr>
-          <w:rStyle w:val="FunctionTok"/>
-        </w:rPr>
-        <w:t>setdiff</w:t>
-      </w:r>
-      <w:r>
-        <w:rPr>
-          <w:rStyle w:val="NormalTok"/>
-        </w:rPr>
-        <w:t xml:space="preserve">(Tinder_jobtitle_features, </w:t>
-      </w:r>
-      <w:r>
-        <w:rPr>
-          <w:rStyle w:val="FunctionTok"/>
-        </w:rPr>
-        <w:t>rownames</w:t>
-      </w:r>
-      <w:r>
-        <w:rPr>
-          <w:rStyle w:val="NormalTok"/>
-        </w:rPr>
-        <w:t>(Tinder_jobTitle_WEmodel))</w:t>
-      </w:r>
-      <w:r>
-        <w:br/>
-      </w:r>
-      <w:r>
-        <w:br/>
-      </w:r>
-      <w:r>
-        <w:rPr>
-          <w:rStyle w:val="CommentTok"/>
-        </w:rPr>
-        <w:t># 28 instance were dismissed - jobTitle was a typo. For example: "programmerare", "salesperon", "rechtsreferendar".</w:t>
-      </w:r>
-      <w:r>
-        <w:br/>
-      </w:r>
-      <w:r>
-        <w:br/>
-      </w:r>
-      <w:r>
-        <w:br/>
-      </w:r>
-      <w:r>
-        <w:rPr>
-          <w:rStyle w:val="CommentTok"/>
-        </w:rPr>
-        <w:t># ----------Cosine Squished ------</w:t>
-      </w:r>
-      <w:r>
-        <w:br/>
-      </w:r>
-      <w:r>
-        <w:br/>
-      </w:r>
-      <w:r>
-        <w:rPr>
-          <w:rStyle w:val="CommentTok"/>
-        </w:rPr>
-        <w:t>#Getting the directorial position of the word "Engineer"</w:t>
-      </w:r>
-      <w:r>
-        <w:br/>
-      </w:r>
-      <w:r>
-        <w:rPr>
-          <w:rStyle w:val="NormalTok"/>
-        </w:rPr>
-        <w:t xml:space="preserve">engineer_embedding </w:t>
-      </w:r>
-      <w:r>
-        <w:rPr>
-          <w:rStyle w:val="OtherTok"/>
-        </w:rPr>
-        <w:t>&lt;-</w:t>
-      </w:r>
-      <w:r>
-        <w:rPr>
-          <w:rStyle w:val="NormalTok"/>
-        </w:rPr>
-        <w:t xml:space="preserve"> </w:t>
-      </w:r>
-      <w:r>
-        <w:rPr>
-          <w:rStyle w:val="FunctionTok"/>
-        </w:rPr>
-        <w:t>predict</w:t>
-      </w:r>
-      <w:r>
-        <w:rPr>
-          <w:rStyle w:val="NormalTok"/>
-        </w:rPr>
-        <w:t>(Tinder_jobTitle_WEmodel,</w:t>
-      </w:r>
-      <w:r>
-        <w:br/>
-      </w:r>
-      <w:r>
-        <w:rPr>
-          <w:rStyle w:val="NormalTok"/>
-        </w:rPr>
-        <w:t xml:space="preserve">                                </w:t>
-      </w:r>
-      <w:r>
-        <w:rPr>
-          <w:rStyle w:val="StringTok"/>
-        </w:rPr>
-        <w:t>"engineer"</w:t>
-      </w:r>
-      <w:r>
-        <w:rPr>
-          <w:rStyle w:val="NormalTok"/>
-        </w:rPr>
-        <w:t xml:space="preserve">) </w:t>
-      </w:r>
-      <w:r>
-        <w:br/>
-      </w:r>
-      <w:r>
-        <w:br/>
-      </w:r>
-      <w:r>
-        <w:br/>
-      </w:r>
-      <w:r>
-        <w:rPr>
-          <w:rStyle w:val="NormalTok"/>
-        </w:rPr>
-        <w:t xml:space="preserve">  </w:t>
-      </w:r>
-      <w:r>
-        <w:br/>
-      </w:r>
-      <w:r>
-        <w:rPr>
-          <w:rStyle w:val="NormalTok"/>
-        </w:rPr>
-        <w:t xml:space="preserve">Tinder_distantce_engineer_WEGloVe </w:t>
-      </w:r>
-      <w:r>
-        <w:rPr>
-          <w:rStyle w:val="OtherTok"/>
-        </w:rPr>
-        <w:t>&lt;-</w:t>
-      </w:r>
-      <w:r>
-        <w:rPr>
-          <w:rStyle w:val="NormalTok"/>
-        </w:rPr>
-        <w:t xml:space="preserve"> Tinder_embbd_GloVe </w:t>
-      </w:r>
-      <w:r>
-        <w:rPr>
-          <w:rStyle w:val="SpecialCharTok"/>
-        </w:rPr>
-        <w:t>|&gt;</w:t>
-      </w:r>
-      <w:r>
-        <w:rPr>
-          <w:rStyle w:val="NormalTok"/>
-        </w:rPr>
-        <w:t xml:space="preserve"> </w:t>
-      </w:r>
-      <w:r>
-        <w:br/>
-      </w:r>
-      <w:r>
-        <w:rPr>
-          <w:rStyle w:val="NormalTok"/>
-        </w:rPr>
-        <w:t xml:space="preserve">  </w:t>
-      </w:r>
-      <w:r>
-        <w:rPr>
-          <w:rStyle w:val="FunctionTok"/>
-        </w:rPr>
-        <w:t>get_sims</w:t>
-      </w:r>
-      <w:r>
-        <w:rPr>
-          <w:rStyle w:val="NormalTok"/>
-        </w:rPr>
-        <w:t>(</w:t>
-      </w:r>
-      <w:r>
-        <w:br/>
-      </w:r>
-      <w:r>
-        <w:rPr>
-          <w:rStyle w:val="NormalTok"/>
-        </w:rPr>
-        <w:t xml:space="preserve">    dim_1</w:t>
-      </w:r>
-      <w:r>
-        <w:rPr>
-          <w:rStyle w:val="SpecialCharTok"/>
-        </w:rPr>
-        <w:t>:</w:t>
-      </w:r>
-      <w:r>
-        <w:rPr>
-          <w:rStyle w:val="NormalTok"/>
-        </w:rPr>
-        <w:t xml:space="preserve">dim_50, </w:t>
-      </w:r>
-      <w:r>
-        <w:br/>
-      </w:r>
-      <w:r>
-        <w:rPr>
-          <w:rStyle w:val="NormalTok"/>
-        </w:rPr>
-        <w:t xml:space="preserve">    </w:t>
-      </w:r>
-      <w:r>
-        <w:rPr>
-          <w:rStyle w:val="FunctionTok"/>
-        </w:rPr>
-        <w:t>list</w:t>
-      </w:r>
-      <w:r>
-        <w:rPr>
-          <w:rStyle w:val="NormalTok"/>
-        </w:rPr>
-        <w:t>(</w:t>
-      </w:r>
-      <w:r>
-        <w:rPr>
-          <w:rStyle w:val="AttributeTok"/>
-        </w:rPr>
-        <w:t>engineer =</w:t>
-      </w:r>
-      <w:r>
-        <w:rPr>
-          <w:rStyle w:val="NormalTok"/>
-        </w:rPr>
-        <w:t xml:space="preserve"> engineer_embedding),</w:t>
-      </w:r>
-      <w:r>
-        <w:br/>
-      </w:r>
-      <w:r>
-        <w:rPr>
-          <w:rStyle w:val="NormalTok"/>
-        </w:rPr>
-        <w:t xml:space="preserve">    </w:t>
-      </w:r>
-      <w:r>
-        <w:rPr>
-          <w:rStyle w:val="AttributeTok"/>
-        </w:rPr>
-        <w:t>method =</w:t>
-      </w:r>
-      <w:r>
-        <w:rPr>
-          <w:rStyle w:val="NormalTok"/>
-        </w:rPr>
-        <w:t xml:space="preserve"> </w:t>
-      </w:r>
-      <w:r>
-        <w:rPr>
-          <w:rStyle w:val="StringTok"/>
-        </w:rPr>
-        <w:t>"cosine_squished"</w:t>
-      </w:r>
-      <w:r>
-        <w:br/>
-      </w:r>
-      <w:r>
-        <w:rPr>
-          <w:rStyle w:val="NormalTok"/>
-        </w:rPr>
-        <w:lastRenderedPageBreak/>
-        <w:t xml:space="preserve">    )</w:t>
-      </w:r>
-      <w:r>
-        <w:br/>
-      </w:r>
-      <w:r>
-        <w:rPr>
-          <w:rStyle w:val="NormalTok"/>
-        </w:rPr>
-        <w:t xml:space="preserve">  </w:t>
-      </w:r>
-      <w:r>
-        <w:br/>
-      </w:r>
-      <w:r>
-        <w:br/>
-      </w:r>
-      <w:r>
-        <w:br/>
-      </w:r>
-      <w:r>
-        <w:rPr>
-          <w:rStyle w:val="CommentTok"/>
-        </w:rPr>
-        <w:t xml:space="preserve">#Let's add this distnace to our dataset and conduct the modeling! </w:t>
-      </w:r>
-      <w:r>
-        <w:br/>
-      </w:r>
-      <w:r>
-        <w:br/>
-      </w:r>
-      <w:r>
-        <w:rPr>
-          <w:rStyle w:val="NormalTok"/>
-        </w:rPr>
-        <w:t xml:space="preserve">Tinder_filtered_for_txt_with_cosine </w:t>
-      </w:r>
-      <w:r>
-        <w:rPr>
-          <w:rStyle w:val="OtherTok"/>
-        </w:rPr>
-        <w:t>&lt;-</w:t>
-      </w:r>
-      <w:r>
-        <w:rPr>
-          <w:rStyle w:val="NormalTok"/>
-        </w:rPr>
-        <w:t xml:space="preserve"> Tinder_filtered_for_txt </w:t>
-      </w:r>
-      <w:r>
-        <w:rPr>
-          <w:rStyle w:val="SpecialCharTok"/>
-        </w:rPr>
-        <w:t>|&gt;</w:t>
-      </w:r>
-      <w:r>
-        <w:rPr>
-          <w:rStyle w:val="NormalTok"/>
-        </w:rPr>
-        <w:t xml:space="preserve"> </w:t>
-      </w:r>
-      <w:r>
-        <w:br/>
-      </w:r>
-      <w:r>
-        <w:rPr>
-          <w:rStyle w:val="NormalTok"/>
-        </w:rPr>
-        <w:t xml:space="preserve">  </w:t>
-      </w:r>
-      <w:r>
-        <w:rPr>
-          <w:rStyle w:val="FunctionTok"/>
-        </w:rPr>
-        <w:t>merge</w:t>
-      </w:r>
-      <w:r>
-        <w:rPr>
-          <w:rStyle w:val="NormalTok"/>
-        </w:rPr>
-        <w:t>(Tinder_distantce_engineer_WEGloVe,</w:t>
-      </w:r>
-      <w:r>
-        <w:br/>
-      </w:r>
-      <w:r>
-        <w:rPr>
-          <w:rStyle w:val="NormalTok"/>
-        </w:rPr>
-        <w:t xml:space="preserve">        </w:t>
-      </w:r>
-      <w:r>
-        <w:rPr>
-          <w:rStyle w:val="AttributeTok"/>
-        </w:rPr>
-        <w:t>by.x =</w:t>
-      </w:r>
-      <w:r>
-        <w:rPr>
-          <w:rStyle w:val="StringTok"/>
-        </w:rPr>
-        <w:t>"X_id"</w:t>
-      </w:r>
-      <w:r>
-        <w:rPr>
-          <w:rStyle w:val="NormalTok"/>
-        </w:rPr>
-        <w:t>,</w:t>
-      </w:r>
-      <w:r>
-        <w:br/>
-      </w:r>
-      <w:r>
-        <w:rPr>
-          <w:rStyle w:val="NormalTok"/>
-        </w:rPr>
-        <w:t xml:space="preserve">        </w:t>
-      </w:r>
-      <w:r>
-        <w:rPr>
-          <w:rStyle w:val="AttributeTok"/>
-        </w:rPr>
-        <w:t>by.y =</w:t>
-      </w:r>
-      <w:r>
-        <w:rPr>
-          <w:rStyle w:val="NormalTok"/>
-        </w:rPr>
-        <w:t xml:space="preserve"> </w:t>
-      </w:r>
-      <w:r>
-        <w:rPr>
-          <w:rStyle w:val="StringTok"/>
-        </w:rPr>
-        <w:t>"doc_id"</w:t>
-      </w:r>
-      <w:r>
-        <w:rPr>
-          <w:rStyle w:val="NormalTok"/>
-        </w:rPr>
-        <w:t xml:space="preserve">) </w:t>
-      </w:r>
-      <w:r>
-        <w:rPr>
-          <w:rStyle w:val="SpecialCharTok"/>
-        </w:rPr>
-        <w:t>|&gt;</w:t>
-      </w:r>
-      <w:r>
-        <w:rPr>
-          <w:rStyle w:val="NormalTok"/>
-        </w:rPr>
-        <w:t xml:space="preserve"> </w:t>
-      </w:r>
-      <w:r>
-        <w:br/>
-      </w:r>
-      <w:r>
-        <w:rPr>
-          <w:rStyle w:val="NormalTok"/>
-        </w:rPr>
-        <w:t xml:space="preserve">  </w:t>
-      </w:r>
-      <w:r>
-        <w:br/>
-      </w:r>
-      <w:r>
-        <w:rPr>
-          <w:rStyle w:val="NormalTok"/>
-        </w:rPr>
-        <w:t xml:space="preserve">  </w:t>
-      </w:r>
-      <w:r>
-        <w:rPr>
-          <w:rStyle w:val="CommentTok"/>
-        </w:rPr>
-        <w:t xml:space="preserve">#Also, omitting the instances where jobTitle is typo - the only NA in 'engineer' </w:t>
-      </w:r>
-      <w:r>
-        <w:br/>
-      </w:r>
-      <w:r>
-        <w:rPr>
-          <w:rStyle w:val="NormalTok"/>
-        </w:rPr>
-        <w:t xml:space="preserve">  </w:t>
-      </w:r>
-      <w:r>
-        <w:rPr>
-          <w:rStyle w:val="FunctionTok"/>
-        </w:rPr>
-        <w:t>filter</w:t>
-      </w:r>
-      <w:r>
-        <w:rPr>
-          <w:rStyle w:val="NormalTok"/>
-        </w:rPr>
-        <w:t>(</w:t>
-      </w:r>
-      <w:r>
-        <w:rPr>
-          <w:rStyle w:val="SpecialCharTok"/>
-        </w:rPr>
-        <w:t>!</w:t>
-      </w:r>
-      <w:r>
-        <w:rPr>
-          <w:rStyle w:val="FunctionTok"/>
-        </w:rPr>
-        <w:t>is.na</w:t>
-      </w:r>
-      <w:r>
-        <w:rPr>
-          <w:rStyle w:val="NormalTok"/>
-        </w:rPr>
-        <w:t>(engineer))</w:t>
-      </w:r>
-      <w:r>
-        <w:br/>
-      </w:r>
-      <w:r>
-        <w:br/>
-      </w:r>
-      <w:r>
-        <w:br/>
-      </w:r>
-      <w:r>
-        <w:rPr>
-          <w:rStyle w:val="CommentTok"/>
-        </w:rPr>
-        <w:t xml:space="preserve">#That's leaving us with 321 users! </w:t>
-      </w:r>
     </w:p>
     <w:p>
       <w:pPr>
@@ -2861,12 +1785,14 @@
       </w:pPr>
       <w:bookmarkStart w:id="1" w:name="modeling"/>
       <w:bookmarkEnd w:id="0"/>
+      <w:proofErr w:type="spellStart"/>
       <w:r>
         <w:rPr>
           <w:rtl/>
         </w:rPr>
         <w:t>Modeling</w:t>
       </w:r>
+      <w:proofErr w:type="spellEnd"/>
     </w:p>
     <w:p>
       <w:pPr>
@@ -3145,13 +2071,154 @@
         <w:rPr>
           <w:rStyle w:val="NormalTok"/>
         </w:rPr>
+        <w:t xml:space="preserve">  </w:t>
+      </w:r>
+      <w:r>
+        <w:rPr>
+          <w:rStyle w:val="AttributeTok"/>
+        </w:rPr>
+        <w:t>strata =</w:t>
+      </w:r>
+      <w:r>
+        <w:rPr>
+          <w:rStyle w:val="NormalTok"/>
+        </w:rPr>
+        <w:t xml:space="preserve"> </w:t>
+      </w:r>
+      <w:r>
+        <w:rPr>
+          <w:rStyle w:val="ConstantTok"/>
+        </w:rPr>
+        <w:t>NULL</w:t>
+      </w:r>
+      <w:r>
+        <w:rPr>
+          <w:rStyle w:val="NormalTok"/>
+        </w:rPr>
+        <w:t>,</w:t>
+      </w:r>
+      <w:r>
+        <w:br/>
+      </w:r>
+      <w:r>
+        <w:rPr>
+          <w:rStyle w:val="NormalTok"/>
+        </w:rPr>
+        <w:t xml:space="preserve">  </w:t>
+      </w:r>
+      <w:r>
+        <w:rPr>
+          <w:rStyle w:val="AttributeTok"/>
+        </w:rPr>
+        <w:t>apparent =</w:t>
+      </w:r>
+      <w:r>
+        <w:rPr>
+          <w:rStyle w:val="NormalTok"/>
+        </w:rPr>
+        <w:t xml:space="preserve"> F</w:t>
+      </w:r>
+      <w:r>
+        <w:br/>
+      </w:r>
+      <w:r>
+        <w:rPr>
+          <w:rStyle w:val="NormalTok"/>
+        </w:rPr>
         <w:lastRenderedPageBreak/>
+        <w:t>)</w:t>
+      </w:r>
+      <w:r>
+        <w:br/>
+      </w:r>
+      <w:r>
+        <w:br/>
+      </w:r>
+      <w:r>
+        <w:rPr>
+          <w:rStyle w:val="NormalTok"/>
+        </w:rPr>
+        <w:t xml:space="preserve">Tinder_comparison_sets </w:t>
+      </w:r>
+      <w:r>
+        <w:rPr>
+          <w:rStyle w:val="OtherTok"/>
+        </w:rPr>
+        <w:t>&lt;-</w:t>
+      </w:r>
+      <w:r>
+        <w:rPr>
+          <w:rStyle w:val="NormalTok"/>
+        </w:rPr>
+        <w:t xml:space="preserve"> </w:t>
+      </w:r>
+      <w:r>
+        <w:rPr>
+          <w:rStyle w:val="FunctionTok"/>
+        </w:rPr>
+        <w:t>bootstraps</w:t>
+      </w:r>
+      <w:r>
+        <w:rPr>
+          <w:rStyle w:val="NormalTok"/>
+        </w:rPr>
+        <w:t>(</w:t>
+      </w:r>
+      <w:r>
+        <w:br/>
+      </w:r>
+      <w:r>
+        <w:rPr>
+          <w:rStyle w:val="NormalTok"/>
+        </w:rPr>
+        <w:t xml:space="preserve">  Tinder.test,</w:t>
+      </w:r>
+      <w:r>
+        <w:br/>
+      </w:r>
+      <w:r>
+        <w:rPr>
+          <w:rStyle w:val="NormalTok"/>
+        </w:rPr>
         <w:t xml:space="preserve">  </w:t>
       </w:r>
       <w:r>
         <w:rPr>
           <w:rStyle w:val="AttributeTok"/>
         </w:rPr>
+        <w:t>times =</w:t>
+      </w:r>
+      <w:r>
+        <w:rPr>
+          <w:rStyle w:val="NormalTok"/>
+        </w:rPr>
+        <w:t xml:space="preserve"> </w:t>
+      </w:r>
+      <w:r>
+        <w:rPr>
+          <w:rStyle w:val="DecValTok"/>
+        </w:rPr>
+        <w:t>50</w:t>
+      </w:r>
+      <w:r>
+        <w:rPr>
+          <w:rStyle w:val="NormalTok"/>
+        </w:rPr>
+        <w:t>,</w:t>
+      </w:r>
+      <w:r>
+        <w:br/>
+      </w:r>
+      <w:r>
+        <w:rPr>
+          <w:rStyle w:val="NormalTok"/>
+        </w:rPr>
+        <w:t xml:space="preserve">  </w:t>
+      </w:r>
+      <w:r>
+        <w:rPr>
+          <w:rStyle w:val="AttributeTok"/>
+        </w:rPr>
         <w:t>strata =</w:t>
       </w:r>
       <w:r>
@@ -3210,9 +2277,21 @@
       </w:r>
       <w:r>
         <w:rPr>
-          <w:rStyle w:val="NormalTok"/>
-        </w:rPr>
-        <w:t xml:space="preserve">Tinder_comparison_sets </w:t>
+          <w:rStyle w:val="CommentTok"/>
+        </w:rPr>
+        <w:t>#the predictions would be evaluated using R2 and MAE</w:t>
+      </w:r>
+      <w:r>
+        <w:br/>
+      </w:r>
+      <w:r>
+        <w:br/>
+      </w:r>
+      <w:r>
+        <w:rPr>
+          <w:rStyle w:val="NormalTok"/>
+        </w:rPr>
+        <w:t xml:space="preserve">mset_reg </w:t>
       </w:r>
       <w:r>
         <w:rPr>
@@ -3230,7 +2309,422 @@
         <w:rPr>
           <w:rStyle w:val="FunctionTok"/>
         </w:rPr>
-        <w:t>bootstraps</w:t>
+        <w:t>metric_set</w:t>
+      </w:r>
+      <w:r>
+        <w:rPr>
+          <w:rStyle w:val="NormalTok"/>
+        </w:rPr>
+        <w:t>(rsq, mae)</w:t>
+      </w:r>
+      <w:r>
+        <w:br/>
+      </w:r>
+      <w:r>
+        <w:br/>
+      </w:r>
+      <w:r>
+        <w:rPr>
+          <w:rStyle w:val="CommentTok"/>
+        </w:rPr>
+        <w:t># ---------------- Recipe-------------------</w:t>
+      </w:r>
+      <w:r>
+        <w:br/>
+      </w:r>
+      <w:r>
+        <w:br/>
+      </w:r>
+      <w:r>
+        <w:rPr>
+          <w:rStyle w:val="CommentTok"/>
+        </w:rPr>
+        <w:t># let's define the models R</w:t>
+      </w:r>
+      <w:r>
+        <w:br/>
+      </w:r>
+      <w:r>
+        <w:br/>
+      </w:r>
+      <w:r>
+        <w:rPr>
+          <w:rStyle w:val="CommentTok"/>
+        </w:rPr>
+        <w:t># Predicting number of ghosting after initial message:</w:t>
+      </w:r>
+      <w:r>
+        <w:br/>
+      </w:r>
+      <w:r>
+        <w:br/>
+      </w:r>
+      <w:r>
+        <w:rPr>
+          <w:rStyle w:val="NormalTok"/>
+        </w:rPr>
+        <w:t xml:space="preserve">rec </w:t>
+      </w:r>
+      <w:r>
+        <w:rPr>
+          <w:rStyle w:val="OtherTok"/>
+        </w:rPr>
+        <w:t>&lt;-</w:t>
+      </w:r>
+      <w:r>
+        <w:rPr>
+          <w:rStyle w:val="NormalTok"/>
+        </w:rPr>
+        <w:t xml:space="preserve"> </w:t>
+      </w:r>
+      <w:r>
+        <w:rPr>
+          <w:rStyle w:val="FunctionTok"/>
+        </w:rPr>
+        <w:t>recipe</w:t>
+      </w:r>
+      <w:r>
+        <w:rPr>
+          <w:rStyle w:val="NormalTok"/>
+        </w:rPr>
+        <w:t xml:space="preserve">(nrOfGhostingsAfterInitialMessage </w:t>
+      </w:r>
+      <w:r>
+        <w:rPr>
+          <w:rStyle w:val="SpecialCharTok"/>
+        </w:rPr>
+        <w:t>~</w:t>
+      </w:r>
+      <w:r>
+        <w:rPr>
+          <w:rStyle w:val="NormalTok"/>
+        </w:rPr>
+        <w:t xml:space="preserve"> .,</w:t>
+      </w:r>
+      <w:r>
+        <w:br/>
+      </w:r>
+      <w:r>
+        <w:rPr>
+          <w:rStyle w:val="NormalTok"/>
+        </w:rPr>
+        <w:t xml:space="preserve">              </w:t>
+      </w:r>
+      <w:r>
+        <w:rPr>
+          <w:rStyle w:val="AttributeTok"/>
+        </w:rPr>
+        <w:t>data =</w:t>
+      </w:r>
+      <w:r>
+        <w:rPr>
+          <w:rStyle w:val="NormalTok"/>
+        </w:rPr>
+        <w:t xml:space="preserve"> Tinder.train) </w:t>
+      </w:r>
+      <w:r>
+        <w:rPr>
+          <w:rStyle w:val="SpecialCharTok"/>
+        </w:rPr>
+        <w:t>|&gt;</w:t>
+      </w:r>
+      <w:r>
+        <w:rPr>
+          <w:rStyle w:val="NormalTok"/>
+        </w:rPr>
+        <w:t xml:space="preserve"> </w:t>
+      </w:r>
+      <w:r>
+        <w:br/>
+      </w:r>
+      <w:r>
+        <w:rPr>
+          <w:rStyle w:val="NormalTok"/>
+        </w:rPr>
+        <w:t xml:space="preserve">   </w:t>
+      </w:r>
+      <w:r>
+        <w:rPr>
+          <w:rStyle w:val="CommentTok"/>
+        </w:rPr>
+        <w:t>#for our purposes we would omit some demographics that are not of high interests for us,   since we would like to examine patterns across nationalities and times.</w:t>
+      </w:r>
+      <w:r>
+        <w:br/>
+      </w:r>
+      <w:r>
+        <w:rPr>
+          <w:rStyle w:val="NormalTok"/>
+        </w:rPr>
+        <w:t xml:space="preserve">  </w:t>
+      </w:r>
+      <w:r>
+        <w:br/>
+      </w:r>
+      <w:r>
+        <w:rPr>
+          <w:rStyle w:val="NormalTok"/>
+        </w:rPr>
+        <w:t xml:space="preserve">   </w:t>
+      </w:r>
+      <w:r>
+        <w:rPr>
+          <w:rStyle w:val="CommentTok"/>
+        </w:rPr>
+        <w:t xml:space="preserve">#after visually inspecting the data frame I can say the the 'education' is not valid. I  found quite a few professionals with no education (physician fro example) </w:t>
+      </w:r>
+      <w:r>
+        <w:br/>
+      </w:r>
+      <w:r>
+        <w:rPr>
+          <w:rStyle w:val="NormalTok"/>
+        </w:rPr>
+        <w:t xml:space="preserve">  </w:t>
+      </w:r>
+      <w:r>
+        <w:br/>
+      </w:r>
+      <w:r>
+        <w:rPr>
+          <w:rStyle w:val="NormalTok"/>
+        </w:rPr>
+        <w:t xml:space="preserve">  </w:t>
+      </w:r>
+      <w:r>
+        <w:rPr>
+          <w:rStyle w:val="CommentTok"/>
+        </w:rPr>
+        <w:t xml:space="preserve">#I will omit jobTitle because I it seems that the textual analysis tool would be more sufficient in capturing the complexities of this variable  </w:t>
+      </w:r>
+      <w:r>
+        <w:br/>
+      </w:r>
+      <w:r>
+        <w:rPr>
+          <w:rStyle w:val="NormalTok"/>
+        </w:rPr>
+        <w:t xml:space="preserve">  </w:t>
+      </w:r>
+      <w:r>
+        <w:rPr>
+          <w:rStyle w:val="FunctionTok"/>
+        </w:rPr>
+        <w:t>step_rm</w:t>
+      </w:r>
+      <w:r>
+        <w:rPr>
+          <w:rStyle w:val="NormalTok"/>
+        </w:rPr>
+        <w:t>(country,</w:t>
+      </w:r>
+      <w:r>
+        <w:br/>
+      </w:r>
+      <w:r>
+        <w:rPr>
+          <w:rStyle w:val="NormalTok"/>
+        </w:rPr>
+        <w:lastRenderedPageBreak/>
+        <w:t xml:space="preserve">          cityName,</w:t>
+      </w:r>
+      <w:r>
+        <w:br/>
+      </w:r>
+      <w:r>
+        <w:rPr>
+          <w:rStyle w:val="NormalTok"/>
+        </w:rPr>
+        <w:t xml:space="preserve">          createDate,</w:t>
+      </w:r>
+      <w:r>
+        <w:br/>
+      </w:r>
+      <w:r>
+        <w:rPr>
+          <w:rStyle w:val="NormalTok"/>
+        </w:rPr>
+        <w:t xml:space="preserve">          education,</w:t>
+      </w:r>
+      <w:r>
+        <w:br/>
+      </w:r>
+      <w:r>
+        <w:rPr>
+          <w:rStyle w:val="NormalTok"/>
+        </w:rPr>
+        <w:t xml:space="preserve">          jobTitle,</w:t>
+      </w:r>
+      <w:r>
+        <w:br/>
+      </w:r>
+      <w:r>
+        <w:rPr>
+          <w:rStyle w:val="NormalTok"/>
+        </w:rPr>
+        <w:t xml:space="preserve">          X_id,</w:t>
+      </w:r>
+      <w:r>
+        <w:br/>
+      </w:r>
+      <w:r>
+        <w:rPr>
+          <w:rStyle w:val="NormalTok"/>
+        </w:rPr>
+        <w:t xml:space="preserve">          birthDate) </w:t>
+      </w:r>
+      <w:r>
+        <w:rPr>
+          <w:rStyle w:val="SpecialCharTok"/>
+        </w:rPr>
+        <w:t>|&gt;</w:t>
+      </w:r>
+      <w:r>
+        <w:rPr>
+          <w:rStyle w:val="NormalTok"/>
+        </w:rPr>
+        <w:t xml:space="preserve"> </w:t>
+      </w:r>
+      <w:r>
+        <w:br/>
+      </w:r>
+      <w:r>
+        <w:rPr>
+          <w:rStyle w:val="NormalTok"/>
+        </w:rPr>
+        <w:t xml:space="preserve">  </w:t>
+      </w:r>
+      <w:r>
+        <w:br/>
+      </w:r>
+      <w:r>
+        <w:rPr>
+          <w:rStyle w:val="NormalTok"/>
+        </w:rPr>
+        <w:t xml:space="preserve">  </w:t>
+      </w:r>
+      <w:r>
+        <w:br/>
+      </w:r>
+      <w:r>
+        <w:rPr>
+          <w:rStyle w:val="NormalTok"/>
+        </w:rPr>
+        <w:t xml:space="preserve">  </w:t>
+      </w:r>
+      <w:r>
+        <w:rPr>
+          <w:rStyle w:val="CommentTok"/>
+        </w:rPr>
+        <w:t xml:space="preserve">#dealing with factors </w:t>
+      </w:r>
+      <w:r>
+        <w:br/>
+      </w:r>
+      <w:r>
+        <w:rPr>
+          <w:rStyle w:val="NormalTok"/>
+        </w:rPr>
+        <w:t xml:space="preserve">  </w:t>
+      </w:r>
+      <w:r>
+        <w:rPr>
+          <w:rStyle w:val="FunctionTok"/>
+        </w:rPr>
+        <w:t>step_dummy</w:t>
+      </w:r>
+      <w:r>
+        <w:rPr>
+          <w:rStyle w:val="NormalTok"/>
+        </w:rPr>
+        <w:t>(spotify,</w:t>
+      </w:r>
+      <w:r>
+        <w:br/>
+      </w:r>
+      <w:r>
+        <w:rPr>
+          <w:rStyle w:val="NormalTok"/>
+        </w:rPr>
+        <w:t xml:space="preserve">             gender,</w:t>
+      </w:r>
+      <w:r>
+        <w:br/>
+      </w:r>
+      <w:r>
+        <w:rPr>
+          <w:rStyle w:val="NormalTok"/>
+        </w:rPr>
+        <w:t xml:space="preserve">             instagram,</w:t>
+      </w:r>
+      <w:r>
+        <w:br/>
+      </w:r>
+      <w:r>
+        <w:rPr>
+          <w:rStyle w:val="NormalTok"/>
+        </w:rPr>
+        <w:t xml:space="preserve">             hetero_sx) </w:t>
+      </w:r>
+      <w:r>
+        <w:br/>
+      </w:r>
+      <w:r>
+        <w:rPr>
+          <w:rStyle w:val="NormalTok"/>
+        </w:rPr>
+        <w:t xml:space="preserve">  </w:t>
+      </w:r>
+      <w:r>
+        <w:br/>
+      </w:r>
+      <w:r>
+        <w:rPr>
+          <w:rStyle w:val="NormalTok"/>
+        </w:rPr>
+        <w:t xml:space="preserve">  </w:t>
+      </w:r>
+      <w:r>
+        <w:br/>
+      </w:r>
+      <w:r>
+        <w:br/>
+      </w:r>
+      <w:r>
+        <w:rPr>
+          <w:rStyle w:val="CommentTok"/>
+        </w:rPr>
+        <w:t># -------------------------  Spec- Random Forest ------------------</w:t>
+      </w:r>
+      <w:r>
+        <w:br/>
+      </w:r>
+      <w:r>
+        <w:br/>
+      </w:r>
+      <w:r>
+        <w:rPr>
+          <w:rStyle w:val="NormalTok"/>
+        </w:rPr>
+        <w:t xml:space="preserve">rf_spec </w:t>
+      </w:r>
+      <w:r>
+        <w:rPr>
+          <w:rStyle w:val="OtherTok"/>
+        </w:rPr>
+        <w:t>&lt;-</w:t>
+      </w:r>
+      <w:r>
+        <w:rPr>
+          <w:rStyle w:val="NormalTok"/>
+        </w:rPr>
+        <w:t xml:space="preserve"> </w:t>
+      </w:r>
+      <w:r>
+        <w:rPr>
+          <w:rStyle w:val="FunctionTok"/>
+        </w:rPr>
+        <w:t>rand_forest</w:t>
       </w:r>
       <w:r>
         <w:rPr>
@@ -3245,22 +2739,178 @@
         <w:rPr>
           <w:rStyle w:val="NormalTok"/>
         </w:rPr>
-        <w:t xml:space="preserve">  Tinder.test,</w:t>
-      </w:r>
-      <w:r>
-        <w:br/>
-      </w:r>
-      <w:r>
-        <w:rPr>
-          <w:rStyle w:val="NormalTok"/>
-        </w:rPr>
         <w:t xml:space="preserve">  </w:t>
       </w:r>
       <w:r>
         <w:rPr>
           <w:rStyle w:val="AttributeTok"/>
         </w:rPr>
-        <w:t>times =</w:t>
+        <w:t>mode =</w:t>
+      </w:r>
+      <w:r>
+        <w:rPr>
+          <w:rStyle w:val="NormalTok"/>
+        </w:rPr>
+        <w:t xml:space="preserve"> </w:t>
+      </w:r>
+      <w:r>
+        <w:rPr>
+          <w:rStyle w:val="StringTok"/>
+        </w:rPr>
+        <w:t>"regression"</w:t>
+      </w:r>
+      <w:r>
+        <w:rPr>
+          <w:rStyle w:val="NormalTok"/>
+        </w:rPr>
+        <w:t>,</w:t>
+      </w:r>
+      <w:r>
+        <w:br/>
+      </w:r>
+      <w:r>
+        <w:rPr>
+          <w:rStyle w:val="NormalTok"/>
+        </w:rPr>
+        <w:t xml:space="preserve">  </w:t>
+      </w:r>
+      <w:r>
+        <w:rPr>
+          <w:rStyle w:val="AttributeTok"/>
+        </w:rPr>
+        <w:t>engine =</w:t>
+      </w:r>
+      <w:r>
+        <w:rPr>
+          <w:rStyle w:val="NormalTok"/>
+        </w:rPr>
+        <w:t xml:space="preserve"> </w:t>
+      </w:r>
+      <w:r>
+        <w:rPr>
+          <w:rStyle w:val="StringTok"/>
+        </w:rPr>
+        <w:t>"randomForest"</w:t>
+      </w:r>
+      <w:r>
+        <w:rPr>
+          <w:rStyle w:val="NormalTok"/>
+        </w:rPr>
+        <w:t>,</w:t>
+      </w:r>
+      <w:r>
+        <w:br/>
+      </w:r>
+      <w:r>
+        <w:rPr>
+          <w:rStyle w:val="NormalTok"/>
+        </w:rPr>
+        <w:t xml:space="preserve">  </w:t>
+      </w:r>
+      <w:r>
+        <w:br/>
+      </w:r>
+      <w:r>
+        <w:rPr>
+          <w:rStyle w:val="NormalTok"/>
+        </w:rPr>
+        <w:t xml:space="preserve">  </w:t>
+      </w:r>
+      <w:r>
+        <w:rPr>
+          <w:rStyle w:val="CommentTok"/>
+        </w:rPr>
+        <w:t>#we will tune these hyper-parameters</w:t>
+      </w:r>
+      <w:r>
+        <w:br/>
+      </w:r>
+      <w:r>
+        <w:rPr>
+          <w:rStyle w:val="NormalTok"/>
+        </w:rPr>
+        <w:t xml:space="preserve">  </w:t>
+      </w:r>
+      <w:r>
+        <w:br/>
+      </w:r>
+      <w:r>
+        <w:rPr>
+          <w:rStyle w:val="NormalTok"/>
+        </w:rPr>
+        <w:t xml:space="preserve">  </w:t>
+      </w:r>
+      <w:r>
+        <w:rPr>
+          <w:rStyle w:val="AttributeTok"/>
+        </w:rPr>
+        <w:t>mtry =</w:t>
+      </w:r>
+      <w:r>
+        <w:rPr>
+          <w:rStyle w:val="NormalTok"/>
+        </w:rPr>
+        <w:t xml:space="preserve"> </w:t>
+      </w:r>
+      <w:r>
+        <w:rPr>
+          <w:rStyle w:val="FunctionTok"/>
+        </w:rPr>
+        <w:t>tune</w:t>
+      </w:r>
+      <w:r>
+        <w:rPr>
+          <w:rStyle w:val="NormalTok"/>
+        </w:rPr>
+        <w:t>(),</w:t>
+      </w:r>
+      <w:r>
+        <w:br/>
+      </w:r>
+      <w:r>
+        <w:rPr>
+          <w:rStyle w:val="NormalTok"/>
+        </w:rPr>
+        <w:t xml:space="preserve">  </w:t>
+      </w:r>
+      <w:r>
+        <w:rPr>
+          <w:rStyle w:val="AttributeTok"/>
+        </w:rPr>
+        <w:t>trees =</w:t>
+      </w:r>
+      <w:r>
+        <w:rPr>
+          <w:rStyle w:val="NormalTok"/>
+        </w:rPr>
+        <w:t xml:space="preserve"> </w:t>
+      </w:r>
+      <w:r>
+        <w:rPr>
+          <w:rStyle w:val="FunctionTok"/>
+        </w:rPr>
+        <w:t>tune</w:t>
+      </w:r>
+      <w:r>
+        <w:rPr>
+          <w:rStyle w:val="NormalTok"/>
+        </w:rPr>
+        <w:t>(),</w:t>
+      </w:r>
+      <w:r>
+        <w:br/>
+      </w:r>
+      <w:r>
+        <w:rPr>
+          <w:rStyle w:val="NormalTok"/>
+        </w:rPr>
+        <w:t xml:space="preserve">  </w:t>
+      </w:r>
+      <w:r>
+        <w:rPr>
+          <w:rStyle w:val="AttributeTok"/>
+        </w:rPr>
+        <w:t>min_n =</w:t>
       </w:r>
       <w:r>
         <w:rPr>
@@ -3272,821 +2922,91 @@
         <w:rPr>
           <w:rStyle w:val="DecValTok"/>
         </w:rPr>
-        <w:t>50</w:t>
-      </w:r>
-      <w:r>
-        <w:rPr>
-          <w:rStyle w:val="NormalTok"/>
-        </w:rPr>
-        <w:t>,</w:t>
-      </w:r>
-      <w:r>
-        <w:br/>
-      </w:r>
-      <w:r>
-        <w:rPr>
-          <w:rStyle w:val="NormalTok"/>
-        </w:rPr>
-        <w:t xml:space="preserve">  </w:t>
+        <w:t>5</w:t>
+      </w:r>
+      <w:r>
+        <w:br/>
+      </w:r>
+      <w:r>
+        <w:rPr>
+          <w:rStyle w:val="NormalTok"/>
+        </w:rPr>
+        <w:t>)</w:t>
+      </w:r>
+      <w:r>
+        <w:br/>
+      </w:r>
+      <w:r>
+        <w:br/>
+      </w:r>
+      <w:r>
+        <w:rPr>
+          <w:rStyle w:val="NormalTok"/>
+        </w:rPr>
+        <w:t xml:space="preserve">rf_wf </w:t>
+      </w:r>
+      <w:r>
+        <w:rPr>
+          <w:rStyle w:val="OtherTok"/>
+        </w:rPr>
+        <w:t>&lt;-</w:t>
+      </w:r>
+      <w:r>
+        <w:rPr>
+          <w:rStyle w:val="NormalTok"/>
+        </w:rPr>
+        <w:t xml:space="preserve"> </w:t>
+      </w:r>
+      <w:r>
+        <w:rPr>
+          <w:rStyle w:val="FunctionTok"/>
+        </w:rPr>
+        <w:t>workflow</w:t>
+      </w:r>
+      <w:r>
+        <w:rPr>
+          <w:rStyle w:val="NormalTok"/>
+        </w:rPr>
+        <w:t>(</w:t>
       </w:r>
       <w:r>
         <w:rPr>
           <w:rStyle w:val="AttributeTok"/>
         </w:rPr>
-        <w:t>strata =</w:t>
-      </w:r>
-      <w:r>
-        <w:rPr>
-          <w:rStyle w:val="NormalTok"/>
-        </w:rPr>
-        <w:t xml:space="preserve"> </w:t>
-      </w:r>
-      <w:r>
-        <w:rPr>
-          <w:rStyle w:val="ConstantTok"/>
-        </w:rPr>
-        <w:t>NULL</w:t>
-      </w:r>
-      <w:r>
-        <w:rPr>
-          <w:rStyle w:val="NormalTok"/>
-        </w:rPr>
-        <w:t>,</w:t>
-      </w:r>
-      <w:r>
-        <w:br/>
-      </w:r>
-      <w:r>
-        <w:rPr>
-          <w:rStyle w:val="NormalTok"/>
-        </w:rPr>
-        <w:t xml:space="preserve">  </w:t>
+        <w:t>preprocessor =</w:t>
+      </w:r>
+      <w:r>
+        <w:rPr>
+          <w:rStyle w:val="NormalTok"/>
+        </w:rPr>
+        <w:t xml:space="preserve"> rec, </w:t>
       </w:r>
       <w:r>
         <w:rPr>
           <w:rStyle w:val="AttributeTok"/>
         </w:rPr>
-        <w:t>apparent =</w:t>
-      </w:r>
-      <w:r>
-        <w:rPr>
-          <w:rStyle w:val="NormalTok"/>
-        </w:rPr>
-        <w:t xml:space="preserve"> F</w:t>
-      </w:r>
-      <w:r>
-        <w:br/>
-      </w:r>
-      <w:r>
-        <w:rPr>
-          <w:rStyle w:val="NormalTok"/>
-        </w:rPr>
-        <w:t>)</w:t>
-      </w:r>
-      <w:r>
-        <w:br/>
-      </w:r>
-      <w:r>
-        <w:br/>
-      </w:r>
-      <w:r>
-        <w:rPr>
-          <w:rStyle w:val="CommentTok"/>
-        </w:rPr>
-        <w:t>#the predictions would be evaluated using R2 and MAE</w:t>
-      </w:r>
-      <w:r>
-        <w:br/>
-      </w:r>
-      <w:r>
-        <w:br/>
-      </w:r>
-      <w:r>
-        <w:rPr>
-          <w:rStyle w:val="NormalTok"/>
-        </w:rPr>
-        <w:t xml:space="preserve">mset_reg </w:t>
-      </w:r>
-      <w:r>
-        <w:rPr>
-          <w:rStyle w:val="OtherTok"/>
-        </w:rPr>
-        <w:t>&lt;-</w:t>
-      </w:r>
-      <w:r>
-        <w:rPr>
-          <w:rStyle w:val="NormalTok"/>
-        </w:rPr>
-        <w:t xml:space="preserve"> </w:t>
-      </w:r>
-      <w:r>
-        <w:rPr>
-          <w:rStyle w:val="FunctionTok"/>
-        </w:rPr>
-        <w:t>metric_set</w:t>
-      </w:r>
-      <w:r>
-        <w:rPr>
-          <w:rStyle w:val="NormalTok"/>
-        </w:rPr>
-        <w:t>(rsq, mae)</w:t>
-      </w:r>
-      <w:r>
-        <w:br/>
-      </w:r>
-      <w:r>
-        <w:br/>
-      </w:r>
-      <w:r>
-        <w:rPr>
-          <w:rStyle w:val="CommentTok"/>
-        </w:rPr>
-        <w:t># ---------------- Recipe-------------------</w:t>
-      </w:r>
-      <w:r>
-        <w:br/>
-      </w:r>
-      <w:r>
-        <w:br/>
-      </w:r>
-      <w:r>
-        <w:rPr>
-          <w:rStyle w:val="CommentTok"/>
-        </w:rPr>
-        <w:t># let's define the models R</w:t>
-      </w:r>
-      <w:r>
-        <w:br/>
-      </w:r>
-      <w:r>
-        <w:br/>
-      </w:r>
-      <w:r>
-        <w:rPr>
-          <w:rStyle w:val="CommentTok"/>
-        </w:rPr>
-        <w:t># Predicting number of ghosting after initial message:</w:t>
-      </w:r>
-      <w:r>
-        <w:br/>
-      </w:r>
-      <w:r>
-        <w:br/>
-      </w:r>
-      <w:r>
-        <w:rPr>
-          <w:rStyle w:val="NormalTok"/>
-        </w:rPr>
-        <w:t xml:space="preserve">rec </w:t>
-      </w:r>
-      <w:r>
-        <w:rPr>
-          <w:rStyle w:val="OtherTok"/>
-        </w:rPr>
-        <w:t>&lt;-</w:t>
-      </w:r>
-      <w:r>
-        <w:rPr>
-          <w:rStyle w:val="NormalTok"/>
-        </w:rPr>
-        <w:t xml:space="preserve"> </w:t>
-      </w:r>
-      <w:r>
-        <w:rPr>
-          <w:rStyle w:val="FunctionTok"/>
-        </w:rPr>
-        <w:t>recipe</w:t>
-      </w:r>
-      <w:r>
-        <w:rPr>
-          <w:rStyle w:val="NormalTok"/>
-        </w:rPr>
-        <w:t xml:space="preserve">(nrOfGhostingsAfterInitialMessage </w:t>
-      </w:r>
-      <w:r>
-        <w:rPr>
-          <w:rStyle w:val="SpecialCharTok"/>
-        </w:rPr>
-        <w:t>~</w:t>
-      </w:r>
-      <w:r>
-        <w:rPr>
-          <w:rStyle w:val="NormalTok"/>
-        </w:rPr>
-        <w:t xml:space="preserve"> .,</w:t>
-      </w:r>
-      <w:r>
-        <w:br/>
-      </w:r>
-      <w:r>
-        <w:rPr>
-          <w:rStyle w:val="NormalTok"/>
-        </w:rPr>
-        <w:t xml:space="preserve">              </w:t>
-      </w:r>
-      <w:r>
-        <w:rPr>
-          <w:rStyle w:val="AttributeTok"/>
-        </w:rPr>
-        <w:t>data =</w:t>
-      </w:r>
-      <w:r>
-        <w:rPr>
-          <w:rStyle w:val="NormalTok"/>
-        </w:rPr>
-        <w:t xml:space="preserve"> Tinder.train) </w:t>
-      </w:r>
-      <w:r>
-        <w:rPr>
-          <w:rStyle w:val="SpecialCharTok"/>
-        </w:rPr>
-        <w:t>|&gt;</w:t>
-      </w:r>
-      <w:r>
-        <w:rPr>
-          <w:rStyle w:val="NormalTok"/>
-        </w:rPr>
-        <w:t xml:space="preserve"> </w:t>
-      </w:r>
-      <w:r>
-        <w:br/>
-      </w:r>
-      <w:r>
-        <w:rPr>
-          <w:rStyle w:val="NormalTok"/>
-        </w:rPr>
-        <w:t xml:space="preserve">   </w:t>
-      </w:r>
-      <w:r>
-        <w:rPr>
-          <w:rStyle w:val="CommentTok"/>
-        </w:rPr>
-        <w:t>#for our purposes we would omit some demographics that are not of high interests for us,   since we would like to examine patterns across nationalities and times.</w:t>
-      </w:r>
-      <w:r>
-        <w:br/>
-      </w:r>
-      <w:r>
-        <w:rPr>
-          <w:rStyle w:val="NormalTok"/>
-        </w:rPr>
-        <w:t xml:space="preserve">  </w:t>
-      </w:r>
-      <w:r>
-        <w:br/>
-      </w:r>
-      <w:r>
-        <w:rPr>
-          <w:rStyle w:val="NormalTok"/>
-        </w:rPr>
-        <w:t xml:space="preserve">   </w:t>
-      </w:r>
-      <w:r>
-        <w:rPr>
-          <w:rStyle w:val="CommentTok"/>
-        </w:rPr>
-        <w:t xml:space="preserve">#after visually inspecting the data frame I can say the the 'education' is not valid. I  found quite a few professionals with no education (physician fro example) </w:t>
-      </w:r>
-      <w:r>
-        <w:br/>
-      </w:r>
-      <w:r>
-        <w:rPr>
-          <w:rStyle w:val="NormalTok"/>
-        </w:rPr>
-        <w:t xml:space="preserve">  </w:t>
-      </w:r>
-      <w:r>
-        <w:br/>
-      </w:r>
-      <w:r>
-        <w:rPr>
-          <w:rStyle w:val="NormalTok"/>
-        </w:rPr>
-        <w:t xml:space="preserve">  </w:t>
-      </w:r>
-      <w:r>
-        <w:rPr>
-          <w:rStyle w:val="CommentTok"/>
-        </w:rPr>
-        <w:t xml:space="preserve">#I will omit jobTitle because I it seems that the textual analysis tool </w:t>
-      </w:r>
-      <w:r>
-        <w:rPr>
-          <w:rStyle w:val="CommentTok"/>
+        <w:t>spec =</w:t>
+      </w:r>
+      <w:r>
+        <w:rPr>
+          <w:rStyle w:val="NormalTok"/>
+        </w:rPr>
+        <w:t xml:space="preserve"> rf_spec)</w:t>
+      </w:r>
+      <w:r>
+        <w:br/>
+      </w:r>
+      <w:r>
+        <w:br/>
+      </w:r>
+      <w:r>
+        <w:br/>
+      </w:r>
+      <w:r>
+        <w:rPr>
+          <w:rStyle w:val="NormalTok"/>
         </w:rPr>
         <w:lastRenderedPageBreak/>
-        <w:t xml:space="preserve">would be more sufficient in capturing the complexities of this variable  </w:t>
-      </w:r>
-      <w:r>
-        <w:br/>
-      </w:r>
-      <w:r>
-        <w:rPr>
-          <w:rStyle w:val="NormalTok"/>
-        </w:rPr>
-        <w:t xml:space="preserve">  </w:t>
-      </w:r>
-      <w:r>
-        <w:rPr>
-          <w:rStyle w:val="FunctionTok"/>
-        </w:rPr>
-        <w:t>step_rm</w:t>
-      </w:r>
-      <w:r>
-        <w:rPr>
-          <w:rStyle w:val="NormalTok"/>
-        </w:rPr>
-        <w:t>(country,</w:t>
-      </w:r>
-      <w:r>
-        <w:br/>
-      </w:r>
-      <w:r>
-        <w:rPr>
-          <w:rStyle w:val="NormalTok"/>
-        </w:rPr>
-        <w:t xml:space="preserve">          cityName,</w:t>
-      </w:r>
-      <w:r>
-        <w:br/>
-      </w:r>
-      <w:r>
-        <w:rPr>
-          <w:rStyle w:val="NormalTok"/>
-        </w:rPr>
-        <w:t xml:space="preserve">          createDate,</w:t>
-      </w:r>
-      <w:r>
-        <w:br/>
-      </w:r>
-      <w:r>
-        <w:rPr>
-          <w:rStyle w:val="NormalTok"/>
-        </w:rPr>
-        <w:t xml:space="preserve">          education,</w:t>
-      </w:r>
-      <w:r>
-        <w:br/>
-      </w:r>
-      <w:r>
-        <w:rPr>
-          <w:rStyle w:val="NormalTok"/>
-        </w:rPr>
-        <w:t xml:space="preserve">          jobTitle,</w:t>
-      </w:r>
-      <w:r>
-        <w:br/>
-      </w:r>
-      <w:r>
-        <w:rPr>
-          <w:rStyle w:val="NormalTok"/>
-        </w:rPr>
-        <w:t xml:space="preserve">          X_id,</w:t>
-      </w:r>
-      <w:r>
-        <w:br/>
-      </w:r>
-      <w:r>
-        <w:rPr>
-          <w:rStyle w:val="NormalTok"/>
-        </w:rPr>
-        <w:t xml:space="preserve">          birthDate) </w:t>
-      </w:r>
-      <w:r>
-        <w:rPr>
-          <w:rStyle w:val="SpecialCharTok"/>
-        </w:rPr>
-        <w:t>|&gt;</w:t>
-      </w:r>
-      <w:r>
-        <w:rPr>
-          <w:rStyle w:val="NormalTok"/>
-        </w:rPr>
-        <w:t xml:space="preserve"> </w:t>
-      </w:r>
-      <w:r>
-        <w:br/>
-      </w:r>
-      <w:r>
-        <w:rPr>
-          <w:rStyle w:val="NormalTok"/>
-        </w:rPr>
-        <w:t xml:space="preserve">  </w:t>
-      </w:r>
-      <w:r>
-        <w:br/>
-      </w:r>
-      <w:r>
-        <w:rPr>
-          <w:rStyle w:val="NormalTok"/>
-        </w:rPr>
-        <w:t xml:space="preserve">  </w:t>
-      </w:r>
-      <w:r>
-        <w:br/>
-      </w:r>
-      <w:r>
-        <w:rPr>
-          <w:rStyle w:val="NormalTok"/>
-        </w:rPr>
-        <w:t xml:space="preserve">  </w:t>
-      </w:r>
-      <w:r>
-        <w:rPr>
-          <w:rStyle w:val="CommentTok"/>
-        </w:rPr>
-        <w:t xml:space="preserve">#dealing with factors </w:t>
-      </w:r>
-      <w:r>
-        <w:br/>
-      </w:r>
-      <w:r>
-        <w:rPr>
-          <w:rStyle w:val="NormalTok"/>
-        </w:rPr>
-        <w:t xml:space="preserve">  </w:t>
-      </w:r>
-      <w:r>
-        <w:rPr>
-          <w:rStyle w:val="FunctionTok"/>
-        </w:rPr>
-        <w:t>step_dummy</w:t>
-      </w:r>
-      <w:r>
-        <w:rPr>
-          <w:rStyle w:val="NormalTok"/>
-        </w:rPr>
-        <w:t>(spotify,</w:t>
-      </w:r>
-      <w:r>
-        <w:br/>
-      </w:r>
-      <w:r>
-        <w:rPr>
-          <w:rStyle w:val="NormalTok"/>
-        </w:rPr>
-        <w:t xml:space="preserve">             gender,</w:t>
-      </w:r>
-      <w:r>
-        <w:br/>
-      </w:r>
-      <w:r>
-        <w:rPr>
-          <w:rStyle w:val="NormalTok"/>
-        </w:rPr>
-        <w:t xml:space="preserve">             instagram,</w:t>
-      </w:r>
-      <w:r>
-        <w:br/>
-      </w:r>
-      <w:r>
-        <w:rPr>
-          <w:rStyle w:val="NormalTok"/>
-        </w:rPr>
-        <w:t xml:space="preserve">             hetero_sx) </w:t>
-      </w:r>
-      <w:r>
-        <w:br/>
-      </w:r>
-      <w:r>
-        <w:rPr>
-          <w:rStyle w:val="NormalTok"/>
-        </w:rPr>
-        <w:t xml:space="preserve">  </w:t>
-      </w:r>
-      <w:r>
-        <w:br/>
-      </w:r>
-      <w:r>
-        <w:rPr>
-          <w:rStyle w:val="NormalTok"/>
-        </w:rPr>
-        <w:t xml:space="preserve">  </w:t>
-      </w:r>
-      <w:r>
-        <w:br/>
-      </w:r>
-      <w:r>
-        <w:br/>
-      </w:r>
-      <w:r>
-        <w:rPr>
-          <w:rStyle w:val="CommentTok"/>
-        </w:rPr>
-        <w:t># -------------------------  Spec- Random Forest ------------------</w:t>
-      </w:r>
-      <w:r>
-        <w:br/>
-      </w:r>
-      <w:r>
-        <w:br/>
-      </w:r>
-      <w:r>
-        <w:rPr>
-          <w:rStyle w:val="NormalTok"/>
-        </w:rPr>
-        <w:t xml:space="preserve">rf_spec </w:t>
-      </w:r>
-      <w:r>
-        <w:rPr>
-          <w:rStyle w:val="OtherTok"/>
-        </w:rPr>
-        <w:t>&lt;-</w:t>
-      </w:r>
-      <w:r>
-        <w:rPr>
-          <w:rStyle w:val="NormalTok"/>
-        </w:rPr>
-        <w:t xml:space="preserve"> </w:t>
-      </w:r>
-      <w:r>
-        <w:rPr>
-          <w:rStyle w:val="FunctionTok"/>
-        </w:rPr>
-        <w:t>rand_forest</w:t>
-      </w:r>
-      <w:r>
-        <w:rPr>
-          <w:rStyle w:val="NormalTok"/>
-        </w:rPr>
-        <w:t>(</w:t>
-      </w:r>
-      <w:r>
-        <w:br/>
-      </w:r>
-      <w:r>
-        <w:rPr>
-          <w:rStyle w:val="NormalTok"/>
-        </w:rPr>
-        <w:t xml:space="preserve">  </w:t>
-      </w:r>
-      <w:r>
-        <w:rPr>
-          <w:rStyle w:val="AttributeTok"/>
-        </w:rPr>
-        <w:t>mode =</w:t>
-      </w:r>
-      <w:r>
-        <w:rPr>
-          <w:rStyle w:val="NormalTok"/>
-        </w:rPr>
-        <w:t xml:space="preserve"> </w:t>
-      </w:r>
-      <w:r>
-        <w:rPr>
-          <w:rStyle w:val="StringTok"/>
-        </w:rPr>
-        <w:t>"regression"</w:t>
-      </w:r>
-      <w:r>
-        <w:rPr>
-          <w:rStyle w:val="NormalTok"/>
-        </w:rPr>
-        <w:t>,</w:t>
-      </w:r>
-      <w:r>
-        <w:br/>
-      </w:r>
-      <w:r>
-        <w:rPr>
-          <w:rStyle w:val="NormalTok"/>
-        </w:rPr>
-        <w:t xml:space="preserve">  </w:t>
-      </w:r>
-      <w:r>
-        <w:rPr>
-          <w:rStyle w:val="AttributeTok"/>
-        </w:rPr>
-        <w:t>engine =</w:t>
-      </w:r>
-      <w:r>
-        <w:rPr>
-          <w:rStyle w:val="NormalTok"/>
-        </w:rPr>
-        <w:t xml:space="preserve"> </w:t>
-      </w:r>
-      <w:r>
-        <w:rPr>
-          <w:rStyle w:val="StringTok"/>
-        </w:rPr>
-        <w:t>"randomForest"</w:t>
-      </w:r>
-      <w:r>
-        <w:rPr>
-          <w:rStyle w:val="NormalTok"/>
-        </w:rPr>
-        <w:t>,</w:t>
-      </w:r>
-      <w:r>
-        <w:br/>
-      </w:r>
-      <w:r>
-        <w:rPr>
-          <w:rStyle w:val="NormalTok"/>
-        </w:rPr>
-        <w:t xml:space="preserve">  </w:t>
-      </w:r>
-      <w:r>
-        <w:br/>
-      </w:r>
-      <w:r>
-        <w:rPr>
-          <w:rStyle w:val="NormalTok"/>
-        </w:rPr>
-        <w:t xml:space="preserve">  </w:t>
-      </w:r>
-      <w:r>
-        <w:rPr>
-          <w:rStyle w:val="CommentTok"/>
-        </w:rPr>
-        <w:t>#we will tune these hyper-parameters</w:t>
-      </w:r>
-      <w:r>
-        <w:br/>
-      </w:r>
-      <w:r>
-        <w:rPr>
-          <w:rStyle w:val="NormalTok"/>
-        </w:rPr>
-        <w:t xml:space="preserve">  </w:t>
-      </w:r>
-      <w:r>
-        <w:br/>
-      </w:r>
-      <w:r>
-        <w:rPr>
-          <w:rStyle w:val="NormalTok"/>
-        </w:rPr>
-        <w:t xml:space="preserve">  </w:t>
-      </w:r>
-      <w:r>
-        <w:rPr>
-          <w:rStyle w:val="AttributeTok"/>
-        </w:rPr>
-        <w:t>mtry =</w:t>
-      </w:r>
-      <w:r>
-        <w:rPr>
-          <w:rStyle w:val="NormalTok"/>
-        </w:rPr>
-        <w:t xml:space="preserve"> </w:t>
-      </w:r>
-      <w:r>
-        <w:rPr>
-          <w:rStyle w:val="FunctionTok"/>
-        </w:rPr>
-        <w:t>tune</w:t>
-      </w:r>
-      <w:r>
-        <w:rPr>
-          <w:rStyle w:val="NormalTok"/>
-        </w:rPr>
-        <w:t>(),</w:t>
-      </w:r>
-      <w:r>
-        <w:br/>
-      </w:r>
-      <w:r>
-        <w:rPr>
-          <w:rStyle w:val="NormalTok"/>
-        </w:rPr>
-        <w:t xml:space="preserve">  </w:t>
-      </w:r>
-      <w:r>
-        <w:rPr>
-          <w:rStyle w:val="AttributeTok"/>
-        </w:rPr>
-        <w:t>trees =</w:t>
-      </w:r>
-      <w:r>
-        <w:rPr>
-          <w:rStyle w:val="NormalTok"/>
-        </w:rPr>
-        <w:t xml:space="preserve"> </w:t>
-      </w:r>
-      <w:r>
-        <w:rPr>
-          <w:rStyle w:val="FunctionTok"/>
-        </w:rPr>
-        <w:t>tune</w:t>
-      </w:r>
-      <w:r>
-        <w:rPr>
-          <w:rStyle w:val="NormalTok"/>
-        </w:rPr>
-        <w:t>(),</w:t>
-      </w:r>
-      <w:r>
-        <w:br/>
-      </w:r>
-      <w:r>
-        <w:rPr>
-          <w:rStyle w:val="NormalTok"/>
-        </w:rPr>
-        <w:t xml:space="preserve">  </w:t>
-      </w:r>
-      <w:r>
-        <w:rPr>
-          <w:rStyle w:val="AttributeTok"/>
-        </w:rPr>
-        <w:t>min_n =</w:t>
-      </w:r>
-      <w:r>
-        <w:rPr>
-          <w:rStyle w:val="NormalTok"/>
-        </w:rPr>
-        <w:t xml:space="preserve"> </w:t>
-      </w:r>
-      <w:r>
-        <w:rPr>
-          <w:rStyle w:val="DecValTok"/>
-        </w:rPr>
-        <w:t>5</w:t>
-      </w:r>
-      <w:r>
-        <w:br/>
-      </w:r>
-      <w:r>
-        <w:rPr>
-          <w:rStyle w:val="NormalTok"/>
-        </w:rPr>
-        <w:t>)</w:t>
-      </w:r>
-      <w:r>
-        <w:br/>
-      </w:r>
-      <w:r>
-        <w:br/>
-      </w:r>
-      <w:r>
-        <w:rPr>
-          <w:rStyle w:val="NormalTok"/>
-        </w:rPr>
-        <w:t xml:space="preserve">rf_wf </w:t>
-      </w:r>
-      <w:r>
-        <w:rPr>
-          <w:rStyle w:val="OtherTok"/>
-        </w:rPr>
-        <w:t>&lt;-</w:t>
-      </w:r>
-      <w:r>
-        <w:rPr>
-          <w:rStyle w:val="NormalTok"/>
-        </w:rPr>
-        <w:t xml:space="preserve"> </w:t>
-      </w:r>
-      <w:r>
-        <w:rPr>
-          <w:rStyle w:val="FunctionTok"/>
-        </w:rPr>
-        <w:t>workflow</w:t>
-      </w:r>
-      <w:r>
-        <w:rPr>
-          <w:rStyle w:val="NormalTok"/>
-        </w:rPr>
-        <w:t>(</w:t>
-      </w:r>
-      <w:r>
-        <w:rPr>
-          <w:rStyle w:val="AttributeTok"/>
-        </w:rPr>
-        <w:t>preprocessor =</w:t>
-      </w:r>
-      <w:r>
-        <w:rPr>
-          <w:rStyle w:val="NormalTok"/>
-        </w:rPr>
-        <w:t xml:space="preserve"> rec, </w:t>
-      </w:r>
-      <w:r>
-        <w:rPr>
-          <w:rStyle w:val="AttributeTok"/>
-        </w:rPr>
-        <w:t>spec =</w:t>
-      </w:r>
-      <w:r>
-        <w:rPr>
-          <w:rStyle w:val="NormalTok"/>
-        </w:rPr>
-        <w:t xml:space="preserve"> rf_spec)</w:t>
-      </w:r>
-      <w:r>
-        <w:br/>
-      </w:r>
-      <w:r>
-        <w:lastRenderedPageBreak/>
-        <w:br/>
-      </w:r>
-      <w:r>
-        <w:br/>
-      </w:r>
-      <w:r>
-        <w:rPr>
-          <w:rStyle w:val="NormalTok"/>
-        </w:rPr>
         <w:t xml:space="preserve">rf_grid </w:t>
       </w:r>
       <w:r>
@@ -12064,6 +10984,13 @@
     <w:lsdException w:name="Placeholder Text" w:semiHidden="1"/>
     <w:lsdException w:name="Light Shading"/>
     <w:lsdException w:name="Light List"/>
+    <w:lsdException w:name="Light Grid"/>
+    <w:lsdException w:name="Medium Shading 1"/>
+    <w:lsdException w:name="Medium Shading 2"/>
+    <w:lsdException w:name="Medium List 1"/>
+    <w:lsdException w:name="Medium List 2"/>
+    <w:lsdException w:name="Medium Grid 1"/>
+    <w:lsdException w:name="Medium Grid 2"/>
     <w:lsdException w:name="Medium Grid 3"/>
     <w:lsdException w:name="Dark List"/>
     <w:lsdException w:name="Colorful Shading"/>
@@ -12467,6 +11394,7 @@
   <w:style w:type="character" w:default="1" w:styleId="DefaultParagraphFont">
     <w:name w:val="Default Paragraph Font"/>
     <w:uiPriority w:val="1"/>
+    <w:semiHidden/>
     <w:unhideWhenUsed/>
   </w:style>
   <w:style w:type="table" w:default="1" w:styleId="TableNormal">

--- a/ML_FINAL.docx
+++ b/ML_FINAL.docx
@@ -6644,24 +6644,7 @@
           <w:szCs w:val="22"/>
           <w:rtl/>
         </w:rPr>
-        <w:t xml:space="preserve"> את הביצועים של המודלים ונשווה אותם על ידי ה-</w:t>
-      </w:r>
-      <w:r>
-        <w:rPr>
-          <w:rFonts w:ascii="Arial" w:hAnsi="Arial" w:cs="Arial"/>
-          <w:sz w:val="22"/>
-          <w:szCs w:val="22"/>
-        </w:rPr>
-        <w:t>bootstraps</w:t>
-      </w:r>
-      <w:r>
-        <w:rPr>
-          <w:rFonts w:ascii="Arial" w:hAnsi="Arial" w:cs="Arial" w:hint="cs"/>
-          <w:sz w:val="22"/>
-          <w:szCs w:val="22"/>
-          <w:rtl/>
-        </w:rPr>
-        <w:t xml:space="preserve"> של סט המבחן, כך נוכל לאמוד גם </w:t>
+        <w:t xml:space="preserve"> את הביצועים של המודלים ונשווה </w:t>
       </w:r>
       <w:r>
         <w:rPr>
@@ -6671,18 +6654,18 @@
           <w:rtl/>
         </w:rPr>
         <w:drawing>
-          <wp:anchor distT="0" distB="0" distL="114300" distR="114300" simplePos="0" relativeHeight="251662336" behindDoc="0" locked="0" layoutInCell="1" allowOverlap="1" wp14:anchorId="7945BD79" wp14:editId="40AF8D97">
+          <wp:anchor distT="0" distB="0" distL="114300" distR="114300" simplePos="0" relativeHeight="251662336" behindDoc="0" locked="0" layoutInCell="1" allowOverlap="1" wp14:anchorId="6BEF8B8F" wp14:editId="7325010A">
             <wp:simplePos x="0" y="0"/>
             <wp:positionH relativeFrom="column">
-              <wp:posOffset>-744220</wp:posOffset>
+              <wp:posOffset>-891540</wp:posOffset>
             </wp:positionH>
             <wp:positionV relativeFrom="paragraph">
-              <wp:posOffset>1576705</wp:posOffset>
+              <wp:posOffset>1485900</wp:posOffset>
             </wp:positionV>
-            <wp:extent cx="3191510" cy="1909445"/>
+            <wp:extent cx="2957195" cy="1920240"/>
             <wp:effectExtent l="0" t="0" r="0" b="0"/>
             <wp:wrapSquare wrapText="bothSides"/>
-            <wp:docPr id="3" name="Picture 3" descr="A graph of a graph with lines and dots&#10;&#10;Description automatically generated with medium confidence"/>
+            <wp:docPr id="4" name="Picture 4"/>
             <wp:cNvGraphicFramePr>
               <a:graphicFrameLocks xmlns:a="http://schemas.openxmlformats.org/drawingml/2006/main" noChangeAspect="1"/>
             </wp:cNvGraphicFramePr>
@@ -6690,7 +6673,7 @@
               <a:graphicData uri="http://schemas.openxmlformats.org/drawingml/2006/picture">
                 <pic:pic xmlns:pic="http://schemas.openxmlformats.org/drawingml/2006/picture">
                   <pic:nvPicPr>
-                    <pic:cNvPr id="3" name="Picture 3" descr="A graph of a graph with lines and dots&#10;&#10;Description automatically generated with medium confidence"/>
+                    <pic:cNvPr id="1" name=""/>
                     <pic:cNvPicPr/>
                   </pic:nvPicPr>
                   <pic:blipFill>
@@ -6708,7 +6691,7 @@
                   <pic:spPr>
                     <a:xfrm>
                       <a:off x="0" y="0"/>
-                      <a:ext cx="3191510" cy="1909445"/>
+                      <a:ext cx="2957195" cy="1920240"/>
                     </a:xfrm>
                     <a:prstGeom prst="rect">
                       <a:avLst/>
@@ -6733,7 +6716,24 @@
           <w:szCs w:val="22"/>
           <w:rtl/>
         </w:rPr>
-        <w:t>את מידת הביטחון</w:t>
+        <w:t>אותם על ידי ה-</w:t>
+      </w:r>
+      <w:r>
+        <w:rPr>
+          <w:rFonts w:ascii="Arial" w:hAnsi="Arial" w:cs="Arial"/>
+          <w:sz w:val="22"/>
+          <w:szCs w:val="22"/>
+        </w:rPr>
+        <w:t>bootstraps</w:t>
+      </w:r>
+      <w:r>
+        <w:rPr>
+          <w:rFonts w:ascii="Arial" w:hAnsi="Arial" w:cs="Arial" w:hint="cs"/>
+          <w:sz w:val="22"/>
+          <w:szCs w:val="22"/>
+          <w:rtl/>
+        </w:rPr>
+        <w:t xml:space="preserve"> של סט המבחן, כך נוכל לאמוד גם את מידת הביטחון</w:t>
       </w:r>
       <w:r>
         <w:rPr>
@@ -6900,15 +6900,50 @@
         </w:rPr>
         <w:t xml:space="preserve">בנוסף על כך, </w:t>
       </w:r>
+      <w:r>
+        <w:rPr>
+          <w:rFonts w:ascii="Arial" w:hAnsi="Arial" w:cs="Arial" w:hint="cs"/>
+          <w:sz w:val="22"/>
+          <w:szCs w:val="22"/>
+          <w:rtl/>
+        </w:rPr>
+        <w:t>השוניות</w:t>
+      </w:r>
+      <w:r>
+        <w:rPr>
+          <w:rFonts w:ascii="Arial" w:hAnsi="Arial" w:cs="Arial" w:hint="cs"/>
+          <w:sz w:val="22"/>
+          <w:szCs w:val="22"/>
+          <w:rtl/>
+        </w:rPr>
+        <w:t xml:space="preserve"> של התוצאות עבור 2 המ</w:t>
+      </w:r>
+      <w:r>
+        <w:rPr>
+          <w:rFonts w:ascii="Arial" w:hAnsi="Arial" w:cs="Arial" w:hint="cs"/>
+          <w:sz w:val="22"/>
+          <w:szCs w:val="22"/>
+          <w:rtl/>
+        </w:rPr>
+        <w:t>ודלים נראים זהים פחות או יותר</w:t>
+      </w:r>
+      <w:r>
+        <w:rPr>
+          <w:rFonts w:ascii="Arial" w:hAnsi="Arial" w:cs="Arial" w:hint="cs"/>
+          <w:sz w:val="22"/>
+          <w:szCs w:val="22"/>
+          <w:rtl/>
+        </w:rPr>
+        <w:t>. ההבדל ב-</w:t>
+      </w:r>
       <w:proofErr w:type="spellStart"/>
       <w:r>
         <w:rPr>
-          <w:rFonts w:ascii="Arial" w:hAnsi="Arial" w:cs="Arial" w:hint="cs"/>
-          <w:sz w:val="22"/>
-          <w:szCs w:val="22"/>
-          <w:rtl/>
-        </w:rPr>
-        <w:t>השונויות</w:t>
+          <w:rFonts w:ascii="Arial" w:hAnsi="Arial" w:cs="Arial"/>
+          <w:sz w:val="22"/>
+          <w:szCs w:val="22"/>
+        </w:rPr>
+        <w:t>rsq</w:t>
       </w:r>
       <w:proofErr w:type="spellEnd"/>
       <w:r>
@@ -6918,44 +6953,16 @@
           <w:szCs w:val="22"/>
           <w:rtl/>
         </w:rPr>
-        <w:t xml:space="preserve"> של התוצאות עבור 2 המ</w:t>
-      </w:r>
-      <w:r>
-        <w:rPr>
-          <w:rFonts w:ascii="Arial" w:hAnsi="Arial" w:cs="Arial" w:hint="cs"/>
-          <w:sz w:val="22"/>
-          <w:szCs w:val="22"/>
-          <w:rtl/>
-        </w:rPr>
-        <w:t>ודלים נראים זהים פחות או יותר</w:t>
-      </w:r>
-      <w:r>
-        <w:rPr>
-          <w:rFonts w:ascii="Arial" w:hAnsi="Arial" w:cs="Arial" w:hint="cs"/>
-          <w:sz w:val="22"/>
-          <w:szCs w:val="22"/>
-          <w:rtl/>
-        </w:rPr>
-        <w:t>. ההבדל ב-</w:t>
-      </w:r>
-      <w:proofErr w:type="spellStart"/>
-      <w:r>
-        <w:rPr>
-          <w:rFonts w:ascii="Arial" w:hAnsi="Arial" w:cs="Arial"/>
-          <w:sz w:val="22"/>
-          <w:szCs w:val="22"/>
-        </w:rPr>
-        <w:t>rsq</w:t>
-      </w:r>
-      <w:proofErr w:type="spellEnd"/>
-      <w:r>
-        <w:rPr>
-          <w:rFonts w:ascii="Arial" w:hAnsi="Arial" w:cs="Arial" w:hint="cs"/>
-          <w:sz w:val="22"/>
-          <w:szCs w:val="22"/>
-          <w:rtl/>
-        </w:rPr>
-        <w:t xml:space="preserve"> הוא שווה ל-0.015</w:t>
+        <w:t xml:space="preserve"> הוא שווה ל-0.0</w:t>
+      </w:r>
+      <w:r>
+        <w:rPr>
+          <w:rFonts w:ascii="Arial" w:hAnsi="Arial" w:cs="Arial" w:hint="cs"/>
+          <w:sz w:val="22"/>
+          <w:szCs w:val="22"/>
+          <w:rtl/>
+        </w:rPr>
+        <w:t>3</w:t>
       </w:r>
       <w:r>
         <w:rPr>
@@ -7089,7 +7096,43 @@
           <w:szCs w:val="22"/>
           <w:rtl/>
         </w:rPr>
-        <w:t xml:space="preserve">הוא המוצלח יותר. </w:t>
+        <w:t>הוא המוצלח יותר</w:t>
+      </w:r>
+      <w:r>
+        <w:rPr>
+          <w:rFonts w:ascii="Arial" w:hAnsi="Arial" w:cs="Arial" w:hint="cs"/>
+          <w:sz w:val="22"/>
+          <w:szCs w:val="22"/>
+          <w:rtl/>
+        </w:rPr>
+        <w:t xml:space="preserve"> </w:t>
+      </w:r>
+      <w:r>
+        <w:rPr>
+          <w:rFonts w:ascii="Arial" w:hAnsi="Arial" w:cs="Arial"/>
+          <w:sz w:val="22"/>
+          <w:szCs w:val="22"/>
+          <w:rtl/>
+        </w:rPr>
+        <w:t>–</w:t>
+      </w:r>
+      <w:r>
+        <w:rPr>
+          <w:rFonts w:ascii="Arial" w:hAnsi="Arial" w:cs="Arial" w:hint="cs"/>
+          <w:sz w:val="22"/>
+          <w:szCs w:val="22"/>
+          <w:rtl/>
+        </w:rPr>
+        <w:t xml:space="preserve"> עם הסתייגות רבה!</w:t>
+      </w:r>
+      <w:r>
+        <w:rPr>
+          <w:rFonts w:ascii="Arial" w:hAnsi="Arial" w:cs="Arial" w:hint="cs"/>
+          <w:sz w:val="22"/>
+          <w:szCs w:val="22"/>
+          <w:rtl/>
+        </w:rPr>
+        <w:t xml:space="preserve"> </w:t>
       </w:r>
     </w:p>
     <w:p>
@@ -7101,42 +7144,6 @@
           <w:sz w:val="22"/>
           <w:szCs w:val="22"/>
           <w:rtl/>
-        </w:rPr>
-      </w:pPr>
-    </w:p>
-    <w:p>
-      <w:pPr>
-        <w:bidi/>
-        <w:spacing w:line="360" w:lineRule="auto"/>
-        <w:rPr>
-          <w:rFonts w:ascii="Arial" w:hAnsi="Arial" w:cs="Arial" w:hint="cs"/>
-          <w:sz w:val="22"/>
-          <w:szCs w:val="22"/>
-          <w:rtl/>
-        </w:rPr>
-      </w:pPr>
-    </w:p>
-    <w:p>
-      <w:pPr>
-        <w:bidi/>
-        <w:spacing w:line="360" w:lineRule="auto"/>
-        <w:rPr>
-          <w:rFonts w:ascii="Arial" w:hAnsi="Arial" w:cs="Arial"/>
-          <w:sz w:val="22"/>
-          <w:szCs w:val="22"/>
-          <w:rtl/>
-          <w:lang w:val="en-IL"/>
-        </w:rPr>
-      </w:pPr>
-    </w:p>
-    <w:p>
-      <w:pPr>
-        <w:bidi/>
-        <w:spacing w:line="360" w:lineRule="auto"/>
-        <w:rPr>
-          <w:rFonts w:ascii="Arial" w:hAnsi="Arial" w:cs="Arial" w:hint="cs"/>
-          <w:sz w:val="22"/>
-          <w:szCs w:val="22"/>
         </w:rPr>
       </w:pPr>
     </w:p>
@@ -7326,7 +7333,6 @@
           <w:sz w:val="22"/>
           <w:szCs w:val="22"/>
         </w:rPr>
-        <w:lastRenderedPageBreak/>
         <w:br/>
       </w:r>
       <w:r>
@@ -7357,6 +7363,7 @@
           <w:szCs w:val="22"/>
           <w:rtl/>
         </w:rPr>
+        <w:lastRenderedPageBreak/>
         <w:t>The following object is masked from 'package:vip':</w:t>
       </w:r>
       <w:r>
@@ -7949,129 +7956,129 @@
           <w:rFonts w:ascii="Arial" w:hAnsi="Arial" w:cs="Arial"/>
           <w:szCs w:val="22"/>
         </w:rPr>
+        <w:t xml:space="preserve">rnd_vi_perm </w:t>
+      </w:r>
+      <w:r>
+        <w:rPr>
+          <w:rStyle w:val="OtherTok"/>
+          <w:rFonts w:ascii="Arial" w:hAnsi="Arial" w:cs="Arial"/>
+          <w:szCs w:val="22"/>
+        </w:rPr>
+        <w:t>&lt;-</w:t>
+      </w:r>
+      <w:r>
+        <w:rPr>
+          <w:rStyle w:val="NormalTok"/>
+          <w:rFonts w:ascii="Arial" w:hAnsi="Arial" w:cs="Arial"/>
+          <w:szCs w:val="22"/>
+        </w:rPr>
+        <w:t xml:space="preserve"> </w:t>
+      </w:r>
+      <w:r>
+        <w:rPr>
+          <w:rStyle w:val="FunctionTok"/>
+          <w:rFonts w:ascii="Arial" w:hAnsi="Arial" w:cs="Arial"/>
+          <w:szCs w:val="22"/>
+        </w:rPr>
+        <w:t>model_</w:t>
+      </w:r>
+      <w:proofErr w:type="gramStart"/>
+      <w:r>
+        <w:rPr>
+          <w:rStyle w:val="FunctionTok"/>
+          <w:rFonts w:ascii="Arial" w:hAnsi="Arial" w:cs="Arial"/>
+          <w:szCs w:val="22"/>
+        </w:rPr>
+        <w:t>parts</w:t>
+      </w:r>
+      <w:r>
+        <w:rPr>
+          <w:rStyle w:val="NormalTok"/>
+          <w:rFonts w:ascii="Arial" w:hAnsi="Arial" w:cs="Arial"/>
+          <w:szCs w:val="22"/>
+        </w:rPr>
+        <w:t>(</w:t>
+      </w:r>
+      <w:proofErr w:type="gramEnd"/>
+      <w:r>
+        <w:rPr>
+          <w:rStyle w:val="NormalTok"/>
+          <w:rFonts w:ascii="Arial" w:hAnsi="Arial" w:cs="Arial"/>
+          <w:szCs w:val="22"/>
+        </w:rPr>
+        <w:t xml:space="preserve">rndf_xplnr, </w:t>
+      </w:r>
+      <w:r>
+        <w:rPr>
+          <w:rFonts w:ascii="Arial" w:hAnsi="Arial" w:cs="Arial"/>
+          <w:sz w:val="22"/>
+          <w:szCs w:val="22"/>
+        </w:rPr>
+        <w:br/>
+      </w:r>
+      <w:r>
+        <w:rPr>
+          <w:rStyle w:val="NormalTok"/>
+          <w:rFonts w:ascii="Arial" w:hAnsi="Arial" w:cs="Arial"/>
+          <w:szCs w:val="22"/>
+        </w:rPr>
+        <w:t xml:space="preserve">                       </w:t>
+      </w:r>
+      <w:r>
+        <w:rPr>
+          <w:rStyle w:val="AttributeTok"/>
+          <w:rFonts w:ascii="Arial" w:hAnsi="Arial" w:cs="Arial"/>
+          <w:szCs w:val="22"/>
+        </w:rPr>
+        <w:t>B =</w:t>
+      </w:r>
+      <w:r>
+        <w:rPr>
+          <w:rStyle w:val="NormalTok"/>
+          <w:rFonts w:ascii="Arial" w:hAnsi="Arial" w:cs="Arial"/>
+          <w:szCs w:val="22"/>
+        </w:rPr>
+        <w:t xml:space="preserve"> </w:t>
+      </w:r>
+      <w:r>
+        <w:rPr>
+          <w:rStyle w:val="DecValTok"/>
+          <w:rFonts w:ascii="Arial" w:hAnsi="Arial" w:cs="Arial"/>
+          <w:szCs w:val="22"/>
+        </w:rPr>
+        <w:t>20</w:t>
+      </w:r>
+      <w:r>
+        <w:rPr>
+          <w:rStyle w:val="NormalTok"/>
+          <w:rFonts w:ascii="Arial" w:hAnsi="Arial" w:cs="Arial"/>
+          <w:szCs w:val="22"/>
+        </w:rPr>
+        <w:t xml:space="preserve">, </w:t>
+      </w:r>
+      <w:r>
+        <w:rPr>
+          <w:rStyle w:val="CommentTok"/>
+          <w:rFonts w:ascii="Arial" w:hAnsi="Arial" w:cs="Arial"/>
+          <w:szCs w:val="22"/>
+        </w:rPr>
+        <w:t># Number of permutations</w:t>
+      </w:r>
+      <w:r>
+        <w:rPr>
+          <w:rFonts w:ascii="Arial" w:hAnsi="Arial" w:cs="Arial"/>
+          <w:sz w:val="22"/>
+          <w:szCs w:val="22"/>
+        </w:rPr>
+        <w:br/>
+      </w:r>
+      <w:r>
+        <w:rPr>
+          <w:rStyle w:val="NormalTok"/>
+          <w:rFonts w:ascii="Arial" w:hAnsi="Arial" w:cs="Arial"/>
+          <w:szCs w:val="22"/>
+        </w:rPr>
         <w:lastRenderedPageBreak/>
-        <w:t xml:space="preserve">rnd_vi_perm </w:t>
-      </w:r>
-      <w:r>
-        <w:rPr>
-          <w:rStyle w:val="OtherTok"/>
-          <w:rFonts w:ascii="Arial" w:hAnsi="Arial" w:cs="Arial"/>
-          <w:szCs w:val="22"/>
-        </w:rPr>
-        <w:t>&lt;-</w:t>
-      </w:r>
-      <w:r>
-        <w:rPr>
-          <w:rStyle w:val="NormalTok"/>
-          <w:rFonts w:ascii="Arial" w:hAnsi="Arial" w:cs="Arial"/>
-          <w:szCs w:val="22"/>
-        </w:rPr>
-        <w:t xml:space="preserve"> </w:t>
-      </w:r>
-      <w:r>
-        <w:rPr>
-          <w:rStyle w:val="FunctionTok"/>
-          <w:rFonts w:ascii="Arial" w:hAnsi="Arial" w:cs="Arial"/>
-          <w:szCs w:val="22"/>
-        </w:rPr>
-        <w:t>model_</w:t>
-      </w:r>
-      <w:proofErr w:type="gramStart"/>
-      <w:r>
-        <w:rPr>
-          <w:rStyle w:val="FunctionTok"/>
-          <w:rFonts w:ascii="Arial" w:hAnsi="Arial" w:cs="Arial"/>
-          <w:szCs w:val="22"/>
-        </w:rPr>
-        <w:t>parts</w:t>
-      </w:r>
-      <w:r>
-        <w:rPr>
-          <w:rStyle w:val="NormalTok"/>
-          <w:rFonts w:ascii="Arial" w:hAnsi="Arial" w:cs="Arial"/>
-          <w:szCs w:val="22"/>
-        </w:rPr>
-        <w:t>(</w:t>
-      </w:r>
-      <w:proofErr w:type="gramEnd"/>
-      <w:r>
-        <w:rPr>
-          <w:rStyle w:val="NormalTok"/>
-          <w:rFonts w:ascii="Arial" w:hAnsi="Arial" w:cs="Arial"/>
-          <w:szCs w:val="22"/>
-        </w:rPr>
-        <w:t xml:space="preserve">rndf_xplnr, </w:t>
-      </w:r>
-      <w:r>
-        <w:rPr>
-          <w:rFonts w:ascii="Arial" w:hAnsi="Arial" w:cs="Arial"/>
-          <w:sz w:val="22"/>
-          <w:szCs w:val="22"/>
-        </w:rPr>
-        <w:br/>
-      </w:r>
-      <w:r>
-        <w:rPr>
-          <w:rStyle w:val="NormalTok"/>
-          <w:rFonts w:ascii="Arial" w:hAnsi="Arial" w:cs="Arial"/>
-          <w:szCs w:val="22"/>
-        </w:rPr>
-        <w:t xml:space="preserve">                       </w:t>
-      </w:r>
-      <w:r>
-        <w:rPr>
-          <w:rStyle w:val="AttributeTok"/>
-          <w:rFonts w:ascii="Arial" w:hAnsi="Arial" w:cs="Arial"/>
-          <w:szCs w:val="22"/>
-        </w:rPr>
-        <w:t>B =</w:t>
-      </w:r>
-      <w:r>
-        <w:rPr>
-          <w:rStyle w:val="NormalTok"/>
-          <w:rFonts w:ascii="Arial" w:hAnsi="Arial" w:cs="Arial"/>
-          <w:szCs w:val="22"/>
-        </w:rPr>
-        <w:t xml:space="preserve"> </w:t>
-      </w:r>
-      <w:r>
-        <w:rPr>
-          <w:rStyle w:val="DecValTok"/>
-          <w:rFonts w:ascii="Arial" w:hAnsi="Arial" w:cs="Arial"/>
-          <w:szCs w:val="22"/>
-        </w:rPr>
-        <w:t>20</w:t>
-      </w:r>
-      <w:r>
-        <w:rPr>
-          <w:rStyle w:val="NormalTok"/>
-          <w:rFonts w:ascii="Arial" w:hAnsi="Arial" w:cs="Arial"/>
-          <w:szCs w:val="22"/>
-        </w:rPr>
-        <w:t xml:space="preserve">, </w:t>
-      </w:r>
-      <w:r>
-        <w:rPr>
-          <w:rStyle w:val="CommentTok"/>
-          <w:rFonts w:ascii="Arial" w:hAnsi="Arial" w:cs="Arial"/>
-          <w:szCs w:val="22"/>
-        </w:rPr>
-        <w:t># Number of permutations</w:t>
-      </w:r>
-      <w:r>
-        <w:rPr>
-          <w:rFonts w:ascii="Arial" w:hAnsi="Arial" w:cs="Arial"/>
-          <w:sz w:val="22"/>
-          <w:szCs w:val="22"/>
-        </w:rPr>
-        <w:br/>
-      </w:r>
-      <w:r>
-        <w:rPr>
-          <w:rStyle w:val="NormalTok"/>
-          <w:rFonts w:ascii="Arial" w:hAnsi="Arial" w:cs="Arial"/>
-          <w:szCs w:val="22"/>
-        </w:rPr>
         <w:t xml:space="preserve">                       </w:t>
       </w:r>
       <w:r>
@@ -8314,39 +8321,31 @@
           <w:rFonts w:ascii="Arial" w:hAnsi="Arial" w:cs="Arial"/>
           <w:szCs w:val="22"/>
         </w:rPr>
-        <w:t xml:space="preserve"> directional insights into how the variables influence the predictions. For example, even though permuting user_age increases the RMSE, I can’t tell whether this is because younger users are more likely to ghost others, or the opposite. The method tells me that the variable matters, but not how it affects the </w:t>
-      </w:r>
-      <w:r>
-        <w:rPr>
-          <w:rStyle w:val="CommentTok"/>
-          <w:rFonts w:ascii="Arial" w:hAnsi="Arial" w:cs="Arial"/>
+        <w:t xml:space="preserve"> directional insights into how the variables influence the predictions. For example, even though permuting user_age increases the RMSE, I can’t tell whether this is because younger users are more likely to ghost others, or the opposite. The method tells me that the variable matters, but not how it affects the outcome.</w:t>
+      </w:r>
+      <w:r>
+        <w:rPr>
+          <w:rFonts w:ascii="Arial" w:hAnsi="Arial" w:cs="Arial"/>
+          <w:sz w:val="22"/>
+          <w:szCs w:val="22"/>
+        </w:rPr>
+        <w:br/>
+      </w:r>
+      <w:r>
+        <w:rPr>
+          <w:rFonts w:ascii="Arial" w:hAnsi="Arial" w:cs="Arial"/>
+          <w:sz w:val="22"/>
+          <w:szCs w:val="22"/>
+        </w:rPr>
+        <w:br/>
+      </w:r>
+      <w:r>
+        <w:rPr>
+          <w:rFonts w:ascii="Arial" w:hAnsi="Arial" w:cs="Arial"/>
+          <w:sz w:val="22"/>
           <w:szCs w:val="22"/>
         </w:rPr>
         <w:lastRenderedPageBreak/>
-        <w:t>outcome.</w:t>
-      </w:r>
-      <w:r>
-        <w:rPr>
-          <w:rFonts w:ascii="Arial" w:hAnsi="Arial" w:cs="Arial"/>
-          <w:sz w:val="22"/>
-          <w:szCs w:val="22"/>
-        </w:rPr>
-        <w:br/>
-      </w:r>
-      <w:r>
-        <w:rPr>
-          <w:rFonts w:ascii="Arial" w:hAnsi="Arial" w:cs="Arial"/>
-          <w:sz w:val="22"/>
-          <w:szCs w:val="22"/>
-        </w:rPr>
-        <w:br/>
-      </w:r>
-      <w:r>
-        <w:rPr>
-          <w:rFonts w:ascii="Arial" w:hAnsi="Arial" w:cs="Arial"/>
-          <w:sz w:val="22"/>
-          <w:szCs w:val="22"/>
-        </w:rPr>
         <w:br/>
       </w:r>
       <w:r>

--- a/ML_FINAL.docx
+++ b/ML_FINAL.docx
@@ -102,8 +102,19 @@
           <w:szCs w:val="22"/>
           <w:rtl/>
         </w:rPr>
-        <w:t>את מאגר הנתונים לקחנו מתוך האתר kaggle</w:t>
-      </w:r>
+        <w:t xml:space="preserve">את מאגר הנתונים לקחנו מתוך האתר </w:t>
+      </w:r>
+      <w:proofErr w:type="spellStart"/>
+      <w:r>
+        <w:rPr>
+          <w:rFonts w:ascii="Arial" w:hAnsi="Arial" w:cs="Arial"/>
+          <w:sz w:val="22"/>
+          <w:szCs w:val="22"/>
+          <w:rtl/>
+        </w:rPr>
+        <w:t>kaggle</w:t>
+      </w:r>
+      <w:proofErr w:type="spellEnd"/>
       <w:r>
         <w:rPr>
           <w:rFonts w:ascii="Arial" w:hAnsi="Arial" w:cs="Arial"/>
@@ -174,16 +185,126 @@
           <w:szCs w:val="22"/>
           <w:rtl/>
         </w:rPr>
-        <w:t xml:space="preserve">סט הנתונים כולל מידע שנאסף מ-1,209 משתמשים באפליקציית טינדר, ומכיל 31 עמודות המתארות פרטים דמוגרפיים והתנהגותיים: למשל מספר פתיחות של האפליקציה (sum_app_opens) מספר ימים בהם המשתמש פעיל (no_of_days) מספר ההתכתבויות הכללי (nrOfConversations) וכדומה.עבודה זו תבחן האם </w:t>
-      </w:r>
-      <w:r>
-        <w:rPr>
-          <w:rFonts w:ascii="Arial" w:hAnsi="Arial" w:cs="Arial"/>
-          <w:sz w:val="22"/>
-          <w:szCs w:val="22"/>
-          <w:rtl/>
-        </w:rPr>
-        <w:t>מספר פעמי ה</w:t>
+        <w:t xml:space="preserve">סט הנתונים כולל מידע שנאסף מ-1,209 משתמשים באפליקציית </w:t>
+      </w:r>
+      <w:proofErr w:type="spellStart"/>
+      <w:r>
+        <w:rPr>
+          <w:rFonts w:ascii="Arial" w:hAnsi="Arial" w:cs="Arial"/>
+          <w:sz w:val="22"/>
+          <w:szCs w:val="22"/>
+          <w:rtl/>
+        </w:rPr>
+        <w:t>טינדר</w:t>
+      </w:r>
+      <w:proofErr w:type="spellEnd"/>
+      <w:r>
+        <w:rPr>
+          <w:rFonts w:ascii="Arial" w:hAnsi="Arial" w:cs="Arial"/>
+          <w:sz w:val="22"/>
+          <w:szCs w:val="22"/>
+          <w:rtl/>
+        </w:rPr>
+        <w:t>, ומכיל 31 עמודות המתארות פרטים דמוגרפיים והתנהגותיים: למשל מספר פתיחות של האפליקציה (</w:t>
+      </w:r>
+      <w:proofErr w:type="spellStart"/>
+      <w:r>
+        <w:rPr>
+          <w:rFonts w:ascii="Arial" w:hAnsi="Arial" w:cs="Arial"/>
+          <w:sz w:val="22"/>
+          <w:szCs w:val="22"/>
+          <w:rtl/>
+        </w:rPr>
+        <w:t>sum_app_opens</w:t>
+      </w:r>
+      <w:proofErr w:type="spellEnd"/>
+      <w:r>
+        <w:rPr>
+          <w:rFonts w:ascii="Arial" w:hAnsi="Arial" w:cs="Arial"/>
+          <w:sz w:val="22"/>
+          <w:szCs w:val="22"/>
+          <w:rtl/>
+        </w:rPr>
+        <w:t>) מספר ימים בהם המשתמש פעיל (</w:t>
+      </w:r>
+      <w:proofErr w:type="spellStart"/>
+      <w:r>
+        <w:rPr>
+          <w:rFonts w:ascii="Arial" w:hAnsi="Arial" w:cs="Arial"/>
+          <w:sz w:val="22"/>
+          <w:szCs w:val="22"/>
+          <w:rtl/>
+        </w:rPr>
+        <w:t>no_of_days</w:t>
+      </w:r>
+      <w:proofErr w:type="spellEnd"/>
+      <w:r>
+        <w:rPr>
+          <w:rFonts w:ascii="Arial" w:hAnsi="Arial" w:cs="Arial"/>
+          <w:sz w:val="22"/>
+          <w:szCs w:val="22"/>
+          <w:rtl/>
+        </w:rPr>
+        <w:t>) מספר ההתכתבויות הכללי (</w:t>
+      </w:r>
+      <w:proofErr w:type="spellStart"/>
+      <w:r>
+        <w:rPr>
+          <w:rFonts w:ascii="Arial" w:hAnsi="Arial" w:cs="Arial"/>
+          <w:sz w:val="22"/>
+          <w:szCs w:val="22"/>
+          <w:rtl/>
+        </w:rPr>
+        <w:t>nrOfConversations</w:t>
+      </w:r>
+      <w:proofErr w:type="spellEnd"/>
+      <w:r>
+        <w:rPr>
+          <w:rFonts w:ascii="Arial" w:hAnsi="Arial" w:cs="Arial"/>
+          <w:sz w:val="22"/>
+          <w:szCs w:val="22"/>
+          <w:rtl/>
+        </w:rPr>
+        <w:t xml:space="preserve">) </w:t>
+      </w:r>
+      <w:proofErr w:type="spellStart"/>
+      <w:r>
+        <w:rPr>
+          <w:rFonts w:ascii="Arial" w:hAnsi="Arial" w:cs="Arial"/>
+          <w:sz w:val="22"/>
+          <w:szCs w:val="22"/>
+          <w:rtl/>
+        </w:rPr>
+        <w:t>וכדומה.עבודה</w:t>
+      </w:r>
+      <w:proofErr w:type="spellEnd"/>
+      <w:r>
+        <w:rPr>
+          <w:rFonts w:ascii="Arial" w:hAnsi="Arial" w:cs="Arial"/>
+          <w:sz w:val="22"/>
+          <w:szCs w:val="22"/>
+          <w:rtl/>
+        </w:rPr>
+        <w:t xml:space="preserve"> זו תבחן האם </w:t>
+      </w:r>
+      <w:r>
+        <w:rPr>
+          <w:rFonts w:ascii="Arial" w:hAnsi="Arial" w:cs="Arial"/>
+          <w:sz w:val="22"/>
+          <w:szCs w:val="22"/>
+          <w:rtl/>
+        </w:rPr>
+        <w:t xml:space="preserve">מספר פעמי </w:t>
+      </w:r>
+      <w:proofErr w:type="spellStart"/>
+      <w:r>
+        <w:rPr>
+          <w:rFonts w:ascii="Arial" w:hAnsi="Arial" w:cs="Arial"/>
+          <w:sz w:val="22"/>
+          <w:szCs w:val="22"/>
+          <w:rtl/>
+        </w:rPr>
+        <w:t>ה</w:t>
       </w:r>
       <w:r>
         <w:rPr>
@@ -194,6 +315,7 @@
         </w:rPr>
         <w:t>גוסטינג</w:t>
       </w:r>
+      <w:proofErr w:type="spellEnd"/>
       <w:r>
         <w:rPr>
           <w:rFonts w:ascii="Arial" w:hAnsi="Arial" w:cs="Arial"/>
@@ -247,6 +369,7 @@
         </w:rPr>
         <w:t>(</w:t>
       </w:r>
+      <w:proofErr w:type="spellStart"/>
       <w:r>
         <w:rPr>
           <w:rFonts w:ascii="Arial" w:hAnsi="Arial" w:cs="Arial"/>
@@ -255,6 +378,7 @@
         </w:rPr>
         <w:t>nrOfGhostingsAfterInitialMessage</w:t>
       </w:r>
+      <w:proofErr w:type="spellEnd"/>
       <w:r>
         <w:rPr>
           <w:rFonts w:ascii="Arial" w:hAnsi="Arial" w:cs="Arial"/>
@@ -346,8 +470,18 @@
           <w:sz w:val="22"/>
           <w:szCs w:val="22"/>
         </w:rPr>
-        <w:t xml:space="preserve"> sum_app_opens</w:t>
-      </w:r>
+        <w:t xml:space="preserve"> </w:t>
+      </w:r>
+      <w:proofErr w:type="spellStart"/>
+      <w:r>
+        <w:rPr>
+          <w:rFonts w:ascii="Arial" w:hAnsi="Arial" w:cs="Arial"/>
+          <w:sz w:val="22"/>
+          <w:szCs w:val="22"/>
+        </w:rPr>
+        <w:t>sum_app_opens</w:t>
+      </w:r>
+      <w:proofErr w:type="spellEnd"/>
       <w:r>
         <w:rPr>
           <w:rFonts w:ascii="Arial" w:hAnsi="Arial" w:cs="Arial"/>
@@ -374,6 +508,7 @@
         </w:rPr>
         <w:t>׳</w:t>
       </w:r>
+      <w:proofErr w:type="spellStart"/>
       <w:r>
         <w:rPr>
           <w:rFonts w:ascii="Arial" w:hAnsi="Arial" w:cs="Arial"/>
@@ -382,6 +517,7 @@
         </w:rPr>
         <w:t>swipe_likes</w:t>
       </w:r>
+      <w:proofErr w:type="spellEnd"/>
       <w:r>
         <w:rPr>
           <w:rFonts w:ascii="Arial" w:hAnsi="Arial" w:cs="Arial"/>
@@ -408,6 +544,7 @@
         </w:rPr>
         <w:t>, ׳</w:t>
       </w:r>
+      <w:proofErr w:type="spellStart"/>
       <w:r>
         <w:rPr>
           <w:rFonts w:ascii="Arial" w:hAnsi="Arial" w:cs="Arial"/>
@@ -416,6 +553,7 @@
         </w:rPr>
         <w:t>swipe_passes</w:t>
       </w:r>
+      <w:proofErr w:type="spellEnd"/>
       <w:r>
         <w:rPr>
           <w:rFonts w:ascii="Arial" w:hAnsi="Arial" w:cs="Arial"/>
@@ -515,8 +653,18 @@
           <w:sz w:val="22"/>
           <w:szCs w:val="22"/>
         </w:rPr>
-        <w:t xml:space="preserve"> medianConversationLength</w:t>
-      </w:r>
+        <w:t xml:space="preserve"> </w:t>
+      </w:r>
+      <w:proofErr w:type="spellStart"/>
+      <w:r>
+        <w:rPr>
+          <w:rFonts w:ascii="Arial" w:hAnsi="Arial" w:cs="Arial"/>
+          <w:sz w:val="22"/>
+          <w:szCs w:val="22"/>
+        </w:rPr>
+        <w:t>medianConversationLength</w:t>
+      </w:r>
+      <w:proofErr w:type="spellEnd"/>
       <w:r>
         <w:rPr>
           <w:rFonts w:ascii="Arial" w:hAnsi="Arial" w:cs="Arial"/>
@@ -533,8 +681,29 @@
           <w:szCs w:val="22"/>
           <w:rtl/>
         </w:rPr>
-        <w:t xml:space="preserve">  בנוסף על כך, יצרנו את משתנה בינארי אשר מעיד האם המשתמש הוא הטראוסקסואלי או לא, בשם </w:t>
-      </w:r>
+        <w:t xml:space="preserve">  בנוסף על כך, יצרנו את משתנה בינארי אשר מעיד האם המשתמש הוא </w:t>
+      </w:r>
+      <w:proofErr w:type="spellStart"/>
+      <w:r>
+        <w:rPr>
+          <w:rFonts w:ascii="Arial" w:hAnsi="Arial" w:cs="Arial"/>
+          <w:sz w:val="22"/>
+          <w:szCs w:val="22"/>
+          <w:rtl/>
+        </w:rPr>
+        <w:t>הטראוסקסואלי</w:t>
+      </w:r>
+      <w:proofErr w:type="spellEnd"/>
+      <w:r>
+        <w:rPr>
+          <w:rFonts w:ascii="Arial" w:hAnsi="Arial" w:cs="Arial"/>
+          <w:sz w:val="22"/>
+          <w:szCs w:val="22"/>
+          <w:rtl/>
+        </w:rPr>
+        <w:t xml:space="preserve"> או לא, בשם </w:t>
+      </w:r>
+      <w:proofErr w:type="spellStart"/>
       <w:r>
         <w:rPr>
           <w:rFonts w:ascii="Arial" w:hAnsi="Arial" w:cs="Arial"/>
@@ -543,6 +712,7 @@
         </w:rPr>
         <w:t>hetero_sx</w:t>
       </w:r>
+      <w:proofErr w:type="spellEnd"/>
       <w:r>
         <w:rPr>
           <w:rFonts w:ascii="Arial" w:hAnsi="Arial" w:cs="Arial"/>
@@ -552,6 +722,7 @@
         </w:rPr>
         <w:t xml:space="preserve">, והסרנו את המשתנה </w:t>
       </w:r>
+      <w:proofErr w:type="spellStart"/>
       <w:r>
         <w:rPr>
           <w:rFonts w:ascii="Arial" w:hAnsi="Arial" w:cs="Arial"/>
@@ -560,6 +731,7 @@
         </w:rPr>
         <w:t>interestedIn</w:t>
       </w:r>
+      <w:proofErr w:type="spellEnd"/>
       <w:r>
         <w:rPr>
           <w:rFonts w:ascii="Arial" w:hAnsi="Arial" w:cs="Arial"/>
@@ -625,7 +797,25 @@
           <w:sz w:val="22"/>
           <w:szCs w:val="22"/>
         </w:rPr>
-        <w:t>'ageFilterMax'</w:t>
+        <w:t>'</w:t>
+      </w:r>
+      <w:proofErr w:type="spellStart"/>
+      <w:r>
+        <w:rPr>
+          <w:rFonts w:ascii="Arial" w:hAnsi="Arial" w:cs="Arial"/>
+          <w:sz w:val="22"/>
+          <w:szCs w:val="22"/>
+        </w:rPr>
+        <w:t>ageFilterMax</w:t>
+      </w:r>
+      <w:proofErr w:type="spellEnd"/>
+      <w:r>
+        <w:rPr>
+          <w:rFonts w:ascii="Arial" w:hAnsi="Arial" w:cs="Arial"/>
+          <w:sz w:val="22"/>
+          <w:szCs w:val="22"/>
+        </w:rPr>
+        <w:t>'</w:t>
       </w:r>
       <w:r>
         <w:rPr>
@@ -679,7 +869,25 @@
           <w:sz w:val="22"/>
           <w:szCs w:val="22"/>
         </w:rPr>
-        <w:t xml:space="preserve"> nrOfGhostingsAfterInitialMessage </w:t>
+        <w:t xml:space="preserve"> </w:t>
+      </w:r>
+      <w:proofErr w:type="spellStart"/>
+      <w:r>
+        <w:rPr>
+          <w:rFonts w:ascii="Arial" w:hAnsi="Arial" w:cs="Arial"/>
+          <w:sz w:val="22"/>
+          <w:szCs w:val="22"/>
+        </w:rPr>
+        <w:t>nrOfGhostingsAfterInitialMessage</w:t>
+      </w:r>
+      <w:proofErr w:type="spellEnd"/>
+      <w:r>
+        <w:rPr>
+          <w:rFonts w:ascii="Arial" w:hAnsi="Arial" w:cs="Arial"/>
+          <w:sz w:val="22"/>
+          <w:szCs w:val="22"/>
+        </w:rPr>
+        <w:t xml:space="preserve"> </w:t>
       </w:r>
       <w:r>
         <w:rPr>
@@ -977,6 +1185,7 @@
         </w:rPr>
         <w:t xml:space="preserve"> בין ה-</w:t>
       </w:r>
+      <w:proofErr w:type="spellStart"/>
       <w:r>
         <w:rPr>
           <w:rStyle w:val="CommentTok"/>
@@ -987,6 +1196,7 @@
         </w:rPr>
         <w:t>jobTitle</w:t>
       </w:r>
+      <w:proofErr w:type="spellEnd"/>
       <w:r>
         <w:rPr>
           <w:rStyle w:val="CommentTok"/>
@@ -1058,7 +1268,19 @@
           <w:shd w:val="clear" w:color="auto" w:fill="auto"/>
           <w:rtl/>
         </w:rPr>
-        <w:t>לציון כי ההחלטה זו הקטינה לנו משמעותית את גודל סט הנתונים שלנו (ל-576 משתמשים שדה זה היה ריק) והותירה אותנו עם 335 בלבד. נדון בהיבט זה בסוף העבודה לאחר ש</w:t>
+        <w:t xml:space="preserve">לציון כי ההחלטה זו הקטינה לנו משמעותית את גודל סט הנתונים שלנו (ל-576 משתמשים שדה זה היה ריק) והותירה אותנו עם 335 בלבד. נדון בהיבט זה בסוף העבודה לאחר </w:t>
+      </w:r>
+      <w:proofErr w:type="spellStart"/>
+      <w:r>
+        <w:rPr>
+          <w:rStyle w:val="CommentTok"/>
+          <w:rFonts w:ascii="Arial" w:hAnsi="Arial" w:cs="Arial"/>
+          <w:color w:val="auto"/>
+          <w:szCs w:val="22"/>
+          <w:shd w:val="clear" w:color="auto" w:fill="auto"/>
+          <w:rtl/>
+        </w:rPr>
+        <w:t>ש</w:t>
       </w:r>
       <w:r>
         <w:rPr>
@@ -1080,7 +1302,19 @@
           <w:shd w:val="clear" w:color="auto" w:fill="auto"/>
           <w:rtl/>
         </w:rPr>
-        <w:t xml:space="preserve">אמוד את מידת התרומה של משתנה זה לניבוי. </w:t>
+        <w:t>אמוד</w:t>
+      </w:r>
+      <w:proofErr w:type="spellEnd"/>
+      <w:r>
+        <w:rPr>
+          <w:rStyle w:val="CommentTok"/>
+          <w:rFonts w:ascii="Arial" w:hAnsi="Arial" w:cs="Arial"/>
+          <w:color w:val="auto"/>
+          <w:szCs w:val="22"/>
+          <w:shd w:val="clear" w:color="auto" w:fill="auto"/>
+          <w:rtl/>
+        </w:rPr>
+        <w:t xml:space="preserve"> את מידת התרומה של משתנה זה לניבוי. </w:t>
       </w:r>
       <w:r>
         <w:rPr>
@@ -1118,6 +1352,7 @@
         </w:rPr>
         <w:t xml:space="preserve">תחת ההנחה כי משתמשים שערכם במשתנה </w:t>
       </w:r>
+      <w:proofErr w:type="spellStart"/>
       <w:r>
         <w:rPr>
           <w:rStyle w:val="CommentTok"/>
@@ -1128,6 +1363,7 @@
         </w:rPr>
         <w:t>jobTitle</w:t>
       </w:r>
+      <w:proofErr w:type="spellEnd"/>
       <w:r>
         <w:rPr>
           <w:rStyle w:val="CommentTok"/>
@@ -1256,6 +1492,7 @@
         </w:rPr>
         <w:t xml:space="preserve">. המודל שבחרנו הוא מסוג </w:t>
       </w:r>
+      <w:proofErr w:type="spellStart"/>
       <w:r>
         <w:rPr>
           <w:rStyle w:val="NormalTok"/>
@@ -1264,6 +1501,7 @@
         </w:rPr>
         <w:t>GloVe</w:t>
       </w:r>
+      <w:proofErr w:type="spellEnd"/>
       <w:r>
         <w:rPr>
           <w:rStyle w:val="CommentTok"/>
@@ -1374,8 +1612,18 @@
           <w:rFonts w:ascii="Arial" w:hAnsi="Arial" w:cs="Arial"/>
           <w:szCs w:val="22"/>
         </w:rPr>
-        <w:t xml:space="preserve"> GloVe</w:t>
-      </w:r>
+        <w:t xml:space="preserve"> </w:t>
+      </w:r>
+      <w:proofErr w:type="spellStart"/>
+      <w:r>
+        <w:rPr>
+          <w:rStyle w:val="NormalTok"/>
+          <w:rFonts w:ascii="Arial" w:hAnsi="Arial" w:cs="Arial"/>
+          <w:szCs w:val="22"/>
+        </w:rPr>
+        <w:t>GloVe</w:t>
+      </w:r>
+      <w:proofErr w:type="spellEnd"/>
       <w:r>
         <w:rPr>
           <w:rStyle w:val="CommentTok"/>
@@ -1393,7 +1641,61 @@
           <w:rFonts w:ascii="Arial" w:hAnsi="Arial" w:cs="Arial"/>
           <w:szCs w:val="22"/>
         </w:rPr>
-        <w:t>"programmerare", "salesperon" "rechtsreferendar".</w:t>
+        <w:t>"</w:t>
+      </w:r>
+      <w:proofErr w:type="spellStart"/>
+      <w:r>
+        <w:rPr>
+          <w:rStyle w:val="CommentTok"/>
+          <w:rFonts w:ascii="Arial" w:hAnsi="Arial" w:cs="Arial"/>
+          <w:szCs w:val="22"/>
+        </w:rPr>
+        <w:t>programmerare</w:t>
+      </w:r>
+      <w:proofErr w:type="spellEnd"/>
+      <w:r>
+        <w:rPr>
+          <w:rStyle w:val="CommentTok"/>
+          <w:rFonts w:ascii="Arial" w:hAnsi="Arial" w:cs="Arial"/>
+          <w:szCs w:val="22"/>
+        </w:rPr>
+        <w:t>", "</w:t>
+      </w:r>
+      <w:proofErr w:type="spellStart"/>
+      <w:r>
+        <w:rPr>
+          <w:rStyle w:val="CommentTok"/>
+          <w:rFonts w:ascii="Arial" w:hAnsi="Arial" w:cs="Arial"/>
+          <w:szCs w:val="22"/>
+        </w:rPr>
+        <w:t>salesperon</w:t>
+      </w:r>
+      <w:proofErr w:type="spellEnd"/>
+      <w:r>
+        <w:rPr>
+          <w:rStyle w:val="CommentTok"/>
+          <w:rFonts w:ascii="Arial" w:hAnsi="Arial" w:cs="Arial"/>
+          <w:szCs w:val="22"/>
+        </w:rPr>
+        <w:t>" "</w:t>
+      </w:r>
+      <w:proofErr w:type="spellStart"/>
+      <w:r>
+        <w:rPr>
+          <w:rStyle w:val="CommentTok"/>
+          <w:rFonts w:ascii="Arial" w:hAnsi="Arial" w:cs="Arial"/>
+          <w:szCs w:val="22"/>
+        </w:rPr>
+        <w:t>rechtsreferendar</w:t>
+      </w:r>
+      <w:proofErr w:type="spellEnd"/>
+      <w:r>
+        <w:rPr>
+          <w:rStyle w:val="CommentTok"/>
+          <w:rFonts w:ascii="Arial" w:hAnsi="Arial" w:cs="Arial"/>
+          <w:szCs w:val="22"/>
+        </w:rPr>
+        <w:t>".</w:t>
       </w:r>
       <w:r>
         <w:rPr>
@@ -2065,7 +2367,31 @@
           <w:shd w:val="clear" w:color="auto" w:fill="auto"/>
           <w:rtl/>
         </w:rPr>
-        <w:t xml:space="preserve"> אנו נאמוד את שלושת המודלים בעזרת </w:t>
+        <w:t xml:space="preserve"> אנו </w:t>
+      </w:r>
+      <w:proofErr w:type="spellStart"/>
+      <w:r>
+        <w:rPr>
+          <w:rStyle w:val="CommentTok"/>
+          <w:rFonts w:ascii="Arial" w:hAnsi="Arial" w:cs="Arial" w:hint="cs"/>
+          <w:color w:val="auto"/>
+          <w:szCs w:val="22"/>
+          <w:shd w:val="clear" w:color="auto" w:fill="auto"/>
+          <w:rtl/>
+        </w:rPr>
+        <w:t>נאמוד</w:t>
+      </w:r>
+      <w:proofErr w:type="spellEnd"/>
+      <w:r>
+        <w:rPr>
+          <w:rStyle w:val="CommentTok"/>
+          <w:rFonts w:ascii="Arial" w:hAnsi="Arial" w:cs="Arial" w:hint="cs"/>
+          <w:color w:val="auto"/>
+          <w:szCs w:val="22"/>
+          <w:shd w:val="clear" w:color="auto" w:fill="auto"/>
+          <w:rtl/>
+        </w:rPr>
+        <w:t xml:space="preserve"> את שלושת המודלים בעזרת </w:t>
       </w:r>
       <w:r>
         <w:rPr>
@@ -2172,7 +2498,31 @@
           <w:shd w:val="clear" w:color="auto" w:fill="auto"/>
           <w:rtl/>
         </w:rPr>
-        <w:t xml:space="preserve">המתכון ישאר קבוע עבור כלל המודלים בהם הורדנו משתנים שלא מעניינים אותנו </w:t>
+        <w:t xml:space="preserve">המתכון </w:t>
+      </w:r>
+      <w:proofErr w:type="spellStart"/>
+      <w:r>
+        <w:rPr>
+          <w:rStyle w:val="CommentTok"/>
+          <w:rFonts w:ascii="Arial" w:hAnsi="Arial" w:cs="Arial" w:hint="cs"/>
+          <w:color w:val="auto"/>
+          <w:szCs w:val="22"/>
+          <w:shd w:val="clear" w:color="auto" w:fill="auto"/>
+          <w:rtl/>
+        </w:rPr>
+        <w:t>ישאר</w:t>
+      </w:r>
+      <w:proofErr w:type="spellEnd"/>
+      <w:r>
+        <w:rPr>
+          <w:rStyle w:val="CommentTok"/>
+          <w:rFonts w:ascii="Arial" w:hAnsi="Arial" w:cs="Arial" w:hint="cs"/>
+          <w:color w:val="auto"/>
+          <w:szCs w:val="22"/>
+          <w:shd w:val="clear" w:color="auto" w:fill="auto"/>
+          <w:rtl/>
+        </w:rPr>
+        <w:t xml:space="preserve"> קבוע עבור כלל המודלים בהם הורדנו משתנים שלא מעניינים אותנו </w:t>
       </w:r>
       <w:r>
         <w:rPr>
@@ -2191,46 +2541,66 @@
         </w:rPr>
         <w:t xml:space="preserve"> </w:t>
       </w:r>
+      <w:proofErr w:type="spellStart"/>
       <w:r>
         <w:rPr>
           <w:rStyle w:val="NormalTok"/>
           <w:rFonts w:ascii="Arial" w:hAnsi="Arial" w:cs="Arial"/>
           <w:szCs w:val="22"/>
         </w:rPr>
-        <w:t>cityName,</w:t>
-      </w:r>
-      <w:r>
-        <w:rPr>
-          <w:rFonts w:ascii="Arial" w:hAnsi="Arial" w:cs="Arial" w:hint="cs"/>
-          <w:sz w:val="22"/>
-          <w:szCs w:val="22"/>
-          <w:rtl/>
-        </w:rPr>
-        <w:t xml:space="preserve"> </w:t>
-      </w:r>
+        <w:t>cityName</w:t>
+      </w:r>
+      <w:proofErr w:type="spellEnd"/>
       <w:r>
         <w:rPr>
           <w:rStyle w:val="NormalTok"/>
           <w:rFonts w:ascii="Arial" w:hAnsi="Arial" w:cs="Arial"/>
           <w:szCs w:val="22"/>
         </w:rPr>
-        <w:t>createDate,</w:t>
-      </w:r>
-      <w:r>
-        <w:rPr>
-          <w:rFonts w:ascii="Arial" w:hAnsi="Arial" w:cs="Arial" w:hint="cs"/>
-          <w:sz w:val="22"/>
-          <w:szCs w:val="22"/>
-          <w:rtl/>
-        </w:rPr>
-        <w:t xml:space="preserve"> </w:t>
-      </w:r>
+        <w:t>,</w:t>
+      </w:r>
+      <w:r>
+        <w:rPr>
+          <w:rFonts w:ascii="Arial" w:hAnsi="Arial" w:cs="Arial" w:hint="cs"/>
+          <w:sz w:val="22"/>
+          <w:szCs w:val="22"/>
+          <w:rtl/>
+        </w:rPr>
+        <w:t xml:space="preserve"> </w:t>
+      </w:r>
+      <w:proofErr w:type="spellStart"/>
       <w:r>
         <w:rPr>
           <w:rStyle w:val="NormalTok"/>
           <w:rFonts w:ascii="Arial" w:hAnsi="Arial" w:cs="Arial"/>
           <w:szCs w:val="22"/>
         </w:rPr>
+        <w:t>createDate</w:t>
+      </w:r>
+      <w:proofErr w:type="spellEnd"/>
+      <w:r>
+        <w:rPr>
+          <w:rStyle w:val="NormalTok"/>
+          <w:rFonts w:ascii="Arial" w:hAnsi="Arial" w:cs="Arial"/>
+          <w:szCs w:val="22"/>
+        </w:rPr>
+        <w:t>,</w:t>
+      </w:r>
+      <w:r>
+        <w:rPr>
+          <w:rFonts w:ascii="Arial" w:hAnsi="Arial" w:cs="Arial" w:hint="cs"/>
+          <w:sz w:val="22"/>
+          <w:szCs w:val="22"/>
+          <w:rtl/>
+        </w:rPr>
+        <w:t xml:space="preserve"> </w:t>
+      </w:r>
+      <w:r>
+        <w:rPr>
+          <w:rStyle w:val="NormalTok"/>
+          <w:rFonts w:ascii="Arial" w:hAnsi="Arial" w:cs="Arial"/>
+          <w:szCs w:val="22"/>
+        </w:rPr>
         <w:t>education,</w:t>
       </w:r>
       <w:r>
@@ -2242,46 +2612,66 @@
         </w:rPr>
         <w:t xml:space="preserve"> </w:t>
       </w:r>
+      <w:proofErr w:type="spellStart"/>
       <w:r>
         <w:rPr>
           <w:rStyle w:val="NormalTok"/>
           <w:rFonts w:ascii="Arial" w:hAnsi="Arial" w:cs="Arial"/>
           <w:szCs w:val="22"/>
         </w:rPr>
-        <w:t>jobTitle,</w:t>
-      </w:r>
-      <w:r>
-        <w:rPr>
-          <w:rFonts w:ascii="Arial" w:hAnsi="Arial" w:cs="Arial" w:hint="cs"/>
-          <w:sz w:val="22"/>
-          <w:szCs w:val="22"/>
-          <w:rtl/>
-        </w:rPr>
-        <w:t xml:space="preserve"> </w:t>
-      </w:r>
+        <w:t>jobTitle</w:t>
+      </w:r>
+      <w:proofErr w:type="spellEnd"/>
       <w:r>
         <w:rPr>
           <w:rStyle w:val="NormalTok"/>
           <w:rFonts w:ascii="Arial" w:hAnsi="Arial" w:cs="Arial"/>
           <w:szCs w:val="22"/>
         </w:rPr>
-        <w:t>X_id,</w:t>
-      </w:r>
-      <w:r>
-        <w:rPr>
-          <w:rFonts w:ascii="Arial" w:hAnsi="Arial" w:cs="Arial" w:hint="cs"/>
-          <w:sz w:val="22"/>
-          <w:szCs w:val="22"/>
-          <w:rtl/>
-        </w:rPr>
-        <w:t xml:space="preserve"> </w:t>
-      </w:r>
+        <w:t>,</w:t>
+      </w:r>
+      <w:r>
+        <w:rPr>
+          <w:rFonts w:ascii="Arial" w:hAnsi="Arial" w:cs="Arial" w:hint="cs"/>
+          <w:sz w:val="22"/>
+          <w:szCs w:val="22"/>
+          <w:rtl/>
+        </w:rPr>
+        <w:t xml:space="preserve"> </w:t>
+      </w:r>
+      <w:proofErr w:type="spellStart"/>
       <w:r>
         <w:rPr>
           <w:rStyle w:val="NormalTok"/>
           <w:rFonts w:ascii="Arial" w:hAnsi="Arial" w:cs="Arial"/>
           <w:szCs w:val="22"/>
         </w:rPr>
+        <w:t>X_id</w:t>
+      </w:r>
+      <w:proofErr w:type="spellEnd"/>
+      <w:r>
+        <w:rPr>
+          <w:rStyle w:val="NormalTok"/>
+          <w:rFonts w:ascii="Arial" w:hAnsi="Arial" w:cs="Arial"/>
+          <w:szCs w:val="22"/>
+        </w:rPr>
+        <w:t>,</w:t>
+      </w:r>
+      <w:r>
+        <w:rPr>
+          <w:rFonts w:ascii="Arial" w:hAnsi="Arial" w:cs="Arial" w:hint="cs"/>
+          <w:sz w:val="22"/>
+          <w:szCs w:val="22"/>
+          <w:rtl/>
+        </w:rPr>
+        <w:t xml:space="preserve"> </w:t>
+      </w:r>
+      <w:r>
+        <w:rPr>
+          <w:rStyle w:val="NormalTok"/>
+          <w:rFonts w:ascii="Arial" w:hAnsi="Arial" w:cs="Arial"/>
+          <w:szCs w:val="22"/>
+        </w:rPr>
         <w:t>birthdate</w:t>
       </w:r>
       <w:r>
@@ -2323,6 +2713,7 @@
         </w:rPr>
         <w:t xml:space="preserve"> </w:t>
       </w:r>
+      <w:proofErr w:type="spellStart"/>
       <w:r>
         <w:rPr>
           <w:rStyle w:val="NormalTok"/>
@@ -2331,6 +2722,7 @@
         </w:rPr>
         <w:t>jobTitle</w:t>
       </w:r>
+      <w:proofErr w:type="spellEnd"/>
       <w:r>
         <w:rPr>
           <w:rStyle w:val="NormalTok"/>
@@ -2395,8 +2787,21 @@
           <w:shd w:val="clear" w:color="auto" w:fill="auto"/>
           <w:rtl/>
         </w:rPr>
-        <w:t>בנוסף על כך יצרנו משתני דמה עבור המשתנים הקטגוריאלים</w:t>
-      </w:r>
+        <w:t xml:space="preserve">בנוסף על כך יצרנו משתני דמה עבור המשתנים </w:t>
+      </w:r>
+      <w:proofErr w:type="spellStart"/>
+      <w:r>
+        <w:rPr>
+          <w:rStyle w:val="CommentTok"/>
+          <w:rFonts w:ascii="Arial" w:hAnsi="Arial" w:cs="Arial" w:hint="cs"/>
+          <w:color w:val="auto"/>
+          <w:szCs w:val="22"/>
+          <w:shd w:val="clear" w:color="auto" w:fill="auto"/>
+          <w:rtl/>
+        </w:rPr>
+        <w:t>הקטגוריאלים</w:t>
+      </w:r>
+      <w:proofErr w:type="spellEnd"/>
       <w:r>
         <w:rPr>
           <w:rStyle w:val="CommentTok"/>
@@ -2408,29 +2813,39 @@
         </w:rPr>
         <w:t xml:space="preserve"> : </w:t>
       </w:r>
+      <w:proofErr w:type="spellStart"/>
       <w:r>
         <w:rPr>
           <w:rStyle w:val="NormalTok"/>
           <w:rFonts w:ascii="Arial" w:hAnsi="Arial" w:cs="Arial"/>
           <w:szCs w:val="22"/>
         </w:rPr>
-        <w:t>spotify,</w:t>
-      </w:r>
-      <w:r>
-        <w:rPr>
-          <w:rFonts w:ascii="Arial" w:hAnsi="Arial" w:cs="Arial" w:hint="cs"/>
-          <w:sz w:val="22"/>
-          <w:szCs w:val="22"/>
-          <w:rtl/>
-        </w:rPr>
-        <w:t xml:space="preserve"> </w:t>
-      </w:r>
+        <w:t>spotify</w:t>
+      </w:r>
+      <w:proofErr w:type="spellEnd"/>
       <w:r>
         <w:rPr>
           <w:rStyle w:val="NormalTok"/>
           <w:rFonts w:ascii="Arial" w:hAnsi="Arial" w:cs="Arial"/>
           <w:szCs w:val="22"/>
         </w:rPr>
+        <w:t>,</w:t>
+      </w:r>
+      <w:r>
+        <w:rPr>
+          <w:rFonts w:ascii="Arial" w:hAnsi="Arial" w:cs="Arial" w:hint="cs"/>
+          <w:sz w:val="22"/>
+          <w:szCs w:val="22"/>
+          <w:rtl/>
+        </w:rPr>
+        <w:t xml:space="preserve"> </w:t>
+      </w:r>
+      <w:r>
+        <w:rPr>
+          <w:rStyle w:val="NormalTok"/>
+          <w:rFonts w:ascii="Arial" w:hAnsi="Arial" w:cs="Arial"/>
+          <w:szCs w:val="22"/>
+        </w:rPr>
         <w:t>gender,</w:t>
       </w:r>
       <w:r>
@@ -2442,31 +2857,43 @@
         </w:rPr>
         <w:t xml:space="preserve"> </w:t>
       </w:r>
+      <w:proofErr w:type="spellStart"/>
       <w:r>
         <w:rPr>
           <w:rStyle w:val="NormalTok"/>
           <w:rFonts w:ascii="Arial" w:hAnsi="Arial" w:cs="Arial"/>
           <w:szCs w:val="22"/>
         </w:rPr>
-        <w:t>instagram,</w:t>
-      </w:r>
-      <w:r>
-        <w:rPr>
-          <w:rFonts w:ascii="Arial" w:hAnsi="Arial" w:cs="Arial" w:hint="cs"/>
-          <w:sz w:val="22"/>
-          <w:szCs w:val="22"/>
-          <w:rtl/>
-        </w:rPr>
-        <w:t xml:space="preserve"> </w:t>
-      </w:r>
+        <w:t>instagram</w:t>
+      </w:r>
+      <w:proofErr w:type="spellEnd"/>
       <w:r>
         <w:rPr>
           <w:rStyle w:val="NormalTok"/>
           <w:rFonts w:ascii="Arial" w:hAnsi="Arial" w:cs="Arial"/>
           <w:szCs w:val="22"/>
         </w:rPr>
+        <w:t>,</w:t>
+      </w:r>
+      <w:r>
+        <w:rPr>
+          <w:rFonts w:ascii="Arial" w:hAnsi="Arial" w:cs="Arial" w:hint="cs"/>
+          <w:sz w:val="22"/>
+          <w:szCs w:val="22"/>
+          <w:rtl/>
+        </w:rPr>
+        <w:t xml:space="preserve"> </w:t>
+      </w:r>
+      <w:proofErr w:type="spellStart"/>
+      <w:r>
+        <w:rPr>
+          <w:rStyle w:val="NormalTok"/>
+          <w:rFonts w:ascii="Arial" w:hAnsi="Arial" w:cs="Arial"/>
+          <w:szCs w:val="22"/>
+        </w:rPr>
         <w:t>hetero_sx</w:t>
       </w:r>
+      <w:proofErr w:type="spellEnd"/>
       <w:r>
         <w:rPr>
           <w:rStyle w:val="NormalTok"/>
@@ -2621,6 +3048,7 @@
         </w:rPr>
         <w:t xml:space="preserve"> כי אנו מעוניינים לכוון את מספר המנבאים בכל עץ (</w:t>
       </w:r>
+      <w:proofErr w:type="spellStart"/>
       <w:r>
         <w:rPr>
           <w:rFonts w:ascii="Arial" w:hAnsi="Arial" w:cs="Arial"/>
@@ -2631,6 +3059,7 @@
         </w:rPr>
         <w:t>mtry</w:t>
       </w:r>
+      <w:proofErr w:type="spellEnd"/>
       <w:r>
         <w:rPr>
           <w:rFonts w:ascii="Arial" w:hAnsi="Arial" w:cs="Arial" w:hint="cs"/>
@@ -2709,6 +3138,7 @@
         </w:rPr>
         <w:t xml:space="preserve">5 הממפה את ערכי </w:t>
       </w:r>
+      <w:proofErr w:type="spellStart"/>
       <w:r>
         <w:rPr>
           <w:rFonts w:ascii="Arial" w:hAnsi="Arial" w:cs="Arial"/>
@@ -2719,6 +3149,7 @@
         </w:rPr>
         <w:t>mtry</w:t>
       </w:r>
+      <w:proofErr w:type="spellEnd"/>
       <w:r>
         <w:rPr>
           <w:rFonts w:ascii="Arial" w:hAnsi="Arial" w:cs="Arial" w:hint="cs"/>
@@ -2842,8 +3273,20 @@
           <w:szCs w:val="22"/>
           <w:shd w:val="clear" w:color="auto" w:fill="F1F3F5"/>
         </w:rPr>
-        <w:t xml:space="preserve"> mtry</w:t>
-      </w:r>
+        <w:t xml:space="preserve"> </w:t>
+      </w:r>
+      <w:proofErr w:type="spellStart"/>
+      <w:r>
+        <w:rPr>
+          <w:rFonts w:ascii="Arial" w:hAnsi="Arial" w:cs="Arial"/>
+          <w:color w:val="657422"/>
+          <w:sz w:val="22"/>
+          <w:szCs w:val="22"/>
+          <w:shd w:val="clear" w:color="auto" w:fill="F1F3F5"/>
+        </w:rPr>
+        <w:t>mtry</w:t>
+      </w:r>
+      <w:proofErr w:type="spellEnd"/>
       <w:r>
         <w:rPr>
           <w:rFonts w:ascii="Arial" w:hAnsi="Arial" w:cs="Arial"/>
@@ -2923,6 +3366,7 @@
         </w:rPr>
         <w:t xml:space="preserve"> </w:t>
       </w:r>
+      <w:proofErr w:type="spellStart"/>
       <w:r>
         <w:rPr>
           <w:rFonts w:ascii="Arial" w:hAnsi="Arial" w:cs="Arial"/>
@@ -2931,6 +3375,7 @@
         </w:rPr>
         <w:t>mtry</w:t>
       </w:r>
+      <w:proofErr w:type="spellEnd"/>
       <w:r>
         <w:rPr>
           <w:rFonts w:ascii="Arial" w:hAnsi="Arial" w:cs="Arial"/>
@@ -3587,6 +4032,7 @@
         </w:rPr>
         <w:t xml:space="preserve">השתמשנו בשיטת </w:t>
       </w:r>
+      <w:proofErr w:type="spellStart"/>
       <w:r>
         <w:rPr>
           <w:rStyle w:val="FunctionTok"/>
@@ -3595,6 +4041,7 @@
         </w:rPr>
         <w:t>select_by_one_std_err</w:t>
       </w:r>
+      <w:proofErr w:type="spellEnd"/>
       <w:r>
         <w:rPr>
           <w:rStyle w:val="FunctionTok"/>
@@ -3613,6 +4060,7 @@
         </w:rPr>
         <w:t xml:space="preserve">על סמך ערכו של </w:t>
       </w:r>
+      <w:proofErr w:type="spellStart"/>
       <w:r>
         <w:rPr>
           <w:rFonts w:ascii="Arial" w:hAnsi="Arial" w:cs="Arial"/>
@@ -3621,6 +4069,7 @@
         </w:rPr>
         <w:t>rsq</w:t>
       </w:r>
+      <w:proofErr w:type="spellEnd"/>
       <w:r>
         <w:rPr>
           <w:rFonts w:ascii="Arial" w:hAnsi="Arial" w:cs="Arial" w:hint="cs"/>
@@ -3646,7 +4095,27 @@
           <w:szCs w:val="22"/>
           <w:rtl/>
         </w:rPr>
-        <w:t xml:space="preserve">מנת לקבוע את הערכי ההיפר פראמטר, עבור </w:t>
+        <w:t xml:space="preserve">מנת לקבוע את הערכי ההיפר </w:t>
+      </w:r>
+      <w:proofErr w:type="spellStart"/>
+      <w:r>
+        <w:rPr>
+          <w:rFonts w:ascii="Arial" w:hAnsi="Arial" w:cs="Arial" w:hint="cs"/>
+          <w:sz w:val="22"/>
+          <w:szCs w:val="22"/>
+          <w:rtl/>
+        </w:rPr>
+        <w:t>פראמטר</w:t>
+      </w:r>
+      <w:proofErr w:type="spellEnd"/>
+      <w:r>
+        <w:rPr>
+          <w:rFonts w:ascii="Arial" w:hAnsi="Arial" w:cs="Arial" w:hint="cs"/>
+          <w:sz w:val="22"/>
+          <w:szCs w:val="22"/>
+          <w:rtl/>
+        </w:rPr>
+        <w:t xml:space="preserve">, עבור </w:t>
       </w:r>
       <w:r>
         <w:rPr>
@@ -3682,8 +4151,20 @@
           <w:szCs w:val="22"/>
           <w:shd w:val="clear" w:color="auto" w:fill="F1F3F5"/>
         </w:rPr>
-        <w:t xml:space="preserve"> mtry</w:t>
-      </w:r>
+        <w:t xml:space="preserve"> </w:t>
+      </w:r>
+      <w:proofErr w:type="spellStart"/>
+      <w:r>
+        <w:rPr>
+          <w:rFonts w:ascii="Arial" w:hAnsi="Arial" w:cs="Arial"/>
+          <w:color w:val="657422"/>
+          <w:sz w:val="22"/>
+          <w:szCs w:val="22"/>
+          <w:shd w:val="clear" w:color="auto" w:fill="F1F3F5"/>
+        </w:rPr>
+        <w:t>mtry</w:t>
+      </w:r>
+      <w:proofErr w:type="spellEnd"/>
     </w:p>
     <w:p>
       <w:pPr>
@@ -3737,8 +4218,20 @@
           <w:szCs w:val="22"/>
           <w:shd w:val="clear" w:color="auto" w:fill="F1F3F5"/>
         </w:rPr>
-        <w:t xml:space="preserve"> mtry</w:t>
-      </w:r>
+        <w:t xml:space="preserve"> </w:t>
+      </w:r>
+      <w:proofErr w:type="spellStart"/>
+      <w:r>
+        <w:rPr>
+          <w:rFonts w:ascii="Arial" w:hAnsi="Arial" w:cs="Arial"/>
+          <w:color w:val="657422"/>
+          <w:sz w:val="22"/>
+          <w:szCs w:val="22"/>
+          <w:shd w:val="clear" w:color="auto" w:fill="F1F3F5"/>
+        </w:rPr>
+        <w:t>mtry</w:t>
+      </w:r>
+      <w:proofErr w:type="spellEnd"/>
       <w:r>
         <w:rPr>
           <w:rFonts w:ascii="Arial" w:hAnsi="Arial" w:cs="Arial"/>
@@ -3836,6 +4329,7 @@
         </w:rPr>
         <w:t xml:space="preserve">הביצועים של המודל על סט אימון הינו : </w:t>
       </w:r>
+      <w:proofErr w:type="spellStart"/>
       <w:r>
         <w:rPr>
           <w:rFonts w:ascii="Arial" w:hAnsi="Arial" w:cs="Arial"/>
@@ -3844,6 +4338,7 @@
         </w:rPr>
         <w:t>rsq</w:t>
       </w:r>
+      <w:proofErr w:type="spellEnd"/>
       <w:r>
         <w:rPr>
           <w:rFonts w:ascii="Arial" w:hAnsi="Arial" w:cs="Arial"/>
@@ -3894,6 +4389,7 @@
         </w:rPr>
         <w:t xml:space="preserve">התוצאה הגבוהה של </w:t>
       </w:r>
+      <w:proofErr w:type="spellStart"/>
       <w:r>
         <w:rPr>
           <w:rFonts w:ascii="Arial" w:hAnsi="Arial" w:cs="Arial"/>
@@ -3902,6 +4398,7 @@
         </w:rPr>
         <w:t>rsq</w:t>
       </w:r>
+      <w:proofErr w:type="spellEnd"/>
       <w:r>
         <w:rPr>
           <w:rFonts w:ascii="Arial" w:hAnsi="Arial" w:cs="Arial" w:hint="cs"/>
@@ -4070,6 +4567,7 @@
         </w:rPr>
         <w:t xml:space="preserve"> מסוג </w:t>
       </w:r>
+      <w:proofErr w:type="spellStart"/>
       <w:r>
         <w:rPr>
           <w:rStyle w:val="FunctionTok"/>
@@ -4078,6 +4576,7 @@
         </w:rPr>
         <w:t>boost_tree</w:t>
       </w:r>
+      <w:proofErr w:type="spellEnd"/>
       <w:r>
         <w:rPr>
           <w:rFonts w:ascii="Arial" w:hAnsi="Arial" w:cs="Arial" w:hint="cs"/>
@@ -4105,6 +4604,7 @@
         </w:rPr>
         <w:t xml:space="preserve"> אנו מעוניינים לכוון את עומק  (</w:t>
       </w:r>
+      <w:proofErr w:type="spellStart"/>
       <w:r>
         <w:rPr>
           <w:rStyle w:val="AttributeTok"/>
@@ -4129,6 +4629,7 @@
         </w:rPr>
         <w:t>depth</w:t>
       </w:r>
+      <w:proofErr w:type="spellEnd"/>
       <w:r>
         <w:rPr>
           <w:rFonts w:ascii="Arial" w:hAnsi="Arial" w:cs="Arial" w:hint="cs"/>
@@ -4190,6 +4691,7 @@
         </w:rPr>
         <w:t xml:space="preserve"> </w:t>
       </w:r>
+      <w:proofErr w:type="spellStart"/>
       <w:r>
         <w:rPr>
           <w:rStyle w:val="AttributeTok"/>
@@ -4198,6 +4700,7 @@
         </w:rPr>
         <w:t>sample_size</w:t>
       </w:r>
+      <w:proofErr w:type="spellEnd"/>
       <w:r>
         <w:rPr>
           <w:rFonts w:ascii="Arial" w:hAnsi="Arial" w:cs="Arial" w:hint="cs"/>
@@ -4223,8 +4726,29 @@
           <w:szCs w:val="22"/>
           <w:rtl/>
         </w:rPr>
-        <w:t xml:space="preserve"> את יתר ההיפר פרמאטרים על ברירת המחדל למעט </w:t>
-      </w:r>
+        <w:t xml:space="preserve"> את יתר ההיפר </w:t>
+      </w:r>
+      <w:proofErr w:type="spellStart"/>
+      <w:r>
+        <w:rPr>
+          <w:rFonts w:ascii="Arial" w:hAnsi="Arial" w:cs="Arial" w:hint="cs"/>
+          <w:sz w:val="22"/>
+          <w:szCs w:val="22"/>
+          <w:rtl/>
+        </w:rPr>
+        <w:t>פרמאטרים</w:t>
+      </w:r>
+      <w:proofErr w:type="spellEnd"/>
+      <w:r>
+        <w:rPr>
+          <w:rFonts w:ascii="Arial" w:hAnsi="Arial" w:cs="Arial" w:hint="cs"/>
+          <w:sz w:val="22"/>
+          <w:szCs w:val="22"/>
+          <w:rtl/>
+        </w:rPr>
+        <w:t xml:space="preserve"> על ברירת המחדל למעט </w:t>
+      </w:r>
+      <w:proofErr w:type="spellStart"/>
       <w:r>
         <w:rPr>
           <w:rFonts w:ascii="Arial" w:hAnsi="Arial" w:cs="Arial"/>
@@ -4233,6 +4757,7 @@
         </w:rPr>
         <w:t>mtry</w:t>
       </w:r>
+      <w:proofErr w:type="spellEnd"/>
       <w:r>
         <w:rPr>
           <w:rFonts w:ascii="Arial" w:hAnsi="Arial" w:cs="Arial" w:hint="cs"/>
@@ -4303,6 +4828,7 @@
         </w:rPr>
         <w:t xml:space="preserve">הממפה את ערכי </w:t>
       </w:r>
+      <w:proofErr w:type="spellStart"/>
       <w:r>
         <w:rPr>
           <w:rStyle w:val="AttributeTok"/>
@@ -4311,6 +4837,7 @@
         </w:rPr>
         <w:t>tree_depth</w:t>
       </w:r>
+      <w:proofErr w:type="spellEnd"/>
       <w:r>
         <w:rPr>
           <w:rFonts w:ascii="Arial" w:hAnsi="Arial" w:cs="Arial" w:hint="cs"/>
@@ -4372,6 +4899,7 @@
         </w:rPr>
         <w:t xml:space="preserve">  </w:t>
       </w:r>
+      <w:proofErr w:type="spellStart"/>
       <w:r>
         <w:rPr>
           <w:rStyle w:val="AttributeTok"/>
@@ -4380,6 +4908,7 @@
         </w:rPr>
         <w:t>sample_size</w:t>
       </w:r>
+      <w:proofErr w:type="spellEnd"/>
       <w:r>
         <w:rPr>
           <w:rFonts w:ascii="Arial" w:hAnsi="Arial" w:cs="Arial" w:hint="cs"/>
@@ -4529,6 +5058,7 @@
         </w:rPr>
         <w:t xml:space="preserve">נראה כי ללא ספק </w:t>
       </w:r>
+      <w:proofErr w:type="spellStart"/>
       <w:r>
         <w:rPr>
           <w:rStyle w:val="AttributeTok"/>
@@ -4553,6 +5083,7 @@
         </w:rPr>
         <w:t>depth</w:t>
       </w:r>
+      <w:proofErr w:type="spellEnd"/>
       <w:r>
         <w:rPr>
           <w:rStyle w:val="AttributeTok"/>
@@ -4587,6 +5118,7 @@
         </w:rPr>
         <w:t xml:space="preserve">כאשר השתמשנו בשיטת </w:t>
       </w:r>
+      <w:proofErr w:type="spellStart"/>
       <w:r>
         <w:rPr>
           <w:rStyle w:val="FunctionTok"/>
@@ -4595,6 +5127,7 @@
         </w:rPr>
         <w:t>select_by_one_std_err</w:t>
       </w:r>
+      <w:proofErr w:type="spellEnd"/>
       <w:r>
         <w:rPr>
           <w:rStyle w:val="FunctionTok"/>
@@ -4613,6 +5146,7 @@
         </w:rPr>
         <w:t xml:space="preserve">על סמך ערכו של </w:t>
       </w:r>
+      <w:proofErr w:type="spellStart"/>
       <w:r>
         <w:rPr>
           <w:rFonts w:ascii="Arial" w:hAnsi="Arial" w:cs="Arial"/>
@@ -4621,23 +5155,44 @@
         </w:rPr>
         <w:t>rsq</w:t>
       </w:r>
-      <w:r>
-        <w:rPr>
-          <w:rFonts w:ascii="Arial" w:hAnsi="Arial" w:cs="Arial" w:hint="cs"/>
-          <w:sz w:val="22"/>
-          <w:szCs w:val="22"/>
-          <w:rtl/>
-        </w:rPr>
-        <w:t xml:space="preserve"> </w:t>
-      </w:r>
-      <w:r>
-        <w:rPr>
-          <w:rFonts w:ascii="Arial" w:hAnsi="Arial" w:cs="Arial" w:hint="cs"/>
-          <w:sz w:val="22"/>
-          <w:szCs w:val="22"/>
-          <w:rtl/>
-        </w:rPr>
-        <w:t xml:space="preserve">על מנת לקבוע את הערכי ההיפר פראמטר, עבור </w:t>
+      <w:proofErr w:type="spellEnd"/>
+      <w:r>
+        <w:rPr>
+          <w:rFonts w:ascii="Arial" w:hAnsi="Arial" w:cs="Arial" w:hint="cs"/>
+          <w:sz w:val="22"/>
+          <w:szCs w:val="22"/>
+          <w:rtl/>
+        </w:rPr>
+        <w:t xml:space="preserve"> </w:t>
+      </w:r>
+      <w:r>
+        <w:rPr>
+          <w:rFonts w:ascii="Arial" w:hAnsi="Arial" w:cs="Arial" w:hint="cs"/>
+          <w:sz w:val="22"/>
+          <w:szCs w:val="22"/>
+          <w:rtl/>
+        </w:rPr>
+        <w:t xml:space="preserve">על מנת לקבוע את הערכי ההיפר </w:t>
+      </w:r>
+      <w:proofErr w:type="spellStart"/>
+      <w:r>
+        <w:rPr>
+          <w:rFonts w:ascii="Arial" w:hAnsi="Arial" w:cs="Arial" w:hint="cs"/>
+          <w:sz w:val="22"/>
+          <w:szCs w:val="22"/>
+          <w:rtl/>
+        </w:rPr>
+        <w:t>פראמטר</w:t>
+      </w:r>
+      <w:proofErr w:type="spellEnd"/>
+      <w:r>
+        <w:rPr>
+          <w:rFonts w:ascii="Arial" w:hAnsi="Arial" w:cs="Arial" w:hint="cs"/>
+          <w:sz w:val="22"/>
+          <w:szCs w:val="22"/>
+          <w:rtl/>
+        </w:rPr>
+        <w:t xml:space="preserve">, עבור </w:t>
       </w:r>
       <w:r>
         <w:rPr>
@@ -4666,6 +5221,7 @@
         </w:rPr>
         <w:t xml:space="preserve"> </w:t>
       </w:r>
+      <w:proofErr w:type="spellStart"/>
       <w:r>
         <w:rPr>
           <w:rFonts w:ascii="Arial" w:hAnsi="Arial" w:cs="Arial"/>
@@ -4676,6 +5232,7 @@
         </w:rPr>
         <w:t>sample_size</w:t>
       </w:r>
+      <w:proofErr w:type="spellEnd"/>
       <w:r>
         <w:rPr>
           <w:rFonts w:ascii="Arial" w:hAnsi="Arial" w:cs="Arial" w:hint="cs"/>
@@ -4696,6 +5253,7 @@
         </w:rPr>
         <w:t>קיבלנו תמיכה משותפת. הערכים אשר מניבים את ה-</w:t>
       </w:r>
+      <w:proofErr w:type="spellStart"/>
       <w:r>
         <w:rPr>
           <w:rFonts w:ascii="Arial" w:hAnsi="Arial" w:cs="Arial"/>
@@ -4704,6 +5262,7 @@
         </w:rPr>
         <w:t>rsq</w:t>
       </w:r>
+      <w:proofErr w:type="spellEnd"/>
       <w:r>
         <w:rPr>
           <w:rFonts w:ascii="Arial" w:hAnsi="Arial" w:cs="Arial" w:hint="cs"/>
@@ -4722,6 +5281,7 @@
         </w:rPr>
         <w:t xml:space="preserve"> </w:t>
       </w:r>
+      <w:proofErr w:type="spellStart"/>
       <w:r>
         <w:rPr>
           <w:rStyle w:val="AttributeTok"/>
@@ -4746,6 +5306,7 @@
         </w:rPr>
         <w:t>depth</w:t>
       </w:r>
+      <w:proofErr w:type="spellEnd"/>
       <w:r>
         <w:rPr>
           <w:rStyle w:val="AttributeTok"/>
@@ -4772,6 +5333,7 @@
         </w:rPr>
         <w:t xml:space="preserve"> </w:t>
       </w:r>
+      <w:proofErr w:type="spellStart"/>
       <w:r>
         <w:rPr>
           <w:rFonts w:ascii="Arial" w:hAnsi="Arial" w:cs="Arial"/>
@@ -4780,7 +5342,18 @@
           <w:szCs w:val="22"/>
           <w:shd w:val="clear" w:color="auto" w:fill="F1F3F5"/>
         </w:rPr>
-        <w:t>sample_size=0.6</w:t>
+        <w:t>sample_size</w:t>
+      </w:r>
+      <w:proofErr w:type="spellEnd"/>
+      <w:r>
+        <w:rPr>
+          <w:rFonts w:ascii="Arial" w:hAnsi="Arial" w:cs="Arial"/>
+          <w:color w:val="657422"/>
+          <w:sz w:val="22"/>
+          <w:szCs w:val="22"/>
+          <w:shd w:val="clear" w:color="auto" w:fill="F1F3F5"/>
+        </w:rPr>
+        <w:t>=0.6</w:t>
       </w:r>
       <w:r>
         <w:rPr>
@@ -4842,6 +5415,7 @@
         </w:rPr>
         <w:t xml:space="preserve">זאת לעומת התוצאה של שיטה זו על </w:t>
       </w:r>
+      <w:proofErr w:type="spellStart"/>
       <w:r>
         <w:rPr>
           <w:rStyle w:val="AttributeTok"/>
@@ -4866,6 +5440,7 @@
         </w:rPr>
         <w:t>depth</w:t>
       </w:r>
+      <w:proofErr w:type="spellEnd"/>
       <w:r>
         <w:rPr>
           <w:rStyle w:val="AttributeTok"/>
@@ -4899,8 +5474,29 @@
           <w:szCs w:val="22"/>
           <w:rtl/>
         </w:rPr>
-        <w:t xml:space="preserve">טענה כי הערכים האופטימלים הם </w:t>
-      </w:r>
+        <w:t xml:space="preserve">טענה כי הערכים </w:t>
+      </w:r>
+      <w:proofErr w:type="spellStart"/>
+      <w:r>
+        <w:rPr>
+          <w:rFonts w:ascii="Arial" w:hAnsi="Arial" w:cs="Arial" w:hint="cs"/>
+          <w:sz w:val="22"/>
+          <w:szCs w:val="22"/>
+          <w:rtl/>
+        </w:rPr>
+        <w:t>האופטימלים</w:t>
+      </w:r>
+      <w:proofErr w:type="spellEnd"/>
+      <w:r>
+        <w:rPr>
+          <w:rFonts w:ascii="Arial" w:hAnsi="Arial" w:cs="Arial" w:hint="cs"/>
+          <w:sz w:val="22"/>
+          <w:szCs w:val="22"/>
+          <w:rtl/>
+        </w:rPr>
+        <w:t xml:space="preserve"> הם </w:t>
+      </w:r>
+      <w:proofErr w:type="spellStart"/>
       <w:r>
         <w:rPr>
           <w:rStyle w:val="AttributeTok"/>
@@ -4925,6 +5521,7 @@
         </w:rPr>
         <w:t>depth</w:t>
       </w:r>
+      <w:proofErr w:type="spellEnd"/>
       <w:r>
         <w:rPr>
           <w:rStyle w:val="AttributeTok"/>
@@ -4951,6 +5548,7 @@
         </w:rPr>
         <w:t xml:space="preserve"> </w:t>
       </w:r>
+      <w:proofErr w:type="spellStart"/>
       <w:r>
         <w:rPr>
           <w:rFonts w:ascii="Arial" w:hAnsi="Arial" w:cs="Arial"/>
@@ -4959,7 +5557,18 @@
           <w:szCs w:val="22"/>
           <w:shd w:val="clear" w:color="auto" w:fill="F1F3F5"/>
         </w:rPr>
-        <w:t>sample_size=0.8</w:t>
+        <w:t>sample_size</w:t>
+      </w:r>
+      <w:proofErr w:type="spellEnd"/>
+      <w:r>
+        <w:rPr>
+          <w:rFonts w:ascii="Arial" w:hAnsi="Arial" w:cs="Arial"/>
+          <w:color w:val="657422"/>
+          <w:sz w:val="22"/>
+          <w:szCs w:val="22"/>
+          <w:shd w:val="clear" w:color="auto" w:fill="F1F3F5"/>
+        </w:rPr>
+        <w:t>=0.8</w:t>
       </w:r>
       <w:r>
         <w:rPr>
@@ -5051,6 +5660,7 @@
         </w:rPr>
         <w:t xml:space="preserve"> הערכים הראשונה  </w:t>
       </w:r>
+      <w:proofErr w:type="spellStart"/>
       <w:r>
         <w:rPr>
           <w:rStyle w:val="AttributeTok"/>
@@ -5075,6 +5685,7 @@
         </w:rPr>
         <w:t>depth</w:t>
       </w:r>
+      <w:proofErr w:type="spellEnd"/>
       <w:r>
         <w:rPr>
           <w:rStyle w:val="AttributeTok"/>
@@ -5101,6 +5712,7 @@
         </w:rPr>
         <w:t xml:space="preserve"> </w:t>
       </w:r>
+      <w:proofErr w:type="spellStart"/>
       <w:r>
         <w:rPr>
           <w:rFonts w:ascii="Arial" w:hAnsi="Arial" w:cs="Arial"/>
@@ -5109,7 +5721,18 @@
           <w:szCs w:val="22"/>
           <w:shd w:val="clear" w:color="auto" w:fill="F1F3F5"/>
         </w:rPr>
-        <w:t>sample_size=0.6</w:t>
+        <w:t>sample_size</w:t>
+      </w:r>
+      <w:proofErr w:type="spellEnd"/>
+      <w:r>
+        <w:rPr>
+          <w:rFonts w:ascii="Arial" w:hAnsi="Arial" w:cs="Arial"/>
+          <w:color w:val="657422"/>
+          <w:sz w:val="22"/>
+          <w:szCs w:val="22"/>
+          <w:shd w:val="clear" w:color="auto" w:fill="F1F3F5"/>
+        </w:rPr>
+        <w:t>=0.6</w:t>
       </w:r>
       <w:r>
         <w:rPr>
@@ -5178,15 +5801,45 @@
           <w:szCs w:val="22"/>
           <w:rtl/>
         </w:rPr>
-        <w:t xml:space="preserve">הביצועים של מודל זה עם ערכי היפר פראמטר אלו עבור סט האימון הם </w:t>
-      </w:r>
-      <w:r>
-        <w:rPr>
-          <w:rFonts w:ascii="Arial" w:hAnsi="Arial" w:cs="Arial"/>
-          <w:sz w:val="22"/>
-          <w:szCs w:val="22"/>
-        </w:rPr>
-        <w:t>mae=3.04</w:t>
+        <w:t xml:space="preserve">הביצועים של מודל זה עם ערכי היפר </w:t>
+      </w:r>
+      <w:proofErr w:type="spellStart"/>
+      <w:r>
+        <w:rPr>
+          <w:rFonts w:ascii="Arial" w:hAnsi="Arial" w:cs="Arial" w:hint="cs"/>
+          <w:sz w:val="22"/>
+          <w:szCs w:val="22"/>
+          <w:rtl/>
+        </w:rPr>
+        <w:t>פראמטר</w:t>
+      </w:r>
+      <w:proofErr w:type="spellEnd"/>
+      <w:r>
+        <w:rPr>
+          <w:rFonts w:ascii="Arial" w:hAnsi="Arial" w:cs="Arial" w:hint="cs"/>
+          <w:sz w:val="22"/>
+          <w:szCs w:val="22"/>
+          <w:rtl/>
+        </w:rPr>
+        <w:t xml:space="preserve"> אלו עבור סט האימון הם </w:t>
+      </w:r>
+      <w:proofErr w:type="spellStart"/>
+      <w:r>
+        <w:rPr>
+          <w:rFonts w:ascii="Arial" w:hAnsi="Arial" w:cs="Arial"/>
+          <w:sz w:val="22"/>
+          <w:szCs w:val="22"/>
+        </w:rPr>
+        <w:t>mae</w:t>
+      </w:r>
+      <w:proofErr w:type="spellEnd"/>
+      <w:r>
+        <w:rPr>
+          <w:rFonts w:ascii="Arial" w:hAnsi="Arial" w:cs="Arial"/>
+          <w:sz w:val="22"/>
+          <w:szCs w:val="22"/>
+        </w:rPr>
+        <w:t>=3.04</w:t>
       </w:r>
       <w:r>
         <w:rPr>
@@ -5197,13 +5850,23 @@
         </w:rPr>
         <w:t xml:space="preserve"> ו-</w:t>
       </w:r>
-      <w:r>
-        <w:rPr>
-          <w:rFonts w:ascii="Arial" w:hAnsi="Arial" w:cs="Arial"/>
-          <w:sz w:val="22"/>
-          <w:szCs w:val="22"/>
-        </w:rPr>
-        <w:t>rsq=0.99</w:t>
+      <w:proofErr w:type="spellStart"/>
+      <w:r>
+        <w:rPr>
+          <w:rFonts w:ascii="Arial" w:hAnsi="Arial" w:cs="Arial"/>
+          <w:sz w:val="22"/>
+          <w:szCs w:val="22"/>
+        </w:rPr>
+        <w:t>rsq</w:t>
+      </w:r>
+      <w:proofErr w:type="spellEnd"/>
+      <w:r>
+        <w:rPr>
+          <w:rFonts w:ascii="Arial" w:hAnsi="Arial" w:cs="Arial"/>
+          <w:sz w:val="22"/>
+          <w:szCs w:val="22"/>
+        </w:rPr>
+        <w:t>=0.99</w:t>
       </w:r>
       <w:r>
         <w:rPr>
@@ -5561,6 +6224,7 @@
         </w:rPr>
         <w:t xml:space="preserve">חוזה את מספר מקרי </w:t>
       </w:r>
+      <w:proofErr w:type="spellStart"/>
       <w:r>
         <w:rPr>
           <w:rFonts w:ascii="Arial" w:hAnsi="Arial" w:cs="Arial"/>
@@ -5570,16 +6234,27 @@
           <w:lang w:val="en-IL"/>
         </w:rPr>
         <w:lastRenderedPageBreak/>
-        <w:t>הגוסטינג עם טעות של כ-±</w:t>
-      </w:r>
-      <w:r>
-        <w:rPr>
-          <w:rFonts w:ascii="Arial" w:hAnsi="Arial" w:cs="Arial" w:hint="cs"/>
+        <w:t>הגוסטינג</w:t>
+      </w:r>
+      <w:proofErr w:type="spellEnd"/>
+      <w:r>
+        <w:rPr>
+          <w:rFonts w:ascii="Arial" w:hAnsi="Arial" w:cs="Arial"/>
           <w:sz w:val="22"/>
           <w:szCs w:val="22"/>
           <w:rtl/>
           <w:lang w:val="en-IL"/>
         </w:rPr>
+        <w:t xml:space="preserve"> עם טעות של כ-±</w:t>
+      </w:r>
+      <w:r>
+        <w:rPr>
+          <w:rFonts w:ascii="Arial" w:hAnsi="Arial" w:cs="Arial" w:hint="cs"/>
+          <w:sz w:val="22"/>
+          <w:szCs w:val="22"/>
+          <w:rtl/>
+          <w:lang w:val="en-IL"/>
+        </w:rPr>
         <w:t>12</w:t>
       </w:r>
       <w:r>
@@ -5813,16 +6488,38 @@
           <w:rtl/>
           <w:lang w:val="en-IL"/>
         </w:rPr>
-        <w:t>% מהשונות במספר הודעות הגוסטינג מוסברת על ידי המודל, לעומת כ-</w:t>
-      </w:r>
-      <w:r>
-        <w:rPr>
-          <w:rFonts w:ascii="Arial" w:hAnsi="Arial" w:cs="Arial" w:hint="cs"/>
+        <w:t xml:space="preserve">% מהשונות במספר הודעות </w:t>
+      </w:r>
+      <w:proofErr w:type="spellStart"/>
+      <w:r>
+        <w:rPr>
+          <w:rFonts w:ascii="Arial" w:hAnsi="Arial" w:cs="Arial"/>
           <w:sz w:val="22"/>
           <w:szCs w:val="22"/>
           <w:rtl/>
           <w:lang w:val="en-IL"/>
         </w:rPr>
+        <w:t>הגוסטינג</w:t>
+      </w:r>
+      <w:proofErr w:type="spellEnd"/>
+      <w:r>
+        <w:rPr>
+          <w:rFonts w:ascii="Arial" w:hAnsi="Arial" w:cs="Arial"/>
+          <w:sz w:val="22"/>
+          <w:szCs w:val="22"/>
+          <w:rtl/>
+          <w:lang w:val="en-IL"/>
+        </w:rPr>
+        <w:t xml:space="preserve"> מוסברת על ידי המודל, לעומת כ-</w:t>
+      </w:r>
+      <w:r>
+        <w:rPr>
+          <w:rFonts w:ascii="Arial" w:hAnsi="Arial" w:cs="Arial" w:hint="cs"/>
+          <w:sz w:val="22"/>
+          <w:szCs w:val="22"/>
+          <w:rtl/>
+          <w:lang w:val="en-IL"/>
+        </w:rPr>
         <w:t>57.6</w:t>
       </w:r>
       <w:r>
@@ -5896,7 +6593,27 @@
           <w:szCs w:val="22"/>
           <w:rtl/>
         </w:rPr>
-        <w:t>כעת נאמוד את הביצועים של המודלים ונשווה אותם על ידי ה-</w:t>
+        <w:t xml:space="preserve">כעת </w:t>
+      </w:r>
+      <w:proofErr w:type="spellStart"/>
+      <w:r>
+        <w:rPr>
+          <w:rFonts w:ascii="Arial" w:hAnsi="Arial" w:cs="Arial" w:hint="cs"/>
+          <w:sz w:val="22"/>
+          <w:szCs w:val="22"/>
+          <w:rtl/>
+        </w:rPr>
+        <w:t>נאמוד</w:t>
+      </w:r>
+      <w:proofErr w:type="spellEnd"/>
+      <w:r>
+        <w:rPr>
+          <w:rFonts w:ascii="Arial" w:hAnsi="Arial" w:cs="Arial" w:hint="cs"/>
+          <w:sz w:val="22"/>
+          <w:szCs w:val="22"/>
+          <w:rtl/>
+        </w:rPr>
+        <w:t xml:space="preserve"> את הביצועים של המודלים ונשווה אותם על ידי ה-</w:t>
       </w:r>
       <w:r>
         <w:rPr>
@@ -6097,6 +6814,7 @@
         </w:rPr>
         <w:t xml:space="preserve"> עבור ערכי </w:t>
       </w:r>
+      <w:proofErr w:type="spellStart"/>
       <w:r>
         <w:rPr>
           <w:rFonts w:ascii="Arial" w:hAnsi="Arial" w:cs="Arial"/>
@@ -6105,6 +6823,7 @@
         </w:rPr>
         <w:t>rsq</w:t>
       </w:r>
+      <w:proofErr w:type="spellEnd"/>
       <w:r>
         <w:rPr>
           <w:rFonts w:ascii="Arial" w:hAnsi="Arial" w:cs="Arial" w:hint="cs"/>
@@ -6114,6 +6833,7 @@
         </w:rPr>
         <w:t xml:space="preserve"> ו-</w:t>
       </w:r>
+      <w:proofErr w:type="spellStart"/>
       <w:r>
         <w:rPr>
           <w:rFonts w:ascii="Arial" w:hAnsi="Arial" w:cs="Arial"/>
@@ -6122,6 +6842,7 @@
         </w:rPr>
         <w:t>mae</w:t>
       </w:r>
+      <w:proofErr w:type="spellEnd"/>
       <w:r>
         <w:rPr>
           <w:rFonts w:ascii="Arial" w:hAnsi="Arial" w:cs="Arial" w:hint="cs"/>
@@ -6176,6 +6897,7 @@
         </w:rPr>
         <w:t>. ההבדל ב-</w:t>
       </w:r>
+      <w:proofErr w:type="spellStart"/>
       <w:r>
         <w:rPr>
           <w:rFonts w:ascii="Arial" w:hAnsi="Arial" w:cs="Arial"/>
@@ -6184,6 +6906,7 @@
         </w:rPr>
         <w:t>rsq</w:t>
       </w:r>
+      <w:proofErr w:type="spellEnd"/>
       <w:r>
         <w:rPr>
           <w:rFonts w:ascii="Arial" w:hAnsi="Arial" w:cs="Arial" w:hint="cs"/>
@@ -6518,6 +7241,7 @@
         </w:rPr>
         <w:t xml:space="preserve"> מכוון שבניגוד ל-</w:t>
       </w:r>
+      <w:proofErr w:type="spellStart"/>
       <w:r>
         <w:rPr>
           <w:rFonts w:ascii="Arial" w:hAnsi="Arial" w:cs="Arial"/>
@@ -6526,6 +7250,7 @@
         </w:rPr>
         <w:t>shap</w:t>
       </w:r>
+      <w:proofErr w:type="spellEnd"/>
       <w:r>
         <w:rPr>
           <w:rFonts w:ascii="Arial" w:hAnsi="Arial" w:cs="Arial" w:hint="cs"/>
@@ -6698,6 +7423,7 @@
         </w:rPr>
         <w:t xml:space="preserve">נראה כי </w:t>
       </w:r>
+      <w:proofErr w:type="spellStart"/>
       <w:r>
         <w:rPr>
           <w:rStyle w:val="CommentTok"/>
@@ -6706,6 +7432,7 @@
         </w:rPr>
         <w:t>no_of_matchs</w:t>
       </w:r>
+      <w:proofErr w:type="spellEnd"/>
       <w:r>
         <w:rPr>
           <w:rFonts w:ascii="Arial" w:hAnsi="Arial" w:cs="Arial" w:hint="cs"/>
@@ -6863,6 +7590,7 @@
         </w:rPr>
         <w:t xml:space="preserve">ניתן להכיל את אותו הגיוני על 2 המנבאים המוצלחים ביותר שאחריו: </w:t>
       </w:r>
+      <w:proofErr w:type="spellStart"/>
       <w:r>
         <w:rPr>
           <w:rStyle w:val="StringTok"/>
@@ -6871,6 +7599,7 @@
         </w:rPr>
         <w:t>nrOfConversations</w:t>
       </w:r>
+      <w:proofErr w:type="spellEnd"/>
       <w:r>
         <w:rPr>
           <w:rStyle w:val="StringTok"/>
@@ -6880,6 +7609,7 @@
         </w:rPr>
         <w:t xml:space="preserve">, </w:t>
       </w:r>
+      <w:proofErr w:type="spellStart"/>
       <w:r>
         <w:rPr>
           <w:rStyle w:val="StringTok"/>
@@ -6904,6 +7634,7 @@
         </w:rPr>
         <w:t>ved</w:t>
       </w:r>
+      <w:proofErr w:type="spellEnd"/>
       <w:r>
         <w:rPr>
           <w:rStyle w:val="StringTok"/>
@@ -7039,6 +7770,7 @@
         </w:rPr>
         <w:t xml:space="preserve">שלושת מנבאים אלו על מנת לבחון האם הקשר אכן מונוטומי מושלם.  למרות שבשלושת המנבאים המגמה חיובית באופן ברור, כאשר מסתכלים על טווח הערכים של אותו מנבא הסיפור אינו מוחלט. למשל, הפרופיל של </w:t>
       </w:r>
+      <w:proofErr w:type="spellStart"/>
       <w:r>
         <w:rPr>
           <w:rStyle w:val="StringTok"/>
@@ -7047,6 +7779,7 @@
         </w:rPr>
         <w:t>no_of_msgs_received</w:t>
       </w:r>
+      <w:proofErr w:type="spellEnd"/>
       <w:r>
         <w:rPr>
           <w:rStyle w:val="StringTok"/>
@@ -7137,7 +7870,27 @@
           <w:szCs w:val="22"/>
           <w:rtl/>
         </w:rPr>
-        <w:t xml:space="preserve"> אם זאת, נראה שהצלחנו לנבא במידה רבה בעזרת המודלים את מספר הודעות הגוסטינג לאחר קבלת הודעה ראשונה.  </w:t>
+        <w:t xml:space="preserve"> אם זאת, נראה שהצלחנו לנבא במידה רבה בעזרת המודלים את מספר הודעות </w:t>
+      </w:r>
+      <w:proofErr w:type="spellStart"/>
+      <w:r>
+        <w:rPr>
+          <w:rFonts w:ascii="Arial" w:hAnsi="Arial" w:cs="Arial" w:hint="cs"/>
+          <w:sz w:val="22"/>
+          <w:szCs w:val="22"/>
+          <w:rtl/>
+        </w:rPr>
+        <w:t>הגוסטינג</w:t>
+      </w:r>
+      <w:proofErr w:type="spellEnd"/>
+      <w:r>
+        <w:rPr>
+          <w:rFonts w:ascii="Arial" w:hAnsi="Arial" w:cs="Arial" w:hint="cs"/>
+          <w:sz w:val="22"/>
+          <w:szCs w:val="22"/>
+          <w:rtl/>
+        </w:rPr>
+        <w:t xml:space="preserve"> לאחר קבלת הודעה ראשונה.  </w:t>
       </w:r>
       <w:r>
         <w:rPr>
@@ -7165,6 +7918,17 @@
         </w:rPr>
         <w:t xml:space="preserve">. </w:t>
       </w:r>
+      <w:proofErr w:type="spellStart"/>
+      <w:r>
+        <w:rPr>
+          <w:rFonts w:ascii="Arial" w:hAnsi="Arial" w:cs="Arial" w:hint="cs"/>
+          <w:sz w:val="22"/>
+          <w:szCs w:val="22"/>
+          <w:rtl/>
+        </w:rPr>
+        <w:t>דגשגשדג</w:t>
+      </w:r>
+      <w:proofErr w:type="spellEnd"/>
     </w:p>
     <w:sectPr>
       <w:pgSz w:w="12240" w:h="15840"/>

--- a/ML_FINAL.docx
+++ b/ML_FINAL.docx
@@ -102,19 +102,8 @@
           <w:szCs w:val="22"/>
           <w:rtl/>
         </w:rPr>
-        <w:t xml:space="preserve">את מאגר הנתונים לקחנו מתוך האתר </w:t>
-      </w:r>
-      <w:proofErr w:type="spellStart"/>
-      <w:r>
-        <w:rPr>
-          <w:rFonts w:ascii="Arial" w:hAnsi="Arial" w:cs="Arial"/>
-          <w:sz w:val="22"/>
-          <w:szCs w:val="22"/>
-          <w:rtl/>
-        </w:rPr>
-        <w:t>kaggle</w:t>
-      </w:r>
-      <w:proofErr w:type="spellEnd"/>
+        <w:t>את מאגר הנתונים לקחנו מתוך האתר kaggle</w:t>
+      </w:r>
       <w:r>
         <w:rPr>
           <w:rFonts w:ascii="Arial" w:hAnsi="Arial" w:cs="Arial"/>
@@ -185,126 +174,16 @@
           <w:szCs w:val="22"/>
           <w:rtl/>
         </w:rPr>
-        <w:t xml:space="preserve">סט הנתונים כולל מידע שנאסף מ-1,209 משתמשים באפליקציית </w:t>
-      </w:r>
-      <w:proofErr w:type="spellStart"/>
-      <w:r>
-        <w:rPr>
-          <w:rFonts w:ascii="Arial" w:hAnsi="Arial" w:cs="Arial"/>
-          <w:sz w:val="22"/>
-          <w:szCs w:val="22"/>
-          <w:rtl/>
-        </w:rPr>
-        <w:t>טינדר</w:t>
-      </w:r>
-      <w:proofErr w:type="spellEnd"/>
-      <w:r>
-        <w:rPr>
-          <w:rFonts w:ascii="Arial" w:hAnsi="Arial" w:cs="Arial"/>
-          <w:sz w:val="22"/>
-          <w:szCs w:val="22"/>
-          <w:rtl/>
-        </w:rPr>
-        <w:t>, ומכיל 31 עמודות המתארות פרטים דמוגרפיים והתנהגותיים: למשל מספר פתיחות של האפליקציה (</w:t>
-      </w:r>
-      <w:proofErr w:type="spellStart"/>
-      <w:r>
-        <w:rPr>
-          <w:rFonts w:ascii="Arial" w:hAnsi="Arial" w:cs="Arial"/>
-          <w:sz w:val="22"/>
-          <w:szCs w:val="22"/>
-          <w:rtl/>
-        </w:rPr>
-        <w:t>sum_app_opens</w:t>
-      </w:r>
-      <w:proofErr w:type="spellEnd"/>
-      <w:r>
-        <w:rPr>
-          <w:rFonts w:ascii="Arial" w:hAnsi="Arial" w:cs="Arial"/>
-          <w:sz w:val="22"/>
-          <w:szCs w:val="22"/>
-          <w:rtl/>
-        </w:rPr>
-        <w:t>) מספר ימים בהם המשתמש פעיל (</w:t>
-      </w:r>
-      <w:proofErr w:type="spellStart"/>
-      <w:r>
-        <w:rPr>
-          <w:rFonts w:ascii="Arial" w:hAnsi="Arial" w:cs="Arial"/>
-          <w:sz w:val="22"/>
-          <w:szCs w:val="22"/>
-          <w:rtl/>
-        </w:rPr>
-        <w:t>no_of_days</w:t>
-      </w:r>
-      <w:proofErr w:type="spellEnd"/>
-      <w:r>
-        <w:rPr>
-          <w:rFonts w:ascii="Arial" w:hAnsi="Arial" w:cs="Arial"/>
-          <w:sz w:val="22"/>
-          <w:szCs w:val="22"/>
-          <w:rtl/>
-        </w:rPr>
-        <w:t>) מספר ההתכתבויות הכללי (</w:t>
-      </w:r>
-      <w:proofErr w:type="spellStart"/>
-      <w:r>
-        <w:rPr>
-          <w:rFonts w:ascii="Arial" w:hAnsi="Arial" w:cs="Arial"/>
-          <w:sz w:val="22"/>
-          <w:szCs w:val="22"/>
-          <w:rtl/>
-        </w:rPr>
-        <w:t>nrOfConversations</w:t>
-      </w:r>
-      <w:proofErr w:type="spellEnd"/>
-      <w:r>
-        <w:rPr>
-          <w:rFonts w:ascii="Arial" w:hAnsi="Arial" w:cs="Arial"/>
-          <w:sz w:val="22"/>
-          <w:szCs w:val="22"/>
-          <w:rtl/>
-        </w:rPr>
-        <w:t xml:space="preserve">) </w:t>
-      </w:r>
-      <w:proofErr w:type="spellStart"/>
-      <w:r>
-        <w:rPr>
-          <w:rFonts w:ascii="Arial" w:hAnsi="Arial" w:cs="Arial"/>
-          <w:sz w:val="22"/>
-          <w:szCs w:val="22"/>
-          <w:rtl/>
-        </w:rPr>
-        <w:t>וכדומה.עבודה</w:t>
-      </w:r>
-      <w:proofErr w:type="spellEnd"/>
-      <w:r>
-        <w:rPr>
-          <w:rFonts w:ascii="Arial" w:hAnsi="Arial" w:cs="Arial"/>
-          <w:sz w:val="22"/>
-          <w:szCs w:val="22"/>
-          <w:rtl/>
-        </w:rPr>
-        <w:t xml:space="preserve"> זו תבחן האם </w:t>
-      </w:r>
-      <w:r>
-        <w:rPr>
-          <w:rFonts w:ascii="Arial" w:hAnsi="Arial" w:cs="Arial"/>
-          <w:sz w:val="22"/>
-          <w:szCs w:val="22"/>
-          <w:rtl/>
-        </w:rPr>
-        <w:t xml:space="preserve">מספר פעמי </w:t>
-      </w:r>
-      <w:proofErr w:type="spellStart"/>
-      <w:r>
-        <w:rPr>
-          <w:rFonts w:ascii="Arial" w:hAnsi="Arial" w:cs="Arial"/>
-          <w:sz w:val="22"/>
-          <w:szCs w:val="22"/>
-          <w:rtl/>
-        </w:rPr>
-        <w:t>ה</w:t>
+        <w:t xml:space="preserve">סט הנתונים כולל מידע שנאסף מ-1,209 משתמשים באפליקציית טינדר, ומכיל 31 עמודות המתארות פרטים דמוגרפיים והתנהגותיים: למשל מספר פתיחות של האפליקציה (sum_app_opens) מספר ימים בהם המשתמש פעיל (no_of_days) מספר ההתכתבויות הכללי (nrOfConversations) וכדומה.עבודה זו תבחן האם </w:t>
+      </w:r>
+      <w:r>
+        <w:rPr>
+          <w:rFonts w:ascii="Arial" w:hAnsi="Arial" w:cs="Arial"/>
+          <w:sz w:val="22"/>
+          <w:szCs w:val="22"/>
+          <w:rtl/>
+        </w:rPr>
+        <w:t>מספר פעמי ה</w:t>
       </w:r>
       <w:r>
         <w:rPr>
@@ -315,7 +194,6 @@
         </w:rPr>
         <w:t>גוסטינג</w:t>
       </w:r>
-      <w:proofErr w:type="spellEnd"/>
       <w:r>
         <w:rPr>
           <w:rFonts w:ascii="Arial" w:hAnsi="Arial" w:cs="Arial"/>
@@ -369,7 +247,6 @@
         </w:rPr>
         <w:t>(</w:t>
       </w:r>
-      <w:proofErr w:type="spellStart"/>
       <w:r>
         <w:rPr>
           <w:rFonts w:ascii="Arial" w:hAnsi="Arial" w:cs="Arial"/>
@@ -378,7 +255,6 @@
         </w:rPr>
         <w:t>nrOfGhostingsAfterInitialMessage</w:t>
       </w:r>
-      <w:proofErr w:type="spellEnd"/>
       <w:r>
         <w:rPr>
           <w:rFonts w:ascii="Arial" w:hAnsi="Arial" w:cs="Arial"/>
@@ -470,18 +346,8 @@
           <w:sz w:val="22"/>
           <w:szCs w:val="22"/>
         </w:rPr>
-        <w:t xml:space="preserve"> </w:t>
-      </w:r>
-      <w:proofErr w:type="spellStart"/>
-      <w:r>
-        <w:rPr>
-          <w:rFonts w:ascii="Arial" w:hAnsi="Arial" w:cs="Arial"/>
-          <w:sz w:val="22"/>
-          <w:szCs w:val="22"/>
-        </w:rPr>
-        <w:t>sum_app_opens</w:t>
-      </w:r>
-      <w:proofErr w:type="spellEnd"/>
+        <w:t xml:space="preserve"> sum_app_opens</w:t>
+      </w:r>
       <w:r>
         <w:rPr>
           <w:rFonts w:ascii="Arial" w:hAnsi="Arial" w:cs="Arial"/>
@@ -508,7 +374,6 @@
         </w:rPr>
         <w:t>׳</w:t>
       </w:r>
-      <w:proofErr w:type="spellStart"/>
       <w:r>
         <w:rPr>
           <w:rFonts w:ascii="Arial" w:hAnsi="Arial" w:cs="Arial"/>
@@ -517,7 +382,6 @@
         </w:rPr>
         <w:t>swipe_likes</w:t>
       </w:r>
-      <w:proofErr w:type="spellEnd"/>
       <w:r>
         <w:rPr>
           <w:rFonts w:ascii="Arial" w:hAnsi="Arial" w:cs="Arial"/>
@@ -544,7 +408,6 @@
         </w:rPr>
         <w:t>, ׳</w:t>
       </w:r>
-      <w:proofErr w:type="spellStart"/>
       <w:r>
         <w:rPr>
           <w:rFonts w:ascii="Arial" w:hAnsi="Arial" w:cs="Arial"/>
@@ -553,7 +416,6 @@
         </w:rPr>
         <w:t>swipe_passes</w:t>
       </w:r>
-      <w:proofErr w:type="spellEnd"/>
       <w:r>
         <w:rPr>
           <w:rFonts w:ascii="Arial" w:hAnsi="Arial" w:cs="Arial"/>
@@ -653,18 +515,8 @@
           <w:sz w:val="22"/>
           <w:szCs w:val="22"/>
         </w:rPr>
-        <w:t xml:space="preserve"> </w:t>
-      </w:r>
-      <w:proofErr w:type="spellStart"/>
-      <w:r>
-        <w:rPr>
-          <w:rFonts w:ascii="Arial" w:hAnsi="Arial" w:cs="Arial"/>
-          <w:sz w:val="22"/>
-          <w:szCs w:val="22"/>
-        </w:rPr>
-        <w:t>medianConversationLength</w:t>
-      </w:r>
-      <w:proofErr w:type="spellEnd"/>
+        <w:t xml:space="preserve"> medianConversationLength</w:t>
+      </w:r>
       <w:r>
         <w:rPr>
           <w:rFonts w:ascii="Arial" w:hAnsi="Arial" w:cs="Arial"/>
@@ -681,29 +533,8 @@
           <w:szCs w:val="22"/>
           <w:rtl/>
         </w:rPr>
-        <w:t xml:space="preserve">  בנוסף על כך, יצרנו את משתנה בינארי אשר מעיד האם המשתמש הוא </w:t>
-      </w:r>
-      <w:proofErr w:type="spellStart"/>
-      <w:r>
-        <w:rPr>
-          <w:rFonts w:ascii="Arial" w:hAnsi="Arial" w:cs="Arial"/>
-          <w:sz w:val="22"/>
-          <w:szCs w:val="22"/>
-          <w:rtl/>
-        </w:rPr>
-        <w:t>הטראוסקסואלי</w:t>
-      </w:r>
-      <w:proofErr w:type="spellEnd"/>
-      <w:r>
-        <w:rPr>
-          <w:rFonts w:ascii="Arial" w:hAnsi="Arial" w:cs="Arial"/>
-          <w:sz w:val="22"/>
-          <w:szCs w:val="22"/>
-          <w:rtl/>
-        </w:rPr>
-        <w:t xml:space="preserve"> או לא, בשם </w:t>
-      </w:r>
-      <w:proofErr w:type="spellStart"/>
+        <w:t xml:space="preserve">  בנוסף על כך, יצרנו את משתנה בינארי אשר מעיד האם המשתמש הוא הטראוסקסואלי או לא, בשם </w:t>
+      </w:r>
       <w:r>
         <w:rPr>
           <w:rFonts w:ascii="Arial" w:hAnsi="Arial" w:cs="Arial"/>
@@ -712,7 +543,6 @@
         </w:rPr>
         <w:t>hetero_sx</w:t>
       </w:r>
-      <w:proofErr w:type="spellEnd"/>
       <w:r>
         <w:rPr>
           <w:rFonts w:ascii="Arial" w:hAnsi="Arial" w:cs="Arial"/>
@@ -722,7 +552,6 @@
         </w:rPr>
         <w:t xml:space="preserve">, והסרנו את המשתנה </w:t>
       </w:r>
-      <w:proofErr w:type="spellStart"/>
       <w:r>
         <w:rPr>
           <w:rFonts w:ascii="Arial" w:hAnsi="Arial" w:cs="Arial"/>
@@ -731,7 +560,6 @@
         </w:rPr>
         <w:t>interestedIn</w:t>
       </w:r>
-      <w:proofErr w:type="spellEnd"/>
       <w:r>
         <w:rPr>
           <w:rFonts w:ascii="Arial" w:hAnsi="Arial" w:cs="Arial"/>
@@ -797,25 +625,7 @@
           <w:sz w:val="22"/>
           <w:szCs w:val="22"/>
         </w:rPr>
-        <w:t>'</w:t>
-      </w:r>
-      <w:proofErr w:type="spellStart"/>
-      <w:r>
-        <w:rPr>
-          <w:rFonts w:ascii="Arial" w:hAnsi="Arial" w:cs="Arial"/>
-          <w:sz w:val="22"/>
-          <w:szCs w:val="22"/>
-        </w:rPr>
-        <w:t>ageFilterMax</w:t>
-      </w:r>
-      <w:proofErr w:type="spellEnd"/>
-      <w:r>
-        <w:rPr>
-          <w:rFonts w:ascii="Arial" w:hAnsi="Arial" w:cs="Arial"/>
-          <w:sz w:val="22"/>
-          <w:szCs w:val="22"/>
-        </w:rPr>
-        <w:t>'</w:t>
+        <w:t>'ageFilterMax'</w:t>
       </w:r>
       <w:r>
         <w:rPr>
@@ -869,25 +679,7 @@
           <w:sz w:val="22"/>
           <w:szCs w:val="22"/>
         </w:rPr>
-        <w:t xml:space="preserve"> </w:t>
-      </w:r>
-      <w:proofErr w:type="spellStart"/>
-      <w:r>
-        <w:rPr>
-          <w:rFonts w:ascii="Arial" w:hAnsi="Arial" w:cs="Arial"/>
-          <w:sz w:val="22"/>
-          <w:szCs w:val="22"/>
-        </w:rPr>
-        <w:t>nrOfGhostingsAfterInitialMessage</w:t>
-      </w:r>
-      <w:proofErr w:type="spellEnd"/>
-      <w:r>
-        <w:rPr>
-          <w:rFonts w:ascii="Arial" w:hAnsi="Arial" w:cs="Arial"/>
-          <w:sz w:val="22"/>
-          <w:szCs w:val="22"/>
-        </w:rPr>
-        <w:t xml:space="preserve"> </w:t>
+        <w:t xml:space="preserve"> nrOfGhostingsAfterInitialMessage </w:t>
       </w:r>
       <w:r>
         <w:rPr>
@@ -1185,7 +977,6 @@
         </w:rPr>
         <w:t xml:space="preserve"> בין ה-</w:t>
       </w:r>
-      <w:proofErr w:type="spellStart"/>
       <w:r>
         <w:rPr>
           <w:rStyle w:val="CommentTok"/>
@@ -1196,7 +987,6 @@
         </w:rPr>
         <w:t>jobTitle</w:t>
       </w:r>
-      <w:proofErr w:type="spellEnd"/>
       <w:r>
         <w:rPr>
           <w:rStyle w:val="CommentTok"/>
@@ -1268,19 +1058,7 @@
           <w:shd w:val="clear" w:color="auto" w:fill="auto"/>
           <w:rtl/>
         </w:rPr>
-        <w:t xml:space="preserve">לציון כי ההחלטה זו הקטינה לנו משמעותית את גודל סט הנתונים שלנו (ל-576 משתמשים שדה זה היה ריק) והותירה אותנו עם 335 בלבד. נדון בהיבט זה בסוף העבודה לאחר </w:t>
-      </w:r>
-      <w:proofErr w:type="spellStart"/>
-      <w:r>
-        <w:rPr>
-          <w:rStyle w:val="CommentTok"/>
-          <w:rFonts w:ascii="Arial" w:hAnsi="Arial" w:cs="Arial"/>
-          <w:color w:val="auto"/>
-          <w:szCs w:val="22"/>
-          <w:shd w:val="clear" w:color="auto" w:fill="auto"/>
-          <w:rtl/>
-        </w:rPr>
-        <w:t>ש</w:t>
+        <w:t>לציון כי ההחלטה זו הקטינה לנו משמעותית את גודל סט הנתונים שלנו (ל-576 משתמשים שדה זה היה ריק) והותירה אותנו עם 335 בלבד. נדון בהיבט זה בסוף העבודה לאחר ש</w:t>
       </w:r>
       <w:r>
         <w:rPr>
@@ -1302,19 +1080,7 @@
           <w:shd w:val="clear" w:color="auto" w:fill="auto"/>
           <w:rtl/>
         </w:rPr>
-        <w:t>אמוד</w:t>
-      </w:r>
-      <w:proofErr w:type="spellEnd"/>
-      <w:r>
-        <w:rPr>
-          <w:rStyle w:val="CommentTok"/>
-          <w:rFonts w:ascii="Arial" w:hAnsi="Arial" w:cs="Arial"/>
-          <w:color w:val="auto"/>
-          <w:szCs w:val="22"/>
-          <w:shd w:val="clear" w:color="auto" w:fill="auto"/>
-          <w:rtl/>
-        </w:rPr>
-        <w:t xml:space="preserve"> את מידת התרומה של משתנה זה לניבוי. </w:t>
+        <w:t xml:space="preserve">אמוד את מידת התרומה של משתנה זה לניבוי. </w:t>
       </w:r>
       <w:r>
         <w:rPr>
@@ -1352,7 +1118,6 @@
         </w:rPr>
         <w:t xml:space="preserve">תחת ההנחה כי משתמשים שערכם במשתנה </w:t>
       </w:r>
-      <w:proofErr w:type="spellStart"/>
       <w:r>
         <w:rPr>
           <w:rStyle w:val="CommentTok"/>
@@ -1363,7 +1128,6 @@
         </w:rPr>
         <w:t>jobTitle</w:t>
       </w:r>
-      <w:proofErr w:type="spellEnd"/>
       <w:r>
         <w:rPr>
           <w:rStyle w:val="CommentTok"/>
@@ -1492,7 +1256,6 @@
         </w:rPr>
         <w:t xml:space="preserve">. המודל שבחרנו הוא מסוג </w:t>
       </w:r>
-      <w:proofErr w:type="spellStart"/>
       <w:r>
         <w:rPr>
           <w:rStyle w:val="NormalTok"/>
@@ -1501,7 +1264,6 @@
         </w:rPr>
         <w:t>GloVe</w:t>
       </w:r>
-      <w:proofErr w:type="spellEnd"/>
       <w:r>
         <w:rPr>
           <w:rStyle w:val="CommentTok"/>
@@ -1612,18 +1374,8 @@
           <w:rFonts w:ascii="Arial" w:hAnsi="Arial" w:cs="Arial"/>
           <w:szCs w:val="22"/>
         </w:rPr>
-        <w:t xml:space="preserve"> </w:t>
-      </w:r>
-      <w:proofErr w:type="spellStart"/>
-      <w:r>
-        <w:rPr>
-          <w:rStyle w:val="NormalTok"/>
-          <w:rFonts w:ascii="Arial" w:hAnsi="Arial" w:cs="Arial"/>
-          <w:szCs w:val="22"/>
-        </w:rPr>
-        <w:t>GloVe</w:t>
-      </w:r>
-      <w:proofErr w:type="spellEnd"/>
+        <w:t xml:space="preserve"> GloVe</w:t>
+      </w:r>
       <w:r>
         <w:rPr>
           <w:rStyle w:val="CommentTok"/>
@@ -1641,61 +1393,7 @@
           <w:rFonts w:ascii="Arial" w:hAnsi="Arial" w:cs="Arial"/>
           <w:szCs w:val="22"/>
         </w:rPr>
-        <w:t>"</w:t>
-      </w:r>
-      <w:proofErr w:type="spellStart"/>
-      <w:r>
-        <w:rPr>
-          <w:rStyle w:val="CommentTok"/>
-          <w:rFonts w:ascii="Arial" w:hAnsi="Arial" w:cs="Arial"/>
-          <w:szCs w:val="22"/>
-        </w:rPr>
-        <w:t>programmerare</w:t>
-      </w:r>
-      <w:proofErr w:type="spellEnd"/>
-      <w:r>
-        <w:rPr>
-          <w:rStyle w:val="CommentTok"/>
-          <w:rFonts w:ascii="Arial" w:hAnsi="Arial" w:cs="Arial"/>
-          <w:szCs w:val="22"/>
-        </w:rPr>
-        <w:t>", "</w:t>
-      </w:r>
-      <w:proofErr w:type="spellStart"/>
-      <w:r>
-        <w:rPr>
-          <w:rStyle w:val="CommentTok"/>
-          <w:rFonts w:ascii="Arial" w:hAnsi="Arial" w:cs="Arial"/>
-          <w:szCs w:val="22"/>
-        </w:rPr>
-        <w:t>salesperon</w:t>
-      </w:r>
-      <w:proofErr w:type="spellEnd"/>
-      <w:r>
-        <w:rPr>
-          <w:rStyle w:val="CommentTok"/>
-          <w:rFonts w:ascii="Arial" w:hAnsi="Arial" w:cs="Arial"/>
-          <w:szCs w:val="22"/>
-        </w:rPr>
-        <w:t>" "</w:t>
-      </w:r>
-      <w:proofErr w:type="spellStart"/>
-      <w:r>
-        <w:rPr>
-          <w:rStyle w:val="CommentTok"/>
-          <w:rFonts w:ascii="Arial" w:hAnsi="Arial" w:cs="Arial"/>
-          <w:szCs w:val="22"/>
-        </w:rPr>
-        <w:t>rechtsreferendar</w:t>
-      </w:r>
-      <w:proofErr w:type="spellEnd"/>
-      <w:r>
-        <w:rPr>
-          <w:rStyle w:val="CommentTok"/>
-          <w:rFonts w:ascii="Arial" w:hAnsi="Arial" w:cs="Arial"/>
-          <w:szCs w:val="22"/>
-        </w:rPr>
-        <w:t>".</w:t>
+        <w:t>"programmerare", "salesperon" "rechtsreferendar".</w:t>
       </w:r>
       <w:r>
         <w:rPr>
@@ -2367,31 +2065,7 @@
           <w:shd w:val="clear" w:color="auto" w:fill="auto"/>
           <w:rtl/>
         </w:rPr>
-        <w:t xml:space="preserve"> אנו </w:t>
-      </w:r>
-      <w:proofErr w:type="spellStart"/>
-      <w:r>
-        <w:rPr>
-          <w:rStyle w:val="CommentTok"/>
-          <w:rFonts w:ascii="Arial" w:hAnsi="Arial" w:cs="Arial" w:hint="cs"/>
-          <w:color w:val="auto"/>
-          <w:szCs w:val="22"/>
-          <w:shd w:val="clear" w:color="auto" w:fill="auto"/>
-          <w:rtl/>
-        </w:rPr>
-        <w:t>נאמוד</w:t>
-      </w:r>
-      <w:proofErr w:type="spellEnd"/>
-      <w:r>
-        <w:rPr>
-          <w:rStyle w:val="CommentTok"/>
-          <w:rFonts w:ascii="Arial" w:hAnsi="Arial" w:cs="Arial" w:hint="cs"/>
-          <w:color w:val="auto"/>
-          <w:szCs w:val="22"/>
-          <w:shd w:val="clear" w:color="auto" w:fill="auto"/>
-          <w:rtl/>
-        </w:rPr>
-        <w:t xml:space="preserve"> את שלושת המודלים בעזרת </w:t>
+        <w:t xml:space="preserve"> אנו נאמוד את שלושת המודלים בעזרת </w:t>
       </w:r>
       <w:r>
         <w:rPr>
@@ -2498,31 +2172,7 @@
           <w:shd w:val="clear" w:color="auto" w:fill="auto"/>
           <w:rtl/>
         </w:rPr>
-        <w:t xml:space="preserve">המתכון </w:t>
-      </w:r>
-      <w:proofErr w:type="spellStart"/>
-      <w:r>
-        <w:rPr>
-          <w:rStyle w:val="CommentTok"/>
-          <w:rFonts w:ascii="Arial" w:hAnsi="Arial" w:cs="Arial" w:hint="cs"/>
-          <w:color w:val="auto"/>
-          <w:szCs w:val="22"/>
-          <w:shd w:val="clear" w:color="auto" w:fill="auto"/>
-          <w:rtl/>
-        </w:rPr>
-        <w:t>ישאר</w:t>
-      </w:r>
-      <w:proofErr w:type="spellEnd"/>
-      <w:r>
-        <w:rPr>
-          <w:rStyle w:val="CommentTok"/>
-          <w:rFonts w:ascii="Arial" w:hAnsi="Arial" w:cs="Arial" w:hint="cs"/>
-          <w:color w:val="auto"/>
-          <w:szCs w:val="22"/>
-          <w:shd w:val="clear" w:color="auto" w:fill="auto"/>
-          <w:rtl/>
-        </w:rPr>
-        <w:t xml:space="preserve"> קבוע עבור כלל המודלים בהם הורדנו משתנים שלא מעניינים אותנו </w:t>
+        <w:t xml:space="preserve">המתכון ישאר קבוע עבור כלל המודלים בהם הורדנו משתנים שלא מעניינים אותנו </w:t>
       </w:r>
       <w:r>
         <w:rPr>
@@ -2541,50 +2191,64 @@
         </w:rPr>
         <w:t xml:space="preserve"> </w:t>
       </w:r>
-      <w:proofErr w:type="spellStart"/>
       <w:r>
         <w:rPr>
           <w:rStyle w:val="NormalTok"/>
           <w:rFonts w:ascii="Arial" w:hAnsi="Arial" w:cs="Arial"/>
           <w:szCs w:val="22"/>
         </w:rPr>
-        <w:t>cityName</w:t>
-      </w:r>
-      <w:proofErr w:type="spellEnd"/>
+        <w:t>cityName,</w:t>
+      </w:r>
+      <w:r>
+        <w:rPr>
+          <w:rFonts w:ascii="Arial" w:hAnsi="Arial" w:cs="Arial" w:hint="cs"/>
+          <w:sz w:val="22"/>
+          <w:szCs w:val="22"/>
+          <w:rtl/>
+        </w:rPr>
+        <w:t xml:space="preserve"> </w:t>
+      </w:r>
       <w:r>
         <w:rPr>
           <w:rStyle w:val="NormalTok"/>
           <w:rFonts w:ascii="Arial" w:hAnsi="Arial" w:cs="Arial"/>
           <w:szCs w:val="22"/>
         </w:rPr>
-        <w:t>,</w:t>
-      </w:r>
-      <w:r>
-        <w:rPr>
-          <w:rFonts w:ascii="Arial" w:hAnsi="Arial" w:cs="Arial" w:hint="cs"/>
-          <w:sz w:val="22"/>
-          <w:szCs w:val="22"/>
-          <w:rtl/>
-        </w:rPr>
-        <w:t xml:space="preserve"> </w:t>
-      </w:r>
-      <w:proofErr w:type="spellStart"/>
+        <w:t>createDate,</w:t>
+      </w:r>
+      <w:r>
+        <w:rPr>
+          <w:rFonts w:ascii="Arial" w:hAnsi="Arial" w:cs="Arial" w:hint="cs"/>
+          <w:sz w:val="22"/>
+          <w:szCs w:val="22"/>
+          <w:rtl/>
+        </w:rPr>
+        <w:t xml:space="preserve"> </w:t>
+      </w:r>
       <w:r>
         <w:rPr>
           <w:rStyle w:val="NormalTok"/>
           <w:rFonts w:ascii="Arial" w:hAnsi="Arial" w:cs="Arial"/>
           <w:szCs w:val="22"/>
         </w:rPr>
-        <w:t>createDate</w:t>
-      </w:r>
-      <w:proofErr w:type="spellEnd"/>
+        <w:t>education,</w:t>
+      </w:r>
+      <w:r>
+        <w:rPr>
+          <w:rFonts w:ascii="Arial" w:hAnsi="Arial" w:cs="Arial" w:hint="cs"/>
+          <w:sz w:val="22"/>
+          <w:szCs w:val="22"/>
+          <w:rtl/>
+        </w:rPr>
+        <w:t xml:space="preserve"> </w:t>
+      </w:r>
       <w:r>
         <w:rPr>
           <w:rStyle w:val="NormalTok"/>
           <w:rFonts w:ascii="Arial" w:hAnsi="Arial" w:cs="Arial"/>
           <w:szCs w:val="22"/>
         </w:rPr>
-        <w:t>,</w:t>
+        <w:t>jobTitle,</w:t>
       </w:r>
       <w:r>
         <w:rPr>
@@ -2601,109 +2265,165 @@
           <w:rFonts w:ascii="Arial" w:hAnsi="Arial" w:cs="Arial"/>
           <w:szCs w:val="22"/>
         </w:rPr>
-        <w:t>education,</w:t>
-      </w:r>
-      <w:r>
-        <w:rPr>
-          <w:rFonts w:ascii="Arial" w:hAnsi="Arial" w:cs="Arial" w:hint="cs"/>
-          <w:sz w:val="22"/>
-          <w:szCs w:val="22"/>
-          <w:rtl/>
-        </w:rPr>
-        <w:t xml:space="preserve"> </w:t>
-      </w:r>
-      <w:proofErr w:type="spellStart"/>
+        <w:t>X_id,</w:t>
+      </w:r>
+      <w:r>
+        <w:rPr>
+          <w:rFonts w:ascii="Arial" w:hAnsi="Arial" w:cs="Arial" w:hint="cs"/>
+          <w:sz w:val="22"/>
+          <w:szCs w:val="22"/>
+          <w:rtl/>
+        </w:rPr>
+        <w:t xml:space="preserve"> </w:t>
+      </w:r>
       <w:r>
         <w:rPr>
           <w:rStyle w:val="NormalTok"/>
           <w:rFonts w:ascii="Arial" w:hAnsi="Arial" w:cs="Arial"/>
           <w:szCs w:val="22"/>
         </w:rPr>
+        <w:t>birthdate</w:t>
+      </w:r>
+      <w:r>
+        <w:rPr>
+          <w:rStyle w:val="NormalTok"/>
+          <w:rFonts w:ascii="Arial" w:hAnsi="Arial" w:cs="Arial" w:hint="cs"/>
+          <w:szCs w:val="22"/>
+          <w:rtl/>
+        </w:rPr>
+        <w:t>.</w:t>
+      </w:r>
+      <w:r>
+        <w:rPr>
+          <w:rStyle w:val="CommentTok"/>
+          <w:rFonts w:ascii="Arial" w:hAnsi="Arial" w:cs="Arial" w:hint="cs"/>
+          <w:color w:val="auto"/>
+          <w:szCs w:val="22"/>
+          <w:shd w:val="clear" w:color="auto" w:fill="auto"/>
+          <w:rtl/>
+        </w:rPr>
+        <w:t xml:space="preserve"> </w:t>
+      </w:r>
+      <w:r>
+        <w:rPr>
+          <w:rStyle w:val="CommentTok"/>
+          <w:rFonts w:ascii="Arial" w:hAnsi="Arial" w:cs="Arial" w:hint="cs"/>
+          <w:color w:val="auto"/>
+          <w:szCs w:val="22"/>
+          <w:shd w:val="clear" w:color="auto" w:fill="auto"/>
+          <w:rtl/>
+        </w:rPr>
+        <w:t>משום שהם מכילים מידה דמוגרפי בסיסי, ואת משתנה ה-</w:t>
+      </w:r>
+      <w:r>
+        <w:rPr>
+          <w:rStyle w:val="NormalTok"/>
+          <w:rFonts w:ascii="Arial" w:hAnsi="Arial" w:cs="Arial"/>
+          <w:szCs w:val="22"/>
+        </w:rPr>
+        <w:t xml:space="preserve"> </w:t>
+      </w:r>
+      <w:r>
+        <w:rPr>
+          <w:rStyle w:val="NormalTok"/>
+          <w:rFonts w:ascii="Arial" w:hAnsi="Arial" w:cs="Arial"/>
+          <w:szCs w:val="22"/>
+        </w:rPr>
         <w:t>jobTitle</w:t>
       </w:r>
-      <w:proofErr w:type="spellEnd"/>
       <w:r>
         <w:rPr>
           <w:rStyle w:val="NormalTok"/>
-          <w:rFonts w:ascii="Arial" w:hAnsi="Arial" w:cs="Arial"/>
-          <w:szCs w:val="22"/>
-        </w:rPr>
-        <w:t>,</w:t>
-      </w:r>
-      <w:r>
-        <w:rPr>
-          <w:rFonts w:ascii="Arial" w:hAnsi="Arial" w:cs="Arial" w:hint="cs"/>
-          <w:sz w:val="22"/>
-          <w:szCs w:val="22"/>
-          <w:rtl/>
-        </w:rPr>
-        <w:t xml:space="preserve"> </w:t>
-      </w:r>
-      <w:proofErr w:type="spellStart"/>
+          <w:rFonts w:ascii="Arial" w:hAnsi="Arial" w:cs="Arial" w:hint="cs"/>
+          <w:szCs w:val="22"/>
+          <w:rtl/>
+        </w:rPr>
+        <w:t xml:space="preserve"> </w:t>
+      </w:r>
+      <w:r>
+        <w:rPr>
+          <w:rStyle w:val="CommentTok"/>
+          <w:rFonts w:ascii="Arial" w:hAnsi="Arial" w:cs="Arial" w:hint="cs"/>
+          <w:color w:val="auto"/>
+          <w:szCs w:val="22"/>
+          <w:shd w:val="clear" w:color="auto" w:fill="auto"/>
+          <w:rtl/>
+        </w:rPr>
+        <w:t xml:space="preserve">אנו מייצגים כעת עם </w:t>
+      </w:r>
+      <w:r>
+        <w:rPr>
+          <w:rStyle w:val="CommentTok"/>
+          <w:rFonts w:ascii="Arial" w:hAnsi="Arial" w:cs="Arial" w:hint="cs"/>
+          <w:color w:val="auto"/>
+          <w:szCs w:val="22"/>
+          <w:shd w:val="clear" w:color="auto" w:fill="auto"/>
+        </w:rPr>
+        <w:t xml:space="preserve"> </w:t>
+      </w:r>
       <w:r>
         <w:rPr>
           <w:rStyle w:val="NormalTok"/>
           <w:rFonts w:ascii="Arial" w:hAnsi="Arial" w:cs="Arial"/>
           <w:szCs w:val="22"/>
         </w:rPr>
-        <w:t>X_id</w:t>
-      </w:r>
-      <w:proofErr w:type="spellEnd"/>
+        <w:t>enginee</w:t>
+      </w:r>
       <w:r>
         <w:rPr>
           <w:rStyle w:val="NormalTok"/>
           <w:rFonts w:ascii="Arial" w:hAnsi="Arial" w:cs="Arial"/>
           <w:szCs w:val="22"/>
         </w:rPr>
-        <w:t>,</w:t>
-      </w:r>
-      <w:r>
-        <w:rPr>
-          <w:rFonts w:ascii="Arial" w:hAnsi="Arial" w:cs="Arial" w:hint="cs"/>
-          <w:sz w:val="22"/>
-          <w:szCs w:val="22"/>
-          <w:rtl/>
-        </w:rPr>
-        <w:t xml:space="preserve"> </w:t>
+        <w:t>r</w:t>
       </w:r>
       <w:r>
         <w:rPr>
           <w:rStyle w:val="NormalTok"/>
-          <w:rFonts w:ascii="Arial" w:hAnsi="Arial" w:cs="Arial"/>
-          <w:szCs w:val="22"/>
-        </w:rPr>
-        <w:t>birthdate</w:t>
+          <w:rFonts w:ascii="Arial" w:hAnsi="Arial" w:cs="Arial" w:hint="cs"/>
+          <w:szCs w:val="22"/>
+          <w:rtl/>
+        </w:rPr>
+        <w:t xml:space="preserve">. </w:t>
+      </w:r>
+      <w:r>
+        <w:rPr>
+          <w:rStyle w:val="CommentTok"/>
+          <w:rFonts w:ascii="Arial" w:hAnsi="Arial" w:cs="Arial" w:hint="cs"/>
+          <w:color w:val="auto"/>
+          <w:szCs w:val="22"/>
+          <w:shd w:val="clear" w:color="auto" w:fill="auto"/>
+          <w:rtl/>
+        </w:rPr>
+        <w:t>בנוסף על כך יצרנו משתני דמה עבור המשתנים הקטגוריאלים</w:t>
+      </w:r>
+      <w:r>
+        <w:rPr>
+          <w:rStyle w:val="CommentTok"/>
+          <w:rFonts w:ascii="Arial" w:hAnsi="Arial" w:cs="Arial" w:hint="cs"/>
+          <w:color w:val="auto"/>
+          <w:szCs w:val="22"/>
+          <w:shd w:val="clear" w:color="auto" w:fill="auto"/>
+          <w:rtl/>
+        </w:rPr>
+        <w:t xml:space="preserve"> : </w:t>
       </w:r>
       <w:r>
         <w:rPr>
           <w:rStyle w:val="NormalTok"/>
-          <w:rFonts w:ascii="Arial" w:hAnsi="Arial" w:cs="Arial" w:hint="cs"/>
-          <w:szCs w:val="22"/>
-          <w:rtl/>
-        </w:rPr>
-        <w:t>.</w:t>
-      </w:r>
-      <w:r>
-        <w:rPr>
-          <w:rStyle w:val="CommentTok"/>
-          <w:rFonts w:ascii="Arial" w:hAnsi="Arial" w:cs="Arial" w:hint="cs"/>
-          <w:color w:val="auto"/>
-          <w:szCs w:val="22"/>
-          <w:shd w:val="clear" w:color="auto" w:fill="auto"/>
-          <w:rtl/>
-        </w:rPr>
-        <w:t xml:space="preserve"> </w:t>
-      </w:r>
-      <w:r>
-        <w:rPr>
-          <w:rStyle w:val="CommentTok"/>
-          <w:rFonts w:ascii="Arial" w:hAnsi="Arial" w:cs="Arial" w:hint="cs"/>
-          <w:color w:val="auto"/>
-          <w:szCs w:val="22"/>
-          <w:shd w:val="clear" w:color="auto" w:fill="auto"/>
-          <w:rtl/>
-        </w:rPr>
-        <w:t>משום שהם מכילים מידה דמוגרפי בסיסי, ואת משתנה ה-</w:t>
+          <w:rFonts w:ascii="Arial" w:hAnsi="Arial" w:cs="Arial"/>
+          <w:szCs w:val="22"/>
+        </w:rPr>
+        <w:t>spotify,</w:t>
+      </w:r>
+      <w:r>
+        <w:rPr>
+          <w:rFonts w:ascii="Arial" w:hAnsi="Arial" w:cs="Arial" w:hint="cs"/>
+          <w:sz w:val="22"/>
+          <w:szCs w:val="22"/>
+          <w:rtl/>
+        </w:rPr>
+        <w:t xml:space="preserve"> </w:t>
       </w:r>
       <w:r>
         <w:rPr>
@@ -2711,189 +2431,42 @@
           <w:rFonts w:ascii="Arial" w:hAnsi="Arial" w:cs="Arial"/>
           <w:szCs w:val="22"/>
         </w:rPr>
-        <w:t xml:space="preserve"> </w:t>
-      </w:r>
-      <w:proofErr w:type="spellStart"/>
+        <w:t>gender,</w:t>
+      </w:r>
+      <w:r>
+        <w:rPr>
+          <w:rFonts w:ascii="Arial" w:hAnsi="Arial" w:cs="Arial" w:hint="cs"/>
+          <w:sz w:val="22"/>
+          <w:szCs w:val="22"/>
+          <w:rtl/>
+        </w:rPr>
+        <w:t xml:space="preserve"> </w:t>
+      </w:r>
       <w:r>
         <w:rPr>
           <w:rStyle w:val="NormalTok"/>
           <w:rFonts w:ascii="Arial" w:hAnsi="Arial" w:cs="Arial"/>
           <w:szCs w:val="22"/>
         </w:rPr>
-        <w:t>jobTitle</w:t>
-      </w:r>
-      <w:proofErr w:type="spellEnd"/>
+        <w:t>instagram,</w:t>
+      </w:r>
+      <w:r>
+        <w:rPr>
+          <w:rFonts w:ascii="Arial" w:hAnsi="Arial" w:cs="Arial" w:hint="cs"/>
+          <w:sz w:val="22"/>
+          <w:szCs w:val="22"/>
+          <w:rtl/>
+        </w:rPr>
+        <w:t xml:space="preserve"> </w:t>
+      </w:r>
       <w:r>
         <w:rPr>
           <w:rStyle w:val="NormalTok"/>
-          <w:rFonts w:ascii="Arial" w:hAnsi="Arial" w:cs="Arial" w:hint="cs"/>
-          <w:szCs w:val="22"/>
-          <w:rtl/>
-        </w:rPr>
-        <w:t xml:space="preserve"> </w:t>
-      </w:r>
-      <w:r>
-        <w:rPr>
-          <w:rStyle w:val="CommentTok"/>
-          <w:rFonts w:ascii="Arial" w:hAnsi="Arial" w:cs="Arial" w:hint="cs"/>
-          <w:color w:val="auto"/>
-          <w:szCs w:val="22"/>
-          <w:shd w:val="clear" w:color="auto" w:fill="auto"/>
-          <w:rtl/>
-        </w:rPr>
-        <w:t xml:space="preserve">אנו מייצגים כעת עם </w:t>
-      </w:r>
-      <w:r>
-        <w:rPr>
-          <w:rStyle w:val="CommentTok"/>
-          <w:rFonts w:ascii="Arial" w:hAnsi="Arial" w:cs="Arial" w:hint="cs"/>
-          <w:color w:val="auto"/>
-          <w:szCs w:val="22"/>
-          <w:shd w:val="clear" w:color="auto" w:fill="auto"/>
-        </w:rPr>
-        <w:t xml:space="preserve"> </w:t>
-      </w:r>
-      <w:r>
-        <w:rPr>
-          <w:rStyle w:val="NormalTok"/>
-          <w:rFonts w:ascii="Arial" w:hAnsi="Arial" w:cs="Arial"/>
-          <w:szCs w:val="22"/>
-        </w:rPr>
-        <w:t>enginee</w:t>
-      </w:r>
-      <w:r>
-        <w:rPr>
-          <w:rStyle w:val="NormalTok"/>
-          <w:rFonts w:ascii="Arial" w:hAnsi="Arial" w:cs="Arial"/>
-          <w:szCs w:val="22"/>
-        </w:rPr>
-        <w:t>r</w:t>
-      </w:r>
-      <w:r>
-        <w:rPr>
-          <w:rStyle w:val="NormalTok"/>
-          <w:rFonts w:ascii="Arial" w:hAnsi="Arial" w:cs="Arial" w:hint="cs"/>
-          <w:szCs w:val="22"/>
-          <w:rtl/>
-        </w:rPr>
-        <w:t xml:space="preserve">. </w:t>
-      </w:r>
-      <w:r>
-        <w:rPr>
-          <w:rStyle w:val="CommentTok"/>
-          <w:rFonts w:ascii="Arial" w:hAnsi="Arial" w:cs="Arial" w:hint="cs"/>
-          <w:color w:val="auto"/>
-          <w:szCs w:val="22"/>
-          <w:shd w:val="clear" w:color="auto" w:fill="auto"/>
-          <w:rtl/>
-        </w:rPr>
-        <w:t xml:space="preserve">בנוסף על כך יצרנו משתני דמה עבור המשתנים </w:t>
-      </w:r>
-      <w:proofErr w:type="spellStart"/>
-      <w:r>
-        <w:rPr>
-          <w:rStyle w:val="CommentTok"/>
-          <w:rFonts w:ascii="Arial" w:hAnsi="Arial" w:cs="Arial" w:hint="cs"/>
-          <w:color w:val="auto"/>
-          <w:szCs w:val="22"/>
-          <w:shd w:val="clear" w:color="auto" w:fill="auto"/>
-          <w:rtl/>
-        </w:rPr>
-        <w:t>הקטגוריאלים</w:t>
-      </w:r>
-      <w:proofErr w:type="spellEnd"/>
-      <w:r>
-        <w:rPr>
-          <w:rStyle w:val="CommentTok"/>
-          <w:rFonts w:ascii="Arial" w:hAnsi="Arial" w:cs="Arial" w:hint="cs"/>
-          <w:color w:val="auto"/>
-          <w:szCs w:val="22"/>
-          <w:shd w:val="clear" w:color="auto" w:fill="auto"/>
-          <w:rtl/>
-        </w:rPr>
-        <w:t xml:space="preserve"> : </w:t>
-      </w:r>
-      <w:proofErr w:type="spellStart"/>
-      <w:r>
-        <w:rPr>
-          <w:rStyle w:val="NormalTok"/>
-          <w:rFonts w:ascii="Arial" w:hAnsi="Arial" w:cs="Arial"/>
-          <w:szCs w:val="22"/>
-        </w:rPr>
-        <w:t>spotify</w:t>
-      </w:r>
-      <w:proofErr w:type="spellEnd"/>
-      <w:r>
-        <w:rPr>
-          <w:rStyle w:val="NormalTok"/>
-          <w:rFonts w:ascii="Arial" w:hAnsi="Arial" w:cs="Arial"/>
-          <w:szCs w:val="22"/>
-        </w:rPr>
-        <w:t>,</w:t>
-      </w:r>
-      <w:r>
-        <w:rPr>
-          <w:rFonts w:ascii="Arial" w:hAnsi="Arial" w:cs="Arial" w:hint="cs"/>
-          <w:sz w:val="22"/>
-          <w:szCs w:val="22"/>
-          <w:rtl/>
-        </w:rPr>
-        <w:t xml:space="preserve"> </w:t>
-      </w:r>
-      <w:r>
-        <w:rPr>
-          <w:rStyle w:val="NormalTok"/>
-          <w:rFonts w:ascii="Arial" w:hAnsi="Arial" w:cs="Arial"/>
-          <w:szCs w:val="22"/>
-        </w:rPr>
-        <w:t>gender,</w:t>
-      </w:r>
-      <w:r>
-        <w:rPr>
-          <w:rFonts w:ascii="Arial" w:hAnsi="Arial" w:cs="Arial" w:hint="cs"/>
-          <w:sz w:val="22"/>
-          <w:szCs w:val="22"/>
-          <w:rtl/>
-        </w:rPr>
-        <w:t xml:space="preserve"> </w:t>
-      </w:r>
-      <w:proofErr w:type="spellStart"/>
-      <w:r>
-        <w:rPr>
-          <w:rStyle w:val="NormalTok"/>
-          <w:rFonts w:ascii="Arial" w:hAnsi="Arial" w:cs="Arial"/>
-          <w:szCs w:val="22"/>
-        </w:rPr>
-        <w:t>instagram</w:t>
-      </w:r>
-      <w:proofErr w:type="spellEnd"/>
-      <w:r>
-        <w:rPr>
-          <w:rStyle w:val="NormalTok"/>
-          <w:rFonts w:ascii="Arial" w:hAnsi="Arial" w:cs="Arial"/>
-          <w:szCs w:val="22"/>
-        </w:rPr>
-        <w:t>,</w:t>
-      </w:r>
-      <w:r>
-        <w:rPr>
-          <w:rFonts w:ascii="Arial" w:hAnsi="Arial" w:cs="Arial" w:hint="cs"/>
-          <w:sz w:val="22"/>
-          <w:szCs w:val="22"/>
-          <w:rtl/>
-        </w:rPr>
-        <w:t xml:space="preserve"> </w:t>
-      </w:r>
-      <w:proofErr w:type="spellStart"/>
-      <w:r>
-        <w:rPr>
-          <w:rStyle w:val="NormalTok"/>
           <w:rFonts w:ascii="Arial" w:hAnsi="Arial" w:cs="Arial"/>
           <w:szCs w:val="22"/>
         </w:rPr>
         <w:t>hetero_sx</w:t>
       </w:r>
-      <w:proofErr w:type="spellEnd"/>
       <w:r>
         <w:rPr>
           <w:rStyle w:val="NormalTok"/>
@@ -3048,7 +2621,6 @@
         </w:rPr>
         <w:t xml:space="preserve"> כי אנו מעוניינים לכוון את מספר המנבאים בכל עץ (</w:t>
       </w:r>
-      <w:proofErr w:type="spellStart"/>
       <w:r>
         <w:rPr>
           <w:rFonts w:ascii="Arial" w:hAnsi="Arial" w:cs="Arial"/>
@@ -3059,7 +2631,6 @@
         </w:rPr>
         <w:t>mtry</w:t>
       </w:r>
-      <w:proofErr w:type="spellEnd"/>
       <w:r>
         <w:rPr>
           <w:rFonts w:ascii="Arial" w:hAnsi="Arial" w:cs="Arial" w:hint="cs"/>
@@ -3138,7 +2709,6 @@
         </w:rPr>
         <w:t xml:space="preserve">5 הממפה את ערכי </w:t>
       </w:r>
-      <w:proofErr w:type="spellStart"/>
       <w:r>
         <w:rPr>
           <w:rFonts w:ascii="Arial" w:hAnsi="Arial" w:cs="Arial"/>
@@ -3149,7 +2719,6 @@
         </w:rPr>
         <w:t>mtry</w:t>
       </w:r>
-      <w:proofErr w:type="spellEnd"/>
       <w:r>
         <w:rPr>
           <w:rFonts w:ascii="Arial" w:hAnsi="Arial" w:cs="Arial" w:hint="cs"/>
@@ -3273,9 +2842,838 @@
           <w:szCs w:val="22"/>
           <w:shd w:val="clear" w:color="auto" w:fill="F1F3F5"/>
         </w:rPr>
-        <w:t xml:space="preserve"> </w:t>
-      </w:r>
-      <w:proofErr w:type="spellStart"/>
+        <w:t xml:space="preserve"> mtry</w:t>
+      </w:r>
+      <w:r>
+        <w:rPr>
+          <w:rFonts w:ascii="Arial" w:hAnsi="Arial" w:cs="Arial"/>
+          <w:sz w:val="22"/>
+          <w:szCs w:val="22"/>
+        </w:rPr>
+        <w:t xml:space="preserve"> </w:t>
+      </w:r>
+      <w:r>
+        <w:rPr>
+          <w:rFonts w:ascii="Arial" w:hAnsi="Arial" w:cs="Arial"/>
+          <w:sz w:val="22"/>
+          <w:szCs w:val="22"/>
+        </w:rPr>
+        <w:t>=3</w:t>
+      </w:r>
+      <w:r>
+        <w:rPr>
+          <w:rFonts w:ascii="Arial" w:hAnsi="Arial" w:cs="Arial" w:hint="cs"/>
+          <w:sz w:val="22"/>
+          <w:szCs w:val="22"/>
+          <w:rtl/>
+        </w:rPr>
+        <w:t xml:space="preserve"> עבור כל מספר עצים. תוצאה מפתיע ואף בלתי הגיונית במודלי רגרסיה ליניארית אך </w:t>
+      </w:r>
+      <w:r>
+        <w:rPr>
+          <w:rFonts w:ascii="Arial" w:hAnsi="Arial" w:cs="Arial" w:hint="cs"/>
+          <w:sz w:val="22"/>
+          <w:szCs w:val="22"/>
+          <w:rtl/>
+        </w:rPr>
+        <w:t>אם</w:t>
+      </w:r>
+      <w:r>
+        <w:rPr>
+          <w:rFonts w:ascii="Arial" w:hAnsi="Arial" w:cs="Arial"/>
+          <w:sz w:val="22"/>
+          <w:szCs w:val="22"/>
+          <w:rtl/>
+        </w:rPr>
+        <w:t xml:space="preserve"> </w:t>
+      </w:r>
+      <w:r>
+        <w:rPr>
+          <w:rFonts w:ascii="Arial" w:hAnsi="Arial" w:cs="Arial" w:hint="cs"/>
+          <w:sz w:val="22"/>
+          <w:szCs w:val="22"/>
+          <w:rtl/>
+        </w:rPr>
+        <w:t>הערך</w:t>
+      </w:r>
+      <w:r>
+        <w:rPr>
+          <w:rFonts w:ascii="Arial" w:hAnsi="Arial" w:cs="Arial"/>
+          <w:sz w:val="22"/>
+          <w:szCs w:val="22"/>
+          <w:rtl/>
+        </w:rPr>
+        <w:t xml:space="preserve"> </w:t>
+      </w:r>
+      <w:r>
+        <w:rPr>
+          <w:rFonts w:ascii="Arial" w:hAnsi="Arial" w:cs="Arial" w:hint="cs"/>
+          <w:sz w:val="22"/>
+          <w:szCs w:val="22"/>
+          <w:rtl/>
+        </w:rPr>
+        <w:t>של</w:t>
+      </w:r>
+      <w:r>
+        <w:rPr>
+          <w:rFonts w:ascii="Arial" w:hAnsi="Arial" w:cs="Arial"/>
+          <w:sz w:val="22"/>
+          <w:szCs w:val="22"/>
+          <w:rtl/>
+        </w:rPr>
+        <w:t xml:space="preserve"> </w:t>
+      </w:r>
+      <w:r>
+        <w:rPr>
+          <w:rFonts w:ascii="Arial" w:hAnsi="Arial" w:cs="Arial"/>
+          <w:sz w:val="22"/>
+          <w:szCs w:val="22"/>
+        </w:rPr>
+        <w:t>mtry</w:t>
+      </w:r>
+      <w:r>
+        <w:rPr>
+          <w:rFonts w:ascii="Arial" w:hAnsi="Arial" w:cs="Arial"/>
+          <w:sz w:val="22"/>
+          <w:szCs w:val="22"/>
+          <w:rtl/>
+        </w:rPr>
+        <w:t xml:space="preserve"> (</w:t>
+      </w:r>
+      <w:r>
+        <w:rPr>
+          <w:rFonts w:ascii="Arial" w:hAnsi="Arial" w:cs="Arial" w:hint="cs"/>
+          <w:sz w:val="22"/>
+          <w:szCs w:val="22"/>
+          <w:rtl/>
+        </w:rPr>
+        <w:t>כלומר</w:t>
+      </w:r>
+      <w:r>
+        <w:rPr>
+          <w:rFonts w:ascii="Arial" w:hAnsi="Arial" w:cs="Arial"/>
+          <w:sz w:val="22"/>
+          <w:szCs w:val="22"/>
+          <w:rtl/>
+        </w:rPr>
+        <w:t xml:space="preserve">, </w:t>
+      </w:r>
+      <w:r>
+        <w:rPr>
+          <w:rFonts w:ascii="Arial" w:hAnsi="Arial" w:cs="Arial" w:hint="cs"/>
+          <w:sz w:val="22"/>
+          <w:szCs w:val="22"/>
+          <w:rtl/>
+        </w:rPr>
+        <w:t>מספר</w:t>
+      </w:r>
+      <w:r>
+        <w:rPr>
+          <w:rFonts w:ascii="Arial" w:hAnsi="Arial" w:cs="Arial"/>
+          <w:sz w:val="22"/>
+          <w:szCs w:val="22"/>
+          <w:rtl/>
+        </w:rPr>
+        <w:t xml:space="preserve"> </w:t>
+      </w:r>
+      <w:r>
+        <w:rPr>
+          <w:rFonts w:ascii="Arial" w:hAnsi="Arial" w:cs="Arial" w:hint="cs"/>
+          <w:sz w:val="22"/>
+          <w:szCs w:val="22"/>
+          <w:rtl/>
+        </w:rPr>
+        <w:t>המנבאים</w:t>
+      </w:r>
+      <w:r>
+        <w:rPr>
+          <w:rFonts w:ascii="Arial" w:hAnsi="Arial" w:cs="Arial"/>
+          <w:sz w:val="22"/>
+          <w:szCs w:val="22"/>
+          <w:rtl/>
+        </w:rPr>
+        <w:t xml:space="preserve"> </w:t>
+      </w:r>
+      <w:r>
+        <w:rPr>
+          <w:rFonts w:ascii="Arial" w:hAnsi="Arial" w:cs="Arial" w:hint="cs"/>
+          <w:sz w:val="22"/>
+          <w:szCs w:val="22"/>
+          <w:rtl/>
+        </w:rPr>
+        <w:t>שנבחרים</w:t>
+      </w:r>
+      <w:r>
+        <w:rPr>
+          <w:rFonts w:ascii="Arial" w:hAnsi="Arial" w:cs="Arial"/>
+          <w:sz w:val="22"/>
+          <w:szCs w:val="22"/>
+          <w:rtl/>
+        </w:rPr>
+        <w:t xml:space="preserve"> </w:t>
+      </w:r>
+      <w:r>
+        <w:rPr>
+          <w:rFonts w:ascii="Arial" w:hAnsi="Arial" w:cs="Arial" w:hint="cs"/>
+          <w:sz w:val="22"/>
+          <w:szCs w:val="22"/>
+          <w:rtl/>
+        </w:rPr>
+        <w:t>באקראי</w:t>
+      </w:r>
+      <w:r>
+        <w:rPr>
+          <w:rFonts w:ascii="Arial" w:hAnsi="Arial" w:cs="Arial"/>
+          <w:sz w:val="22"/>
+          <w:szCs w:val="22"/>
+          <w:rtl/>
+        </w:rPr>
+        <w:t xml:space="preserve"> </w:t>
+      </w:r>
+      <w:r>
+        <w:rPr>
+          <w:rFonts w:ascii="Arial" w:hAnsi="Arial" w:cs="Arial" w:hint="cs"/>
+          <w:sz w:val="22"/>
+          <w:szCs w:val="22"/>
+          <w:rtl/>
+        </w:rPr>
+        <w:t>בכל</w:t>
+      </w:r>
+      <w:r>
+        <w:rPr>
+          <w:rFonts w:ascii="Arial" w:hAnsi="Arial" w:cs="Arial"/>
+          <w:sz w:val="22"/>
+          <w:szCs w:val="22"/>
+          <w:rtl/>
+        </w:rPr>
+        <w:t xml:space="preserve"> </w:t>
+      </w:r>
+      <w:r>
+        <w:rPr>
+          <w:rFonts w:ascii="Arial" w:hAnsi="Arial" w:cs="Arial" w:hint="cs"/>
+          <w:sz w:val="22"/>
+          <w:szCs w:val="22"/>
+          <w:rtl/>
+        </w:rPr>
+        <w:t>פיצול</w:t>
+      </w:r>
+      <w:r>
+        <w:rPr>
+          <w:rFonts w:ascii="Arial" w:hAnsi="Arial" w:cs="Arial"/>
+          <w:sz w:val="22"/>
+          <w:szCs w:val="22"/>
+          <w:rtl/>
+        </w:rPr>
+        <w:t xml:space="preserve"> </w:t>
+      </w:r>
+      <w:r>
+        <w:rPr>
+          <w:rFonts w:ascii="Arial" w:hAnsi="Arial" w:cs="Arial" w:hint="cs"/>
+          <w:sz w:val="22"/>
+          <w:szCs w:val="22"/>
+          <w:rtl/>
+        </w:rPr>
+        <w:t>בעץ</w:t>
+      </w:r>
+      <w:r>
+        <w:rPr>
+          <w:rFonts w:ascii="Arial" w:hAnsi="Arial" w:cs="Arial"/>
+          <w:sz w:val="22"/>
+          <w:szCs w:val="22"/>
+          <w:rtl/>
+        </w:rPr>
+        <w:t xml:space="preserve">) </w:t>
+      </w:r>
+      <w:r>
+        <w:rPr>
+          <w:rFonts w:ascii="Arial" w:hAnsi="Arial" w:cs="Arial" w:hint="cs"/>
+          <w:sz w:val="22"/>
+          <w:szCs w:val="22"/>
+          <w:rtl/>
+        </w:rPr>
+        <w:t>גדול</w:t>
+      </w:r>
+      <w:r>
+        <w:rPr>
+          <w:rFonts w:ascii="Arial" w:hAnsi="Arial" w:cs="Arial"/>
+          <w:sz w:val="22"/>
+          <w:szCs w:val="22"/>
+          <w:rtl/>
+        </w:rPr>
+        <w:t xml:space="preserve"> </w:t>
+      </w:r>
+      <w:r>
+        <w:rPr>
+          <w:rFonts w:ascii="Arial" w:hAnsi="Arial" w:cs="Arial" w:hint="cs"/>
+          <w:sz w:val="22"/>
+          <w:szCs w:val="22"/>
+          <w:rtl/>
+        </w:rPr>
+        <w:t>מדי</w:t>
+      </w:r>
+      <w:r>
+        <w:rPr>
+          <w:rFonts w:ascii="Arial" w:hAnsi="Arial" w:cs="Arial"/>
+          <w:sz w:val="22"/>
+          <w:szCs w:val="22"/>
+          <w:rtl/>
+        </w:rPr>
+        <w:t xml:space="preserve"> — </w:t>
+      </w:r>
+      <w:r>
+        <w:rPr>
+          <w:rFonts w:ascii="Arial" w:hAnsi="Arial" w:cs="Arial" w:hint="cs"/>
+          <w:sz w:val="22"/>
+          <w:szCs w:val="22"/>
+          <w:rtl/>
+        </w:rPr>
+        <w:t>העצים</w:t>
+      </w:r>
+      <w:r>
+        <w:rPr>
+          <w:rFonts w:ascii="Arial" w:hAnsi="Arial" w:cs="Arial"/>
+          <w:sz w:val="22"/>
+          <w:szCs w:val="22"/>
+          <w:rtl/>
+        </w:rPr>
+        <w:t xml:space="preserve"> </w:t>
+      </w:r>
+      <w:r>
+        <w:rPr>
+          <w:rFonts w:ascii="Arial" w:hAnsi="Arial" w:cs="Arial" w:hint="cs"/>
+          <w:sz w:val="22"/>
+          <w:szCs w:val="22"/>
+          <w:rtl/>
+        </w:rPr>
+        <w:t>במודל</w:t>
+      </w:r>
+      <w:r>
+        <w:rPr>
+          <w:rFonts w:ascii="Arial" w:hAnsi="Arial" w:cs="Arial"/>
+          <w:sz w:val="22"/>
+          <w:szCs w:val="22"/>
+          <w:rtl/>
+        </w:rPr>
+        <w:t xml:space="preserve"> </w:t>
+      </w:r>
+      <w:r>
+        <w:rPr>
+          <w:rFonts w:ascii="Arial" w:hAnsi="Arial" w:cs="Arial" w:hint="cs"/>
+          <w:sz w:val="22"/>
+          <w:szCs w:val="22"/>
+          <w:rtl/>
+        </w:rPr>
+        <w:t>יתחילו</w:t>
+      </w:r>
+      <w:r>
+        <w:rPr>
+          <w:rFonts w:ascii="Arial" w:hAnsi="Arial" w:cs="Arial"/>
+          <w:sz w:val="22"/>
+          <w:szCs w:val="22"/>
+          <w:rtl/>
+        </w:rPr>
+        <w:t xml:space="preserve"> </w:t>
+      </w:r>
+      <w:r>
+        <w:rPr>
+          <w:rFonts w:ascii="Arial" w:hAnsi="Arial" w:cs="Arial" w:hint="cs"/>
+          <w:sz w:val="22"/>
+          <w:szCs w:val="22"/>
+          <w:rtl/>
+        </w:rPr>
+        <w:t>להידמות</w:t>
+      </w:r>
+      <w:r>
+        <w:rPr>
+          <w:rFonts w:ascii="Arial" w:hAnsi="Arial" w:cs="Arial"/>
+          <w:sz w:val="22"/>
+          <w:szCs w:val="22"/>
+          <w:rtl/>
+        </w:rPr>
+        <w:t xml:space="preserve"> </w:t>
+      </w:r>
+      <w:r>
+        <w:rPr>
+          <w:rFonts w:ascii="Arial" w:hAnsi="Arial" w:cs="Arial" w:hint="cs"/>
+          <w:sz w:val="22"/>
+          <w:szCs w:val="22"/>
+          <w:rtl/>
+        </w:rPr>
+        <w:t>זה</w:t>
+      </w:r>
+      <w:r>
+        <w:rPr>
+          <w:rFonts w:ascii="Arial" w:hAnsi="Arial" w:cs="Arial"/>
+          <w:sz w:val="22"/>
+          <w:szCs w:val="22"/>
+          <w:rtl/>
+        </w:rPr>
+        <w:t xml:space="preserve"> </w:t>
+      </w:r>
+      <w:r>
+        <w:rPr>
+          <w:rFonts w:ascii="Arial" w:hAnsi="Arial" w:cs="Arial" w:hint="cs"/>
+          <w:sz w:val="22"/>
+          <w:szCs w:val="22"/>
+          <w:rtl/>
+        </w:rPr>
+        <w:t>לזה</w:t>
+      </w:r>
+      <w:r>
+        <w:rPr>
+          <w:rFonts w:ascii="Arial" w:hAnsi="Arial" w:cs="Arial" w:hint="cs"/>
+          <w:sz w:val="22"/>
+          <w:szCs w:val="22"/>
+          <w:rtl/>
+        </w:rPr>
+        <w:t>.</w:t>
+      </w:r>
+      <w:r>
+        <w:rPr>
+          <w:rFonts w:ascii="Arial" w:hAnsi="Arial" w:cs="Arial" w:hint="cs"/>
+          <w:sz w:val="22"/>
+          <w:szCs w:val="22"/>
+          <w:rtl/>
+        </w:rPr>
+        <w:t xml:space="preserve"> </w:t>
+      </w:r>
+      <w:r>
+        <w:rPr>
+          <w:rFonts w:ascii="Arial" w:hAnsi="Arial" w:cs="Arial" w:hint="cs"/>
+          <w:sz w:val="22"/>
+          <w:szCs w:val="22"/>
+          <w:rtl/>
+        </w:rPr>
+        <w:t>כך ש</w:t>
+      </w:r>
+      <w:r>
+        <w:rPr>
+          <w:rFonts w:ascii="Arial" w:hAnsi="Arial" w:cs="Arial" w:hint="cs"/>
+          <w:sz w:val="22"/>
+          <w:szCs w:val="22"/>
+          <w:rtl/>
+        </w:rPr>
+        <w:t>היכולת</w:t>
+      </w:r>
+      <w:r>
+        <w:rPr>
+          <w:rFonts w:ascii="Arial" w:hAnsi="Arial" w:cs="Arial"/>
+          <w:sz w:val="22"/>
+          <w:szCs w:val="22"/>
+          <w:rtl/>
+        </w:rPr>
+        <w:t xml:space="preserve"> </w:t>
+      </w:r>
+      <w:r>
+        <w:rPr>
+          <w:rFonts w:ascii="Arial" w:hAnsi="Arial" w:cs="Arial" w:hint="cs"/>
+          <w:sz w:val="22"/>
+          <w:szCs w:val="22"/>
+          <w:rtl/>
+        </w:rPr>
+        <w:t>של</w:t>
+      </w:r>
+      <w:r>
+        <w:rPr>
+          <w:rFonts w:ascii="Arial" w:hAnsi="Arial" w:cs="Arial"/>
+          <w:sz w:val="22"/>
+          <w:szCs w:val="22"/>
+          <w:rtl/>
+        </w:rPr>
+        <w:t xml:space="preserve"> </w:t>
+      </w:r>
+      <w:r>
+        <w:rPr>
+          <w:rFonts w:ascii="Arial" w:hAnsi="Arial" w:cs="Arial" w:hint="cs"/>
+          <w:sz w:val="22"/>
+          <w:szCs w:val="22"/>
+          <w:rtl/>
+        </w:rPr>
+        <w:t>המודל</w:t>
+      </w:r>
+      <w:r>
+        <w:rPr>
+          <w:rFonts w:ascii="Arial" w:hAnsi="Arial" w:cs="Arial"/>
+          <w:sz w:val="22"/>
+          <w:szCs w:val="22"/>
+          <w:rtl/>
+        </w:rPr>
+        <w:t xml:space="preserve"> </w:t>
+      </w:r>
+      <w:r>
+        <w:rPr>
+          <w:rFonts w:ascii="Arial" w:hAnsi="Arial" w:cs="Arial" w:hint="cs"/>
+          <w:sz w:val="22"/>
+          <w:szCs w:val="22"/>
+          <w:rtl/>
+        </w:rPr>
+        <w:t>המשותף</w:t>
+      </w:r>
+      <w:r>
+        <w:rPr>
+          <w:rFonts w:ascii="Arial" w:hAnsi="Arial" w:cs="Arial"/>
+          <w:sz w:val="22"/>
+          <w:szCs w:val="22"/>
+          <w:rtl/>
+        </w:rPr>
+        <w:t xml:space="preserve"> (</w:t>
+      </w:r>
+      <w:r>
+        <w:rPr>
+          <w:rFonts w:ascii="Arial" w:hAnsi="Arial" w:cs="Arial" w:hint="cs"/>
+          <w:sz w:val="22"/>
+          <w:szCs w:val="22"/>
+          <w:rtl/>
+        </w:rPr>
+        <w:t>ה</w:t>
+      </w:r>
+      <w:r>
+        <w:rPr>
+          <w:rFonts w:ascii="Arial" w:hAnsi="Arial" w:cs="Arial"/>
+          <w:sz w:val="22"/>
+          <w:szCs w:val="22"/>
+          <w:rtl/>
+        </w:rPr>
+        <w:t>-</w:t>
+      </w:r>
+      <w:r>
+        <w:rPr>
+          <w:rFonts w:ascii="Arial" w:hAnsi="Arial" w:cs="Arial"/>
+          <w:sz w:val="22"/>
+          <w:szCs w:val="22"/>
+        </w:rPr>
+        <w:t>Ensemble</w:t>
+      </w:r>
+      <w:r>
+        <w:rPr>
+          <w:rFonts w:ascii="Arial" w:hAnsi="Arial" w:cs="Arial"/>
+          <w:sz w:val="22"/>
+          <w:szCs w:val="22"/>
+          <w:rtl/>
+        </w:rPr>
+        <w:t xml:space="preserve"> </w:t>
+      </w:r>
+      <w:r>
+        <w:rPr>
+          <w:rFonts w:ascii="Arial" w:hAnsi="Arial" w:cs="Arial" w:hint="cs"/>
+          <w:sz w:val="22"/>
+          <w:szCs w:val="22"/>
+          <w:rtl/>
+        </w:rPr>
+        <w:t>של</w:t>
+      </w:r>
+      <w:r>
+        <w:rPr>
+          <w:rFonts w:ascii="Arial" w:hAnsi="Arial" w:cs="Arial"/>
+          <w:sz w:val="22"/>
+          <w:szCs w:val="22"/>
+          <w:rtl/>
+        </w:rPr>
+        <w:t xml:space="preserve"> </w:t>
+      </w:r>
+      <w:r>
+        <w:rPr>
+          <w:rFonts w:ascii="Arial" w:hAnsi="Arial" w:cs="Arial" w:hint="cs"/>
+          <w:sz w:val="22"/>
+          <w:szCs w:val="22"/>
+          <w:rtl/>
+        </w:rPr>
+        <w:t>העצים</w:t>
+      </w:r>
+      <w:r>
+        <w:rPr>
+          <w:rFonts w:ascii="Arial" w:hAnsi="Arial" w:cs="Arial"/>
+          <w:sz w:val="22"/>
+          <w:szCs w:val="22"/>
+          <w:rtl/>
+        </w:rPr>
+        <w:t xml:space="preserve">) </w:t>
+      </w:r>
+      <w:r>
+        <w:rPr>
+          <w:rFonts w:ascii="Arial" w:hAnsi="Arial" w:cs="Arial" w:hint="cs"/>
+          <w:sz w:val="22"/>
+          <w:szCs w:val="22"/>
+          <w:rtl/>
+        </w:rPr>
+        <w:t>לצמצם</w:t>
+      </w:r>
+      <w:r>
+        <w:rPr>
+          <w:rFonts w:ascii="Arial" w:hAnsi="Arial" w:cs="Arial"/>
+          <w:sz w:val="22"/>
+          <w:szCs w:val="22"/>
+          <w:rtl/>
+        </w:rPr>
+        <w:t xml:space="preserve"> </w:t>
+      </w:r>
+      <w:r>
+        <w:rPr>
+          <w:rFonts w:ascii="Arial" w:hAnsi="Arial" w:cs="Arial" w:hint="cs"/>
+          <w:sz w:val="22"/>
+          <w:szCs w:val="22"/>
+          <w:rtl/>
+        </w:rPr>
+        <w:t>שונות</w:t>
+      </w:r>
+      <w:r>
+        <w:rPr>
+          <w:rFonts w:ascii="Arial" w:hAnsi="Arial" w:cs="Arial"/>
+          <w:sz w:val="22"/>
+          <w:szCs w:val="22"/>
+          <w:rtl/>
+        </w:rPr>
+        <w:t xml:space="preserve"> </w:t>
+      </w:r>
+      <w:r>
+        <w:rPr>
+          <w:rFonts w:ascii="Arial" w:hAnsi="Arial" w:cs="Arial" w:hint="cs"/>
+          <w:sz w:val="22"/>
+          <w:szCs w:val="22"/>
+          <w:rtl/>
+        </w:rPr>
+        <w:t>פוחתת</w:t>
+      </w:r>
+      <w:r>
+        <w:rPr>
+          <w:rFonts w:ascii="Arial" w:hAnsi="Arial" w:cs="Arial"/>
+          <w:sz w:val="22"/>
+          <w:szCs w:val="22"/>
+          <w:rtl/>
+        </w:rPr>
+        <w:t xml:space="preserve">. </w:t>
+      </w:r>
+      <w:r>
+        <w:rPr>
+          <w:rFonts w:ascii="Arial" w:hAnsi="Arial" w:cs="Arial" w:hint="cs"/>
+          <w:sz w:val="22"/>
+          <w:szCs w:val="22"/>
+          <w:rtl/>
+        </w:rPr>
+        <w:t>הדבר</w:t>
+      </w:r>
+      <w:r>
+        <w:rPr>
+          <w:rFonts w:ascii="Arial" w:hAnsi="Arial" w:cs="Arial"/>
+          <w:sz w:val="22"/>
+          <w:szCs w:val="22"/>
+          <w:rtl/>
+        </w:rPr>
+        <w:t xml:space="preserve"> </w:t>
+      </w:r>
+      <w:r>
+        <w:rPr>
+          <w:rFonts w:ascii="Arial" w:hAnsi="Arial" w:cs="Arial" w:hint="cs"/>
+          <w:sz w:val="22"/>
+          <w:szCs w:val="22"/>
+          <w:rtl/>
+        </w:rPr>
+        <w:t>הזה</w:t>
+      </w:r>
+      <w:r>
+        <w:rPr>
+          <w:rFonts w:ascii="Arial" w:hAnsi="Arial" w:cs="Arial"/>
+          <w:sz w:val="22"/>
+          <w:szCs w:val="22"/>
+          <w:rtl/>
+        </w:rPr>
+        <w:t xml:space="preserve"> </w:t>
+      </w:r>
+      <w:r>
+        <w:rPr>
+          <w:rFonts w:ascii="Arial" w:hAnsi="Arial" w:cs="Arial" w:hint="cs"/>
+          <w:sz w:val="22"/>
+          <w:szCs w:val="22"/>
+          <w:rtl/>
+        </w:rPr>
+        <w:t>פוגע</w:t>
+      </w:r>
+      <w:r>
+        <w:rPr>
+          <w:rFonts w:ascii="Arial" w:hAnsi="Arial" w:cs="Arial"/>
+          <w:sz w:val="22"/>
+          <w:szCs w:val="22"/>
+          <w:rtl/>
+        </w:rPr>
+        <w:t xml:space="preserve"> </w:t>
+      </w:r>
+      <w:r>
+        <w:rPr>
+          <w:rFonts w:ascii="Arial" w:hAnsi="Arial" w:cs="Arial" w:hint="cs"/>
+          <w:sz w:val="22"/>
+          <w:szCs w:val="22"/>
+          <w:rtl/>
+        </w:rPr>
+        <w:t>ביכולת</w:t>
+      </w:r>
+      <w:r>
+        <w:rPr>
+          <w:rFonts w:ascii="Arial" w:hAnsi="Arial" w:cs="Arial"/>
+          <w:sz w:val="22"/>
+          <w:szCs w:val="22"/>
+          <w:rtl/>
+        </w:rPr>
+        <w:t xml:space="preserve"> </w:t>
+      </w:r>
+      <w:r>
+        <w:rPr>
+          <w:rFonts w:ascii="Arial" w:hAnsi="Arial" w:cs="Arial" w:hint="cs"/>
+          <w:sz w:val="22"/>
+          <w:szCs w:val="22"/>
+          <w:rtl/>
+        </w:rPr>
+        <w:t>של</w:t>
+      </w:r>
+      <w:r>
+        <w:rPr>
+          <w:rFonts w:ascii="Arial" w:hAnsi="Arial" w:cs="Arial"/>
+          <w:sz w:val="22"/>
+          <w:szCs w:val="22"/>
+          <w:rtl/>
+        </w:rPr>
+        <w:t xml:space="preserve"> </w:t>
+      </w:r>
+      <w:r>
+        <w:rPr>
+          <w:rFonts w:ascii="Arial" w:hAnsi="Arial" w:cs="Arial" w:hint="cs"/>
+          <w:sz w:val="22"/>
+          <w:szCs w:val="22"/>
+          <w:rtl/>
+        </w:rPr>
+        <w:t>המודל</w:t>
+      </w:r>
+      <w:r>
+        <w:rPr>
+          <w:rFonts w:ascii="Arial" w:hAnsi="Arial" w:cs="Arial"/>
+          <w:sz w:val="22"/>
+          <w:szCs w:val="22"/>
+          <w:rtl/>
+        </w:rPr>
+        <w:t xml:space="preserve"> </w:t>
+      </w:r>
+      <w:r>
+        <w:rPr>
+          <w:rFonts w:ascii="Arial" w:hAnsi="Arial" w:cs="Arial" w:hint="cs"/>
+          <w:sz w:val="22"/>
+          <w:szCs w:val="22"/>
+          <w:rtl/>
+        </w:rPr>
+        <w:t>להכליל</w:t>
+      </w:r>
+      <w:r>
+        <w:rPr>
+          <w:rFonts w:ascii="Arial" w:hAnsi="Arial" w:cs="Arial" w:hint="cs"/>
+          <w:sz w:val="22"/>
+          <w:szCs w:val="22"/>
+          <w:rtl/>
+        </w:rPr>
+        <w:t xml:space="preserve"> נתונים חדשים אשר לא נחשף עליהם בשלב האימון.</w:t>
+      </w:r>
+      <w:r>
+        <w:rPr>
+          <w:rFonts w:ascii="Arial" w:hAnsi="Arial" w:cs="Arial" w:hint="cs"/>
+          <w:sz w:val="22"/>
+          <w:szCs w:val="22"/>
+          <w:rtl/>
+        </w:rPr>
+        <w:t xml:space="preserve"> </w:t>
+      </w:r>
+      <w:r>
+        <w:rPr>
+          <w:rFonts w:ascii="Arial" w:hAnsi="Arial" w:cs="Arial" w:hint="cs"/>
+          <w:sz w:val="22"/>
+          <w:szCs w:val="22"/>
+          <w:rtl/>
+        </w:rPr>
+        <w:t xml:space="preserve">השתמשנו בשיטת </w:t>
+      </w:r>
+      <w:r>
+        <w:rPr>
+          <w:rStyle w:val="FunctionTok"/>
+          <w:rFonts w:ascii="Arial" w:hAnsi="Arial" w:cs="Arial"/>
+          <w:szCs w:val="22"/>
+        </w:rPr>
+        <w:t>select_by_one_std_err</w:t>
+      </w:r>
+      <w:r>
+        <w:rPr>
+          <w:rStyle w:val="FunctionTok"/>
+          <w:rFonts w:ascii="Arial" w:hAnsi="Arial" w:cs="Arial" w:hint="cs"/>
+          <w:szCs w:val="22"/>
+          <w:rtl/>
+        </w:rPr>
+        <w:t xml:space="preserve"> </w:t>
+      </w:r>
+      <w:r>
+        <w:rPr>
+          <w:rFonts w:ascii="Arial" w:hAnsi="Arial" w:cs="Arial" w:hint="cs"/>
+          <w:sz w:val="22"/>
+          <w:szCs w:val="22"/>
+          <w:rtl/>
+        </w:rPr>
+        <w:t xml:space="preserve">על סמך ערכו של </w:t>
+      </w:r>
+      <w:r>
+        <w:rPr>
+          <w:rFonts w:ascii="Arial" w:hAnsi="Arial" w:cs="Arial"/>
+          <w:sz w:val="22"/>
+          <w:szCs w:val="22"/>
+        </w:rPr>
+        <w:t>rsq</w:t>
+      </w:r>
+      <w:r>
+        <w:rPr>
+          <w:rFonts w:ascii="Arial" w:hAnsi="Arial" w:cs="Arial" w:hint="cs"/>
+          <w:sz w:val="22"/>
+          <w:szCs w:val="22"/>
+          <w:rtl/>
+        </w:rPr>
+        <w:t xml:space="preserve"> </w:t>
+      </w:r>
+      <w:r>
+        <w:rPr>
+          <w:rFonts w:ascii="Arial" w:hAnsi="Arial" w:cs="Arial" w:hint="cs"/>
+          <w:sz w:val="22"/>
+          <w:szCs w:val="22"/>
+          <w:rtl/>
+        </w:rPr>
+        <w:t xml:space="preserve">על </w:t>
+      </w:r>
+      <w:r>
+        <w:rPr>
+          <w:rFonts w:ascii="Arial" w:hAnsi="Arial" w:cs="Arial" w:hint="cs"/>
+          <w:sz w:val="22"/>
+          <w:szCs w:val="22"/>
+          <w:rtl/>
+        </w:rPr>
+        <w:t xml:space="preserve">מנת לקבוע את הערכי ההיפר פראמטר, עבור </w:t>
+      </w:r>
+      <w:r>
+        <w:rPr>
+          <w:rStyle w:val="AttributeTok"/>
+          <w:rFonts w:ascii="Arial" w:hAnsi="Arial" w:cs="Arial"/>
+          <w:szCs w:val="22"/>
+        </w:rPr>
+        <w:t>trees</w:t>
+      </w:r>
+      <w:r>
+        <w:rPr>
+          <w:rFonts w:ascii="Arial" w:hAnsi="Arial" w:cs="Arial" w:hint="cs"/>
+          <w:sz w:val="22"/>
+          <w:szCs w:val="22"/>
+          <w:rtl/>
+        </w:rPr>
+        <w:t xml:space="preserve"> </w:t>
+      </w:r>
+      <w:r>
+        <w:rPr>
+          <w:rFonts w:ascii="Arial" w:hAnsi="Arial" w:cs="Arial" w:hint="cs"/>
+          <w:sz w:val="22"/>
+          <w:szCs w:val="22"/>
+          <w:rtl/>
+        </w:rPr>
+        <w:t>ו-</w:t>
+      </w:r>
       <w:r>
         <w:rPr>
           <w:rFonts w:ascii="Arial" w:hAnsi="Arial" w:cs="Arial"/>
@@ -3284,887 +3682,8 @@
           <w:szCs w:val="22"/>
           <w:shd w:val="clear" w:color="auto" w:fill="F1F3F5"/>
         </w:rPr>
-        <w:t>mtry</w:t>
-      </w:r>
-      <w:proofErr w:type="spellEnd"/>
-      <w:r>
-        <w:rPr>
-          <w:rFonts w:ascii="Arial" w:hAnsi="Arial" w:cs="Arial"/>
-          <w:sz w:val="22"/>
-          <w:szCs w:val="22"/>
-        </w:rPr>
-        <w:t xml:space="preserve"> </w:t>
-      </w:r>
-      <w:r>
-        <w:rPr>
-          <w:rFonts w:ascii="Arial" w:hAnsi="Arial" w:cs="Arial"/>
-          <w:sz w:val="22"/>
-          <w:szCs w:val="22"/>
-        </w:rPr>
-        <w:t>=3</w:t>
-      </w:r>
-      <w:r>
-        <w:rPr>
-          <w:rFonts w:ascii="Arial" w:hAnsi="Arial" w:cs="Arial" w:hint="cs"/>
-          <w:sz w:val="22"/>
-          <w:szCs w:val="22"/>
-          <w:rtl/>
-        </w:rPr>
-        <w:t xml:space="preserve"> עבור כל מספר עצים. תוצאה מפתיע ואף בלתי הגיונית במודלי רגרסיה ליניארית אך </w:t>
-      </w:r>
-      <w:r>
-        <w:rPr>
-          <w:rFonts w:ascii="Arial" w:hAnsi="Arial" w:cs="Arial" w:hint="cs"/>
-          <w:sz w:val="22"/>
-          <w:szCs w:val="22"/>
-          <w:rtl/>
-        </w:rPr>
-        <w:t>אם</w:t>
-      </w:r>
-      <w:r>
-        <w:rPr>
-          <w:rFonts w:ascii="Arial" w:hAnsi="Arial" w:cs="Arial"/>
-          <w:sz w:val="22"/>
-          <w:szCs w:val="22"/>
-          <w:rtl/>
-        </w:rPr>
-        <w:t xml:space="preserve"> </w:t>
-      </w:r>
-      <w:r>
-        <w:rPr>
-          <w:rFonts w:ascii="Arial" w:hAnsi="Arial" w:cs="Arial" w:hint="cs"/>
-          <w:sz w:val="22"/>
-          <w:szCs w:val="22"/>
-          <w:rtl/>
-        </w:rPr>
-        <w:t>הערך</w:t>
-      </w:r>
-      <w:r>
-        <w:rPr>
-          <w:rFonts w:ascii="Arial" w:hAnsi="Arial" w:cs="Arial"/>
-          <w:sz w:val="22"/>
-          <w:szCs w:val="22"/>
-          <w:rtl/>
-        </w:rPr>
-        <w:t xml:space="preserve"> </w:t>
-      </w:r>
-      <w:r>
-        <w:rPr>
-          <w:rFonts w:ascii="Arial" w:hAnsi="Arial" w:cs="Arial" w:hint="cs"/>
-          <w:sz w:val="22"/>
-          <w:szCs w:val="22"/>
-          <w:rtl/>
-        </w:rPr>
-        <w:t>של</w:t>
-      </w:r>
-      <w:r>
-        <w:rPr>
-          <w:rFonts w:ascii="Arial" w:hAnsi="Arial" w:cs="Arial"/>
-          <w:sz w:val="22"/>
-          <w:szCs w:val="22"/>
-          <w:rtl/>
-        </w:rPr>
-        <w:t xml:space="preserve"> </w:t>
-      </w:r>
-      <w:proofErr w:type="spellStart"/>
-      <w:r>
-        <w:rPr>
-          <w:rFonts w:ascii="Arial" w:hAnsi="Arial" w:cs="Arial"/>
-          <w:sz w:val="22"/>
-          <w:szCs w:val="22"/>
-        </w:rPr>
-        <w:t>mtry</w:t>
-      </w:r>
-      <w:proofErr w:type="spellEnd"/>
-      <w:r>
-        <w:rPr>
-          <w:rFonts w:ascii="Arial" w:hAnsi="Arial" w:cs="Arial"/>
-          <w:sz w:val="22"/>
-          <w:szCs w:val="22"/>
-          <w:rtl/>
-        </w:rPr>
-        <w:t xml:space="preserve"> (</w:t>
-      </w:r>
-      <w:r>
-        <w:rPr>
-          <w:rFonts w:ascii="Arial" w:hAnsi="Arial" w:cs="Arial" w:hint="cs"/>
-          <w:sz w:val="22"/>
-          <w:szCs w:val="22"/>
-          <w:rtl/>
-        </w:rPr>
-        <w:t>כלומר</w:t>
-      </w:r>
-      <w:r>
-        <w:rPr>
-          <w:rFonts w:ascii="Arial" w:hAnsi="Arial" w:cs="Arial"/>
-          <w:sz w:val="22"/>
-          <w:szCs w:val="22"/>
-          <w:rtl/>
-        </w:rPr>
-        <w:t xml:space="preserve">, </w:t>
-      </w:r>
-      <w:r>
-        <w:rPr>
-          <w:rFonts w:ascii="Arial" w:hAnsi="Arial" w:cs="Arial" w:hint="cs"/>
-          <w:sz w:val="22"/>
-          <w:szCs w:val="22"/>
-          <w:rtl/>
-        </w:rPr>
-        <w:t>מספר</w:t>
-      </w:r>
-      <w:r>
-        <w:rPr>
-          <w:rFonts w:ascii="Arial" w:hAnsi="Arial" w:cs="Arial"/>
-          <w:sz w:val="22"/>
-          <w:szCs w:val="22"/>
-          <w:rtl/>
-        </w:rPr>
-        <w:t xml:space="preserve"> </w:t>
-      </w:r>
-      <w:r>
-        <w:rPr>
-          <w:rFonts w:ascii="Arial" w:hAnsi="Arial" w:cs="Arial" w:hint="cs"/>
-          <w:sz w:val="22"/>
-          <w:szCs w:val="22"/>
-          <w:rtl/>
-        </w:rPr>
-        <w:t>המנבאים</w:t>
-      </w:r>
-      <w:r>
-        <w:rPr>
-          <w:rFonts w:ascii="Arial" w:hAnsi="Arial" w:cs="Arial"/>
-          <w:sz w:val="22"/>
-          <w:szCs w:val="22"/>
-          <w:rtl/>
-        </w:rPr>
-        <w:t xml:space="preserve"> </w:t>
-      </w:r>
-      <w:r>
-        <w:rPr>
-          <w:rFonts w:ascii="Arial" w:hAnsi="Arial" w:cs="Arial" w:hint="cs"/>
-          <w:sz w:val="22"/>
-          <w:szCs w:val="22"/>
-          <w:rtl/>
-        </w:rPr>
-        <w:t>שנבחרים</w:t>
-      </w:r>
-      <w:r>
-        <w:rPr>
-          <w:rFonts w:ascii="Arial" w:hAnsi="Arial" w:cs="Arial"/>
-          <w:sz w:val="22"/>
-          <w:szCs w:val="22"/>
-          <w:rtl/>
-        </w:rPr>
-        <w:t xml:space="preserve"> </w:t>
-      </w:r>
-      <w:r>
-        <w:rPr>
-          <w:rFonts w:ascii="Arial" w:hAnsi="Arial" w:cs="Arial" w:hint="cs"/>
-          <w:sz w:val="22"/>
-          <w:szCs w:val="22"/>
-          <w:rtl/>
-        </w:rPr>
-        <w:t>באקראי</w:t>
-      </w:r>
-      <w:r>
-        <w:rPr>
-          <w:rFonts w:ascii="Arial" w:hAnsi="Arial" w:cs="Arial"/>
-          <w:sz w:val="22"/>
-          <w:szCs w:val="22"/>
-          <w:rtl/>
-        </w:rPr>
-        <w:t xml:space="preserve"> </w:t>
-      </w:r>
-      <w:r>
-        <w:rPr>
-          <w:rFonts w:ascii="Arial" w:hAnsi="Arial" w:cs="Arial" w:hint="cs"/>
-          <w:sz w:val="22"/>
-          <w:szCs w:val="22"/>
-          <w:rtl/>
-        </w:rPr>
-        <w:t>בכל</w:t>
-      </w:r>
-      <w:r>
-        <w:rPr>
-          <w:rFonts w:ascii="Arial" w:hAnsi="Arial" w:cs="Arial"/>
-          <w:sz w:val="22"/>
-          <w:szCs w:val="22"/>
-          <w:rtl/>
-        </w:rPr>
-        <w:t xml:space="preserve"> </w:t>
-      </w:r>
-      <w:r>
-        <w:rPr>
-          <w:rFonts w:ascii="Arial" w:hAnsi="Arial" w:cs="Arial" w:hint="cs"/>
-          <w:sz w:val="22"/>
-          <w:szCs w:val="22"/>
-          <w:rtl/>
-        </w:rPr>
-        <w:t>פיצול</w:t>
-      </w:r>
-      <w:r>
-        <w:rPr>
-          <w:rFonts w:ascii="Arial" w:hAnsi="Arial" w:cs="Arial"/>
-          <w:sz w:val="22"/>
-          <w:szCs w:val="22"/>
-          <w:rtl/>
-        </w:rPr>
-        <w:t xml:space="preserve"> </w:t>
-      </w:r>
-      <w:r>
-        <w:rPr>
-          <w:rFonts w:ascii="Arial" w:hAnsi="Arial" w:cs="Arial" w:hint="cs"/>
-          <w:sz w:val="22"/>
-          <w:szCs w:val="22"/>
-          <w:rtl/>
-        </w:rPr>
-        <w:t>בעץ</w:t>
-      </w:r>
-      <w:r>
-        <w:rPr>
-          <w:rFonts w:ascii="Arial" w:hAnsi="Arial" w:cs="Arial"/>
-          <w:sz w:val="22"/>
-          <w:szCs w:val="22"/>
-          <w:rtl/>
-        </w:rPr>
-        <w:t xml:space="preserve">) </w:t>
-      </w:r>
-      <w:r>
-        <w:rPr>
-          <w:rFonts w:ascii="Arial" w:hAnsi="Arial" w:cs="Arial" w:hint="cs"/>
-          <w:sz w:val="22"/>
-          <w:szCs w:val="22"/>
-          <w:rtl/>
-        </w:rPr>
-        <w:t>גדול</w:t>
-      </w:r>
-      <w:r>
-        <w:rPr>
-          <w:rFonts w:ascii="Arial" w:hAnsi="Arial" w:cs="Arial"/>
-          <w:sz w:val="22"/>
-          <w:szCs w:val="22"/>
-          <w:rtl/>
-        </w:rPr>
-        <w:t xml:space="preserve"> </w:t>
-      </w:r>
-      <w:r>
-        <w:rPr>
-          <w:rFonts w:ascii="Arial" w:hAnsi="Arial" w:cs="Arial" w:hint="cs"/>
-          <w:sz w:val="22"/>
-          <w:szCs w:val="22"/>
-          <w:rtl/>
-        </w:rPr>
-        <w:t>מדי</w:t>
-      </w:r>
-      <w:r>
-        <w:rPr>
-          <w:rFonts w:ascii="Arial" w:hAnsi="Arial" w:cs="Arial"/>
-          <w:sz w:val="22"/>
-          <w:szCs w:val="22"/>
-          <w:rtl/>
-        </w:rPr>
-        <w:t xml:space="preserve"> — </w:t>
-      </w:r>
-      <w:r>
-        <w:rPr>
-          <w:rFonts w:ascii="Arial" w:hAnsi="Arial" w:cs="Arial" w:hint="cs"/>
-          <w:sz w:val="22"/>
-          <w:szCs w:val="22"/>
-          <w:rtl/>
-        </w:rPr>
-        <w:t>העצים</w:t>
-      </w:r>
-      <w:r>
-        <w:rPr>
-          <w:rFonts w:ascii="Arial" w:hAnsi="Arial" w:cs="Arial"/>
-          <w:sz w:val="22"/>
-          <w:szCs w:val="22"/>
-          <w:rtl/>
-        </w:rPr>
-        <w:t xml:space="preserve"> </w:t>
-      </w:r>
-      <w:r>
-        <w:rPr>
-          <w:rFonts w:ascii="Arial" w:hAnsi="Arial" w:cs="Arial" w:hint="cs"/>
-          <w:sz w:val="22"/>
-          <w:szCs w:val="22"/>
-          <w:rtl/>
-        </w:rPr>
-        <w:t>במודל</w:t>
-      </w:r>
-      <w:r>
-        <w:rPr>
-          <w:rFonts w:ascii="Arial" w:hAnsi="Arial" w:cs="Arial"/>
-          <w:sz w:val="22"/>
-          <w:szCs w:val="22"/>
-          <w:rtl/>
-        </w:rPr>
-        <w:t xml:space="preserve"> </w:t>
-      </w:r>
-      <w:r>
-        <w:rPr>
-          <w:rFonts w:ascii="Arial" w:hAnsi="Arial" w:cs="Arial" w:hint="cs"/>
-          <w:sz w:val="22"/>
-          <w:szCs w:val="22"/>
-          <w:rtl/>
-        </w:rPr>
-        <w:t>יתחילו</w:t>
-      </w:r>
-      <w:r>
-        <w:rPr>
-          <w:rFonts w:ascii="Arial" w:hAnsi="Arial" w:cs="Arial"/>
-          <w:sz w:val="22"/>
-          <w:szCs w:val="22"/>
-          <w:rtl/>
-        </w:rPr>
-        <w:t xml:space="preserve"> </w:t>
-      </w:r>
-      <w:r>
-        <w:rPr>
-          <w:rFonts w:ascii="Arial" w:hAnsi="Arial" w:cs="Arial" w:hint="cs"/>
-          <w:sz w:val="22"/>
-          <w:szCs w:val="22"/>
-          <w:rtl/>
-        </w:rPr>
-        <w:t>להידמות</w:t>
-      </w:r>
-      <w:r>
-        <w:rPr>
-          <w:rFonts w:ascii="Arial" w:hAnsi="Arial" w:cs="Arial"/>
-          <w:sz w:val="22"/>
-          <w:szCs w:val="22"/>
-          <w:rtl/>
-        </w:rPr>
-        <w:t xml:space="preserve"> </w:t>
-      </w:r>
-      <w:r>
-        <w:rPr>
-          <w:rFonts w:ascii="Arial" w:hAnsi="Arial" w:cs="Arial" w:hint="cs"/>
-          <w:sz w:val="22"/>
-          <w:szCs w:val="22"/>
-          <w:rtl/>
-        </w:rPr>
-        <w:t>זה</w:t>
-      </w:r>
-      <w:r>
-        <w:rPr>
-          <w:rFonts w:ascii="Arial" w:hAnsi="Arial" w:cs="Arial"/>
-          <w:sz w:val="22"/>
-          <w:szCs w:val="22"/>
-          <w:rtl/>
-        </w:rPr>
-        <w:t xml:space="preserve"> </w:t>
-      </w:r>
-      <w:r>
-        <w:rPr>
-          <w:rFonts w:ascii="Arial" w:hAnsi="Arial" w:cs="Arial" w:hint="cs"/>
-          <w:sz w:val="22"/>
-          <w:szCs w:val="22"/>
-          <w:rtl/>
-        </w:rPr>
-        <w:t>לזה</w:t>
-      </w:r>
-      <w:r>
-        <w:rPr>
-          <w:rFonts w:ascii="Arial" w:hAnsi="Arial" w:cs="Arial" w:hint="cs"/>
-          <w:sz w:val="22"/>
-          <w:szCs w:val="22"/>
-          <w:rtl/>
-        </w:rPr>
-        <w:t>.</w:t>
-      </w:r>
-      <w:r>
-        <w:rPr>
-          <w:rFonts w:ascii="Arial" w:hAnsi="Arial" w:cs="Arial" w:hint="cs"/>
-          <w:sz w:val="22"/>
-          <w:szCs w:val="22"/>
-          <w:rtl/>
-        </w:rPr>
-        <w:t xml:space="preserve"> </w:t>
-      </w:r>
-      <w:r>
-        <w:rPr>
-          <w:rFonts w:ascii="Arial" w:hAnsi="Arial" w:cs="Arial" w:hint="cs"/>
-          <w:sz w:val="22"/>
-          <w:szCs w:val="22"/>
-          <w:rtl/>
-        </w:rPr>
-        <w:t>כך ש</w:t>
-      </w:r>
-      <w:r>
-        <w:rPr>
-          <w:rFonts w:ascii="Arial" w:hAnsi="Arial" w:cs="Arial" w:hint="cs"/>
-          <w:sz w:val="22"/>
-          <w:szCs w:val="22"/>
-          <w:rtl/>
-        </w:rPr>
-        <w:t>היכולת</w:t>
-      </w:r>
-      <w:r>
-        <w:rPr>
-          <w:rFonts w:ascii="Arial" w:hAnsi="Arial" w:cs="Arial"/>
-          <w:sz w:val="22"/>
-          <w:szCs w:val="22"/>
-          <w:rtl/>
-        </w:rPr>
-        <w:t xml:space="preserve"> </w:t>
-      </w:r>
-      <w:r>
-        <w:rPr>
-          <w:rFonts w:ascii="Arial" w:hAnsi="Arial" w:cs="Arial" w:hint="cs"/>
-          <w:sz w:val="22"/>
-          <w:szCs w:val="22"/>
-          <w:rtl/>
-        </w:rPr>
-        <w:t>של</w:t>
-      </w:r>
-      <w:r>
-        <w:rPr>
-          <w:rFonts w:ascii="Arial" w:hAnsi="Arial" w:cs="Arial"/>
-          <w:sz w:val="22"/>
-          <w:szCs w:val="22"/>
-          <w:rtl/>
-        </w:rPr>
-        <w:t xml:space="preserve"> </w:t>
-      </w:r>
-      <w:r>
-        <w:rPr>
-          <w:rFonts w:ascii="Arial" w:hAnsi="Arial" w:cs="Arial" w:hint="cs"/>
-          <w:sz w:val="22"/>
-          <w:szCs w:val="22"/>
-          <w:rtl/>
-        </w:rPr>
-        <w:t>המודל</w:t>
-      </w:r>
-      <w:r>
-        <w:rPr>
-          <w:rFonts w:ascii="Arial" w:hAnsi="Arial" w:cs="Arial"/>
-          <w:sz w:val="22"/>
-          <w:szCs w:val="22"/>
-          <w:rtl/>
-        </w:rPr>
-        <w:t xml:space="preserve"> </w:t>
-      </w:r>
-      <w:r>
-        <w:rPr>
-          <w:rFonts w:ascii="Arial" w:hAnsi="Arial" w:cs="Arial" w:hint="cs"/>
-          <w:sz w:val="22"/>
-          <w:szCs w:val="22"/>
-          <w:rtl/>
-        </w:rPr>
-        <w:t>המשותף</w:t>
-      </w:r>
-      <w:r>
-        <w:rPr>
-          <w:rFonts w:ascii="Arial" w:hAnsi="Arial" w:cs="Arial"/>
-          <w:sz w:val="22"/>
-          <w:szCs w:val="22"/>
-          <w:rtl/>
-        </w:rPr>
-        <w:t xml:space="preserve"> (</w:t>
-      </w:r>
-      <w:r>
-        <w:rPr>
-          <w:rFonts w:ascii="Arial" w:hAnsi="Arial" w:cs="Arial" w:hint="cs"/>
-          <w:sz w:val="22"/>
-          <w:szCs w:val="22"/>
-          <w:rtl/>
-        </w:rPr>
-        <w:t>ה</w:t>
-      </w:r>
-      <w:r>
-        <w:rPr>
-          <w:rFonts w:ascii="Arial" w:hAnsi="Arial" w:cs="Arial"/>
-          <w:sz w:val="22"/>
-          <w:szCs w:val="22"/>
-          <w:rtl/>
-        </w:rPr>
-        <w:t>-</w:t>
-      </w:r>
-      <w:r>
-        <w:rPr>
-          <w:rFonts w:ascii="Arial" w:hAnsi="Arial" w:cs="Arial"/>
-          <w:sz w:val="22"/>
-          <w:szCs w:val="22"/>
-        </w:rPr>
-        <w:t>Ensemble</w:t>
-      </w:r>
-      <w:r>
-        <w:rPr>
-          <w:rFonts w:ascii="Arial" w:hAnsi="Arial" w:cs="Arial"/>
-          <w:sz w:val="22"/>
-          <w:szCs w:val="22"/>
-          <w:rtl/>
-        </w:rPr>
-        <w:t xml:space="preserve"> </w:t>
-      </w:r>
-      <w:r>
-        <w:rPr>
-          <w:rFonts w:ascii="Arial" w:hAnsi="Arial" w:cs="Arial" w:hint="cs"/>
-          <w:sz w:val="22"/>
-          <w:szCs w:val="22"/>
-          <w:rtl/>
-        </w:rPr>
-        <w:t>של</w:t>
-      </w:r>
-      <w:r>
-        <w:rPr>
-          <w:rFonts w:ascii="Arial" w:hAnsi="Arial" w:cs="Arial"/>
-          <w:sz w:val="22"/>
-          <w:szCs w:val="22"/>
-          <w:rtl/>
-        </w:rPr>
-        <w:t xml:space="preserve"> </w:t>
-      </w:r>
-      <w:r>
-        <w:rPr>
-          <w:rFonts w:ascii="Arial" w:hAnsi="Arial" w:cs="Arial" w:hint="cs"/>
-          <w:sz w:val="22"/>
-          <w:szCs w:val="22"/>
-          <w:rtl/>
-        </w:rPr>
-        <w:t>העצים</w:t>
-      </w:r>
-      <w:r>
-        <w:rPr>
-          <w:rFonts w:ascii="Arial" w:hAnsi="Arial" w:cs="Arial"/>
-          <w:sz w:val="22"/>
-          <w:szCs w:val="22"/>
-          <w:rtl/>
-        </w:rPr>
-        <w:t xml:space="preserve">) </w:t>
-      </w:r>
-      <w:r>
-        <w:rPr>
-          <w:rFonts w:ascii="Arial" w:hAnsi="Arial" w:cs="Arial" w:hint="cs"/>
-          <w:sz w:val="22"/>
-          <w:szCs w:val="22"/>
-          <w:rtl/>
-        </w:rPr>
-        <w:t>לצמצם</w:t>
-      </w:r>
-      <w:r>
-        <w:rPr>
-          <w:rFonts w:ascii="Arial" w:hAnsi="Arial" w:cs="Arial"/>
-          <w:sz w:val="22"/>
-          <w:szCs w:val="22"/>
-          <w:rtl/>
-        </w:rPr>
-        <w:t xml:space="preserve"> </w:t>
-      </w:r>
-      <w:r>
-        <w:rPr>
-          <w:rFonts w:ascii="Arial" w:hAnsi="Arial" w:cs="Arial" w:hint="cs"/>
-          <w:sz w:val="22"/>
-          <w:szCs w:val="22"/>
-          <w:rtl/>
-        </w:rPr>
-        <w:t>שונות</w:t>
-      </w:r>
-      <w:r>
-        <w:rPr>
-          <w:rFonts w:ascii="Arial" w:hAnsi="Arial" w:cs="Arial"/>
-          <w:sz w:val="22"/>
-          <w:szCs w:val="22"/>
-          <w:rtl/>
-        </w:rPr>
-        <w:t xml:space="preserve"> </w:t>
-      </w:r>
-      <w:r>
-        <w:rPr>
-          <w:rFonts w:ascii="Arial" w:hAnsi="Arial" w:cs="Arial" w:hint="cs"/>
-          <w:sz w:val="22"/>
-          <w:szCs w:val="22"/>
-          <w:rtl/>
-        </w:rPr>
-        <w:t>פוחתת</w:t>
-      </w:r>
-      <w:r>
-        <w:rPr>
-          <w:rFonts w:ascii="Arial" w:hAnsi="Arial" w:cs="Arial"/>
-          <w:sz w:val="22"/>
-          <w:szCs w:val="22"/>
-          <w:rtl/>
-        </w:rPr>
-        <w:t xml:space="preserve">. </w:t>
-      </w:r>
-      <w:r>
-        <w:rPr>
-          <w:rFonts w:ascii="Arial" w:hAnsi="Arial" w:cs="Arial" w:hint="cs"/>
-          <w:sz w:val="22"/>
-          <w:szCs w:val="22"/>
-          <w:rtl/>
-        </w:rPr>
-        <w:t>הדבר</w:t>
-      </w:r>
-      <w:r>
-        <w:rPr>
-          <w:rFonts w:ascii="Arial" w:hAnsi="Arial" w:cs="Arial"/>
-          <w:sz w:val="22"/>
-          <w:szCs w:val="22"/>
-          <w:rtl/>
-        </w:rPr>
-        <w:t xml:space="preserve"> </w:t>
-      </w:r>
-      <w:r>
-        <w:rPr>
-          <w:rFonts w:ascii="Arial" w:hAnsi="Arial" w:cs="Arial" w:hint="cs"/>
-          <w:sz w:val="22"/>
-          <w:szCs w:val="22"/>
-          <w:rtl/>
-        </w:rPr>
-        <w:t>הזה</w:t>
-      </w:r>
-      <w:r>
-        <w:rPr>
-          <w:rFonts w:ascii="Arial" w:hAnsi="Arial" w:cs="Arial"/>
-          <w:sz w:val="22"/>
-          <w:szCs w:val="22"/>
-          <w:rtl/>
-        </w:rPr>
-        <w:t xml:space="preserve"> </w:t>
-      </w:r>
-      <w:r>
-        <w:rPr>
-          <w:rFonts w:ascii="Arial" w:hAnsi="Arial" w:cs="Arial" w:hint="cs"/>
-          <w:sz w:val="22"/>
-          <w:szCs w:val="22"/>
-          <w:rtl/>
-        </w:rPr>
-        <w:t>פוגע</w:t>
-      </w:r>
-      <w:r>
-        <w:rPr>
-          <w:rFonts w:ascii="Arial" w:hAnsi="Arial" w:cs="Arial"/>
-          <w:sz w:val="22"/>
-          <w:szCs w:val="22"/>
-          <w:rtl/>
-        </w:rPr>
-        <w:t xml:space="preserve"> </w:t>
-      </w:r>
-      <w:r>
-        <w:rPr>
-          <w:rFonts w:ascii="Arial" w:hAnsi="Arial" w:cs="Arial" w:hint="cs"/>
-          <w:sz w:val="22"/>
-          <w:szCs w:val="22"/>
-          <w:rtl/>
-        </w:rPr>
-        <w:t>ביכולת</w:t>
-      </w:r>
-      <w:r>
-        <w:rPr>
-          <w:rFonts w:ascii="Arial" w:hAnsi="Arial" w:cs="Arial"/>
-          <w:sz w:val="22"/>
-          <w:szCs w:val="22"/>
-          <w:rtl/>
-        </w:rPr>
-        <w:t xml:space="preserve"> </w:t>
-      </w:r>
-      <w:r>
-        <w:rPr>
-          <w:rFonts w:ascii="Arial" w:hAnsi="Arial" w:cs="Arial" w:hint="cs"/>
-          <w:sz w:val="22"/>
-          <w:szCs w:val="22"/>
-          <w:rtl/>
-        </w:rPr>
-        <w:t>של</w:t>
-      </w:r>
-      <w:r>
-        <w:rPr>
-          <w:rFonts w:ascii="Arial" w:hAnsi="Arial" w:cs="Arial"/>
-          <w:sz w:val="22"/>
-          <w:szCs w:val="22"/>
-          <w:rtl/>
-        </w:rPr>
-        <w:t xml:space="preserve"> </w:t>
-      </w:r>
-      <w:r>
-        <w:rPr>
-          <w:rFonts w:ascii="Arial" w:hAnsi="Arial" w:cs="Arial" w:hint="cs"/>
-          <w:sz w:val="22"/>
-          <w:szCs w:val="22"/>
-          <w:rtl/>
-        </w:rPr>
-        <w:t>המודל</w:t>
-      </w:r>
-      <w:r>
-        <w:rPr>
-          <w:rFonts w:ascii="Arial" w:hAnsi="Arial" w:cs="Arial"/>
-          <w:sz w:val="22"/>
-          <w:szCs w:val="22"/>
-          <w:rtl/>
-        </w:rPr>
-        <w:t xml:space="preserve"> </w:t>
-      </w:r>
-      <w:r>
-        <w:rPr>
-          <w:rFonts w:ascii="Arial" w:hAnsi="Arial" w:cs="Arial" w:hint="cs"/>
-          <w:sz w:val="22"/>
-          <w:szCs w:val="22"/>
-          <w:rtl/>
-        </w:rPr>
-        <w:t>להכליל</w:t>
-      </w:r>
-      <w:r>
-        <w:rPr>
-          <w:rFonts w:ascii="Arial" w:hAnsi="Arial" w:cs="Arial" w:hint="cs"/>
-          <w:sz w:val="22"/>
-          <w:szCs w:val="22"/>
-          <w:rtl/>
-        </w:rPr>
-        <w:t xml:space="preserve"> נתונים חדשים אשר לא נחשף עליהם בשלב האימון.</w:t>
-      </w:r>
-      <w:r>
-        <w:rPr>
-          <w:rFonts w:ascii="Arial" w:hAnsi="Arial" w:cs="Arial" w:hint="cs"/>
-          <w:sz w:val="22"/>
-          <w:szCs w:val="22"/>
-          <w:rtl/>
-        </w:rPr>
-        <w:t xml:space="preserve"> </w:t>
-      </w:r>
-      <w:r>
-        <w:rPr>
-          <w:rFonts w:ascii="Arial" w:hAnsi="Arial" w:cs="Arial" w:hint="cs"/>
-          <w:sz w:val="22"/>
-          <w:szCs w:val="22"/>
-          <w:rtl/>
-        </w:rPr>
-        <w:t xml:space="preserve">השתמשנו בשיטת </w:t>
-      </w:r>
-      <w:proofErr w:type="spellStart"/>
-      <w:r>
-        <w:rPr>
-          <w:rStyle w:val="FunctionTok"/>
-          <w:rFonts w:ascii="Arial" w:hAnsi="Arial" w:cs="Arial"/>
-          <w:szCs w:val="22"/>
-        </w:rPr>
-        <w:t>select_by_one_std_err</w:t>
-      </w:r>
-      <w:proofErr w:type="spellEnd"/>
-      <w:r>
-        <w:rPr>
-          <w:rStyle w:val="FunctionTok"/>
-          <w:rFonts w:ascii="Arial" w:hAnsi="Arial" w:cs="Arial" w:hint="cs"/>
-          <w:szCs w:val="22"/>
-          <w:rtl/>
-        </w:rPr>
-        <w:t xml:space="preserve"> </w:t>
-      </w:r>
-      <w:r>
-        <w:rPr>
-          <w:rFonts w:ascii="Arial" w:hAnsi="Arial" w:cs="Arial" w:hint="cs"/>
-          <w:sz w:val="22"/>
-          <w:szCs w:val="22"/>
-          <w:rtl/>
-        </w:rPr>
-        <w:t xml:space="preserve">על סמך ערכו של </w:t>
-      </w:r>
-      <w:proofErr w:type="spellStart"/>
-      <w:r>
-        <w:rPr>
-          <w:rFonts w:ascii="Arial" w:hAnsi="Arial" w:cs="Arial"/>
-          <w:sz w:val="22"/>
-          <w:szCs w:val="22"/>
-        </w:rPr>
-        <w:t>rsq</w:t>
-      </w:r>
-      <w:proofErr w:type="spellEnd"/>
-      <w:r>
-        <w:rPr>
-          <w:rFonts w:ascii="Arial" w:hAnsi="Arial" w:cs="Arial" w:hint="cs"/>
-          <w:sz w:val="22"/>
-          <w:szCs w:val="22"/>
-          <w:rtl/>
-        </w:rPr>
-        <w:t xml:space="preserve"> </w:t>
-      </w:r>
-      <w:r>
-        <w:rPr>
-          <w:rFonts w:ascii="Arial" w:hAnsi="Arial" w:cs="Arial" w:hint="cs"/>
-          <w:sz w:val="22"/>
-          <w:szCs w:val="22"/>
-          <w:rtl/>
-        </w:rPr>
-        <w:t xml:space="preserve">על </w:t>
-      </w:r>
-      <w:r>
-        <w:rPr>
-          <w:rFonts w:ascii="Arial" w:hAnsi="Arial" w:cs="Arial" w:hint="cs"/>
-          <w:sz w:val="22"/>
-          <w:szCs w:val="22"/>
-          <w:rtl/>
-        </w:rPr>
-        <w:t xml:space="preserve">מנת לקבוע את הערכי ההיפר </w:t>
-      </w:r>
-      <w:proofErr w:type="spellStart"/>
-      <w:r>
-        <w:rPr>
-          <w:rFonts w:ascii="Arial" w:hAnsi="Arial" w:cs="Arial" w:hint="cs"/>
-          <w:sz w:val="22"/>
-          <w:szCs w:val="22"/>
-          <w:rtl/>
-        </w:rPr>
-        <w:t>פראמטר</w:t>
-      </w:r>
-      <w:proofErr w:type="spellEnd"/>
-      <w:r>
-        <w:rPr>
-          <w:rFonts w:ascii="Arial" w:hAnsi="Arial" w:cs="Arial" w:hint="cs"/>
-          <w:sz w:val="22"/>
-          <w:szCs w:val="22"/>
-          <w:rtl/>
-        </w:rPr>
-        <w:t xml:space="preserve">, עבור </w:t>
-      </w:r>
-      <w:r>
-        <w:rPr>
-          <w:rStyle w:val="AttributeTok"/>
-          <w:rFonts w:ascii="Arial" w:hAnsi="Arial" w:cs="Arial"/>
-          <w:szCs w:val="22"/>
-        </w:rPr>
-        <w:t>trees</w:t>
-      </w:r>
-      <w:r>
-        <w:rPr>
-          <w:rFonts w:ascii="Arial" w:hAnsi="Arial" w:cs="Arial" w:hint="cs"/>
-          <w:sz w:val="22"/>
-          <w:szCs w:val="22"/>
-          <w:rtl/>
-        </w:rPr>
-        <w:t xml:space="preserve"> </w:t>
-      </w:r>
-      <w:r>
-        <w:rPr>
-          <w:rFonts w:ascii="Arial" w:hAnsi="Arial" w:cs="Arial" w:hint="cs"/>
-          <w:sz w:val="22"/>
-          <w:szCs w:val="22"/>
-          <w:rtl/>
-        </w:rPr>
-        <w:t>ו-</w:t>
-      </w:r>
-      <w:r>
-        <w:rPr>
-          <w:rFonts w:ascii="Arial" w:hAnsi="Arial" w:cs="Arial"/>
-          <w:color w:val="657422"/>
-          <w:sz w:val="22"/>
-          <w:szCs w:val="22"/>
-          <w:shd w:val="clear" w:color="auto" w:fill="F1F3F5"/>
-        </w:rPr>
-        <w:t xml:space="preserve"> </w:t>
-      </w:r>
-      <w:proofErr w:type="spellStart"/>
-      <w:r>
-        <w:rPr>
-          <w:rFonts w:ascii="Arial" w:hAnsi="Arial" w:cs="Arial"/>
-          <w:color w:val="657422"/>
-          <w:sz w:val="22"/>
-          <w:szCs w:val="22"/>
-          <w:shd w:val="clear" w:color="auto" w:fill="F1F3F5"/>
-        </w:rPr>
-        <w:t>mtry</w:t>
-      </w:r>
-      <w:proofErr w:type="spellEnd"/>
+        <w:t xml:space="preserve"> mtry</w:t>
+      </w:r>
     </w:p>
     <w:p>
       <w:pPr>
@@ -4218,20 +3737,8 @@
           <w:szCs w:val="22"/>
           <w:shd w:val="clear" w:color="auto" w:fill="F1F3F5"/>
         </w:rPr>
-        <w:t xml:space="preserve"> </w:t>
-      </w:r>
-      <w:proofErr w:type="spellStart"/>
-      <w:r>
-        <w:rPr>
-          <w:rFonts w:ascii="Arial" w:hAnsi="Arial" w:cs="Arial"/>
-          <w:color w:val="657422"/>
-          <w:sz w:val="22"/>
-          <w:szCs w:val="22"/>
-          <w:shd w:val="clear" w:color="auto" w:fill="F1F3F5"/>
-        </w:rPr>
-        <w:t>mtry</w:t>
-      </w:r>
-      <w:proofErr w:type="spellEnd"/>
+        <w:t xml:space="preserve"> mtry</w:t>
+      </w:r>
       <w:r>
         <w:rPr>
           <w:rFonts w:ascii="Arial" w:hAnsi="Arial" w:cs="Arial"/>
@@ -4329,7 +3836,6 @@
         </w:rPr>
         <w:t xml:space="preserve">הביצועים של המודל על סט אימון הינו : </w:t>
       </w:r>
-      <w:proofErr w:type="spellStart"/>
       <w:r>
         <w:rPr>
           <w:rFonts w:ascii="Arial" w:hAnsi="Arial" w:cs="Arial"/>
@@ -4338,7 +3844,6 @@
         </w:rPr>
         <w:t>rsq</w:t>
       </w:r>
-      <w:proofErr w:type="spellEnd"/>
       <w:r>
         <w:rPr>
           <w:rFonts w:ascii="Arial" w:hAnsi="Arial" w:cs="Arial"/>
@@ -4389,7 +3894,6 @@
         </w:rPr>
         <w:t xml:space="preserve">התוצאה הגבוהה של </w:t>
       </w:r>
-      <w:proofErr w:type="spellStart"/>
       <w:r>
         <w:rPr>
           <w:rFonts w:ascii="Arial" w:hAnsi="Arial" w:cs="Arial"/>
@@ -4398,7 +3902,6 @@
         </w:rPr>
         <w:t>rsq</w:t>
       </w:r>
-      <w:proofErr w:type="spellEnd"/>
       <w:r>
         <w:rPr>
           <w:rFonts w:ascii="Arial" w:hAnsi="Arial" w:cs="Arial" w:hint="cs"/>
@@ -4567,7 +4070,6 @@
         </w:rPr>
         <w:t xml:space="preserve"> מסוג </w:t>
       </w:r>
-      <w:proofErr w:type="spellStart"/>
       <w:r>
         <w:rPr>
           <w:rStyle w:val="FunctionTok"/>
@@ -4576,7 +4078,6 @@
         </w:rPr>
         <w:t>boost_tree</w:t>
       </w:r>
-      <w:proofErr w:type="spellEnd"/>
       <w:r>
         <w:rPr>
           <w:rFonts w:ascii="Arial" w:hAnsi="Arial" w:cs="Arial" w:hint="cs"/>
@@ -4604,7 +4105,6 @@
         </w:rPr>
         <w:t xml:space="preserve"> אנו מעוניינים לכוון את עומק  (</w:t>
       </w:r>
-      <w:proofErr w:type="spellStart"/>
       <w:r>
         <w:rPr>
           <w:rStyle w:val="AttributeTok"/>
@@ -4629,7 +4129,6 @@
         </w:rPr>
         <w:t>depth</w:t>
       </w:r>
-      <w:proofErr w:type="spellEnd"/>
       <w:r>
         <w:rPr>
           <w:rFonts w:ascii="Arial" w:hAnsi="Arial" w:cs="Arial" w:hint="cs"/>
@@ -4691,7 +4190,6 @@
         </w:rPr>
         <w:t xml:space="preserve"> </w:t>
       </w:r>
-      <w:proofErr w:type="spellStart"/>
       <w:r>
         <w:rPr>
           <w:rStyle w:val="AttributeTok"/>
@@ -4700,7 +4198,6 @@
         </w:rPr>
         <w:t>sample_size</w:t>
       </w:r>
-      <w:proofErr w:type="spellEnd"/>
       <w:r>
         <w:rPr>
           <w:rFonts w:ascii="Arial" w:hAnsi="Arial" w:cs="Arial" w:hint="cs"/>
@@ -4726,29 +4223,8 @@
           <w:szCs w:val="22"/>
           <w:rtl/>
         </w:rPr>
-        <w:t xml:space="preserve"> את יתר ההיפר </w:t>
-      </w:r>
-      <w:proofErr w:type="spellStart"/>
-      <w:r>
-        <w:rPr>
-          <w:rFonts w:ascii="Arial" w:hAnsi="Arial" w:cs="Arial" w:hint="cs"/>
-          <w:sz w:val="22"/>
-          <w:szCs w:val="22"/>
-          <w:rtl/>
-        </w:rPr>
-        <w:t>פרמאטרים</w:t>
-      </w:r>
-      <w:proofErr w:type="spellEnd"/>
-      <w:r>
-        <w:rPr>
-          <w:rFonts w:ascii="Arial" w:hAnsi="Arial" w:cs="Arial" w:hint="cs"/>
-          <w:sz w:val="22"/>
-          <w:szCs w:val="22"/>
-          <w:rtl/>
-        </w:rPr>
-        <w:t xml:space="preserve"> על ברירת המחדל למעט </w:t>
-      </w:r>
-      <w:proofErr w:type="spellStart"/>
+        <w:t xml:space="preserve"> את יתר ההיפר פרמאטרים על ברירת המחדל למעט </w:t>
+      </w:r>
       <w:r>
         <w:rPr>
           <w:rFonts w:ascii="Arial" w:hAnsi="Arial" w:cs="Arial"/>
@@ -4757,7 +4233,6 @@
         </w:rPr>
         <w:t>mtry</w:t>
       </w:r>
-      <w:proofErr w:type="spellEnd"/>
       <w:r>
         <w:rPr>
           <w:rFonts w:ascii="Arial" w:hAnsi="Arial" w:cs="Arial" w:hint="cs"/>
@@ -4828,7 +4303,6 @@
         </w:rPr>
         <w:t xml:space="preserve">הממפה את ערכי </w:t>
       </w:r>
-      <w:proofErr w:type="spellStart"/>
       <w:r>
         <w:rPr>
           <w:rStyle w:val="AttributeTok"/>
@@ -4837,7 +4311,6 @@
         </w:rPr>
         <w:t>tree_depth</w:t>
       </w:r>
-      <w:proofErr w:type="spellEnd"/>
       <w:r>
         <w:rPr>
           <w:rFonts w:ascii="Arial" w:hAnsi="Arial" w:cs="Arial" w:hint="cs"/>
@@ -4899,7 +4372,6 @@
         </w:rPr>
         <w:t xml:space="preserve">  </w:t>
       </w:r>
-      <w:proofErr w:type="spellStart"/>
       <w:r>
         <w:rPr>
           <w:rStyle w:val="AttributeTok"/>
@@ -4908,7 +4380,6 @@
         </w:rPr>
         <w:t>sample_size</w:t>
       </w:r>
-      <w:proofErr w:type="spellEnd"/>
       <w:r>
         <w:rPr>
           <w:rFonts w:ascii="Arial" w:hAnsi="Arial" w:cs="Arial" w:hint="cs"/>
@@ -5058,7 +4529,6 @@
         </w:rPr>
         <w:t xml:space="preserve">נראה כי ללא ספק </w:t>
       </w:r>
-      <w:proofErr w:type="spellStart"/>
       <w:r>
         <w:rPr>
           <w:rStyle w:val="AttributeTok"/>
@@ -5083,7 +4553,6 @@
         </w:rPr>
         <w:t>depth</w:t>
       </w:r>
-      <w:proofErr w:type="spellEnd"/>
       <w:r>
         <w:rPr>
           <w:rStyle w:val="AttributeTok"/>
@@ -5118,7 +4587,6 @@
         </w:rPr>
         <w:t xml:space="preserve">כאשר השתמשנו בשיטת </w:t>
       </w:r>
-      <w:proofErr w:type="spellStart"/>
       <w:r>
         <w:rPr>
           <w:rStyle w:val="FunctionTok"/>
@@ -5127,7 +4595,6 @@
         </w:rPr>
         <w:t>select_by_one_std_err</w:t>
       </w:r>
-      <w:proofErr w:type="spellEnd"/>
       <w:r>
         <w:rPr>
           <w:rStyle w:val="FunctionTok"/>
@@ -5146,7 +4613,6 @@
         </w:rPr>
         <w:t xml:space="preserve">על סמך ערכו של </w:t>
       </w:r>
-      <w:proofErr w:type="spellStart"/>
       <w:r>
         <w:rPr>
           <w:rFonts w:ascii="Arial" w:hAnsi="Arial" w:cs="Arial"/>
@@ -5155,44 +4621,23 @@
         </w:rPr>
         <w:t>rsq</w:t>
       </w:r>
-      <w:proofErr w:type="spellEnd"/>
-      <w:r>
-        <w:rPr>
-          <w:rFonts w:ascii="Arial" w:hAnsi="Arial" w:cs="Arial" w:hint="cs"/>
-          <w:sz w:val="22"/>
-          <w:szCs w:val="22"/>
-          <w:rtl/>
-        </w:rPr>
-        <w:t xml:space="preserve"> </w:t>
-      </w:r>
-      <w:r>
-        <w:rPr>
-          <w:rFonts w:ascii="Arial" w:hAnsi="Arial" w:cs="Arial" w:hint="cs"/>
-          <w:sz w:val="22"/>
-          <w:szCs w:val="22"/>
-          <w:rtl/>
-        </w:rPr>
-        <w:t xml:space="preserve">על מנת לקבוע את הערכי ההיפר </w:t>
-      </w:r>
-      <w:proofErr w:type="spellStart"/>
-      <w:r>
-        <w:rPr>
-          <w:rFonts w:ascii="Arial" w:hAnsi="Arial" w:cs="Arial" w:hint="cs"/>
-          <w:sz w:val="22"/>
-          <w:szCs w:val="22"/>
-          <w:rtl/>
-        </w:rPr>
-        <w:t>פראמטר</w:t>
-      </w:r>
-      <w:proofErr w:type="spellEnd"/>
-      <w:r>
-        <w:rPr>
-          <w:rFonts w:ascii="Arial" w:hAnsi="Arial" w:cs="Arial" w:hint="cs"/>
-          <w:sz w:val="22"/>
-          <w:szCs w:val="22"/>
-          <w:rtl/>
-        </w:rPr>
-        <w:t xml:space="preserve">, עבור </w:t>
+      <w:r>
+        <w:rPr>
+          <w:rFonts w:ascii="Arial" w:hAnsi="Arial" w:cs="Arial" w:hint="cs"/>
+          <w:sz w:val="22"/>
+          <w:szCs w:val="22"/>
+          <w:rtl/>
+        </w:rPr>
+        <w:t xml:space="preserve"> </w:t>
+      </w:r>
+      <w:r>
+        <w:rPr>
+          <w:rFonts w:ascii="Arial" w:hAnsi="Arial" w:cs="Arial" w:hint="cs"/>
+          <w:sz w:val="22"/>
+          <w:szCs w:val="22"/>
+          <w:rtl/>
+        </w:rPr>
+        <w:t xml:space="preserve">על מנת לקבוע את הערכי ההיפר פראמטר, עבור </w:t>
       </w:r>
       <w:r>
         <w:rPr>
@@ -5221,7 +4666,6 @@
         </w:rPr>
         <w:t xml:space="preserve"> </w:t>
       </w:r>
-      <w:proofErr w:type="spellStart"/>
       <w:r>
         <w:rPr>
           <w:rFonts w:ascii="Arial" w:hAnsi="Arial" w:cs="Arial"/>
@@ -5232,7 +4676,6 @@
         </w:rPr>
         <w:t>sample_size</w:t>
       </w:r>
-      <w:proofErr w:type="spellEnd"/>
       <w:r>
         <w:rPr>
           <w:rFonts w:ascii="Arial" w:hAnsi="Arial" w:cs="Arial" w:hint="cs"/>
@@ -5253,7 +4696,6 @@
         </w:rPr>
         <w:t>קיבלנו תמיכה משותפת. הערכים אשר מניבים את ה-</w:t>
       </w:r>
-      <w:proofErr w:type="spellStart"/>
       <w:r>
         <w:rPr>
           <w:rFonts w:ascii="Arial" w:hAnsi="Arial" w:cs="Arial"/>
@@ -5262,7 +4704,6 @@
         </w:rPr>
         <w:t>rsq</w:t>
       </w:r>
-      <w:proofErr w:type="spellEnd"/>
       <w:r>
         <w:rPr>
           <w:rFonts w:ascii="Arial" w:hAnsi="Arial" w:cs="Arial" w:hint="cs"/>
@@ -5281,7 +4722,6 @@
         </w:rPr>
         <w:t xml:space="preserve"> </w:t>
       </w:r>
-      <w:proofErr w:type="spellStart"/>
       <w:r>
         <w:rPr>
           <w:rStyle w:val="AttributeTok"/>
@@ -5306,7 +4746,6 @@
         </w:rPr>
         <w:t>depth</w:t>
       </w:r>
-      <w:proofErr w:type="spellEnd"/>
       <w:r>
         <w:rPr>
           <w:rStyle w:val="AttributeTok"/>
@@ -5333,7 +4772,6 @@
         </w:rPr>
         <w:t xml:space="preserve"> </w:t>
       </w:r>
-      <w:proofErr w:type="spellStart"/>
       <w:r>
         <w:rPr>
           <w:rFonts w:ascii="Arial" w:hAnsi="Arial" w:cs="Arial"/>
@@ -5342,9 +4780,177 @@
           <w:szCs w:val="22"/>
           <w:shd w:val="clear" w:color="auto" w:fill="F1F3F5"/>
         </w:rPr>
-        <w:t>sample_size</w:t>
-      </w:r>
-      <w:proofErr w:type="spellEnd"/>
+        <w:t>sample_size=0.6</w:t>
+      </w:r>
+      <w:r>
+        <w:rPr>
+          <w:rFonts w:ascii="Arial" w:hAnsi="Arial" w:cs="Arial" w:hint="cs"/>
+          <w:sz w:val="22"/>
+          <w:szCs w:val="22"/>
+          <w:rtl/>
+        </w:rPr>
+        <w:t xml:space="preserve"> </w:t>
+      </w:r>
+      <w:r>
+        <w:rPr>
+          <w:rFonts w:ascii="Arial" w:hAnsi="Arial" w:cs="Arial" w:hint="cs"/>
+          <w:sz w:val="22"/>
+          <w:szCs w:val="22"/>
+          <w:rtl/>
+        </w:rPr>
+        <w:t>ו-</w:t>
+      </w:r>
+      <w:r>
+        <w:rPr>
+          <w:rStyle w:val="AttributeTok"/>
+          <w:rFonts w:ascii="Arial" w:hAnsi="Arial" w:cs="Arial"/>
+          <w:szCs w:val="22"/>
+        </w:rPr>
+        <w:t xml:space="preserve"> </w:t>
+      </w:r>
+      <w:r>
+        <w:rPr>
+          <w:rStyle w:val="AttributeTok"/>
+          <w:rFonts w:ascii="Arial" w:hAnsi="Arial" w:cs="Arial"/>
+          <w:szCs w:val="22"/>
+        </w:rPr>
+        <w:t>tree</w:t>
+      </w:r>
+      <w:r>
+        <w:rPr>
+          <w:rStyle w:val="AttributeTok"/>
+          <w:rFonts w:ascii="Arial" w:hAnsi="Arial" w:cs="Arial"/>
+          <w:szCs w:val="22"/>
+        </w:rPr>
+        <w:t>=200</w:t>
+      </w:r>
+      <w:r>
+        <w:rPr>
+          <w:rStyle w:val="AttributeTok"/>
+          <w:rFonts w:ascii="Arial" w:hAnsi="Arial" w:cs="Arial" w:hint="cs"/>
+          <w:szCs w:val="22"/>
+          <w:rtl/>
+        </w:rPr>
+        <w:t xml:space="preserve">. </w:t>
+      </w:r>
+      <w:r>
+        <w:rPr>
+          <w:rFonts w:ascii="Arial" w:hAnsi="Arial" w:cs="Arial" w:hint="cs"/>
+          <w:sz w:val="22"/>
+          <w:szCs w:val="22"/>
+          <w:rtl/>
+        </w:rPr>
+        <w:t xml:space="preserve">זאת לעומת התוצאה של שיטה זו על </w:t>
+      </w:r>
+      <w:r>
+        <w:rPr>
+          <w:rStyle w:val="AttributeTok"/>
+          <w:rFonts w:ascii="Arial" w:hAnsi="Arial" w:cs="Arial"/>
+          <w:szCs w:val="22"/>
+        </w:rPr>
+        <w:t>tree</w:t>
+      </w:r>
+      <w:r>
+        <w:rPr>
+          <w:rStyle w:val="AttributeTok"/>
+          <w:rFonts w:ascii="Arial" w:hAnsi="Arial" w:cs="Arial"/>
+          <w:szCs w:val="22"/>
+        </w:rPr>
+        <w:t>_</w:t>
+      </w:r>
+      <w:r>
+        <w:rPr>
+          <w:rStyle w:val="AttributeTok"/>
+          <w:rFonts w:ascii="Arial" w:hAnsi="Arial" w:cs="Arial"/>
+          <w:szCs w:val="22"/>
+        </w:rPr>
+        <w:t>depth</w:t>
+      </w:r>
+      <w:r>
+        <w:rPr>
+          <w:rStyle w:val="AttributeTok"/>
+          <w:rFonts w:ascii="Arial" w:hAnsi="Arial" w:cs="Arial"/>
+          <w:szCs w:val="22"/>
+        </w:rPr>
+        <w:t xml:space="preserve"> </w:t>
+      </w:r>
+      <w:r>
+        <w:rPr>
+          <w:rStyle w:val="AttributeTok"/>
+          <w:rFonts w:ascii="Arial" w:hAnsi="Arial" w:cs="Arial" w:hint="cs"/>
+          <w:szCs w:val="22"/>
+          <w:rtl/>
+        </w:rPr>
+        <w:t xml:space="preserve"> </w:t>
+      </w:r>
+      <w:r>
+        <w:rPr>
+          <w:rFonts w:ascii="Arial" w:hAnsi="Arial" w:cs="Arial" w:hint="cs"/>
+          <w:sz w:val="22"/>
+          <w:szCs w:val="22"/>
+          <w:rtl/>
+        </w:rPr>
+        <w:t>ש</w:t>
+      </w:r>
+      <w:r>
+        <w:rPr>
+          <w:rFonts w:ascii="Arial" w:hAnsi="Arial" w:cs="Arial" w:hint="cs"/>
+          <w:sz w:val="22"/>
+          <w:szCs w:val="22"/>
+          <w:rtl/>
+        </w:rPr>
+        <w:t xml:space="preserve">טענה כי הערכים האופטימלים הם </w:t>
+      </w:r>
+      <w:r>
+        <w:rPr>
+          <w:rStyle w:val="AttributeTok"/>
+          <w:rFonts w:ascii="Arial" w:hAnsi="Arial" w:cs="Arial"/>
+          <w:szCs w:val="22"/>
+        </w:rPr>
+        <w:t>tree</w:t>
+      </w:r>
+      <w:r>
+        <w:rPr>
+          <w:rStyle w:val="AttributeTok"/>
+          <w:rFonts w:ascii="Arial" w:hAnsi="Arial" w:cs="Arial"/>
+          <w:szCs w:val="22"/>
+        </w:rPr>
+        <w:t>_</w:t>
+      </w:r>
+      <w:r>
+        <w:rPr>
+          <w:rStyle w:val="AttributeTok"/>
+          <w:rFonts w:ascii="Arial" w:hAnsi="Arial" w:cs="Arial"/>
+          <w:szCs w:val="22"/>
+        </w:rPr>
+        <w:t>depth</w:t>
+      </w:r>
+      <w:r>
+        <w:rPr>
+          <w:rStyle w:val="AttributeTok"/>
+          <w:rFonts w:ascii="Arial" w:hAnsi="Arial" w:cs="Arial"/>
+          <w:szCs w:val="22"/>
+        </w:rPr>
+        <w:t>=2</w:t>
+      </w:r>
+      <w:r>
+        <w:rPr>
+          <w:rStyle w:val="AttributeTok"/>
+          <w:rFonts w:ascii="Arial" w:hAnsi="Arial" w:cs="Arial" w:hint="cs"/>
+          <w:szCs w:val="22"/>
+          <w:rtl/>
+        </w:rPr>
+        <w:t>,</w:t>
+      </w:r>
+      <w:r>
+        <w:rPr>
+          <w:rFonts w:ascii="Arial" w:hAnsi="Arial" w:cs="Arial" w:hint="cs"/>
+          <w:sz w:val="22"/>
+          <w:szCs w:val="22"/>
+          <w:rtl/>
+        </w:rPr>
+        <w:t xml:space="preserve"> </w:t>
+      </w:r>
       <w:r>
         <w:rPr>
           <w:rFonts w:ascii="Arial" w:hAnsi="Arial" w:cs="Arial"/>
@@ -5353,222 +4959,7 @@
           <w:szCs w:val="22"/>
           <w:shd w:val="clear" w:color="auto" w:fill="F1F3F5"/>
         </w:rPr>
-        <w:t>=0.6</w:t>
-      </w:r>
-      <w:r>
-        <w:rPr>
-          <w:rFonts w:ascii="Arial" w:hAnsi="Arial" w:cs="Arial" w:hint="cs"/>
-          <w:sz w:val="22"/>
-          <w:szCs w:val="22"/>
-          <w:rtl/>
-        </w:rPr>
-        <w:t xml:space="preserve"> </w:t>
-      </w:r>
-      <w:r>
-        <w:rPr>
-          <w:rFonts w:ascii="Arial" w:hAnsi="Arial" w:cs="Arial" w:hint="cs"/>
-          <w:sz w:val="22"/>
-          <w:szCs w:val="22"/>
-          <w:rtl/>
-        </w:rPr>
-        <w:t>ו-</w:t>
-      </w:r>
-      <w:r>
-        <w:rPr>
-          <w:rStyle w:val="AttributeTok"/>
-          <w:rFonts w:ascii="Arial" w:hAnsi="Arial" w:cs="Arial"/>
-          <w:szCs w:val="22"/>
-        </w:rPr>
-        <w:t xml:space="preserve"> </w:t>
-      </w:r>
-      <w:r>
-        <w:rPr>
-          <w:rStyle w:val="AttributeTok"/>
-          <w:rFonts w:ascii="Arial" w:hAnsi="Arial" w:cs="Arial"/>
-          <w:szCs w:val="22"/>
-        </w:rPr>
-        <w:t>tree</w:t>
-      </w:r>
-      <w:r>
-        <w:rPr>
-          <w:rStyle w:val="AttributeTok"/>
-          <w:rFonts w:ascii="Arial" w:hAnsi="Arial" w:cs="Arial"/>
-          <w:szCs w:val="22"/>
-        </w:rPr>
-        <w:t>=200</w:t>
-      </w:r>
-      <w:r>
-        <w:rPr>
-          <w:rStyle w:val="AttributeTok"/>
-          <w:rFonts w:ascii="Arial" w:hAnsi="Arial" w:cs="Arial" w:hint="cs"/>
-          <w:szCs w:val="22"/>
-          <w:rtl/>
-        </w:rPr>
-        <w:t xml:space="preserve">. </w:t>
-      </w:r>
-      <w:r>
-        <w:rPr>
-          <w:rFonts w:ascii="Arial" w:hAnsi="Arial" w:cs="Arial" w:hint="cs"/>
-          <w:sz w:val="22"/>
-          <w:szCs w:val="22"/>
-          <w:rtl/>
-        </w:rPr>
-        <w:t xml:space="preserve">זאת לעומת התוצאה של שיטה זו על </w:t>
-      </w:r>
-      <w:proofErr w:type="spellStart"/>
-      <w:r>
-        <w:rPr>
-          <w:rStyle w:val="AttributeTok"/>
-          <w:rFonts w:ascii="Arial" w:hAnsi="Arial" w:cs="Arial"/>
-          <w:szCs w:val="22"/>
-        </w:rPr>
-        <w:t>tree</w:t>
-      </w:r>
-      <w:r>
-        <w:rPr>
-          <w:rStyle w:val="AttributeTok"/>
-          <w:rFonts w:ascii="Arial" w:hAnsi="Arial" w:cs="Arial"/>
-          <w:szCs w:val="22"/>
-        </w:rPr>
-        <w:t>_</w:t>
-      </w:r>
-      <w:r>
-        <w:rPr>
-          <w:rStyle w:val="AttributeTok"/>
-          <w:rFonts w:ascii="Arial" w:hAnsi="Arial" w:cs="Arial"/>
-          <w:szCs w:val="22"/>
-        </w:rPr>
-        <w:t>depth</w:t>
-      </w:r>
-      <w:proofErr w:type="spellEnd"/>
-      <w:r>
-        <w:rPr>
-          <w:rStyle w:val="AttributeTok"/>
-          <w:rFonts w:ascii="Arial" w:hAnsi="Arial" w:cs="Arial"/>
-          <w:szCs w:val="22"/>
-        </w:rPr>
-        <w:t xml:space="preserve"> </w:t>
-      </w:r>
-      <w:r>
-        <w:rPr>
-          <w:rStyle w:val="AttributeTok"/>
-          <w:rFonts w:ascii="Arial" w:hAnsi="Arial" w:cs="Arial" w:hint="cs"/>
-          <w:szCs w:val="22"/>
-          <w:rtl/>
-        </w:rPr>
-        <w:t xml:space="preserve"> </w:t>
-      </w:r>
-      <w:r>
-        <w:rPr>
-          <w:rFonts w:ascii="Arial" w:hAnsi="Arial" w:cs="Arial" w:hint="cs"/>
-          <w:sz w:val="22"/>
-          <w:szCs w:val="22"/>
-          <w:rtl/>
-        </w:rPr>
-        <w:t>ש</w:t>
-      </w:r>
-      <w:r>
-        <w:rPr>
-          <w:rFonts w:ascii="Arial" w:hAnsi="Arial" w:cs="Arial" w:hint="cs"/>
-          <w:sz w:val="22"/>
-          <w:szCs w:val="22"/>
-          <w:rtl/>
-        </w:rPr>
-        <w:t xml:space="preserve">טענה כי הערכים </w:t>
-      </w:r>
-      <w:proofErr w:type="spellStart"/>
-      <w:r>
-        <w:rPr>
-          <w:rFonts w:ascii="Arial" w:hAnsi="Arial" w:cs="Arial" w:hint="cs"/>
-          <w:sz w:val="22"/>
-          <w:szCs w:val="22"/>
-          <w:rtl/>
-        </w:rPr>
-        <w:t>האופטימלים</w:t>
-      </w:r>
-      <w:proofErr w:type="spellEnd"/>
-      <w:r>
-        <w:rPr>
-          <w:rFonts w:ascii="Arial" w:hAnsi="Arial" w:cs="Arial" w:hint="cs"/>
-          <w:sz w:val="22"/>
-          <w:szCs w:val="22"/>
-          <w:rtl/>
-        </w:rPr>
-        <w:t xml:space="preserve"> הם </w:t>
-      </w:r>
-      <w:proofErr w:type="spellStart"/>
-      <w:r>
-        <w:rPr>
-          <w:rStyle w:val="AttributeTok"/>
-          <w:rFonts w:ascii="Arial" w:hAnsi="Arial" w:cs="Arial"/>
-          <w:szCs w:val="22"/>
-        </w:rPr>
-        <w:t>tree</w:t>
-      </w:r>
-      <w:r>
-        <w:rPr>
-          <w:rStyle w:val="AttributeTok"/>
-          <w:rFonts w:ascii="Arial" w:hAnsi="Arial" w:cs="Arial"/>
-          <w:szCs w:val="22"/>
-        </w:rPr>
-        <w:t>_</w:t>
-      </w:r>
-      <w:r>
-        <w:rPr>
-          <w:rStyle w:val="AttributeTok"/>
-          <w:rFonts w:ascii="Arial" w:hAnsi="Arial" w:cs="Arial"/>
-          <w:szCs w:val="22"/>
-        </w:rPr>
-        <w:t>depth</w:t>
-      </w:r>
-      <w:proofErr w:type="spellEnd"/>
-      <w:r>
-        <w:rPr>
-          <w:rStyle w:val="AttributeTok"/>
-          <w:rFonts w:ascii="Arial" w:hAnsi="Arial" w:cs="Arial"/>
-          <w:szCs w:val="22"/>
-        </w:rPr>
-        <w:t>=2</w:t>
-      </w:r>
-      <w:r>
-        <w:rPr>
-          <w:rStyle w:val="AttributeTok"/>
-          <w:rFonts w:ascii="Arial" w:hAnsi="Arial" w:cs="Arial" w:hint="cs"/>
-          <w:szCs w:val="22"/>
-          <w:rtl/>
-        </w:rPr>
-        <w:t>,</w:t>
-      </w:r>
-      <w:r>
-        <w:rPr>
-          <w:rFonts w:ascii="Arial" w:hAnsi="Arial" w:cs="Arial" w:hint="cs"/>
-          <w:sz w:val="22"/>
-          <w:szCs w:val="22"/>
-          <w:rtl/>
-        </w:rPr>
-        <w:t xml:space="preserve"> </w:t>
-      </w:r>
-      <w:proofErr w:type="spellStart"/>
-      <w:r>
-        <w:rPr>
-          <w:rFonts w:ascii="Arial" w:hAnsi="Arial" w:cs="Arial"/>
-          <w:color w:val="657422"/>
-          <w:sz w:val="22"/>
-          <w:szCs w:val="22"/>
-          <w:shd w:val="clear" w:color="auto" w:fill="F1F3F5"/>
-        </w:rPr>
-        <w:t>sample_size</w:t>
-      </w:r>
-      <w:proofErr w:type="spellEnd"/>
-      <w:r>
-        <w:rPr>
-          <w:rFonts w:ascii="Arial" w:hAnsi="Arial" w:cs="Arial"/>
-          <w:color w:val="657422"/>
-          <w:sz w:val="22"/>
-          <w:szCs w:val="22"/>
-          <w:shd w:val="clear" w:color="auto" w:fill="F1F3F5"/>
-        </w:rPr>
-        <w:t>=0.8</w:t>
+        <w:t>sample_size=0.8</w:t>
       </w:r>
       <w:r>
         <w:rPr>
@@ -5660,7 +5051,6 @@
         </w:rPr>
         <w:t xml:space="preserve"> הערכים הראשונה  </w:t>
       </w:r>
-      <w:proofErr w:type="spellStart"/>
       <w:r>
         <w:rPr>
           <w:rStyle w:val="AttributeTok"/>
@@ -5685,7 +5075,6 @@
         </w:rPr>
         <w:t>depth</w:t>
       </w:r>
-      <w:proofErr w:type="spellEnd"/>
       <w:r>
         <w:rPr>
           <w:rStyle w:val="AttributeTok"/>
@@ -5712,7 +5101,6 @@
         </w:rPr>
         <w:t xml:space="preserve"> </w:t>
       </w:r>
-      <w:proofErr w:type="spellStart"/>
       <w:r>
         <w:rPr>
           <w:rFonts w:ascii="Arial" w:hAnsi="Arial" w:cs="Arial"/>
@@ -5721,18 +5109,7 @@
           <w:szCs w:val="22"/>
           <w:shd w:val="clear" w:color="auto" w:fill="F1F3F5"/>
         </w:rPr>
-        <w:t>sample_size</w:t>
-      </w:r>
-      <w:proofErr w:type="spellEnd"/>
-      <w:r>
-        <w:rPr>
-          <w:rFonts w:ascii="Arial" w:hAnsi="Arial" w:cs="Arial"/>
-          <w:color w:val="657422"/>
-          <w:sz w:val="22"/>
-          <w:szCs w:val="22"/>
-          <w:shd w:val="clear" w:color="auto" w:fill="F1F3F5"/>
-        </w:rPr>
-        <w:t>=0.6</w:t>
+        <w:t>sample_size=0.6</w:t>
       </w:r>
       <w:r>
         <w:rPr>
@@ -5801,45 +5178,15 @@
           <w:szCs w:val="22"/>
           <w:rtl/>
         </w:rPr>
-        <w:t xml:space="preserve">הביצועים של מודל זה עם ערכי היפר </w:t>
-      </w:r>
-      <w:proofErr w:type="spellStart"/>
-      <w:r>
-        <w:rPr>
-          <w:rFonts w:ascii="Arial" w:hAnsi="Arial" w:cs="Arial" w:hint="cs"/>
-          <w:sz w:val="22"/>
-          <w:szCs w:val="22"/>
-          <w:rtl/>
-        </w:rPr>
-        <w:t>פראמטר</w:t>
-      </w:r>
-      <w:proofErr w:type="spellEnd"/>
-      <w:r>
-        <w:rPr>
-          <w:rFonts w:ascii="Arial" w:hAnsi="Arial" w:cs="Arial" w:hint="cs"/>
-          <w:sz w:val="22"/>
-          <w:szCs w:val="22"/>
-          <w:rtl/>
-        </w:rPr>
-        <w:t xml:space="preserve"> אלו עבור סט האימון הם </w:t>
-      </w:r>
-      <w:proofErr w:type="spellStart"/>
-      <w:r>
-        <w:rPr>
-          <w:rFonts w:ascii="Arial" w:hAnsi="Arial" w:cs="Arial"/>
-          <w:sz w:val="22"/>
-          <w:szCs w:val="22"/>
-        </w:rPr>
-        <w:t>mae</w:t>
-      </w:r>
-      <w:proofErr w:type="spellEnd"/>
-      <w:r>
-        <w:rPr>
-          <w:rFonts w:ascii="Arial" w:hAnsi="Arial" w:cs="Arial"/>
-          <w:sz w:val="22"/>
-          <w:szCs w:val="22"/>
-        </w:rPr>
-        <w:t>=3.04</w:t>
+        <w:t xml:space="preserve">הביצועים של מודל זה עם ערכי היפר פראמטר אלו עבור סט האימון הם </w:t>
+      </w:r>
+      <w:r>
+        <w:rPr>
+          <w:rFonts w:ascii="Arial" w:hAnsi="Arial" w:cs="Arial"/>
+          <w:sz w:val="22"/>
+          <w:szCs w:val="22"/>
+        </w:rPr>
+        <w:t>mae=3.04</w:t>
       </w:r>
       <w:r>
         <w:rPr>
@@ -5850,23 +5197,13 @@
         </w:rPr>
         <w:t xml:space="preserve"> ו-</w:t>
       </w:r>
-      <w:proofErr w:type="spellStart"/>
-      <w:r>
-        <w:rPr>
-          <w:rFonts w:ascii="Arial" w:hAnsi="Arial" w:cs="Arial"/>
-          <w:sz w:val="22"/>
-          <w:szCs w:val="22"/>
-        </w:rPr>
-        <w:t>rsq</w:t>
-      </w:r>
-      <w:proofErr w:type="spellEnd"/>
-      <w:r>
-        <w:rPr>
-          <w:rFonts w:ascii="Arial" w:hAnsi="Arial" w:cs="Arial"/>
-          <w:sz w:val="22"/>
-          <w:szCs w:val="22"/>
-        </w:rPr>
-        <w:t>=0.99</w:t>
+      <w:r>
+        <w:rPr>
+          <w:rFonts w:ascii="Arial" w:hAnsi="Arial" w:cs="Arial"/>
+          <w:sz w:val="22"/>
+          <w:szCs w:val="22"/>
+        </w:rPr>
+        <w:t>rsq=0.99</w:t>
       </w:r>
       <w:r>
         <w:rPr>
@@ -6224,7 +5561,6 @@
         </w:rPr>
         <w:t xml:space="preserve">חוזה את מספר מקרי </w:t>
       </w:r>
-      <w:proofErr w:type="spellStart"/>
       <w:r>
         <w:rPr>
           <w:rFonts w:ascii="Arial" w:hAnsi="Arial" w:cs="Arial"/>
@@ -6234,120 +5570,208 @@
           <w:lang w:val="en-IL"/>
         </w:rPr>
         <w:lastRenderedPageBreak/>
-        <w:t>הגוסטינג</w:t>
-      </w:r>
-      <w:proofErr w:type="spellEnd"/>
-      <w:r>
-        <w:rPr>
-          <w:rFonts w:ascii="Arial" w:hAnsi="Arial" w:cs="Arial"/>
+        <w:t>הגוסטינג עם טעות של כ-±</w:t>
+      </w:r>
+      <w:r>
+        <w:rPr>
+          <w:rFonts w:ascii="Arial" w:hAnsi="Arial" w:cs="Arial" w:hint="cs"/>
           <w:sz w:val="22"/>
           <w:szCs w:val="22"/>
           <w:rtl/>
           <w:lang w:val="en-IL"/>
         </w:rPr>
-        <w:t xml:space="preserve"> עם טעות של כ-±</w:t>
-      </w:r>
-      <w:r>
-        <w:rPr>
-          <w:rFonts w:ascii="Arial" w:hAnsi="Arial" w:cs="Arial" w:hint="cs"/>
+        <w:t>12</w:t>
+      </w:r>
+      <w:r>
+        <w:rPr>
+          <w:rFonts w:ascii="Arial" w:hAnsi="Arial" w:cs="Arial"/>
           <w:sz w:val="22"/>
           <w:szCs w:val="22"/>
           <w:rtl/>
           <w:lang w:val="en-IL"/>
         </w:rPr>
-        <w:t>12</w:t>
-      </w:r>
-      <w:r>
-        <w:rPr>
-          <w:rFonts w:ascii="Arial" w:hAnsi="Arial" w:cs="Arial"/>
+        <w:t>.</w:t>
+      </w:r>
+      <w:r>
+        <w:rPr>
+          <w:rFonts w:ascii="Arial" w:hAnsi="Arial" w:cs="Arial" w:hint="cs"/>
           <w:sz w:val="22"/>
           <w:szCs w:val="22"/>
           <w:rtl/>
           <w:lang w:val="en-IL"/>
         </w:rPr>
-        <w:t>.</w:t>
-      </w:r>
-      <w:r>
-        <w:rPr>
-          <w:rFonts w:ascii="Arial" w:hAnsi="Arial" w:cs="Arial" w:hint="cs"/>
+        <w:t>76</w:t>
+      </w:r>
+      <w:r>
+        <w:rPr>
+          <w:rFonts w:ascii="Arial" w:hAnsi="Arial" w:cs="Arial"/>
           <w:sz w:val="22"/>
           <w:szCs w:val="22"/>
           <w:rtl/>
           <w:lang w:val="en-IL"/>
         </w:rPr>
-        <w:t>76</w:t>
-      </w:r>
-      <w:r>
-        <w:rPr>
-          <w:rFonts w:ascii="Arial" w:hAnsi="Arial" w:cs="Arial"/>
+        <w:t xml:space="preserve"> </w:t>
+      </w:r>
+      <w:r>
+        <w:rPr>
+          <w:rFonts w:ascii="Arial" w:hAnsi="Arial" w:cs="Arial" w:hint="cs"/>
           <w:sz w:val="22"/>
           <w:szCs w:val="22"/>
           <w:rtl/>
           <w:lang w:val="en-IL"/>
         </w:rPr>
-        <w:t xml:space="preserve"> </w:t>
-      </w:r>
-      <w:r>
-        <w:rPr>
-          <w:rFonts w:ascii="Arial" w:hAnsi="Arial" w:cs="Arial" w:hint="cs"/>
+        <w:t>מקרים</w:t>
+      </w:r>
+      <w:r>
+        <w:rPr>
+          <w:rFonts w:ascii="Arial" w:hAnsi="Arial" w:cs="Arial"/>
           <w:sz w:val="22"/>
           <w:szCs w:val="22"/>
           <w:rtl/>
           <w:lang w:val="en-IL"/>
         </w:rPr>
-        <w:t>מקרים</w:t>
-      </w:r>
-      <w:r>
-        <w:rPr>
-          <w:rFonts w:ascii="Arial" w:hAnsi="Arial" w:cs="Arial"/>
-          <w:sz w:val="22"/>
-          <w:szCs w:val="22"/>
-          <w:rtl/>
+        <w:t>, בעוד שמודל ה</w:t>
+      </w:r>
+      <w:r>
+        <w:rPr>
+          <w:rFonts w:ascii="Arial" w:hAnsi="Arial" w:cs="Arial"/>
+          <w:sz w:val="22"/>
+          <w:szCs w:val="22"/>
           <w:lang w:val="en-IL"/>
         </w:rPr>
-        <w:t>, בעוד שמודל ה</w:t>
-      </w:r>
-      <w:r>
-        <w:rPr>
-          <w:rFonts w:ascii="Arial" w:hAnsi="Arial" w:cs="Arial"/>
-          <w:sz w:val="22"/>
-          <w:szCs w:val="22"/>
+        <w:t>-</w:t>
+      </w:r>
+      <w:r>
+        <w:rPr>
+          <w:rFonts w:ascii="Arial" w:hAnsi="Arial" w:cs="Arial" w:hint="cs"/>
+          <w:sz w:val="22"/>
+          <w:szCs w:val="22"/>
+          <w:rtl/>
           <w:lang w:val="en-IL"/>
         </w:rPr>
+        <w:t xml:space="preserve"> </w:t>
+      </w:r>
+      <w:r>
+        <w:rPr>
+          <w:rFonts w:ascii="Arial" w:hAnsi="Arial" w:cs="Arial"/>
+          <w:sz w:val="22"/>
+          <w:szCs w:val="22"/>
+        </w:rPr>
+        <w:t xml:space="preserve">Random Forest </w:t>
+      </w:r>
+      <w:r>
+        <w:rPr>
+          <w:rFonts w:ascii="Arial" w:hAnsi="Arial" w:cs="Arial" w:hint="cs"/>
+          <w:sz w:val="22"/>
+          <w:szCs w:val="22"/>
+          <w:rtl/>
+        </w:rPr>
+        <w:t xml:space="preserve"> </w:t>
+      </w:r>
+      <w:r>
+        <w:rPr>
+          <w:rFonts w:ascii="Arial" w:hAnsi="Arial" w:cs="Arial"/>
+          <w:sz w:val="22"/>
+          <w:szCs w:val="22"/>
+          <w:lang w:val="en-IL"/>
+        </w:rPr>
+        <w:t xml:space="preserve"> </w:t>
+      </w:r>
+      <w:r>
+        <w:rPr>
+          <w:rFonts w:ascii="Arial" w:hAnsi="Arial" w:cs="Arial"/>
+          <w:sz w:val="22"/>
+          <w:szCs w:val="22"/>
+          <w:rtl/>
+          <w:lang w:val="en-IL"/>
+        </w:rPr>
+        <w:t xml:space="preserve">מדייק </w:t>
+      </w:r>
+      <w:r>
+        <w:rPr>
+          <w:rFonts w:ascii="Arial" w:hAnsi="Arial" w:cs="Arial" w:hint="cs"/>
+          <w:sz w:val="22"/>
+          <w:szCs w:val="22"/>
+          <w:rtl/>
+          <w:lang w:val="en-IL"/>
+        </w:rPr>
+        <w:t>פחות</w:t>
+      </w:r>
+      <w:r>
+        <w:rPr>
+          <w:rFonts w:ascii="Arial" w:hAnsi="Arial" w:cs="Arial"/>
+          <w:sz w:val="22"/>
+          <w:szCs w:val="22"/>
+          <w:rtl/>
+          <w:lang w:val="en-IL"/>
+        </w:rPr>
+        <w:t xml:space="preserve"> עם טעות ממוצעת של ±</w:t>
+      </w:r>
+      <w:r>
+        <w:rPr>
+          <w:rFonts w:ascii="Arial" w:hAnsi="Arial" w:cs="Arial" w:hint="cs"/>
+          <w:sz w:val="22"/>
+          <w:szCs w:val="22"/>
+          <w:rtl/>
+          <w:lang w:val="en-IL"/>
+        </w:rPr>
+        <w:t>14.51</w:t>
+      </w:r>
+      <w:r>
+        <w:rPr>
+          <w:rFonts w:ascii="Arial" w:hAnsi="Arial" w:cs="Arial" w:hint="cs"/>
+          <w:sz w:val="22"/>
+          <w:szCs w:val="22"/>
+          <w:rtl/>
+          <w:lang w:val="en-IL"/>
+        </w:rPr>
+        <w:t xml:space="preserve"> מ</w:t>
+      </w:r>
+      <w:r>
+        <w:rPr>
+          <w:rFonts w:ascii="Arial" w:hAnsi="Arial" w:cs="Arial" w:hint="cs"/>
+          <w:sz w:val="22"/>
+          <w:szCs w:val="22"/>
+          <w:rtl/>
+          <w:lang w:val="en-IL"/>
+        </w:rPr>
+        <w:t>קרים</w:t>
+      </w:r>
+      <w:r>
+        <w:rPr>
+          <w:rFonts w:ascii="Arial" w:hAnsi="Arial" w:cs="Arial"/>
+          <w:sz w:val="22"/>
+          <w:szCs w:val="22"/>
+          <w:rtl/>
+          <w:lang w:val="en-IL"/>
+        </w:rPr>
+        <w:t>. מודל ה</w:t>
+      </w:r>
+      <w:r>
+        <w:rPr>
+          <w:rFonts w:ascii="Arial" w:hAnsi="Arial" w:cs="Arial" w:hint="cs"/>
+          <w:sz w:val="22"/>
+          <w:szCs w:val="22"/>
+          <w:rtl/>
+          <w:lang w:val="en-IL"/>
+        </w:rPr>
         <w:t>-</w:t>
       </w:r>
       <w:r>
         <w:rPr>
-          <w:rFonts w:ascii="Arial" w:hAnsi="Arial" w:cs="Arial" w:hint="cs"/>
-          <w:sz w:val="22"/>
-          <w:szCs w:val="22"/>
-          <w:rtl/>
+          <w:rFonts w:ascii="Arial" w:hAnsi="Arial" w:cs="Arial"/>
+          <w:sz w:val="22"/>
+          <w:szCs w:val="22"/>
           <w:lang w:val="en-IL"/>
         </w:rPr>
-        <w:t xml:space="preserve"> </w:t>
-      </w:r>
-      <w:r>
-        <w:rPr>
-          <w:rFonts w:ascii="Arial" w:hAnsi="Arial" w:cs="Arial"/>
-          <w:sz w:val="22"/>
-          <w:szCs w:val="22"/>
-        </w:rPr>
-        <w:t xml:space="preserve">Random Forest </w:t>
-      </w:r>
-      <w:r>
-        <w:rPr>
-          <w:rFonts w:ascii="Arial" w:hAnsi="Arial" w:cs="Arial" w:hint="cs"/>
-          <w:sz w:val="22"/>
-          <w:szCs w:val="22"/>
-          <w:rtl/>
-        </w:rPr>
-        <w:t xml:space="preserve"> </w:t>
-      </w:r>
-      <w:r>
-        <w:rPr>
-          <w:rFonts w:ascii="Arial" w:hAnsi="Arial" w:cs="Arial"/>
-          <w:sz w:val="22"/>
-          <w:szCs w:val="22"/>
+        <w:t>Boosting</w:t>
+      </w:r>
+      <w:r>
+        <w:rPr>
+          <w:rFonts w:ascii="Arial" w:hAnsi="Arial" w:cs="Arial" w:hint="cs"/>
+          <w:sz w:val="22"/>
+          <w:szCs w:val="22"/>
+          <w:rtl/>
           <w:lang w:val="en-IL"/>
         </w:rPr>
         <w:t xml:space="preserve"> </w:t>
@@ -6357,40 +5781,39 @@
           <w:rFonts w:ascii="Arial" w:hAnsi="Arial" w:cs="Arial"/>
           <w:sz w:val="22"/>
           <w:szCs w:val="22"/>
-          <w:rtl/>
           <w:lang w:val="en-IL"/>
         </w:rPr>
-        <w:t xml:space="preserve">מדייק </w:t>
-      </w:r>
-      <w:r>
-        <w:rPr>
-          <w:rFonts w:ascii="Arial" w:hAnsi="Arial" w:cs="Arial" w:hint="cs"/>
+        <w:t xml:space="preserve"> </w:t>
+      </w:r>
+      <w:r>
+        <w:rPr>
+          <w:rFonts w:ascii="Arial" w:hAnsi="Arial" w:cs="Arial"/>
           <w:sz w:val="22"/>
           <w:szCs w:val="22"/>
           <w:rtl/>
           <w:lang w:val="en-IL"/>
         </w:rPr>
-        <w:t>פחות</w:t>
-      </w:r>
-      <w:r>
-        <w:rPr>
-          <w:rFonts w:ascii="Arial" w:hAnsi="Arial" w:cs="Arial"/>
+        <w:t>מצביע על כך שכ-</w:t>
+      </w:r>
+      <w:r>
+        <w:rPr>
+          <w:rFonts w:ascii="Arial" w:hAnsi="Arial" w:cs="Arial" w:hint="cs"/>
           <w:sz w:val="22"/>
           <w:szCs w:val="22"/>
           <w:rtl/>
           <w:lang w:val="en-IL"/>
         </w:rPr>
-        <w:t xml:space="preserve"> עם טעות ממוצעת של ±</w:t>
-      </w:r>
-      <w:r>
-        <w:rPr>
-          <w:rFonts w:ascii="Arial" w:hAnsi="Arial" w:cs="Arial" w:hint="cs"/>
+        <w:t>65.7</w:t>
+      </w:r>
+      <w:r>
+        <w:rPr>
+          <w:rFonts w:ascii="Arial" w:hAnsi="Arial" w:cs="Arial"/>
           <w:sz w:val="22"/>
           <w:szCs w:val="22"/>
           <w:rtl/>
           <w:lang w:val="en-IL"/>
         </w:rPr>
-        <w:t>14.51</w:t>
+        <w:t>% מהשונות במספר הודעות הגוסטינג מוסברת על ידי המודל, לעומת כ-</w:t>
       </w:r>
       <w:r>
         <w:rPr>
@@ -6400,27 +5823,35 @@
           <w:rtl/>
           <w:lang w:val="en-IL"/>
         </w:rPr>
-        <w:t xml:space="preserve"> מ</w:t>
-      </w:r>
-      <w:r>
-        <w:rPr>
-          <w:rFonts w:ascii="Arial" w:hAnsi="Arial" w:cs="Arial" w:hint="cs"/>
+        <w:t>57.6</w:t>
+      </w:r>
+      <w:r>
+        <w:rPr>
+          <w:rFonts w:ascii="Arial" w:hAnsi="Arial" w:cs="Arial"/>
           <w:sz w:val="22"/>
           <w:szCs w:val="22"/>
           <w:rtl/>
           <w:lang w:val="en-IL"/>
         </w:rPr>
-        <w:t>קרים</w:t>
-      </w:r>
-      <w:r>
-        <w:rPr>
-          <w:rFonts w:ascii="Arial" w:hAnsi="Arial" w:cs="Arial"/>
+        <w:t>% בלבד במודל ה</w:t>
+      </w:r>
+      <w:r>
+        <w:rPr>
+          <w:rFonts w:ascii="Arial" w:hAnsi="Arial" w:cs="Arial" w:hint="cs"/>
           <w:sz w:val="22"/>
           <w:szCs w:val="22"/>
           <w:rtl/>
           <w:lang w:val="en-IL"/>
         </w:rPr>
-        <w:t>. מודל ה</w:t>
+        <w:t>-</w:t>
+      </w:r>
+      <w:r>
+        <w:rPr>
+          <w:rFonts w:ascii="Arial" w:hAnsi="Arial" w:cs="Arial"/>
+          <w:sz w:val="22"/>
+          <w:szCs w:val="22"/>
+        </w:rPr>
+        <w:t>Random Forest</w:t>
       </w:r>
       <w:r>
         <w:rPr>
@@ -6430,14 +5861,13 @@
           <w:rtl/>
           <w:lang w:val="en-IL"/>
         </w:rPr>
-        <w:t>-</w:t>
-      </w:r>
-      <w:r>
-        <w:rPr>
-          <w:rFonts w:ascii="Arial" w:hAnsi="Arial" w:cs="Arial"/>
-          <w:sz w:val="22"/>
-          <w:szCs w:val="22"/>
-          <w:lang w:val="en-IL"/>
+        <w:t>. תוצאות אלו מראות כי המודל המועדף הוא ה-</w:t>
+      </w:r>
+      <w:r>
+        <w:rPr>
+          <w:rFonts w:ascii="Arial" w:hAnsi="Arial" w:cs="Arial"/>
+          <w:sz w:val="22"/>
+          <w:szCs w:val="22"/>
         </w:rPr>
         <w:t>Boosting</w:t>
       </w:r>
@@ -6447,133 +5877,6 @@
           <w:sz w:val="22"/>
           <w:szCs w:val="22"/>
           <w:rtl/>
-          <w:lang w:val="en-IL"/>
-        </w:rPr>
-        <w:t xml:space="preserve"> </w:t>
-      </w:r>
-      <w:r>
-        <w:rPr>
-          <w:rFonts w:ascii="Arial" w:hAnsi="Arial" w:cs="Arial"/>
-          <w:sz w:val="22"/>
-          <w:szCs w:val="22"/>
-          <w:lang w:val="en-IL"/>
-        </w:rPr>
-        <w:t xml:space="preserve"> </w:t>
-      </w:r>
-      <w:r>
-        <w:rPr>
-          <w:rFonts w:ascii="Arial" w:hAnsi="Arial" w:cs="Arial"/>
-          <w:sz w:val="22"/>
-          <w:szCs w:val="22"/>
-          <w:rtl/>
-          <w:lang w:val="en-IL"/>
-        </w:rPr>
-        <w:t>מצביע על כך שכ-</w:t>
-      </w:r>
-      <w:r>
-        <w:rPr>
-          <w:rFonts w:ascii="Arial" w:hAnsi="Arial" w:cs="Arial" w:hint="cs"/>
-          <w:sz w:val="22"/>
-          <w:szCs w:val="22"/>
-          <w:rtl/>
-          <w:lang w:val="en-IL"/>
-        </w:rPr>
-        <w:t>65.7</w:t>
-      </w:r>
-      <w:r>
-        <w:rPr>
-          <w:rFonts w:ascii="Arial" w:hAnsi="Arial" w:cs="Arial"/>
-          <w:sz w:val="22"/>
-          <w:szCs w:val="22"/>
-          <w:rtl/>
-          <w:lang w:val="en-IL"/>
-        </w:rPr>
-        <w:t xml:space="preserve">% מהשונות במספר הודעות </w:t>
-      </w:r>
-      <w:proofErr w:type="spellStart"/>
-      <w:r>
-        <w:rPr>
-          <w:rFonts w:ascii="Arial" w:hAnsi="Arial" w:cs="Arial"/>
-          <w:sz w:val="22"/>
-          <w:szCs w:val="22"/>
-          <w:rtl/>
-          <w:lang w:val="en-IL"/>
-        </w:rPr>
-        <w:t>הגוסטינג</w:t>
-      </w:r>
-      <w:proofErr w:type="spellEnd"/>
-      <w:r>
-        <w:rPr>
-          <w:rFonts w:ascii="Arial" w:hAnsi="Arial" w:cs="Arial"/>
-          <w:sz w:val="22"/>
-          <w:szCs w:val="22"/>
-          <w:rtl/>
-          <w:lang w:val="en-IL"/>
-        </w:rPr>
-        <w:t xml:space="preserve"> מוסברת על ידי המודל, לעומת כ-</w:t>
-      </w:r>
-      <w:r>
-        <w:rPr>
-          <w:rFonts w:ascii="Arial" w:hAnsi="Arial" w:cs="Arial" w:hint="cs"/>
-          <w:sz w:val="22"/>
-          <w:szCs w:val="22"/>
-          <w:rtl/>
-          <w:lang w:val="en-IL"/>
-        </w:rPr>
-        <w:t>57.6</w:t>
-      </w:r>
-      <w:r>
-        <w:rPr>
-          <w:rFonts w:ascii="Arial" w:hAnsi="Arial" w:cs="Arial"/>
-          <w:sz w:val="22"/>
-          <w:szCs w:val="22"/>
-          <w:rtl/>
-          <w:lang w:val="en-IL"/>
-        </w:rPr>
-        <w:t>% בלבד במודל ה</w:t>
-      </w:r>
-      <w:r>
-        <w:rPr>
-          <w:rFonts w:ascii="Arial" w:hAnsi="Arial" w:cs="Arial" w:hint="cs"/>
-          <w:sz w:val="22"/>
-          <w:szCs w:val="22"/>
-          <w:rtl/>
-          <w:lang w:val="en-IL"/>
-        </w:rPr>
-        <w:t>-</w:t>
-      </w:r>
-      <w:r>
-        <w:rPr>
-          <w:rFonts w:ascii="Arial" w:hAnsi="Arial" w:cs="Arial"/>
-          <w:sz w:val="22"/>
-          <w:szCs w:val="22"/>
-        </w:rPr>
-        <w:t>Random Forest</w:t>
-      </w:r>
-      <w:r>
-        <w:rPr>
-          <w:rFonts w:ascii="Arial" w:hAnsi="Arial" w:cs="Arial" w:hint="cs"/>
-          <w:sz w:val="22"/>
-          <w:szCs w:val="22"/>
-          <w:rtl/>
-          <w:lang w:val="en-IL"/>
-        </w:rPr>
-        <w:t>. תוצאות אלו מראות כי המודל המועדף הוא ה-</w:t>
-      </w:r>
-      <w:r>
-        <w:rPr>
-          <w:rFonts w:ascii="Arial" w:hAnsi="Arial" w:cs="Arial"/>
-          <w:sz w:val="22"/>
-          <w:szCs w:val="22"/>
-        </w:rPr>
-        <w:t>Boosting</w:t>
-      </w:r>
-      <w:r>
-        <w:rPr>
-          <w:rFonts w:ascii="Arial" w:hAnsi="Arial" w:cs="Arial" w:hint="cs"/>
-          <w:sz w:val="22"/>
-          <w:szCs w:val="22"/>
-          <w:rtl/>
         </w:rPr>
         <w:t xml:space="preserve">. </w:t>
       </w:r>
@@ -6593,27 +5896,7 @@
           <w:szCs w:val="22"/>
           <w:rtl/>
         </w:rPr>
-        <w:t xml:space="preserve">כעת </w:t>
-      </w:r>
-      <w:proofErr w:type="spellStart"/>
-      <w:r>
-        <w:rPr>
-          <w:rFonts w:ascii="Arial" w:hAnsi="Arial" w:cs="Arial" w:hint="cs"/>
-          <w:sz w:val="22"/>
-          <w:szCs w:val="22"/>
-          <w:rtl/>
-        </w:rPr>
-        <w:t>נאמוד</w:t>
-      </w:r>
-      <w:proofErr w:type="spellEnd"/>
-      <w:r>
-        <w:rPr>
-          <w:rFonts w:ascii="Arial" w:hAnsi="Arial" w:cs="Arial" w:hint="cs"/>
-          <w:sz w:val="22"/>
-          <w:szCs w:val="22"/>
-          <w:rtl/>
-        </w:rPr>
-        <w:t xml:space="preserve"> את הביצועים של המודלים ונשווה אותם על ידי ה-</w:t>
+        <w:t>כעת נאמוד את הביצועים של המודלים ונשווה אותם על ידי ה-</w:t>
       </w:r>
       <w:r>
         <w:rPr>
@@ -6814,7 +6097,6 @@
         </w:rPr>
         <w:t xml:space="preserve"> עבור ערכי </w:t>
       </w:r>
-      <w:proofErr w:type="spellStart"/>
       <w:r>
         <w:rPr>
           <w:rFonts w:ascii="Arial" w:hAnsi="Arial" w:cs="Arial"/>
@@ -6823,7 +6105,6 @@
         </w:rPr>
         <w:t>rsq</w:t>
       </w:r>
-      <w:proofErr w:type="spellEnd"/>
       <w:r>
         <w:rPr>
           <w:rFonts w:ascii="Arial" w:hAnsi="Arial" w:cs="Arial" w:hint="cs"/>
@@ -6833,7 +6114,6 @@
         </w:rPr>
         <w:t xml:space="preserve"> ו-</w:t>
       </w:r>
-      <w:proofErr w:type="spellStart"/>
       <w:r>
         <w:rPr>
           <w:rFonts w:ascii="Arial" w:hAnsi="Arial" w:cs="Arial"/>
@@ -6842,7 +6122,6 @@
         </w:rPr>
         <w:t>mae</w:t>
       </w:r>
-      <w:proofErr w:type="spellEnd"/>
       <w:r>
         <w:rPr>
           <w:rFonts w:ascii="Arial" w:hAnsi="Arial" w:cs="Arial" w:hint="cs"/>
@@ -6897,7 +6176,6 @@
         </w:rPr>
         <w:t>. ההבדל ב-</w:t>
       </w:r>
-      <w:proofErr w:type="spellStart"/>
       <w:r>
         <w:rPr>
           <w:rFonts w:ascii="Arial" w:hAnsi="Arial" w:cs="Arial"/>
@@ -6906,7 +6184,6 @@
         </w:rPr>
         <w:t>rsq</w:t>
       </w:r>
-      <w:proofErr w:type="spellEnd"/>
       <w:r>
         <w:rPr>
           <w:rFonts w:ascii="Arial" w:hAnsi="Arial" w:cs="Arial" w:hint="cs"/>
@@ -7241,7 +6518,6 @@
         </w:rPr>
         <w:t xml:space="preserve"> מכוון שבניגוד ל-</w:t>
       </w:r>
-      <w:proofErr w:type="spellStart"/>
       <w:r>
         <w:rPr>
           <w:rFonts w:ascii="Arial" w:hAnsi="Arial" w:cs="Arial"/>
@@ -7250,7 +6526,6 @@
         </w:rPr>
         <w:t>shap</w:t>
       </w:r>
-      <w:proofErr w:type="spellEnd"/>
       <w:r>
         <w:rPr>
           <w:rFonts w:ascii="Arial" w:hAnsi="Arial" w:cs="Arial" w:hint="cs"/>
@@ -7423,7 +6698,6 @@
         </w:rPr>
         <w:t xml:space="preserve">נראה כי </w:t>
       </w:r>
-      <w:proofErr w:type="spellStart"/>
       <w:r>
         <w:rPr>
           <w:rStyle w:val="CommentTok"/>
@@ -7432,7 +6706,6 @@
         </w:rPr>
         <w:t>no_of_matchs</w:t>
       </w:r>
-      <w:proofErr w:type="spellEnd"/>
       <w:r>
         <w:rPr>
           <w:rFonts w:ascii="Arial" w:hAnsi="Arial" w:cs="Arial" w:hint="cs"/>
@@ -7590,7 +6863,6 @@
         </w:rPr>
         <w:t xml:space="preserve">ניתן להכיל את אותו הגיוני על 2 המנבאים המוצלחים ביותר שאחריו: </w:t>
       </w:r>
-      <w:proofErr w:type="spellStart"/>
       <w:r>
         <w:rPr>
           <w:rStyle w:val="StringTok"/>
@@ -7599,7 +6871,6 @@
         </w:rPr>
         <w:t>nrOfConversations</w:t>
       </w:r>
-      <w:proofErr w:type="spellEnd"/>
       <w:r>
         <w:rPr>
           <w:rStyle w:val="StringTok"/>
@@ -7609,7 +6880,6 @@
         </w:rPr>
         <w:t xml:space="preserve">, </w:t>
       </w:r>
-      <w:proofErr w:type="spellStart"/>
       <w:r>
         <w:rPr>
           <w:rStyle w:val="StringTok"/>
@@ -7634,7 +6904,6 @@
         </w:rPr>
         <w:t>ved</w:t>
       </w:r>
-      <w:proofErr w:type="spellEnd"/>
       <w:r>
         <w:rPr>
           <w:rStyle w:val="StringTok"/>
@@ -7770,7 +7039,6 @@
         </w:rPr>
         <w:t xml:space="preserve">שלושת מנבאים אלו על מנת לבחון האם הקשר אכן מונוטומי מושלם.  למרות שבשלושת המנבאים המגמה חיובית באופן ברור, כאשר מסתכלים על טווח הערכים של אותו מנבא הסיפור אינו מוחלט. למשל, הפרופיל של </w:t>
       </w:r>
-      <w:proofErr w:type="spellStart"/>
       <w:r>
         <w:rPr>
           <w:rStyle w:val="StringTok"/>
@@ -7779,7 +7047,6 @@
         </w:rPr>
         <w:t>no_of_msgs_received</w:t>
       </w:r>
-      <w:proofErr w:type="spellEnd"/>
       <w:r>
         <w:rPr>
           <w:rStyle w:val="StringTok"/>
@@ -7796,10 +7063,9 @@
         <w:bidi/>
         <w:spacing w:line="360" w:lineRule="auto"/>
         <w:rPr>
-          <w:rFonts w:ascii="Arial" w:hAnsi="Arial" w:cs="Arial" w:hint="cs"/>
-          <w:sz w:val="22"/>
-          <w:szCs w:val="22"/>
-          <w:rtl/>
+          <w:rFonts w:ascii="Arial" w:hAnsi="Arial" w:cs="Arial"/>
+          <w:sz w:val="22"/>
+          <w:szCs w:val="22"/>
         </w:rPr>
       </w:pPr>
       <w:r>
@@ -7870,27 +7136,7 @@
           <w:szCs w:val="22"/>
           <w:rtl/>
         </w:rPr>
-        <w:t xml:space="preserve"> אם זאת, נראה שהצלחנו לנבא במידה רבה בעזרת המודלים את מספר הודעות </w:t>
-      </w:r>
-      <w:proofErr w:type="spellStart"/>
-      <w:r>
-        <w:rPr>
-          <w:rFonts w:ascii="Arial" w:hAnsi="Arial" w:cs="Arial" w:hint="cs"/>
-          <w:sz w:val="22"/>
-          <w:szCs w:val="22"/>
-          <w:rtl/>
-        </w:rPr>
-        <w:t>הגוסטינג</w:t>
-      </w:r>
-      <w:proofErr w:type="spellEnd"/>
-      <w:r>
-        <w:rPr>
-          <w:rFonts w:ascii="Arial" w:hAnsi="Arial" w:cs="Arial" w:hint="cs"/>
-          <w:sz w:val="22"/>
-          <w:szCs w:val="22"/>
-          <w:rtl/>
-        </w:rPr>
-        <w:t xml:space="preserve"> לאחר קבלת הודעה ראשונה.  </w:t>
+        <w:t xml:space="preserve"> אם זאת, נראה שהצלחנו לנבא במידה רבה בעזרת המודלים את מספר הודעות הגוסטינג לאחר קבלת הודעה ראשונה.  </w:t>
       </w:r>
       <w:r>
         <w:rPr>
@@ -7907,7 +7153,15 @@
           <w:sz w:val="22"/>
           <w:szCs w:val="22"/>
         </w:rPr>
-        <w:t>Ridge Regression</w:t>
+        <w:t>LASSO</w:t>
+      </w:r>
+      <w:r>
+        <w:rPr>
+          <w:rFonts w:ascii="Arial" w:hAnsi="Arial" w:cs="Arial"/>
+          <w:sz w:val="22"/>
+          <w:szCs w:val="22"/>
+        </w:rPr>
+        <w:t xml:space="preserve"> Regression</w:t>
       </w:r>
       <w:r>
         <w:rPr>
@@ -7918,17 +7172,100 @@
         </w:rPr>
         <w:t xml:space="preserve">. </w:t>
       </w:r>
-      <w:proofErr w:type="spellStart"/>
-      <w:r>
-        <w:rPr>
-          <w:rFonts w:ascii="Arial" w:hAnsi="Arial" w:cs="Arial" w:hint="cs"/>
-          <w:sz w:val="22"/>
-          <w:szCs w:val="22"/>
-          <w:rtl/>
-        </w:rPr>
-        <w:t>דגשגשדג</w:t>
-      </w:r>
-      <w:proofErr w:type="spellEnd"/>
+    </w:p>
+    <w:p>
+      <w:pPr>
+        <w:bidi/>
+        <w:spacing w:line="360" w:lineRule="auto"/>
+        <w:rPr>
+          <w:rFonts w:ascii="Arial" w:hAnsi="Arial" w:cs="Arial"/>
+          <w:b/>
+          <w:bCs/>
+          <w:sz w:val="22"/>
+          <w:szCs w:val="22"/>
+          <w:u w:val="single"/>
+          <w:rtl/>
+        </w:rPr>
+      </w:pPr>
+      <w:r>
+        <w:rPr>
+          <w:rFonts w:ascii="Arial" w:hAnsi="Arial" w:cs="Arial"/>
+          <w:b/>
+          <w:bCs/>
+          <w:sz w:val="22"/>
+          <w:szCs w:val="22"/>
+          <w:u w:val="single"/>
+        </w:rPr>
+        <w:t>LASSO</w:t>
+      </w:r>
+      <w:r>
+        <w:rPr>
+          <w:rFonts w:ascii="Arial" w:hAnsi="Arial" w:cs="Arial"/>
+          <w:b/>
+          <w:bCs/>
+          <w:sz w:val="22"/>
+          <w:szCs w:val="22"/>
+          <w:u w:val="single"/>
+        </w:rPr>
+        <w:t xml:space="preserve"> Regressio</w:t>
+      </w:r>
+      <w:r>
+        <w:rPr>
+          <w:rFonts w:ascii="Arial" w:hAnsi="Arial" w:cs="Arial"/>
+          <w:b/>
+          <w:bCs/>
+          <w:sz w:val="22"/>
+          <w:szCs w:val="22"/>
+          <w:u w:val="single"/>
+        </w:rPr>
+        <w:t>n</w:t>
+      </w:r>
+    </w:p>
+    <w:p>
+      <w:pPr>
+        <w:bidi/>
+        <w:spacing w:line="360" w:lineRule="auto"/>
+        <w:rPr>
+          <w:rFonts w:ascii="Arial" w:hAnsi="Arial" w:cs="Arial" w:hint="cs"/>
+          <w:sz w:val="22"/>
+          <w:szCs w:val="22"/>
+          <w:rtl/>
+        </w:rPr>
+      </w:pPr>
+      <w:r>
+        <w:rPr>
+          <w:rFonts w:ascii="Arial" w:hAnsi="Arial" w:cs="Arial" w:hint="cs"/>
+          <w:sz w:val="22"/>
+          <w:szCs w:val="22"/>
+          <w:rtl/>
+        </w:rPr>
+        <w:t>בחרנו ב-</w:t>
+      </w:r>
+      <w:r>
+        <w:rPr>
+          <w:rFonts w:ascii="Arial" w:hAnsi="Arial" w:cs="Arial" w:hint="cs"/>
+          <w:sz w:val="22"/>
+          <w:szCs w:val="22"/>
+        </w:rPr>
+        <w:t xml:space="preserve"> </w:t>
+      </w:r>
+      <w:r>
+        <w:rPr>
+          <w:rFonts w:ascii="Arial" w:hAnsi="Arial" w:cs="Arial"/>
+          <w:sz w:val="22"/>
+          <w:szCs w:val="22"/>
+        </w:rPr>
+        <w:t>Lasso</w:t>
+      </w:r>
+      <w:r>
+        <w:rPr>
+          <w:rFonts w:ascii="Arial" w:hAnsi="Arial" w:cs="Arial" w:hint="cs"/>
+          <w:sz w:val="22"/>
+          <w:szCs w:val="22"/>
+          <w:rtl/>
+        </w:rPr>
+        <w:t xml:space="preserve"> על מנת להקל עלינו על פירוש המקדמים.</w:t>
+      </w:r>
     </w:p>
     <w:sectPr>
       <w:pgSz w:w="12240" w:h="15840"/>

--- a/ML_FINAL.docx
+++ b/ML_FINAL.docx
@@ -102,8 +102,19 @@
           <w:szCs w:val="22"/>
           <w:rtl/>
         </w:rPr>
-        <w:t>את מאגר הנתונים לקחנו מתוך האתר kaggle</w:t>
-      </w:r>
+        <w:t xml:space="preserve">את מאגר הנתונים לקחנו מתוך האתר </w:t>
+      </w:r>
+      <w:proofErr w:type="spellStart"/>
+      <w:r>
+        <w:rPr>
+          <w:rFonts w:ascii="Arial" w:hAnsi="Arial" w:cs="Arial"/>
+          <w:sz w:val="22"/>
+          <w:szCs w:val="22"/>
+          <w:rtl/>
+        </w:rPr>
+        <w:t>kaggle</w:t>
+      </w:r>
+      <w:proofErr w:type="spellEnd"/>
       <w:r>
         <w:rPr>
           <w:rFonts w:ascii="Arial" w:hAnsi="Arial" w:cs="Arial"/>
@@ -174,16 +185,126 @@
           <w:szCs w:val="22"/>
           <w:rtl/>
         </w:rPr>
-        <w:t xml:space="preserve">סט הנתונים כולל מידע שנאסף מ-1,209 משתמשים באפליקציית טינדר, ומכיל 31 עמודות המתארות פרטים דמוגרפיים והתנהגותיים: למשל מספר פתיחות של האפליקציה (sum_app_opens) מספר ימים בהם המשתמש פעיל (no_of_days) מספר ההתכתבויות הכללי (nrOfConversations) וכדומה.עבודה זו תבחן האם </w:t>
-      </w:r>
-      <w:r>
-        <w:rPr>
-          <w:rFonts w:ascii="Arial" w:hAnsi="Arial" w:cs="Arial"/>
-          <w:sz w:val="22"/>
-          <w:szCs w:val="22"/>
-          <w:rtl/>
-        </w:rPr>
-        <w:t>מספר פעמי ה</w:t>
+        <w:t xml:space="preserve">סט הנתונים כולל מידע שנאסף מ-1,209 משתמשים באפליקציית </w:t>
+      </w:r>
+      <w:proofErr w:type="spellStart"/>
+      <w:r>
+        <w:rPr>
+          <w:rFonts w:ascii="Arial" w:hAnsi="Arial" w:cs="Arial"/>
+          <w:sz w:val="22"/>
+          <w:szCs w:val="22"/>
+          <w:rtl/>
+        </w:rPr>
+        <w:t>טינדר</w:t>
+      </w:r>
+      <w:proofErr w:type="spellEnd"/>
+      <w:r>
+        <w:rPr>
+          <w:rFonts w:ascii="Arial" w:hAnsi="Arial" w:cs="Arial"/>
+          <w:sz w:val="22"/>
+          <w:szCs w:val="22"/>
+          <w:rtl/>
+        </w:rPr>
+        <w:t>, ומכיל 31 עמודות המתארות פרטים דמוגרפיים והתנהגותיים: למשל מספר פתיחות של האפליקציה (</w:t>
+      </w:r>
+      <w:proofErr w:type="spellStart"/>
+      <w:r>
+        <w:rPr>
+          <w:rFonts w:ascii="Arial" w:hAnsi="Arial" w:cs="Arial"/>
+          <w:sz w:val="22"/>
+          <w:szCs w:val="22"/>
+          <w:rtl/>
+        </w:rPr>
+        <w:t>sum_app_opens</w:t>
+      </w:r>
+      <w:proofErr w:type="spellEnd"/>
+      <w:r>
+        <w:rPr>
+          <w:rFonts w:ascii="Arial" w:hAnsi="Arial" w:cs="Arial"/>
+          <w:sz w:val="22"/>
+          <w:szCs w:val="22"/>
+          <w:rtl/>
+        </w:rPr>
+        <w:t>) מספר ימים בהם המשתמש פעיל (</w:t>
+      </w:r>
+      <w:proofErr w:type="spellStart"/>
+      <w:r>
+        <w:rPr>
+          <w:rFonts w:ascii="Arial" w:hAnsi="Arial" w:cs="Arial"/>
+          <w:sz w:val="22"/>
+          <w:szCs w:val="22"/>
+          <w:rtl/>
+        </w:rPr>
+        <w:t>no_of_days</w:t>
+      </w:r>
+      <w:proofErr w:type="spellEnd"/>
+      <w:r>
+        <w:rPr>
+          <w:rFonts w:ascii="Arial" w:hAnsi="Arial" w:cs="Arial"/>
+          <w:sz w:val="22"/>
+          <w:szCs w:val="22"/>
+          <w:rtl/>
+        </w:rPr>
+        <w:t>) מספר ההתכתבויות הכללי (</w:t>
+      </w:r>
+      <w:proofErr w:type="spellStart"/>
+      <w:r>
+        <w:rPr>
+          <w:rFonts w:ascii="Arial" w:hAnsi="Arial" w:cs="Arial"/>
+          <w:sz w:val="22"/>
+          <w:szCs w:val="22"/>
+          <w:rtl/>
+        </w:rPr>
+        <w:t>nrOfConversations</w:t>
+      </w:r>
+      <w:proofErr w:type="spellEnd"/>
+      <w:r>
+        <w:rPr>
+          <w:rFonts w:ascii="Arial" w:hAnsi="Arial" w:cs="Arial"/>
+          <w:sz w:val="22"/>
+          <w:szCs w:val="22"/>
+          <w:rtl/>
+        </w:rPr>
+        <w:t xml:space="preserve">) </w:t>
+      </w:r>
+      <w:proofErr w:type="spellStart"/>
+      <w:r>
+        <w:rPr>
+          <w:rFonts w:ascii="Arial" w:hAnsi="Arial" w:cs="Arial"/>
+          <w:sz w:val="22"/>
+          <w:szCs w:val="22"/>
+          <w:rtl/>
+        </w:rPr>
+        <w:t>וכדומה.עבודה</w:t>
+      </w:r>
+      <w:proofErr w:type="spellEnd"/>
+      <w:r>
+        <w:rPr>
+          <w:rFonts w:ascii="Arial" w:hAnsi="Arial" w:cs="Arial"/>
+          <w:sz w:val="22"/>
+          <w:szCs w:val="22"/>
+          <w:rtl/>
+        </w:rPr>
+        <w:t xml:space="preserve"> זו תבחן האם </w:t>
+      </w:r>
+      <w:r>
+        <w:rPr>
+          <w:rFonts w:ascii="Arial" w:hAnsi="Arial" w:cs="Arial"/>
+          <w:sz w:val="22"/>
+          <w:szCs w:val="22"/>
+          <w:rtl/>
+        </w:rPr>
+        <w:t xml:space="preserve">מספר פעמי </w:t>
+      </w:r>
+      <w:proofErr w:type="spellStart"/>
+      <w:r>
+        <w:rPr>
+          <w:rFonts w:ascii="Arial" w:hAnsi="Arial" w:cs="Arial"/>
+          <w:sz w:val="22"/>
+          <w:szCs w:val="22"/>
+          <w:rtl/>
+        </w:rPr>
+        <w:t>ה</w:t>
       </w:r>
       <w:r>
         <w:rPr>
@@ -194,6 +315,7 @@
         </w:rPr>
         <w:t>גוסטינג</w:t>
       </w:r>
+      <w:proofErr w:type="spellEnd"/>
       <w:r>
         <w:rPr>
           <w:rFonts w:ascii="Arial" w:hAnsi="Arial" w:cs="Arial"/>
@@ -247,6 +369,7 @@
         </w:rPr>
         <w:t>(</w:t>
       </w:r>
+      <w:proofErr w:type="spellStart"/>
       <w:r>
         <w:rPr>
           <w:rFonts w:ascii="Arial" w:hAnsi="Arial" w:cs="Arial"/>
@@ -255,6 +378,7 @@
         </w:rPr>
         <w:t>nrOfGhostingsAfterInitialMessage</w:t>
       </w:r>
+      <w:proofErr w:type="spellEnd"/>
       <w:r>
         <w:rPr>
           <w:rFonts w:ascii="Arial" w:hAnsi="Arial" w:cs="Arial"/>
@@ -346,8 +470,18 @@
           <w:sz w:val="22"/>
           <w:szCs w:val="22"/>
         </w:rPr>
-        <w:t xml:space="preserve"> sum_app_opens</w:t>
-      </w:r>
+        <w:t xml:space="preserve"> </w:t>
+      </w:r>
+      <w:proofErr w:type="spellStart"/>
+      <w:r>
+        <w:rPr>
+          <w:rFonts w:ascii="Arial" w:hAnsi="Arial" w:cs="Arial"/>
+          <w:sz w:val="22"/>
+          <w:szCs w:val="22"/>
+        </w:rPr>
+        <w:t>sum_app_opens</w:t>
+      </w:r>
+      <w:proofErr w:type="spellEnd"/>
       <w:r>
         <w:rPr>
           <w:rFonts w:ascii="Arial" w:hAnsi="Arial" w:cs="Arial"/>
@@ -374,6 +508,7 @@
         </w:rPr>
         <w:t>׳</w:t>
       </w:r>
+      <w:proofErr w:type="spellStart"/>
       <w:r>
         <w:rPr>
           <w:rFonts w:ascii="Arial" w:hAnsi="Arial" w:cs="Arial"/>
@@ -382,6 +517,7 @@
         </w:rPr>
         <w:t>swipe_likes</w:t>
       </w:r>
+      <w:proofErr w:type="spellEnd"/>
       <w:r>
         <w:rPr>
           <w:rFonts w:ascii="Arial" w:hAnsi="Arial" w:cs="Arial"/>
@@ -408,6 +544,7 @@
         </w:rPr>
         <w:t>, ׳</w:t>
       </w:r>
+      <w:proofErr w:type="spellStart"/>
       <w:r>
         <w:rPr>
           <w:rFonts w:ascii="Arial" w:hAnsi="Arial" w:cs="Arial"/>
@@ -416,6 +553,7 @@
         </w:rPr>
         <w:t>swipe_passes</w:t>
       </w:r>
+      <w:proofErr w:type="spellEnd"/>
       <w:r>
         <w:rPr>
           <w:rFonts w:ascii="Arial" w:hAnsi="Arial" w:cs="Arial"/>
@@ -515,8 +653,18 @@
           <w:sz w:val="22"/>
           <w:szCs w:val="22"/>
         </w:rPr>
-        <w:t xml:space="preserve"> medianConversationLength</w:t>
-      </w:r>
+        <w:t xml:space="preserve"> </w:t>
+      </w:r>
+      <w:proofErr w:type="spellStart"/>
+      <w:r>
+        <w:rPr>
+          <w:rFonts w:ascii="Arial" w:hAnsi="Arial" w:cs="Arial"/>
+          <w:sz w:val="22"/>
+          <w:szCs w:val="22"/>
+        </w:rPr>
+        <w:t>medianConversationLength</w:t>
+      </w:r>
+      <w:proofErr w:type="spellEnd"/>
       <w:r>
         <w:rPr>
           <w:rFonts w:ascii="Arial" w:hAnsi="Arial" w:cs="Arial"/>
@@ -533,8 +681,29 @@
           <w:szCs w:val="22"/>
           <w:rtl/>
         </w:rPr>
-        <w:t xml:space="preserve">  בנוסף על כך, יצרנו את משתנה בינארי אשר מעיד האם המשתמש הוא הטראוסקסואלי או לא, בשם </w:t>
-      </w:r>
+        <w:t xml:space="preserve">  בנוסף על כך, יצרנו את משתנה בינארי אשר מעיד האם המשתמש הוא </w:t>
+      </w:r>
+      <w:proofErr w:type="spellStart"/>
+      <w:r>
+        <w:rPr>
+          <w:rFonts w:ascii="Arial" w:hAnsi="Arial" w:cs="Arial"/>
+          <w:sz w:val="22"/>
+          <w:szCs w:val="22"/>
+          <w:rtl/>
+        </w:rPr>
+        <w:t>הטראוסקסואלי</w:t>
+      </w:r>
+      <w:proofErr w:type="spellEnd"/>
+      <w:r>
+        <w:rPr>
+          <w:rFonts w:ascii="Arial" w:hAnsi="Arial" w:cs="Arial"/>
+          <w:sz w:val="22"/>
+          <w:szCs w:val="22"/>
+          <w:rtl/>
+        </w:rPr>
+        <w:t xml:space="preserve"> או לא, בשם </w:t>
+      </w:r>
+      <w:proofErr w:type="spellStart"/>
       <w:r>
         <w:rPr>
           <w:rFonts w:ascii="Arial" w:hAnsi="Arial" w:cs="Arial"/>
@@ -543,6 +712,7 @@
         </w:rPr>
         <w:t>hetero_sx</w:t>
       </w:r>
+      <w:proofErr w:type="spellEnd"/>
       <w:r>
         <w:rPr>
           <w:rFonts w:ascii="Arial" w:hAnsi="Arial" w:cs="Arial"/>
@@ -552,6 +722,7 @@
         </w:rPr>
         <w:t xml:space="preserve">, והסרנו את המשתנה </w:t>
       </w:r>
+      <w:proofErr w:type="spellStart"/>
       <w:r>
         <w:rPr>
           <w:rFonts w:ascii="Arial" w:hAnsi="Arial" w:cs="Arial"/>
@@ -560,6 +731,7 @@
         </w:rPr>
         <w:t>interestedIn</w:t>
       </w:r>
+      <w:proofErr w:type="spellEnd"/>
       <w:r>
         <w:rPr>
           <w:rFonts w:ascii="Arial" w:hAnsi="Arial" w:cs="Arial"/>
@@ -625,7 +797,25 @@
           <w:sz w:val="22"/>
           <w:szCs w:val="22"/>
         </w:rPr>
-        <w:t>'ageFilterMax'</w:t>
+        <w:t>'</w:t>
+      </w:r>
+      <w:proofErr w:type="spellStart"/>
+      <w:r>
+        <w:rPr>
+          <w:rFonts w:ascii="Arial" w:hAnsi="Arial" w:cs="Arial"/>
+          <w:sz w:val="22"/>
+          <w:szCs w:val="22"/>
+        </w:rPr>
+        <w:t>ageFilterMax</w:t>
+      </w:r>
+      <w:proofErr w:type="spellEnd"/>
+      <w:r>
+        <w:rPr>
+          <w:rFonts w:ascii="Arial" w:hAnsi="Arial" w:cs="Arial"/>
+          <w:sz w:val="22"/>
+          <w:szCs w:val="22"/>
+        </w:rPr>
+        <w:t>'</w:t>
       </w:r>
       <w:r>
         <w:rPr>
@@ -679,7 +869,25 @@
           <w:sz w:val="22"/>
           <w:szCs w:val="22"/>
         </w:rPr>
-        <w:t xml:space="preserve"> nrOfGhostingsAfterInitialMessage </w:t>
+        <w:t xml:space="preserve"> </w:t>
+      </w:r>
+      <w:proofErr w:type="spellStart"/>
+      <w:r>
+        <w:rPr>
+          <w:rFonts w:ascii="Arial" w:hAnsi="Arial" w:cs="Arial"/>
+          <w:sz w:val="22"/>
+          <w:szCs w:val="22"/>
+        </w:rPr>
+        <w:t>nrOfGhostingsAfterInitialMessage</w:t>
+      </w:r>
+      <w:proofErr w:type="spellEnd"/>
+      <w:r>
+        <w:rPr>
+          <w:rFonts w:ascii="Arial" w:hAnsi="Arial" w:cs="Arial"/>
+          <w:sz w:val="22"/>
+          <w:szCs w:val="22"/>
+        </w:rPr>
+        <w:t xml:space="preserve"> </w:t>
       </w:r>
       <w:r>
         <w:rPr>
@@ -977,6 +1185,7 @@
         </w:rPr>
         <w:t xml:space="preserve"> בין ה-</w:t>
       </w:r>
+      <w:proofErr w:type="spellStart"/>
       <w:r>
         <w:rPr>
           <w:rStyle w:val="CommentTok"/>
@@ -987,6 +1196,7 @@
         </w:rPr>
         <w:t>jobTitle</w:t>
       </w:r>
+      <w:proofErr w:type="spellEnd"/>
       <w:r>
         <w:rPr>
           <w:rStyle w:val="CommentTok"/>
@@ -1058,7 +1268,19 @@
           <w:shd w:val="clear" w:color="auto" w:fill="auto"/>
           <w:rtl/>
         </w:rPr>
-        <w:t>לציון כי ההחלטה זו הקטינה לנו משמעותית את גודל סט הנתונים שלנו (ל-576 משתמשים שדה זה היה ריק) והותירה אותנו עם 335 בלבד. נדון בהיבט זה בסוף העבודה לאחר ש</w:t>
+        <w:t xml:space="preserve">לציון כי ההחלטה זו הקטינה לנו משמעותית את גודל סט הנתונים שלנו (ל-576 משתמשים שדה זה היה ריק) והותירה אותנו עם 335 בלבד. נדון בהיבט זה בסוף העבודה לאחר </w:t>
+      </w:r>
+      <w:proofErr w:type="spellStart"/>
+      <w:r>
+        <w:rPr>
+          <w:rStyle w:val="CommentTok"/>
+          <w:rFonts w:ascii="Arial" w:hAnsi="Arial" w:cs="Arial"/>
+          <w:color w:val="auto"/>
+          <w:szCs w:val="22"/>
+          <w:shd w:val="clear" w:color="auto" w:fill="auto"/>
+          <w:rtl/>
+        </w:rPr>
+        <w:t>ש</w:t>
       </w:r>
       <w:r>
         <w:rPr>
@@ -1080,7 +1302,19 @@
           <w:shd w:val="clear" w:color="auto" w:fill="auto"/>
           <w:rtl/>
         </w:rPr>
-        <w:t xml:space="preserve">אמוד את מידת התרומה של משתנה זה לניבוי. </w:t>
+        <w:t>אמוד</w:t>
+      </w:r>
+      <w:proofErr w:type="spellEnd"/>
+      <w:r>
+        <w:rPr>
+          <w:rStyle w:val="CommentTok"/>
+          <w:rFonts w:ascii="Arial" w:hAnsi="Arial" w:cs="Arial"/>
+          <w:color w:val="auto"/>
+          <w:szCs w:val="22"/>
+          <w:shd w:val="clear" w:color="auto" w:fill="auto"/>
+          <w:rtl/>
+        </w:rPr>
+        <w:t xml:space="preserve"> את מידת התרומה של משתנה זה לניבוי. </w:t>
       </w:r>
       <w:r>
         <w:rPr>
@@ -1118,6 +1352,7 @@
         </w:rPr>
         <w:t xml:space="preserve">תחת ההנחה כי משתמשים שערכם במשתנה </w:t>
       </w:r>
+      <w:proofErr w:type="spellStart"/>
       <w:r>
         <w:rPr>
           <w:rStyle w:val="CommentTok"/>
@@ -1128,6 +1363,7 @@
         </w:rPr>
         <w:t>jobTitle</w:t>
       </w:r>
+      <w:proofErr w:type="spellEnd"/>
       <w:r>
         <w:rPr>
           <w:rStyle w:val="CommentTok"/>
@@ -1256,6 +1492,7 @@
         </w:rPr>
         <w:t xml:space="preserve">. המודל שבחרנו הוא מסוג </w:t>
       </w:r>
+      <w:proofErr w:type="spellStart"/>
       <w:r>
         <w:rPr>
           <w:rStyle w:val="NormalTok"/>
@@ -1264,6 +1501,7 @@
         </w:rPr>
         <w:t>GloVe</w:t>
       </w:r>
+      <w:proofErr w:type="spellEnd"/>
       <w:r>
         <w:rPr>
           <w:rStyle w:val="CommentTok"/>
@@ -1374,8 +1612,18 @@
           <w:rFonts w:ascii="Arial" w:hAnsi="Arial" w:cs="Arial"/>
           <w:szCs w:val="22"/>
         </w:rPr>
-        <w:t xml:space="preserve"> GloVe</w:t>
-      </w:r>
+        <w:t xml:space="preserve"> </w:t>
+      </w:r>
+      <w:proofErr w:type="spellStart"/>
+      <w:r>
+        <w:rPr>
+          <w:rStyle w:val="NormalTok"/>
+          <w:rFonts w:ascii="Arial" w:hAnsi="Arial" w:cs="Arial"/>
+          <w:szCs w:val="22"/>
+        </w:rPr>
+        <w:t>GloVe</w:t>
+      </w:r>
+      <w:proofErr w:type="spellEnd"/>
       <w:r>
         <w:rPr>
           <w:rStyle w:val="CommentTok"/>
@@ -1393,7 +1641,61 @@
           <w:rFonts w:ascii="Arial" w:hAnsi="Arial" w:cs="Arial"/>
           <w:szCs w:val="22"/>
         </w:rPr>
-        <w:t>"programmerare", "salesperon" "rechtsreferendar".</w:t>
+        <w:t>"</w:t>
+      </w:r>
+      <w:proofErr w:type="spellStart"/>
+      <w:r>
+        <w:rPr>
+          <w:rStyle w:val="CommentTok"/>
+          <w:rFonts w:ascii="Arial" w:hAnsi="Arial" w:cs="Arial"/>
+          <w:szCs w:val="22"/>
+        </w:rPr>
+        <w:t>programmerare</w:t>
+      </w:r>
+      <w:proofErr w:type="spellEnd"/>
+      <w:r>
+        <w:rPr>
+          <w:rStyle w:val="CommentTok"/>
+          <w:rFonts w:ascii="Arial" w:hAnsi="Arial" w:cs="Arial"/>
+          <w:szCs w:val="22"/>
+        </w:rPr>
+        <w:t>", "</w:t>
+      </w:r>
+      <w:proofErr w:type="spellStart"/>
+      <w:r>
+        <w:rPr>
+          <w:rStyle w:val="CommentTok"/>
+          <w:rFonts w:ascii="Arial" w:hAnsi="Arial" w:cs="Arial"/>
+          <w:szCs w:val="22"/>
+        </w:rPr>
+        <w:t>salesperon</w:t>
+      </w:r>
+      <w:proofErr w:type="spellEnd"/>
+      <w:r>
+        <w:rPr>
+          <w:rStyle w:val="CommentTok"/>
+          <w:rFonts w:ascii="Arial" w:hAnsi="Arial" w:cs="Arial"/>
+          <w:szCs w:val="22"/>
+        </w:rPr>
+        <w:t>" "</w:t>
+      </w:r>
+      <w:proofErr w:type="spellStart"/>
+      <w:r>
+        <w:rPr>
+          <w:rStyle w:val="CommentTok"/>
+          <w:rFonts w:ascii="Arial" w:hAnsi="Arial" w:cs="Arial"/>
+          <w:szCs w:val="22"/>
+        </w:rPr>
+        <w:t>rechtsreferendar</w:t>
+      </w:r>
+      <w:proofErr w:type="spellEnd"/>
+      <w:r>
+        <w:rPr>
+          <w:rStyle w:val="CommentTok"/>
+          <w:rFonts w:ascii="Arial" w:hAnsi="Arial" w:cs="Arial"/>
+          <w:szCs w:val="22"/>
+        </w:rPr>
+        <w:t>".</w:t>
       </w:r>
       <w:r>
         <w:rPr>
@@ -2065,7 +2367,31 @@
           <w:shd w:val="clear" w:color="auto" w:fill="auto"/>
           <w:rtl/>
         </w:rPr>
-        <w:t xml:space="preserve"> אנו נאמוד את שלושת המודלים בעזרת </w:t>
+        <w:t xml:space="preserve"> אנו </w:t>
+      </w:r>
+      <w:proofErr w:type="spellStart"/>
+      <w:r>
+        <w:rPr>
+          <w:rStyle w:val="CommentTok"/>
+          <w:rFonts w:ascii="Arial" w:hAnsi="Arial" w:cs="Arial" w:hint="cs"/>
+          <w:color w:val="auto"/>
+          <w:szCs w:val="22"/>
+          <w:shd w:val="clear" w:color="auto" w:fill="auto"/>
+          <w:rtl/>
+        </w:rPr>
+        <w:t>נאמוד</w:t>
+      </w:r>
+      <w:proofErr w:type="spellEnd"/>
+      <w:r>
+        <w:rPr>
+          <w:rStyle w:val="CommentTok"/>
+          <w:rFonts w:ascii="Arial" w:hAnsi="Arial" w:cs="Arial" w:hint="cs"/>
+          <w:color w:val="auto"/>
+          <w:szCs w:val="22"/>
+          <w:shd w:val="clear" w:color="auto" w:fill="auto"/>
+          <w:rtl/>
+        </w:rPr>
+        <w:t xml:space="preserve"> את שלושת המודלים בעזרת </w:t>
       </w:r>
       <w:r>
         <w:rPr>
@@ -2172,7 +2498,31 @@
           <w:shd w:val="clear" w:color="auto" w:fill="auto"/>
           <w:rtl/>
         </w:rPr>
-        <w:t xml:space="preserve">המתכון ישאר קבוע עבור כלל המודלים בהם הורדנו משתנים שלא מעניינים אותנו </w:t>
+        <w:t xml:space="preserve">המתכון </w:t>
+      </w:r>
+      <w:proofErr w:type="spellStart"/>
+      <w:r>
+        <w:rPr>
+          <w:rStyle w:val="CommentTok"/>
+          <w:rFonts w:ascii="Arial" w:hAnsi="Arial" w:cs="Arial" w:hint="cs"/>
+          <w:color w:val="auto"/>
+          <w:szCs w:val="22"/>
+          <w:shd w:val="clear" w:color="auto" w:fill="auto"/>
+          <w:rtl/>
+        </w:rPr>
+        <w:t>ישאר</w:t>
+      </w:r>
+      <w:proofErr w:type="spellEnd"/>
+      <w:r>
+        <w:rPr>
+          <w:rStyle w:val="CommentTok"/>
+          <w:rFonts w:ascii="Arial" w:hAnsi="Arial" w:cs="Arial" w:hint="cs"/>
+          <w:color w:val="auto"/>
+          <w:szCs w:val="22"/>
+          <w:shd w:val="clear" w:color="auto" w:fill="auto"/>
+          <w:rtl/>
+        </w:rPr>
+        <w:t xml:space="preserve"> קבוע עבור כלל המודלים בהם הורדנו משתנים שלא מעניינים אותנו </w:t>
       </w:r>
       <w:r>
         <w:rPr>
@@ -2191,46 +2541,66 @@
         </w:rPr>
         <w:t xml:space="preserve"> </w:t>
       </w:r>
+      <w:proofErr w:type="spellStart"/>
       <w:r>
         <w:rPr>
           <w:rStyle w:val="NormalTok"/>
           <w:rFonts w:ascii="Arial" w:hAnsi="Arial" w:cs="Arial"/>
           <w:szCs w:val="22"/>
         </w:rPr>
-        <w:t>cityName,</w:t>
-      </w:r>
-      <w:r>
-        <w:rPr>
-          <w:rFonts w:ascii="Arial" w:hAnsi="Arial" w:cs="Arial" w:hint="cs"/>
-          <w:sz w:val="22"/>
-          <w:szCs w:val="22"/>
-          <w:rtl/>
-        </w:rPr>
-        <w:t xml:space="preserve"> </w:t>
-      </w:r>
+        <w:t>cityName</w:t>
+      </w:r>
+      <w:proofErr w:type="spellEnd"/>
       <w:r>
         <w:rPr>
           <w:rStyle w:val="NormalTok"/>
           <w:rFonts w:ascii="Arial" w:hAnsi="Arial" w:cs="Arial"/>
           <w:szCs w:val="22"/>
         </w:rPr>
-        <w:t>createDate,</w:t>
-      </w:r>
-      <w:r>
-        <w:rPr>
-          <w:rFonts w:ascii="Arial" w:hAnsi="Arial" w:cs="Arial" w:hint="cs"/>
-          <w:sz w:val="22"/>
-          <w:szCs w:val="22"/>
-          <w:rtl/>
-        </w:rPr>
-        <w:t xml:space="preserve"> </w:t>
-      </w:r>
+        <w:t>,</w:t>
+      </w:r>
+      <w:r>
+        <w:rPr>
+          <w:rFonts w:ascii="Arial" w:hAnsi="Arial" w:cs="Arial" w:hint="cs"/>
+          <w:sz w:val="22"/>
+          <w:szCs w:val="22"/>
+          <w:rtl/>
+        </w:rPr>
+        <w:t xml:space="preserve"> </w:t>
+      </w:r>
+      <w:proofErr w:type="spellStart"/>
       <w:r>
         <w:rPr>
           <w:rStyle w:val="NormalTok"/>
           <w:rFonts w:ascii="Arial" w:hAnsi="Arial" w:cs="Arial"/>
           <w:szCs w:val="22"/>
         </w:rPr>
+        <w:t>createDate</w:t>
+      </w:r>
+      <w:proofErr w:type="spellEnd"/>
+      <w:r>
+        <w:rPr>
+          <w:rStyle w:val="NormalTok"/>
+          <w:rFonts w:ascii="Arial" w:hAnsi="Arial" w:cs="Arial"/>
+          <w:szCs w:val="22"/>
+        </w:rPr>
+        <w:t>,</w:t>
+      </w:r>
+      <w:r>
+        <w:rPr>
+          <w:rFonts w:ascii="Arial" w:hAnsi="Arial" w:cs="Arial" w:hint="cs"/>
+          <w:sz w:val="22"/>
+          <w:szCs w:val="22"/>
+          <w:rtl/>
+        </w:rPr>
+        <w:t xml:space="preserve"> </w:t>
+      </w:r>
+      <w:r>
+        <w:rPr>
+          <w:rStyle w:val="NormalTok"/>
+          <w:rFonts w:ascii="Arial" w:hAnsi="Arial" w:cs="Arial"/>
+          <w:szCs w:val="22"/>
+        </w:rPr>
         <w:t>education,</w:t>
       </w:r>
       <w:r>
@@ -2242,46 +2612,66 @@
         </w:rPr>
         <w:t xml:space="preserve"> </w:t>
       </w:r>
+      <w:proofErr w:type="spellStart"/>
       <w:r>
         <w:rPr>
           <w:rStyle w:val="NormalTok"/>
           <w:rFonts w:ascii="Arial" w:hAnsi="Arial" w:cs="Arial"/>
           <w:szCs w:val="22"/>
         </w:rPr>
-        <w:t>jobTitle,</w:t>
-      </w:r>
-      <w:r>
-        <w:rPr>
-          <w:rFonts w:ascii="Arial" w:hAnsi="Arial" w:cs="Arial" w:hint="cs"/>
-          <w:sz w:val="22"/>
-          <w:szCs w:val="22"/>
-          <w:rtl/>
-        </w:rPr>
-        <w:t xml:space="preserve"> </w:t>
-      </w:r>
+        <w:t>jobTitle</w:t>
+      </w:r>
+      <w:proofErr w:type="spellEnd"/>
       <w:r>
         <w:rPr>
           <w:rStyle w:val="NormalTok"/>
           <w:rFonts w:ascii="Arial" w:hAnsi="Arial" w:cs="Arial"/>
           <w:szCs w:val="22"/>
         </w:rPr>
-        <w:t>X_id,</w:t>
-      </w:r>
-      <w:r>
-        <w:rPr>
-          <w:rFonts w:ascii="Arial" w:hAnsi="Arial" w:cs="Arial" w:hint="cs"/>
-          <w:sz w:val="22"/>
-          <w:szCs w:val="22"/>
-          <w:rtl/>
-        </w:rPr>
-        <w:t xml:space="preserve"> </w:t>
-      </w:r>
+        <w:t>,</w:t>
+      </w:r>
+      <w:r>
+        <w:rPr>
+          <w:rFonts w:ascii="Arial" w:hAnsi="Arial" w:cs="Arial" w:hint="cs"/>
+          <w:sz w:val="22"/>
+          <w:szCs w:val="22"/>
+          <w:rtl/>
+        </w:rPr>
+        <w:t xml:space="preserve"> </w:t>
+      </w:r>
+      <w:proofErr w:type="spellStart"/>
       <w:r>
         <w:rPr>
           <w:rStyle w:val="NormalTok"/>
           <w:rFonts w:ascii="Arial" w:hAnsi="Arial" w:cs="Arial"/>
           <w:szCs w:val="22"/>
         </w:rPr>
+        <w:t>X_id</w:t>
+      </w:r>
+      <w:proofErr w:type="spellEnd"/>
+      <w:r>
+        <w:rPr>
+          <w:rStyle w:val="NormalTok"/>
+          <w:rFonts w:ascii="Arial" w:hAnsi="Arial" w:cs="Arial"/>
+          <w:szCs w:val="22"/>
+        </w:rPr>
+        <w:t>,</w:t>
+      </w:r>
+      <w:r>
+        <w:rPr>
+          <w:rFonts w:ascii="Arial" w:hAnsi="Arial" w:cs="Arial" w:hint="cs"/>
+          <w:sz w:val="22"/>
+          <w:szCs w:val="22"/>
+          <w:rtl/>
+        </w:rPr>
+        <w:t xml:space="preserve"> </w:t>
+      </w:r>
+      <w:r>
+        <w:rPr>
+          <w:rStyle w:val="NormalTok"/>
+          <w:rFonts w:ascii="Arial" w:hAnsi="Arial" w:cs="Arial"/>
+          <w:szCs w:val="22"/>
+        </w:rPr>
         <w:t>birthdate</w:t>
       </w:r>
       <w:r>
@@ -2323,6 +2713,7 @@
         </w:rPr>
         <w:t xml:space="preserve"> </w:t>
       </w:r>
+      <w:proofErr w:type="spellStart"/>
       <w:r>
         <w:rPr>
           <w:rStyle w:val="NormalTok"/>
@@ -2331,6 +2722,7 @@
         </w:rPr>
         <w:t>jobTitle</w:t>
       </w:r>
+      <w:proofErr w:type="spellEnd"/>
       <w:r>
         <w:rPr>
           <w:rStyle w:val="NormalTok"/>
@@ -2395,8 +2787,21 @@
           <w:shd w:val="clear" w:color="auto" w:fill="auto"/>
           <w:rtl/>
         </w:rPr>
-        <w:t>בנוסף על כך יצרנו משתני דמה עבור המשתנים הקטגוריאלים</w:t>
-      </w:r>
+        <w:t xml:space="preserve">בנוסף על כך יצרנו משתני דמה עבור המשתנים </w:t>
+      </w:r>
+      <w:proofErr w:type="spellStart"/>
+      <w:r>
+        <w:rPr>
+          <w:rStyle w:val="CommentTok"/>
+          <w:rFonts w:ascii="Arial" w:hAnsi="Arial" w:cs="Arial" w:hint="cs"/>
+          <w:color w:val="auto"/>
+          <w:szCs w:val="22"/>
+          <w:shd w:val="clear" w:color="auto" w:fill="auto"/>
+          <w:rtl/>
+        </w:rPr>
+        <w:t>הקטגוריאלים</w:t>
+      </w:r>
+      <w:proofErr w:type="spellEnd"/>
       <w:r>
         <w:rPr>
           <w:rStyle w:val="CommentTok"/>
@@ -2408,29 +2813,39 @@
         </w:rPr>
         <w:t xml:space="preserve"> : </w:t>
       </w:r>
+      <w:proofErr w:type="spellStart"/>
       <w:r>
         <w:rPr>
           <w:rStyle w:val="NormalTok"/>
           <w:rFonts w:ascii="Arial" w:hAnsi="Arial" w:cs="Arial"/>
           <w:szCs w:val="22"/>
         </w:rPr>
-        <w:t>spotify,</w:t>
-      </w:r>
-      <w:r>
-        <w:rPr>
-          <w:rFonts w:ascii="Arial" w:hAnsi="Arial" w:cs="Arial" w:hint="cs"/>
-          <w:sz w:val="22"/>
-          <w:szCs w:val="22"/>
-          <w:rtl/>
-        </w:rPr>
-        <w:t xml:space="preserve"> </w:t>
-      </w:r>
+        <w:t>spotify</w:t>
+      </w:r>
+      <w:proofErr w:type="spellEnd"/>
       <w:r>
         <w:rPr>
           <w:rStyle w:val="NormalTok"/>
           <w:rFonts w:ascii="Arial" w:hAnsi="Arial" w:cs="Arial"/>
           <w:szCs w:val="22"/>
         </w:rPr>
+        <w:t>,</w:t>
+      </w:r>
+      <w:r>
+        <w:rPr>
+          <w:rFonts w:ascii="Arial" w:hAnsi="Arial" w:cs="Arial" w:hint="cs"/>
+          <w:sz w:val="22"/>
+          <w:szCs w:val="22"/>
+          <w:rtl/>
+        </w:rPr>
+        <w:t xml:space="preserve"> </w:t>
+      </w:r>
+      <w:r>
+        <w:rPr>
+          <w:rStyle w:val="NormalTok"/>
+          <w:rFonts w:ascii="Arial" w:hAnsi="Arial" w:cs="Arial"/>
+          <w:szCs w:val="22"/>
+        </w:rPr>
         <w:t>gender,</w:t>
       </w:r>
       <w:r>
@@ -2442,31 +2857,43 @@
         </w:rPr>
         <w:t xml:space="preserve"> </w:t>
       </w:r>
+      <w:proofErr w:type="spellStart"/>
       <w:r>
         <w:rPr>
           <w:rStyle w:val="NormalTok"/>
           <w:rFonts w:ascii="Arial" w:hAnsi="Arial" w:cs="Arial"/>
           <w:szCs w:val="22"/>
         </w:rPr>
-        <w:t>instagram,</w:t>
-      </w:r>
-      <w:r>
-        <w:rPr>
-          <w:rFonts w:ascii="Arial" w:hAnsi="Arial" w:cs="Arial" w:hint="cs"/>
-          <w:sz w:val="22"/>
-          <w:szCs w:val="22"/>
-          <w:rtl/>
-        </w:rPr>
-        <w:t xml:space="preserve"> </w:t>
-      </w:r>
+        <w:t>instagram</w:t>
+      </w:r>
+      <w:proofErr w:type="spellEnd"/>
       <w:r>
         <w:rPr>
           <w:rStyle w:val="NormalTok"/>
           <w:rFonts w:ascii="Arial" w:hAnsi="Arial" w:cs="Arial"/>
           <w:szCs w:val="22"/>
         </w:rPr>
+        <w:t>,</w:t>
+      </w:r>
+      <w:r>
+        <w:rPr>
+          <w:rFonts w:ascii="Arial" w:hAnsi="Arial" w:cs="Arial" w:hint="cs"/>
+          <w:sz w:val="22"/>
+          <w:szCs w:val="22"/>
+          <w:rtl/>
+        </w:rPr>
+        <w:t xml:space="preserve"> </w:t>
+      </w:r>
+      <w:proofErr w:type="spellStart"/>
+      <w:r>
+        <w:rPr>
+          <w:rStyle w:val="NormalTok"/>
+          <w:rFonts w:ascii="Arial" w:hAnsi="Arial" w:cs="Arial"/>
+          <w:szCs w:val="22"/>
+        </w:rPr>
         <w:t>hetero_sx</w:t>
       </w:r>
+      <w:proofErr w:type="spellEnd"/>
       <w:r>
         <w:rPr>
           <w:rStyle w:val="NormalTok"/>
@@ -2621,6 +3048,7 @@
         </w:rPr>
         <w:t xml:space="preserve"> כי אנו מעוניינים לכוון את מספר המנבאים בכל עץ (</w:t>
       </w:r>
+      <w:proofErr w:type="spellStart"/>
       <w:r>
         <w:rPr>
           <w:rFonts w:ascii="Arial" w:hAnsi="Arial" w:cs="Arial"/>
@@ -2631,6 +3059,7 @@
         </w:rPr>
         <w:t>mtry</w:t>
       </w:r>
+      <w:proofErr w:type="spellEnd"/>
       <w:r>
         <w:rPr>
           <w:rFonts w:ascii="Arial" w:hAnsi="Arial" w:cs="Arial" w:hint="cs"/>
@@ -2709,6 +3138,7 @@
         </w:rPr>
         <w:t xml:space="preserve">5 הממפה את ערכי </w:t>
       </w:r>
+      <w:proofErr w:type="spellStart"/>
       <w:r>
         <w:rPr>
           <w:rFonts w:ascii="Arial" w:hAnsi="Arial" w:cs="Arial"/>
@@ -2719,6 +3149,7 @@
         </w:rPr>
         <w:t>mtry</w:t>
       </w:r>
+      <w:proofErr w:type="spellEnd"/>
       <w:r>
         <w:rPr>
           <w:rFonts w:ascii="Arial" w:hAnsi="Arial" w:cs="Arial" w:hint="cs"/>
@@ -2842,8 +3273,20 @@
           <w:szCs w:val="22"/>
           <w:shd w:val="clear" w:color="auto" w:fill="F1F3F5"/>
         </w:rPr>
-        <w:t xml:space="preserve"> mtry</w:t>
-      </w:r>
+        <w:t xml:space="preserve"> </w:t>
+      </w:r>
+      <w:proofErr w:type="spellStart"/>
+      <w:r>
+        <w:rPr>
+          <w:rFonts w:ascii="Arial" w:hAnsi="Arial" w:cs="Arial"/>
+          <w:color w:val="657422"/>
+          <w:sz w:val="22"/>
+          <w:szCs w:val="22"/>
+          <w:shd w:val="clear" w:color="auto" w:fill="F1F3F5"/>
+        </w:rPr>
+        <w:t>mtry</w:t>
+      </w:r>
+      <w:proofErr w:type="spellEnd"/>
       <w:r>
         <w:rPr>
           <w:rFonts w:ascii="Arial" w:hAnsi="Arial" w:cs="Arial"/>
@@ -2923,6 +3366,7 @@
         </w:rPr>
         <w:t xml:space="preserve"> </w:t>
       </w:r>
+      <w:proofErr w:type="spellStart"/>
       <w:r>
         <w:rPr>
           <w:rFonts w:ascii="Arial" w:hAnsi="Arial" w:cs="Arial"/>
@@ -2931,6 +3375,7 @@
         </w:rPr>
         <w:t>mtry</w:t>
       </w:r>
+      <w:proofErr w:type="spellEnd"/>
       <w:r>
         <w:rPr>
           <w:rFonts w:ascii="Arial" w:hAnsi="Arial" w:cs="Arial"/>
@@ -3587,6 +4032,7 @@
         </w:rPr>
         <w:t xml:space="preserve">השתמשנו בשיטת </w:t>
       </w:r>
+      <w:proofErr w:type="spellStart"/>
       <w:r>
         <w:rPr>
           <w:rStyle w:val="FunctionTok"/>
@@ -3595,6 +4041,7 @@
         </w:rPr>
         <w:t>select_by_one_std_err</w:t>
       </w:r>
+      <w:proofErr w:type="spellEnd"/>
       <w:r>
         <w:rPr>
           <w:rStyle w:val="FunctionTok"/>
@@ -3613,6 +4060,7 @@
         </w:rPr>
         <w:t xml:space="preserve">על סמך ערכו של </w:t>
       </w:r>
+      <w:proofErr w:type="spellStart"/>
       <w:r>
         <w:rPr>
           <w:rFonts w:ascii="Arial" w:hAnsi="Arial" w:cs="Arial"/>
@@ -3621,6 +4069,7 @@
         </w:rPr>
         <w:t>rsq</w:t>
       </w:r>
+      <w:proofErr w:type="spellEnd"/>
       <w:r>
         <w:rPr>
           <w:rFonts w:ascii="Arial" w:hAnsi="Arial" w:cs="Arial" w:hint="cs"/>
@@ -3646,7 +4095,27 @@
           <w:szCs w:val="22"/>
           <w:rtl/>
         </w:rPr>
-        <w:t xml:space="preserve">מנת לקבוע את הערכי ההיפר פראמטר, עבור </w:t>
+        <w:t xml:space="preserve">מנת לקבוע את הערכי ההיפר </w:t>
+      </w:r>
+      <w:proofErr w:type="spellStart"/>
+      <w:r>
+        <w:rPr>
+          <w:rFonts w:ascii="Arial" w:hAnsi="Arial" w:cs="Arial" w:hint="cs"/>
+          <w:sz w:val="22"/>
+          <w:szCs w:val="22"/>
+          <w:rtl/>
+        </w:rPr>
+        <w:t>פראמטר</w:t>
+      </w:r>
+      <w:proofErr w:type="spellEnd"/>
+      <w:r>
+        <w:rPr>
+          <w:rFonts w:ascii="Arial" w:hAnsi="Arial" w:cs="Arial" w:hint="cs"/>
+          <w:sz w:val="22"/>
+          <w:szCs w:val="22"/>
+          <w:rtl/>
+        </w:rPr>
+        <w:t xml:space="preserve">, עבור </w:t>
       </w:r>
       <w:r>
         <w:rPr>
@@ -3682,8 +4151,20 @@
           <w:szCs w:val="22"/>
           <w:shd w:val="clear" w:color="auto" w:fill="F1F3F5"/>
         </w:rPr>
-        <w:t xml:space="preserve"> mtry</w:t>
-      </w:r>
+        <w:t xml:space="preserve"> </w:t>
+      </w:r>
+      <w:proofErr w:type="spellStart"/>
+      <w:r>
+        <w:rPr>
+          <w:rFonts w:ascii="Arial" w:hAnsi="Arial" w:cs="Arial"/>
+          <w:color w:val="657422"/>
+          <w:sz w:val="22"/>
+          <w:szCs w:val="22"/>
+          <w:shd w:val="clear" w:color="auto" w:fill="F1F3F5"/>
+        </w:rPr>
+        <w:t>mtry</w:t>
+      </w:r>
+      <w:proofErr w:type="spellEnd"/>
     </w:p>
     <w:p>
       <w:pPr>
@@ -3737,8 +4218,20 @@
           <w:szCs w:val="22"/>
           <w:shd w:val="clear" w:color="auto" w:fill="F1F3F5"/>
         </w:rPr>
-        <w:t xml:space="preserve"> mtry</w:t>
-      </w:r>
+        <w:t xml:space="preserve"> </w:t>
+      </w:r>
+      <w:proofErr w:type="spellStart"/>
+      <w:r>
+        <w:rPr>
+          <w:rFonts w:ascii="Arial" w:hAnsi="Arial" w:cs="Arial"/>
+          <w:color w:val="657422"/>
+          <w:sz w:val="22"/>
+          <w:szCs w:val="22"/>
+          <w:shd w:val="clear" w:color="auto" w:fill="F1F3F5"/>
+        </w:rPr>
+        <w:t>mtry</w:t>
+      </w:r>
+      <w:proofErr w:type="spellEnd"/>
       <w:r>
         <w:rPr>
           <w:rFonts w:ascii="Arial" w:hAnsi="Arial" w:cs="Arial"/>
@@ -3836,6 +4329,7 @@
         </w:rPr>
         <w:t xml:space="preserve">הביצועים של המודל על סט אימון הינו : </w:t>
       </w:r>
+      <w:proofErr w:type="spellStart"/>
       <w:r>
         <w:rPr>
           <w:rFonts w:ascii="Arial" w:hAnsi="Arial" w:cs="Arial"/>
@@ -3844,6 +4338,7 @@
         </w:rPr>
         <w:t>rsq</w:t>
       </w:r>
+      <w:proofErr w:type="spellEnd"/>
       <w:r>
         <w:rPr>
           <w:rFonts w:ascii="Arial" w:hAnsi="Arial" w:cs="Arial"/>
@@ -3894,6 +4389,7 @@
         </w:rPr>
         <w:t xml:space="preserve">התוצאה הגבוהה של </w:t>
       </w:r>
+      <w:proofErr w:type="spellStart"/>
       <w:r>
         <w:rPr>
           <w:rFonts w:ascii="Arial" w:hAnsi="Arial" w:cs="Arial"/>
@@ -3902,6 +4398,7 @@
         </w:rPr>
         <w:t>rsq</w:t>
       </w:r>
+      <w:proofErr w:type="spellEnd"/>
       <w:r>
         <w:rPr>
           <w:rFonts w:ascii="Arial" w:hAnsi="Arial" w:cs="Arial" w:hint="cs"/>
@@ -4070,6 +4567,7 @@
         </w:rPr>
         <w:t xml:space="preserve"> מסוג </w:t>
       </w:r>
+      <w:proofErr w:type="spellStart"/>
       <w:r>
         <w:rPr>
           <w:rStyle w:val="FunctionTok"/>
@@ -4078,6 +4576,7 @@
         </w:rPr>
         <w:t>boost_tree</w:t>
       </w:r>
+      <w:proofErr w:type="spellEnd"/>
       <w:r>
         <w:rPr>
           <w:rFonts w:ascii="Arial" w:hAnsi="Arial" w:cs="Arial" w:hint="cs"/>
@@ -4105,6 +4604,7 @@
         </w:rPr>
         <w:t xml:space="preserve"> אנו מעוניינים לכוון את עומק  (</w:t>
       </w:r>
+      <w:proofErr w:type="spellStart"/>
       <w:r>
         <w:rPr>
           <w:rStyle w:val="AttributeTok"/>
@@ -4129,6 +4629,7 @@
         </w:rPr>
         <w:t>depth</w:t>
       </w:r>
+      <w:proofErr w:type="spellEnd"/>
       <w:r>
         <w:rPr>
           <w:rFonts w:ascii="Arial" w:hAnsi="Arial" w:cs="Arial" w:hint="cs"/>
@@ -4190,6 +4691,7 @@
         </w:rPr>
         <w:t xml:space="preserve"> </w:t>
       </w:r>
+      <w:proofErr w:type="spellStart"/>
       <w:r>
         <w:rPr>
           <w:rStyle w:val="AttributeTok"/>
@@ -4198,6 +4700,7 @@
         </w:rPr>
         <w:t>sample_size</w:t>
       </w:r>
+      <w:proofErr w:type="spellEnd"/>
       <w:r>
         <w:rPr>
           <w:rFonts w:ascii="Arial" w:hAnsi="Arial" w:cs="Arial" w:hint="cs"/>
@@ -4223,8 +4726,29 @@
           <w:szCs w:val="22"/>
           <w:rtl/>
         </w:rPr>
-        <w:t xml:space="preserve"> את יתר ההיפר פרמאטרים על ברירת המחדל למעט </w:t>
-      </w:r>
+        <w:t xml:space="preserve"> את יתר ההיפר </w:t>
+      </w:r>
+      <w:proofErr w:type="spellStart"/>
+      <w:r>
+        <w:rPr>
+          <w:rFonts w:ascii="Arial" w:hAnsi="Arial" w:cs="Arial" w:hint="cs"/>
+          <w:sz w:val="22"/>
+          <w:szCs w:val="22"/>
+          <w:rtl/>
+        </w:rPr>
+        <w:t>פרמאטרים</w:t>
+      </w:r>
+      <w:proofErr w:type="spellEnd"/>
+      <w:r>
+        <w:rPr>
+          <w:rFonts w:ascii="Arial" w:hAnsi="Arial" w:cs="Arial" w:hint="cs"/>
+          <w:sz w:val="22"/>
+          <w:szCs w:val="22"/>
+          <w:rtl/>
+        </w:rPr>
+        <w:t xml:space="preserve"> על ברירת המחדל למעט </w:t>
+      </w:r>
+      <w:proofErr w:type="spellStart"/>
       <w:r>
         <w:rPr>
           <w:rFonts w:ascii="Arial" w:hAnsi="Arial" w:cs="Arial"/>
@@ -4233,6 +4757,7 @@
         </w:rPr>
         <w:t>mtry</w:t>
       </w:r>
+      <w:proofErr w:type="spellEnd"/>
       <w:r>
         <w:rPr>
           <w:rFonts w:ascii="Arial" w:hAnsi="Arial" w:cs="Arial" w:hint="cs"/>
@@ -4303,6 +4828,7 @@
         </w:rPr>
         <w:t xml:space="preserve">הממפה את ערכי </w:t>
       </w:r>
+      <w:proofErr w:type="spellStart"/>
       <w:r>
         <w:rPr>
           <w:rStyle w:val="AttributeTok"/>
@@ -4311,6 +4837,7 @@
         </w:rPr>
         <w:t>tree_depth</w:t>
       </w:r>
+      <w:proofErr w:type="spellEnd"/>
       <w:r>
         <w:rPr>
           <w:rFonts w:ascii="Arial" w:hAnsi="Arial" w:cs="Arial" w:hint="cs"/>
@@ -4372,6 +4899,7 @@
         </w:rPr>
         <w:t xml:space="preserve">  </w:t>
       </w:r>
+      <w:proofErr w:type="spellStart"/>
       <w:r>
         <w:rPr>
           <w:rStyle w:val="AttributeTok"/>
@@ -4380,6 +4908,7 @@
         </w:rPr>
         <w:t>sample_size</w:t>
       </w:r>
+      <w:proofErr w:type="spellEnd"/>
       <w:r>
         <w:rPr>
           <w:rFonts w:ascii="Arial" w:hAnsi="Arial" w:cs="Arial" w:hint="cs"/>
@@ -4529,6 +5058,7 @@
         </w:rPr>
         <w:t xml:space="preserve">נראה כי ללא ספק </w:t>
       </w:r>
+      <w:proofErr w:type="spellStart"/>
       <w:r>
         <w:rPr>
           <w:rStyle w:val="AttributeTok"/>
@@ -4553,6 +5083,7 @@
         </w:rPr>
         <w:t>depth</w:t>
       </w:r>
+      <w:proofErr w:type="spellEnd"/>
       <w:r>
         <w:rPr>
           <w:rStyle w:val="AttributeTok"/>
@@ -4587,6 +5118,7 @@
         </w:rPr>
         <w:t xml:space="preserve">כאשר השתמשנו בשיטת </w:t>
       </w:r>
+      <w:proofErr w:type="spellStart"/>
       <w:r>
         <w:rPr>
           <w:rStyle w:val="FunctionTok"/>
@@ -4595,6 +5127,7 @@
         </w:rPr>
         <w:t>select_by_one_std_err</w:t>
       </w:r>
+      <w:proofErr w:type="spellEnd"/>
       <w:r>
         <w:rPr>
           <w:rStyle w:val="FunctionTok"/>
@@ -4613,6 +5146,7 @@
         </w:rPr>
         <w:t xml:space="preserve">על סמך ערכו של </w:t>
       </w:r>
+      <w:proofErr w:type="spellStart"/>
       <w:r>
         <w:rPr>
           <w:rFonts w:ascii="Arial" w:hAnsi="Arial" w:cs="Arial"/>
@@ -4621,23 +5155,44 @@
         </w:rPr>
         <w:t>rsq</w:t>
       </w:r>
-      <w:r>
-        <w:rPr>
-          <w:rFonts w:ascii="Arial" w:hAnsi="Arial" w:cs="Arial" w:hint="cs"/>
-          <w:sz w:val="22"/>
-          <w:szCs w:val="22"/>
-          <w:rtl/>
-        </w:rPr>
-        <w:t xml:space="preserve"> </w:t>
-      </w:r>
-      <w:r>
-        <w:rPr>
-          <w:rFonts w:ascii="Arial" w:hAnsi="Arial" w:cs="Arial" w:hint="cs"/>
-          <w:sz w:val="22"/>
-          <w:szCs w:val="22"/>
-          <w:rtl/>
-        </w:rPr>
-        <w:t xml:space="preserve">על מנת לקבוע את הערכי ההיפר פראמטר, עבור </w:t>
+      <w:proofErr w:type="spellEnd"/>
+      <w:r>
+        <w:rPr>
+          <w:rFonts w:ascii="Arial" w:hAnsi="Arial" w:cs="Arial" w:hint="cs"/>
+          <w:sz w:val="22"/>
+          <w:szCs w:val="22"/>
+          <w:rtl/>
+        </w:rPr>
+        <w:t xml:space="preserve"> </w:t>
+      </w:r>
+      <w:r>
+        <w:rPr>
+          <w:rFonts w:ascii="Arial" w:hAnsi="Arial" w:cs="Arial" w:hint="cs"/>
+          <w:sz w:val="22"/>
+          <w:szCs w:val="22"/>
+          <w:rtl/>
+        </w:rPr>
+        <w:t xml:space="preserve">על מנת לקבוע את הערכי ההיפר </w:t>
+      </w:r>
+      <w:proofErr w:type="spellStart"/>
+      <w:r>
+        <w:rPr>
+          <w:rFonts w:ascii="Arial" w:hAnsi="Arial" w:cs="Arial" w:hint="cs"/>
+          <w:sz w:val="22"/>
+          <w:szCs w:val="22"/>
+          <w:rtl/>
+        </w:rPr>
+        <w:t>פראמטר</w:t>
+      </w:r>
+      <w:proofErr w:type="spellEnd"/>
+      <w:r>
+        <w:rPr>
+          <w:rFonts w:ascii="Arial" w:hAnsi="Arial" w:cs="Arial" w:hint="cs"/>
+          <w:sz w:val="22"/>
+          <w:szCs w:val="22"/>
+          <w:rtl/>
+        </w:rPr>
+        <w:t xml:space="preserve">, עבור </w:t>
       </w:r>
       <w:r>
         <w:rPr>
@@ -4666,6 +5221,7 @@
         </w:rPr>
         <w:t xml:space="preserve"> </w:t>
       </w:r>
+      <w:proofErr w:type="spellStart"/>
       <w:r>
         <w:rPr>
           <w:rFonts w:ascii="Arial" w:hAnsi="Arial" w:cs="Arial"/>
@@ -4676,6 +5232,7 @@
         </w:rPr>
         <w:t>sample_size</w:t>
       </w:r>
+      <w:proofErr w:type="spellEnd"/>
       <w:r>
         <w:rPr>
           <w:rFonts w:ascii="Arial" w:hAnsi="Arial" w:cs="Arial" w:hint="cs"/>
@@ -4696,6 +5253,7 @@
         </w:rPr>
         <w:t>קיבלנו תמיכה משותפת. הערכים אשר מניבים את ה-</w:t>
       </w:r>
+      <w:proofErr w:type="spellStart"/>
       <w:r>
         <w:rPr>
           <w:rFonts w:ascii="Arial" w:hAnsi="Arial" w:cs="Arial"/>
@@ -4704,6 +5262,7 @@
         </w:rPr>
         <w:t>rsq</w:t>
       </w:r>
+      <w:proofErr w:type="spellEnd"/>
       <w:r>
         <w:rPr>
           <w:rFonts w:ascii="Arial" w:hAnsi="Arial" w:cs="Arial" w:hint="cs"/>
@@ -4722,6 +5281,7 @@
         </w:rPr>
         <w:t xml:space="preserve"> </w:t>
       </w:r>
+      <w:proofErr w:type="spellStart"/>
       <w:r>
         <w:rPr>
           <w:rStyle w:val="AttributeTok"/>
@@ -4746,6 +5306,7 @@
         </w:rPr>
         <w:t>depth</w:t>
       </w:r>
+      <w:proofErr w:type="spellEnd"/>
       <w:r>
         <w:rPr>
           <w:rStyle w:val="AttributeTok"/>
@@ -4772,6 +5333,7 @@
         </w:rPr>
         <w:t xml:space="preserve"> </w:t>
       </w:r>
+      <w:proofErr w:type="spellStart"/>
       <w:r>
         <w:rPr>
           <w:rFonts w:ascii="Arial" w:hAnsi="Arial" w:cs="Arial"/>
@@ -4780,7 +5342,18 @@
           <w:szCs w:val="22"/>
           <w:shd w:val="clear" w:color="auto" w:fill="F1F3F5"/>
         </w:rPr>
-        <w:t>sample_size=0.6</w:t>
+        <w:t>sample_size</w:t>
+      </w:r>
+      <w:proofErr w:type="spellEnd"/>
+      <w:r>
+        <w:rPr>
+          <w:rFonts w:ascii="Arial" w:hAnsi="Arial" w:cs="Arial"/>
+          <w:color w:val="657422"/>
+          <w:sz w:val="22"/>
+          <w:szCs w:val="22"/>
+          <w:shd w:val="clear" w:color="auto" w:fill="F1F3F5"/>
+        </w:rPr>
+        <w:t>=0.6</w:t>
       </w:r>
       <w:r>
         <w:rPr>
@@ -4842,6 +5415,7 @@
         </w:rPr>
         <w:t xml:space="preserve">זאת לעומת התוצאה של שיטה זו על </w:t>
       </w:r>
+      <w:proofErr w:type="spellStart"/>
       <w:r>
         <w:rPr>
           <w:rStyle w:val="AttributeTok"/>
@@ -4866,6 +5440,7 @@
         </w:rPr>
         <w:t>depth</w:t>
       </w:r>
+      <w:proofErr w:type="spellEnd"/>
       <w:r>
         <w:rPr>
           <w:rStyle w:val="AttributeTok"/>
@@ -4899,8 +5474,29 @@
           <w:szCs w:val="22"/>
           <w:rtl/>
         </w:rPr>
-        <w:t xml:space="preserve">טענה כי הערכים האופטימלים הם </w:t>
-      </w:r>
+        <w:t xml:space="preserve">טענה כי הערכים </w:t>
+      </w:r>
+      <w:proofErr w:type="spellStart"/>
+      <w:r>
+        <w:rPr>
+          <w:rFonts w:ascii="Arial" w:hAnsi="Arial" w:cs="Arial" w:hint="cs"/>
+          <w:sz w:val="22"/>
+          <w:szCs w:val="22"/>
+          <w:rtl/>
+        </w:rPr>
+        <w:t>האופטימלים</w:t>
+      </w:r>
+      <w:proofErr w:type="spellEnd"/>
+      <w:r>
+        <w:rPr>
+          <w:rFonts w:ascii="Arial" w:hAnsi="Arial" w:cs="Arial" w:hint="cs"/>
+          <w:sz w:val="22"/>
+          <w:szCs w:val="22"/>
+          <w:rtl/>
+        </w:rPr>
+        <w:t xml:space="preserve"> הם </w:t>
+      </w:r>
+      <w:proofErr w:type="spellStart"/>
       <w:r>
         <w:rPr>
           <w:rStyle w:val="AttributeTok"/>
@@ -4925,6 +5521,7 @@
         </w:rPr>
         <w:t>depth</w:t>
       </w:r>
+      <w:proofErr w:type="spellEnd"/>
       <w:r>
         <w:rPr>
           <w:rStyle w:val="AttributeTok"/>
@@ -4951,6 +5548,7 @@
         </w:rPr>
         <w:t xml:space="preserve"> </w:t>
       </w:r>
+      <w:proofErr w:type="spellStart"/>
       <w:r>
         <w:rPr>
           <w:rFonts w:ascii="Arial" w:hAnsi="Arial" w:cs="Arial"/>
@@ -4959,7 +5557,18 @@
           <w:szCs w:val="22"/>
           <w:shd w:val="clear" w:color="auto" w:fill="F1F3F5"/>
         </w:rPr>
-        <w:t>sample_size=0.8</w:t>
+        <w:t>sample_size</w:t>
+      </w:r>
+      <w:proofErr w:type="spellEnd"/>
+      <w:r>
+        <w:rPr>
+          <w:rFonts w:ascii="Arial" w:hAnsi="Arial" w:cs="Arial"/>
+          <w:color w:val="657422"/>
+          <w:sz w:val="22"/>
+          <w:szCs w:val="22"/>
+          <w:shd w:val="clear" w:color="auto" w:fill="F1F3F5"/>
+        </w:rPr>
+        <w:t>=0.8</w:t>
       </w:r>
       <w:r>
         <w:rPr>
@@ -5051,6 +5660,7 @@
         </w:rPr>
         <w:t xml:space="preserve"> הערכים הראשונה  </w:t>
       </w:r>
+      <w:proofErr w:type="spellStart"/>
       <w:r>
         <w:rPr>
           <w:rStyle w:val="AttributeTok"/>
@@ -5075,6 +5685,7 @@
         </w:rPr>
         <w:t>depth</w:t>
       </w:r>
+      <w:proofErr w:type="spellEnd"/>
       <w:r>
         <w:rPr>
           <w:rStyle w:val="AttributeTok"/>
@@ -5101,6 +5712,7 @@
         </w:rPr>
         <w:t xml:space="preserve"> </w:t>
       </w:r>
+      <w:proofErr w:type="spellStart"/>
       <w:r>
         <w:rPr>
           <w:rFonts w:ascii="Arial" w:hAnsi="Arial" w:cs="Arial"/>
@@ -5109,7 +5721,18 @@
           <w:szCs w:val="22"/>
           <w:shd w:val="clear" w:color="auto" w:fill="F1F3F5"/>
         </w:rPr>
-        <w:t>sample_size=0.6</w:t>
+        <w:t>sample_size</w:t>
+      </w:r>
+      <w:proofErr w:type="spellEnd"/>
+      <w:r>
+        <w:rPr>
+          <w:rFonts w:ascii="Arial" w:hAnsi="Arial" w:cs="Arial"/>
+          <w:color w:val="657422"/>
+          <w:sz w:val="22"/>
+          <w:szCs w:val="22"/>
+          <w:shd w:val="clear" w:color="auto" w:fill="F1F3F5"/>
+        </w:rPr>
+        <w:t>=0.6</w:t>
       </w:r>
       <w:r>
         <w:rPr>
@@ -5178,15 +5801,45 @@
           <w:szCs w:val="22"/>
           <w:rtl/>
         </w:rPr>
-        <w:t xml:space="preserve">הביצועים של מודל זה עם ערכי היפר פראמטר אלו עבור סט האימון הם </w:t>
-      </w:r>
-      <w:r>
-        <w:rPr>
-          <w:rFonts w:ascii="Arial" w:hAnsi="Arial" w:cs="Arial"/>
-          <w:sz w:val="22"/>
-          <w:szCs w:val="22"/>
-        </w:rPr>
-        <w:t>mae=3.04</w:t>
+        <w:t xml:space="preserve">הביצועים של מודל זה עם ערכי היפר </w:t>
+      </w:r>
+      <w:proofErr w:type="spellStart"/>
+      <w:r>
+        <w:rPr>
+          <w:rFonts w:ascii="Arial" w:hAnsi="Arial" w:cs="Arial" w:hint="cs"/>
+          <w:sz w:val="22"/>
+          <w:szCs w:val="22"/>
+          <w:rtl/>
+        </w:rPr>
+        <w:t>פראמטר</w:t>
+      </w:r>
+      <w:proofErr w:type="spellEnd"/>
+      <w:r>
+        <w:rPr>
+          <w:rFonts w:ascii="Arial" w:hAnsi="Arial" w:cs="Arial" w:hint="cs"/>
+          <w:sz w:val="22"/>
+          <w:szCs w:val="22"/>
+          <w:rtl/>
+        </w:rPr>
+        <w:t xml:space="preserve"> אלו עבור סט האימון הם </w:t>
+      </w:r>
+      <w:proofErr w:type="spellStart"/>
+      <w:r>
+        <w:rPr>
+          <w:rFonts w:ascii="Arial" w:hAnsi="Arial" w:cs="Arial"/>
+          <w:sz w:val="22"/>
+          <w:szCs w:val="22"/>
+        </w:rPr>
+        <w:t>mae</w:t>
+      </w:r>
+      <w:proofErr w:type="spellEnd"/>
+      <w:r>
+        <w:rPr>
+          <w:rFonts w:ascii="Arial" w:hAnsi="Arial" w:cs="Arial"/>
+          <w:sz w:val="22"/>
+          <w:szCs w:val="22"/>
+        </w:rPr>
+        <w:t>=3.04</w:t>
       </w:r>
       <w:r>
         <w:rPr>
@@ -5197,13 +5850,23 @@
         </w:rPr>
         <w:t xml:space="preserve"> ו-</w:t>
       </w:r>
-      <w:r>
-        <w:rPr>
-          <w:rFonts w:ascii="Arial" w:hAnsi="Arial" w:cs="Arial"/>
-          <w:sz w:val="22"/>
-          <w:szCs w:val="22"/>
-        </w:rPr>
-        <w:t>rsq=0.99</w:t>
+      <w:proofErr w:type="spellStart"/>
+      <w:r>
+        <w:rPr>
+          <w:rFonts w:ascii="Arial" w:hAnsi="Arial" w:cs="Arial"/>
+          <w:sz w:val="22"/>
+          <w:szCs w:val="22"/>
+        </w:rPr>
+        <w:t>rsq</w:t>
+      </w:r>
+      <w:proofErr w:type="spellEnd"/>
+      <w:r>
+        <w:rPr>
+          <w:rFonts w:ascii="Arial" w:hAnsi="Arial" w:cs="Arial"/>
+          <w:sz w:val="22"/>
+          <w:szCs w:val="22"/>
+        </w:rPr>
+        <w:t>=0.99</w:t>
       </w:r>
       <w:r>
         <w:rPr>
@@ -5561,6 +6224,7 @@
         </w:rPr>
         <w:t xml:space="preserve">חוזה את מספר מקרי </w:t>
       </w:r>
+      <w:proofErr w:type="spellStart"/>
       <w:r>
         <w:rPr>
           <w:rFonts w:ascii="Arial" w:hAnsi="Arial" w:cs="Arial"/>
@@ -5570,16 +6234,27 @@
           <w:lang w:val="en-IL"/>
         </w:rPr>
         <w:lastRenderedPageBreak/>
-        <w:t>הגוסטינג עם טעות של כ-±</w:t>
-      </w:r>
-      <w:r>
-        <w:rPr>
-          <w:rFonts w:ascii="Arial" w:hAnsi="Arial" w:cs="Arial" w:hint="cs"/>
+        <w:t>הגוסטינג</w:t>
+      </w:r>
+      <w:proofErr w:type="spellEnd"/>
+      <w:r>
+        <w:rPr>
+          <w:rFonts w:ascii="Arial" w:hAnsi="Arial" w:cs="Arial"/>
           <w:sz w:val="22"/>
           <w:szCs w:val="22"/>
           <w:rtl/>
           <w:lang w:val="en-IL"/>
         </w:rPr>
+        <w:t xml:space="preserve"> עם טעות של כ-±</w:t>
+      </w:r>
+      <w:r>
+        <w:rPr>
+          <w:rFonts w:ascii="Arial" w:hAnsi="Arial" w:cs="Arial" w:hint="cs"/>
+          <w:sz w:val="22"/>
+          <w:szCs w:val="22"/>
+          <w:rtl/>
+          <w:lang w:val="en-IL"/>
+        </w:rPr>
         <w:t>12</w:t>
       </w:r>
       <w:r>
@@ -5813,16 +6488,38 @@
           <w:rtl/>
           <w:lang w:val="en-IL"/>
         </w:rPr>
-        <w:t>% מהשונות במספר הודעות הגוסטינג מוסברת על ידי המודל, לעומת כ-</w:t>
-      </w:r>
-      <w:r>
-        <w:rPr>
-          <w:rFonts w:ascii="Arial" w:hAnsi="Arial" w:cs="Arial" w:hint="cs"/>
+        <w:t xml:space="preserve">% מהשונות במספר הודעות </w:t>
+      </w:r>
+      <w:proofErr w:type="spellStart"/>
+      <w:r>
+        <w:rPr>
+          <w:rFonts w:ascii="Arial" w:hAnsi="Arial" w:cs="Arial"/>
           <w:sz w:val="22"/>
           <w:szCs w:val="22"/>
           <w:rtl/>
           <w:lang w:val="en-IL"/>
         </w:rPr>
+        <w:t>הגוסטינג</w:t>
+      </w:r>
+      <w:proofErr w:type="spellEnd"/>
+      <w:r>
+        <w:rPr>
+          <w:rFonts w:ascii="Arial" w:hAnsi="Arial" w:cs="Arial"/>
+          <w:sz w:val="22"/>
+          <w:szCs w:val="22"/>
+          <w:rtl/>
+          <w:lang w:val="en-IL"/>
+        </w:rPr>
+        <w:t xml:space="preserve"> מוסברת על ידי המודל, לעומת כ-</w:t>
+      </w:r>
+      <w:r>
+        <w:rPr>
+          <w:rFonts w:ascii="Arial" w:hAnsi="Arial" w:cs="Arial" w:hint="cs"/>
+          <w:sz w:val="22"/>
+          <w:szCs w:val="22"/>
+          <w:rtl/>
+          <w:lang w:val="en-IL"/>
+        </w:rPr>
         <w:t>57.6</w:t>
       </w:r>
       <w:r>
@@ -5896,7 +6593,27 @@
           <w:szCs w:val="22"/>
           <w:rtl/>
         </w:rPr>
-        <w:t>כעת נאמוד את הביצועים של המודלים ונשווה אותם על ידי ה-</w:t>
+        <w:t xml:space="preserve">כעת </w:t>
+      </w:r>
+      <w:proofErr w:type="spellStart"/>
+      <w:r>
+        <w:rPr>
+          <w:rFonts w:ascii="Arial" w:hAnsi="Arial" w:cs="Arial" w:hint="cs"/>
+          <w:sz w:val="22"/>
+          <w:szCs w:val="22"/>
+          <w:rtl/>
+        </w:rPr>
+        <w:t>נאמוד</w:t>
+      </w:r>
+      <w:proofErr w:type="spellEnd"/>
+      <w:r>
+        <w:rPr>
+          <w:rFonts w:ascii="Arial" w:hAnsi="Arial" w:cs="Arial" w:hint="cs"/>
+          <w:sz w:val="22"/>
+          <w:szCs w:val="22"/>
+          <w:rtl/>
+        </w:rPr>
+        <w:t xml:space="preserve"> את הביצועים של המודלים ונשווה אותם על ידי ה-</w:t>
       </w:r>
       <w:r>
         <w:rPr>
@@ -6097,6 +6814,7 @@
         </w:rPr>
         <w:t xml:space="preserve"> עבור ערכי </w:t>
       </w:r>
+      <w:proofErr w:type="spellStart"/>
       <w:r>
         <w:rPr>
           <w:rFonts w:ascii="Arial" w:hAnsi="Arial" w:cs="Arial"/>
@@ -6105,6 +6823,7 @@
         </w:rPr>
         <w:t>rsq</w:t>
       </w:r>
+      <w:proofErr w:type="spellEnd"/>
       <w:r>
         <w:rPr>
           <w:rFonts w:ascii="Arial" w:hAnsi="Arial" w:cs="Arial" w:hint="cs"/>
@@ -6114,6 +6833,7 @@
         </w:rPr>
         <w:t xml:space="preserve"> ו-</w:t>
       </w:r>
+      <w:proofErr w:type="spellStart"/>
       <w:r>
         <w:rPr>
           <w:rFonts w:ascii="Arial" w:hAnsi="Arial" w:cs="Arial"/>
@@ -6122,6 +6842,7 @@
         </w:rPr>
         <w:t>mae</w:t>
       </w:r>
+      <w:proofErr w:type="spellEnd"/>
       <w:r>
         <w:rPr>
           <w:rFonts w:ascii="Arial" w:hAnsi="Arial" w:cs="Arial" w:hint="cs"/>
@@ -6176,6 +6897,7 @@
         </w:rPr>
         <w:t>. ההבדל ב-</w:t>
       </w:r>
+      <w:proofErr w:type="spellStart"/>
       <w:r>
         <w:rPr>
           <w:rFonts w:ascii="Arial" w:hAnsi="Arial" w:cs="Arial"/>
@@ -6184,6 +6906,7 @@
         </w:rPr>
         <w:t>rsq</w:t>
       </w:r>
+      <w:proofErr w:type="spellEnd"/>
       <w:r>
         <w:rPr>
           <w:rFonts w:ascii="Arial" w:hAnsi="Arial" w:cs="Arial" w:hint="cs"/>
@@ -6518,6 +7241,7 @@
         </w:rPr>
         <w:t xml:space="preserve"> מכוון שבניגוד ל-</w:t>
       </w:r>
+      <w:proofErr w:type="spellStart"/>
       <w:r>
         <w:rPr>
           <w:rFonts w:ascii="Arial" w:hAnsi="Arial" w:cs="Arial"/>
@@ -6526,6 +7250,7 @@
         </w:rPr>
         <w:t>shap</w:t>
       </w:r>
+      <w:proofErr w:type="spellEnd"/>
       <w:r>
         <w:rPr>
           <w:rFonts w:ascii="Arial" w:hAnsi="Arial" w:cs="Arial" w:hint="cs"/>
@@ -6698,6 +7423,7 @@
         </w:rPr>
         <w:t xml:space="preserve">נראה כי </w:t>
       </w:r>
+      <w:proofErr w:type="spellStart"/>
       <w:r>
         <w:rPr>
           <w:rStyle w:val="CommentTok"/>
@@ -6706,6 +7432,7 @@
         </w:rPr>
         <w:t>no_of_matchs</w:t>
       </w:r>
+      <w:proofErr w:type="spellEnd"/>
       <w:r>
         <w:rPr>
           <w:rFonts w:ascii="Arial" w:hAnsi="Arial" w:cs="Arial" w:hint="cs"/>
@@ -6863,6 +7590,7 @@
         </w:rPr>
         <w:t xml:space="preserve">ניתן להכיל את אותו הגיוני על 2 המנבאים המוצלחים ביותר שאחריו: </w:t>
       </w:r>
+      <w:proofErr w:type="spellStart"/>
       <w:r>
         <w:rPr>
           <w:rStyle w:val="StringTok"/>
@@ -6871,6 +7599,7 @@
         </w:rPr>
         <w:t>nrOfConversations</w:t>
       </w:r>
+      <w:proofErr w:type="spellEnd"/>
       <w:r>
         <w:rPr>
           <w:rStyle w:val="StringTok"/>
@@ -6880,6 +7609,7 @@
         </w:rPr>
         <w:t xml:space="preserve">, </w:t>
       </w:r>
+      <w:proofErr w:type="spellStart"/>
       <w:r>
         <w:rPr>
           <w:rStyle w:val="StringTok"/>
@@ -6904,6 +7634,7 @@
         </w:rPr>
         <w:t>ved</w:t>
       </w:r>
+      <w:proofErr w:type="spellEnd"/>
       <w:r>
         <w:rPr>
           <w:rStyle w:val="StringTok"/>
@@ -7039,6 +7770,7 @@
         </w:rPr>
         <w:t xml:space="preserve">שלושת מנבאים אלו על מנת לבחון האם הקשר אכן מונוטומי מושלם.  למרות שבשלושת המנבאים המגמה חיובית באופן ברור, כאשר מסתכלים על טווח הערכים של אותו מנבא הסיפור אינו מוחלט. למשל, הפרופיל של </w:t>
       </w:r>
+      <w:proofErr w:type="spellStart"/>
       <w:r>
         <w:rPr>
           <w:rStyle w:val="StringTok"/>
@@ -7047,6 +7779,7 @@
         </w:rPr>
         <w:t>no_of_msgs_received</w:t>
       </w:r>
+      <w:proofErr w:type="spellEnd"/>
       <w:r>
         <w:rPr>
           <w:rStyle w:val="StringTok"/>
@@ -7136,7 +7869,27 @@
           <w:szCs w:val="22"/>
           <w:rtl/>
         </w:rPr>
-        <w:t xml:space="preserve"> אם זאת, נראה שהצלחנו לנבא במידה רבה בעזרת המודלים את מספר הודעות הגוסטינג לאחר קבלת הודעה ראשונה.  </w:t>
+        <w:t xml:space="preserve"> אם זאת, נראה שהצלחנו לנבא במידה רבה בעזרת המודלים את מספר הודעות </w:t>
+      </w:r>
+      <w:proofErr w:type="spellStart"/>
+      <w:r>
+        <w:rPr>
+          <w:rFonts w:ascii="Arial" w:hAnsi="Arial" w:cs="Arial" w:hint="cs"/>
+          <w:sz w:val="22"/>
+          <w:szCs w:val="22"/>
+          <w:rtl/>
+        </w:rPr>
+        <w:t>הגוסטינג</w:t>
+      </w:r>
+      <w:proofErr w:type="spellEnd"/>
+      <w:r>
+        <w:rPr>
+          <w:rFonts w:ascii="Arial" w:hAnsi="Arial" w:cs="Arial" w:hint="cs"/>
+          <w:sz w:val="22"/>
+          <w:szCs w:val="22"/>
+          <w:rtl/>
+        </w:rPr>
+        <w:t xml:space="preserve"> לאחר קבלת הודעה ראשונה.  </w:t>
       </w:r>
       <w:r>
         <w:rPr>
@@ -7190,6 +7943,69 @@
       <w:r>
         <w:rPr>
           <w:rFonts w:ascii="Arial" w:hAnsi="Arial" w:cs="Arial"/>
+          <w:sz w:val="22"/>
+          <w:szCs w:val="22"/>
+          <w:rtl/>
+        </w:rPr>
+        <w:drawing>
+          <wp:anchor distT="0" distB="0" distL="114300" distR="114300" simplePos="0" relativeHeight="251665408" behindDoc="0" locked="0" layoutInCell="1" allowOverlap="1" wp14:anchorId="7F52489B" wp14:editId="71AC1E98">
+            <wp:simplePos x="0" y="0"/>
+            <wp:positionH relativeFrom="column">
+              <wp:posOffset>-771787</wp:posOffset>
+            </wp:positionH>
+            <wp:positionV relativeFrom="paragraph">
+              <wp:posOffset>227213</wp:posOffset>
+            </wp:positionV>
+            <wp:extent cx="2449195" cy="1373505"/>
+            <wp:effectExtent l="0" t="0" r="0" b="0"/>
+            <wp:wrapSquare wrapText="bothSides"/>
+            <wp:docPr id="6" name="Picture 6"/>
+            <wp:cNvGraphicFramePr>
+              <a:graphicFrameLocks xmlns:a="http://schemas.openxmlformats.org/drawingml/2006/main" noChangeAspect="1"/>
+            </wp:cNvGraphicFramePr>
+            <a:graphic xmlns:a="http://schemas.openxmlformats.org/drawingml/2006/main">
+              <a:graphicData uri="http://schemas.openxmlformats.org/drawingml/2006/picture">
+                <pic:pic xmlns:pic="http://schemas.openxmlformats.org/drawingml/2006/picture">
+                  <pic:nvPicPr>
+                    <pic:cNvPr id="1" name=""/>
+                    <pic:cNvPicPr/>
+                  </pic:nvPicPr>
+                  <pic:blipFill>
+                    <a:blip r:embed="rId13" cstate="print">
+                      <a:extLst>
+                        <a:ext uri="{28A0092B-C50C-407E-A947-70E740481C1C}">
+                          <a14:useLocalDpi xmlns:a14="http://schemas.microsoft.com/office/drawing/2010/main" val="0"/>
+                        </a:ext>
+                      </a:extLst>
+                    </a:blip>
+                    <a:stretch>
+                      <a:fillRect/>
+                    </a:stretch>
+                  </pic:blipFill>
+                  <pic:spPr>
+                    <a:xfrm>
+                      <a:off x="0" y="0"/>
+                      <a:ext cx="2449195" cy="1373505"/>
+                    </a:xfrm>
+                    <a:prstGeom prst="rect">
+                      <a:avLst/>
+                    </a:prstGeom>
+                  </pic:spPr>
+                </pic:pic>
+              </a:graphicData>
+            </a:graphic>
+            <wp14:sizeRelH relativeFrom="page">
+              <wp14:pctWidth>0</wp14:pctWidth>
+            </wp14:sizeRelH>
+            <wp14:sizeRelV relativeFrom="page">
+              <wp14:pctHeight>0</wp14:pctHeight>
+            </wp14:sizeRelV>
+          </wp:anchor>
+        </w:drawing>
+      </w:r>
+      <w:r>
+        <w:rPr>
+          <w:rFonts w:ascii="Arial" w:hAnsi="Arial" w:cs="Arial"/>
           <w:b/>
           <w:bCs/>
           <w:sz w:val="22"/>
@@ -7226,10 +8042,9 @@
         <w:bidi/>
         <w:spacing w:line="360" w:lineRule="auto"/>
         <w:rPr>
-          <w:rFonts w:ascii="Arial" w:hAnsi="Arial" w:cs="Arial" w:hint="cs"/>
-          <w:sz w:val="22"/>
-          <w:szCs w:val="22"/>
-          <w:rtl/>
+          <w:rFonts w:ascii="Arial" w:hAnsi="Arial" w:cs="Arial"/>
+          <w:sz w:val="22"/>
+          <w:szCs w:val="22"/>
         </w:rPr>
       </w:pPr>
       <w:r>
@@ -7266,6 +8081,1285 @@
         </w:rPr>
         <w:t xml:space="preserve"> על מנת להקל עלינו על פירוש המקדמים.</w:t>
       </w:r>
+      <w:r>
+        <w:rPr>
+          <w:rFonts w:ascii="Arial" w:hAnsi="Arial" w:cs="Arial"/>
+          <w:sz w:val="22"/>
+          <w:szCs w:val="22"/>
+        </w:rPr>
+        <w:t xml:space="preserve"> </w:t>
+      </w:r>
+      <w:r>
+        <w:rPr>
+          <w:rFonts w:ascii="Arial" w:hAnsi="Arial" w:cs="Arial" w:hint="cs"/>
+          <w:sz w:val="22"/>
+          <w:szCs w:val="22"/>
+          <w:rtl/>
+        </w:rPr>
+        <w:t xml:space="preserve"> </w:t>
+      </w:r>
+      <w:r>
+        <w:rPr>
+          <w:rFonts w:ascii="Arial" w:hAnsi="Arial" w:cs="Arial" w:hint="cs"/>
+          <w:sz w:val="22"/>
+          <w:szCs w:val="22"/>
+          <w:rtl/>
+        </w:rPr>
+        <w:t xml:space="preserve">הגדרנו </w:t>
+      </w:r>
+      <w:r>
+        <w:rPr>
+          <w:rFonts w:ascii="Arial" w:hAnsi="Arial" w:cs="Arial"/>
+          <w:sz w:val="22"/>
+          <w:szCs w:val="22"/>
+        </w:rPr>
+        <w:t>spec</w:t>
+      </w:r>
+      <w:r>
+        <w:rPr>
+          <w:rFonts w:ascii="Arial" w:hAnsi="Arial" w:cs="Arial" w:hint="cs"/>
+          <w:sz w:val="22"/>
+          <w:szCs w:val="22"/>
+          <w:rtl/>
+        </w:rPr>
+        <w:t xml:space="preserve"> מסוג </w:t>
+      </w:r>
+      <w:proofErr w:type="spellStart"/>
+      <w:r>
+        <w:rPr>
+          <w:rStyle w:val="FunctionTok"/>
+          <w:rFonts w:ascii="Arial" w:hAnsi="Arial" w:cs="Arial"/>
+          <w:szCs w:val="22"/>
+        </w:rPr>
+        <w:t>linear_reg</w:t>
+      </w:r>
+      <w:proofErr w:type="spellEnd"/>
+      <w:r>
+        <w:rPr>
+          <w:rStyle w:val="FunctionTok"/>
+          <w:rFonts w:ascii="Arial" w:hAnsi="Arial" w:cs="Arial" w:hint="cs"/>
+          <w:szCs w:val="22"/>
+          <w:rtl/>
+        </w:rPr>
+        <w:t xml:space="preserve"> </w:t>
+      </w:r>
+      <w:r>
+        <w:rPr>
+          <w:rFonts w:ascii="Arial" w:hAnsi="Arial" w:cs="Arial" w:hint="cs"/>
+          <w:sz w:val="22"/>
+          <w:szCs w:val="22"/>
+          <w:rtl/>
+        </w:rPr>
+        <w:t>שבו אנו מעוניינים לכוון את עומק  (</w:t>
+      </w:r>
+      <w:r>
+        <w:rPr>
+          <w:rStyle w:val="AttributeTok"/>
+          <w:rFonts w:ascii="Arial" w:hAnsi="Arial" w:cs="Arial"/>
+          <w:szCs w:val="22"/>
+        </w:rPr>
+        <w:t>penalty</w:t>
+      </w:r>
+      <w:r>
+        <w:rPr>
+          <w:rFonts w:ascii="Arial" w:hAnsi="Arial" w:cs="Arial" w:hint="cs"/>
+          <w:sz w:val="22"/>
+          <w:szCs w:val="22"/>
+          <w:rtl/>
+        </w:rPr>
+        <w:t xml:space="preserve">) </w:t>
+      </w:r>
+      <w:r>
+        <w:rPr>
+          <w:rFonts w:ascii="Arial" w:hAnsi="Arial" w:cs="Arial" w:hint="cs"/>
+          <w:sz w:val="22"/>
+          <w:szCs w:val="22"/>
+          <w:rtl/>
+        </w:rPr>
+        <w:t>והגדרנו את ה-</w:t>
+      </w:r>
+      <w:r>
+        <w:rPr>
+          <w:rStyle w:val="AttributeTok"/>
+          <w:rFonts w:ascii="Arial" w:hAnsi="Arial" w:cs="Arial"/>
+          <w:szCs w:val="22"/>
+        </w:rPr>
+        <w:t xml:space="preserve"> </w:t>
+      </w:r>
+      <w:r>
+        <w:rPr>
+          <w:rStyle w:val="AttributeTok"/>
+          <w:rFonts w:ascii="Arial" w:hAnsi="Arial" w:cs="Arial"/>
+          <w:szCs w:val="22"/>
+        </w:rPr>
+        <w:t>mixtur</w:t>
+      </w:r>
+      <w:r>
+        <w:rPr>
+          <w:rStyle w:val="AttributeTok"/>
+          <w:rFonts w:ascii="Arial" w:hAnsi="Arial" w:cs="Arial"/>
+          <w:szCs w:val="22"/>
+        </w:rPr>
+        <w:t>e</w:t>
+      </w:r>
+      <w:r>
+        <w:rPr>
+          <w:rStyle w:val="AttributeTok"/>
+          <w:rFonts w:ascii="Arial" w:hAnsi="Arial" w:cs="Arial" w:hint="cs"/>
+          <w:szCs w:val="22"/>
+          <w:rtl/>
+        </w:rPr>
+        <w:t xml:space="preserve"> </w:t>
+      </w:r>
+      <w:r>
+        <w:rPr>
+          <w:rFonts w:ascii="Arial" w:hAnsi="Arial" w:cs="Arial" w:hint="cs"/>
+          <w:sz w:val="22"/>
+          <w:szCs w:val="22"/>
+          <w:rtl/>
+        </w:rPr>
+        <w:t xml:space="preserve">ל-1, על מנת המידול יכלול </w:t>
+      </w:r>
+      <w:r>
+        <w:rPr>
+          <w:rFonts w:ascii="Arial" w:hAnsi="Arial" w:cs="Arial"/>
+          <w:sz w:val="22"/>
+          <w:szCs w:val="22"/>
+        </w:rPr>
+        <w:t>Lasso</w:t>
+      </w:r>
+      <w:r>
+        <w:rPr>
+          <w:rFonts w:ascii="Arial" w:hAnsi="Arial" w:cs="Arial" w:hint="cs"/>
+          <w:sz w:val="22"/>
+          <w:szCs w:val="22"/>
+          <w:rtl/>
+        </w:rPr>
+        <w:t xml:space="preserve"> בלבד ללא </w:t>
+      </w:r>
+      <w:r>
+        <w:rPr>
+          <w:rFonts w:ascii="Arial" w:hAnsi="Arial" w:cs="Arial"/>
+          <w:sz w:val="22"/>
+          <w:szCs w:val="22"/>
+        </w:rPr>
+        <w:t>Ri</w:t>
+      </w:r>
+      <w:r>
+        <w:rPr>
+          <w:rFonts w:ascii="Arial" w:hAnsi="Arial" w:cs="Arial"/>
+          <w:sz w:val="22"/>
+          <w:szCs w:val="22"/>
+        </w:rPr>
+        <w:t>d</w:t>
+      </w:r>
+      <w:r>
+        <w:rPr>
+          <w:rFonts w:ascii="Arial" w:hAnsi="Arial" w:cs="Arial"/>
+          <w:sz w:val="22"/>
+          <w:szCs w:val="22"/>
+        </w:rPr>
+        <w:t>ge</w:t>
+      </w:r>
+      <w:r>
+        <w:rPr>
+          <w:rFonts w:ascii="Arial" w:hAnsi="Arial" w:cs="Arial" w:hint="cs"/>
+          <w:sz w:val="22"/>
+          <w:szCs w:val="22"/>
+          <w:rtl/>
+        </w:rPr>
+        <w:t xml:space="preserve"> (איפוס המקדמים)</w:t>
+      </w:r>
+      <w:r>
+        <w:rPr>
+          <w:rFonts w:ascii="Arial" w:hAnsi="Arial" w:cs="Arial"/>
+          <w:sz w:val="22"/>
+          <w:szCs w:val="22"/>
+        </w:rPr>
+        <w:t xml:space="preserve">. </w:t>
+      </w:r>
+      <w:r>
+        <w:rPr>
+          <w:rFonts w:ascii="Arial" w:hAnsi="Arial" w:cs="Arial" w:hint="cs"/>
+          <w:sz w:val="22"/>
+          <w:szCs w:val="22"/>
+          <w:rtl/>
+        </w:rPr>
+        <w:t xml:space="preserve">לצורך הכיוונון, הגדרנו </w:t>
+      </w:r>
+      <w:r>
+        <w:rPr>
+          <w:rFonts w:ascii="Arial" w:hAnsi="Arial" w:cs="Arial"/>
+          <w:sz w:val="22"/>
+          <w:szCs w:val="22"/>
+        </w:rPr>
+        <w:t>grid</w:t>
+      </w:r>
+      <w:r>
+        <w:rPr>
+          <w:rFonts w:ascii="Arial" w:hAnsi="Arial" w:cs="Arial" w:hint="cs"/>
+          <w:sz w:val="22"/>
+          <w:szCs w:val="22"/>
+          <w:rtl/>
+        </w:rPr>
+        <w:t xml:space="preserve"> של</w:t>
+      </w:r>
+      <w:r>
+        <w:rPr>
+          <w:rFonts w:ascii="Arial" w:hAnsi="Arial" w:cs="Arial" w:hint="cs"/>
+          <w:sz w:val="22"/>
+          <w:szCs w:val="22"/>
+          <w:rtl/>
+        </w:rPr>
+        <w:t xml:space="preserve"> חד ממדי בעל 20 רמות שנע בין 2- ל-7 בסולם </w:t>
+      </w:r>
+      <w:r>
+        <w:rPr>
+          <w:rFonts w:ascii="Arial" w:hAnsi="Arial" w:cs="Arial" w:hint="cs"/>
+          <w:sz w:val="22"/>
+          <w:szCs w:val="22"/>
+          <w:rtl/>
+        </w:rPr>
+        <w:t>לוגריתמי</w:t>
+      </w:r>
+      <w:r>
+        <w:rPr>
+          <w:rFonts w:ascii="Arial" w:hAnsi="Arial" w:cs="Arial" w:hint="cs"/>
+          <w:sz w:val="22"/>
+          <w:szCs w:val="22"/>
+          <w:rtl/>
+        </w:rPr>
+        <w:t xml:space="preserve">. </w:t>
+      </w:r>
+      <w:r>
+        <w:rPr>
+          <w:rFonts w:ascii="Arial" w:hAnsi="Arial" w:cs="Arial" w:hint="cs"/>
+          <w:sz w:val="22"/>
+          <w:szCs w:val="22"/>
+          <w:rtl/>
+        </w:rPr>
+        <w:t xml:space="preserve"> תוצאות הכיוונון הינם: </w:t>
+      </w:r>
+    </w:p>
+    <w:p>
+      <w:pPr>
+        <w:bidi/>
+        <w:spacing w:line="360" w:lineRule="auto"/>
+        <w:rPr>
+          <w:rFonts w:ascii="Arial" w:hAnsi="Arial" w:cs="Arial"/>
+          <w:sz w:val="22"/>
+          <w:szCs w:val="22"/>
+        </w:rPr>
+      </w:pPr>
+      <w:r>
+        <w:rPr>
+          <w:rFonts w:ascii="Arial" w:hAnsi="Arial" w:cs="Arial"/>
+          <w:sz w:val="22"/>
+          <w:szCs w:val="22"/>
+          <w:rtl/>
+        </w:rPr>
+        <w:drawing>
+          <wp:anchor distT="0" distB="0" distL="114300" distR="114300" simplePos="0" relativeHeight="251666432" behindDoc="0" locked="0" layoutInCell="1" allowOverlap="1" wp14:anchorId="251325C8" wp14:editId="26AC757A">
+            <wp:simplePos x="0" y="0"/>
+            <wp:positionH relativeFrom="column">
+              <wp:posOffset>-830143</wp:posOffset>
+            </wp:positionH>
+            <wp:positionV relativeFrom="paragraph">
+              <wp:posOffset>1223255</wp:posOffset>
+            </wp:positionV>
+            <wp:extent cx="3351530" cy="1442085"/>
+            <wp:effectExtent l="0" t="0" r="0" b="0"/>
+            <wp:wrapSquare wrapText="bothSides"/>
+            <wp:docPr id="7" name="Picture 7"/>
+            <wp:cNvGraphicFramePr>
+              <a:graphicFrameLocks xmlns:a="http://schemas.openxmlformats.org/drawingml/2006/main" noChangeAspect="1"/>
+            </wp:cNvGraphicFramePr>
+            <a:graphic xmlns:a="http://schemas.openxmlformats.org/drawingml/2006/main">
+              <a:graphicData uri="http://schemas.openxmlformats.org/drawingml/2006/picture">
+                <pic:pic xmlns:pic="http://schemas.openxmlformats.org/drawingml/2006/picture">
+                  <pic:nvPicPr>
+                    <pic:cNvPr id="1" name=""/>
+                    <pic:cNvPicPr/>
+                  </pic:nvPicPr>
+                  <pic:blipFill>
+                    <a:blip r:embed="rId14" cstate="print">
+                      <a:extLst>
+                        <a:ext uri="{28A0092B-C50C-407E-A947-70E740481C1C}">
+                          <a14:useLocalDpi xmlns:a14="http://schemas.microsoft.com/office/drawing/2010/main" val="0"/>
+                        </a:ext>
+                      </a:extLst>
+                    </a:blip>
+                    <a:stretch>
+                      <a:fillRect/>
+                    </a:stretch>
+                  </pic:blipFill>
+                  <pic:spPr>
+                    <a:xfrm>
+                      <a:off x="0" y="0"/>
+                      <a:ext cx="3351530" cy="1442085"/>
+                    </a:xfrm>
+                    <a:prstGeom prst="rect">
+                      <a:avLst/>
+                    </a:prstGeom>
+                  </pic:spPr>
+                </pic:pic>
+              </a:graphicData>
+            </a:graphic>
+            <wp14:sizeRelH relativeFrom="page">
+              <wp14:pctWidth>0</wp14:pctWidth>
+            </wp14:sizeRelH>
+            <wp14:sizeRelV relativeFrom="page">
+              <wp14:pctHeight>0</wp14:pctHeight>
+            </wp14:sizeRelV>
+          </wp:anchor>
+        </w:drawing>
+      </w:r>
+      <w:r>
+        <w:rPr>
+          <w:rFonts w:ascii="Arial" w:hAnsi="Arial" w:cs="Arial" w:hint="cs"/>
+          <w:sz w:val="22"/>
+          <w:szCs w:val="22"/>
+          <w:rtl/>
+        </w:rPr>
+        <w:t xml:space="preserve">נראה כי </w:t>
+      </w:r>
+      <w:r>
+        <w:rPr>
+          <w:rFonts w:ascii="Arial" w:hAnsi="Arial" w:cs="Arial" w:hint="cs"/>
+          <w:sz w:val="22"/>
+          <w:szCs w:val="22"/>
+          <w:rtl/>
+        </w:rPr>
+        <w:t>ערך הרגולציה</w:t>
+      </w:r>
+      <w:r>
+        <w:rPr>
+          <w:rFonts w:ascii="Arial" w:hAnsi="Arial" w:cs="Arial" w:hint="cs"/>
+          <w:sz w:val="22"/>
+          <w:szCs w:val="22"/>
+          <w:rtl/>
+        </w:rPr>
+        <w:t xml:space="preserve"> האופטימלי הוא </w:t>
+      </w:r>
+      <w:r>
+        <w:rPr>
+          <w:rFonts w:ascii="Arial" w:hAnsi="Arial" w:cs="Arial" w:hint="cs"/>
+          <w:sz w:val="22"/>
+          <w:szCs w:val="22"/>
+          <w:rtl/>
+        </w:rPr>
+        <w:t xml:space="preserve">בין 0 ל-1. </w:t>
+      </w:r>
+      <w:r>
+        <w:rPr>
+          <w:rFonts w:ascii="Arial" w:hAnsi="Arial" w:cs="Arial" w:hint="cs"/>
+          <w:sz w:val="22"/>
+          <w:szCs w:val="22"/>
+          <w:rtl/>
+        </w:rPr>
+        <w:t xml:space="preserve"> </w:t>
+      </w:r>
+      <w:r>
+        <w:rPr>
+          <w:rFonts w:ascii="Arial" w:hAnsi="Arial" w:cs="Arial" w:hint="cs"/>
+          <w:sz w:val="22"/>
+          <w:szCs w:val="22"/>
+          <w:rtl/>
+        </w:rPr>
+        <w:t xml:space="preserve">השתמשנו בשיטת </w:t>
+      </w:r>
+      <w:proofErr w:type="spellStart"/>
+      <w:r>
+        <w:rPr>
+          <w:rStyle w:val="FunctionTok"/>
+          <w:rFonts w:ascii="Arial" w:hAnsi="Arial" w:cs="Arial"/>
+          <w:szCs w:val="22"/>
+        </w:rPr>
+        <w:t>select_by_one_std_err</w:t>
+      </w:r>
+      <w:proofErr w:type="spellEnd"/>
+      <w:r>
+        <w:rPr>
+          <w:rStyle w:val="FunctionTok"/>
+          <w:rFonts w:ascii="Arial" w:hAnsi="Arial" w:cs="Arial" w:hint="cs"/>
+          <w:szCs w:val="22"/>
+          <w:rtl/>
+        </w:rPr>
+        <w:t xml:space="preserve"> </w:t>
+      </w:r>
+      <w:r>
+        <w:rPr>
+          <w:rFonts w:ascii="Arial" w:hAnsi="Arial" w:cs="Arial" w:hint="cs"/>
+          <w:sz w:val="22"/>
+          <w:szCs w:val="22"/>
+          <w:rtl/>
+        </w:rPr>
+        <w:t xml:space="preserve">על סמך ערכו של </w:t>
+      </w:r>
+      <w:proofErr w:type="spellStart"/>
+      <w:r>
+        <w:rPr>
+          <w:rFonts w:ascii="Arial" w:hAnsi="Arial" w:cs="Arial"/>
+          <w:sz w:val="22"/>
+          <w:szCs w:val="22"/>
+        </w:rPr>
+        <w:t>rsq</w:t>
+      </w:r>
+      <w:proofErr w:type="spellEnd"/>
+      <w:r>
+        <w:rPr>
+          <w:rFonts w:ascii="Arial" w:hAnsi="Arial" w:cs="Arial" w:hint="cs"/>
+          <w:sz w:val="22"/>
+          <w:szCs w:val="22"/>
+          <w:rtl/>
+        </w:rPr>
+        <w:t xml:space="preserve"> </w:t>
+      </w:r>
+      <w:r>
+        <w:rPr>
+          <w:rFonts w:ascii="Arial" w:hAnsi="Arial" w:cs="Arial" w:hint="cs"/>
+          <w:sz w:val="22"/>
+          <w:szCs w:val="22"/>
+          <w:rtl/>
+        </w:rPr>
+        <w:t>על מנת לקבוע את הער</w:t>
+      </w:r>
+      <w:r>
+        <w:rPr>
+          <w:rFonts w:ascii="Arial" w:hAnsi="Arial" w:cs="Arial" w:hint="cs"/>
+          <w:sz w:val="22"/>
+          <w:szCs w:val="22"/>
+          <w:rtl/>
+        </w:rPr>
+        <w:t xml:space="preserve">כו וקיבלנו כי הרגולציה  </w:t>
+      </w:r>
+      <w:r>
+        <w:rPr>
+          <w:rStyle w:val="FunctionTok"/>
+          <w:rFonts w:ascii="Arial" w:hAnsi="Arial" w:cs="Arial" w:hint="cs"/>
+          <w:szCs w:val="22"/>
+        </w:rPr>
+        <w:t xml:space="preserve"> </w:t>
+      </w:r>
+      <w:r>
+        <w:rPr>
+          <w:rStyle w:val="FunctionTok"/>
+          <w:rFonts w:ascii="Arial" w:hAnsi="Arial" w:cs="Arial"/>
+          <w:szCs w:val="22"/>
+        </w:rPr>
+        <w:t>p</w:t>
+      </w:r>
+      <w:r>
+        <w:rPr>
+          <w:rStyle w:val="FunctionTok"/>
+          <w:rFonts w:ascii="Arial" w:hAnsi="Arial" w:cs="Arial"/>
+          <w:szCs w:val="22"/>
+        </w:rPr>
+        <w:t>enalty=0.0</w:t>
+      </w:r>
+      <w:r>
+        <w:rPr>
+          <w:rStyle w:val="FunctionTok"/>
+          <w:rFonts w:ascii="Arial" w:hAnsi="Arial" w:cs="Arial"/>
+          <w:szCs w:val="22"/>
+        </w:rPr>
+        <w:t>1</w:t>
+      </w:r>
+      <w:r>
+        <w:rPr>
+          <w:rStyle w:val="FunctionTok"/>
+          <w:rFonts w:ascii="Arial" w:hAnsi="Arial" w:cs="Arial" w:hint="cs"/>
+          <w:szCs w:val="22"/>
+          <w:rtl/>
+        </w:rPr>
+        <w:t>.</w:t>
+      </w:r>
+      <w:r>
+        <w:rPr>
+          <w:rStyle w:val="FunctionTok"/>
+          <w:rFonts w:ascii="Arial" w:hAnsi="Arial" w:cs="Arial" w:hint="cs"/>
+          <w:szCs w:val="22"/>
+          <w:rtl/>
+        </w:rPr>
+        <w:t xml:space="preserve"> </w:t>
+      </w:r>
+      <w:r>
+        <w:rPr>
+          <w:rFonts w:ascii="Arial" w:hAnsi="Arial" w:cs="Arial" w:hint="cs"/>
+          <w:sz w:val="22"/>
+          <w:szCs w:val="22"/>
+          <w:rtl/>
+        </w:rPr>
+        <w:t xml:space="preserve"> כאשר הרחבנו את טווח הערכים של ה-</w:t>
+      </w:r>
+      <w:r>
+        <w:rPr>
+          <w:rFonts w:ascii="Arial" w:hAnsi="Arial" w:cs="Arial"/>
+          <w:sz w:val="22"/>
+          <w:szCs w:val="22"/>
+        </w:rPr>
+        <w:t>Grid</w:t>
+      </w:r>
+      <w:r>
+        <w:rPr>
+          <w:rFonts w:ascii="Arial" w:hAnsi="Arial" w:cs="Arial" w:hint="cs"/>
+          <w:sz w:val="22"/>
+          <w:szCs w:val="22"/>
+          <w:rtl/>
+        </w:rPr>
+        <w:t xml:space="preserve">  קיבלנו תוצאה שמראה כי אולי עדיף לזנוח את עונש בכלל. אם זאת, ניתן לראות ויזואלית כי יש שיפור בביצועים בין 0 ל-1 ולכן נשתמש במקרה זה בשיטת </w:t>
+      </w:r>
+      <w:proofErr w:type="spellStart"/>
+      <w:r>
+        <w:rPr>
+          <w:rStyle w:val="FunctionTok"/>
+          <w:rFonts w:ascii="Arial" w:hAnsi="Arial" w:cs="Arial"/>
+          <w:szCs w:val="22"/>
+        </w:rPr>
+        <w:t>select_best</w:t>
+      </w:r>
+      <w:proofErr w:type="spellEnd"/>
+      <w:r>
+        <w:rPr>
+          <w:rStyle w:val="FunctionTok"/>
+          <w:rFonts w:ascii="Arial" w:hAnsi="Arial" w:cs="Arial"/>
+          <w:szCs w:val="22"/>
+        </w:rPr>
+        <w:t xml:space="preserve"> </w:t>
+      </w:r>
+      <w:r>
+        <w:rPr>
+          <w:rStyle w:val="FunctionTok"/>
+          <w:rFonts w:ascii="Arial" w:hAnsi="Arial" w:cs="Arial" w:hint="cs"/>
+          <w:szCs w:val="22"/>
+          <w:rtl/>
+        </w:rPr>
+        <w:t xml:space="preserve"> </w:t>
+      </w:r>
+      <w:r>
+        <w:rPr>
+          <w:rFonts w:ascii="Arial" w:hAnsi="Arial" w:cs="Arial" w:hint="cs"/>
+          <w:sz w:val="22"/>
+          <w:szCs w:val="22"/>
+          <w:rtl/>
+        </w:rPr>
+        <w:t>על מנת ״לדוג״ במדויק את ערך זה</w:t>
+      </w:r>
+      <w:r>
+        <w:rPr>
+          <w:rFonts w:ascii="Arial" w:hAnsi="Arial" w:cs="Arial" w:hint="cs"/>
+          <w:sz w:val="22"/>
+          <w:szCs w:val="22"/>
+          <w:rtl/>
+        </w:rPr>
+        <w:t>, התקבל הערך</w:t>
+      </w:r>
+      <w:r>
+        <w:rPr>
+          <w:rStyle w:val="FunctionTok"/>
+          <w:rFonts w:ascii="Arial" w:hAnsi="Arial" w:cs="Arial"/>
+          <w:szCs w:val="22"/>
+        </w:rPr>
+        <w:t xml:space="preserve"> </w:t>
+      </w:r>
+      <w:r>
+        <w:rPr>
+          <w:rStyle w:val="FunctionTok"/>
+          <w:rFonts w:ascii="Arial" w:hAnsi="Arial" w:cs="Arial" w:hint="cs"/>
+          <w:szCs w:val="22"/>
+          <w:rtl/>
+        </w:rPr>
+        <w:t xml:space="preserve"> </w:t>
+      </w:r>
+      <w:r>
+        <w:rPr>
+          <w:rStyle w:val="FunctionTok"/>
+          <w:rFonts w:ascii="Arial" w:hAnsi="Arial" w:cs="Arial"/>
+          <w:szCs w:val="22"/>
+        </w:rPr>
+        <w:t>penalty=</w:t>
+      </w:r>
+      <w:r>
+        <w:rPr>
+          <w:rStyle w:val="FunctionTok"/>
+          <w:rFonts w:ascii="Arial" w:hAnsi="Arial" w:cs="Arial"/>
+          <w:szCs w:val="22"/>
+        </w:rPr>
+        <w:t>0.46</w:t>
+      </w:r>
+      <w:r>
+        <w:rPr>
+          <w:rFonts w:ascii="Arial" w:hAnsi="Arial" w:cs="Arial" w:hint="cs"/>
+          <w:sz w:val="22"/>
+          <w:szCs w:val="22"/>
+          <w:rtl/>
+        </w:rPr>
+        <w:t>.</w:t>
+      </w:r>
+      <w:r>
+        <w:rPr>
+          <w:rFonts w:ascii="Arial" w:hAnsi="Arial" w:cs="Arial"/>
+          <w:sz w:val="22"/>
+          <w:szCs w:val="22"/>
+        </w:rPr>
+        <w:t xml:space="preserve"> </w:t>
+      </w:r>
+      <w:r>
+        <w:rPr>
+          <w:rFonts w:ascii="Arial" w:hAnsi="Arial" w:cs="Arial" w:hint="cs"/>
+          <w:sz w:val="22"/>
+          <w:szCs w:val="22"/>
+          <w:rtl/>
+        </w:rPr>
+        <w:t xml:space="preserve"> כאשר הרצנו את המודל על סט האימון, הביצועים של המודל היו </w:t>
+      </w:r>
+      <w:proofErr w:type="spellStart"/>
+      <w:r>
+        <w:rPr>
+          <w:rFonts w:ascii="Arial" w:hAnsi="Arial" w:cs="Arial"/>
+          <w:sz w:val="22"/>
+          <w:szCs w:val="22"/>
+        </w:rPr>
+        <w:t>mae</w:t>
+      </w:r>
+      <w:proofErr w:type="spellEnd"/>
+      <w:r>
+        <w:rPr>
+          <w:rFonts w:ascii="Arial" w:hAnsi="Arial" w:cs="Arial"/>
+          <w:sz w:val="22"/>
+          <w:szCs w:val="22"/>
+        </w:rPr>
+        <w:t>=</w:t>
+      </w:r>
+      <w:r>
+        <w:rPr>
+          <w:rFonts w:ascii="Arial" w:hAnsi="Arial" w:cs="Arial"/>
+          <w:sz w:val="22"/>
+          <w:szCs w:val="22"/>
+        </w:rPr>
+        <w:t>12.5</w:t>
+      </w:r>
+      <w:r>
+        <w:rPr>
+          <w:rtl/>
+        </w:rPr>
+        <w:t xml:space="preserve"> </w:t>
+      </w:r>
+      <w:r>
+        <w:rPr>
+          <w:rFonts w:ascii="Arial" w:hAnsi="Arial" w:cs="Arial" w:hint="cs"/>
+          <w:sz w:val="22"/>
+          <w:szCs w:val="22"/>
+          <w:rtl/>
+        </w:rPr>
+        <w:t xml:space="preserve">ו- </w:t>
+      </w:r>
+      <w:r>
+        <w:rPr>
+          <w:rFonts w:ascii="Arial" w:hAnsi="Arial" w:cs="Arial" w:hint="cs"/>
+          <w:sz w:val="22"/>
+          <w:szCs w:val="22"/>
+        </w:rPr>
+        <w:t xml:space="preserve"> </w:t>
+      </w:r>
+      <w:proofErr w:type="spellStart"/>
+      <w:r>
+        <w:rPr>
+          <w:rFonts w:ascii="Arial" w:hAnsi="Arial" w:cs="Arial"/>
+          <w:sz w:val="22"/>
+          <w:szCs w:val="22"/>
+        </w:rPr>
+        <w:t>rsq</w:t>
+      </w:r>
+      <w:proofErr w:type="spellEnd"/>
+      <w:r>
+        <w:rPr>
+          <w:rFonts w:ascii="Arial" w:hAnsi="Arial" w:cs="Arial"/>
+          <w:sz w:val="22"/>
+          <w:szCs w:val="22"/>
+        </w:rPr>
+        <w:t xml:space="preserve">= </w:t>
+      </w:r>
+      <w:r>
+        <w:rPr>
+          <w:rFonts w:ascii="Arial" w:hAnsi="Arial" w:cs="Arial"/>
+          <w:sz w:val="22"/>
+          <w:szCs w:val="22"/>
+        </w:rPr>
+        <w:t>0.7</w:t>
+      </w:r>
+      <w:r>
+        <w:rPr>
+          <w:rFonts w:ascii="Arial" w:hAnsi="Arial" w:cs="Arial" w:hint="cs"/>
+          <w:sz w:val="22"/>
+          <w:szCs w:val="22"/>
+          <w:rtl/>
+        </w:rPr>
+        <w:t>.</w:t>
+      </w:r>
+      <w:r>
+        <w:rPr>
+          <w:rFonts w:ascii="Arial" w:hAnsi="Arial" w:cs="Arial" w:hint="cs"/>
+          <w:sz w:val="22"/>
+          <w:szCs w:val="22"/>
+          <w:rtl/>
+        </w:rPr>
+        <w:t xml:space="preserve"> תוצאות המודל על סט המבחן הן 16.8</w:t>
+      </w:r>
+      <w:proofErr w:type="spellStart"/>
+      <w:r>
+        <w:rPr>
+          <w:rFonts w:ascii="Arial" w:hAnsi="Arial" w:cs="Arial"/>
+          <w:sz w:val="22"/>
+          <w:szCs w:val="22"/>
+        </w:rPr>
+        <w:t>mae</w:t>
+      </w:r>
+      <w:proofErr w:type="spellEnd"/>
+      <w:r>
+        <w:rPr>
+          <w:rFonts w:ascii="Arial" w:hAnsi="Arial" w:cs="Arial"/>
+          <w:sz w:val="22"/>
+          <w:szCs w:val="22"/>
+        </w:rPr>
+        <w:t>=</w:t>
+      </w:r>
+      <w:r>
+        <w:rPr>
+          <w:rtl/>
+        </w:rPr>
+        <w:t xml:space="preserve"> </w:t>
+      </w:r>
+      <w:r>
+        <w:rPr>
+          <w:rtl/>
+        </w:rPr>
+        <w:t xml:space="preserve"> </w:t>
+      </w:r>
+      <w:r>
+        <w:rPr>
+          <w:rFonts w:ascii="Arial" w:hAnsi="Arial" w:cs="Arial" w:hint="cs"/>
+          <w:sz w:val="22"/>
+          <w:szCs w:val="22"/>
+          <w:rtl/>
+        </w:rPr>
+        <w:t xml:space="preserve">ו- </w:t>
+      </w:r>
+      <w:r>
+        <w:rPr>
+          <w:rFonts w:ascii="Arial" w:hAnsi="Arial" w:cs="Arial" w:hint="cs"/>
+          <w:sz w:val="22"/>
+          <w:szCs w:val="22"/>
+        </w:rPr>
+        <w:t xml:space="preserve"> </w:t>
+      </w:r>
+      <w:proofErr w:type="spellStart"/>
+      <w:r>
+        <w:rPr>
+          <w:rFonts w:ascii="Arial" w:hAnsi="Arial" w:cs="Arial"/>
+          <w:sz w:val="22"/>
+          <w:szCs w:val="22"/>
+        </w:rPr>
+        <w:t>rsq</w:t>
+      </w:r>
+      <w:proofErr w:type="spellEnd"/>
+      <w:r>
+        <w:rPr>
+          <w:rFonts w:ascii="Arial" w:hAnsi="Arial" w:cs="Arial"/>
+          <w:sz w:val="22"/>
+          <w:szCs w:val="22"/>
+        </w:rPr>
+        <w:t>= 0.</w:t>
+      </w:r>
+      <w:r>
+        <w:rPr>
+          <w:rFonts w:ascii="Arial" w:hAnsi="Arial" w:cs="Arial"/>
+          <w:sz w:val="22"/>
+          <w:szCs w:val="22"/>
+        </w:rPr>
+        <w:t>6</w:t>
+      </w:r>
+      <w:r>
+        <w:rPr>
+          <w:rFonts w:ascii="Arial" w:hAnsi="Arial" w:cs="Arial" w:hint="cs"/>
+          <w:sz w:val="22"/>
+          <w:szCs w:val="22"/>
+          <w:rtl/>
+        </w:rPr>
+        <w:t xml:space="preserve">. </w:t>
+      </w:r>
+      <w:r>
+        <w:rPr>
+          <w:rFonts w:ascii="Arial" w:hAnsi="Arial" w:cs="Arial" w:hint="cs"/>
+          <w:sz w:val="22"/>
+          <w:szCs w:val="22"/>
+          <w:rtl/>
+        </w:rPr>
+        <w:t>הביצועים של המודלים על סט אימון והמבחן פחותים על אחת כמה וכמה משיטות ה-</w:t>
+      </w:r>
+      <w:r>
+        <w:rPr>
+          <w:rFonts w:ascii="Arial" w:hAnsi="Arial" w:cs="Arial"/>
+          <w:sz w:val="22"/>
+          <w:szCs w:val="22"/>
+        </w:rPr>
+        <w:t>ensemble trees</w:t>
+      </w:r>
+      <w:r>
+        <w:rPr>
+          <w:rFonts w:ascii="Arial" w:hAnsi="Arial" w:cs="Arial" w:hint="cs"/>
+          <w:sz w:val="22"/>
+          <w:szCs w:val="22"/>
+          <w:rtl/>
+        </w:rPr>
+        <w:t xml:space="preserve"> הקודמות. אם זאת התוצאה המפתיע עולה דווקא כאשר אנו מסתכלים על מקדמי המשתנים (בעזרת הפונקציה שהוצגה בשיעור  </w:t>
+      </w:r>
+      <w:proofErr w:type="spellStart"/>
+      <w:r>
+        <w:rPr>
+          <w:rStyle w:val="FunctionTok"/>
+          <w:rFonts w:ascii="Arial" w:hAnsi="Arial" w:cs="Arial"/>
+          <w:szCs w:val="22"/>
+        </w:rPr>
+        <w:t>plot_glmnet_coef</w:t>
+      </w:r>
+      <w:proofErr w:type="spellEnd"/>
+      <w:r>
+        <w:rPr>
+          <w:rStyle w:val="FunctionTok"/>
+          <w:rFonts w:ascii="Arial" w:hAnsi="Arial" w:cs="Arial"/>
+          <w:szCs w:val="22"/>
+        </w:rPr>
+        <w:t>(</w:t>
+      </w:r>
+      <w:proofErr w:type="spellStart"/>
+      <w:r>
+        <w:rPr>
+          <w:rStyle w:val="FunctionTok"/>
+          <w:rFonts w:ascii="Arial" w:hAnsi="Arial" w:cs="Arial"/>
+          <w:szCs w:val="22"/>
+        </w:rPr>
+        <w:t>lasso_eng</w:t>
+      </w:r>
+      <w:proofErr w:type="spellEnd"/>
+      <w:r>
+        <w:rPr>
+          <w:rStyle w:val="FunctionTok"/>
+          <w:rFonts w:ascii="Arial" w:hAnsi="Arial" w:cs="Arial"/>
+          <w:szCs w:val="22"/>
+        </w:rPr>
+        <w:t xml:space="preserve">, s= </w:t>
+      </w:r>
+      <w:proofErr w:type="spellStart"/>
+      <w:r>
+        <w:rPr>
+          <w:rStyle w:val="FunctionTok"/>
+          <w:rFonts w:ascii="Arial" w:hAnsi="Arial" w:cs="Arial"/>
+          <w:szCs w:val="22"/>
+        </w:rPr>
+        <w:t>penalty_hp$penalty</w:t>
+      </w:r>
+      <w:proofErr w:type="spellEnd"/>
+      <w:r>
+        <w:rPr>
+          <w:rStyle w:val="FunctionTok"/>
+          <w:rFonts w:ascii="Arial" w:hAnsi="Arial" w:cs="Arial"/>
+          <w:szCs w:val="22"/>
+          <w:rtl/>
+        </w:rPr>
+        <w:t>)</w:t>
+      </w:r>
+      <w:r>
+        <w:rPr>
+          <w:rFonts w:ascii="Arial" w:hAnsi="Arial" w:cs="Arial" w:hint="cs"/>
+          <w:sz w:val="22"/>
+          <w:szCs w:val="22"/>
+          <w:rtl/>
+        </w:rPr>
+        <w:t xml:space="preserve">: </w:t>
+      </w:r>
+      <w:r>
+        <w:rPr>
+          <w:rFonts w:ascii="Arial" w:hAnsi="Arial" w:cs="Arial" w:hint="cs"/>
+          <w:sz w:val="22"/>
+          <w:szCs w:val="22"/>
+          <w:rtl/>
+        </w:rPr>
+        <w:t xml:space="preserve"> </w:t>
+      </w:r>
+    </w:p>
+    <w:p>
+      <w:pPr>
+        <w:bidi/>
+        <w:spacing w:line="360" w:lineRule="auto"/>
+        <w:rPr>
+          <w:rFonts w:ascii="Arial" w:hAnsi="Arial" w:cs="Arial" w:hint="cs"/>
+          <w:sz w:val="22"/>
+          <w:szCs w:val="22"/>
+          <w:rtl/>
+        </w:rPr>
+      </w:pPr>
+      <w:r>
+        <w:rPr>
+          <w:rFonts w:ascii="Arial" w:hAnsi="Arial" w:cs="Arial" w:hint="cs"/>
+          <w:sz w:val="22"/>
+          <w:szCs w:val="22"/>
+          <w:rtl/>
+        </w:rPr>
+        <w:t>כאשר מרבית המנבאים שואפים לאפס (אף אחד לא מאופס) המנבאים הטובים ביותר שונים בהחלט מהמודלים הקודמים כאשר המקדמים הגדולים ביותר שייכים ל-</w:t>
+      </w:r>
+      <w:proofErr w:type="spellStart"/>
+      <w:r>
+        <w:rPr>
+          <w:rStyle w:val="FunctionTok"/>
+          <w:rFonts w:ascii="Arial" w:hAnsi="Arial" w:cs="Arial"/>
+          <w:szCs w:val="22"/>
+        </w:rPr>
+        <w:t>gender_M</w:t>
+      </w:r>
+      <w:proofErr w:type="spellEnd"/>
+      <w:r>
+        <w:rPr>
+          <w:rStyle w:val="FunctionTok"/>
+          <w:rFonts w:ascii="Arial" w:hAnsi="Arial" w:cs="Arial" w:hint="cs"/>
+          <w:szCs w:val="22"/>
+          <w:rtl/>
+        </w:rPr>
+        <w:t xml:space="preserve">, </w:t>
+      </w:r>
+      <w:r>
+        <w:rPr>
+          <w:rStyle w:val="FunctionTok"/>
+          <w:rFonts w:ascii="Arial" w:hAnsi="Arial" w:cs="Arial"/>
+          <w:szCs w:val="22"/>
+        </w:rPr>
+        <w:t>engineer</w:t>
+      </w:r>
+      <w:r>
+        <w:rPr>
+          <w:rStyle w:val="FunctionTok"/>
+          <w:rFonts w:ascii="Arial" w:hAnsi="Arial" w:cs="Arial" w:hint="cs"/>
+          <w:szCs w:val="22"/>
+          <w:rtl/>
+        </w:rPr>
+        <w:t xml:space="preserve"> ו-</w:t>
+      </w:r>
+      <w:r>
+        <w:rPr>
+          <w:rStyle w:val="FunctionTok"/>
+          <w:rFonts w:ascii="Arial" w:hAnsi="Arial" w:cs="Arial"/>
+          <w:szCs w:val="22"/>
+        </w:rPr>
+        <w:t>Hetero_sx_X1</w:t>
+      </w:r>
+      <w:r>
+        <w:rPr>
+          <w:rStyle w:val="FunctionTok"/>
+          <w:rFonts w:ascii="Arial" w:hAnsi="Arial" w:cs="Arial" w:hint="cs"/>
+          <w:szCs w:val="22"/>
+          <w:rtl/>
+        </w:rPr>
+        <w:t xml:space="preserve">. </w:t>
+      </w:r>
+      <w:r>
+        <w:rPr>
+          <w:rFonts w:ascii="Arial" w:hAnsi="Arial" w:cs="Arial" w:hint="cs"/>
+          <w:sz w:val="22"/>
+          <w:szCs w:val="22"/>
+          <w:rtl/>
+        </w:rPr>
+        <w:t>מכן עולה תמונה אחרת, כאשר אנו משתמשים ב-</w:t>
+      </w:r>
+      <w:r>
+        <w:rPr>
+          <w:rFonts w:ascii="Arial" w:hAnsi="Arial" w:cs="Arial" w:hint="cs"/>
+          <w:sz w:val="22"/>
+          <w:szCs w:val="22"/>
+        </w:rPr>
+        <w:t xml:space="preserve"> </w:t>
+      </w:r>
+      <w:r>
+        <w:rPr>
+          <w:rFonts w:ascii="Arial" w:hAnsi="Arial" w:cs="Arial"/>
+          <w:sz w:val="22"/>
+          <w:szCs w:val="22"/>
+        </w:rPr>
+        <w:t xml:space="preserve">LASSO </w:t>
+      </w:r>
+      <w:r>
+        <w:rPr>
+          <w:rFonts w:ascii="Arial" w:hAnsi="Arial" w:cs="Arial" w:hint="cs"/>
+          <w:sz w:val="22"/>
+          <w:szCs w:val="22"/>
+          <w:rtl/>
+        </w:rPr>
+        <w:t xml:space="preserve"> ומניחים את הנחות הרגרסיה המתאימות, המנבאים האופטימליים משתנים. משמח לראות כי המשתנה ביצרנו </w:t>
+      </w:r>
+      <w:r>
+        <w:rPr>
+          <w:rStyle w:val="FunctionTok"/>
+          <w:rFonts w:ascii="Arial" w:hAnsi="Arial" w:cs="Arial"/>
+          <w:szCs w:val="22"/>
+        </w:rPr>
+        <w:t>engineer</w:t>
+      </w:r>
+      <w:r>
+        <w:rPr>
+          <w:rStyle w:val="FunctionTok"/>
+          <w:rFonts w:ascii="Arial" w:hAnsi="Arial" w:cs="Arial" w:hint="cs"/>
+          <w:szCs w:val="22"/>
+          <w:rtl/>
+        </w:rPr>
+        <w:t xml:space="preserve"> </w:t>
+      </w:r>
+      <w:r>
+        <w:rPr>
+          <w:rFonts w:ascii="Arial" w:hAnsi="Arial" w:cs="Arial" w:hint="cs"/>
+          <w:sz w:val="22"/>
+          <w:szCs w:val="22"/>
+          <w:rtl/>
+        </w:rPr>
+        <w:t xml:space="preserve">תורם לניבוי באופן משמועתי במודל זה. בנוסף על כך, ניתן להבין את המשמעות של המודל והמקדמים: לגברים בממוצע יש 15 מקרי </w:t>
+      </w:r>
+      <w:proofErr w:type="spellStart"/>
+      <w:r>
+        <w:rPr>
+          <w:rFonts w:ascii="Arial" w:hAnsi="Arial" w:cs="Arial" w:hint="cs"/>
+          <w:sz w:val="22"/>
+          <w:szCs w:val="22"/>
+          <w:rtl/>
+        </w:rPr>
+        <w:t>גוסטינג</w:t>
+      </w:r>
+      <w:proofErr w:type="spellEnd"/>
+      <w:r>
+        <w:rPr>
+          <w:rFonts w:ascii="Arial" w:hAnsi="Arial" w:cs="Arial" w:hint="cs"/>
+          <w:sz w:val="22"/>
+          <w:szCs w:val="22"/>
+          <w:rtl/>
+        </w:rPr>
+        <w:t xml:space="preserve"> פחות</w:t>
+      </w:r>
+      <w:r>
+        <w:rPr>
+          <w:rFonts w:ascii="Arial" w:hAnsi="Arial" w:cs="Arial" w:hint="cs"/>
+          <w:sz w:val="22"/>
+          <w:szCs w:val="22"/>
+          <w:rtl/>
+        </w:rPr>
+        <w:t xml:space="preserve"> בהשוואה לנשים, </w:t>
+      </w:r>
+      <w:r>
+        <w:rPr>
+          <w:rFonts w:ascii="Arial" w:hAnsi="Arial" w:cs="Arial" w:hint="cs"/>
+          <w:sz w:val="22"/>
+          <w:szCs w:val="22"/>
+          <w:rtl/>
+        </w:rPr>
+        <w:t>ל</w:t>
+      </w:r>
+      <w:r>
+        <w:rPr>
+          <w:rFonts w:ascii="Arial" w:hAnsi="Arial" w:cs="Arial" w:hint="cs"/>
+          <w:sz w:val="22"/>
+          <w:szCs w:val="22"/>
+          <w:rtl/>
+        </w:rPr>
+        <w:t>הטרוסקסואלים</w:t>
+      </w:r>
+      <w:r>
+        <w:rPr>
+          <w:rFonts w:ascii="Arial" w:hAnsi="Arial" w:cs="Arial" w:hint="cs"/>
+          <w:sz w:val="22"/>
+          <w:szCs w:val="22"/>
+          <w:rtl/>
+        </w:rPr>
+        <w:t xml:space="preserve"> בממוצע יש 10 מקרי </w:t>
+      </w:r>
+      <w:proofErr w:type="spellStart"/>
+      <w:r>
+        <w:rPr>
+          <w:rFonts w:ascii="Arial" w:hAnsi="Arial" w:cs="Arial" w:hint="cs"/>
+          <w:sz w:val="22"/>
+          <w:szCs w:val="22"/>
+          <w:rtl/>
+        </w:rPr>
+        <w:t>גוסטינג</w:t>
+      </w:r>
+      <w:proofErr w:type="spellEnd"/>
+      <w:r>
+        <w:rPr>
+          <w:rFonts w:ascii="Arial" w:hAnsi="Arial" w:cs="Arial" w:hint="cs"/>
+          <w:sz w:val="22"/>
+          <w:szCs w:val="22"/>
+          <w:rtl/>
+        </w:rPr>
+        <w:t xml:space="preserve"> פחות בהשוואה ללא-</w:t>
+      </w:r>
+      <w:r>
+        <w:rPr>
+          <w:rFonts w:ascii="Arial" w:hAnsi="Arial" w:cs="Arial" w:hint="cs"/>
+          <w:sz w:val="22"/>
+          <w:szCs w:val="22"/>
+          <w:rtl/>
+        </w:rPr>
+        <w:t>הטרוסקסואלים</w:t>
+      </w:r>
+      <w:r>
+        <w:rPr>
+          <w:rFonts w:ascii="Arial" w:hAnsi="Arial" w:cs="Arial" w:hint="cs"/>
+          <w:sz w:val="22"/>
+          <w:szCs w:val="22"/>
+          <w:rtl/>
+        </w:rPr>
+        <w:t>, וככל ש</w:t>
+      </w:r>
+      <w:r>
+        <w:rPr>
+          <w:rFonts w:ascii="Arial" w:hAnsi="Arial" w:cs="Arial" w:hint="cs"/>
+          <w:sz w:val="22"/>
+          <w:szCs w:val="22"/>
+          <w:rtl/>
+        </w:rPr>
+        <w:t xml:space="preserve">למשתמש יש </w:t>
+      </w:r>
+      <w:r>
+        <w:rPr>
+          <w:rFonts w:ascii="Arial" w:hAnsi="Arial" w:cs="Arial" w:hint="cs"/>
+          <w:sz w:val="22"/>
+          <w:szCs w:val="22"/>
+          <w:rtl/>
+        </w:rPr>
+        <w:t xml:space="preserve">מקצוע </w:t>
+      </w:r>
+      <w:r>
+        <w:rPr>
+          <w:rFonts w:ascii="Arial" w:hAnsi="Arial" w:cs="Arial" w:hint="cs"/>
+          <w:sz w:val="22"/>
+          <w:szCs w:val="22"/>
+          <w:rtl/>
+        </w:rPr>
+        <w:t>ש</w:t>
+      </w:r>
+      <w:r>
+        <w:rPr>
+          <w:rFonts w:ascii="Arial" w:hAnsi="Arial" w:cs="Arial" w:hint="cs"/>
+          <w:sz w:val="22"/>
+          <w:szCs w:val="22"/>
+          <w:rtl/>
+        </w:rPr>
+        <w:t>קרוב</w:t>
+      </w:r>
+      <w:r>
+        <w:rPr>
+          <w:rFonts w:ascii="Arial" w:hAnsi="Arial" w:cs="Arial" w:hint="cs"/>
+          <w:sz w:val="22"/>
+          <w:szCs w:val="22"/>
+          <w:rtl/>
+        </w:rPr>
+        <w:t xml:space="preserve"> יותר סמנטי</w:t>
+      </w:r>
+      <w:r>
+        <w:rPr>
+          <w:rFonts w:ascii="Arial" w:hAnsi="Arial" w:cs="Arial" w:hint="cs"/>
+          <w:sz w:val="22"/>
+          <w:szCs w:val="22"/>
+          <w:rtl/>
+        </w:rPr>
+        <w:t>ת</w:t>
+      </w:r>
+      <w:r>
+        <w:rPr>
+          <w:rFonts w:ascii="Arial" w:hAnsi="Arial" w:cs="Arial" w:hint="cs"/>
+          <w:sz w:val="22"/>
+          <w:szCs w:val="22"/>
+          <w:rtl/>
+        </w:rPr>
+        <w:t xml:space="preserve"> למילה ׳</w:t>
+      </w:r>
+      <w:r>
+        <w:rPr>
+          <w:rFonts w:ascii="Arial" w:hAnsi="Arial" w:cs="Arial"/>
+          <w:sz w:val="22"/>
+          <w:szCs w:val="22"/>
+        </w:rPr>
+        <w:t>engineer</w:t>
+      </w:r>
+      <w:r>
+        <w:rPr>
+          <w:rFonts w:ascii="Arial" w:hAnsi="Arial" w:cs="Arial" w:hint="cs"/>
+          <w:sz w:val="22"/>
+          <w:szCs w:val="22"/>
+          <w:rtl/>
+        </w:rPr>
+        <w:t xml:space="preserve">׳ </w:t>
+      </w:r>
+      <w:r>
+        <w:rPr>
+          <w:rFonts w:ascii="Arial" w:hAnsi="Arial" w:cs="Arial" w:hint="cs"/>
+          <w:sz w:val="22"/>
+          <w:szCs w:val="22"/>
+          <w:rtl/>
+        </w:rPr>
+        <w:t xml:space="preserve">כך הוא נוטה פחות לעשות </w:t>
+      </w:r>
+      <w:proofErr w:type="spellStart"/>
+      <w:r>
+        <w:rPr>
+          <w:rFonts w:ascii="Arial" w:hAnsi="Arial" w:cs="Arial" w:hint="cs"/>
+          <w:sz w:val="22"/>
+          <w:szCs w:val="22"/>
+          <w:rtl/>
+        </w:rPr>
+        <w:t>גוסטינג</w:t>
+      </w:r>
+      <w:proofErr w:type="spellEnd"/>
+      <w:r>
+        <w:rPr>
+          <w:rFonts w:ascii="Arial" w:hAnsi="Arial" w:cs="Arial" w:hint="cs"/>
+          <w:sz w:val="22"/>
+          <w:szCs w:val="22"/>
+          <w:rtl/>
+        </w:rPr>
+        <w:t xml:space="preserve">. </w:t>
+      </w:r>
+    </w:p>
+    <w:p>
+      <w:pPr>
+        <w:bidi/>
+        <w:spacing w:line="360" w:lineRule="auto"/>
+        <w:rPr>
+          <w:rFonts w:ascii="Arial" w:hAnsi="Arial" w:cs="Arial"/>
+          <w:sz w:val="22"/>
+          <w:szCs w:val="22"/>
+          <w:rtl/>
+        </w:rPr>
+      </w:pPr>
+    </w:p>
+    <w:p>
+      <w:pPr>
+        <w:bidi/>
+        <w:spacing w:line="360" w:lineRule="auto"/>
+        <w:rPr>
+          <w:rFonts w:ascii="Arial" w:hAnsi="Arial" w:cs="Arial" w:hint="cs"/>
+          <w:sz w:val="22"/>
+          <w:szCs w:val="22"/>
+          <w:rtl/>
+        </w:rPr>
+      </w:pPr>
+    </w:p>
+    <w:p>
+      <w:pPr>
+        <w:bidi/>
+        <w:spacing w:line="360" w:lineRule="auto"/>
+        <w:rPr>
+          <w:rFonts w:ascii="Arial" w:hAnsi="Arial" w:cs="Arial" w:hint="cs"/>
+          <w:sz w:val="22"/>
+          <w:szCs w:val="22"/>
+          <w:rtl/>
+        </w:rPr>
+      </w:pPr>
     </w:p>
     <w:sectPr>
       <w:pgSz w:w="12240" w:h="15840"/>

--- a/ML_FINAL.docx
+++ b/ML_FINAL.docx
@@ -102,19 +102,8 @@
           <w:szCs w:val="22"/>
           <w:rtl/>
         </w:rPr>
-        <w:t xml:space="preserve">את מאגר הנתונים לקחנו מתוך האתר </w:t>
-      </w:r>
-      <w:proofErr w:type="spellStart"/>
-      <w:r>
-        <w:rPr>
-          <w:rFonts w:ascii="Arial" w:hAnsi="Arial" w:cs="Arial"/>
-          <w:sz w:val="22"/>
-          <w:szCs w:val="22"/>
-          <w:rtl/>
-        </w:rPr>
-        <w:t>kaggle</w:t>
-      </w:r>
-      <w:proofErr w:type="spellEnd"/>
+        <w:t>את מאגר הנתונים לקחנו מתוך האתר kaggle</w:t>
+      </w:r>
       <w:r>
         <w:rPr>
           <w:rFonts w:ascii="Arial" w:hAnsi="Arial" w:cs="Arial"/>
@@ -185,126 +174,16 @@
           <w:szCs w:val="22"/>
           <w:rtl/>
         </w:rPr>
-        <w:t xml:space="preserve">סט הנתונים כולל מידע שנאסף מ-1,209 משתמשים באפליקציית </w:t>
-      </w:r>
-      <w:proofErr w:type="spellStart"/>
-      <w:r>
-        <w:rPr>
-          <w:rFonts w:ascii="Arial" w:hAnsi="Arial" w:cs="Arial"/>
-          <w:sz w:val="22"/>
-          <w:szCs w:val="22"/>
-          <w:rtl/>
-        </w:rPr>
-        <w:t>טינדר</w:t>
-      </w:r>
-      <w:proofErr w:type="spellEnd"/>
-      <w:r>
-        <w:rPr>
-          <w:rFonts w:ascii="Arial" w:hAnsi="Arial" w:cs="Arial"/>
-          <w:sz w:val="22"/>
-          <w:szCs w:val="22"/>
-          <w:rtl/>
-        </w:rPr>
-        <w:t>, ומכיל 31 עמודות המתארות פרטים דמוגרפיים והתנהגותיים: למשל מספר פתיחות של האפליקציה (</w:t>
-      </w:r>
-      <w:proofErr w:type="spellStart"/>
-      <w:r>
-        <w:rPr>
-          <w:rFonts w:ascii="Arial" w:hAnsi="Arial" w:cs="Arial"/>
-          <w:sz w:val="22"/>
-          <w:szCs w:val="22"/>
-          <w:rtl/>
-        </w:rPr>
-        <w:t>sum_app_opens</w:t>
-      </w:r>
-      <w:proofErr w:type="spellEnd"/>
-      <w:r>
-        <w:rPr>
-          <w:rFonts w:ascii="Arial" w:hAnsi="Arial" w:cs="Arial"/>
-          <w:sz w:val="22"/>
-          <w:szCs w:val="22"/>
-          <w:rtl/>
-        </w:rPr>
-        <w:t>) מספר ימים בהם המשתמש פעיל (</w:t>
-      </w:r>
-      <w:proofErr w:type="spellStart"/>
-      <w:r>
-        <w:rPr>
-          <w:rFonts w:ascii="Arial" w:hAnsi="Arial" w:cs="Arial"/>
-          <w:sz w:val="22"/>
-          <w:szCs w:val="22"/>
-          <w:rtl/>
-        </w:rPr>
-        <w:t>no_of_days</w:t>
-      </w:r>
-      <w:proofErr w:type="spellEnd"/>
-      <w:r>
-        <w:rPr>
-          <w:rFonts w:ascii="Arial" w:hAnsi="Arial" w:cs="Arial"/>
-          <w:sz w:val="22"/>
-          <w:szCs w:val="22"/>
-          <w:rtl/>
-        </w:rPr>
-        <w:t>) מספר ההתכתבויות הכללי (</w:t>
-      </w:r>
-      <w:proofErr w:type="spellStart"/>
-      <w:r>
-        <w:rPr>
-          <w:rFonts w:ascii="Arial" w:hAnsi="Arial" w:cs="Arial"/>
-          <w:sz w:val="22"/>
-          <w:szCs w:val="22"/>
-          <w:rtl/>
-        </w:rPr>
-        <w:t>nrOfConversations</w:t>
-      </w:r>
-      <w:proofErr w:type="spellEnd"/>
-      <w:r>
-        <w:rPr>
-          <w:rFonts w:ascii="Arial" w:hAnsi="Arial" w:cs="Arial"/>
-          <w:sz w:val="22"/>
-          <w:szCs w:val="22"/>
-          <w:rtl/>
-        </w:rPr>
-        <w:t xml:space="preserve">) </w:t>
-      </w:r>
-      <w:proofErr w:type="spellStart"/>
-      <w:r>
-        <w:rPr>
-          <w:rFonts w:ascii="Arial" w:hAnsi="Arial" w:cs="Arial"/>
-          <w:sz w:val="22"/>
-          <w:szCs w:val="22"/>
-          <w:rtl/>
-        </w:rPr>
-        <w:t>וכדומה.עבודה</w:t>
-      </w:r>
-      <w:proofErr w:type="spellEnd"/>
-      <w:r>
-        <w:rPr>
-          <w:rFonts w:ascii="Arial" w:hAnsi="Arial" w:cs="Arial"/>
-          <w:sz w:val="22"/>
-          <w:szCs w:val="22"/>
-          <w:rtl/>
-        </w:rPr>
-        <w:t xml:space="preserve"> זו תבחן האם </w:t>
-      </w:r>
-      <w:r>
-        <w:rPr>
-          <w:rFonts w:ascii="Arial" w:hAnsi="Arial" w:cs="Arial"/>
-          <w:sz w:val="22"/>
-          <w:szCs w:val="22"/>
-          <w:rtl/>
-        </w:rPr>
-        <w:t xml:space="preserve">מספר פעמי </w:t>
-      </w:r>
-      <w:proofErr w:type="spellStart"/>
-      <w:r>
-        <w:rPr>
-          <w:rFonts w:ascii="Arial" w:hAnsi="Arial" w:cs="Arial"/>
-          <w:sz w:val="22"/>
-          <w:szCs w:val="22"/>
-          <w:rtl/>
-        </w:rPr>
-        <w:t>ה</w:t>
+        <w:t xml:space="preserve">סט הנתונים כולל מידע שנאסף מ-1,209 משתמשים באפליקציית טינדר, ומכיל 31 עמודות המתארות פרטים דמוגרפיים והתנהגותיים: למשל מספר פתיחות של האפליקציה (sum_app_opens) מספר ימים בהם המשתמש פעיל (no_of_days) מספר ההתכתבויות הכללי (nrOfConversations) וכדומה.עבודה זו תבחן האם </w:t>
+      </w:r>
+      <w:r>
+        <w:rPr>
+          <w:rFonts w:ascii="Arial" w:hAnsi="Arial" w:cs="Arial"/>
+          <w:sz w:val="22"/>
+          <w:szCs w:val="22"/>
+          <w:rtl/>
+        </w:rPr>
+        <w:t>מספר פעמי ה</w:t>
       </w:r>
       <w:r>
         <w:rPr>
@@ -315,7 +194,6 @@
         </w:rPr>
         <w:t>גוסטינג</w:t>
       </w:r>
-      <w:proofErr w:type="spellEnd"/>
       <w:r>
         <w:rPr>
           <w:rFonts w:ascii="Arial" w:hAnsi="Arial" w:cs="Arial"/>
@@ -369,7 +247,6 @@
         </w:rPr>
         <w:t>(</w:t>
       </w:r>
-      <w:proofErr w:type="spellStart"/>
       <w:r>
         <w:rPr>
           <w:rFonts w:ascii="Arial" w:hAnsi="Arial" w:cs="Arial"/>
@@ -378,7 +255,6 @@
         </w:rPr>
         <w:t>nrOfGhostingsAfterInitialMessage</w:t>
       </w:r>
-      <w:proofErr w:type="spellEnd"/>
       <w:r>
         <w:rPr>
           <w:rFonts w:ascii="Arial" w:hAnsi="Arial" w:cs="Arial"/>
@@ -470,18 +346,8 @@
           <w:sz w:val="22"/>
           <w:szCs w:val="22"/>
         </w:rPr>
-        <w:t xml:space="preserve"> </w:t>
-      </w:r>
-      <w:proofErr w:type="spellStart"/>
-      <w:r>
-        <w:rPr>
-          <w:rFonts w:ascii="Arial" w:hAnsi="Arial" w:cs="Arial"/>
-          <w:sz w:val="22"/>
-          <w:szCs w:val="22"/>
-        </w:rPr>
-        <w:t>sum_app_opens</w:t>
-      </w:r>
-      <w:proofErr w:type="spellEnd"/>
+        <w:t xml:space="preserve"> sum_app_opens</w:t>
+      </w:r>
       <w:r>
         <w:rPr>
           <w:rFonts w:ascii="Arial" w:hAnsi="Arial" w:cs="Arial"/>
@@ -508,7 +374,6 @@
         </w:rPr>
         <w:t>׳</w:t>
       </w:r>
-      <w:proofErr w:type="spellStart"/>
       <w:r>
         <w:rPr>
           <w:rFonts w:ascii="Arial" w:hAnsi="Arial" w:cs="Arial"/>
@@ -517,7 +382,6 @@
         </w:rPr>
         <w:t>swipe_likes</w:t>
       </w:r>
-      <w:proofErr w:type="spellEnd"/>
       <w:r>
         <w:rPr>
           <w:rFonts w:ascii="Arial" w:hAnsi="Arial" w:cs="Arial"/>
@@ -544,7 +408,6 @@
         </w:rPr>
         <w:t>, ׳</w:t>
       </w:r>
-      <w:proofErr w:type="spellStart"/>
       <w:r>
         <w:rPr>
           <w:rFonts w:ascii="Arial" w:hAnsi="Arial" w:cs="Arial"/>
@@ -553,7 +416,6 @@
         </w:rPr>
         <w:t>swipe_passes</w:t>
       </w:r>
-      <w:proofErr w:type="spellEnd"/>
       <w:r>
         <w:rPr>
           <w:rFonts w:ascii="Arial" w:hAnsi="Arial" w:cs="Arial"/>
@@ -653,18 +515,8 @@
           <w:sz w:val="22"/>
           <w:szCs w:val="22"/>
         </w:rPr>
-        <w:t xml:space="preserve"> </w:t>
-      </w:r>
-      <w:proofErr w:type="spellStart"/>
-      <w:r>
-        <w:rPr>
-          <w:rFonts w:ascii="Arial" w:hAnsi="Arial" w:cs="Arial"/>
-          <w:sz w:val="22"/>
-          <w:szCs w:val="22"/>
-        </w:rPr>
-        <w:t>medianConversationLength</w:t>
-      </w:r>
-      <w:proofErr w:type="spellEnd"/>
+        <w:t xml:space="preserve"> medianConversationLength</w:t>
+      </w:r>
       <w:r>
         <w:rPr>
           <w:rFonts w:ascii="Arial" w:hAnsi="Arial" w:cs="Arial"/>
@@ -681,29 +533,8 @@
           <w:szCs w:val="22"/>
           <w:rtl/>
         </w:rPr>
-        <w:t xml:space="preserve">  בנוסף על כך, יצרנו את משתנה בינארי אשר מעיד האם המשתמש הוא </w:t>
-      </w:r>
-      <w:proofErr w:type="spellStart"/>
-      <w:r>
-        <w:rPr>
-          <w:rFonts w:ascii="Arial" w:hAnsi="Arial" w:cs="Arial"/>
-          <w:sz w:val="22"/>
-          <w:szCs w:val="22"/>
-          <w:rtl/>
-        </w:rPr>
-        <w:t>הטראוסקסואלי</w:t>
-      </w:r>
-      <w:proofErr w:type="spellEnd"/>
-      <w:r>
-        <w:rPr>
-          <w:rFonts w:ascii="Arial" w:hAnsi="Arial" w:cs="Arial"/>
-          <w:sz w:val="22"/>
-          <w:szCs w:val="22"/>
-          <w:rtl/>
-        </w:rPr>
-        <w:t xml:space="preserve"> או לא, בשם </w:t>
-      </w:r>
-      <w:proofErr w:type="spellStart"/>
+        <w:t xml:space="preserve">  בנוסף על כך, יצרנו את משתנה בינארי אשר מעיד האם המשתמש הוא הטראוסקסואלי או לא, בשם </w:t>
+      </w:r>
       <w:r>
         <w:rPr>
           <w:rFonts w:ascii="Arial" w:hAnsi="Arial" w:cs="Arial"/>
@@ -712,7 +543,6 @@
         </w:rPr>
         <w:t>hetero_sx</w:t>
       </w:r>
-      <w:proofErr w:type="spellEnd"/>
       <w:r>
         <w:rPr>
           <w:rFonts w:ascii="Arial" w:hAnsi="Arial" w:cs="Arial"/>
@@ -722,7 +552,6 @@
         </w:rPr>
         <w:t xml:space="preserve">, והסרנו את המשתנה </w:t>
       </w:r>
-      <w:proofErr w:type="spellStart"/>
       <w:r>
         <w:rPr>
           <w:rFonts w:ascii="Arial" w:hAnsi="Arial" w:cs="Arial"/>
@@ -731,7 +560,6 @@
         </w:rPr>
         <w:t>interestedIn</w:t>
       </w:r>
-      <w:proofErr w:type="spellEnd"/>
       <w:r>
         <w:rPr>
           <w:rFonts w:ascii="Arial" w:hAnsi="Arial" w:cs="Arial"/>
@@ -797,25 +625,7 @@
           <w:sz w:val="22"/>
           <w:szCs w:val="22"/>
         </w:rPr>
-        <w:t>'</w:t>
-      </w:r>
-      <w:proofErr w:type="spellStart"/>
-      <w:r>
-        <w:rPr>
-          <w:rFonts w:ascii="Arial" w:hAnsi="Arial" w:cs="Arial"/>
-          <w:sz w:val="22"/>
-          <w:szCs w:val="22"/>
-        </w:rPr>
-        <w:t>ageFilterMax</w:t>
-      </w:r>
-      <w:proofErr w:type="spellEnd"/>
-      <w:r>
-        <w:rPr>
-          <w:rFonts w:ascii="Arial" w:hAnsi="Arial" w:cs="Arial"/>
-          <w:sz w:val="22"/>
-          <w:szCs w:val="22"/>
-        </w:rPr>
-        <w:t>'</w:t>
+        <w:t>'ageFilterMax'</w:t>
       </w:r>
       <w:r>
         <w:rPr>
@@ -869,25 +679,7 @@
           <w:sz w:val="22"/>
           <w:szCs w:val="22"/>
         </w:rPr>
-        <w:t xml:space="preserve"> </w:t>
-      </w:r>
-      <w:proofErr w:type="spellStart"/>
-      <w:r>
-        <w:rPr>
-          <w:rFonts w:ascii="Arial" w:hAnsi="Arial" w:cs="Arial"/>
-          <w:sz w:val="22"/>
-          <w:szCs w:val="22"/>
-        </w:rPr>
-        <w:t>nrOfGhostingsAfterInitialMessage</w:t>
-      </w:r>
-      <w:proofErr w:type="spellEnd"/>
-      <w:r>
-        <w:rPr>
-          <w:rFonts w:ascii="Arial" w:hAnsi="Arial" w:cs="Arial"/>
-          <w:sz w:val="22"/>
-          <w:szCs w:val="22"/>
-        </w:rPr>
-        <w:t xml:space="preserve"> </w:t>
+        <w:t xml:space="preserve"> nrOfGhostingsAfterInitialMessage </w:t>
       </w:r>
       <w:r>
         <w:rPr>
@@ -1185,7 +977,6 @@
         </w:rPr>
         <w:t xml:space="preserve"> בין ה-</w:t>
       </w:r>
-      <w:proofErr w:type="spellStart"/>
       <w:r>
         <w:rPr>
           <w:rStyle w:val="CommentTok"/>
@@ -1196,7 +987,6 @@
         </w:rPr>
         <w:t>jobTitle</w:t>
       </w:r>
-      <w:proofErr w:type="spellEnd"/>
       <w:r>
         <w:rPr>
           <w:rStyle w:val="CommentTok"/>
@@ -1268,19 +1058,7 @@
           <w:shd w:val="clear" w:color="auto" w:fill="auto"/>
           <w:rtl/>
         </w:rPr>
-        <w:t xml:space="preserve">לציון כי ההחלטה זו הקטינה לנו משמעותית את גודל סט הנתונים שלנו (ל-576 משתמשים שדה זה היה ריק) והותירה אותנו עם 335 בלבד. נדון בהיבט זה בסוף העבודה לאחר </w:t>
-      </w:r>
-      <w:proofErr w:type="spellStart"/>
-      <w:r>
-        <w:rPr>
-          <w:rStyle w:val="CommentTok"/>
-          <w:rFonts w:ascii="Arial" w:hAnsi="Arial" w:cs="Arial"/>
-          <w:color w:val="auto"/>
-          <w:szCs w:val="22"/>
-          <w:shd w:val="clear" w:color="auto" w:fill="auto"/>
-          <w:rtl/>
-        </w:rPr>
-        <w:t>ש</w:t>
+        <w:t>לציון כי ההחלטה זו הקטינה לנו משמעותית את גודל סט הנתונים שלנו (ל-576 משתמשים שדה זה היה ריק) והותירה אותנו עם 335 בלבד. נדון בהיבט זה בסוף העבודה לאחר ש</w:t>
       </w:r>
       <w:r>
         <w:rPr>
@@ -1302,19 +1080,7 @@
           <w:shd w:val="clear" w:color="auto" w:fill="auto"/>
           <w:rtl/>
         </w:rPr>
-        <w:t>אמוד</w:t>
-      </w:r>
-      <w:proofErr w:type="spellEnd"/>
-      <w:r>
-        <w:rPr>
-          <w:rStyle w:val="CommentTok"/>
-          <w:rFonts w:ascii="Arial" w:hAnsi="Arial" w:cs="Arial"/>
-          <w:color w:val="auto"/>
-          <w:szCs w:val="22"/>
-          <w:shd w:val="clear" w:color="auto" w:fill="auto"/>
-          <w:rtl/>
-        </w:rPr>
-        <w:t xml:space="preserve"> את מידת התרומה של משתנה זה לניבוי. </w:t>
+        <w:t xml:space="preserve">אמוד את מידת התרומה של משתנה זה לניבוי. </w:t>
       </w:r>
       <w:r>
         <w:rPr>
@@ -1352,7 +1118,6 @@
         </w:rPr>
         <w:t xml:space="preserve">תחת ההנחה כי משתמשים שערכם במשתנה </w:t>
       </w:r>
-      <w:proofErr w:type="spellStart"/>
       <w:r>
         <w:rPr>
           <w:rStyle w:val="CommentTok"/>
@@ -1363,7 +1128,6 @@
         </w:rPr>
         <w:t>jobTitle</w:t>
       </w:r>
-      <w:proofErr w:type="spellEnd"/>
       <w:r>
         <w:rPr>
           <w:rStyle w:val="CommentTok"/>
@@ -1492,7 +1256,6 @@
         </w:rPr>
         <w:t xml:space="preserve">. המודל שבחרנו הוא מסוג </w:t>
       </w:r>
-      <w:proofErr w:type="spellStart"/>
       <w:r>
         <w:rPr>
           <w:rStyle w:val="NormalTok"/>
@@ -1501,7 +1264,6 @@
         </w:rPr>
         <w:t>GloVe</w:t>
       </w:r>
-      <w:proofErr w:type="spellEnd"/>
       <w:r>
         <w:rPr>
           <w:rStyle w:val="CommentTok"/>
@@ -1612,18 +1374,8 @@
           <w:rFonts w:ascii="Arial" w:hAnsi="Arial" w:cs="Arial"/>
           <w:szCs w:val="22"/>
         </w:rPr>
-        <w:t xml:space="preserve"> </w:t>
-      </w:r>
-      <w:proofErr w:type="spellStart"/>
-      <w:r>
-        <w:rPr>
-          <w:rStyle w:val="NormalTok"/>
-          <w:rFonts w:ascii="Arial" w:hAnsi="Arial" w:cs="Arial"/>
-          <w:szCs w:val="22"/>
-        </w:rPr>
-        <w:t>GloVe</w:t>
-      </w:r>
-      <w:proofErr w:type="spellEnd"/>
+        <w:t xml:space="preserve"> GloVe</w:t>
+      </w:r>
       <w:r>
         <w:rPr>
           <w:rStyle w:val="CommentTok"/>
@@ -1641,61 +1393,7 @@
           <w:rFonts w:ascii="Arial" w:hAnsi="Arial" w:cs="Arial"/>
           <w:szCs w:val="22"/>
         </w:rPr>
-        <w:t>"</w:t>
-      </w:r>
-      <w:proofErr w:type="spellStart"/>
-      <w:r>
-        <w:rPr>
-          <w:rStyle w:val="CommentTok"/>
-          <w:rFonts w:ascii="Arial" w:hAnsi="Arial" w:cs="Arial"/>
-          <w:szCs w:val="22"/>
-        </w:rPr>
-        <w:t>programmerare</w:t>
-      </w:r>
-      <w:proofErr w:type="spellEnd"/>
-      <w:r>
-        <w:rPr>
-          <w:rStyle w:val="CommentTok"/>
-          <w:rFonts w:ascii="Arial" w:hAnsi="Arial" w:cs="Arial"/>
-          <w:szCs w:val="22"/>
-        </w:rPr>
-        <w:t>", "</w:t>
-      </w:r>
-      <w:proofErr w:type="spellStart"/>
-      <w:r>
-        <w:rPr>
-          <w:rStyle w:val="CommentTok"/>
-          <w:rFonts w:ascii="Arial" w:hAnsi="Arial" w:cs="Arial"/>
-          <w:szCs w:val="22"/>
-        </w:rPr>
-        <w:t>salesperon</w:t>
-      </w:r>
-      <w:proofErr w:type="spellEnd"/>
-      <w:r>
-        <w:rPr>
-          <w:rStyle w:val="CommentTok"/>
-          <w:rFonts w:ascii="Arial" w:hAnsi="Arial" w:cs="Arial"/>
-          <w:szCs w:val="22"/>
-        </w:rPr>
-        <w:t>" "</w:t>
-      </w:r>
-      <w:proofErr w:type="spellStart"/>
-      <w:r>
-        <w:rPr>
-          <w:rStyle w:val="CommentTok"/>
-          <w:rFonts w:ascii="Arial" w:hAnsi="Arial" w:cs="Arial"/>
-          <w:szCs w:val="22"/>
-        </w:rPr>
-        <w:t>rechtsreferendar</w:t>
-      </w:r>
-      <w:proofErr w:type="spellEnd"/>
-      <w:r>
-        <w:rPr>
-          <w:rStyle w:val="CommentTok"/>
-          <w:rFonts w:ascii="Arial" w:hAnsi="Arial" w:cs="Arial"/>
-          <w:szCs w:val="22"/>
-        </w:rPr>
-        <w:t>".</w:t>
+        <w:t>"programmerare", "salesperon" "rechtsreferendar".</w:t>
       </w:r>
       <w:r>
         <w:rPr>
@@ -2367,31 +2065,7 @@
           <w:shd w:val="clear" w:color="auto" w:fill="auto"/>
           <w:rtl/>
         </w:rPr>
-        <w:t xml:space="preserve"> אנו </w:t>
-      </w:r>
-      <w:proofErr w:type="spellStart"/>
-      <w:r>
-        <w:rPr>
-          <w:rStyle w:val="CommentTok"/>
-          <w:rFonts w:ascii="Arial" w:hAnsi="Arial" w:cs="Arial" w:hint="cs"/>
-          <w:color w:val="auto"/>
-          <w:szCs w:val="22"/>
-          <w:shd w:val="clear" w:color="auto" w:fill="auto"/>
-          <w:rtl/>
-        </w:rPr>
-        <w:t>נאמוד</w:t>
-      </w:r>
-      <w:proofErr w:type="spellEnd"/>
-      <w:r>
-        <w:rPr>
-          <w:rStyle w:val="CommentTok"/>
-          <w:rFonts w:ascii="Arial" w:hAnsi="Arial" w:cs="Arial" w:hint="cs"/>
-          <w:color w:val="auto"/>
-          <w:szCs w:val="22"/>
-          <w:shd w:val="clear" w:color="auto" w:fill="auto"/>
-          <w:rtl/>
-        </w:rPr>
-        <w:t xml:space="preserve"> את שלושת המודלים בעזרת </w:t>
+        <w:t xml:space="preserve"> אנו נאמוד את שלושת המודלים בעזרת </w:t>
       </w:r>
       <w:r>
         <w:rPr>
@@ -2498,31 +2172,7 @@
           <w:shd w:val="clear" w:color="auto" w:fill="auto"/>
           <w:rtl/>
         </w:rPr>
-        <w:t xml:space="preserve">המתכון </w:t>
-      </w:r>
-      <w:proofErr w:type="spellStart"/>
-      <w:r>
-        <w:rPr>
-          <w:rStyle w:val="CommentTok"/>
-          <w:rFonts w:ascii="Arial" w:hAnsi="Arial" w:cs="Arial" w:hint="cs"/>
-          <w:color w:val="auto"/>
-          <w:szCs w:val="22"/>
-          <w:shd w:val="clear" w:color="auto" w:fill="auto"/>
-          <w:rtl/>
-        </w:rPr>
-        <w:t>ישאר</w:t>
-      </w:r>
-      <w:proofErr w:type="spellEnd"/>
-      <w:r>
-        <w:rPr>
-          <w:rStyle w:val="CommentTok"/>
-          <w:rFonts w:ascii="Arial" w:hAnsi="Arial" w:cs="Arial" w:hint="cs"/>
-          <w:color w:val="auto"/>
-          <w:szCs w:val="22"/>
-          <w:shd w:val="clear" w:color="auto" w:fill="auto"/>
-          <w:rtl/>
-        </w:rPr>
-        <w:t xml:space="preserve"> קבוע עבור כלל המודלים בהם הורדנו משתנים שלא מעניינים אותנו </w:t>
+        <w:t xml:space="preserve">המתכון ישאר קבוע עבור כלל המודלים בהם הורדנו משתנים שלא מעניינים אותנו </w:t>
       </w:r>
       <w:r>
         <w:rPr>
@@ -2541,50 +2191,64 @@
         </w:rPr>
         <w:t xml:space="preserve"> </w:t>
       </w:r>
-      <w:proofErr w:type="spellStart"/>
       <w:r>
         <w:rPr>
           <w:rStyle w:val="NormalTok"/>
           <w:rFonts w:ascii="Arial" w:hAnsi="Arial" w:cs="Arial"/>
           <w:szCs w:val="22"/>
         </w:rPr>
-        <w:t>cityName</w:t>
-      </w:r>
-      <w:proofErr w:type="spellEnd"/>
+        <w:t>cityName,</w:t>
+      </w:r>
+      <w:r>
+        <w:rPr>
+          <w:rFonts w:ascii="Arial" w:hAnsi="Arial" w:cs="Arial" w:hint="cs"/>
+          <w:sz w:val="22"/>
+          <w:szCs w:val="22"/>
+          <w:rtl/>
+        </w:rPr>
+        <w:t xml:space="preserve"> </w:t>
+      </w:r>
       <w:r>
         <w:rPr>
           <w:rStyle w:val="NormalTok"/>
           <w:rFonts w:ascii="Arial" w:hAnsi="Arial" w:cs="Arial"/>
           <w:szCs w:val="22"/>
         </w:rPr>
-        <w:t>,</w:t>
-      </w:r>
-      <w:r>
-        <w:rPr>
-          <w:rFonts w:ascii="Arial" w:hAnsi="Arial" w:cs="Arial" w:hint="cs"/>
-          <w:sz w:val="22"/>
-          <w:szCs w:val="22"/>
-          <w:rtl/>
-        </w:rPr>
-        <w:t xml:space="preserve"> </w:t>
-      </w:r>
-      <w:proofErr w:type="spellStart"/>
+        <w:t>createDate,</w:t>
+      </w:r>
+      <w:r>
+        <w:rPr>
+          <w:rFonts w:ascii="Arial" w:hAnsi="Arial" w:cs="Arial" w:hint="cs"/>
+          <w:sz w:val="22"/>
+          <w:szCs w:val="22"/>
+          <w:rtl/>
+        </w:rPr>
+        <w:t xml:space="preserve"> </w:t>
+      </w:r>
       <w:r>
         <w:rPr>
           <w:rStyle w:val="NormalTok"/>
           <w:rFonts w:ascii="Arial" w:hAnsi="Arial" w:cs="Arial"/>
           <w:szCs w:val="22"/>
         </w:rPr>
-        <w:t>createDate</w:t>
-      </w:r>
-      <w:proofErr w:type="spellEnd"/>
+        <w:t>education,</w:t>
+      </w:r>
+      <w:r>
+        <w:rPr>
+          <w:rFonts w:ascii="Arial" w:hAnsi="Arial" w:cs="Arial" w:hint="cs"/>
+          <w:sz w:val="22"/>
+          <w:szCs w:val="22"/>
+          <w:rtl/>
+        </w:rPr>
+        <w:t xml:space="preserve"> </w:t>
+      </w:r>
       <w:r>
         <w:rPr>
           <w:rStyle w:val="NormalTok"/>
           <w:rFonts w:ascii="Arial" w:hAnsi="Arial" w:cs="Arial"/>
           <w:szCs w:val="22"/>
         </w:rPr>
-        <w:t>,</w:t>
+        <w:t>jobTitle,</w:t>
       </w:r>
       <w:r>
         <w:rPr>
@@ -2601,109 +2265,165 @@
           <w:rFonts w:ascii="Arial" w:hAnsi="Arial" w:cs="Arial"/>
           <w:szCs w:val="22"/>
         </w:rPr>
-        <w:t>education,</w:t>
-      </w:r>
-      <w:r>
-        <w:rPr>
-          <w:rFonts w:ascii="Arial" w:hAnsi="Arial" w:cs="Arial" w:hint="cs"/>
-          <w:sz w:val="22"/>
-          <w:szCs w:val="22"/>
-          <w:rtl/>
-        </w:rPr>
-        <w:t xml:space="preserve"> </w:t>
-      </w:r>
-      <w:proofErr w:type="spellStart"/>
+        <w:t>X_id,</w:t>
+      </w:r>
+      <w:r>
+        <w:rPr>
+          <w:rFonts w:ascii="Arial" w:hAnsi="Arial" w:cs="Arial" w:hint="cs"/>
+          <w:sz w:val="22"/>
+          <w:szCs w:val="22"/>
+          <w:rtl/>
+        </w:rPr>
+        <w:t xml:space="preserve"> </w:t>
+      </w:r>
       <w:r>
         <w:rPr>
           <w:rStyle w:val="NormalTok"/>
           <w:rFonts w:ascii="Arial" w:hAnsi="Arial" w:cs="Arial"/>
           <w:szCs w:val="22"/>
         </w:rPr>
+        <w:t>birthdate</w:t>
+      </w:r>
+      <w:r>
+        <w:rPr>
+          <w:rStyle w:val="NormalTok"/>
+          <w:rFonts w:ascii="Arial" w:hAnsi="Arial" w:cs="Arial" w:hint="cs"/>
+          <w:szCs w:val="22"/>
+          <w:rtl/>
+        </w:rPr>
+        <w:t>.</w:t>
+      </w:r>
+      <w:r>
+        <w:rPr>
+          <w:rStyle w:val="CommentTok"/>
+          <w:rFonts w:ascii="Arial" w:hAnsi="Arial" w:cs="Arial" w:hint="cs"/>
+          <w:color w:val="auto"/>
+          <w:szCs w:val="22"/>
+          <w:shd w:val="clear" w:color="auto" w:fill="auto"/>
+          <w:rtl/>
+        </w:rPr>
+        <w:t xml:space="preserve"> </w:t>
+      </w:r>
+      <w:r>
+        <w:rPr>
+          <w:rStyle w:val="CommentTok"/>
+          <w:rFonts w:ascii="Arial" w:hAnsi="Arial" w:cs="Arial" w:hint="cs"/>
+          <w:color w:val="auto"/>
+          <w:szCs w:val="22"/>
+          <w:shd w:val="clear" w:color="auto" w:fill="auto"/>
+          <w:rtl/>
+        </w:rPr>
+        <w:t>משום שהם מכילים מידה דמוגרפי בסיסי, ואת משתנה ה-</w:t>
+      </w:r>
+      <w:r>
+        <w:rPr>
+          <w:rStyle w:val="NormalTok"/>
+          <w:rFonts w:ascii="Arial" w:hAnsi="Arial" w:cs="Arial"/>
+          <w:szCs w:val="22"/>
+        </w:rPr>
+        <w:t xml:space="preserve"> </w:t>
+      </w:r>
+      <w:r>
+        <w:rPr>
+          <w:rStyle w:val="NormalTok"/>
+          <w:rFonts w:ascii="Arial" w:hAnsi="Arial" w:cs="Arial"/>
+          <w:szCs w:val="22"/>
+        </w:rPr>
         <w:t>jobTitle</w:t>
       </w:r>
-      <w:proofErr w:type="spellEnd"/>
       <w:r>
         <w:rPr>
           <w:rStyle w:val="NormalTok"/>
-          <w:rFonts w:ascii="Arial" w:hAnsi="Arial" w:cs="Arial"/>
-          <w:szCs w:val="22"/>
-        </w:rPr>
-        <w:t>,</w:t>
-      </w:r>
-      <w:r>
-        <w:rPr>
-          <w:rFonts w:ascii="Arial" w:hAnsi="Arial" w:cs="Arial" w:hint="cs"/>
-          <w:sz w:val="22"/>
-          <w:szCs w:val="22"/>
-          <w:rtl/>
-        </w:rPr>
-        <w:t xml:space="preserve"> </w:t>
-      </w:r>
-      <w:proofErr w:type="spellStart"/>
+          <w:rFonts w:ascii="Arial" w:hAnsi="Arial" w:cs="Arial" w:hint="cs"/>
+          <w:szCs w:val="22"/>
+          <w:rtl/>
+        </w:rPr>
+        <w:t xml:space="preserve"> </w:t>
+      </w:r>
+      <w:r>
+        <w:rPr>
+          <w:rStyle w:val="CommentTok"/>
+          <w:rFonts w:ascii="Arial" w:hAnsi="Arial" w:cs="Arial" w:hint="cs"/>
+          <w:color w:val="auto"/>
+          <w:szCs w:val="22"/>
+          <w:shd w:val="clear" w:color="auto" w:fill="auto"/>
+          <w:rtl/>
+        </w:rPr>
+        <w:t xml:space="preserve">אנו מייצגים כעת עם </w:t>
+      </w:r>
+      <w:r>
+        <w:rPr>
+          <w:rStyle w:val="CommentTok"/>
+          <w:rFonts w:ascii="Arial" w:hAnsi="Arial" w:cs="Arial" w:hint="cs"/>
+          <w:color w:val="auto"/>
+          <w:szCs w:val="22"/>
+          <w:shd w:val="clear" w:color="auto" w:fill="auto"/>
+        </w:rPr>
+        <w:t xml:space="preserve"> </w:t>
+      </w:r>
       <w:r>
         <w:rPr>
           <w:rStyle w:val="NormalTok"/>
           <w:rFonts w:ascii="Arial" w:hAnsi="Arial" w:cs="Arial"/>
           <w:szCs w:val="22"/>
         </w:rPr>
-        <w:t>X_id</w:t>
-      </w:r>
-      <w:proofErr w:type="spellEnd"/>
+        <w:t>enginee</w:t>
+      </w:r>
       <w:r>
         <w:rPr>
           <w:rStyle w:val="NormalTok"/>
           <w:rFonts w:ascii="Arial" w:hAnsi="Arial" w:cs="Arial"/>
           <w:szCs w:val="22"/>
         </w:rPr>
-        <w:t>,</w:t>
-      </w:r>
-      <w:r>
-        <w:rPr>
-          <w:rFonts w:ascii="Arial" w:hAnsi="Arial" w:cs="Arial" w:hint="cs"/>
-          <w:sz w:val="22"/>
-          <w:szCs w:val="22"/>
-          <w:rtl/>
-        </w:rPr>
-        <w:t xml:space="preserve"> </w:t>
+        <w:t>r</w:t>
       </w:r>
       <w:r>
         <w:rPr>
           <w:rStyle w:val="NormalTok"/>
-          <w:rFonts w:ascii="Arial" w:hAnsi="Arial" w:cs="Arial"/>
-          <w:szCs w:val="22"/>
-        </w:rPr>
-        <w:t>birthdate</w:t>
+          <w:rFonts w:ascii="Arial" w:hAnsi="Arial" w:cs="Arial" w:hint="cs"/>
+          <w:szCs w:val="22"/>
+          <w:rtl/>
+        </w:rPr>
+        <w:t xml:space="preserve">. </w:t>
+      </w:r>
+      <w:r>
+        <w:rPr>
+          <w:rStyle w:val="CommentTok"/>
+          <w:rFonts w:ascii="Arial" w:hAnsi="Arial" w:cs="Arial" w:hint="cs"/>
+          <w:color w:val="auto"/>
+          <w:szCs w:val="22"/>
+          <w:shd w:val="clear" w:color="auto" w:fill="auto"/>
+          <w:rtl/>
+        </w:rPr>
+        <w:t>בנוסף על כך יצרנו משתני דמה עבור המשתנים הקטגוריאלים</w:t>
+      </w:r>
+      <w:r>
+        <w:rPr>
+          <w:rStyle w:val="CommentTok"/>
+          <w:rFonts w:ascii="Arial" w:hAnsi="Arial" w:cs="Arial" w:hint="cs"/>
+          <w:color w:val="auto"/>
+          <w:szCs w:val="22"/>
+          <w:shd w:val="clear" w:color="auto" w:fill="auto"/>
+          <w:rtl/>
+        </w:rPr>
+        <w:t xml:space="preserve"> : </w:t>
       </w:r>
       <w:r>
         <w:rPr>
           <w:rStyle w:val="NormalTok"/>
-          <w:rFonts w:ascii="Arial" w:hAnsi="Arial" w:cs="Arial" w:hint="cs"/>
-          <w:szCs w:val="22"/>
-          <w:rtl/>
-        </w:rPr>
-        <w:t>.</w:t>
-      </w:r>
-      <w:r>
-        <w:rPr>
-          <w:rStyle w:val="CommentTok"/>
-          <w:rFonts w:ascii="Arial" w:hAnsi="Arial" w:cs="Arial" w:hint="cs"/>
-          <w:color w:val="auto"/>
-          <w:szCs w:val="22"/>
-          <w:shd w:val="clear" w:color="auto" w:fill="auto"/>
-          <w:rtl/>
-        </w:rPr>
-        <w:t xml:space="preserve"> </w:t>
-      </w:r>
-      <w:r>
-        <w:rPr>
-          <w:rStyle w:val="CommentTok"/>
-          <w:rFonts w:ascii="Arial" w:hAnsi="Arial" w:cs="Arial" w:hint="cs"/>
-          <w:color w:val="auto"/>
-          <w:szCs w:val="22"/>
-          <w:shd w:val="clear" w:color="auto" w:fill="auto"/>
-          <w:rtl/>
-        </w:rPr>
-        <w:t>משום שהם מכילים מידה דמוגרפי בסיסי, ואת משתנה ה-</w:t>
+          <w:rFonts w:ascii="Arial" w:hAnsi="Arial" w:cs="Arial"/>
+          <w:szCs w:val="22"/>
+        </w:rPr>
+        <w:t>spotify,</w:t>
+      </w:r>
+      <w:r>
+        <w:rPr>
+          <w:rFonts w:ascii="Arial" w:hAnsi="Arial" w:cs="Arial" w:hint="cs"/>
+          <w:sz w:val="22"/>
+          <w:szCs w:val="22"/>
+          <w:rtl/>
+        </w:rPr>
+        <w:t xml:space="preserve"> </w:t>
       </w:r>
       <w:r>
         <w:rPr>
@@ -2711,189 +2431,42 @@
           <w:rFonts w:ascii="Arial" w:hAnsi="Arial" w:cs="Arial"/>
           <w:szCs w:val="22"/>
         </w:rPr>
-        <w:t xml:space="preserve"> </w:t>
-      </w:r>
-      <w:proofErr w:type="spellStart"/>
+        <w:t>gender,</w:t>
+      </w:r>
+      <w:r>
+        <w:rPr>
+          <w:rFonts w:ascii="Arial" w:hAnsi="Arial" w:cs="Arial" w:hint="cs"/>
+          <w:sz w:val="22"/>
+          <w:szCs w:val="22"/>
+          <w:rtl/>
+        </w:rPr>
+        <w:t xml:space="preserve"> </w:t>
+      </w:r>
       <w:r>
         <w:rPr>
           <w:rStyle w:val="NormalTok"/>
           <w:rFonts w:ascii="Arial" w:hAnsi="Arial" w:cs="Arial"/>
           <w:szCs w:val="22"/>
         </w:rPr>
-        <w:t>jobTitle</w:t>
-      </w:r>
-      <w:proofErr w:type="spellEnd"/>
+        <w:t>instagram,</w:t>
+      </w:r>
+      <w:r>
+        <w:rPr>
+          <w:rFonts w:ascii="Arial" w:hAnsi="Arial" w:cs="Arial" w:hint="cs"/>
+          <w:sz w:val="22"/>
+          <w:szCs w:val="22"/>
+          <w:rtl/>
+        </w:rPr>
+        <w:t xml:space="preserve"> </w:t>
+      </w:r>
       <w:r>
         <w:rPr>
           <w:rStyle w:val="NormalTok"/>
-          <w:rFonts w:ascii="Arial" w:hAnsi="Arial" w:cs="Arial" w:hint="cs"/>
-          <w:szCs w:val="22"/>
-          <w:rtl/>
-        </w:rPr>
-        <w:t xml:space="preserve"> </w:t>
-      </w:r>
-      <w:r>
-        <w:rPr>
-          <w:rStyle w:val="CommentTok"/>
-          <w:rFonts w:ascii="Arial" w:hAnsi="Arial" w:cs="Arial" w:hint="cs"/>
-          <w:color w:val="auto"/>
-          <w:szCs w:val="22"/>
-          <w:shd w:val="clear" w:color="auto" w:fill="auto"/>
-          <w:rtl/>
-        </w:rPr>
-        <w:t xml:space="preserve">אנו מייצגים כעת עם </w:t>
-      </w:r>
-      <w:r>
-        <w:rPr>
-          <w:rStyle w:val="CommentTok"/>
-          <w:rFonts w:ascii="Arial" w:hAnsi="Arial" w:cs="Arial" w:hint="cs"/>
-          <w:color w:val="auto"/>
-          <w:szCs w:val="22"/>
-          <w:shd w:val="clear" w:color="auto" w:fill="auto"/>
-        </w:rPr>
-        <w:t xml:space="preserve"> </w:t>
-      </w:r>
-      <w:r>
-        <w:rPr>
-          <w:rStyle w:val="NormalTok"/>
-          <w:rFonts w:ascii="Arial" w:hAnsi="Arial" w:cs="Arial"/>
-          <w:szCs w:val="22"/>
-        </w:rPr>
-        <w:t>enginee</w:t>
-      </w:r>
-      <w:r>
-        <w:rPr>
-          <w:rStyle w:val="NormalTok"/>
-          <w:rFonts w:ascii="Arial" w:hAnsi="Arial" w:cs="Arial"/>
-          <w:szCs w:val="22"/>
-        </w:rPr>
-        <w:t>r</w:t>
-      </w:r>
-      <w:r>
-        <w:rPr>
-          <w:rStyle w:val="NormalTok"/>
-          <w:rFonts w:ascii="Arial" w:hAnsi="Arial" w:cs="Arial" w:hint="cs"/>
-          <w:szCs w:val="22"/>
-          <w:rtl/>
-        </w:rPr>
-        <w:t xml:space="preserve">. </w:t>
-      </w:r>
-      <w:r>
-        <w:rPr>
-          <w:rStyle w:val="CommentTok"/>
-          <w:rFonts w:ascii="Arial" w:hAnsi="Arial" w:cs="Arial" w:hint="cs"/>
-          <w:color w:val="auto"/>
-          <w:szCs w:val="22"/>
-          <w:shd w:val="clear" w:color="auto" w:fill="auto"/>
-          <w:rtl/>
-        </w:rPr>
-        <w:t xml:space="preserve">בנוסף על כך יצרנו משתני דמה עבור המשתנים </w:t>
-      </w:r>
-      <w:proofErr w:type="spellStart"/>
-      <w:r>
-        <w:rPr>
-          <w:rStyle w:val="CommentTok"/>
-          <w:rFonts w:ascii="Arial" w:hAnsi="Arial" w:cs="Arial" w:hint="cs"/>
-          <w:color w:val="auto"/>
-          <w:szCs w:val="22"/>
-          <w:shd w:val="clear" w:color="auto" w:fill="auto"/>
-          <w:rtl/>
-        </w:rPr>
-        <w:t>הקטגוריאלים</w:t>
-      </w:r>
-      <w:proofErr w:type="spellEnd"/>
-      <w:r>
-        <w:rPr>
-          <w:rStyle w:val="CommentTok"/>
-          <w:rFonts w:ascii="Arial" w:hAnsi="Arial" w:cs="Arial" w:hint="cs"/>
-          <w:color w:val="auto"/>
-          <w:szCs w:val="22"/>
-          <w:shd w:val="clear" w:color="auto" w:fill="auto"/>
-          <w:rtl/>
-        </w:rPr>
-        <w:t xml:space="preserve"> : </w:t>
-      </w:r>
-      <w:proofErr w:type="spellStart"/>
-      <w:r>
-        <w:rPr>
-          <w:rStyle w:val="NormalTok"/>
-          <w:rFonts w:ascii="Arial" w:hAnsi="Arial" w:cs="Arial"/>
-          <w:szCs w:val="22"/>
-        </w:rPr>
-        <w:t>spotify</w:t>
-      </w:r>
-      <w:proofErr w:type="spellEnd"/>
-      <w:r>
-        <w:rPr>
-          <w:rStyle w:val="NormalTok"/>
-          <w:rFonts w:ascii="Arial" w:hAnsi="Arial" w:cs="Arial"/>
-          <w:szCs w:val="22"/>
-        </w:rPr>
-        <w:t>,</w:t>
-      </w:r>
-      <w:r>
-        <w:rPr>
-          <w:rFonts w:ascii="Arial" w:hAnsi="Arial" w:cs="Arial" w:hint="cs"/>
-          <w:sz w:val="22"/>
-          <w:szCs w:val="22"/>
-          <w:rtl/>
-        </w:rPr>
-        <w:t xml:space="preserve"> </w:t>
-      </w:r>
-      <w:r>
-        <w:rPr>
-          <w:rStyle w:val="NormalTok"/>
-          <w:rFonts w:ascii="Arial" w:hAnsi="Arial" w:cs="Arial"/>
-          <w:szCs w:val="22"/>
-        </w:rPr>
-        <w:t>gender,</w:t>
-      </w:r>
-      <w:r>
-        <w:rPr>
-          <w:rFonts w:ascii="Arial" w:hAnsi="Arial" w:cs="Arial" w:hint="cs"/>
-          <w:sz w:val="22"/>
-          <w:szCs w:val="22"/>
-          <w:rtl/>
-        </w:rPr>
-        <w:t xml:space="preserve"> </w:t>
-      </w:r>
-      <w:proofErr w:type="spellStart"/>
-      <w:r>
-        <w:rPr>
-          <w:rStyle w:val="NormalTok"/>
-          <w:rFonts w:ascii="Arial" w:hAnsi="Arial" w:cs="Arial"/>
-          <w:szCs w:val="22"/>
-        </w:rPr>
-        <w:t>instagram</w:t>
-      </w:r>
-      <w:proofErr w:type="spellEnd"/>
-      <w:r>
-        <w:rPr>
-          <w:rStyle w:val="NormalTok"/>
-          <w:rFonts w:ascii="Arial" w:hAnsi="Arial" w:cs="Arial"/>
-          <w:szCs w:val="22"/>
-        </w:rPr>
-        <w:t>,</w:t>
-      </w:r>
-      <w:r>
-        <w:rPr>
-          <w:rFonts w:ascii="Arial" w:hAnsi="Arial" w:cs="Arial" w:hint="cs"/>
-          <w:sz w:val="22"/>
-          <w:szCs w:val="22"/>
-          <w:rtl/>
-        </w:rPr>
-        <w:t xml:space="preserve"> </w:t>
-      </w:r>
-      <w:proofErr w:type="spellStart"/>
-      <w:r>
-        <w:rPr>
-          <w:rStyle w:val="NormalTok"/>
           <w:rFonts w:ascii="Arial" w:hAnsi="Arial" w:cs="Arial"/>
           <w:szCs w:val="22"/>
         </w:rPr>
         <w:t>hetero_sx</w:t>
       </w:r>
-      <w:proofErr w:type="spellEnd"/>
       <w:r>
         <w:rPr>
           <w:rStyle w:val="NormalTok"/>
@@ -2961,10 +2534,10 @@
           <w:szCs w:val="22"/>
         </w:rPr>
         <w:drawing>
-          <wp:anchor distT="0" distB="0" distL="114300" distR="114300" simplePos="0" relativeHeight="251659264" behindDoc="0" locked="0" layoutInCell="1" allowOverlap="1" wp14:anchorId="77FE24C7" wp14:editId="7595793C">
+          <wp:anchor distT="0" distB="0" distL="114300" distR="114300" simplePos="0" relativeHeight="251659264" behindDoc="0" locked="0" layoutInCell="1" allowOverlap="1" wp14:anchorId="77FE24C7" wp14:editId="055E4FB4">
             <wp:simplePos x="0" y="0"/>
             <wp:positionH relativeFrom="column">
-              <wp:posOffset>1565910</wp:posOffset>
+              <wp:posOffset>970292</wp:posOffset>
             </wp:positionH>
             <wp:positionV relativeFrom="paragraph">
               <wp:posOffset>893445</wp:posOffset>
@@ -3048,7 +2621,6 @@
         </w:rPr>
         <w:t xml:space="preserve"> כי אנו מעוניינים לכוון את מספר המנבאים בכל עץ (</w:t>
       </w:r>
-      <w:proofErr w:type="spellStart"/>
       <w:r>
         <w:rPr>
           <w:rFonts w:ascii="Arial" w:hAnsi="Arial" w:cs="Arial"/>
@@ -3059,7 +2631,6 @@
         </w:rPr>
         <w:t>mtry</w:t>
       </w:r>
-      <w:proofErr w:type="spellEnd"/>
       <w:r>
         <w:rPr>
           <w:rFonts w:ascii="Arial" w:hAnsi="Arial" w:cs="Arial" w:hint="cs"/>
@@ -3138,7 +2709,6 @@
         </w:rPr>
         <w:t xml:space="preserve">5 הממפה את ערכי </w:t>
       </w:r>
-      <w:proofErr w:type="spellStart"/>
       <w:r>
         <w:rPr>
           <w:rFonts w:ascii="Arial" w:hAnsi="Arial" w:cs="Arial"/>
@@ -3149,7 +2719,6 @@
         </w:rPr>
         <w:t>mtry</w:t>
       </w:r>
-      <w:proofErr w:type="spellEnd"/>
       <w:r>
         <w:rPr>
           <w:rFonts w:ascii="Arial" w:hAnsi="Arial" w:cs="Arial" w:hint="cs"/>
@@ -3273,9 +2842,838 @@
           <w:szCs w:val="22"/>
           <w:shd w:val="clear" w:color="auto" w:fill="F1F3F5"/>
         </w:rPr>
-        <w:t xml:space="preserve"> </w:t>
-      </w:r>
-      <w:proofErr w:type="spellStart"/>
+        <w:t xml:space="preserve"> mtry</w:t>
+      </w:r>
+      <w:r>
+        <w:rPr>
+          <w:rFonts w:ascii="Arial" w:hAnsi="Arial" w:cs="Arial"/>
+          <w:sz w:val="22"/>
+          <w:szCs w:val="22"/>
+        </w:rPr>
+        <w:t xml:space="preserve"> </w:t>
+      </w:r>
+      <w:r>
+        <w:rPr>
+          <w:rFonts w:ascii="Arial" w:hAnsi="Arial" w:cs="Arial"/>
+          <w:sz w:val="22"/>
+          <w:szCs w:val="22"/>
+        </w:rPr>
+        <w:t>=3</w:t>
+      </w:r>
+      <w:r>
+        <w:rPr>
+          <w:rFonts w:ascii="Arial" w:hAnsi="Arial" w:cs="Arial" w:hint="cs"/>
+          <w:sz w:val="22"/>
+          <w:szCs w:val="22"/>
+          <w:rtl/>
+        </w:rPr>
+        <w:t xml:space="preserve"> עבור כל מספר עצים. תוצאה מפתיע ואף בלתי הגיונית במודלי רגרסיה ליניארית אך </w:t>
+      </w:r>
+      <w:r>
+        <w:rPr>
+          <w:rFonts w:ascii="Arial" w:hAnsi="Arial" w:cs="Arial" w:hint="cs"/>
+          <w:sz w:val="22"/>
+          <w:szCs w:val="22"/>
+          <w:rtl/>
+        </w:rPr>
+        <w:t>אם</w:t>
+      </w:r>
+      <w:r>
+        <w:rPr>
+          <w:rFonts w:ascii="Arial" w:hAnsi="Arial" w:cs="Arial"/>
+          <w:sz w:val="22"/>
+          <w:szCs w:val="22"/>
+          <w:rtl/>
+        </w:rPr>
+        <w:t xml:space="preserve"> </w:t>
+      </w:r>
+      <w:r>
+        <w:rPr>
+          <w:rFonts w:ascii="Arial" w:hAnsi="Arial" w:cs="Arial" w:hint="cs"/>
+          <w:sz w:val="22"/>
+          <w:szCs w:val="22"/>
+          <w:rtl/>
+        </w:rPr>
+        <w:t>הערך</w:t>
+      </w:r>
+      <w:r>
+        <w:rPr>
+          <w:rFonts w:ascii="Arial" w:hAnsi="Arial" w:cs="Arial"/>
+          <w:sz w:val="22"/>
+          <w:szCs w:val="22"/>
+          <w:rtl/>
+        </w:rPr>
+        <w:t xml:space="preserve"> </w:t>
+      </w:r>
+      <w:r>
+        <w:rPr>
+          <w:rFonts w:ascii="Arial" w:hAnsi="Arial" w:cs="Arial" w:hint="cs"/>
+          <w:sz w:val="22"/>
+          <w:szCs w:val="22"/>
+          <w:rtl/>
+        </w:rPr>
+        <w:t>של</w:t>
+      </w:r>
+      <w:r>
+        <w:rPr>
+          <w:rFonts w:ascii="Arial" w:hAnsi="Arial" w:cs="Arial"/>
+          <w:sz w:val="22"/>
+          <w:szCs w:val="22"/>
+          <w:rtl/>
+        </w:rPr>
+        <w:t xml:space="preserve"> </w:t>
+      </w:r>
+      <w:r>
+        <w:rPr>
+          <w:rFonts w:ascii="Arial" w:hAnsi="Arial" w:cs="Arial"/>
+          <w:sz w:val="22"/>
+          <w:szCs w:val="22"/>
+        </w:rPr>
+        <w:t>mtry</w:t>
+      </w:r>
+      <w:r>
+        <w:rPr>
+          <w:rFonts w:ascii="Arial" w:hAnsi="Arial" w:cs="Arial"/>
+          <w:sz w:val="22"/>
+          <w:szCs w:val="22"/>
+          <w:rtl/>
+        </w:rPr>
+        <w:t xml:space="preserve"> (</w:t>
+      </w:r>
+      <w:r>
+        <w:rPr>
+          <w:rFonts w:ascii="Arial" w:hAnsi="Arial" w:cs="Arial" w:hint="cs"/>
+          <w:sz w:val="22"/>
+          <w:szCs w:val="22"/>
+          <w:rtl/>
+        </w:rPr>
+        <w:t>כלומר</w:t>
+      </w:r>
+      <w:r>
+        <w:rPr>
+          <w:rFonts w:ascii="Arial" w:hAnsi="Arial" w:cs="Arial"/>
+          <w:sz w:val="22"/>
+          <w:szCs w:val="22"/>
+          <w:rtl/>
+        </w:rPr>
+        <w:t xml:space="preserve">, </w:t>
+      </w:r>
+      <w:r>
+        <w:rPr>
+          <w:rFonts w:ascii="Arial" w:hAnsi="Arial" w:cs="Arial" w:hint="cs"/>
+          <w:sz w:val="22"/>
+          <w:szCs w:val="22"/>
+          <w:rtl/>
+        </w:rPr>
+        <w:t>מספר</w:t>
+      </w:r>
+      <w:r>
+        <w:rPr>
+          <w:rFonts w:ascii="Arial" w:hAnsi="Arial" w:cs="Arial"/>
+          <w:sz w:val="22"/>
+          <w:szCs w:val="22"/>
+          <w:rtl/>
+        </w:rPr>
+        <w:t xml:space="preserve"> </w:t>
+      </w:r>
+      <w:r>
+        <w:rPr>
+          <w:rFonts w:ascii="Arial" w:hAnsi="Arial" w:cs="Arial" w:hint="cs"/>
+          <w:sz w:val="22"/>
+          <w:szCs w:val="22"/>
+          <w:rtl/>
+        </w:rPr>
+        <w:t>המנבאים</w:t>
+      </w:r>
+      <w:r>
+        <w:rPr>
+          <w:rFonts w:ascii="Arial" w:hAnsi="Arial" w:cs="Arial"/>
+          <w:sz w:val="22"/>
+          <w:szCs w:val="22"/>
+          <w:rtl/>
+        </w:rPr>
+        <w:t xml:space="preserve"> </w:t>
+      </w:r>
+      <w:r>
+        <w:rPr>
+          <w:rFonts w:ascii="Arial" w:hAnsi="Arial" w:cs="Arial" w:hint="cs"/>
+          <w:sz w:val="22"/>
+          <w:szCs w:val="22"/>
+          <w:rtl/>
+        </w:rPr>
+        <w:t>שנבחרים</w:t>
+      </w:r>
+      <w:r>
+        <w:rPr>
+          <w:rFonts w:ascii="Arial" w:hAnsi="Arial" w:cs="Arial"/>
+          <w:sz w:val="22"/>
+          <w:szCs w:val="22"/>
+          <w:rtl/>
+        </w:rPr>
+        <w:t xml:space="preserve"> </w:t>
+      </w:r>
+      <w:r>
+        <w:rPr>
+          <w:rFonts w:ascii="Arial" w:hAnsi="Arial" w:cs="Arial" w:hint="cs"/>
+          <w:sz w:val="22"/>
+          <w:szCs w:val="22"/>
+          <w:rtl/>
+        </w:rPr>
+        <w:t>באקראי</w:t>
+      </w:r>
+      <w:r>
+        <w:rPr>
+          <w:rFonts w:ascii="Arial" w:hAnsi="Arial" w:cs="Arial"/>
+          <w:sz w:val="22"/>
+          <w:szCs w:val="22"/>
+          <w:rtl/>
+        </w:rPr>
+        <w:t xml:space="preserve"> </w:t>
+      </w:r>
+      <w:r>
+        <w:rPr>
+          <w:rFonts w:ascii="Arial" w:hAnsi="Arial" w:cs="Arial" w:hint="cs"/>
+          <w:sz w:val="22"/>
+          <w:szCs w:val="22"/>
+          <w:rtl/>
+        </w:rPr>
+        <w:t>בכל</w:t>
+      </w:r>
+      <w:r>
+        <w:rPr>
+          <w:rFonts w:ascii="Arial" w:hAnsi="Arial" w:cs="Arial"/>
+          <w:sz w:val="22"/>
+          <w:szCs w:val="22"/>
+          <w:rtl/>
+        </w:rPr>
+        <w:t xml:space="preserve"> </w:t>
+      </w:r>
+      <w:r>
+        <w:rPr>
+          <w:rFonts w:ascii="Arial" w:hAnsi="Arial" w:cs="Arial" w:hint="cs"/>
+          <w:sz w:val="22"/>
+          <w:szCs w:val="22"/>
+          <w:rtl/>
+        </w:rPr>
+        <w:t>פיצול</w:t>
+      </w:r>
+      <w:r>
+        <w:rPr>
+          <w:rFonts w:ascii="Arial" w:hAnsi="Arial" w:cs="Arial"/>
+          <w:sz w:val="22"/>
+          <w:szCs w:val="22"/>
+          <w:rtl/>
+        </w:rPr>
+        <w:t xml:space="preserve"> </w:t>
+      </w:r>
+      <w:r>
+        <w:rPr>
+          <w:rFonts w:ascii="Arial" w:hAnsi="Arial" w:cs="Arial" w:hint="cs"/>
+          <w:sz w:val="22"/>
+          <w:szCs w:val="22"/>
+          <w:rtl/>
+        </w:rPr>
+        <w:t>בעץ</w:t>
+      </w:r>
+      <w:r>
+        <w:rPr>
+          <w:rFonts w:ascii="Arial" w:hAnsi="Arial" w:cs="Arial"/>
+          <w:sz w:val="22"/>
+          <w:szCs w:val="22"/>
+          <w:rtl/>
+        </w:rPr>
+        <w:t xml:space="preserve">) </w:t>
+      </w:r>
+      <w:r>
+        <w:rPr>
+          <w:rFonts w:ascii="Arial" w:hAnsi="Arial" w:cs="Arial" w:hint="cs"/>
+          <w:sz w:val="22"/>
+          <w:szCs w:val="22"/>
+          <w:rtl/>
+        </w:rPr>
+        <w:t>גדול</w:t>
+      </w:r>
+      <w:r>
+        <w:rPr>
+          <w:rFonts w:ascii="Arial" w:hAnsi="Arial" w:cs="Arial"/>
+          <w:sz w:val="22"/>
+          <w:szCs w:val="22"/>
+          <w:rtl/>
+        </w:rPr>
+        <w:t xml:space="preserve"> </w:t>
+      </w:r>
+      <w:r>
+        <w:rPr>
+          <w:rFonts w:ascii="Arial" w:hAnsi="Arial" w:cs="Arial" w:hint="cs"/>
+          <w:sz w:val="22"/>
+          <w:szCs w:val="22"/>
+          <w:rtl/>
+        </w:rPr>
+        <w:t>מדי</w:t>
+      </w:r>
+      <w:r>
+        <w:rPr>
+          <w:rFonts w:ascii="Arial" w:hAnsi="Arial" w:cs="Arial"/>
+          <w:sz w:val="22"/>
+          <w:szCs w:val="22"/>
+          <w:rtl/>
+        </w:rPr>
+        <w:t xml:space="preserve"> — </w:t>
+      </w:r>
+      <w:r>
+        <w:rPr>
+          <w:rFonts w:ascii="Arial" w:hAnsi="Arial" w:cs="Arial" w:hint="cs"/>
+          <w:sz w:val="22"/>
+          <w:szCs w:val="22"/>
+          <w:rtl/>
+        </w:rPr>
+        <w:t>העצים</w:t>
+      </w:r>
+      <w:r>
+        <w:rPr>
+          <w:rFonts w:ascii="Arial" w:hAnsi="Arial" w:cs="Arial"/>
+          <w:sz w:val="22"/>
+          <w:szCs w:val="22"/>
+          <w:rtl/>
+        </w:rPr>
+        <w:t xml:space="preserve"> </w:t>
+      </w:r>
+      <w:r>
+        <w:rPr>
+          <w:rFonts w:ascii="Arial" w:hAnsi="Arial" w:cs="Arial" w:hint="cs"/>
+          <w:sz w:val="22"/>
+          <w:szCs w:val="22"/>
+          <w:rtl/>
+        </w:rPr>
+        <w:t>במודל</w:t>
+      </w:r>
+      <w:r>
+        <w:rPr>
+          <w:rFonts w:ascii="Arial" w:hAnsi="Arial" w:cs="Arial"/>
+          <w:sz w:val="22"/>
+          <w:szCs w:val="22"/>
+          <w:rtl/>
+        </w:rPr>
+        <w:t xml:space="preserve"> </w:t>
+      </w:r>
+      <w:r>
+        <w:rPr>
+          <w:rFonts w:ascii="Arial" w:hAnsi="Arial" w:cs="Arial" w:hint="cs"/>
+          <w:sz w:val="22"/>
+          <w:szCs w:val="22"/>
+          <w:rtl/>
+        </w:rPr>
+        <w:t>יתחילו</w:t>
+      </w:r>
+      <w:r>
+        <w:rPr>
+          <w:rFonts w:ascii="Arial" w:hAnsi="Arial" w:cs="Arial"/>
+          <w:sz w:val="22"/>
+          <w:szCs w:val="22"/>
+          <w:rtl/>
+        </w:rPr>
+        <w:t xml:space="preserve"> </w:t>
+      </w:r>
+      <w:r>
+        <w:rPr>
+          <w:rFonts w:ascii="Arial" w:hAnsi="Arial" w:cs="Arial" w:hint="cs"/>
+          <w:sz w:val="22"/>
+          <w:szCs w:val="22"/>
+          <w:rtl/>
+        </w:rPr>
+        <w:t>להידמות</w:t>
+      </w:r>
+      <w:r>
+        <w:rPr>
+          <w:rFonts w:ascii="Arial" w:hAnsi="Arial" w:cs="Arial"/>
+          <w:sz w:val="22"/>
+          <w:szCs w:val="22"/>
+          <w:rtl/>
+        </w:rPr>
+        <w:t xml:space="preserve"> </w:t>
+      </w:r>
+      <w:r>
+        <w:rPr>
+          <w:rFonts w:ascii="Arial" w:hAnsi="Arial" w:cs="Arial" w:hint="cs"/>
+          <w:sz w:val="22"/>
+          <w:szCs w:val="22"/>
+          <w:rtl/>
+        </w:rPr>
+        <w:t>זה</w:t>
+      </w:r>
+      <w:r>
+        <w:rPr>
+          <w:rFonts w:ascii="Arial" w:hAnsi="Arial" w:cs="Arial"/>
+          <w:sz w:val="22"/>
+          <w:szCs w:val="22"/>
+          <w:rtl/>
+        </w:rPr>
+        <w:t xml:space="preserve"> </w:t>
+      </w:r>
+      <w:r>
+        <w:rPr>
+          <w:rFonts w:ascii="Arial" w:hAnsi="Arial" w:cs="Arial" w:hint="cs"/>
+          <w:sz w:val="22"/>
+          <w:szCs w:val="22"/>
+          <w:rtl/>
+        </w:rPr>
+        <w:t>לזה</w:t>
+      </w:r>
+      <w:r>
+        <w:rPr>
+          <w:rFonts w:ascii="Arial" w:hAnsi="Arial" w:cs="Arial" w:hint="cs"/>
+          <w:sz w:val="22"/>
+          <w:szCs w:val="22"/>
+          <w:rtl/>
+        </w:rPr>
+        <w:t>.</w:t>
+      </w:r>
+      <w:r>
+        <w:rPr>
+          <w:rFonts w:ascii="Arial" w:hAnsi="Arial" w:cs="Arial" w:hint="cs"/>
+          <w:sz w:val="22"/>
+          <w:szCs w:val="22"/>
+          <w:rtl/>
+        </w:rPr>
+        <w:t xml:space="preserve"> </w:t>
+      </w:r>
+      <w:r>
+        <w:rPr>
+          <w:rFonts w:ascii="Arial" w:hAnsi="Arial" w:cs="Arial" w:hint="cs"/>
+          <w:sz w:val="22"/>
+          <w:szCs w:val="22"/>
+          <w:rtl/>
+        </w:rPr>
+        <w:t>כך ש</w:t>
+      </w:r>
+      <w:r>
+        <w:rPr>
+          <w:rFonts w:ascii="Arial" w:hAnsi="Arial" w:cs="Arial" w:hint="cs"/>
+          <w:sz w:val="22"/>
+          <w:szCs w:val="22"/>
+          <w:rtl/>
+        </w:rPr>
+        <w:t>היכולת</w:t>
+      </w:r>
+      <w:r>
+        <w:rPr>
+          <w:rFonts w:ascii="Arial" w:hAnsi="Arial" w:cs="Arial"/>
+          <w:sz w:val="22"/>
+          <w:szCs w:val="22"/>
+          <w:rtl/>
+        </w:rPr>
+        <w:t xml:space="preserve"> </w:t>
+      </w:r>
+      <w:r>
+        <w:rPr>
+          <w:rFonts w:ascii="Arial" w:hAnsi="Arial" w:cs="Arial" w:hint="cs"/>
+          <w:sz w:val="22"/>
+          <w:szCs w:val="22"/>
+          <w:rtl/>
+        </w:rPr>
+        <w:t>של</w:t>
+      </w:r>
+      <w:r>
+        <w:rPr>
+          <w:rFonts w:ascii="Arial" w:hAnsi="Arial" w:cs="Arial"/>
+          <w:sz w:val="22"/>
+          <w:szCs w:val="22"/>
+          <w:rtl/>
+        </w:rPr>
+        <w:t xml:space="preserve"> </w:t>
+      </w:r>
+      <w:r>
+        <w:rPr>
+          <w:rFonts w:ascii="Arial" w:hAnsi="Arial" w:cs="Arial" w:hint="cs"/>
+          <w:sz w:val="22"/>
+          <w:szCs w:val="22"/>
+          <w:rtl/>
+        </w:rPr>
+        <w:t>המודל</w:t>
+      </w:r>
+      <w:r>
+        <w:rPr>
+          <w:rFonts w:ascii="Arial" w:hAnsi="Arial" w:cs="Arial"/>
+          <w:sz w:val="22"/>
+          <w:szCs w:val="22"/>
+          <w:rtl/>
+        </w:rPr>
+        <w:t xml:space="preserve"> </w:t>
+      </w:r>
+      <w:r>
+        <w:rPr>
+          <w:rFonts w:ascii="Arial" w:hAnsi="Arial" w:cs="Arial" w:hint="cs"/>
+          <w:sz w:val="22"/>
+          <w:szCs w:val="22"/>
+          <w:rtl/>
+        </w:rPr>
+        <w:t>המשותף</w:t>
+      </w:r>
+      <w:r>
+        <w:rPr>
+          <w:rFonts w:ascii="Arial" w:hAnsi="Arial" w:cs="Arial"/>
+          <w:sz w:val="22"/>
+          <w:szCs w:val="22"/>
+          <w:rtl/>
+        </w:rPr>
+        <w:t xml:space="preserve"> (</w:t>
+      </w:r>
+      <w:r>
+        <w:rPr>
+          <w:rFonts w:ascii="Arial" w:hAnsi="Arial" w:cs="Arial" w:hint="cs"/>
+          <w:sz w:val="22"/>
+          <w:szCs w:val="22"/>
+          <w:rtl/>
+        </w:rPr>
+        <w:t>ה</w:t>
+      </w:r>
+      <w:r>
+        <w:rPr>
+          <w:rFonts w:ascii="Arial" w:hAnsi="Arial" w:cs="Arial"/>
+          <w:sz w:val="22"/>
+          <w:szCs w:val="22"/>
+          <w:rtl/>
+        </w:rPr>
+        <w:t>-</w:t>
+      </w:r>
+      <w:r>
+        <w:rPr>
+          <w:rFonts w:ascii="Arial" w:hAnsi="Arial" w:cs="Arial"/>
+          <w:sz w:val="22"/>
+          <w:szCs w:val="22"/>
+        </w:rPr>
+        <w:t>Ensemble</w:t>
+      </w:r>
+      <w:r>
+        <w:rPr>
+          <w:rFonts w:ascii="Arial" w:hAnsi="Arial" w:cs="Arial"/>
+          <w:sz w:val="22"/>
+          <w:szCs w:val="22"/>
+          <w:rtl/>
+        </w:rPr>
+        <w:t xml:space="preserve"> </w:t>
+      </w:r>
+      <w:r>
+        <w:rPr>
+          <w:rFonts w:ascii="Arial" w:hAnsi="Arial" w:cs="Arial" w:hint="cs"/>
+          <w:sz w:val="22"/>
+          <w:szCs w:val="22"/>
+          <w:rtl/>
+        </w:rPr>
+        <w:t>של</w:t>
+      </w:r>
+      <w:r>
+        <w:rPr>
+          <w:rFonts w:ascii="Arial" w:hAnsi="Arial" w:cs="Arial"/>
+          <w:sz w:val="22"/>
+          <w:szCs w:val="22"/>
+          <w:rtl/>
+        </w:rPr>
+        <w:t xml:space="preserve"> </w:t>
+      </w:r>
+      <w:r>
+        <w:rPr>
+          <w:rFonts w:ascii="Arial" w:hAnsi="Arial" w:cs="Arial" w:hint="cs"/>
+          <w:sz w:val="22"/>
+          <w:szCs w:val="22"/>
+          <w:rtl/>
+        </w:rPr>
+        <w:t>העצים</w:t>
+      </w:r>
+      <w:r>
+        <w:rPr>
+          <w:rFonts w:ascii="Arial" w:hAnsi="Arial" w:cs="Arial"/>
+          <w:sz w:val="22"/>
+          <w:szCs w:val="22"/>
+          <w:rtl/>
+        </w:rPr>
+        <w:t xml:space="preserve">) </w:t>
+      </w:r>
+      <w:r>
+        <w:rPr>
+          <w:rFonts w:ascii="Arial" w:hAnsi="Arial" w:cs="Arial" w:hint="cs"/>
+          <w:sz w:val="22"/>
+          <w:szCs w:val="22"/>
+          <w:rtl/>
+        </w:rPr>
+        <w:t>לצמצם</w:t>
+      </w:r>
+      <w:r>
+        <w:rPr>
+          <w:rFonts w:ascii="Arial" w:hAnsi="Arial" w:cs="Arial"/>
+          <w:sz w:val="22"/>
+          <w:szCs w:val="22"/>
+          <w:rtl/>
+        </w:rPr>
+        <w:t xml:space="preserve"> </w:t>
+      </w:r>
+      <w:r>
+        <w:rPr>
+          <w:rFonts w:ascii="Arial" w:hAnsi="Arial" w:cs="Arial" w:hint="cs"/>
+          <w:sz w:val="22"/>
+          <w:szCs w:val="22"/>
+          <w:rtl/>
+        </w:rPr>
+        <w:t>שונות</w:t>
+      </w:r>
+      <w:r>
+        <w:rPr>
+          <w:rFonts w:ascii="Arial" w:hAnsi="Arial" w:cs="Arial"/>
+          <w:sz w:val="22"/>
+          <w:szCs w:val="22"/>
+          <w:rtl/>
+        </w:rPr>
+        <w:t xml:space="preserve"> </w:t>
+      </w:r>
+      <w:r>
+        <w:rPr>
+          <w:rFonts w:ascii="Arial" w:hAnsi="Arial" w:cs="Arial" w:hint="cs"/>
+          <w:sz w:val="22"/>
+          <w:szCs w:val="22"/>
+          <w:rtl/>
+        </w:rPr>
+        <w:t>פוחתת</w:t>
+      </w:r>
+      <w:r>
+        <w:rPr>
+          <w:rFonts w:ascii="Arial" w:hAnsi="Arial" w:cs="Arial"/>
+          <w:sz w:val="22"/>
+          <w:szCs w:val="22"/>
+          <w:rtl/>
+        </w:rPr>
+        <w:t xml:space="preserve">. </w:t>
+      </w:r>
+      <w:r>
+        <w:rPr>
+          <w:rFonts w:ascii="Arial" w:hAnsi="Arial" w:cs="Arial" w:hint="cs"/>
+          <w:sz w:val="22"/>
+          <w:szCs w:val="22"/>
+          <w:rtl/>
+        </w:rPr>
+        <w:t>הדבר</w:t>
+      </w:r>
+      <w:r>
+        <w:rPr>
+          <w:rFonts w:ascii="Arial" w:hAnsi="Arial" w:cs="Arial"/>
+          <w:sz w:val="22"/>
+          <w:szCs w:val="22"/>
+          <w:rtl/>
+        </w:rPr>
+        <w:t xml:space="preserve"> </w:t>
+      </w:r>
+      <w:r>
+        <w:rPr>
+          <w:rFonts w:ascii="Arial" w:hAnsi="Arial" w:cs="Arial" w:hint="cs"/>
+          <w:sz w:val="22"/>
+          <w:szCs w:val="22"/>
+          <w:rtl/>
+        </w:rPr>
+        <w:t>הזה</w:t>
+      </w:r>
+      <w:r>
+        <w:rPr>
+          <w:rFonts w:ascii="Arial" w:hAnsi="Arial" w:cs="Arial"/>
+          <w:sz w:val="22"/>
+          <w:szCs w:val="22"/>
+          <w:rtl/>
+        </w:rPr>
+        <w:t xml:space="preserve"> </w:t>
+      </w:r>
+      <w:r>
+        <w:rPr>
+          <w:rFonts w:ascii="Arial" w:hAnsi="Arial" w:cs="Arial" w:hint="cs"/>
+          <w:sz w:val="22"/>
+          <w:szCs w:val="22"/>
+          <w:rtl/>
+        </w:rPr>
+        <w:t>פוגע</w:t>
+      </w:r>
+      <w:r>
+        <w:rPr>
+          <w:rFonts w:ascii="Arial" w:hAnsi="Arial" w:cs="Arial"/>
+          <w:sz w:val="22"/>
+          <w:szCs w:val="22"/>
+          <w:rtl/>
+        </w:rPr>
+        <w:t xml:space="preserve"> </w:t>
+      </w:r>
+      <w:r>
+        <w:rPr>
+          <w:rFonts w:ascii="Arial" w:hAnsi="Arial" w:cs="Arial" w:hint="cs"/>
+          <w:sz w:val="22"/>
+          <w:szCs w:val="22"/>
+          <w:rtl/>
+        </w:rPr>
+        <w:t>ביכולת</w:t>
+      </w:r>
+      <w:r>
+        <w:rPr>
+          <w:rFonts w:ascii="Arial" w:hAnsi="Arial" w:cs="Arial"/>
+          <w:sz w:val="22"/>
+          <w:szCs w:val="22"/>
+          <w:rtl/>
+        </w:rPr>
+        <w:t xml:space="preserve"> </w:t>
+      </w:r>
+      <w:r>
+        <w:rPr>
+          <w:rFonts w:ascii="Arial" w:hAnsi="Arial" w:cs="Arial" w:hint="cs"/>
+          <w:sz w:val="22"/>
+          <w:szCs w:val="22"/>
+          <w:rtl/>
+        </w:rPr>
+        <w:t>של</w:t>
+      </w:r>
+      <w:r>
+        <w:rPr>
+          <w:rFonts w:ascii="Arial" w:hAnsi="Arial" w:cs="Arial"/>
+          <w:sz w:val="22"/>
+          <w:szCs w:val="22"/>
+          <w:rtl/>
+        </w:rPr>
+        <w:t xml:space="preserve"> </w:t>
+      </w:r>
+      <w:r>
+        <w:rPr>
+          <w:rFonts w:ascii="Arial" w:hAnsi="Arial" w:cs="Arial" w:hint="cs"/>
+          <w:sz w:val="22"/>
+          <w:szCs w:val="22"/>
+          <w:rtl/>
+        </w:rPr>
+        <w:t>המודל</w:t>
+      </w:r>
+      <w:r>
+        <w:rPr>
+          <w:rFonts w:ascii="Arial" w:hAnsi="Arial" w:cs="Arial"/>
+          <w:sz w:val="22"/>
+          <w:szCs w:val="22"/>
+          <w:rtl/>
+        </w:rPr>
+        <w:t xml:space="preserve"> </w:t>
+      </w:r>
+      <w:r>
+        <w:rPr>
+          <w:rFonts w:ascii="Arial" w:hAnsi="Arial" w:cs="Arial" w:hint="cs"/>
+          <w:sz w:val="22"/>
+          <w:szCs w:val="22"/>
+          <w:rtl/>
+        </w:rPr>
+        <w:t>להכליל</w:t>
+      </w:r>
+      <w:r>
+        <w:rPr>
+          <w:rFonts w:ascii="Arial" w:hAnsi="Arial" w:cs="Arial" w:hint="cs"/>
+          <w:sz w:val="22"/>
+          <w:szCs w:val="22"/>
+          <w:rtl/>
+        </w:rPr>
+        <w:t xml:space="preserve"> נתונים חדשים אשר לא נחשף עליהם בשלב האימון.</w:t>
+      </w:r>
+      <w:r>
+        <w:rPr>
+          <w:rFonts w:ascii="Arial" w:hAnsi="Arial" w:cs="Arial" w:hint="cs"/>
+          <w:sz w:val="22"/>
+          <w:szCs w:val="22"/>
+          <w:rtl/>
+        </w:rPr>
+        <w:t xml:space="preserve"> </w:t>
+      </w:r>
+      <w:r>
+        <w:rPr>
+          <w:rFonts w:ascii="Arial" w:hAnsi="Arial" w:cs="Arial" w:hint="cs"/>
+          <w:sz w:val="22"/>
+          <w:szCs w:val="22"/>
+          <w:rtl/>
+        </w:rPr>
+        <w:t xml:space="preserve">השתמשנו בשיטת </w:t>
+      </w:r>
+      <w:r>
+        <w:rPr>
+          <w:rStyle w:val="FunctionTok"/>
+          <w:rFonts w:ascii="Arial" w:hAnsi="Arial" w:cs="Arial"/>
+          <w:szCs w:val="22"/>
+        </w:rPr>
+        <w:t>select_by_one_std_err</w:t>
+      </w:r>
+      <w:r>
+        <w:rPr>
+          <w:rStyle w:val="FunctionTok"/>
+          <w:rFonts w:ascii="Arial" w:hAnsi="Arial" w:cs="Arial" w:hint="cs"/>
+          <w:szCs w:val="22"/>
+          <w:rtl/>
+        </w:rPr>
+        <w:t xml:space="preserve"> </w:t>
+      </w:r>
+      <w:r>
+        <w:rPr>
+          <w:rFonts w:ascii="Arial" w:hAnsi="Arial" w:cs="Arial" w:hint="cs"/>
+          <w:sz w:val="22"/>
+          <w:szCs w:val="22"/>
+          <w:rtl/>
+        </w:rPr>
+        <w:t xml:space="preserve">על סמך ערכו של </w:t>
+      </w:r>
+      <w:r>
+        <w:rPr>
+          <w:rFonts w:ascii="Arial" w:hAnsi="Arial" w:cs="Arial"/>
+          <w:sz w:val="22"/>
+          <w:szCs w:val="22"/>
+        </w:rPr>
+        <w:t>rsq</w:t>
+      </w:r>
+      <w:r>
+        <w:rPr>
+          <w:rFonts w:ascii="Arial" w:hAnsi="Arial" w:cs="Arial" w:hint="cs"/>
+          <w:sz w:val="22"/>
+          <w:szCs w:val="22"/>
+          <w:rtl/>
+        </w:rPr>
+        <w:t xml:space="preserve"> </w:t>
+      </w:r>
+      <w:r>
+        <w:rPr>
+          <w:rFonts w:ascii="Arial" w:hAnsi="Arial" w:cs="Arial" w:hint="cs"/>
+          <w:sz w:val="22"/>
+          <w:szCs w:val="22"/>
+          <w:rtl/>
+        </w:rPr>
+        <w:t xml:space="preserve">על </w:t>
+      </w:r>
+      <w:r>
+        <w:rPr>
+          <w:rFonts w:ascii="Arial" w:hAnsi="Arial" w:cs="Arial" w:hint="cs"/>
+          <w:sz w:val="22"/>
+          <w:szCs w:val="22"/>
+          <w:rtl/>
+        </w:rPr>
+        <w:t xml:space="preserve">מנת לקבוע את הערכי ההיפר פראמטר, עבור </w:t>
+      </w:r>
+      <w:r>
+        <w:rPr>
+          <w:rStyle w:val="AttributeTok"/>
+          <w:rFonts w:ascii="Arial" w:hAnsi="Arial" w:cs="Arial"/>
+          <w:szCs w:val="22"/>
+        </w:rPr>
+        <w:t>trees</w:t>
+      </w:r>
+      <w:r>
+        <w:rPr>
+          <w:rFonts w:ascii="Arial" w:hAnsi="Arial" w:cs="Arial" w:hint="cs"/>
+          <w:sz w:val="22"/>
+          <w:szCs w:val="22"/>
+          <w:rtl/>
+        </w:rPr>
+        <w:t xml:space="preserve"> </w:t>
+      </w:r>
+      <w:r>
+        <w:rPr>
+          <w:rFonts w:ascii="Arial" w:hAnsi="Arial" w:cs="Arial" w:hint="cs"/>
+          <w:sz w:val="22"/>
+          <w:szCs w:val="22"/>
+          <w:rtl/>
+        </w:rPr>
+        <w:t>ו-</w:t>
+      </w:r>
       <w:r>
         <w:rPr>
           <w:rFonts w:ascii="Arial" w:hAnsi="Arial" w:cs="Arial"/>
@@ -3284,887 +3682,8 @@
           <w:szCs w:val="22"/>
           <w:shd w:val="clear" w:color="auto" w:fill="F1F3F5"/>
         </w:rPr>
-        <w:t>mtry</w:t>
-      </w:r>
-      <w:proofErr w:type="spellEnd"/>
-      <w:r>
-        <w:rPr>
-          <w:rFonts w:ascii="Arial" w:hAnsi="Arial" w:cs="Arial"/>
-          <w:sz w:val="22"/>
-          <w:szCs w:val="22"/>
-        </w:rPr>
-        <w:t xml:space="preserve"> </w:t>
-      </w:r>
-      <w:r>
-        <w:rPr>
-          <w:rFonts w:ascii="Arial" w:hAnsi="Arial" w:cs="Arial"/>
-          <w:sz w:val="22"/>
-          <w:szCs w:val="22"/>
-        </w:rPr>
-        <w:t>=3</w:t>
-      </w:r>
-      <w:r>
-        <w:rPr>
-          <w:rFonts w:ascii="Arial" w:hAnsi="Arial" w:cs="Arial" w:hint="cs"/>
-          <w:sz w:val="22"/>
-          <w:szCs w:val="22"/>
-          <w:rtl/>
-        </w:rPr>
-        <w:t xml:space="preserve"> עבור כל מספר עצים. תוצאה מפתיע ואף בלתי הגיונית במודלי רגרסיה ליניארית אך </w:t>
-      </w:r>
-      <w:r>
-        <w:rPr>
-          <w:rFonts w:ascii="Arial" w:hAnsi="Arial" w:cs="Arial" w:hint="cs"/>
-          <w:sz w:val="22"/>
-          <w:szCs w:val="22"/>
-          <w:rtl/>
-        </w:rPr>
-        <w:t>אם</w:t>
-      </w:r>
-      <w:r>
-        <w:rPr>
-          <w:rFonts w:ascii="Arial" w:hAnsi="Arial" w:cs="Arial"/>
-          <w:sz w:val="22"/>
-          <w:szCs w:val="22"/>
-          <w:rtl/>
-        </w:rPr>
-        <w:t xml:space="preserve"> </w:t>
-      </w:r>
-      <w:r>
-        <w:rPr>
-          <w:rFonts w:ascii="Arial" w:hAnsi="Arial" w:cs="Arial" w:hint="cs"/>
-          <w:sz w:val="22"/>
-          <w:szCs w:val="22"/>
-          <w:rtl/>
-        </w:rPr>
-        <w:t>הערך</w:t>
-      </w:r>
-      <w:r>
-        <w:rPr>
-          <w:rFonts w:ascii="Arial" w:hAnsi="Arial" w:cs="Arial"/>
-          <w:sz w:val="22"/>
-          <w:szCs w:val="22"/>
-          <w:rtl/>
-        </w:rPr>
-        <w:t xml:space="preserve"> </w:t>
-      </w:r>
-      <w:r>
-        <w:rPr>
-          <w:rFonts w:ascii="Arial" w:hAnsi="Arial" w:cs="Arial" w:hint="cs"/>
-          <w:sz w:val="22"/>
-          <w:szCs w:val="22"/>
-          <w:rtl/>
-        </w:rPr>
-        <w:t>של</w:t>
-      </w:r>
-      <w:r>
-        <w:rPr>
-          <w:rFonts w:ascii="Arial" w:hAnsi="Arial" w:cs="Arial"/>
-          <w:sz w:val="22"/>
-          <w:szCs w:val="22"/>
-          <w:rtl/>
-        </w:rPr>
-        <w:t xml:space="preserve"> </w:t>
-      </w:r>
-      <w:proofErr w:type="spellStart"/>
-      <w:r>
-        <w:rPr>
-          <w:rFonts w:ascii="Arial" w:hAnsi="Arial" w:cs="Arial"/>
-          <w:sz w:val="22"/>
-          <w:szCs w:val="22"/>
-        </w:rPr>
-        <w:t>mtry</w:t>
-      </w:r>
-      <w:proofErr w:type="spellEnd"/>
-      <w:r>
-        <w:rPr>
-          <w:rFonts w:ascii="Arial" w:hAnsi="Arial" w:cs="Arial"/>
-          <w:sz w:val="22"/>
-          <w:szCs w:val="22"/>
-          <w:rtl/>
-        </w:rPr>
-        <w:t xml:space="preserve"> (</w:t>
-      </w:r>
-      <w:r>
-        <w:rPr>
-          <w:rFonts w:ascii="Arial" w:hAnsi="Arial" w:cs="Arial" w:hint="cs"/>
-          <w:sz w:val="22"/>
-          <w:szCs w:val="22"/>
-          <w:rtl/>
-        </w:rPr>
-        <w:t>כלומר</w:t>
-      </w:r>
-      <w:r>
-        <w:rPr>
-          <w:rFonts w:ascii="Arial" w:hAnsi="Arial" w:cs="Arial"/>
-          <w:sz w:val="22"/>
-          <w:szCs w:val="22"/>
-          <w:rtl/>
-        </w:rPr>
-        <w:t xml:space="preserve">, </w:t>
-      </w:r>
-      <w:r>
-        <w:rPr>
-          <w:rFonts w:ascii="Arial" w:hAnsi="Arial" w:cs="Arial" w:hint="cs"/>
-          <w:sz w:val="22"/>
-          <w:szCs w:val="22"/>
-          <w:rtl/>
-        </w:rPr>
-        <w:t>מספר</w:t>
-      </w:r>
-      <w:r>
-        <w:rPr>
-          <w:rFonts w:ascii="Arial" w:hAnsi="Arial" w:cs="Arial"/>
-          <w:sz w:val="22"/>
-          <w:szCs w:val="22"/>
-          <w:rtl/>
-        </w:rPr>
-        <w:t xml:space="preserve"> </w:t>
-      </w:r>
-      <w:r>
-        <w:rPr>
-          <w:rFonts w:ascii="Arial" w:hAnsi="Arial" w:cs="Arial" w:hint="cs"/>
-          <w:sz w:val="22"/>
-          <w:szCs w:val="22"/>
-          <w:rtl/>
-        </w:rPr>
-        <w:t>המנבאים</w:t>
-      </w:r>
-      <w:r>
-        <w:rPr>
-          <w:rFonts w:ascii="Arial" w:hAnsi="Arial" w:cs="Arial"/>
-          <w:sz w:val="22"/>
-          <w:szCs w:val="22"/>
-          <w:rtl/>
-        </w:rPr>
-        <w:t xml:space="preserve"> </w:t>
-      </w:r>
-      <w:r>
-        <w:rPr>
-          <w:rFonts w:ascii="Arial" w:hAnsi="Arial" w:cs="Arial" w:hint="cs"/>
-          <w:sz w:val="22"/>
-          <w:szCs w:val="22"/>
-          <w:rtl/>
-        </w:rPr>
-        <w:t>שנבחרים</w:t>
-      </w:r>
-      <w:r>
-        <w:rPr>
-          <w:rFonts w:ascii="Arial" w:hAnsi="Arial" w:cs="Arial"/>
-          <w:sz w:val="22"/>
-          <w:szCs w:val="22"/>
-          <w:rtl/>
-        </w:rPr>
-        <w:t xml:space="preserve"> </w:t>
-      </w:r>
-      <w:r>
-        <w:rPr>
-          <w:rFonts w:ascii="Arial" w:hAnsi="Arial" w:cs="Arial" w:hint="cs"/>
-          <w:sz w:val="22"/>
-          <w:szCs w:val="22"/>
-          <w:rtl/>
-        </w:rPr>
-        <w:t>באקראי</w:t>
-      </w:r>
-      <w:r>
-        <w:rPr>
-          <w:rFonts w:ascii="Arial" w:hAnsi="Arial" w:cs="Arial"/>
-          <w:sz w:val="22"/>
-          <w:szCs w:val="22"/>
-          <w:rtl/>
-        </w:rPr>
-        <w:t xml:space="preserve"> </w:t>
-      </w:r>
-      <w:r>
-        <w:rPr>
-          <w:rFonts w:ascii="Arial" w:hAnsi="Arial" w:cs="Arial" w:hint="cs"/>
-          <w:sz w:val="22"/>
-          <w:szCs w:val="22"/>
-          <w:rtl/>
-        </w:rPr>
-        <w:t>בכל</w:t>
-      </w:r>
-      <w:r>
-        <w:rPr>
-          <w:rFonts w:ascii="Arial" w:hAnsi="Arial" w:cs="Arial"/>
-          <w:sz w:val="22"/>
-          <w:szCs w:val="22"/>
-          <w:rtl/>
-        </w:rPr>
-        <w:t xml:space="preserve"> </w:t>
-      </w:r>
-      <w:r>
-        <w:rPr>
-          <w:rFonts w:ascii="Arial" w:hAnsi="Arial" w:cs="Arial" w:hint="cs"/>
-          <w:sz w:val="22"/>
-          <w:szCs w:val="22"/>
-          <w:rtl/>
-        </w:rPr>
-        <w:t>פיצול</w:t>
-      </w:r>
-      <w:r>
-        <w:rPr>
-          <w:rFonts w:ascii="Arial" w:hAnsi="Arial" w:cs="Arial"/>
-          <w:sz w:val="22"/>
-          <w:szCs w:val="22"/>
-          <w:rtl/>
-        </w:rPr>
-        <w:t xml:space="preserve"> </w:t>
-      </w:r>
-      <w:r>
-        <w:rPr>
-          <w:rFonts w:ascii="Arial" w:hAnsi="Arial" w:cs="Arial" w:hint="cs"/>
-          <w:sz w:val="22"/>
-          <w:szCs w:val="22"/>
-          <w:rtl/>
-        </w:rPr>
-        <w:t>בעץ</w:t>
-      </w:r>
-      <w:r>
-        <w:rPr>
-          <w:rFonts w:ascii="Arial" w:hAnsi="Arial" w:cs="Arial"/>
-          <w:sz w:val="22"/>
-          <w:szCs w:val="22"/>
-          <w:rtl/>
-        </w:rPr>
-        <w:t xml:space="preserve">) </w:t>
-      </w:r>
-      <w:r>
-        <w:rPr>
-          <w:rFonts w:ascii="Arial" w:hAnsi="Arial" w:cs="Arial" w:hint="cs"/>
-          <w:sz w:val="22"/>
-          <w:szCs w:val="22"/>
-          <w:rtl/>
-        </w:rPr>
-        <w:t>גדול</w:t>
-      </w:r>
-      <w:r>
-        <w:rPr>
-          <w:rFonts w:ascii="Arial" w:hAnsi="Arial" w:cs="Arial"/>
-          <w:sz w:val="22"/>
-          <w:szCs w:val="22"/>
-          <w:rtl/>
-        </w:rPr>
-        <w:t xml:space="preserve"> </w:t>
-      </w:r>
-      <w:r>
-        <w:rPr>
-          <w:rFonts w:ascii="Arial" w:hAnsi="Arial" w:cs="Arial" w:hint="cs"/>
-          <w:sz w:val="22"/>
-          <w:szCs w:val="22"/>
-          <w:rtl/>
-        </w:rPr>
-        <w:t>מדי</w:t>
-      </w:r>
-      <w:r>
-        <w:rPr>
-          <w:rFonts w:ascii="Arial" w:hAnsi="Arial" w:cs="Arial"/>
-          <w:sz w:val="22"/>
-          <w:szCs w:val="22"/>
-          <w:rtl/>
-        </w:rPr>
-        <w:t xml:space="preserve"> — </w:t>
-      </w:r>
-      <w:r>
-        <w:rPr>
-          <w:rFonts w:ascii="Arial" w:hAnsi="Arial" w:cs="Arial" w:hint="cs"/>
-          <w:sz w:val="22"/>
-          <w:szCs w:val="22"/>
-          <w:rtl/>
-        </w:rPr>
-        <w:t>העצים</w:t>
-      </w:r>
-      <w:r>
-        <w:rPr>
-          <w:rFonts w:ascii="Arial" w:hAnsi="Arial" w:cs="Arial"/>
-          <w:sz w:val="22"/>
-          <w:szCs w:val="22"/>
-          <w:rtl/>
-        </w:rPr>
-        <w:t xml:space="preserve"> </w:t>
-      </w:r>
-      <w:r>
-        <w:rPr>
-          <w:rFonts w:ascii="Arial" w:hAnsi="Arial" w:cs="Arial" w:hint="cs"/>
-          <w:sz w:val="22"/>
-          <w:szCs w:val="22"/>
-          <w:rtl/>
-        </w:rPr>
-        <w:t>במודל</w:t>
-      </w:r>
-      <w:r>
-        <w:rPr>
-          <w:rFonts w:ascii="Arial" w:hAnsi="Arial" w:cs="Arial"/>
-          <w:sz w:val="22"/>
-          <w:szCs w:val="22"/>
-          <w:rtl/>
-        </w:rPr>
-        <w:t xml:space="preserve"> </w:t>
-      </w:r>
-      <w:r>
-        <w:rPr>
-          <w:rFonts w:ascii="Arial" w:hAnsi="Arial" w:cs="Arial" w:hint="cs"/>
-          <w:sz w:val="22"/>
-          <w:szCs w:val="22"/>
-          <w:rtl/>
-        </w:rPr>
-        <w:t>יתחילו</w:t>
-      </w:r>
-      <w:r>
-        <w:rPr>
-          <w:rFonts w:ascii="Arial" w:hAnsi="Arial" w:cs="Arial"/>
-          <w:sz w:val="22"/>
-          <w:szCs w:val="22"/>
-          <w:rtl/>
-        </w:rPr>
-        <w:t xml:space="preserve"> </w:t>
-      </w:r>
-      <w:r>
-        <w:rPr>
-          <w:rFonts w:ascii="Arial" w:hAnsi="Arial" w:cs="Arial" w:hint="cs"/>
-          <w:sz w:val="22"/>
-          <w:szCs w:val="22"/>
-          <w:rtl/>
-        </w:rPr>
-        <w:t>להידמות</w:t>
-      </w:r>
-      <w:r>
-        <w:rPr>
-          <w:rFonts w:ascii="Arial" w:hAnsi="Arial" w:cs="Arial"/>
-          <w:sz w:val="22"/>
-          <w:szCs w:val="22"/>
-          <w:rtl/>
-        </w:rPr>
-        <w:t xml:space="preserve"> </w:t>
-      </w:r>
-      <w:r>
-        <w:rPr>
-          <w:rFonts w:ascii="Arial" w:hAnsi="Arial" w:cs="Arial" w:hint="cs"/>
-          <w:sz w:val="22"/>
-          <w:szCs w:val="22"/>
-          <w:rtl/>
-        </w:rPr>
-        <w:t>זה</w:t>
-      </w:r>
-      <w:r>
-        <w:rPr>
-          <w:rFonts w:ascii="Arial" w:hAnsi="Arial" w:cs="Arial"/>
-          <w:sz w:val="22"/>
-          <w:szCs w:val="22"/>
-          <w:rtl/>
-        </w:rPr>
-        <w:t xml:space="preserve"> </w:t>
-      </w:r>
-      <w:r>
-        <w:rPr>
-          <w:rFonts w:ascii="Arial" w:hAnsi="Arial" w:cs="Arial" w:hint="cs"/>
-          <w:sz w:val="22"/>
-          <w:szCs w:val="22"/>
-          <w:rtl/>
-        </w:rPr>
-        <w:t>לזה</w:t>
-      </w:r>
-      <w:r>
-        <w:rPr>
-          <w:rFonts w:ascii="Arial" w:hAnsi="Arial" w:cs="Arial" w:hint="cs"/>
-          <w:sz w:val="22"/>
-          <w:szCs w:val="22"/>
-          <w:rtl/>
-        </w:rPr>
-        <w:t>.</w:t>
-      </w:r>
-      <w:r>
-        <w:rPr>
-          <w:rFonts w:ascii="Arial" w:hAnsi="Arial" w:cs="Arial" w:hint="cs"/>
-          <w:sz w:val="22"/>
-          <w:szCs w:val="22"/>
-          <w:rtl/>
-        </w:rPr>
-        <w:t xml:space="preserve"> </w:t>
-      </w:r>
-      <w:r>
-        <w:rPr>
-          <w:rFonts w:ascii="Arial" w:hAnsi="Arial" w:cs="Arial" w:hint="cs"/>
-          <w:sz w:val="22"/>
-          <w:szCs w:val="22"/>
-          <w:rtl/>
-        </w:rPr>
-        <w:t>כך ש</w:t>
-      </w:r>
-      <w:r>
-        <w:rPr>
-          <w:rFonts w:ascii="Arial" w:hAnsi="Arial" w:cs="Arial" w:hint="cs"/>
-          <w:sz w:val="22"/>
-          <w:szCs w:val="22"/>
-          <w:rtl/>
-        </w:rPr>
-        <w:t>היכולת</w:t>
-      </w:r>
-      <w:r>
-        <w:rPr>
-          <w:rFonts w:ascii="Arial" w:hAnsi="Arial" w:cs="Arial"/>
-          <w:sz w:val="22"/>
-          <w:szCs w:val="22"/>
-          <w:rtl/>
-        </w:rPr>
-        <w:t xml:space="preserve"> </w:t>
-      </w:r>
-      <w:r>
-        <w:rPr>
-          <w:rFonts w:ascii="Arial" w:hAnsi="Arial" w:cs="Arial" w:hint="cs"/>
-          <w:sz w:val="22"/>
-          <w:szCs w:val="22"/>
-          <w:rtl/>
-        </w:rPr>
-        <w:t>של</w:t>
-      </w:r>
-      <w:r>
-        <w:rPr>
-          <w:rFonts w:ascii="Arial" w:hAnsi="Arial" w:cs="Arial"/>
-          <w:sz w:val="22"/>
-          <w:szCs w:val="22"/>
-          <w:rtl/>
-        </w:rPr>
-        <w:t xml:space="preserve"> </w:t>
-      </w:r>
-      <w:r>
-        <w:rPr>
-          <w:rFonts w:ascii="Arial" w:hAnsi="Arial" w:cs="Arial" w:hint="cs"/>
-          <w:sz w:val="22"/>
-          <w:szCs w:val="22"/>
-          <w:rtl/>
-        </w:rPr>
-        <w:t>המודל</w:t>
-      </w:r>
-      <w:r>
-        <w:rPr>
-          <w:rFonts w:ascii="Arial" w:hAnsi="Arial" w:cs="Arial"/>
-          <w:sz w:val="22"/>
-          <w:szCs w:val="22"/>
-          <w:rtl/>
-        </w:rPr>
-        <w:t xml:space="preserve"> </w:t>
-      </w:r>
-      <w:r>
-        <w:rPr>
-          <w:rFonts w:ascii="Arial" w:hAnsi="Arial" w:cs="Arial" w:hint="cs"/>
-          <w:sz w:val="22"/>
-          <w:szCs w:val="22"/>
-          <w:rtl/>
-        </w:rPr>
-        <w:t>המשותף</w:t>
-      </w:r>
-      <w:r>
-        <w:rPr>
-          <w:rFonts w:ascii="Arial" w:hAnsi="Arial" w:cs="Arial"/>
-          <w:sz w:val="22"/>
-          <w:szCs w:val="22"/>
-          <w:rtl/>
-        </w:rPr>
-        <w:t xml:space="preserve"> (</w:t>
-      </w:r>
-      <w:r>
-        <w:rPr>
-          <w:rFonts w:ascii="Arial" w:hAnsi="Arial" w:cs="Arial" w:hint="cs"/>
-          <w:sz w:val="22"/>
-          <w:szCs w:val="22"/>
-          <w:rtl/>
-        </w:rPr>
-        <w:t>ה</w:t>
-      </w:r>
-      <w:r>
-        <w:rPr>
-          <w:rFonts w:ascii="Arial" w:hAnsi="Arial" w:cs="Arial"/>
-          <w:sz w:val="22"/>
-          <w:szCs w:val="22"/>
-          <w:rtl/>
-        </w:rPr>
-        <w:t>-</w:t>
-      </w:r>
-      <w:r>
-        <w:rPr>
-          <w:rFonts w:ascii="Arial" w:hAnsi="Arial" w:cs="Arial"/>
-          <w:sz w:val="22"/>
-          <w:szCs w:val="22"/>
-        </w:rPr>
-        <w:t>Ensemble</w:t>
-      </w:r>
-      <w:r>
-        <w:rPr>
-          <w:rFonts w:ascii="Arial" w:hAnsi="Arial" w:cs="Arial"/>
-          <w:sz w:val="22"/>
-          <w:szCs w:val="22"/>
-          <w:rtl/>
-        </w:rPr>
-        <w:t xml:space="preserve"> </w:t>
-      </w:r>
-      <w:r>
-        <w:rPr>
-          <w:rFonts w:ascii="Arial" w:hAnsi="Arial" w:cs="Arial" w:hint="cs"/>
-          <w:sz w:val="22"/>
-          <w:szCs w:val="22"/>
-          <w:rtl/>
-        </w:rPr>
-        <w:t>של</w:t>
-      </w:r>
-      <w:r>
-        <w:rPr>
-          <w:rFonts w:ascii="Arial" w:hAnsi="Arial" w:cs="Arial"/>
-          <w:sz w:val="22"/>
-          <w:szCs w:val="22"/>
-          <w:rtl/>
-        </w:rPr>
-        <w:t xml:space="preserve"> </w:t>
-      </w:r>
-      <w:r>
-        <w:rPr>
-          <w:rFonts w:ascii="Arial" w:hAnsi="Arial" w:cs="Arial" w:hint="cs"/>
-          <w:sz w:val="22"/>
-          <w:szCs w:val="22"/>
-          <w:rtl/>
-        </w:rPr>
-        <w:t>העצים</w:t>
-      </w:r>
-      <w:r>
-        <w:rPr>
-          <w:rFonts w:ascii="Arial" w:hAnsi="Arial" w:cs="Arial"/>
-          <w:sz w:val="22"/>
-          <w:szCs w:val="22"/>
-          <w:rtl/>
-        </w:rPr>
-        <w:t xml:space="preserve">) </w:t>
-      </w:r>
-      <w:r>
-        <w:rPr>
-          <w:rFonts w:ascii="Arial" w:hAnsi="Arial" w:cs="Arial" w:hint="cs"/>
-          <w:sz w:val="22"/>
-          <w:szCs w:val="22"/>
-          <w:rtl/>
-        </w:rPr>
-        <w:t>לצמצם</w:t>
-      </w:r>
-      <w:r>
-        <w:rPr>
-          <w:rFonts w:ascii="Arial" w:hAnsi="Arial" w:cs="Arial"/>
-          <w:sz w:val="22"/>
-          <w:szCs w:val="22"/>
-          <w:rtl/>
-        </w:rPr>
-        <w:t xml:space="preserve"> </w:t>
-      </w:r>
-      <w:r>
-        <w:rPr>
-          <w:rFonts w:ascii="Arial" w:hAnsi="Arial" w:cs="Arial" w:hint="cs"/>
-          <w:sz w:val="22"/>
-          <w:szCs w:val="22"/>
-          <w:rtl/>
-        </w:rPr>
-        <w:t>שונות</w:t>
-      </w:r>
-      <w:r>
-        <w:rPr>
-          <w:rFonts w:ascii="Arial" w:hAnsi="Arial" w:cs="Arial"/>
-          <w:sz w:val="22"/>
-          <w:szCs w:val="22"/>
-          <w:rtl/>
-        </w:rPr>
-        <w:t xml:space="preserve"> </w:t>
-      </w:r>
-      <w:r>
-        <w:rPr>
-          <w:rFonts w:ascii="Arial" w:hAnsi="Arial" w:cs="Arial" w:hint="cs"/>
-          <w:sz w:val="22"/>
-          <w:szCs w:val="22"/>
-          <w:rtl/>
-        </w:rPr>
-        <w:t>פוחתת</w:t>
-      </w:r>
-      <w:r>
-        <w:rPr>
-          <w:rFonts w:ascii="Arial" w:hAnsi="Arial" w:cs="Arial"/>
-          <w:sz w:val="22"/>
-          <w:szCs w:val="22"/>
-          <w:rtl/>
-        </w:rPr>
-        <w:t xml:space="preserve">. </w:t>
-      </w:r>
-      <w:r>
-        <w:rPr>
-          <w:rFonts w:ascii="Arial" w:hAnsi="Arial" w:cs="Arial" w:hint="cs"/>
-          <w:sz w:val="22"/>
-          <w:szCs w:val="22"/>
-          <w:rtl/>
-        </w:rPr>
-        <w:t>הדבר</w:t>
-      </w:r>
-      <w:r>
-        <w:rPr>
-          <w:rFonts w:ascii="Arial" w:hAnsi="Arial" w:cs="Arial"/>
-          <w:sz w:val="22"/>
-          <w:szCs w:val="22"/>
-          <w:rtl/>
-        </w:rPr>
-        <w:t xml:space="preserve"> </w:t>
-      </w:r>
-      <w:r>
-        <w:rPr>
-          <w:rFonts w:ascii="Arial" w:hAnsi="Arial" w:cs="Arial" w:hint="cs"/>
-          <w:sz w:val="22"/>
-          <w:szCs w:val="22"/>
-          <w:rtl/>
-        </w:rPr>
-        <w:t>הזה</w:t>
-      </w:r>
-      <w:r>
-        <w:rPr>
-          <w:rFonts w:ascii="Arial" w:hAnsi="Arial" w:cs="Arial"/>
-          <w:sz w:val="22"/>
-          <w:szCs w:val="22"/>
-          <w:rtl/>
-        </w:rPr>
-        <w:t xml:space="preserve"> </w:t>
-      </w:r>
-      <w:r>
-        <w:rPr>
-          <w:rFonts w:ascii="Arial" w:hAnsi="Arial" w:cs="Arial" w:hint="cs"/>
-          <w:sz w:val="22"/>
-          <w:szCs w:val="22"/>
-          <w:rtl/>
-        </w:rPr>
-        <w:t>פוגע</w:t>
-      </w:r>
-      <w:r>
-        <w:rPr>
-          <w:rFonts w:ascii="Arial" w:hAnsi="Arial" w:cs="Arial"/>
-          <w:sz w:val="22"/>
-          <w:szCs w:val="22"/>
-          <w:rtl/>
-        </w:rPr>
-        <w:t xml:space="preserve"> </w:t>
-      </w:r>
-      <w:r>
-        <w:rPr>
-          <w:rFonts w:ascii="Arial" w:hAnsi="Arial" w:cs="Arial" w:hint="cs"/>
-          <w:sz w:val="22"/>
-          <w:szCs w:val="22"/>
-          <w:rtl/>
-        </w:rPr>
-        <w:t>ביכולת</w:t>
-      </w:r>
-      <w:r>
-        <w:rPr>
-          <w:rFonts w:ascii="Arial" w:hAnsi="Arial" w:cs="Arial"/>
-          <w:sz w:val="22"/>
-          <w:szCs w:val="22"/>
-          <w:rtl/>
-        </w:rPr>
-        <w:t xml:space="preserve"> </w:t>
-      </w:r>
-      <w:r>
-        <w:rPr>
-          <w:rFonts w:ascii="Arial" w:hAnsi="Arial" w:cs="Arial" w:hint="cs"/>
-          <w:sz w:val="22"/>
-          <w:szCs w:val="22"/>
-          <w:rtl/>
-        </w:rPr>
-        <w:t>של</w:t>
-      </w:r>
-      <w:r>
-        <w:rPr>
-          <w:rFonts w:ascii="Arial" w:hAnsi="Arial" w:cs="Arial"/>
-          <w:sz w:val="22"/>
-          <w:szCs w:val="22"/>
-          <w:rtl/>
-        </w:rPr>
-        <w:t xml:space="preserve"> </w:t>
-      </w:r>
-      <w:r>
-        <w:rPr>
-          <w:rFonts w:ascii="Arial" w:hAnsi="Arial" w:cs="Arial" w:hint="cs"/>
-          <w:sz w:val="22"/>
-          <w:szCs w:val="22"/>
-          <w:rtl/>
-        </w:rPr>
-        <w:t>המודל</w:t>
-      </w:r>
-      <w:r>
-        <w:rPr>
-          <w:rFonts w:ascii="Arial" w:hAnsi="Arial" w:cs="Arial"/>
-          <w:sz w:val="22"/>
-          <w:szCs w:val="22"/>
-          <w:rtl/>
-        </w:rPr>
-        <w:t xml:space="preserve"> </w:t>
-      </w:r>
-      <w:r>
-        <w:rPr>
-          <w:rFonts w:ascii="Arial" w:hAnsi="Arial" w:cs="Arial" w:hint="cs"/>
-          <w:sz w:val="22"/>
-          <w:szCs w:val="22"/>
-          <w:rtl/>
-        </w:rPr>
-        <w:t>להכליל</w:t>
-      </w:r>
-      <w:r>
-        <w:rPr>
-          <w:rFonts w:ascii="Arial" w:hAnsi="Arial" w:cs="Arial" w:hint="cs"/>
-          <w:sz w:val="22"/>
-          <w:szCs w:val="22"/>
-          <w:rtl/>
-        </w:rPr>
-        <w:t xml:space="preserve"> נתונים חדשים אשר לא נחשף עליהם בשלב האימון.</w:t>
-      </w:r>
-      <w:r>
-        <w:rPr>
-          <w:rFonts w:ascii="Arial" w:hAnsi="Arial" w:cs="Arial" w:hint="cs"/>
-          <w:sz w:val="22"/>
-          <w:szCs w:val="22"/>
-          <w:rtl/>
-        </w:rPr>
-        <w:t xml:space="preserve"> </w:t>
-      </w:r>
-      <w:r>
-        <w:rPr>
-          <w:rFonts w:ascii="Arial" w:hAnsi="Arial" w:cs="Arial" w:hint="cs"/>
-          <w:sz w:val="22"/>
-          <w:szCs w:val="22"/>
-          <w:rtl/>
-        </w:rPr>
-        <w:t xml:space="preserve">השתמשנו בשיטת </w:t>
-      </w:r>
-      <w:proofErr w:type="spellStart"/>
-      <w:r>
-        <w:rPr>
-          <w:rStyle w:val="FunctionTok"/>
-          <w:rFonts w:ascii="Arial" w:hAnsi="Arial" w:cs="Arial"/>
-          <w:szCs w:val="22"/>
-        </w:rPr>
-        <w:t>select_by_one_std_err</w:t>
-      </w:r>
-      <w:proofErr w:type="spellEnd"/>
-      <w:r>
-        <w:rPr>
-          <w:rStyle w:val="FunctionTok"/>
-          <w:rFonts w:ascii="Arial" w:hAnsi="Arial" w:cs="Arial" w:hint="cs"/>
-          <w:szCs w:val="22"/>
-          <w:rtl/>
-        </w:rPr>
-        <w:t xml:space="preserve"> </w:t>
-      </w:r>
-      <w:r>
-        <w:rPr>
-          <w:rFonts w:ascii="Arial" w:hAnsi="Arial" w:cs="Arial" w:hint="cs"/>
-          <w:sz w:val="22"/>
-          <w:szCs w:val="22"/>
-          <w:rtl/>
-        </w:rPr>
-        <w:t xml:space="preserve">על סמך ערכו של </w:t>
-      </w:r>
-      <w:proofErr w:type="spellStart"/>
-      <w:r>
-        <w:rPr>
-          <w:rFonts w:ascii="Arial" w:hAnsi="Arial" w:cs="Arial"/>
-          <w:sz w:val="22"/>
-          <w:szCs w:val="22"/>
-        </w:rPr>
-        <w:t>rsq</w:t>
-      </w:r>
-      <w:proofErr w:type="spellEnd"/>
-      <w:r>
-        <w:rPr>
-          <w:rFonts w:ascii="Arial" w:hAnsi="Arial" w:cs="Arial" w:hint="cs"/>
-          <w:sz w:val="22"/>
-          <w:szCs w:val="22"/>
-          <w:rtl/>
-        </w:rPr>
-        <w:t xml:space="preserve"> </w:t>
-      </w:r>
-      <w:r>
-        <w:rPr>
-          <w:rFonts w:ascii="Arial" w:hAnsi="Arial" w:cs="Arial" w:hint="cs"/>
-          <w:sz w:val="22"/>
-          <w:szCs w:val="22"/>
-          <w:rtl/>
-        </w:rPr>
-        <w:t xml:space="preserve">על </w:t>
-      </w:r>
-      <w:r>
-        <w:rPr>
-          <w:rFonts w:ascii="Arial" w:hAnsi="Arial" w:cs="Arial" w:hint="cs"/>
-          <w:sz w:val="22"/>
-          <w:szCs w:val="22"/>
-          <w:rtl/>
-        </w:rPr>
-        <w:t xml:space="preserve">מנת לקבוע את הערכי ההיפר </w:t>
-      </w:r>
-      <w:proofErr w:type="spellStart"/>
-      <w:r>
-        <w:rPr>
-          <w:rFonts w:ascii="Arial" w:hAnsi="Arial" w:cs="Arial" w:hint="cs"/>
-          <w:sz w:val="22"/>
-          <w:szCs w:val="22"/>
-          <w:rtl/>
-        </w:rPr>
-        <w:t>פראמטר</w:t>
-      </w:r>
-      <w:proofErr w:type="spellEnd"/>
-      <w:r>
-        <w:rPr>
-          <w:rFonts w:ascii="Arial" w:hAnsi="Arial" w:cs="Arial" w:hint="cs"/>
-          <w:sz w:val="22"/>
-          <w:szCs w:val="22"/>
-          <w:rtl/>
-        </w:rPr>
-        <w:t xml:space="preserve">, עבור </w:t>
-      </w:r>
-      <w:r>
-        <w:rPr>
-          <w:rStyle w:val="AttributeTok"/>
-          <w:rFonts w:ascii="Arial" w:hAnsi="Arial" w:cs="Arial"/>
-          <w:szCs w:val="22"/>
-        </w:rPr>
-        <w:t>trees</w:t>
-      </w:r>
-      <w:r>
-        <w:rPr>
-          <w:rFonts w:ascii="Arial" w:hAnsi="Arial" w:cs="Arial" w:hint="cs"/>
-          <w:sz w:val="22"/>
-          <w:szCs w:val="22"/>
-          <w:rtl/>
-        </w:rPr>
-        <w:t xml:space="preserve"> </w:t>
-      </w:r>
-      <w:r>
-        <w:rPr>
-          <w:rFonts w:ascii="Arial" w:hAnsi="Arial" w:cs="Arial" w:hint="cs"/>
-          <w:sz w:val="22"/>
-          <w:szCs w:val="22"/>
-          <w:rtl/>
-        </w:rPr>
-        <w:t>ו-</w:t>
-      </w:r>
-      <w:r>
-        <w:rPr>
-          <w:rFonts w:ascii="Arial" w:hAnsi="Arial" w:cs="Arial"/>
-          <w:color w:val="657422"/>
-          <w:sz w:val="22"/>
-          <w:szCs w:val="22"/>
-          <w:shd w:val="clear" w:color="auto" w:fill="F1F3F5"/>
-        </w:rPr>
-        <w:t xml:space="preserve"> </w:t>
-      </w:r>
-      <w:proofErr w:type="spellStart"/>
-      <w:r>
-        <w:rPr>
-          <w:rFonts w:ascii="Arial" w:hAnsi="Arial" w:cs="Arial"/>
-          <w:color w:val="657422"/>
-          <w:sz w:val="22"/>
-          <w:szCs w:val="22"/>
-          <w:shd w:val="clear" w:color="auto" w:fill="F1F3F5"/>
-        </w:rPr>
-        <w:t>mtry</w:t>
-      </w:r>
-      <w:proofErr w:type="spellEnd"/>
+        <w:t xml:space="preserve"> mtry</w:t>
+      </w:r>
     </w:p>
     <w:p>
       <w:pPr>
@@ -4218,20 +3737,8 @@
           <w:szCs w:val="22"/>
           <w:shd w:val="clear" w:color="auto" w:fill="F1F3F5"/>
         </w:rPr>
-        <w:t xml:space="preserve"> </w:t>
-      </w:r>
-      <w:proofErr w:type="spellStart"/>
-      <w:r>
-        <w:rPr>
-          <w:rFonts w:ascii="Arial" w:hAnsi="Arial" w:cs="Arial"/>
-          <w:color w:val="657422"/>
-          <w:sz w:val="22"/>
-          <w:szCs w:val="22"/>
-          <w:shd w:val="clear" w:color="auto" w:fill="F1F3F5"/>
-        </w:rPr>
-        <w:t>mtry</w:t>
-      </w:r>
-      <w:proofErr w:type="spellEnd"/>
+        <w:t xml:space="preserve"> mtry</w:t>
+      </w:r>
       <w:r>
         <w:rPr>
           <w:rFonts w:ascii="Arial" w:hAnsi="Arial" w:cs="Arial"/>
@@ -4329,7 +3836,6 @@
         </w:rPr>
         <w:t xml:space="preserve">הביצועים של המודל על סט אימון הינו : </w:t>
       </w:r>
-      <w:proofErr w:type="spellStart"/>
       <w:r>
         <w:rPr>
           <w:rFonts w:ascii="Arial" w:hAnsi="Arial" w:cs="Arial"/>
@@ -4338,7 +3844,6 @@
         </w:rPr>
         <w:t>rsq</w:t>
       </w:r>
-      <w:proofErr w:type="spellEnd"/>
       <w:r>
         <w:rPr>
           <w:rFonts w:ascii="Arial" w:hAnsi="Arial" w:cs="Arial"/>
@@ -4389,7 +3894,6 @@
         </w:rPr>
         <w:t xml:space="preserve">התוצאה הגבוהה של </w:t>
       </w:r>
-      <w:proofErr w:type="spellStart"/>
       <w:r>
         <w:rPr>
           <w:rFonts w:ascii="Arial" w:hAnsi="Arial" w:cs="Arial"/>
@@ -4398,7 +3902,6 @@
         </w:rPr>
         <w:t>rsq</w:t>
       </w:r>
-      <w:proofErr w:type="spellEnd"/>
       <w:r>
         <w:rPr>
           <w:rFonts w:ascii="Arial" w:hAnsi="Arial" w:cs="Arial" w:hint="cs"/>
@@ -4567,7 +4070,6 @@
         </w:rPr>
         <w:t xml:space="preserve"> מסוג </w:t>
       </w:r>
-      <w:proofErr w:type="spellStart"/>
       <w:r>
         <w:rPr>
           <w:rStyle w:val="FunctionTok"/>
@@ -4576,7 +4078,6 @@
         </w:rPr>
         <w:t>boost_tree</w:t>
       </w:r>
-      <w:proofErr w:type="spellEnd"/>
       <w:r>
         <w:rPr>
           <w:rFonts w:ascii="Arial" w:hAnsi="Arial" w:cs="Arial" w:hint="cs"/>
@@ -4604,7 +4105,6 @@
         </w:rPr>
         <w:t xml:space="preserve"> אנו מעוניינים לכוון את עומק  (</w:t>
       </w:r>
-      <w:proofErr w:type="spellStart"/>
       <w:r>
         <w:rPr>
           <w:rStyle w:val="AttributeTok"/>
@@ -4629,7 +4129,6 @@
         </w:rPr>
         <w:t>depth</w:t>
       </w:r>
-      <w:proofErr w:type="spellEnd"/>
       <w:r>
         <w:rPr>
           <w:rFonts w:ascii="Arial" w:hAnsi="Arial" w:cs="Arial" w:hint="cs"/>
@@ -4691,7 +4190,6 @@
         </w:rPr>
         <w:t xml:space="preserve"> </w:t>
       </w:r>
-      <w:proofErr w:type="spellStart"/>
       <w:r>
         <w:rPr>
           <w:rStyle w:val="AttributeTok"/>
@@ -4700,7 +4198,6 @@
         </w:rPr>
         <w:t>sample_size</w:t>
       </w:r>
-      <w:proofErr w:type="spellEnd"/>
       <w:r>
         <w:rPr>
           <w:rFonts w:ascii="Arial" w:hAnsi="Arial" w:cs="Arial" w:hint="cs"/>
@@ -4726,29 +4223,8 @@
           <w:szCs w:val="22"/>
           <w:rtl/>
         </w:rPr>
-        <w:t xml:space="preserve"> את יתר ההיפר </w:t>
-      </w:r>
-      <w:proofErr w:type="spellStart"/>
-      <w:r>
-        <w:rPr>
-          <w:rFonts w:ascii="Arial" w:hAnsi="Arial" w:cs="Arial" w:hint="cs"/>
-          <w:sz w:val="22"/>
-          <w:szCs w:val="22"/>
-          <w:rtl/>
-        </w:rPr>
-        <w:t>פרמאטרים</w:t>
-      </w:r>
-      <w:proofErr w:type="spellEnd"/>
-      <w:r>
-        <w:rPr>
-          <w:rFonts w:ascii="Arial" w:hAnsi="Arial" w:cs="Arial" w:hint="cs"/>
-          <w:sz w:val="22"/>
-          <w:szCs w:val="22"/>
-          <w:rtl/>
-        </w:rPr>
-        <w:t xml:space="preserve"> על ברירת המחדל למעט </w:t>
-      </w:r>
-      <w:proofErr w:type="spellStart"/>
+        <w:t xml:space="preserve"> את יתר ההיפר פרמאטרים על ברירת המחדל למעט </w:t>
+      </w:r>
       <w:r>
         <w:rPr>
           <w:rFonts w:ascii="Arial" w:hAnsi="Arial" w:cs="Arial"/>
@@ -4757,7 +4233,6 @@
         </w:rPr>
         <w:t>mtry</w:t>
       </w:r>
-      <w:proofErr w:type="spellEnd"/>
       <w:r>
         <w:rPr>
           <w:rFonts w:ascii="Arial" w:hAnsi="Arial" w:cs="Arial" w:hint="cs"/>
@@ -4828,7 +4303,6 @@
         </w:rPr>
         <w:t xml:space="preserve">הממפה את ערכי </w:t>
       </w:r>
-      <w:proofErr w:type="spellStart"/>
       <w:r>
         <w:rPr>
           <w:rStyle w:val="AttributeTok"/>
@@ -4837,7 +4311,6 @@
         </w:rPr>
         <w:t>tree_depth</w:t>
       </w:r>
-      <w:proofErr w:type="spellEnd"/>
       <w:r>
         <w:rPr>
           <w:rFonts w:ascii="Arial" w:hAnsi="Arial" w:cs="Arial" w:hint="cs"/>
@@ -4899,7 +4372,6 @@
         </w:rPr>
         <w:t xml:space="preserve">  </w:t>
       </w:r>
-      <w:proofErr w:type="spellStart"/>
       <w:r>
         <w:rPr>
           <w:rStyle w:val="AttributeTok"/>
@@ -4908,7 +4380,6 @@
         </w:rPr>
         <w:t>sample_size</w:t>
       </w:r>
-      <w:proofErr w:type="spellEnd"/>
       <w:r>
         <w:rPr>
           <w:rFonts w:ascii="Arial" w:hAnsi="Arial" w:cs="Arial" w:hint="cs"/>
@@ -5058,7 +4529,6 @@
         </w:rPr>
         <w:t xml:space="preserve">נראה כי ללא ספק </w:t>
       </w:r>
-      <w:proofErr w:type="spellStart"/>
       <w:r>
         <w:rPr>
           <w:rStyle w:val="AttributeTok"/>
@@ -5083,7 +4553,6 @@
         </w:rPr>
         <w:t>depth</w:t>
       </w:r>
-      <w:proofErr w:type="spellEnd"/>
       <w:r>
         <w:rPr>
           <w:rStyle w:val="AttributeTok"/>
@@ -5118,7 +4587,6 @@
         </w:rPr>
         <w:t xml:space="preserve">כאשר השתמשנו בשיטת </w:t>
       </w:r>
-      <w:proofErr w:type="spellStart"/>
       <w:r>
         <w:rPr>
           <w:rStyle w:val="FunctionTok"/>
@@ -5127,7 +4595,6 @@
         </w:rPr>
         <w:t>select_by_one_std_err</w:t>
       </w:r>
-      <w:proofErr w:type="spellEnd"/>
       <w:r>
         <w:rPr>
           <w:rStyle w:val="FunctionTok"/>
@@ -5146,7 +4613,6 @@
         </w:rPr>
         <w:t xml:space="preserve">על סמך ערכו של </w:t>
       </w:r>
-      <w:proofErr w:type="spellStart"/>
       <w:r>
         <w:rPr>
           <w:rFonts w:ascii="Arial" w:hAnsi="Arial" w:cs="Arial"/>
@@ -5155,44 +4621,23 @@
         </w:rPr>
         <w:t>rsq</w:t>
       </w:r>
-      <w:proofErr w:type="spellEnd"/>
-      <w:r>
-        <w:rPr>
-          <w:rFonts w:ascii="Arial" w:hAnsi="Arial" w:cs="Arial" w:hint="cs"/>
-          <w:sz w:val="22"/>
-          <w:szCs w:val="22"/>
-          <w:rtl/>
-        </w:rPr>
-        <w:t xml:space="preserve"> </w:t>
-      </w:r>
-      <w:r>
-        <w:rPr>
-          <w:rFonts w:ascii="Arial" w:hAnsi="Arial" w:cs="Arial" w:hint="cs"/>
-          <w:sz w:val="22"/>
-          <w:szCs w:val="22"/>
-          <w:rtl/>
-        </w:rPr>
-        <w:t xml:space="preserve">על מנת לקבוע את הערכי ההיפר </w:t>
-      </w:r>
-      <w:proofErr w:type="spellStart"/>
-      <w:r>
-        <w:rPr>
-          <w:rFonts w:ascii="Arial" w:hAnsi="Arial" w:cs="Arial" w:hint="cs"/>
-          <w:sz w:val="22"/>
-          <w:szCs w:val="22"/>
-          <w:rtl/>
-        </w:rPr>
-        <w:t>פראמטר</w:t>
-      </w:r>
-      <w:proofErr w:type="spellEnd"/>
-      <w:r>
-        <w:rPr>
-          <w:rFonts w:ascii="Arial" w:hAnsi="Arial" w:cs="Arial" w:hint="cs"/>
-          <w:sz w:val="22"/>
-          <w:szCs w:val="22"/>
-          <w:rtl/>
-        </w:rPr>
-        <w:t xml:space="preserve">, עבור </w:t>
+      <w:r>
+        <w:rPr>
+          <w:rFonts w:ascii="Arial" w:hAnsi="Arial" w:cs="Arial" w:hint="cs"/>
+          <w:sz w:val="22"/>
+          <w:szCs w:val="22"/>
+          <w:rtl/>
+        </w:rPr>
+        <w:t xml:space="preserve"> </w:t>
+      </w:r>
+      <w:r>
+        <w:rPr>
+          <w:rFonts w:ascii="Arial" w:hAnsi="Arial" w:cs="Arial" w:hint="cs"/>
+          <w:sz w:val="22"/>
+          <w:szCs w:val="22"/>
+          <w:rtl/>
+        </w:rPr>
+        <w:t xml:space="preserve">על מנת לקבוע את הערכי ההיפר פראמטר, עבור </w:t>
       </w:r>
       <w:r>
         <w:rPr>
@@ -5221,7 +4666,6 @@
         </w:rPr>
         <w:t xml:space="preserve"> </w:t>
       </w:r>
-      <w:proofErr w:type="spellStart"/>
       <w:r>
         <w:rPr>
           <w:rFonts w:ascii="Arial" w:hAnsi="Arial" w:cs="Arial"/>
@@ -5232,7 +4676,6 @@
         </w:rPr>
         <w:t>sample_size</w:t>
       </w:r>
-      <w:proofErr w:type="spellEnd"/>
       <w:r>
         <w:rPr>
           <w:rFonts w:ascii="Arial" w:hAnsi="Arial" w:cs="Arial" w:hint="cs"/>
@@ -5253,7 +4696,6 @@
         </w:rPr>
         <w:t>קיבלנו תמיכה משותפת. הערכים אשר מניבים את ה-</w:t>
       </w:r>
-      <w:proofErr w:type="spellStart"/>
       <w:r>
         <w:rPr>
           <w:rFonts w:ascii="Arial" w:hAnsi="Arial" w:cs="Arial"/>
@@ -5262,7 +4704,6 @@
         </w:rPr>
         <w:t>rsq</w:t>
       </w:r>
-      <w:proofErr w:type="spellEnd"/>
       <w:r>
         <w:rPr>
           <w:rFonts w:ascii="Arial" w:hAnsi="Arial" w:cs="Arial" w:hint="cs"/>
@@ -5281,7 +4722,6 @@
         </w:rPr>
         <w:t xml:space="preserve"> </w:t>
       </w:r>
-      <w:proofErr w:type="spellStart"/>
       <w:r>
         <w:rPr>
           <w:rStyle w:val="AttributeTok"/>
@@ -5306,7 +4746,6 @@
         </w:rPr>
         <w:t>depth</w:t>
       </w:r>
-      <w:proofErr w:type="spellEnd"/>
       <w:r>
         <w:rPr>
           <w:rStyle w:val="AttributeTok"/>
@@ -5333,7 +4772,6 @@
         </w:rPr>
         <w:t xml:space="preserve"> </w:t>
       </w:r>
-      <w:proofErr w:type="spellStart"/>
       <w:r>
         <w:rPr>
           <w:rFonts w:ascii="Arial" w:hAnsi="Arial" w:cs="Arial"/>
@@ -5342,9 +4780,177 @@
           <w:szCs w:val="22"/>
           <w:shd w:val="clear" w:color="auto" w:fill="F1F3F5"/>
         </w:rPr>
-        <w:t>sample_size</w:t>
-      </w:r>
-      <w:proofErr w:type="spellEnd"/>
+        <w:t>sample_size=0.6</w:t>
+      </w:r>
+      <w:r>
+        <w:rPr>
+          <w:rFonts w:ascii="Arial" w:hAnsi="Arial" w:cs="Arial" w:hint="cs"/>
+          <w:sz w:val="22"/>
+          <w:szCs w:val="22"/>
+          <w:rtl/>
+        </w:rPr>
+        <w:t xml:space="preserve"> </w:t>
+      </w:r>
+      <w:r>
+        <w:rPr>
+          <w:rFonts w:ascii="Arial" w:hAnsi="Arial" w:cs="Arial" w:hint="cs"/>
+          <w:sz w:val="22"/>
+          <w:szCs w:val="22"/>
+          <w:rtl/>
+        </w:rPr>
+        <w:t>ו-</w:t>
+      </w:r>
+      <w:r>
+        <w:rPr>
+          <w:rStyle w:val="AttributeTok"/>
+          <w:rFonts w:ascii="Arial" w:hAnsi="Arial" w:cs="Arial"/>
+          <w:szCs w:val="22"/>
+        </w:rPr>
+        <w:t xml:space="preserve"> </w:t>
+      </w:r>
+      <w:r>
+        <w:rPr>
+          <w:rStyle w:val="AttributeTok"/>
+          <w:rFonts w:ascii="Arial" w:hAnsi="Arial" w:cs="Arial"/>
+          <w:szCs w:val="22"/>
+        </w:rPr>
+        <w:t>tree</w:t>
+      </w:r>
+      <w:r>
+        <w:rPr>
+          <w:rStyle w:val="AttributeTok"/>
+          <w:rFonts w:ascii="Arial" w:hAnsi="Arial" w:cs="Arial"/>
+          <w:szCs w:val="22"/>
+        </w:rPr>
+        <w:t>=200</w:t>
+      </w:r>
+      <w:r>
+        <w:rPr>
+          <w:rStyle w:val="AttributeTok"/>
+          <w:rFonts w:ascii="Arial" w:hAnsi="Arial" w:cs="Arial" w:hint="cs"/>
+          <w:szCs w:val="22"/>
+          <w:rtl/>
+        </w:rPr>
+        <w:t xml:space="preserve">. </w:t>
+      </w:r>
+      <w:r>
+        <w:rPr>
+          <w:rFonts w:ascii="Arial" w:hAnsi="Arial" w:cs="Arial" w:hint="cs"/>
+          <w:sz w:val="22"/>
+          <w:szCs w:val="22"/>
+          <w:rtl/>
+        </w:rPr>
+        <w:t xml:space="preserve">זאת לעומת התוצאה של שיטה זו על </w:t>
+      </w:r>
+      <w:r>
+        <w:rPr>
+          <w:rStyle w:val="AttributeTok"/>
+          <w:rFonts w:ascii="Arial" w:hAnsi="Arial" w:cs="Arial"/>
+          <w:szCs w:val="22"/>
+        </w:rPr>
+        <w:t>tree</w:t>
+      </w:r>
+      <w:r>
+        <w:rPr>
+          <w:rStyle w:val="AttributeTok"/>
+          <w:rFonts w:ascii="Arial" w:hAnsi="Arial" w:cs="Arial"/>
+          <w:szCs w:val="22"/>
+        </w:rPr>
+        <w:t>_</w:t>
+      </w:r>
+      <w:r>
+        <w:rPr>
+          <w:rStyle w:val="AttributeTok"/>
+          <w:rFonts w:ascii="Arial" w:hAnsi="Arial" w:cs="Arial"/>
+          <w:szCs w:val="22"/>
+        </w:rPr>
+        <w:t>depth</w:t>
+      </w:r>
+      <w:r>
+        <w:rPr>
+          <w:rStyle w:val="AttributeTok"/>
+          <w:rFonts w:ascii="Arial" w:hAnsi="Arial" w:cs="Arial"/>
+          <w:szCs w:val="22"/>
+        </w:rPr>
+        <w:t xml:space="preserve"> </w:t>
+      </w:r>
+      <w:r>
+        <w:rPr>
+          <w:rStyle w:val="AttributeTok"/>
+          <w:rFonts w:ascii="Arial" w:hAnsi="Arial" w:cs="Arial" w:hint="cs"/>
+          <w:szCs w:val="22"/>
+          <w:rtl/>
+        </w:rPr>
+        <w:t xml:space="preserve"> </w:t>
+      </w:r>
+      <w:r>
+        <w:rPr>
+          <w:rFonts w:ascii="Arial" w:hAnsi="Arial" w:cs="Arial" w:hint="cs"/>
+          <w:sz w:val="22"/>
+          <w:szCs w:val="22"/>
+          <w:rtl/>
+        </w:rPr>
+        <w:t>ש</w:t>
+      </w:r>
+      <w:r>
+        <w:rPr>
+          <w:rFonts w:ascii="Arial" w:hAnsi="Arial" w:cs="Arial" w:hint="cs"/>
+          <w:sz w:val="22"/>
+          <w:szCs w:val="22"/>
+          <w:rtl/>
+        </w:rPr>
+        <w:t xml:space="preserve">טענה כי הערכים האופטימלים הם </w:t>
+      </w:r>
+      <w:r>
+        <w:rPr>
+          <w:rStyle w:val="AttributeTok"/>
+          <w:rFonts w:ascii="Arial" w:hAnsi="Arial" w:cs="Arial"/>
+          <w:szCs w:val="22"/>
+        </w:rPr>
+        <w:t>tree</w:t>
+      </w:r>
+      <w:r>
+        <w:rPr>
+          <w:rStyle w:val="AttributeTok"/>
+          <w:rFonts w:ascii="Arial" w:hAnsi="Arial" w:cs="Arial"/>
+          <w:szCs w:val="22"/>
+        </w:rPr>
+        <w:t>_</w:t>
+      </w:r>
+      <w:r>
+        <w:rPr>
+          <w:rStyle w:val="AttributeTok"/>
+          <w:rFonts w:ascii="Arial" w:hAnsi="Arial" w:cs="Arial"/>
+          <w:szCs w:val="22"/>
+        </w:rPr>
+        <w:t>depth</w:t>
+      </w:r>
+      <w:r>
+        <w:rPr>
+          <w:rStyle w:val="AttributeTok"/>
+          <w:rFonts w:ascii="Arial" w:hAnsi="Arial" w:cs="Arial"/>
+          <w:szCs w:val="22"/>
+        </w:rPr>
+        <w:t>=2</w:t>
+      </w:r>
+      <w:r>
+        <w:rPr>
+          <w:rStyle w:val="AttributeTok"/>
+          <w:rFonts w:ascii="Arial" w:hAnsi="Arial" w:cs="Arial" w:hint="cs"/>
+          <w:szCs w:val="22"/>
+          <w:rtl/>
+        </w:rPr>
+        <w:t>,</w:t>
+      </w:r>
+      <w:r>
+        <w:rPr>
+          <w:rFonts w:ascii="Arial" w:hAnsi="Arial" w:cs="Arial" w:hint="cs"/>
+          <w:sz w:val="22"/>
+          <w:szCs w:val="22"/>
+          <w:rtl/>
+        </w:rPr>
+        <w:t xml:space="preserve"> </w:t>
+      </w:r>
       <w:r>
         <w:rPr>
           <w:rFonts w:ascii="Arial" w:hAnsi="Arial" w:cs="Arial"/>
@@ -5353,222 +4959,7 @@
           <w:szCs w:val="22"/>
           <w:shd w:val="clear" w:color="auto" w:fill="F1F3F5"/>
         </w:rPr>
-        <w:t>=0.6</w:t>
-      </w:r>
-      <w:r>
-        <w:rPr>
-          <w:rFonts w:ascii="Arial" w:hAnsi="Arial" w:cs="Arial" w:hint="cs"/>
-          <w:sz w:val="22"/>
-          <w:szCs w:val="22"/>
-          <w:rtl/>
-        </w:rPr>
-        <w:t xml:space="preserve"> </w:t>
-      </w:r>
-      <w:r>
-        <w:rPr>
-          <w:rFonts w:ascii="Arial" w:hAnsi="Arial" w:cs="Arial" w:hint="cs"/>
-          <w:sz w:val="22"/>
-          <w:szCs w:val="22"/>
-          <w:rtl/>
-        </w:rPr>
-        <w:t>ו-</w:t>
-      </w:r>
-      <w:r>
-        <w:rPr>
-          <w:rStyle w:val="AttributeTok"/>
-          <w:rFonts w:ascii="Arial" w:hAnsi="Arial" w:cs="Arial"/>
-          <w:szCs w:val="22"/>
-        </w:rPr>
-        <w:t xml:space="preserve"> </w:t>
-      </w:r>
-      <w:r>
-        <w:rPr>
-          <w:rStyle w:val="AttributeTok"/>
-          <w:rFonts w:ascii="Arial" w:hAnsi="Arial" w:cs="Arial"/>
-          <w:szCs w:val="22"/>
-        </w:rPr>
-        <w:t>tree</w:t>
-      </w:r>
-      <w:r>
-        <w:rPr>
-          <w:rStyle w:val="AttributeTok"/>
-          <w:rFonts w:ascii="Arial" w:hAnsi="Arial" w:cs="Arial"/>
-          <w:szCs w:val="22"/>
-        </w:rPr>
-        <w:t>=200</w:t>
-      </w:r>
-      <w:r>
-        <w:rPr>
-          <w:rStyle w:val="AttributeTok"/>
-          <w:rFonts w:ascii="Arial" w:hAnsi="Arial" w:cs="Arial" w:hint="cs"/>
-          <w:szCs w:val="22"/>
-          <w:rtl/>
-        </w:rPr>
-        <w:t xml:space="preserve">. </w:t>
-      </w:r>
-      <w:r>
-        <w:rPr>
-          <w:rFonts w:ascii="Arial" w:hAnsi="Arial" w:cs="Arial" w:hint="cs"/>
-          <w:sz w:val="22"/>
-          <w:szCs w:val="22"/>
-          <w:rtl/>
-        </w:rPr>
-        <w:t xml:space="preserve">זאת לעומת התוצאה של שיטה זו על </w:t>
-      </w:r>
-      <w:proofErr w:type="spellStart"/>
-      <w:r>
-        <w:rPr>
-          <w:rStyle w:val="AttributeTok"/>
-          <w:rFonts w:ascii="Arial" w:hAnsi="Arial" w:cs="Arial"/>
-          <w:szCs w:val="22"/>
-        </w:rPr>
-        <w:t>tree</w:t>
-      </w:r>
-      <w:r>
-        <w:rPr>
-          <w:rStyle w:val="AttributeTok"/>
-          <w:rFonts w:ascii="Arial" w:hAnsi="Arial" w:cs="Arial"/>
-          <w:szCs w:val="22"/>
-        </w:rPr>
-        <w:t>_</w:t>
-      </w:r>
-      <w:r>
-        <w:rPr>
-          <w:rStyle w:val="AttributeTok"/>
-          <w:rFonts w:ascii="Arial" w:hAnsi="Arial" w:cs="Arial"/>
-          <w:szCs w:val="22"/>
-        </w:rPr>
-        <w:t>depth</w:t>
-      </w:r>
-      <w:proofErr w:type="spellEnd"/>
-      <w:r>
-        <w:rPr>
-          <w:rStyle w:val="AttributeTok"/>
-          <w:rFonts w:ascii="Arial" w:hAnsi="Arial" w:cs="Arial"/>
-          <w:szCs w:val="22"/>
-        </w:rPr>
-        <w:t xml:space="preserve"> </w:t>
-      </w:r>
-      <w:r>
-        <w:rPr>
-          <w:rStyle w:val="AttributeTok"/>
-          <w:rFonts w:ascii="Arial" w:hAnsi="Arial" w:cs="Arial" w:hint="cs"/>
-          <w:szCs w:val="22"/>
-          <w:rtl/>
-        </w:rPr>
-        <w:t xml:space="preserve"> </w:t>
-      </w:r>
-      <w:r>
-        <w:rPr>
-          <w:rFonts w:ascii="Arial" w:hAnsi="Arial" w:cs="Arial" w:hint="cs"/>
-          <w:sz w:val="22"/>
-          <w:szCs w:val="22"/>
-          <w:rtl/>
-        </w:rPr>
-        <w:t>ש</w:t>
-      </w:r>
-      <w:r>
-        <w:rPr>
-          <w:rFonts w:ascii="Arial" w:hAnsi="Arial" w:cs="Arial" w:hint="cs"/>
-          <w:sz w:val="22"/>
-          <w:szCs w:val="22"/>
-          <w:rtl/>
-        </w:rPr>
-        <w:t xml:space="preserve">טענה כי הערכים </w:t>
-      </w:r>
-      <w:proofErr w:type="spellStart"/>
-      <w:r>
-        <w:rPr>
-          <w:rFonts w:ascii="Arial" w:hAnsi="Arial" w:cs="Arial" w:hint="cs"/>
-          <w:sz w:val="22"/>
-          <w:szCs w:val="22"/>
-          <w:rtl/>
-        </w:rPr>
-        <w:t>האופטימלים</w:t>
-      </w:r>
-      <w:proofErr w:type="spellEnd"/>
-      <w:r>
-        <w:rPr>
-          <w:rFonts w:ascii="Arial" w:hAnsi="Arial" w:cs="Arial" w:hint="cs"/>
-          <w:sz w:val="22"/>
-          <w:szCs w:val="22"/>
-          <w:rtl/>
-        </w:rPr>
-        <w:t xml:space="preserve"> הם </w:t>
-      </w:r>
-      <w:proofErr w:type="spellStart"/>
-      <w:r>
-        <w:rPr>
-          <w:rStyle w:val="AttributeTok"/>
-          <w:rFonts w:ascii="Arial" w:hAnsi="Arial" w:cs="Arial"/>
-          <w:szCs w:val="22"/>
-        </w:rPr>
-        <w:t>tree</w:t>
-      </w:r>
-      <w:r>
-        <w:rPr>
-          <w:rStyle w:val="AttributeTok"/>
-          <w:rFonts w:ascii="Arial" w:hAnsi="Arial" w:cs="Arial"/>
-          <w:szCs w:val="22"/>
-        </w:rPr>
-        <w:t>_</w:t>
-      </w:r>
-      <w:r>
-        <w:rPr>
-          <w:rStyle w:val="AttributeTok"/>
-          <w:rFonts w:ascii="Arial" w:hAnsi="Arial" w:cs="Arial"/>
-          <w:szCs w:val="22"/>
-        </w:rPr>
-        <w:t>depth</w:t>
-      </w:r>
-      <w:proofErr w:type="spellEnd"/>
-      <w:r>
-        <w:rPr>
-          <w:rStyle w:val="AttributeTok"/>
-          <w:rFonts w:ascii="Arial" w:hAnsi="Arial" w:cs="Arial"/>
-          <w:szCs w:val="22"/>
-        </w:rPr>
-        <w:t>=2</w:t>
-      </w:r>
-      <w:r>
-        <w:rPr>
-          <w:rStyle w:val="AttributeTok"/>
-          <w:rFonts w:ascii="Arial" w:hAnsi="Arial" w:cs="Arial" w:hint="cs"/>
-          <w:szCs w:val="22"/>
-          <w:rtl/>
-        </w:rPr>
-        <w:t>,</w:t>
-      </w:r>
-      <w:r>
-        <w:rPr>
-          <w:rFonts w:ascii="Arial" w:hAnsi="Arial" w:cs="Arial" w:hint="cs"/>
-          <w:sz w:val="22"/>
-          <w:szCs w:val="22"/>
-          <w:rtl/>
-        </w:rPr>
-        <w:t xml:space="preserve"> </w:t>
-      </w:r>
-      <w:proofErr w:type="spellStart"/>
-      <w:r>
-        <w:rPr>
-          <w:rFonts w:ascii="Arial" w:hAnsi="Arial" w:cs="Arial"/>
-          <w:color w:val="657422"/>
-          <w:sz w:val="22"/>
-          <w:szCs w:val="22"/>
-          <w:shd w:val="clear" w:color="auto" w:fill="F1F3F5"/>
-        </w:rPr>
-        <w:t>sample_size</w:t>
-      </w:r>
-      <w:proofErr w:type="spellEnd"/>
-      <w:r>
-        <w:rPr>
-          <w:rFonts w:ascii="Arial" w:hAnsi="Arial" w:cs="Arial"/>
-          <w:color w:val="657422"/>
-          <w:sz w:val="22"/>
-          <w:szCs w:val="22"/>
-          <w:shd w:val="clear" w:color="auto" w:fill="F1F3F5"/>
-        </w:rPr>
-        <w:t>=0.8</w:t>
+        <w:t>sample_size=0.8</w:t>
       </w:r>
       <w:r>
         <w:rPr>
@@ -5660,7 +5051,6 @@
         </w:rPr>
         <w:t xml:space="preserve"> הערכים הראשונה  </w:t>
       </w:r>
-      <w:proofErr w:type="spellStart"/>
       <w:r>
         <w:rPr>
           <w:rStyle w:val="AttributeTok"/>
@@ -5685,7 +5075,6 @@
         </w:rPr>
         <w:t>depth</w:t>
       </w:r>
-      <w:proofErr w:type="spellEnd"/>
       <w:r>
         <w:rPr>
           <w:rStyle w:val="AttributeTok"/>
@@ -5712,7 +5101,6 @@
         </w:rPr>
         <w:t xml:space="preserve"> </w:t>
       </w:r>
-      <w:proofErr w:type="spellStart"/>
       <w:r>
         <w:rPr>
           <w:rFonts w:ascii="Arial" w:hAnsi="Arial" w:cs="Arial"/>
@@ -5721,18 +5109,7 @@
           <w:szCs w:val="22"/>
           <w:shd w:val="clear" w:color="auto" w:fill="F1F3F5"/>
         </w:rPr>
-        <w:t>sample_size</w:t>
-      </w:r>
-      <w:proofErr w:type="spellEnd"/>
-      <w:r>
-        <w:rPr>
-          <w:rFonts w:ascii="Arial" w:hAnsi="Arial" w:cs="Arial"/>
-          <w:color w:val="657422"/>
-          <w:sz w:val="22"/>
-          <w:szCs w:val="22"/>
-          <w:shd w:val="clear" w:color="auto" w:fill="F1F3F5"/>
-        </w:rPr>
-        <w:t>=0.6</w:t>
+        <w:t>sample_size=0.6</w:t>
       </w:r>
       <w:r>
         <w:rPr>
@@ -5801,45 +5178,15 @@
           <w:szCs w:val="22"/>
           <w:rtl/>
         </w:rPr>
-        <w:t xml:space="preserve">הביצועים של מודל זה עם ערכי היפר </w:t>
-      </w:r>
-      <w:proofErr w:type="spellStart"/>
-      <w:r>
-        <w:rPr>
-          <w:rFonts w:ascii="Arial" w:hAnsi="Arial" w:cs="Arial" w:hint="cs"/>
-          <w:sz w:val="22"/>
-          <w:szCs w:val="22"/>
-          <w:rtl/>
-        </w:rPr>
-        <w:t>פראמטר</w:t>
-      </w:r>
-      <w:proofErr w:type="spellEnd"/>
-      <w:r>
-        <w:rPr>
-          <w:rFonts w:ascii="Arial" w:hAnsi="Arial" w:cs="Arial" w:hint="cs"/>
-          <w:sz w:val="22"/>
-          <w:szCs w:val="22"/>
-          <w:rtl/>
-        </w:rPr>
-        <w:t xml:space="preserve"> אלו עבור סט האימון הם </w:t>
-      </w:r>
-      <w:proofErr w:type="spellStart"/>
-      <w:r>
-        <w:rPr>
-          <w:rFonts w:ascii="Arial" w:hAnsi="Arial" w:cs="Arial"/>
-          <w:sz w:val="22"/>
-          <w:szCs w:val="22"/>
-        </w:rPr>
-        <w:t>mae</w:t>
-      </w:r>
-      <w:proofErr w:type="spellEnd"/>
-      <w:r>
-        <w:rPr>
-          <w:rFonts w:ascii="Arial" w:hAnsi="Arial" w:cs="Arial"/>
-          <w:sz w:val="22"/>
-          <w:szCs w:val="22"/>
-        </w:rPr>
-        <w:t>=3.04</w:t>
+        <w:t xml:space="preserve">הביצועים של מודל זה עם ערכי היפר פראמטר אלו עבור סט האימון הם </w:t>
+      </w:r>
+      <w:r>
+        <w:rPr>
+          <w:rFonts w:ascii="Arial" w:hAnsi="Arial" w:cs="Arial"/>
+          <w:sz w:val="22"/>
+          <w:szCs w:val="22"/>
+        </w:rPr>
+        <w:t>mae=3.04</w:t>
       </w:r>
       <w:r>
         <w:rPr>
@@ -5850,23 +5197,13 @@
         </w:rPr>
         <w:t xml:space="preserve"> ו-</w:t>
       </w:r>
-      <w:proofErr w:type="spellStart"/>
-      <w:r>
-        <w:rPr>
-          <w:rFonts w:ascii="Arial" w:hAnsi="Arial" w:cs="Arial"/>
-          <w:sz w:val="22"/>
-          <w:szCs w:val="22"/>
-        </w:rPr>
-        <w:t>rsq</w:t>
-      </w:r>
-      <w:proofErr w:type="spellEnd"/>
-      <w:r>
-        <w:rPr>
-          <w:rFonts w:ascii="Arial" w:hAnsi="Arial" w:cs="Arial"/>
-          <w:sz w:val="22"/>
-          <w:szCs w:val="22"/>
-        </w:rPr>
-        <w:t>=0.99</w:t>
+      <w:r>
+        <w:rPr>
+          <w:rFonts w:ascii="Arial" w:hAnsi="Arial" w:cs="Arial"/>
+          <w:sz w:val="22"/>
+          <w:szCs w:val="22"/>
+        </w:rPr>
+        <w:t>rsq=0.99</w:t>
       </w:r>
       <w:r>
         <w:rPr>
@@ -6224,7 +5561,6 @@
         </w:rPr>
         <w:t xml:space="preserve">חוזה את מספר מקרי </w:t>
       </w:r>
-      <w:proofErr w:type="spellStart"/>
       <w:r>
         <w:rPr>
           <w:rFonts w:ascii="Arial" w:hAnsi="Arial" w:cs="Arial"/>
@@ -6234,120 +5570,208 @@
           <w:lang w:val="en-IL"/>
         </w:rPr>
         <w:lastRenderedPageBreak/>
-        <w:t>הגוסטינג</w:t>
-      </w:r>
-      <w:proofErr w:type="spellEnd"/>
-      <w:r>
-        <w:rPr>
-          <w:rFonts w:ascii="Arial" w:hAnsi="Arial" w:cs="Arial"/>
+        <w:t>הגוסטינג עם טעות של כ-±</w:t>
+      </w:r>
+      <w:r>
+        <w:rPr>
+          <w:rFonts w:ascii="Arial" w:hAnsi="Arial" w:cs="Arial" w:hint="cs"/>
           <w:sz w:val="22"/>
           <w:szCs w:val="22"/>
           <w:rtl/>
           <w:lang w:val="en-IL"/>
         </w:rPr>
-        <w:t xml:space="preserve"> עם טעות של כ-±</w:t>
-      </w:r>
-      <w:r>
-        <w:rPr>
-          <w:rFonts w:ascii="Arial" w:hAnsi="Arial" w:cs="Arial" w:hint="cs"/>
+        <w:t>12</w:t>
+      </w:r>
+      <w:r>
+        <w:rPr>
+          <w:rFonts w:ascii="Arial" w:hAnsi="Arial" w:cs="Arial"/>
           <w:sz w:val="22"/>
           <w:szCs w:val="22"/>
           <w:rtl/>
           <w:lang w:val="en-IL"/>
         </w:rPr>
-        <w:t>12</w:t>
-      </w:r>
-      <w:r>
-        <w:rPr>
-          <w:rFonts w:ascii="Arial" w:hAnsi="Arial" w:cs="Arial"/>
+        <w:t>.</w:t>
+      </w:r>
+      <w:r>
+        <w:rPr>
+          <w:rFonts w:ascii="Arial" w:hAnsi="Arial" w:cs="Arial" w:hint="cs"/>
           <w:sz w:val="22"/>
           <w:szCs w:val="22"/>
           <w:rtl/>
           <w:lang w:val="en-IL"/>
         </w:rPr>
-        <w:t>.</w:t>
-      </w:r>
-      <w:r>
-        <w:rPr>
-          <w:rFonts w:ascii="Arial" w:hAnsi="Arial" w:cs="Arial" w:hint="cs"/>
+        <w:t>76</w:t>
+      </w:r>
+      <w:r>
+        <w:rPr>
+          <w:rFonts w:ascii="Arial" w:hAnsi="Arial" w:cs="Arial"/>
           <w:sz w:val="22"/>
           <w:szCs w:val="22"/>
           <w:rtl/>
           <w:lang w:val="en-IL"/>
         </w:rPr>
-        <w:t>76</w:t>
-      </w:r>
-      <w:r>
-        <w:rPr>
-          <w:rFonts w:ascii="Arial" w:hAnsi="Arial" w:cs="Arial"/>
+        <w:t xml:space="preserve"> </w:t>
+      </w:r>
+      <w:r>
+        <w:rPr>
+          <w:rFonts w:ascii="Arial" w:hAnsi="Arial" w:cs="Arial" w:hint="cs"/>
           <w:sz w:val="22"/>
           <w:szCs w:val="22"/>
           <w:rtl/>
           <w:lang w:val="en-IL"/>
         </w:rPr>
-        <w:t xml:space="preserve"> </w:t>
-      </w:r>
-      <w:r>
-        <w:rPr>
-          <w:rFonts w:ascii="Arial" w:hAnsi="Arial" w:cs="Arial" w:hint="cs"/>
+        <w:t>מקרים</w:t>
+      </w:r>
+      <w:r>
+        <w:rPr>
+          <w:rFonts w:ascii="Arial" w:hAnsi="Arial" w:cs="Arial"/>
           <w:sz w:val="22"/>
           <w:szCs w:val="22"/>
           <w:rtl/>
           <w:lang w:val="en-IL"/>
         </w:rPr>
-        <w:t>מקרים</w:t>
-      </w:r>
-      <w:r>
-        <w:rPr>
-          <w:rFonts w:ascii="Arial" w:hAnsi="Arial" w:cs="Arial"/>
-          <w:sz w:val="22"/>
-          <w:szCs w:val="22"/>
-          <w:rtl/>
+        <w:t>, בעוד שמודל ה</w:t>
+      </w:r>
+      <w:r>
+        <w:rPr>
+          <w:rFonts w:ascii="Arial" w:hAnsi="Arial" w:cs="Arial"/>
+          <w:sz w:val="22"/>
+          <w:szCs w:val="22"/>
           <w:lang w:val="en-IL"/>
         </w:rPr>
-        <w:t>, בעוד שמודל ה</w:t>
-      </w:r>
-      <w:r>
-        <w:rPr>
-          <w:rFonts w:ascii="Arial" w:hAnsi="Arial" w:cs="Arial"/>
-          <w:sz w:val="22"/>
-          <w:szCs w:val="22"/>
+        <w:t>-</w:t>
+      </w:r>
+      <w:r>
+        <w:rPr>
+          <w:rFonts w:ascii="Arial" w:hAnsi="Arial" w:cs="Arial" w:hint="cs"/>
+          <w:sz w:val="22"/>
+          <w:szCs w:val="22"/>
+          <w:rtl/>
           <w:lang w:val="en-IL"/>
         </w:rPr>
+        <w:t xml:space="preserve"> </w:t>
+      </w:r>
+      <w:r>
+        <w:rPr>
+          <w:rFonts w:ascii="Arial" w:hAnsi="Arial" w:cs="Arial"/>
+          <w:sz w:val="22"/>
+          <w:szCs w:val="22"/>
+        </w:rPr>
+        <w:t xml:space="preserve">Random Forest </w:t>
+      </w:r>
+      <w:r>
+        <w:rPr>
+          <w:rFonts w:ascii="Arial" w:hAnsi="Arial" w:cs="Arial" w:hint="cs"/>
+          <w:sz w:val="22"/>
+          <w:szCs w:val="22"/>
+          <w:rtl/>
+        </w:rPr>
+        <w:t xml:space="preserve"> </w:t>
+      </w:r>
+      <w:r>
+        <w:rPr>
+          <w:rFonts w:ascii="Arial" w:hAnsi="Arial" w:cs="Arial"/>
+          <w:sz w:val="22"/>
+          <w:szCs w:val="22"/>
+          <w:lang w:val="en-IL"/>
+        </w:rPr>
+        <w:t xml:space="preserve"> </w:t>
+      </w:r>
+      <w:r>
+        <w:rPr>
+          <w:rFonts w:ascii="Arial" w:hAnsi="Arial" w:cs="Arial"/>
+          <w:sz w:val="22"/>
+          <w:szCs w:val="22"/>
+          <w:rtl/>
+          <w:lang w:val="en-IL"/>
+        </w:rPr>
+        <w:t xml:space="preserve">מדייק </w:t>
+      </w:r>
+      <w:r>
+        <w:rPr>
+          <w:rFonts w:ascii="Arial" w:hAnsi="Arial" w:cs="Arial" w:hint="cs"/>
+          <w:sz w:val="22"/>
+          <w:szCs w:val="22"/>
+          <w:rtl/>
+          <w:lang w:val="en-IL"/>
+        </w:rPr>
+        <w:t>פחות</w:t>
+      </w:r>
+      <w:r>
+        <w:rPr>
+          <w:rFonts w:ascii="Arial" w:hAnsi="Arial" w:cs="Arial"/>
+          <w:sz w:val="22"/>
+          <w:szCs w:val="22"/>
+          <w:rtl/>
+          <w:lang w:val="en-IL"/>
+        </w:rPr>
+        <w:t xml:space="preserve"> עם טעות ממוצעת של ±</w:t>
+      </w:r>
+      <w:r>
+        <w:rPr>
+          <w:rFonts w:ascii="Arial" w:hAnsi="Arial" w:cs="Arial" w:hint="cs"/>
+          <w:sz w:val="22"/>
+          <w:szCs w:val="22"/>
+          <w:rtl/>
+          <w:lang w:val="en-IL"/>
+        </w:rPr>
+        <w:t>14.51</w:t>
+      </w:r>
+      <w:r>
+        <w:rPr>
+          <w:rFonts w:ascii="Arial" w:hAnsi="Arial" w:cs="Arial" w:hint="cs"/>
+          <w:sz w:val="22"/>
+          <w:szCs w:val="22"/>
+          <w:rtl/>
+          <w:lang w:val="en-IL"/>
+        </w:rPr>
+        <w:t xml:space="preserve"> מ</w:t>
+      </w:r>
+      <w:r>
+        <w:rPr>
+          <w:rFonts w:ascii="Arial" w:hAnsi="Arial" w:cs="Arial" w:hint="cs"/>
+          <w:sz w:val="22"/>
+          <w:szCs w:val="22"/>
+          <w:rtl/>
+          <w:lang w:val="en-IL"/>
+        </w:rPr>
+        <w:t>קרים</w:t>
+      </w:r>
+      <w:r>
+        <w:rPr>
+          <w:rFonts w:ascii="Arial" w:hAnsi="Arial" w:cs="Arial"/>
+          <w:sz w:val="22"/>
+          <w:szCs w:val="22"/>
+          <w:rtl/>
+          <w:lang w:val="en-IL"/>
+        </w:rPr>
+        <w:t>. מודל ה</w:t>
+      </w:r>
+      <w:r>
+        <w:rPr>
+          <w:rFonts w:ascii="Arial" w:hAnsi="Arial" w:cs="Arial" w:hint="cs"/>
+          <w:sz w:val="22"/>
+          <w:szCs w:val="22"/>
+          <w:rtl/>
+          <w:lang w:val="en-IL"/>
+        </w:rPr>
         <w:t>-</w:t>
       </w:r>
       <w:r>
         <w:rPr>
-          <w:rFonts w:ascii="Arial" w:hAnsi="Arial" w:cs="Arial" w:hint="cs"/>
-          <w:sz w:val="22"/>
-          <w:szCs w:val="22"/>
-          <w:rtl/>
+          <w:rFonts w:ascii="Arial" w:hAnsi="Arial" w:cs="Arial"/>
+          <w:sz w:val="22"/>
+          <w:szCs w:val="22"/>
           <w:lang w:val="en-IL"/>
         </w:rPr>
-        <w:t xml:space="preserve"> </w:t>
-      </w:r>
-      <w:r>
-        <w:rPr>
-          <w:rFonts w:ascii="Arial" w:hAnsi="Arial" w:cs="Arial"/>
-          <w:sz w:val="22"/>
-          <w:szCs w:val="22"/>
-        </w:rPr>
-        <w:t xml:space="preserve">Random Forest </w:t>
-      </w:r>
-      <w:r>
-        <w:rPr>
-          <w:rFonts w:ascii="Arial" w:hAnsi="Arial" w:cs="Arial" w:hint="cs"/>
-          <w:sz w:val="22"/>
-          <w:szCs w:val="22"/>
-          <w:rtl/>
-        </w:rPr>
-        <w:t xml:space="preserve"> </w:t>
-      </w:r>
-      <w:r>
-        <w:rPr>
-          <w:rFonts w:ascii="Arial" w:hAnsi="Arial" w:cs="Arial"/>
-          <w:sz w:val="22"/>
-          <w:szCs w:val="22"/>
+        <w:t>Boosting</w:t>
+      </w:r>
+      <w:r>
+        <w:rPr>
+          <w:rFonts w:ascii="Arial" w:hAnsi="Arial" w:cs="Arial" w:hint="cs"/>
+          <w:sz w:val="22"/>
+          <w:szCs w:val="22"/>
+          <w:rtl/>
           <w:lang w:val="en-IL"/>
         </w:rPr>
         <w:t xml:space="preserve"> </w:t>
@@ -6357,40 +5781,39 @@
           <w:rFonts w:ascii="Arial" w:hAnsi="Arial" w:cs="Arial"/>
           <w:sz w:val="22"/>
           <w:szCs w:val="22"/>
-          <w:rtl/>
           <w:lang w:val="en-IL"/>
         </w:rPr>
-        <w:t xml:space="preserve">מדייק </w:t>
-      </w:r>
-      <w:r>
-        <w:rPr>
-          <w:rFonts w:ascii="Arial" w:hAnsi="Arial" w:cs="Arial" w:hint="cs"/>
+        <w:t xml:space="preserve"> </w:t>
+      </w:r>
+      <w:r>
+        <w:rPr>
+          <w:rFonts w:ascii="Arial" w:hAnsi="Arial" w:cs="Arial"/>
           <w:sz w:val="22"/>
           <w:szCs w:val="22"/>
           <w:rtl/>
           <w:lang w:val="en-IL"/>
         </w:rPr>
-        <w:t>פחות</w:t>
-      </w:r>
-      <w:r>
-        <w:rPr>
-          <w:rFonts w:ascii="Arial" w:hAnsi="Arial" w:cs="Arial"/>
+        <w:t>מצביע על כך שכ-</w:t>
+      </w:r>
+      <w:r>
+        <w:rPr>
+          <w:rFonts w:ascii="Arial" w:hAnsi="Arial" w:cs="Arial" w:hint="cs"/>
           <w:sz w:val="22"/>
           <w:szCs w:val="22"/>
           <w:rtl/>
           <w:lang w:val="en-IL"/>
         </w:rPr>
-        <w:t xml:space="preserve"> עם טעות ממוצעת של ±</w:t>
-      </w:r>
-      <w:r>
-        <w:rPr>
-          <w:rFonts w:ascii="Arial" w:hAnsi="Arial" w:cs="Arial" w:hint="cs"/>
+        <w:t>65.7</w:t>
+      </w:r>
+      <w:r>
+        <w:rPr>
+          <w:rFonts w:ascii="Arial" w:hAnsi="Arial" w:cs="Arial"/>
           <w:sz w:val="22"/>
           <w:szCs w:val="22"/>
           <w:rtl/>
           <w:lang w:val="en-IL"/>
         </w:rPr>
-        <w:t>14.51</w:t>
+        <w:t>% מהשונות במספר הודעות הגוסטינג מוסברת על ידי המודל, לעומת כ-</w:t>
       </w:r>
       <w:r>
         <w:rPr>
@@ -6400,27 +5823,35 @@
           <w:rtl/>
           <w:lang w:val="en-IL"/>
         </w:rPr>
-        <w:t xml:space="preserve"> מ</w:t>
-      </w:r>
-      <w:r>
-        <w:rPr>
-          <w:rFonts w:ascii="Arial" w:hAnsi="Arial" w:cs="Arial" w:hint="cs"/>
+        <w:t>57.6</w:t>
+      </w:r>
+      <w:r>
+        <w:rPr>
+          <w:rFonts w:ascii="Arial" w:hAnsi="Arial" w:cs="Arial"/>
           <w:sz w:val="22"/>
           <w:szCs w:val="22"/>
           <w:rtl/>
           <w:lang w:val="en-IL"/>
         </w:rPr>
-        <w:t>קרים</w:t>
-      </w:r>
-      <w:r>
-        <w:rPr>
-          <w:rFonts w:ascii="Arial" w:hAnsi="Arial" w:cs="Arial"/>
+        <w:t>% בלבד במודל ה</w:t>
+      </w:r>
+      <w:r>
+        <w:rPr>
+          <w:rFonts w:ascii="Arial" w:hAnsi="Arial" w:cs="Arial" w:hint="cs"/>
           <w:sz w:val="22"/>
           <w:szCs w:val="22"/>
           <w:rtl/>
           <w:lang w:val="en-IL"/>
         </w:rPr>
-        <w:t>. מודל ה</w:t>
+        <w:t>-</w:t>
+      </w:r>
+      <w:r>
+        <w:rPr>
+          <w:rFonts w:ascii="Arial" w:hAnsi="Arial" w:cs="Arial"/>
+          <w:sz w:val="22"/>
+          <w:szCs w:val="22"/>
+        </w:rPr>
+        <w:t>Random Forest</w:t>
       </w:r>
       <w:r>
         <w:rPr>
@@ -6430,14 +5861,13 @@
           <w:rtl/>
           <w:lang w:val="en-IL"/>
         </w:rPr>
-        <w:t>-</w:t>
-      </w:r>
-      <w:r>
-        <w:rPr>
-          <w:rFonts w:ascii="Arial" w:hAnsi="Arial" w:cs="Arial"/>
-          <w:sz w:val="22"/>
-          <w:szCs w:val="22"/>
-          <w:lang w:val="en-IL"/>
+        <w:t>. תוצאות אלו מראות כי המודל המועדף הוא ה-</w:t>
+      </w:r>
+      <w:r>
+        <w:rPr>
+          <w:rFonts w:ascii="Arial" w:hAnsi="Arial" w:cs="Arial"/>
+          <w:sz w:val="22"/>
+          <w:szCs w:val="22"/>
         </w:rPr>
         <w:t>Boosting</w:t>
       </w:r>
@@ -6447,133 +5877,6 @@
           <w:sz w:val="22"/>
           <w:szCs w:val="22"/>
           <w:rtl/>
-          <w:lang w:val="en-IL"/>
-        </w:rPr>
-        <w:t xml:space="preserve"> </w:t>
-      </w:r>
-      <w:r>
-        <w:rPr>
-          <w:rFonts w:ascii="Arial" w:hAnsi="Arial" w:cs="Arial"/>
-          <w:sz w:val="22"/>
-          <w:szCs w:val="22"/>
-          <w:lang w:val="en-IL"/>
-        </w:rPr>
-        <w:t xml:space="preserve"> </w:t>
-      </w:r>
-      <w:r>
-        <w:rPr>
-          <w:rFonts w:ascii="Arial" w:hAnsi="Arial" w:cs="Arial"/>
-          <w:sz w:val="22"/>
-          <w:szCs w:val="22"/>
-          <w:rtl/>
-          <w:lang w:val="en-IL"/>
-        </w:rPr>
-        <w:t>מצביע על כך שכ-</w:t>
-      </w:r>
-      <w:r>
-        <w:rPr>
-          <w:rFonts w:ascii="Arial" w:hAnsi="Arial" w:cs="Arial" w:hint="cs"/>
-          <w:sz w:val="22"/>
-          <w:szCs w:val="22"/>
-          <w:rtl/>
-          <w:lang w:val="en-IL"/>
-        </w:rPr>
-        <w:t>65.7</w:t>
-      </w:r>
-      <w:r>
-        <w:rPr>
-          <w:rFonts w:ascii="Arial" w:hAnsi="Arial" w:cs="Arial"/>
-          <w:sz w:val="22"/>
-          <w:szCs w:val="22"/>
-          <w:rtl/>
-          <w:lang w:val="en-IL"/>
-        </w:rPr>
-        <w:t xml:space="preserve">% מהשונות במספר הודעות </w:t>
-      </w:r>
-      <w:proofErr w:type="spellStart"/>
-      <w:r>
-        <w:rPr>
-          <w:rFonts w:ascii="Arial" w:hAnsi="Arial" w:cs="Arial"/>
-          <w:sz w:val="22"/>
-          <w:szCs w:val="22"/>
-          <w:rtl/>
-          <w:lang w:val="en-IL"/>
-        </w:rPr>
-        <w:t>הגוסטינג</w:t>
-      </w:r>
-      <w:proofErr w:type="spellEnd"/>
-      <w:r>
-        <w:rPr>
-          <w:rFonts w:ascii="Arial" w:hAnsi="Arial" w:cs="Arial"/>
-          <w:sz w:val="22"/>
-          <w:szCs w:val="22"/>
-          <w:rtl/>
-          <w:lang w:val="en-IL"/>
-        </w:rPr>
-        <w:t xml:space="preserve"> מוסברת על ידי המודל, לעומת כ-</w:t>
-      </w:r>
-      <w:r>
-        <w:rPr>
-          <w:rFonts w:ascii="Arial" w:hAnsi="Arial" w:cs="Arial" w:hint="cs"/>
-          <w:sz w:val="22"/>
-          <w:szCs w:val="22"/>
-          <w:rtl/>
-          <w:lang w:val="en-IL"/>
-        </w:rPr>
-        <w:t>57.6</w:t>
-      </w:r>
-      <w:r>
-        <w:rPr>
-          <w:rFonts w:ascii="Arial" w:hAnsi="Arial" w:cs="Arial"/>
-          <w:sz w:val="22"/>
-          <w:szCs w:val="22"/>
-          <w:rtl/>
-          <w:lang w:val="en-IL"/>
-        </w:rPr>
-        <w:t>% בלבד במודל ה</w:t>
-      </w:r>
-      <w:r>
-        <w:rPr>
-          <w:rFonts w:ascii="Arial" w:hAnsi="Arial" w:cs="Arial" w:hint="cs"/>
-          <w:sz w:val="22"/>
-          <w:szCs w:val="22"/>
-          <w:rtl/>
-          <w:lang w:val="en-IL"/>
-        </w:rPr>
-        <w:t>-</w:t>
-      </w:r>
-      <w:r>
-        <w:rPr>
-          <w:rFonts w:ascii="Arial" w:hAnsi="Arial" w:cs="Arial"/>
-          <w:sz w:val="22"/>
-          <w:szCs w:val="22"/>
-        </w:rPr>
-        <w:t>Random Forest</w:t>
-      </w:r>
-      <w:r>
-        <w:rPr>
-          <w:rFonts w:ascii="Arial" w:hAnsi="Arial" w:cs="Arial" w:hint="cs"/>
-          <w:sz w:val="22"/>
-          <w:szCs w:val="22"/>
-          <w:rtl/>
-          <w:lang w:val="en-IL"/>
-        </w:rPr>
-        <w:t>. תוצאות אלו מראות כי המודל המועדף הוא ה-</w:t>
-      </w:r>
-      <w:r>
-        <w:rPr>
-          <w:rFonts w:ascii="Arial" w:hAnsi="Arial" w:cs="Arial"/>
-          <w:sz w:val="22"/>
-          <w:szCs w:val="22"/>
-        </w:rPr>
-        <w:t>Boosting</w:t>
-      </w:r>
-      <w:r>
-        <w:rPr>
-          <w:rFonts w:ascii="Arial" w:hAnsi="Arial" w:cs="Arial" w:hint="cs"/>
-          <w:sz w:val="22"/>
-          <w:szCs w:val="22"/>
-          <w:rtl/>
         </w:rPr>
         <w:t xml:space="preserve">. </w:t>
       </w:r>
@@ -6593,27 +5896,7 @@
           <w:szCs w:val="22"/>
           <w:rtl/>
         </w:rPr>
-        <w:t xml:space="preserve">כעת </w:t>
-      </w:r>
-      <w:proofErr w:type="spellStart"/>
-      <w:r>
-        <w:rPr>
-          <w:rFonts w:ascii="Arial" w:hAnsi="Arial" w:cs="Arial" w:hint="cs"/>
-          <w:sz w:val="22"/>
-          <w:szCs w:val="22"/>
-          <w:rtl/>
-        </w:rPr>
-        <w:t>נאמוד</w:t>
-      </w:r>
-      <w:proofErr w:type="spellEnd"/>
-      <w:r>
-        <w:rPr>
-          <w:rFonts w:ascii="Arial" w:hAnsi="Arial" w:cs="Arial" w:hint="cs"/>
-          <w:sz w:val="22"/>
-          <w:szCs w:val="22"/>
-          <w:rtl/>
-        </w:rPr>
-        <w:t xml:space="preserve"> את הביצועים של המודלים ונשווה אותם על ידי ה-</w:t>
+        <w:t>כעת נאמוד את הביצועים של המודלים ונשווה אותם על ידי ה-</w:t>
       </w:r>
       <w:r>
         <w:rPr>
@@ -6814,7 +6097,6 @@
         </w:rPr>
         <w:t xml:space="preserve"> עבור ערכי </w:t>
       </w:r>
-      <w:proofErr w:type="spellStart"/>
       <w:r>
         <w:rPr>
           <w:rFonts w:ascii="Arial" w:hAnsi="Arial" w:cs="Arial"/>
@@ -6823,7 +6105,6 @@
         </w:rPr>
         <w:t>rsq</w:t>
       </w:r>
-      <w:proofErr w:type="spellEnd"/>
       <w:r>
         <w:rPr>
           <w:rFonts w:ascii="Arial" w:hAnsi="Arial" w:cs="Arial" w:hint="cs"/>
@@ -6833,7 +6114,6 @@
         </w:rPr>
         <w:t xml:space="preserve"> ו-</w:t>
       </w:r>
-      <w:proofErr w:type="spellStart"/>
       <w:r>
         <w:rPr>
           <w:rFonts w:ascii="Arial" w:hAnsi="Arial" w:cs="Arial"/>
@@ -6842,7 +6122,6 @@
         </w:rPr>
         <w:t>mae</w:t>
       </w:r>
-      <w:proofErr w:type="spellEnd"/>
       <w:r>
         <w:rPr>
           <w:rFonts w:ascii="Arial" w:hAnsi="Arial" w:cs="Arial" w:hint="cs"/>
@@ -6897,7 +6176,6 @@
         </w:rPr>
         <w:t>. ההבדל ב-</w:t>
       </w:r>
-      <w:proofErr w:type="spellStart"/>
       <w:r>
         <w:rPr>
           <w:rFonts w:ascii="Arial" w:hAnsi="Arial" w:cs="Arial"/>
@@ -6906,7 +6184,6 @@
         </w:rPr>
         <w:t>rsq</w:t>
       </w:r>
-      <w:proofErr w:type="spellEnd"/>
       <w:r>
         <w:rPr>
           <w:rFonts w:ascii="Arial" w:hAnsi="Arial" w:cs="Arial" w:hint="cs"/>
@@ -7209,7 +6486,7 @@
         <w:bidi/>
         <w:spacing w:line="360" w:lineRule="auto"/>
         <w:rPr>
-          <w:rFonts w:ascii="Arial" w:hAnsi="Arial" w:cs="Arial" w:hint="cs"/>
+          <w:rFonts w:ascii="Arial" w:hAnsi="Arial" w:cs="Arial"/>
           <w:sz w:val="22"/>
           <w:szCs w:val="22"/>
           <w:rtl/>
@@ -7241,7 +6518,6 @@
         </w:rPr>
         <w:t xml:space="preserve"> מכוון שבניגוד ל-</w:t>
       </w:r>
-      <w:proofErr w:type="spellStart"/>
       <w:r>
         <w:rPr>
           <w:rFonts w:ascii="Arial" w:hAnsi="Arial" w:cs="Arial"/>
@@ -7250,7 +6526,6 @@
         </w:rPr>
         <w:t>shap</w:t>
       </w:r>
-      <w:proofErr w:type="spellEnd"/>
       <w:r>
         <w:rPr>
           <w:rFonts w:ascii="Arial" w:hAnsi="Arial" w:cs="Arial" w:hint="cs"/>
@@ -7355,6 +6630,7 @@
         <w:rPr>
           <w:rStyle w:val="StringTok"/>
           <w:rFonts w:ascii="Arial" w:hAnsi="Arial" w:cs="Arial"/>
+          <w:noProof/>
           <w:szCs w:val="22"/>
           <w:rtl/>
         </w:rPr>
@@ -7423,7 +6699,6 @@
         </w:rPr>
         <w:t xml:space="preserve">נראה כי </w:t>
       </w:r>
-      <w:proofErr w:type="spellStart"/>
       <w:r>
         <w:rPr>
           <w:rStyle w:val="CommentTok"/>
@@ -7432,7 +6707,6 @@
         </w:rPr>
         <w:t>no_of_matchs</w:t>
       </w:r>
-      <w:proofErr w:type="spellEnd"/>
       <w:r>
         <w:rPr>
           <w:rFonts w:ascii="Arial" w:hAnsi="Arial" w:cs="Arial" w:hint="cs"/>
@@ -7590,7 +6864,6 @@
         </w:rPr>
         <w:t xml:space="preserve">ניתן להכיל את אותו הגיוני על 2 המנבאים המוצלחים ביותר שאחריו: </w:t>
       </w:r>
-      <w:proofErr w:type="spellStart"/>
       <w:r>
         <w:rPr>
           <w:rStyle w:val="StringTok"/>
@@ -7599,7 +6872,6 @@
         </w:rPr>
         <w:t>nrOfConversations</w:t>
       </w:r>
-      <w:proofErr w:type="spellEnd"/>
       <w:r>
         <w:rPr>
           <w:rStyle w:val="StringTok"/>
@@ -7609,7 +6881,6 @@
         </w:rPr>
         <w:t xml:space="preserve">, </w:t>
       </w:r>
-      <w:proofErr w:type="spellStart"/>
       <w:r>
         <w:rPr>
           <w:rStyle w:val="StringTok"/>
@@ -7634,7 +6905,6 @@
         </w:rPr>
         <w:t>ved</w:t>
       </w:r>
-      <w:proofErr w:type="spellEnd"/>
       <w:r>
         <w:rPr>
           <w:rStyle w:val="StringTok"/>
@@ -7770,7 +7040,6 @@
         </w:rPr>
         <w:t xml:space="preserve">שלושת מנבאים אלו על מנת לבחון האם הקשר אכן מונוטומי מושלם.  למרות שבשלושת המנבאים המגמה חיובית באופן ברור, כאשר מסתכלים על טווח הערכים של אותו מנבא הסיפור אינו מוחלט. למשל, הפרופיל של </w:t>
       </w:r>
-      <w:proofErr w:type="spellStart"/>
       <w:r>
         <w:rPr>
           <w:rStyle w:val="StringTok"/>
@@ -7779,7 +7048,6 @@
         </w:rPr>
         <w:t>no_of_msgs_received</w:t>
       </w:r>
-      <w:proofErr w:type="spellEnd"/>
       <w:r>
         <w:rPr>
           <w:rStyle w:val="StringTok"/>
@@ -7869,27 +7137,7 @@
           <w:szCs w:val="22"/>
           <w:rtl/>
         </w:rPr>
-        <w:t xml:space="preserve"> אם זאת, נראה שהצלחנו לנבא במידה רבה בעזרת המודלים את מספר הודעות </w:t>
-      </w:r>
-      <w:proofErr w:type="spellStart"/>
-      <w:r>
-        <w:rPr>
-          <w:rFonts w:ascii="Arial" w:hAnsi="Arial" w:cs="Arial" w:hint="cs"/>
-          <w:sz w:val="22"/>
-          <w:szCs w:val="22"/>
-          <w:rtl/>
-        </w:rPr>
-        <w:t>הגוסטינג</w:t>
-      </w:r>
-      <w:proofErr w:type="spellEnd"/>
-      <w:r>
-        <w:rPr>
-          <w:rFonts w:ascii="Arial" w:hAnsi="Arial" w:cs="Arial" w:hint="cs"/>
-          <w:sz w:val="22"/>
-          <w:szCs w:val="22"/>
-          <w:rtl/>
-        </w:rPr>
-        <w:t xml:space="preserve"> לאחר קבלת הודעה ראשונה.  </w:t>
+        <w:t xml:space="preserve"> אם זאת, נראה שהצלחנו לנבא במידה רבה בעזרת המודלים את מספר הודעות הגוסטינג לאחר קבלת הודעה ראשונה.  </w:t>
       </w:r>
       <w:r>
         <w:rPr>
@@ -7943,6 +7191,7 @@
       <w:r>
         <w:rPr>
           <w:rFonts w:ascii="Arial" w:hAnsi="Arial" w:cs="Arial"/>
+          <w:noProof/>
           <w:sz w:val="22"/>
           <w:szCs w:val="22"/>
           <w:rtl/>
@@ -8023,18 +7272,7 @@
           <w:szCs w:val="22"/>
           <w:u w:val="single"/>
         </w:rPr>
-        <w:t xml:space="preserve"> Regressio</w:t>
-      </w:r>
-      <w:r>
-        <w:rPr>
-          <w:rFonts w:ascii="Arial" w:hAnsi="Arial" w:cs="Arial"/>
-          <w:b/>
-          <w:bCs/>
-          <w:sz w:val="22"/>
-          <w:szCs w:val="22"/>
-          <w:u w:val="single"/>
-        </w:rPr>
-        <w:t>n</w:t>
+        <w:t xml:space="preserve"> Regression</w:t>
       </w:r>
     </w:p>
     <w:p>
@@ -8096,16 +7334,7 @@
           <w:szCs w:val="22"/>
           <w:rtl/>
         </w:rPr>
-        <w:t xml:space="preserve"> </w:t>
-      </w:r>
-      <w:r>
-        <w:rPr>
-          <w:rFonts w:ascii="Arial" w:hAnsi="Arial" w:cs="Arial" w:hint="cs"/>
-          <w:sz w:val="22"/>
-          <w:szCs w:val="22"/>
-          <w:rtl/>
-        </w:rPr>
-        <w:t xml:space="preserve">הגדרנו </w:t>
+        <w:t xml:space="preserve"> הגדרנו </w:t>
       </w:r>
       <w:r>
         <w:rPr>
@@ -8124,7 +7353,6 @@
         </w:rPr>
         <w:t xml:space="preserve"> מסוג </w:t>
       </w:r>
-      <w:proofErr w:type="spellStart"/>
       <w:r>
         <w:rPr>
           <w:rStyle w:val="FunctionTok"/>
@@ -8133,7 +7361,6 @@
         </w:rPr>
         <w:t>linear_reg</w:t>
       </w:r>
-      <w:proofErr w:type="spellEnd"/>
       <w:r>
         <w:rPr>
           <w:rStyle w:val="FunctionTok"/>
@@ -8184,15 +7411,7 @@
           <w:rFonts w:ascii="Arial" w:hAnsi="Arial" w:cs="Arial"/>
           <w:szCs w:val="22"/>
         </w:rPr>
-        <w:t xml:space="preserve"> </w:t>
-      </w:r>
-      <w:r>
-        <w:rPr>
-          <w:rStyle w:val="AttributeTok"/>
-          <w:rFonts w:ascii="Arial" w:hAnsi="Arial" w:cs="Arial"/>
-          <w:szCs w:val="22"/>
-        </w:rPr>
-        <w:t>mixtur</w:t>
+        <w:t xml:space="preserve"> mixtur</w:t>
       </w:r>
       <w:r>
         <w:rPr>
@@ -8353,21 +7572,453 @@
       </w:pPr>
       <w:r>
         <w:rPr>
-          <w:rFonts w:ascii="Arial" w:hAnsi="Arial" w:cs="Arial"/>
+          <w:rFonts w:ascii="Arial" w:hAnsi="Arial" w:cs="Arial" w:hint="cs"/>
+          <w:sz w:val="22"/>
+          <w:szCs w:val="22"/>
+          <w:rtl/>
+        </w:rPr>
+        <w:t xml:space="preserve">נראה כי </w:t>
+      </w:r>
+      <w:r>
+        <w:rPr>
+          <w:rFonts w:ascii="Arial" w:hAnsi="Arial" w:cs="Arial" w:hint="cs"/>
+          <w:sz w:val="22"/>
+          <w:szCs w:val="22"/>
+          <w:rtl/>
+        </w:rPr>
+        <w:t>ערך הרגולציה</w:t>
+      </w:r>
+      <w:r>
+        <w:rPr>
+          <w:rFonts w:ascii="Arial" w:hAnsi="Arial" w:cs="Arial" w:hint="cs"/>
+          <w:sz w:val="22"/>
+          <w:szCs w:val="22"/>
+          <w:rtl/>
+        </w:rPr>
+        <w:t xml:space="preserve"> האופטימלי הוא </w:t>
+      </w:r>
+      <w:r>
+        <w:rPr>
+          <w:rFonts w:ascii="Arial" w:hAnsi="Arial" w:cs="Arial" w:hint="cs"/>
+          <w:sz w:val="22"/>
+          <w:szCs w:val="22"/>
+          <w:rtl/>
+        </w:rPr>
+        <w:t xml:space="preserve">בין 0 ל-1. </w:t>
+      </w:r>
+      <w:r>
+        <w:rPr>
+          <w:rFonts w:ascii="Arial" w:hAnsi="Arial" w:cs="Arial" w:hint="cs"/>
+          <w:sz w:val="22"/>
+          <w:szCs w:val="22"/>
+          <w:rtl/>
+        </w:rPr>
+        <w:t xml:space="preserve"> </w:t>
+      </w:r>
+      <w:r>
+        <w:rPr>
+          <w:rFonts w:ascii="Arial" w:hAnsi="Arial" w:cs="Arial" w:hint="cs"/>
+          <w:sz w:val="22"/>
+          <w:szCs w:val="22"/>
+          <w:rtl/>
+        </w:rPr>
+        <w:t xml:space="preserve">השתמשנו בשיטת </w:t>
+      </w:r>
+      <w:r>
+        <w:rPr>
+          <w:rStyle w:val="FunctionTok"/>
+          <w:rFonts w:ascii="Arial" w:hAnsi="Arial" w:cs="Arial"/>
+          <w:szCs w:val="22"/>
+        </w:rPr>
+        <w:t>select_by_one_std_err</w:t>
+      </w:r>
+      <w:r>
+        <w:rPr>
+          <w:rStyle w:val="FunctionTok"/>
+          <w:rFonts w:ascii="Arial" w:hAnsi="Arial" w:cs="Arial" w:hint="cs"/>
+          <w:szCs w:val="22"/>
+          <w:rtl/>
+        </w:rPr>
+        <w:t xml:space="preserve"> </w:t>
+      </w:r>
+      <w:r>
+        <w:rPr>
+          <w:rFonts w:ascii="Arial" w:hAnsi="Arial" w:cs="Arial" w:hint="cs"/>
+          <w:sz w:val="22"/>
+          <w:szCs w:val="22"/>
+          <w:rtl/>
+        </w:rPr>
+        <w:t xml:space="preserve">על סמך ערכו של </w:t>
+      </w:r>
+      <w:r>
+        <w:rPr>
+          <w:rFonts w:ascii="Arial" w:hAnsi="Arial" w:cs="Arial"/>
+          <w:sz w:val="22"/>
+          <w:szCs w:val="22"/>
+        </w:rPr>
+        <w:t>rsq</w:t>
+      </w:r>
+      <w:r>
+        <w:rPr>
+          <w:rFonts w:ascii="Arial" w:hAnsi="Arial" w:cs="Arial" w:hint="cs"/>
+          <w:sz w:val="22"/>
+          <w:szCs w:val="22"/>
+          <w:rtl/>
+        </w:rPr>
+        <w:t xml:space="preserve"> </w:t>
+      </w:r>
+      <w:r>
+        <w:rPr>
+          <w:rFonts w:ascii="Arial" w:hAnsi="Arial" w:cs="Arial" w:hint="cs"/>
+          <w:sz w:val="22"/>
+          <w:szCs w:val="22"/>
+          <w:rtl/>
+        </w:rPr>
+        <w:t>על מנת לקבוע את הער</w:t>
+      </w:r>
+      <w:r>
+        <w:rPr>
+          <w:rFonts w:ascii="Arial" w:hAnsi="Arial" w:cs="Arial" w:hint="cs"/>
+          <w:sz w:val="22"/>
+          <w:szCs w:val="22"/>
+          <w:rtl/>
+        </w:rPr>
+        <w:t xml:space="preserve">כו וקיבלנו כי הרגולציה  </w:t>
+      </w:r>
+      <w:r>
+        <w:rPr>
+          <w:rStyle w:val="FunctionTok"/>
+          <w:rFonts w:ascii="Arial" w:hAnsi="Arial" w:cs="Arial" w:hint="cs"/>
+          <w:szCs w:val="22"/>
+        </w:rPr>
+        <w:t xml:space="preserve"> </w:t>
+      </w:r>
+      <w:r>
+        <w:rPr>
+          <w:rStyle w:val="FunctionTok"/>
+          <w:rFonts w:ascii="Arial" w:hAnsi="Arial" w:cs="Arial"/>
+          <w:szCs w:val="22"/>
+        </w:rPr>
+        <w:t>p</w:t>
+      </w:r>
+      <w:r>
+        <w:rPr>
+          <w:rStyle w:val="FunctionTok"/>
+          <w:rFonts w:ascii="Arial" w:hAnsi="Arial" w:cs="Arial"/>
+          <w:szCs w:val="22"/>
+        </w:rPr>
+        <w:t>enalty=0.0</w:t>
+      </w:r>
+      <w:r>
+        <w:rPr>
+          <w:rStyle w:val="FunctionTok"/>
+          <w:rFonts w:ascii="Arial" w:hAnsi="Arial" w:cs="Arial"/>
+          <w:szCs w:val="22"/>
+        </w:rPr>
+        <w:t>1</w:t>
+      </w:r>
+      <w:r>
+        <w:rPr>
+          <w:rStyle w:val="FunctionTok"/>
+          <w:rFonts w:ascii="Arial" w:hAnsi="Arial" w:cs="Arial" w:hint="cs"/>
+          <w:szCs w:val="22"/>
+          <w:rtl/>
+        </w:rPr>
+        <w:t>.</w:t>
+      </w:r>
+      <w:r>
+        <w:rPr>
+          <w:rStyle w:val="FunctionTok"/>
+          <w:rFonts w:ascii="Arial" w:hAnsi="Arial" w:cs="Arial" w:hint="cs"/>
+          <w:szCs w:val="22"/>
+          <w:rtl/>
+        </w:rPr>
+        <w:t xml:space="preserve"> </w:t>
+      </w:r>
+      <w:r>
+        <w:rPr>
+          <w:rFonts w:ascii="Arial" w:hAnsi="Arial" w:cs="Arial" w:hint="cs"/>
+          <w:sz w:val="22"/>
+          <w:szCs w:val="22"/>
+          <w:rtl/>
+        </w:rPr>
+        <w:t xml:space="preserve"> כאשר הרחבנו את טווח הערכים של ה-</w:t>
+      </w:r>
+      <w:r>
+        <w:rPr>
+          <w:rFonts w:ascii="Arial" w:hAnsi="Arial" w:cs="Arial"/>
+          <w:sz w:val="22"/>
+          <w:szCs w:val="22"/>
+        </w:rPr>
+        <w:t>Grid</w:t>
+      </w:r>
+      <w:r>
+        <w:rPr>
+          <w:rFonts w:ascii="Arial" w:hAnsi="Arial" w:cs="Arial" w:hint="cs"/>
+          <w:sz w:val="22"/>
+          <w:szCs w:val="22"/>
+          <w:rtl/>
+        </w:rPr>
+        <w:t xml:space="preserve">  קיבלנו תוצאה שמראה כי אולי עדיף לזנוח את עונש בכלל. אם זאת, ניתן לראות ויזואלית כי יש שיפור בביצועים בין 0 ל-1 ולכן נשתמש במקרה זה בשיטת </w:t>
+      </w:r>
+      <w:r>
+        <w:rPr>
+          <w:rStyle w:val="FunctionTok"/>
+          <w:rFonts w:ascii="Arial" w:hAnsi="Arial" w:cs="Arial"/>
+          <w:szCs w:val="22"/>
+        </w:rPr>
+        <w:t xml:space="preserve">select_best </w:t>
+      </w:r>
+      <w:r>
+        <w:rPr>
+          <w:rStyle w:val="FunctionTok"/>
+          <w:rFonts w:ascii="Arial" w:hAnsi="Arial" w:cs="Arial" w:hint="cs"/>
+          <w:szCs w:val="22"/>
+          <w:rtl/>
+        </w:rPr>
+        <w:t xml:space="preserve"> </w:t>
+      </w:r>
+      <w:r>
+        <w:rPr>
+          <w:rFonts w:ascii="Arial" w:hAnsi="Arial" w:cs="Arial" w:hint="cs"/>
+          <w:sz w:val="22"/>
+          <w:szCs w:val="22"/>
+          <w:rtl/>
+        </w:rPr>
+        <w:t>על מנת ״לדוג״ במדויק את ערך זה</w:t>
+      </w:r>
+      <w:r>
+        <w:rPr>
+          <w:rFonts w:ascii="Arial" w:hAnsi="Arial" w:cs="Arial" w:hint="cs"/>
+          <w:sz w:val="22"/>
+          <w:szCs w:val="22"/>
+          <w:rtl/>
+        </w:rPr>
+        <w:t>, התקבל הערך</w:t>
+      </w:r>
+      <w:r>
+        <w:rPr>
+          <w:rStyle w:val="FunctionTok"/>
+          <w:rFonts w:ascii="Arial" w:hAnsi="Arial" w:cs="Arial"/>
+          <w:szCs w:val="22"/>
+        </w:rPr>
+        <w:t xml:space="preserve"> </w:t>
+      </w:r>
+      <w:r>
+        <w:rPr>
+          <w:rStyle w:val="FunctionTok"/>
+          <w:rFonts w:ascii="Arial" w:hAnsi="Arial" w:cs="Arial" w:hint="cs"/>
+          <w:szCs w:val="22"/>
+          <w:rtl/>
+        </w:rPr>
+        <w:t xml:space="preserve"> </w:t>
+      </w:r>
+      <w:r>
+        <w:rPr>
+          <w:rStyle w:val="FunctionTok"/>
+          <w:rFonts w:ascii="Arial" w:hAnsi="Arial" w:cs="Arial"/>
+          <w:szCs w:val="22"/>
+        </w:rPr>
+        <w:t>penalty=</w:t>
+      </w:r>
+      <w:r>
+        <w:rPr>
+          <w:rStyle w:val="FunctionTok"/>
+          <w:rFonts w:ascii="Arial" w:hAnsi="Arial" w:cs="Arial"/>
+          <w:szCs w:val="22"/>
+        </w:rPr>
+        <w:t>0.46</w:t>
+      </w:r>
+      <w:r>
+        <w:rPr>
+          <w:rFonts w:ascii="Arial" w:hAnsi="Arial" w:cs="Arial" w:hint="cs"/>
+          <w:sz w:val="22"/>
+          <w:szCs w:val="22"/>
+          <w:rtl/>
+        </w:rPr>
+        <w:t>.</w:t>
+      </w:r>
+      <w:r>
+        <w:rPr>
+          <w:rFonts w:ascii="Arial" w:hAnsi="Arial" w:cs="Arial"/>
+          <w:sz w:val="22"/>
+          <w:szCs w:val="22"/>
+        </w:rPr>
+        <w:t xml:space="preserve"> </w:t>
+      </w:r>
+      <w:r>
+        <w:rPr>
+          <w:rFonts w:ascii="Arial" w:hAnsi="Arial" w:cs="Arial" w:hint="cs"/>
+          <w:sz w:val="22"/>
+          <w:szCs w:val="22"/>
+          <w:rtl/>
+        </w:rPr>
+        <w:t xml:space="preserve"> כאשר הרצנו את המודל על סט האימון, הביצועים של המודל היו </w:t>
+      </w:r>
+      <w:r>
+        <w:rPr>
+          <w:rFonts w:ascii="Arial" w:hAnsi="Arial" w:cs="Arial"/>
+          <w:sz w:val="22"/>
+          <w:szCs w:val="22"/>
+        </w:rPr>
+        <w:t>mae=</w:t>
+      </w:r>
+      <w:r>
+        <w:rPr>
+          <w:rFonts w:ascii="Arial" w:hAnsi="Arial" w:cs="Arial"/>
+          <w:sz w:val="22"/>
+          <w:szCs w:val="22"/>
+        </w:rPr>
+        <w:t>12.5</w:t>
+      </w:r>
+      <w:r>
+        <w:rPr>
+          <w:rtl/>
+        </w:rPr>
+        <w:t xml:space="preserve"> </w:t>
+      </w:r>
+      <w:r>
+        <w:rPr>
+          <w:rFonts w:ascii="Arial" w:hAnsi="Arial" w:cs="Arial" w:hint="cs"/>
+          <w:sz w:val="22"/>
+          <w:szCs w:val="22"/>
+          <w:rtl/>
+        </w:rPr>
+        <w:t xml:space="preserve">ו- </w:t>
+      </w:r>
+      <w:r>
+        <w:rPr>
+          <w:rFonts w:ascii="Arial" w:hAnsi="Arial" w:cs="Arial" w:hint="cs"/>
+          <w:sz w:val="22"/>
+          <w:szCs w:val="22"/>
+        </w:rPr>
+        <w:t xml:space="preserve"> </w:t>
+      </w:r>
+      <w:r>
+        <w:rPr>
+          <w:rFonts w:ascii="Arial" w:hAnsi="Arial" w:cs="Arial"/>
+          <w:sz w:val="22"/>
+          <w:szCs w:val="22"/>
+        </w:rPr>
+        <w:t xml:space="preserve">rsq= </w:t>
+      </w:r>
+      <w:r>
+        <w:rPr>
+          <w:rFonts w:ascii="Arial" w:hAnsi="Arial" w:cs="Arial"/>
+          <w:sz w:val="22"/>
+          <w:szCs w:val="22"/>
+        </w:rPr>
+        <w:t>0.7</w:t>
+      </w:r>
+      <w:r>
+        <w:rPr>
+          <w:rFonts w:ascii="Arial" w:hAnsi="Arial" w:cs="Arial" w:hint="cs"/>
+          <w:sz w:val="22"/>
+          <w:szCs w:val="22"/>
+          <w:rtl/>
+        </w:rPr>
+        <w:t>.</w:t>
+      </w:r>
+      <w:r>
+        <w:rPr>
+          <w:rFonts w:ascii="Arial" w:hAnsi="Arial" w:cs="Arial" w:hint="cs"/>
+          <w:sz w:val="22"/>
+          <w:szCs w:val="22"/>
+          <w:rtl/>
+        </w:rPr>
+        <w:t xml:space="preserve"> תוצאות המודל על סט המבחן הן 16.8</w:t>
+      </w:r>
+      <w:r>
+        <w:rPr>
+          <w:rFonts w:ascii="Arial" w:hAnsi="Arial" w:cs="Arial"/>
+          <w:sz w:val="22"/>
+          <w:szCs w:val="22"/>
+        </w:rPr>
+        <w:t>mae=</w:t>
+      </w:r>
+      <w:r>
+        <w:rPr>
+          <w:rtl/>
+        </w:rPr>
+        <w:t xml:space="preserve"> </w:t>
+      </w:r>
+      <w:r>
+        <w:rPr>
+          <w:rtl/>
+        </w:rPr>
+        <w:t xml:space="preserve"> </w:t>
+      </w:r>
+      <w:r>
+        <w:rPr>
+          <w:rFonts w:ascii="Arial" w:hAnsi="Arial" w:cs="Arial" w:hint="cs"/>
+          <w:sz w:val="22"/>
+          <w:szCs w:val="22"/>
+          <w:rtl/>
+        </w:rPr>
+        <w:t xml:space="preserve">ו- </w:t>
+      </w:r>
+      <w:r>
+        <w:rPr>
+          <w:rFonts w:ascii="Arial" w:hAnsi="Arial" w:cs="Arial" w:hint="cs"/>
+          <w:sz w:val="22"/>
+          <w:szCs w:val="22"/>
+        </w:rPr>
+        <w:t xml:space="preserve"> </w:t>
+      </w:r>
+      <w:r>
+        <w:rPr>
+          <w:rFonts w:ascii="Arial" w:hAnsi="Arial" w:cs="Arial"/>
+          <w:sz w:val="22"/>
+          <w:szCs w:val="22"/>
+        </w:rPr>
+        <w:t>rsq= 0.</w:t>
+      </w:r>
+      <w:r>
+        <w:rPr>
+          <w:rFonts w:ascii="Arial" w:hAnsi="Arial" w:cs="Arial"/>
+          <w:sz w:val="22"/>
+          <w:szCs w:val="22"/>
+        </w:rPr>
+        <w:t>6</w:t>
+      </w:r>
+      <w:r>
+        <w:rPr>
+          <w:rFonts w:ascii="Arial" w:hAnsi="Arial" w:cs="Arial" w:hint="cs"/>
+          <w:sz w:val="22"/>
+          <w:szCs w:val="22"/>
+          <w:rtl/>
+        </w:rPr>
+        <w:t xml:space="preserve">. </w:t>
+      </w:r>
+    </w:p>
+    <w:p>
+      <w:pPr>
+        <w:bidi/>
+        <w:spacing w:line="360" w:lineRule="auto"/>
+        <w:rPr>
+          <w:rFonts w:ascii="Arial" w:hAnsi="Arial" w:cs="Arial"/>
+          <w:sz w:val="22"/>
+          <w:szCs w:val="22"/>
+        </w:rPr>
+      </w:pPr>
+      <w:r>
+        <w:rPr>
+          <w:rFonts w:ascii="Arial" w:hAnsi="Arial" w:cs="Arial"/>
+          <w:noProof/>
           <w:sz w:val="22"/>
           <w:szCs w:val="22"/>
           <w:rtl/>
         </w:rPr>
         <w:drawing>
-          <wp:anchor distT="0" distB="0" distL="114300" distR="114300" simplePos="0" relativeHeight="251666432" behindDoc="0" locked="0" layoutInCell="1" allowOverlap="1" wp14:anchorId="251325C8" wp14:editId="26AC757A">
+          <wp:anchor distT="0" distB="0" distL="114300" distR="114300" simplePos="0" relativeHeight="251666432" behindDoc="0" locked="0" layoutInCell="1" allowOverlap="1" wp14:anchorId="251325C8" wp14:editId="14FD09C9">
             <wp:simplePos x="0" y="0"/>
             <wp:positionH relativeFrom="column">
-              <wp:posOffset>-830143</wp:posOffset>
+              <wp:posOffset>-814070</wp:posOffset>
             </wp:positionH>
             <wp:positionV relativeFrom="paragraph">
-              <wp:posOffset>1223255</wp:posOffset>
+              <wp:posOffset>389255</wp:posOffset>
             </wp:positionV>
-            <wp:extent cx="3351530" cy="1442085"/>
+            <wp:extent cx="2910840" cy="1442085"/>
             <wp:effectExtent l="0" t="0" r="0" b="0"/>
             <wp:wrapSquare wrapText="bothSides"/>
             <wp:docPr id="7" name="Picture 7"/>
@@ -8396,7 +8047,7 @@
                   <pic:spPr>
                     <a:xfrm>
                       <a:off x="0" y="0"/>
-                      <a:ext cx="3351530" cy="1442085"/>
+                      <a:ext cx="2910840" cy="1442085"/>
                     </a:xfrm>
                     <a:prstGeom prst="rect">
                       <a:avLst/>
@@ -8421,545 +8072,33 @@
           <w:szCs w:val="22"/>
           <w:rtl/>
         </w:rPr>
-        <w:t xml:space="preserve">נראה כי </w:t>
-      </w:r>
-      <w:r>
-        <w:rPr>
-          <w:rFonts w:ascii="Arial" w:hAnsi="Arial" w:cs="Arial" w:hint="cs"/>
-          <w:sz w:val="22"/>
-          <w:szCs w:val="22"/>
-          <w:rtl/>
-        </w:rPr>
-        <w:t>ערך הרגולציה</w:t>
-      </w:r>
-      <w:r>
-        <w:rPr>
-          <w:rFonts w:ascii="Arial" w:hAnsi="Arial" w:cs="Arial" w:hint="cs"/>
-          <w:sz w:val="22"/>
-          <w:szCs w:val="22"/>
-          <w:rtl/>
-        </w:rPr>
-        <w:t xml:space="preserve"> האופטימלי הוא </w:t>
-      </w:r>
-      <w:r>
-        <w:rPr>
-          <w:rFonts w:ascii="Arial" w:hAnsi="Arial" w:cs="Arial" w:hint="cs"/>
-          <w:sz w:val="22"/>
-          <w:szCs w:val="22"/>
-          <w:rtl/>
-        </w:rPr>
-        <w:t xml:space="preserve">בין 0 ל-1. </w:t>
-      </w:r>
-      <w:r>
-        <w:rPr>
-          <w:rFonts w:ascii="Arial" w:hAnsi="Arial" w:cs="Arial" w:hint="cs"/>
-          <w:sz w:val="22"/>
-          <w:szCs w:val="22"/>
-          <w:rtl/>
-        </w:rPr>
-        <w:t xml:space="preserve"> </w:t>
-      </w:r>
-      <w:r>
-        <w:rPr>
-          <w:rFonts w:ascii="Arial" w:hAnsi="Arial" w:cs="Arial" w:hint="cs"/>
-          <w:sz w:val="22"/>
-          <w:szCs w:val="22"/>
-          <w:rtl/>
-        </w:rPr>
-        <w:t xml:space="preserve">השתמשנו בשיטת </w:t>
-      </w:r>
-      <w:proofErr w:type="spellStart"/>
+        <w:t>הביצועים של המודלים על סט אימון והמבחן פחותים על אחת כמה וכמה משיטות ה-</w:t>
+      </w:r>
+      <w:r>
+        <w:rPr>
+          <w:rFonts w:ascii="Arial" w:hAnsi="Arial" w:cs="Arial"/>
+          <w:sz w:val="22"/>
+          <w:szCs w:val="22"/>
+        </w:rPr>
+        <w:t>ensemble trees</w:t>
+      </w:r>
+      <w:r>
+        <w:rPr>
+          <w:rFonts w:ascii="Arial" w:hAnsi="Arial" w:cs="Arial" w:hint="cs"/>
+          <w:sz w:val="22"/>
+          <w:szCs w:val="22"/>
+          <w:rtl/>
+        </w:rPr>
+        <w:t xml:space="preserve"> הקודמות. אם זאת התוצאה המפתיע עולה דווקא כאשר אנו מסתכלים על מקדמי המשתנים (בעזרת הפונקציה שהוצגה בשיעור  </w:t>
+      </w:r>
       <w:r>
         <w:rPr>
           <w:rStyle w:val="FunctionTok"/>
           <w:rFonts w:ascii="Arial" w:hAnsi="Arial" w:cs="Arial"/>
           <w:szCs w:val="22"/>
         </w:rPr>
-        <w:t>select_by_one_std_err</w:t>
-      </w:r>
-      <w:proofErr w:type="spellEnd"/>
-      <w:r>
-        <w:rPr>
-          <w:rStyle w:val="FunctionTok"/>
-          <w:rFonts w:ascii="Arial" w:hAnsi="Arial" w:cs="Arial" w:hint="cs"/>
-          <w:szCs w:val="22"/>
-          <w:rtl/>
-        </w:rPr>
-        <w:t xml:space="preserve"> </w:t>
-      </w:r>
-      <w:r>
-        <w:rPr>
-          <w:rFonts w:ascii="Arial" w:hAnsi="Arial" w:cs="Arial" w:hint="cs"/>
-          <w:sz w:val="22"/>
-          <w:szCs w:val="22"/>
-          <w:rtl/>
-        </w:rPr>
-        <w:t xml:space="preserve">על סמך ערכו של </w:t>
-      </w:r>
-      <w:proofErr w:type="spellStart"/>
-      <w:r>
-        <w:rPr>
-          <w:rFonts w:ascii="Arial" w:hAnsi="Arial" w:cs="Arial"/>
-          <w:sz w:val="22"/>
-          <w:szCs w:val="22"/>
-        </w:rPr>
-        <w:t>rsq</w:t>
-      </w:r>
-      <w:proofErr w:type="spellEnd"/>
-      <w:r>
-        <w:rPr>
-          <w:rFonts w:ascii="Arial" w:hAnsi="Arial" w:cs="Arial" w:hint="cs"/>
-          <w:sz w:val="22"/>
-          <w:szCs w:val="22"/>
-          <w:rtl/>
-        </w:rPr>
-        <w:t xml:space="preserve"> </w:t>
-      </w:r>
-      <w:r>
-        <w:rPr>
-          <w:rFonts w:ascii="Arial" w:hAnsi="Arial" w:cs="Arial" w:hint="cs"/>
-          <w:sz w:val="22"/>
-          <w:szCs w:val="22"/>
-          <w:rtl/>
-        </w:rPr>
-        <w:t>על מנת לקבוע את הער</w:t>
-      </w:r>
-      <w:r>
-        <w:rPr>
-          <w:rFonts w:ascii="Arial" w:hAnsi="Arial" w:cs="Arial" w:hint="cs"/>
-          <w:sz w:val="22"/>
-          <w:szCs w:val="22"/>
-          <w:rtl/>
-        </w:rPr>
-        <w:t xml:space="preserve">כו וקיבלנו כי הרגולציה  </w:t>
-      </w:r>
-      <w:r>
-        <w:rPr>
-          <w:rStyle w:val="FunctionTok"/>
-          <w:rFonts w:ascii="Arial" w:hAnsi="Arial" w:cs="Arial" w:hint="cs"/>
-          <w:szCs w:val="22"/>
-        </w:rPr>
-        <w:t xml:space="preserve"> </w:t>
-      </w:r>
-      <w:r>
-        <w:rPr>
-          <w:rStyle w:val="FunctionTok"/>
-          <w:rFonts w:ascii="Arial" w:hAnsi="Arial" w:cs="Arial"/>
-          <w:szCs w:val="22"/>
-        </w:rPr>
-        <w:t>p</w:t>
-      </w:r>
-      <w:r>
-        <w:rPr>
-          <w:rStyle w:val="FunctionTok"/>
-          <w:rFonts w:ascii="Arial" w:hAnsi="Arial" w:cs="Arial"/>
-          <w:szCs w:val="22"/>
-        </w:rPr>
-        <w:t>enalty=0.0</w:t>
-      </w:r>
-      <w:r>
-        <w:rPr>
-          <w:rStyle w:val="FunctionTok"/>
-          <w:rFonts w:ascii="Arial" w:hAnsi="Arial" w:cs="Arial"/>
-          <w:szCs w:val="22"/>
-        </w:rPr>
-        <w:t>1</w:t>
-      </w:r>
-      <w:r>
-        <w:rPr>
-          <w:rStyle w:val="FunctionTok"/>
-          <w:rFonts w:ascii="Arial" w:hAnsi="Arial" w:cs="Arial" w:hint="cs"/>
-          <w:szCs w:val="22"/>
-          <w:rtl/>
-        </w:rPr>
-        <w:t>.</w:t>
-      </w:r>
-      <w:r>
-        <w:rPr>
-          <w:rStyle w:val="FunctionTok"/>
-          <w:rFonts w:ascii="Arial" w:hAnsi="Arial" w:cs="Arial" w:hint="cs"/>
-          <w:szCs w:val="22"/>
-          <w:rtl/>
-        </w:rPr>
-        <w:t xml:space="preserve"> </w:t>
-      </w:r>
-      <w:r>
-        <w:rPr>
-          <w:rFonts w:ascii="Arial" w:hAnsi="Arial" w:cs="Arial" w:hint="cs"/>
-          <w:sz w:val="22"/>
-          <w:szCs w:val="22"/>
-          <w:rtl/>
-        </w:rPr>
-        <w:t xml:space="preserve"> כאשר הרחבנו את טווח הערכים של ה-</w:t>
-      </w:r>
-      <w:r>
-        <w:rPr>
-          <w:rFonts w:ascii="Arial" w:hAnsi="Arial" w:cs="Arial"/>
-          <w:sz w:val="22"/>
-          <w:szCs w:val="22"/>
-        </w:rPr>
-        <w:t>Grid</w:t>
-      </w:r>
-      <w:r>
-        <w:rPr>
-          <w:rFonts w:ascii="Arial" w:hAnsi="Arial" w:cs="Arial" w:hint="cs"/>
-          <w:sz w:val="22"/>
-          <w:szCs w:val="22"/>
-          <w:rtl/>
-        </w:rPr>
-        <w:t xml:space="preserve">  קיבלנו תוצאה שמראה כי אולי עדיף לזנוח את עונש בכלל. אם זאת, ניתן לראות ויזואלית כי יש שיפור בביצועים בין 0 ל-1 ולכן נשתמש במקרה זה בשיטת </w:t>
-      </w:r>
-      <w:proofErr w:type="spellStart"/>
-      <w:r>
-        <w:rPr>
-          <w:rStyle w:val="FunctionTok"/>
-          <w:rFonts w:ascii="Arial" w:hAnsi="Arial" w:cs="Arial"/>
-          <w:szCs w:val="22"/>
-        </w:rPr>
-        <w:t>select_best</w:t>
-      </w:r>
-      <w:proofErr w:type="spellEnd"/>
-      <w:r>
-        <w:rPr>
-          <w:rStyle w:val="FunctionTok"/>
-          <w:rFonts w:ascii="Arial" w:hAnsi="Arial" w:cs="Arial"/>
-          <w:szCs w:val="22"/>
-        </w:rPr>
-        <w:t xml:space="preserve"> </w:t>
-      </w:r>
-      <w:r>
-        <w:rPr>
-          <w:rStyle w:val="FunctionTok"/>
-          <w:rFonts w:ascii="Arial" w:hAnsi="Arial" w:cs="Arial" w:hint="cs"/>
-          <w:szCs w:val="22"/>
-          <w:rtl/>
-        </w:rPr>
-        <w:t xml:space="preserve"> </w:t>
-      </w:r>
-      <w:r>
-        <w:rPr>
-          <w:rFonts w:ascii="Arial" w:hAnsi="Arial" w:cs="Arial" w:hint="cs"/>
-          <w:sz w:val="22"/>
-          <w:szCs w:val="22"/>
-          <w:rtl/>
-        </w:rPr>
-        <w:t>על מנת ״לדוג״ במדויק את ערך זה</w:t>
-      </w:r>
-      <w:r>
-        <w:rPr>
-          <w:rFonts w:ascii="Arial" w:hAnsi="Arial" w:cs="Arial" w:hint="cs"/>
-          <w:sz w:val="22"/>
-          <w:szCs w:val="22"/>
-          <w:rtl/>
-        </w:rPr>
-        <w:t>, התקבל הערך</w:t>
-      </w:r>
-      <w:r>
-        <w:rPr>
-          <w:rStyle w:val="FunctionTok"/>
-          <w:rFonts w:ascii="Arial" w:hAnsi="Arial" w:cs="Arial"/>
-          <w:szCs w:val="22"/>
-        </w:rPr>
-        <w:t xml:space="preserve"> </w:t>
-      </w:r>
-      <w:r>
-        <w:rPr>
-          <w:rStyle w:val="FunctionTok"/>
-          <w:rFonts w:ascii="Arial" w:hAnsi="Arial" w:cs="Arial" w:hint="cs"/>
-          <w:szCs w:val="22"/>
-          <w:rtl/>
-        </w:rPr>
-        <w:t xml:space="preserve"> </w:t>
-      </w:r>
-      <w:r>
-        <w:rPr>
-          <w:rStyle w:val="FunctionTok"/>
-          <w:rFonts w:ascii="Arial" w:hAnsi="Arial" w:cs="Arial"/>
-          <w:szCs w:val="22"/>
-        </w:rPr>
-        <w:t>penalty=</w:t>
-      </w:r>
-      <w:r>
-        <w:rPr>
-          <w:rStyle w:val="FunctionTok"/>
-          <w:rFonts w:ascii="Arial" w:hAnsi="Arial" w:cs="Arial"/>
-          <w:szCs w:val="22"/>
-        </w:rPr>
-        <w:t>0.46</w:t>
-      </w:r>
-      <w:r>
-        <w:rPr>
-          <w:rFonts w:ascii="Arial" w:hAnsi="Arial" w:cs="Arial" w:hint="cs"/>
-          <w:sz w:val="22"/>
-          <w:szCs w:val="22"/>
-          <w:rtl/>
-        </w:rPr>
-        <w:t>.</w:t>
-      </w:r>
-      <w:r>
-        <w:rPr>
-          <w:rFonts w:ascii="Arial" w:hAnsi="Arial" w:cs="Arial"/>
-          <w:sz w:val="22"/>
-          <w:szCs w:val="22"/>
-        </w:rPr>
-        <w:t xml:space="preserve"> </w:t>
-      </w:r>
-      <w:r>
-        <w:rPr>
-          <w:rFonts w:ascii="Arial" w:hAnsi="Arial" w:cs="Arial" w:hint="cs"/>
-          <w:sz w:val="22"/>
-          <w:szCs w:val="22"/>
-          <w:rtl/>
-        </w:rPr>
-        <w:t xml:space="preserve"> כאשר הרצנו את המודל על סט האימון, הביצועים של המודל היו </w:t>
-      </w:r>
-      <w:proofErr w:type="spellStart"/>
-      <w:r>
-        <w:rPr>
-          <w:rFonts w:ascii="Arial" w:hAnsi="Arial" w:cs="Arial"/>
-          <w:sz w:val="22"/>
-          <w:szCs w:val="22"/>
-        </w:rPr>
-        <w:t>mae</w:t>
-      </w:r>
-      <w:proofErr w:type="spellEnd"/>
-      <w:r>
-        <w:rPr>
-          <w:rFonts w:ascii="Arial" w:hAnsi="Arial" w:cs="Arial"/>
-          <w:sz w:val="22"/>
-          <w:szCs w:val="22"/>
-        </w:rPr>
-        <w:t>=</w:t>
-      </w:r>
-      <w:r>
-        <w:rPr>
-          <w:rFonts w:ascii="Arial" w:hAnsi="Arial" w:cs="Arial"/>
-          <w:sz w:val="22"/>
-          <w:szCs w:val="22"/>
-        </w:rPr>
-        <w:t>12.5</w:t>
-      </w:r>
-      <w:r>
-        <w:rPr>
-          <w:rtl/>
-        </w:rPr>
-        <w:t xml:space="preserve"> </w:t>
-      </w:r>
-      <w:r>
-        <w:rPr>
-          <w:rFonts w:ascii="Arial" w:hAnsi="Arial" w:cs="Arial" w:hint="cs"/>
-          <w:sz w:val="22"/>
-          <w:szCs w:val="22"/>
-          <w:rtl/>
-        </w:rPr>
-        <w:t xml:space="preserve">ו- </w:t>
-      </w:r>
-      <w:r>
-        <w:rPr>
-          <w:rFonts w:ascii="Arial" w:hAnsi="Arial" w:cs="Arial" w:hint="cs"/>
-          <w:sz w:val="22"/>
-          <w:szCs w:val="22"/>
-        </w:rPr>
-        <w:t xml:space="preserve"> </w:t>
-      </w:r>
-      <w:proofErr w:type="spellStart"/>
-      <w:r>
-        <w:rPr>
-          <w:rFonts w:ascii="Arial" w:hAnsi="Arial" w:cs="Arial"/>
-          <w:sz w:val="22"/>
-          <w:szCs w:val="22"/>
-        </w:rPr>
-        <w:t>rsq</w:t>
-      </w:r>
-      <w:proofErr w:type="spellEnd"/>
-      <w:r>
-        <w:rPr>
-          <w:rFonts w:ascii="Arial" w:hAnsi="Arial" w:cs="Arial"/>
-          <w:sz w:val="22"/>
-          <w:szCs w:val="22"/>
-        </w:rPr>
-        <w:t xml:space="preserve">= </w:t>
-      </w:r>
-      <w:r>
-        <w:rPr>
-          <w:rFonts w:ascii="Arial" w:hAnsi="Arial" w:cs="Arial"/>
-          <w:sz w:val="22"/>
-          <w:szCs w:val="22"/>
-        </w:rPr>
-        <w:t>0.7</w:t>
-      </w:r>
-      <w:r>
-        <w:rPr>
-          <w:rFonts w:ascii="Arial" w:hAnsi="Arial" w:cs="Arial" w:hint="cs"/>
-          <w:sz w:val="22"/>
-          <w:szCs w:val="22"/>
-          <w:rtl/>
-        </w:rPr>
-        <w:t>.</w:t>
-      </w:r>
-      <w:r>
-        <w:rPr>
-          <w:rFonts w:ascii="Arial" w:hAnsi="Arial" w:cs="Arial" w:hint="cs"/>
-          <w:sz w:val="22"/>
-          <w:szCs w:val="22"/>
-          <w:rtl/>
-        </w:rPr>
-        <w:t xml:space="preserve"> תוצאות המודל על סט המבחן הן 16.8</w:t>
-      </w:r>
-      <w:proofErr w:type="spellStart"/>
-      <w:r>
-        <w:rPr>
-          <w:rFonts w:ascii="Arial" w:hAnsi="Arial" w:cs="Arial"/>
-          <w:sz w:val="22"/>
-          <w:szCs w:val="22"/>
-        </w:rPr>
-        <w:t>mae</w:t>
-      </w:r>
-      <w:proofErr w:type="spellEnd"/>
-      <w:r>
-        <w:rPr>
-          <w:rFonts w:ascii="Arial" w:hAnsi="Arial" w:cs="Arial"/>
-          <w:sz w:val="22"/>
-          <w:szCs w:val="22"/>
-        </w:rPr>
-        <w:t>=</w:t>
-      </w:r>
-      <w:r>
-        <w:rPr>
-          <w:rtl/>
-        </w:rPr>
-        <w:t xml:space="preserve"> </w:t>
-      </w:r>
-      <w:r>
-        <w:rPr>
-          <w:rtl/>
-        </w:rPr>
-        <w:t xml:space="preserve"> </w:t>
-      </w:r>
-      <w:r>
-        <w:rPr>
-          <w:rFonts w:ascii="Arial" w:hAnsi="Arial" w:cs="Arial" w:hint="cs"/>
-          <w:sz w:val="22"/>
-          <w:szCs w:val="22"/>
-          <w:rtl/>
-        </w:rPr>
-        <w:t xml:space="preserve">ו- </w:t>
-      </w:r>
-      <w:r>
-        <w:rPr>
-          <w:rFonts w:ascii="Arial" w:hAnsi="Arial" w:cs="Arial" w:hint="cs"/>
-          <w:sz w:val="22"/>
-          <w:szCs w:val="22"/>
-        </w:rPr>
-        <w:t xml:space="preserve"> </w:t>
-      </w:r>
-      <w:proofErr w:type="spellStart"/>
-      <w:r>
-        <w:rPr>
-          <w:rFonts w:ascii="Arial" w:hAnsi="Arial" w:cs="Arial"/>
-          <w:sz w:val="22"/>
-          <w:szCs w:val="22"/>
-        </w:rPr>
-        <w:t>rsq</w:t>
-      </w:r>
-      <w:proofErr w:type="spellEnd"/>
-      <w:r>
-        <w:rPr>
-          <w:rFonts w:ascii="Arial" w:hAnsi="Arial" w:cs="Arial"/>
-          <w:sz w:val="22"/>
-          <w:szCs w:val="22"/>
-        </w:rPr>
-        <w:t>= 0.</w:t>
-      </w:r>
-      <w:r>
-        <w:rPr>
-          <w:rFonts w:ascii="Arial" w:hAnsi="Arial" w:cs="Arial"/>
-          <w:sz w:val="22"/>
-          <w:szCs w:val="22"/>
-        </w:rPr>
-        <w:t>6</w:t>
-      </w:r>
-      <w:r>
-        <w:rPr>
-          <w:rFonts w:ascii="Arial" w:hAnsi="Arial" w:cs="Arial" w:hint="cs"/>
-          <w:sz w:val="22"/>
-          <w:szCs w:val="22"/>
-          <w:rtl/>
-        </w:rPr>
-        <w:t xml:space="preserve">. </w:t>
-      </w:r>
-      <w:r>
-        <w:rPr>
-          <w:rFonts w:ascii="Arial" w:hAnsi="Arial" w:cs="Arial" w:hint="cs"/>
-          <w:sz w:val="22"/>
-          <w:szCs w:val="22"/>
-          <w:rtl/>
-        </w:rPr>
-        <w:t>הביצועים של המודלים על סט אימון והמבחן פחותים על אחת כמה וכמה משיטות ה-</w:t>
-      </w:r>
-      <w:r>
-        <w:rPr>
-          <w:rFonts w:ascii="Arial" w:hAnsi="Arial" w:cs="Arial"/>
-          <w:sz w:val="22"/>
-          <w:szCs w:val="22"/>
-        </w:rPr>
-        <w:t>ensemble trees</w:t>
-      </w:r>
-      <w:r>
-        <w:rPr>
-          <w:rFonts w:ascii="Arial" w:hAnsi="Arial" w:cs="Arial" w:hint="cs"/>
-          <w:sz w:val="22"/>
-          <w:szCs w:val="22"/>
-          <w:rtl/>
-        </w:rPr>
-        <w:t xml:space="preserve"> הקודמות. אם זאת התוצאה המפתיע עולה דווקא כאשר אנו מסתכלים על מקדמי המשתנים (בעזרת הפונקציה שהוצגה בשיעור  </w:t>
-      </w:r>
-      <w:proofErr w:type="spellStart"/>
-      <w:r>
-        <w:rPr>
-          <w:rStyle w:val="FunctionTok"/>
-          <w:rFonts w:ascii="Arial" w:hAnsi="Arial" w:cs="Arial"/>
-          <w:szCs w:val="22"/>
-        </w:rPr>
-        <w:t>plot_glmnet_coef</w:t>
-      </w:r>
-      <w:proofErr w:type="spellEnd"/>
-      <w:r>
-        <w:rPr>
-          <w:rStyle w:val="FunctionTok"/>
-          <w:rFonts w:ascii="Arial" w:hAnsi="Arial" w:cs="Arial"/>
-          <w:szCs w:val="22"/>
-        </w:rPr>
-        <w:t>(</w:t>
-      </w:r>
-      <w:proofErr w:type="spellStart"/>
-      <w:r>
-        <w:rPr>
-          <w:rStyle w:val="FunctionTok"/>
-          <w:rFonts w:ascii="Arial" w:hAnsi="Arial" w:cs="Arial"/>
-          <w:szCs w:val="22"/>
-        </w:rPr>
-        <w:t>lasso_eng</w:t>
-      </w:r>
-      <w:proofErr w:type="spellEnd"/>
-      <w:r>
-        <w:rPr>
-          <w:rStyle w:val="FunctionTok"/>
-          <w:rFonts w:ascii="Arial" w:hAnsi="Arial" w:cs="Arial"/>
-          <w:szCs w:val="22"/>
-        </w:rPr>
-        <w:t xml:space="preserve">, s= </w:t>
-      </w:r>
-      <w:proofErr w:type="spellStart"/>
-      <w:r>
-        <w:rPr>
-          <w:rStyle w:val="FunctionTok"/>
-          <w:rFonts w:ascii="Arial" w:hAnsi="Arial" w:cs="Arial"/>
-          <w:szCs w:val="22"/>
-        </w:rPr>
-        <w:t>penalty_hp$penalty</w:t>
-      </w:r>
-      <w:proofErr w:type="spellEnd"/>
+        <w:t>plot_glmnet_coef(lasso_eng, s= penalty_hp$penalty</w:t>
+      </w:r>
       <w:r>
         <w:rPr>
           <w:rStyle w:val="FunctionTok"/>
@@ -8993,7 +8132,7 @@
         <w:bidi/>
         <w:spacing w:line="360" w:lineRule="auto"/>
         <w:rPr>
-          <w:rFonts w:ascii="Arial" w:hAnsi="Arial" w:cs="Arial" w:hint="cs"/>
+          <w:rFonts w:ascii="Arial" w:hAnsi="Arial" w:cs="Arial"/>
           <w:sz w:val="22"/>
           <w:szCs w:val="22"/>
           <w:rtl/>
@@ -9008,7 +8147,6 @@
         </w:rPr>
         <w:t>כאשר מרבית המנבאים שואפים לאפס (אף אחד לא מאופס) המנבאים הטובים ביותר שונים בהחלט מהמודלים הקודמים כאשר המקדמים הגדולים ביותר שייכים ל-</w:t>
       </w:r>
-      <w:proofErr w:type="spellStart"/>
       <w:r>
         <w:rPr>
           <w:rStyle w:val="FunctionTok"/>
@@ -9017,7 +8155,6 @@
         </w:rPr>
         <w:t>gender_M</w:t>
       </w:r>
-      <w:proofErr w:type="spellEnd"/>
       <w:r>
         <w:rPr>
           <w:rStyle w:val="FunctionTok"/>
@@ -9119,19 +8256,8 @@
           <w:szCs w:val="22"/>
           <w:rtl/>
         </w:rPr>
-        <w:t xml:space="preserve">תורם לניבוי באופן משמועתי במודל זה. בנוסף על כך, ניתן להבין את המשמעות של המודל והמקדמים: לגברים בממוצע יש 15 מקרי </w:t>
-      </w:r>
-      <w:proofErr w:type="spellStart"/>
-      <w:r>
-        <w:rPr>
-          <w:rFonts w:ascii="Arial" w:hAnsi="Arial" w:cs="Arial" w:hint="cs"/>
-          <w:sz w:val="22"/>
-          <w:szCs w:val="22"/>
-          <w:rtl/>
-        </w:rPr>
-        <w:t>גוסטינג</w:t>
-      </w:r>
-      <w:proofErr w:type="spellEnd"/>
+        <w:t>תורם לניבוי באופן משמועתי במודל זה. בנוסף על כך, ניתן להבין את המשמעות של המודל והמקדמים: לגברים בממוצע יש 15 מקרי גוסטינג</w:t>
+      </w:r>
       <w:r>
         <w:rPr>
           <w:rFonts w:ascii="Arial" w:hAnsi="Arial" w:cs="Arial" w:hint="cs"/>
@@ -9175,27 +8301,7 @@
           <w:szCs w:val="22"/>
           <w:rtl/>
         </w:rPr>
-        <w:t xml:space="preserve"> בממוצע יש 10 מקרי </w:t>
-      </w:r>
-      <w:proofErr w:type="spellStart"/>
-      <w:r>
-        <w:rPr>
-          <w:rFonts w:ascii="Arial" w:hAnsi="Arial" w:cs="Arial" w:hint="cs"/>
-          <w:sz w:val="22"/>
-          <w:szCs w:val="22"/>
-          <w:rtl/>
-        </w:rPr>
-        <w:t>גוסטינג</w:t>
-      </w:r>
-      <w:proofErr w:type="spellEnd"/>
-      <w:r>
-        <w:rPr>
-          <w:rFonts w:ascii="Arial" w:hAnsi="Arial" w:cs="Arial" w:hint="cs"/>
-          <w:sz w:val="22"/>
-          <w:szCs w:val="22"/>
-          <w:rtl/>
-        </w:rPr>
-        <w:t xml:space="preserve"> פחות בהשוואה ללא-</w:t>
+        <w:t xml:space="preserve"> בממוצע יש 10 מקרי גוסטינג פחות בהשוואה ללא-</w:t>
       </w:r>
       <w:r>
         <w:rPr>
@@ -9302,27 +8408,7 @@
           <w:szCs w:val="22"/>
           <w:rtl/>
         </w:rPr>
-        <w:t xml:space="preserve">כך הוא נוטה פחות לעשות </w:t>
-      </w:r>
-      <w:proofErr w:type="spellStart"/>
-      <w:r>
-        <w:rPr>
-          <w:rFonts w:ascii="Arial" w:hAnsi="Arial" w:cs="Arial" w:hint="cs"/>
-          <w:sz w:val="22"/>
-          <w:szCs w:val="22"/>
-          <w:rtl/>
-        </w:rPr>
-        <w:t>גוסטינג</w:t>
-      </w:r>
-      <w:proofErr w:type="spellEnd"/>
-      <w:r>
-        <w:rPr>
-          <w:rFonts w:ascii="Arial" w:hAnsi="Arial" w:cs="Arial" w:hint="cs"/>
-          <w:sz w:val="22"/>
-          <w:szCs w:val="22"/>
-          <w:rtl/>
-        </w:rPr>
-        <w:t xml:space="preserve">. </w:t>
+        <w:t xml:space="preserve">כך הוא נוטה פחות לעשות גוסטינג. </w:t>
       </w:r>
     </w:p>
     <w:p>
@@ -9342,7 +8428,7 @@
         <w:bidi/>
         <w:spacing w:line="360" w:lineRule="auto"/>
         <w:rPr>
-          <w:rFonts w:ascii="Arial" w:hAnsi="Arial" w:cs="Arial" w:hint="cs"/>
+          <w:rFonts w:ascii="Arial" w:hAnsi="Arial" w:cs="Arial"/>
           <w:sz w:val="22"/>
           <w:szCs w:val="22"/>
           <w:rtl/>
@@ -9354,7 +8440,7 @@
         <w:bidi/>
         <w:spacing w:line="360" w:lineRule="auto"/>
         <w:rPr>
-          <w:rFonts w:ascii="Arial" w:hAnsi="Arial" w:cs="Arial" w:hint="cs"/>
+          <w:rFonts w:ascii="Arial" w:hAnsi="Arial" w:cs="Arial"/>
           <w:sz w:val="22"/>
           <w:szCs w:val="22"/>
           <w:rtl/>
@@ -10070,6 +9156,7 @@
   <w:style w:type="character" w:default="1" w:styleId="DefaultParagraphFont">
     <w:name w:val="Default Paragraph Font"/>
     <w:uiPriority w:val="1"/>
+    <w:semiHidden/>
     <w:unhideWhenUsed/>
   </w:style>
   <w:style w:type="table" w:default="1" w:styleId="TableNormal">

--- a/ML_FINAL.docx
+++ b/ML_FINAL.docx
@@ -8410,42 +8410,6 @@
         </w:rPr>
         <w:t xml:space="preserve">כך הוא נוטה פחות לעשות גוסטינג. </w:t>
       </w:r>
-    </w:p>
-    <w:p>
-      <w:pPr>
-        <w:bidi/>
-        <w:spacing w:line="360" w:lineRule="auto"/>
-        <w:rPr>
-          <w:rFonts w:ascii="Arial" w:hAnsi="Arial" w:cs="Arial"/>
-          <w:sz w:val="22"/>
-          <w:szCs w:val="22"/>
-          <w:rtl/>
-        </w:rPr>
-      </w:pPr>
-    </w:p>
-    <w:p>
-      <w:pPr>
-        <w:bidi/>
-        <w:spacing w:line="360" w:lineRule="auto"/>
-        <w:rPr>
-          <w:rFonts w:ascii="Arial" w:hAnsi="Arial" w:cs="Arial"/>
-          <w:sz w:val="22"/>
-          <w:szCs w:val="22"/>
-          <w:rtl/>
-        </w:rPr>
-      </w:pPr>
-    </w:p>
-    <w:p>
-      <w:pPr>
-        <w:bidi/>
-        <w:spacing w:line="360" w:lineRule="auto"/>
-        <w:rPr>
-          <w:rFonts w:ascii="Arial" w:hAnsi="Arial" w:cs="Arial"/>
-          <w:sz w:val="22"/>
-          <w:szCs w:val="22"/>
-          <w:rtl/>
-        </w:rPr>
-      </w:pPr>
     </w:p>
     <w:sectPr>
       <w:pgSz w:w="12240" w:h="15840"/>
